--- a/docs/Issues_Summary.docx
+++ b/docs/Issues_Summary.docx
@@ -177,7 +177,7 @@
               <w:pStyle w:val="Compact"/>
             </w:pPr>
             <w:r>
-              <w:t xml:space="preserve">18</w:t>
+              <w:t xml:space="preserve">16</w:t>
             </w:r>
           </w:p>
         </w:tc>
@@ -282,7 +282,7 @@
               <w:pStyle w:val="Compact"/>
             </w:pPr>
             <w:r>
-              <w:t xml:space="preserve">31</w:t>
+              <w:t xml:space="preserve">30</w:t>
             </w:r>
           </w:p>
         </w:tc>
@@ -357,7 +357,7 @@
                 <w:b/>
                 <w:bCs/>
               </w:rPr>
-              <w:t xml:space="preserve">79</w:t>
+              <w:t xml:space="preserve">76</w:t>
             </w:r>
           </w:p>
         </w:tc>
@@ -2616,63 +2616,6 @@
               <w:pStyle w:val="Compact"/>
             </w:pPr>
             <w:r>
-              <w:t xml:space="preserve">BOB-156</w:t>
-            </w:r>
-          </w:p>
-        </w:tc>
-        <w:tc>
-          <w:tcPr/>
-          <w:p>
-            <w:pPr>
-              <w:pStyle w:val="Compact"/>
-            </w:pPr>
-            <w:r>
-              <w:t xml:space="preserve">Bug</w:t>
-            </w:r>
-          </w:p>
-        </w:tc>
-        <w:tc>
-          <w:tcPr/>
-          <w:p>
-            <w:pPr>
-              <w:pStyle w:val="Compact"/>
-            </w:pPr>
-            <w:r>
-              <w:t xml:space="preserve">Queued</w:t>
-            </w:r>
-          </w:p>
-        </w:tc>
-        <w:tc>
-          <w:tcPr/>
-          <w:p>
-            <w:pPr>
-              <w:pStyle w:val="Compact"/>
-            </w:pPr>
-            <w:r>
-              <w:t xml:space="preserve">Medium</w:t>
-            </w:r>
-          </w:p>
-        </w:tc>
-        <w:tc>
-          <w:tcPr/>
-          <w:p>
-            <w:pPr>
-              <w:pStyle w:val="Compact"/>
-            </w:pPr>
-            <w:r>
-              <w:t xml:space="preserve">BOB-145 event-loop regression guard is load-sensitive and flaky: 8786ms under host load vs a 900-1500ms ceiling calibrated on a quiet host</w:t>
-            </w:r>
-          </w:p>
-        </w:tc>
-      </w:tr>
-      <w:tr>
-        <w:tc>
-          <w:tcPr/>
-          <w:p>
-            <w:pPr>
-              <w:pStyle w:val="Compact"/>
-            </w:pPr>
-            <w:r>
               <w:t xml:space="preserve">BOB-159</w:t>
             </w:r>
           </w:p>
@@ -2860,7 +2803,7 @@
               <w:pStyle w:val="Compact"/>
             </w:pPr>
             <w:r>
-              <w:t xml:space="preserve">BOB-160</w:t>
+              <w:t xml:space="preserve">BOB-161</w:t>
             </w:r>
           </w:p>
         </w:tc>
@@ -2893,7 +2836,7 @@
               <w:pStyle w:val="Compact"/>
             </w:pPr>
             <w:r>
-              <w:t xml:space="preserve">Medium</w:t>
+              <w:t xml:space="preserve">High</w:t>
             </w:r>
           </w:p>
         </w:tc>
@@ -2929,7 +2872,7 @@
               <w:t xml:space="preserve"> </w:t>
             </w:r>
             <w:r>
-              <w:t xml:space="preserve">on 2026-08-21T19:02:48Z</w:t>
+              <w:t xml:space="preserve">on 2026-08-21T19:31:12Z</w:t>
             </w:r>
             <w:r>
               <w:t xml:space="preserve"> </w:t>
@@ -2945,7 +2888,7 @@
               <w:t xml:space="preserve"> </w:t>
             </w:r>
             <w:r>
-              <w:t xml:space="preserve">AI</w:t>
+              <w:t xml:space="preserve">BOB-092 remediation, residual finding</w:t>
             </w:r>
             <w:r>
               <w:t xml:space="preserve"> </w:t>
@@ -2961,146 +2904,101 @@
               <w:t xml:space="preserve"> </w:t>
             </w:r>
             <w:r>
-              <w:t xml:space="preserve">Independent §11.4.209 review (IMPORTANT-3) found two of the feature’s strongest automated checks were never executed by any runner: (1) tests/ownership/test_container_writes_owned_files.py — the §11.4.115 RED-turned-regression-guard for FR-011/FR-007, proven via a docker-compose.yml revert mutation — was moved out of tests/integration/ (commit 58d340a, to escape an autouse fixture hang) but no runner (ci.sh, test.sh, run-all-tests.sh) was ever extended to cover tests/ownership/. (2) tests/pre_build/test_</w:t>
-            </w:r>
-            <w:r>
-              <w:rPr>
-                <w:i/>
-                <w:iCs/>
-              </w:rPr>
-              <w:t xml:space="preserve">.sh, the §1.1 paired-mutation meta-tests for the scripts/pre_build/check_cm_</w:t>
-            </w:r>
-            <w:r>
-              <w:t xml:space="preserve">.sh gate family, was executed by NOTHING — self-reported honestly in commit 04742d7’s own message (</w:t>
-            </w:r>
-            <w:r>
-              <w:t xml:space="preserve">‘STILL OPEN (reported, not fixed): tests/pre_build/ is executed by NOTHING’</w:t>
-            </w:r>
-            <w:r>
-              <w:t xml:space="preserve">) but never tracked as a workable item (a §11.4.197 loss-of-requirements gap) and never wired into scripts/pre_build_verification.sh invariant 30, which globbed only tests/unit/test_</w:t>
-            </w:r>
-            <w:r>
-              <w:rPr>
-                <w:i/>
-                <w:iCs/>
-              </w:rPr>
-              <w:t xml:space="preserve">.sh.</w:t>
-            </w:r>
-            <w:r>
-              <w:rPr>
-                <w:i/>
-                <w:iCs/>
-              </w:rPr>
+              <w:t xml:space="preserve">§11.4.69 names CM-NO-FAIL-OPEN-SKIP as one of three mandatory pre-build gates: it audits sink-side probe helpers and FAILs if any code path converts an empty or unreachable response into a PASS-counting SKIP for a feature class with a sink-side probe. This project does not have it. Why this matters now rather than in the abstract: the BOB-092 remediation just removed TWO fail-opens of exactly this class from tests/e2e/test_live_stack_evidence.py — the nnmclub SKIP-on-404 (already removed at 7baef2b) and a surviving sibling at test_iptorrents_is_authenticated_in_search that skipped on</w:t>
+            </w:r>
+            <w:r>
+              <w:t xml:space="preserve"> </w:t>
+            </w:r>
+            <w:r>
+              <w:t xml:space="preserve">‘not authenticated and status != success’</w:t>
+            </w:r>
+            <w:r>
+              <w:t xml:space="preserve"> </w:t>
+            </w:r>
+            <w:r>
+              <w:t xml:space="preserve">while asserting</w:t>
+            </w:r>
+            <w:r>
+              <w:t xml:space="preserve"> </w:t>
+            </w:r>
+            <w:r>
+              <w:t xml:space="preserve">‘treating as transient outage’</w:t>
+            </w:r>
+            <w:r>
+              <w:t xml:space="preserve">. That assertion was false for rejected credentials (upstream_http_403) and for a broken container (plugin_env_missing), both of which are definitive product failures the product already classifies via error_type. Two fail-opens of one class, found one at a time, is the §11.4.146 extend-to-all-cases signal and the §11.4.238 coverage-escape signal together: the regime did not surface either, an agent reading code did. The remediation’s own guards are AST-structural and lethal under three discriminating mutations, but they LIVE IN THE FILE THEY GUARD, so deleting that file evades them entirely. A pre-build gate is the durable home because it audits the corpus rather than one file. Honest boundary (§11.4.6): this item does NOT claim the two remediated fail-opens are unguarded — they are guarded, with runtime evidence (13 passed in 97.36s against the live stack). It claims the CLASS has no corpus-wide detector, so the next instance in a different file is invisible again.</w:t>
+            </w:r>
+            <w:r>
               <w:t xml:space="preserve"> </w:t>
             </w:r>
             <w:r>
               <w:rPr>
                 <w:b/>
                 <w:bCs/>
-                <w:i/>
-                <w:iCs/>
               </w:rPr>
               <w:t xml:space="preserve">Affected scope / file-scope manifest:</w:t>
             </w:r>
             <w:r>
-              <w:rPr>
-                <w:i/>
-                <w:iCs/>
-              </w:rPr>
-              <w:t xml:space="preserve"> </w:t>
-            </w:r>
-            <w:r>
-              <w:rPr>
-                <w:i/>
-                <w:iCs/>
-              </w:rPr>
-              <w:t xml:space="preserve">ci.sh; scripts/pre_build_verification.sh invariant 30 (CM-BASH-UNIT-TESTS-EXECUTED)</w:t>
-            </w:r>
-            <w:r>
-              <w:rPr>
-                <w:i/>
-                <w:iCs/>
-              </w:rPr>
+              <w:t xml:space="preserve"> </w:t>
+            </w:r>
+            <w:r>
+              <w:t xml:space="preserve">scripts/pre_build/ (gate absent); tests/e2e/test_live_stack_evidence.py (guards currently live inside the file they guard)</w:t>
+            </w:r>
+            <w:r>
               <w:t xml:space="preserve"> </w:t>
             </w:r>
             <w:r>
               <w:rPr>
                 <w:b/>
                 <w:bCs/>
-                <w:i/>
-                <w:iCs/>
               </w:rPr>
               <w:t xml:space="preserve">Reproduction / context:</w:t>
             </w:r>
             <w:r>
-              <w:rPr>
-                <w:i/>
-                <w:iCs/>
-              </w:rPr>
-              <w:t xml:space="preserve"> </w:t>
-            </w:r>
-            <w:r>
-              <w:rPr>
-                <w:i/>
-                <w:iCs/>
-              </w:rPr>
-              <w:t xml:space="preserve">grep -rn test_container_writes_owned_files ci.sh test.sh run-all-tests.sh scripts/ returned zero runner hits (only docs/specs mentioned the path); grep in scripts/pre_build_verification.sh showed invariant 30’s for-loop globbing only tests/unit/test_</w:t>
-            </w:r>
-            <w:r>
-              <w:t xml:space="preserve">.sh, never tests/pre_build/test_</w:t>
-            </w:r>
-            <w:r>
-              <w:rPr>
-                <w:i/>
-                <w:iCs/>
-              </w:rPr>
-              <w:t xml:space="preserve">.sh.</w:t>
-            </w:r>
-            <w:r>
-              <w:rPr>
-                <w:i/>
-                <w:iCs/>
-              </w:rPr>
+              <w:t xml:space="preserve"> </w:t>
+            </w:r>
+            <w:r>
+              <w:t xml:space="preserve">grep -rl</w:t>
+            </w:r>
+            <w:r>
+              <w:t xml:space="preserve"> </w:t>
+            </w:r>
+            <w:r>
+              <w:t xml:space="preserve">‘CM-NO-FAIL-OPEN-SKIP’</w:t>
+            </w:r>
+            <w:r>
+              <w:t xml:space="preserve"> </w:t>
+            </w:r>
+            <w:r>
+              <w:t xml:space="preserve">scripts/ tests/ returns exactly ONE hit, and it is tests/e2e/test_live_stack_evidence.py — the file the guards live in, not a gate. Control needle: the same query for CM-OWNERSHIP-INVARIANTS (a gate that does exist) returns 3 files, so the instrument can see gate tokens and the single hit is a real absence, not a blind zero (§11.4.201(7)(b)).</w:t>
+            </w:r>
+            <w:r>
               <w:t xml:space="preserve"> </w:t>
             </w:r>
             <w:r>
               <w:rPr>
                 <w:b/>
                 <w:bCs/>
-                <w:i/>
-                <w:iCs/>
               </w:rPr>
               <w:t xml:space="preserve">Acceptance criteria:</w:t>
             </w:r>
             <w:r>
-              <w:rPr>
-                <w:i/>
-                <w:iCs/>
-              </w:rPr>
-              <w:t xml:space="preserve"> </w:t>
-            </w:r>
-            <w:r>
-              <w:rPr>
-                <w:i/>
-                <w:iCs/>
-              </w:rPr>
-              <w:t xml:space="preserve">ci.sh gains a runtime-gated pytest tests/ownership/ stage (skips honestly, rc=0, when no podman/docker present); scripts/pre_build_verification.sh invariant 30’s glob covers both tests/unit/test_</w:t>
-            </w:r>
-            <w:r>
-              <w:t xml:space="preserve">.sh and tests/pre_build/test_*.sh, verified by an extracted standalone run of the invariant’s exact block reporting a non-zero RAN count that includes files from both directories.</w:t>
-            </w:r>
-          </w:p>
-        </w:tc>
-      </w:tr>
-      <w:tr>
-        <w:tc>
-          <w:tcPr/>
-          <w:p>
-            <w:pPr>
-              <w:pStyle w:val="Compact"/>
-            </w:pPr>
-            <w:r>
-              <w:t xml:space="preserve">BOB-161</w:t>
+              <w:t xml:space="preserve"> </w:t>
+            </w:r>
+            <w:r>
+              <w:t xml:space="preserve">A scripts/pre_build/ gate named CM-NO-FAIL-OPEN-SKIP exists, is wired into scripts/pre_build_verification.sh, and audits sink-side probe helpers for code paths converting an empty/unreachable/error response into a PASS-counting SKIP for a feature class that HAS a sink-side probe. It ships a golden-TRUE fixture (a real fail-open -&gt; gate FIRES) and a golden-FALSE-with-carrier (an honest topology/geo skip, and a comment merely MENTIONING the phrase -&gt; gate MUST NOT fire), per §11.4.107(10)/§11.4.201(1). Paired §1.1 mutation makes the gate FAIL before the gate is trusted.</w:t>
+            </w:r>
+          </w:p>
+        </w:tc>
+      </w:tr>
+      <w:tr>
+        <w:tc>
+          <w:tcPr/>
+          <w:p>
+            <w:pPr>
+              <w:pStyle w:val="Compact"/>
+            </w:pPr>
+            <w:r>
+              <w:t xml:space="preserve">BOB-162</w:t>
             </w:r>
           </w:p>
         </w:tc>
@@ -3133,7 +3031,7 @@
               <w:pStyle w:val="Compact"/>
             </w:pPr>
             <w:r>
-              <w:t xml:space="preserve">High</w:t>
+              <w:t xml:space="preserve">Medium</w:t>
             </w:r>
           </w:p>
         </w:tc>
@@ -3169,7 +3067,7 @@
               <w:t xml:space="preserve"> </w:t>
             </w:r>
             <w:r>
-              <w:t xml:space="preserve">on 2026-08-21T19:31:12Z</w:t>
+              <w:t xml:space="preserve">on 2026-08-21T19:35:02Z</w:t>
             </w:r>
             <w:r>
               <w:t xml:space="preserve"> </w:t>
@@ -3185,7 +3083,7 @@
               <w:t xml:space="preserve"> </w:t>
             </w:r>
             <w:r>
-              <w:t xml:space="preserve">BOB-092 remediation, residual finding</w:t>
+              <w:t xml:space="preserve">BOB-106/BOB-107 remediation, residual</w:t>
             </w:r>
             <w:r>
               <w:t xml:space="preserve"> </w:t>
@@ -3201,28 +3099,7 @@
               <w:t xml:space="preserve"> </w:t>
             </w:r>
             <w:r>
-              <w:t xml:space="preserve">§11.4.69 names CM-NO-FAIL-OPEN-SKIP as one of three mandatory pre-build gates: it audits sink-side probe helpers and FAILs if any code path converts an empty or unreachable response into a PASS-counting SKIP for a feature class with a sink-side probe. This project does not have it. Why this matters now rather than in the abstract: the BOB-092 remediation just removed TWO fail-opens of exactly this class from tests/e2e/test_live_stack_evidence.py — the nnmclub SKIP-on-404 (already removed at 7baef2b) and a surviving sibling at test_iptorrents_is_authenticated_in_search that skipped on</w:t>
-            </w:r>
-            <w:r>
-              <w:t xml:space="preserve"> </w:t>
-            </w:r>
-            <w:r>
-              <w:t xml:space="preserve">‘not authenticated and status != success’</w:t>
-            </w:r>
-            <w:r>
-              <w:t xml:space="preserve"> </w:t>
-            </w:r>
-            <w:r>
-              <w:t xml:space="preserve">while asserting</w:t>
-            </w:r>
-            <w:r>
-              <w:t xml:space="preserve"> </w:t>
-            </w:r>
-            <w:r>
-              <w:t xml:space="preserve">‘treating as transient outage’</w:t>
-            </w:r>
-            <w:r>
-              <w:t xml:space="preserve">. That assertion was false for rejected credentials (upstream_http_403) and for a broken container (plugin_env_missing), both of which are definitive product failures the product already classifies via error_type. Two fail-opens of one class, found one at a time, is the §11.4.146 extend-to-all-cases signal and the §11.4.238 coverage-escape signal together: the regime did not surface either, an agent reading code did. The remediation’s own guards are AST-structural and lethal under three discriminating mutations, but they LIVE IN THE FILE THEY GUARD, so deleting that file evades them entirely. A pre-build gate is the durable home because it audits the corpus rather than one file. Honest boundary (§11.4.6): this item does NOT claim the two remediated fail-opens are unguarded — they are guarded, with runtime evidence (13 passed in 97.36s against the live stack). It claims the CLASS has no corpus-wide detector, so the next instance in a different file is invisible again.</w:t>
+              <w:t xml:space="preserve">The TESTS for both guards are now executed: pre-build invariant 30’s glob was extended from tests/unit + tests/pre_build to also cover tests/hooks. MEASURED before/after: the glob expanded to 27 suites with 0 under tests/hooks while 3 existed there; it now expands to 30 with 3 under tests/hooks. All three pass. But the GUARDS themselves are still invoked by nothing. check-brief-inputs.sh is honestly conductor-run rather than automatic: a brief’s required-input list lives in free-form prose that the Agent tool’s structured input does not expose, so an automatic prompt-scraping gate would itself be an unproven pattern-match. Its seam is the dispatch procedure, and that is a documentation + habit change, not a hook. unattributed-commit-guard.sh is different and is why this item exists. Run against real history it names 14 violating commits since the last tag (and 21 bare Auto-commit subjects exist across all refs). Wiring it into the pre-build or commit seam AS-IS would therefore refuse every commit immediately, on pre-existing debt nobody can fix in the moment. That is precisely the 11.4.224(E) brownfield-adoption shape, and 11.4.66/11.4.122 put the choice with the operator, not with an agent inventing a ratchet. The options, stated so the decision is a decision and not a default: (a) immediate hard floor – the seam refuses until all 14 are attributed; (b) one-time monotone-decrease ratchet (the 11.4.135 pattern) – snapshot 14 as the baseline, the count may fall and may never rise, so day one is green and the disease cannot spread; (c) changed-commits-only – gate only commits created from now on, with a scheduled deadline for the historical 14; (d) report-only for a stated period, then escalate. Recommendation, with the reasoning rather than just the pick: (b). It is the pattern this constitution already uses for exactly this situation, it makes the debt visible and bounded immediately, and it cannot be satisfied by deleting the guard’s name (11.4.227 closes that gaming channel). But it is the operator’s call and this item is not closed until that answer is recorded. Honest boundary (11.4.6): this item does NOT claim the 14 commits are harmful in themselves – it claims their ATTRIBUTION is absent and that nothing currently prevents the 15th.</w:t>
             </w:r>
             <w:r>
               <w:t xml:space="preserve"> </w:t>
@@ -3238,7 +3115,7 @@
               <w:t xml:space="preserve"> </w:t>
             </w:r>
             <w:r>
-              <w:t xml:space="preserve">scripts/pre_build/ (gate absent); tests/e2e/test_live_stack_evidence.py (guards currently live inside the file they guard)</w:t>
+              <w:t xml:space="preserve">scripts/hooks/unattributed-commit-guard.sh; scripts/hooks/check-brief-inputs.sh; scripts/pre_build_verification.sh; scripts/commit-push-all.sh</w:t>
             </w:r>
             <w:r>
               <w:t xml:space="preserve"> </w:t>
@@ -3254,19 +3131,7 @@
               <w:t xml:space="preserve"> </w:t>
             </w:r>
             <w:r>
-              <w:t xml:space="preserve">grep -rl</w:t>
-            </w:r>
-            <w:r>
-              <w:t xml:space="preserve"> </w:t>
-            </w:r>
-            <w:r>
-              <w:t xml:space="preserve">‘CM-NO-FAIL-OPEN-SKIP’</w:t>
-            </w:r>
-            <w:r>
-              <w:t xml:space="preserve"> </w:t>
-            </w:r>
-            <w:r>
-              <w:t xml:space="preserve">scripts/ tests/ returns exactly ONE hit, and it is tests/e2e/test_live_stack_evidence.py — the file the guards live in, not a gate. Control needle: the same query for CM-OWNERSHIP-INVARIANTS (a gate that does exist) returns 3 files, so the instrument can see gate tokens and the single hit is a real absence, not a blind zero (§11.4.201(7)(b)).</w:t>
+              <w:t xml:space="preserve">Both guards run correctly by hand and are covered by passing tests (9/9 and 15/15, each proven non-bluff against a no-op stub). Neither is invoked by scripts/pre_build_verification.sh or scripts/commit-push-all.sh, so neither exerts standing detection pressure (11.4.226: a guard with no execution seam is not coverage; registration is not coverage).</w:t>
             </w:r>
             <w:r>
               <w:t xml:space="preserve"> </w:t>
@@ -3282,42 +3147,42 @@
               <w:t xml:space="preserve"> </w:t>
             </w:r>
             <w:r>
-              <w:t xml:space="preserve">A scripts/pre_build/ gate named CM-NO-FAIL-OPEN-SKIP exists, is wired into scripts/pre_build_verification.sh, and audits sink-side probe helpers for code paths converting an empty/unreachable/error response into a PASS-counting SKIP for a feature class that HAS a sink-side probe. It ships a golden-TRUE fixture (a real fail-open -&gt; gate FIRES) and a golden-FALSE-with-carrier (an honest topology/geo skip, and a comment merely MENTIONING the phrase -&gt; gate MUST NOT fire), per §11.4.107(10)/§11.4.201(1). Paired §1.1 mutation makes the gate FAIL before the gate is trusted.</w:t>
-            </w:r>
-          </w:p>
-        </w:tc>
-      </w:tr>
-      <w:tr>
-        <w:tc>
-          <w:tcPr/>
-          <w:p>
-            <w:pPr>
-              <w:pStyle w:val="Compact"/>
-            </w:pPr>
-            <w:r>
-              <w:t xml:space="preserve">BOB-162</w:t>
-            </w:r>
-          </w:p>
-        </w:tc>
-        <w:tc>
-          <w:tcPr/>
-          <w:p>
-            <w:pPr>
-              <w:pStyle w:val="Compact"/>
-            </w:pPr>
-            <w:r>
-              <w:t xml:space="preserve">Task</w:t>
-            </w:r>
-          </w:p>
-        </w:tc>
-        <w:tc>
-          <w:tcPr/>
-          <w:p>
-            <w:pPr>
-              <w:pStyle w:val="Compact"/>
-            </w:pPr>
-            <w:r>
-              <w:t xml:space="preserve">Queued</w:t>
+              <w:t xml:space="preserve">Each guard is invoked by a named seam, OR carries a registered deferral pointing at this item. For unattributed-commit-guard.sh specifically, the operator has answered the adoption question below and the answer is recorded as consumer DATA – never an invented ratchet.</w:t>
+            </w:r>
+          </w:p>
+        </w:tc>
+      </w:tr>
+      <w:tr>
+        <w:tc>
+          <w:tcPr/>
+          <w:p>
+            <w:pPr>
+              <w:pStyle w:val="Compact"/>
+            </w:pPr>
+            <w:r>
+              <w:t xml:space="preserve">BOB-163</w:t>
+            </w:r>
+          </w:p>
+        </w:tc>
+        <w:tc>
+          <w:tcPr/>
+          <w:p>
+            <w:pPr>
+              <w:pStyle w:val="Compact"/>
+            </w:pPr>
+            <w:r>
+              <w:t xml:space="preserve">Bug</w:t>
+            </w:r>
+          </w:p>
+        </w:tc>
+        <w:tc>
+          <w:tcPr/>
+          <w:p>
+            <w:pPr>
+              <w:pStyle w:val="Compact"/>
+            </w:pPr>
+            <w:r>
+              <w:t xml:space="preserve">In progress</w:t>
             </w:r>
           </w:p>
         </w:tc>
@@ -3343,28 +3208,22 @@
                 <w:b/>
                 <w:bCs/>
               </w:rPr>
-              <w:t xml:space="preserve">Reported-Via:</w:t>
-            </w:r>
-            <w:r>
-              <w:t xml:space="preserve"> </w:t>
-            </w:r>
-            <w:r>
-              <w:t xml:space="preserve">§11.4.202 reporting directive</w:t>
-            </w:r>
-            <w:r>
-              <w:t xml:space="preserve"> </w:t>
-            </w:r>
-            <w:r>
-              <w:rPr>
-                <w:rStyle w:val="VerbatimChar"/>
-              </w:rPr>
-              <w:t xml:space="preserve">task</w:t>
-            </w:r>
-            <w:r>
-              <w:t xml:space="preserve"> </w:t>
-            </w:r>
-            <w:r>
-              <w:t xml:space="preserve">on 2026-08-21T19:35:02Z</w:t>
+              <w:t xml:space="preserve">OPERATOR DECISION (2026-08-26, §11.4.66 interactive clarification): YES — 429 IS RESPONSIVE IF Retry-After IS WELL-FORMED</w:t>
+            </w:r>
+            <w:r>
+              <w:t xml:space="preserve"> </w:t>
+            </w:r>
+            <w:r>
+              <w:t xml:space="preserve">A 429 carrying a VALID Retry-After header counts as the sibling endpoint being RESPONSIVE. Assertion (c) of the DDoS challenge accepts 2xx OR a well-formed 429 (positive integer seconds or valid HTTP-date — PARSED, not merely present/non-empty). DEGRADED remains: connection failure, timeout, any 5xx, and a 429 with absent or malformed Retry-After. RESIDUAL RISK, accepted knowingly and to be stated in the script source per §11.4.6: a genuinely wedged endpoint that happens to answer 429-with-Retry-After would pass — the Retry-After parse narrows that window, it does not close it. Options (b) limiter-aware drain and (c) exempt healthz probe were both offered and NOT chosen. STILL OPEN, not covered by this decision: the detector counts 429 only, not 503, though the script header says</w:t>
+            </w:r>
+            <w:r>
+              <w:t xml:space="preserve"> </w:t>
+            </w:r>
+            <w:r>
+              <w:t xml:space="preserve">‘429 (or equivalent)’</w:t>
+            </w:r>
+            <w:r>
+              <w:t xml:space="preserve">; counting 503 would collide with the crash detector’s 5xx tally. Decide when BOB-111 lands limiters on :7185 and :7189. This answer is recorded as consumer DATA per §11.4.35 — it is the operator’s stated choice, not an agent inference, and supersedes any prior agent-chosen default on this question. Options not chosen are named above so a future reader does not re-litigate a settled call (§11.4.112(5) bounded-verdict discipline applied to decisions). — prior item text follows —</w:t>
             </w:r>
             <w:r>
               <w:t xml:space="preserve"> </w:t>
@@ -3374,13 +3233,28 @@
                 <w:b/>
                 <w:bCs/>
               </w:rPr>
-              <w:t xml:space="preserve">Reported-By:</w:t>
-            </w:r>
-            <w:r>
-              <w:t xml:space="preserve"> </w:t>
-            </w:r>
-            <w:r>
-              <w:t xml:space="preserve">BOB-106/BOB-107 remediation, residual</w:t>
+              <w:t xml:space="preserve">Reported-Via:</w:t>
+            </w:r>
+            <w:r>
+              <w:t xml:space="preserve"> </w:t>
+            </w:r>
+            <w:r>
+              <w:t xml:space="preserve">§11.4.202 reporting directive</w:t>
+            </w:r>
+            <w:r>
+              <w:t xml:space="preserve"> </w:t>
+            </w:r>
+            <w:r>
+              <w:rPr>
+                <w:rStyle w:val="VerbatimChar"/>
+              </w:rPr>
+              <w:t xml:space="preserve">bug</w:t>
+            </w:r>
+            <w:r>
+              <w:t xml:space="preserve"> </w:t>
+            </w:r>
+            <w:r>
+              <w:t xml:space="preserve">on 2026-08-21T19:41:08Z</w:t>
             </w:r>
             <w:r>
               <w:t xml:space="preserve"> </w:t>
@@ -3390,13 +3264,13 @@
                 <w:b/>
                 <w:bCs/>
               </w:rPr>
-              <w:t xml:space="preserve">What (the report, verbatim):</w:t>
-            </w:r>
-            <w:r>
-              <w:t xml:space="preserve"> </w:t>
-            </w:r>
-            <w:r>
-              <w:t xml:space="preserve">The TESTS for both guards are now executed: pre-build invariant 30’s glob was extended from tests/unit + tests/pre_build to also cover tests/hooks. MEASURED before/after: the glob expanded to 27 suites with 0 under tests/hooks while 3 existed there; it now expands to 30 with 3 under tests/hooks. All three pass. But the GUARDS themselves are still invoked by nothing. check-brief-inputs.sh is honestly conductor-run rather than automatic: a brief’s required-input list lives in free-form prose that the Agent tool’s structured input does not expose, so an automatic prompt-scraping gate would itself be an unproven pattern-match. Its seam is the dispatch procedure, and that is a documentation + habit change, not a hook. unattributed-commit-guard.sh is different and is why this item exists. Run against real history it names 14 violating commits since the last tag (and 21 bare Auto-commit subjects exist across all refs). Wiring it into the pre-build or commit seam AS-IS would therefore refuse every commit immediately, on pre-existing debt nobody can fix in the moment. That is precisely the 11.4.224(E) brownfield-adoption shape, and 11.4.66/11.4.122 put the choice with the operator, not with an agent inventing a ratchet. The options, stated so the decision is a decision and not a default: (a) immediate hard floor – the seam refuses until all 14 are attributed; (b) one-time monotone-decrease ratchet (the 11.4.135 pattern) – snapshot 14 as the baseline, the count may fall and may never rise, so day one is green and the disease cannot spread; (c) changed-commits-only – gate only commits created from now on, with a scheduled deadline for the historical 14; (d) report-only for a stated period, then escalate. Recommendation, with the reasoning rather than just the pick: (b). It is the pattern this constitution already uses for exactly this situation, it makes the debt visible and bounded immediately, and it cannot be satisfied by deleting the guard’s name (11.4.227 closes that gaming channel). But it is the operator’s call and this item is not closed until that answer is recorded. Honest boundary (11.4.6): this item does NOT claim the 14 commits are harmful in themselves – it claims their ATTRIBUTION is absent and that nothing currently prevents the 15th.</w:t>
+              <w:t xml:space="preserve">Reported-By:</w:t>
+            </w:r>
+            <w:r>
+              <w:t xml:space="preserve"> </w:t>
+            </w:r>
+            <w:r>
+              <w:t xml:space="preserve">BOB-114 remediation, pre-existing defect surfaced by BOB-111 landing a real limiter</w:t>
             </w:r>
             <w:r>
               <w:t xml:space="preserve"> </w:t>
@@ -3406,13 +3280,43 @@
                 <w:b/>
                 <w:bCs/>
               </w:rPr>
-              <w:t xml:space="preserve">Affected scope / file-scope manifest:</w:t>
-            </w:r>
-            <w:r>
-              <w:t xml:space="preserve"> </w:t>
-            </w:r>
-            <w:r>
-              <w:t xml:space="preserve">scripts/hooks/unattributed-commit-guard.sh; scripts/hooks/check-brief-inputs.sh; scripts/pre_build_verification.sh; scripts/commit-push-all.sh</w:t>
+              <w:t xml:space="preserve">What (the report, verbatim):</w:t>
+            </w:r>
+            <w:r>
+              <w:t xml:space="preserve"> </w:t>
+            </w:r>
+            <w:r>
+              <w:t xml:space="preserve">PRE-EXISTING, NOT INTRODUCED – and proven so rather than asserted: git diff shows assertion (c) is BYTE-IDENTICAL to HEAD, and the failure reproduces against the unmodified HEAD script. What changed is not the challenge but the SYSTEM: BOB-111 appears at least partially delivered, because :7187 now returns real 429s where it previously returned none. :7185 and :7189 still produce zero 429s. This is a 11.4.248-class corrosion risk and that is why it is filed rather than left as a footnote: run_all_challenges.sh will now fail INTERMITTENTLY, and an intermittent red trains everyone to re-run until green, at which point a real regression is dismissed as</w:t>
+            </w:r>
+            <w:r>
+              <w:t xml:space="preserve"> </w:t>
+            </w:r>
+            <w:r>
+              <w:t xml:space="preserve">‘probably the flaky rate-limit one’</w:t>
+            </w:r>
+            <w:r>
+              <w:t xml:space="preserve">. THE DECISION, which is an operator call under 11.4.66 and which I deliberately did NOT invent: Does a 429 from a WORKING limiter count as the sibling endpoint being RESPONSIVE? (a) YES – a 429 proves the endpoint is alive and correctly protecting itself. Assertion (c) accepts 2xx OR 429, and only a connection failure / 5xx / timeout counts as degraded. Risk: a genuinely wedged endpoint that happens to answer 429 would pass. (b) NO – keep requiring 2xx, but make the challenge limiter-aware: drain or wait out the window before the sibling probe (retry-after is served, so the budget is knowable rather than guessed). (c) Probe siblings on a path the limiter exempts (a healthz-class route), so the isolation question is asked without spending the bucket. Recommendation with reasoning, not just a pick: (a) composed with a bounded liveness check – a 429 carrying a well-formed Retry-After IS evidence of a live, correctly-behaving service, and (b) makes the challenge slower and couples it to a window value that will drift. But the semantics of</w:t>
+            </w:r>
+            <w:r>
+              <w:t xml:space="preserve"> </w:t>
+            </w:r>
+            <w:r>
+              <w:t xml:space="preserve">‘responsive’</w:t>
+            </w:r>
+            <w:r>
+              <w:t xml:space="preserve"> </w:t>
+            </w:r>
+            <w:r>
+              <w:t xml:space="preserve">here are a product judgement, so the answer is recorded, not assumed. RELATED, stated as fact rather than folded in: the detector counts 429 only, not 503, though the script header says</w:t>
+            </w:r>
+            <w:r>
+              <w:t xml:space="preserve"> </w:t>
+            </w:r>
+            <w:r>
+              <w:t xml:space="preserve">‘429 (or equivalent)’</w:t>
+            </w:r>
+            <w:r>
+              <w:t xml:space="preserve">. Counting 503 would collide with the crash detector’s 5xx tally. Worth deciding when BOB-111 lands limiters on :7185 and :7189.</w:t>
             </w:r>
             <w:r>
               <w:t xml:space="preserve"> </w:t>
@@ -3422,13 +3326,13 @@
                 <w:b/>
                 <w:bCs/>
               </w:rPr>
-              <w:t xml:space="preserve">Reproduction / context:</w:t>
-            </w:r>
-            <w:r>
-              <w:t xml:space="preserve"> </w:t>
-            </w:r>
-            <w:r>
-              <w:t xml:space="preserve">Both guards run correctly by hand and are covered by passing tests (9/9 and 15/15, each proven non-bluff against a no-op stub). Neither is invoked by scripts/pre_build_verification.sh or scripts/commit-push-all.sh, so neither exerts standing detection pressure (11.4.226: a guard with no execution seam is not coverage; registration is not coverage).</w:t>
+              <w:t xml:space="preserve">Affected scope / file-scope manifest:</w:t>
+            </w:r>
+            <w:r>
+              <w:t xml:space="preserve"> </w:t>
+            </w:r>
+            <w:r>
+              <w:t xml:space="preserve">challenges/scripts/ddos_resilience_challenge.sh assertion (c) cross-endpoint isolation; run_all_challenges.sh which invokes it</w:t>
             </w:r>
             <w:r>
               <w:t xml:space="preserve"> </w:t>
@@ -3438,93 +3342,93 @@
                 <w:b/>
                 <w:bCs/>
               </w:rPr>
-              <w:t xml:space="preserve">Acceptance criteria:</w:t>
-            </w:r>
-            <w:r>
-              <w:t xml:space="preserve"> </w:t>
-            </w:r>
-            <w:r>
-              <w:t xml:space="preserve">Each guard is invoked by a named seam, OR carries a registered deferral pointing at this item. For unattributed-commit-guard.sh specifically, the operator has answered the adoption question below and the answer is recorded as consumer DATA – never an invented ratchet.</w:t>
-            </w:r>
-          </w:p>
-        </w:tc>
-      </w:tr>
-      <w:tr>
-        <w:tc>
-          <w:tcPr/>
-          <w:p>
-            <w:pPr>
-              <w:pStyle w:val="Compact"/>
-            </w:pPr>
-            <w:r>
-              <w:t xml:space="preserve">BOB-163</w:t>
-            </w:r>
-          </w:p>
-        </w:tc>
-        <w:tc>
-          <w:tcPr/>
-          <w:p>
-            <w:pPr>
-              <w:pStyle w:val="Compact"/>
-            </w:pPr>
-            <w:r>
-              <w:t xml:space="preserve">Bug</w:t>
-            </w:r>
-          </w:p>
-        </w:tc>
-        <w:tc>
-          <w:tcPr/>
-          <w:p>
-            <w:pPr>
-              <w:pStyle w:val="Compact"/>
-            </w:pPr>
-            <w:r>
-              <w:t xml:space="preserve">In progress</w:t>
-            </w:r>
-          </w:p>
-        </w:tc>
-        <w:tc>
-          <w:tcPr/>
-          <w:p>
-            <w:pPr>
-              <w:pStyle w:val="Compact"/>
-            </w:pPr>
-            <w:r>
-              <w:t xml:space="preserve">Medium</w:t>
-            </w:r>
-          </w:p>
-        </w:tc>
-        <w:tc>
-          <w:tcPr/>
-          <w:p>
-            <w:pPr>
-              <w:pStyle w:val="Compact"/>
-            </w:pPr>
+              <w:t xml:space="preserve">Reproduction / context:</w:t>
+            </w:r>
+            <w:r>
+              <w:t xml:space="preserve"> </w:t>
+            </w:r>
+            <w:r>
+              <w:t xml:space="preserve">Assertion (c) requires a sibling-endpoint probe to answer ^2 (a 2xx). :7187 now enforces a real limiter (measured live: x-ratelimit-limit: 120, x-ratelimit-remaining: 86, retry-after: 45, server: uvicorn). A full challenge run sends roughly 250 requests to :7187, so sibling probes fired during the OTHER endpoints’ tiers land on an exhausted bucket and receive 429 – which assertion (c) scores as</w:t>
+            </w:r>
+            <w:r>
+              <w:t xml:space="preserve"> </w:t>
+            </w:r>
+            <w:r>
+              <w:t xml:space="preserve">‘endpoint degraded’</w:t>
+            </w:r>
+            <w:r>
+              <w:t xml:space="preserve">. Timing-dependent: one run measured PASS=5 FAIL=2; the UNMODIFIED HEAD script against the same live stack ~30s later measured PASS=7 FAIL=0 SKIP=2.</w:t>
+            </w:r>
+            <w:r>
+              <w:t xml:space="preserve"> </w:t>
+            </w:r>
             <w:r>
               <w:rPr>
                 <w:b/>
                 <w:bCs/>
               </w:rPr>
-              <w:t xml:space="preserve">OPERATOR DECISION (2026-08-26, §11.4.66 interactive clarification): YES — 429 IS RESPONSIVE IF Retry-After IS WELL-FORMED</w:t>
-            </w:r>
-            <w:r>
-              <w:t xml:space="preserve"> </w:t>
-            </w:r>
-            <w:r>
-              <w:t xml:space="preserve">A 429 carrying a VALID Retry-After header counts as the sibling endpoint being RESPONSIVE. Assertion (c) of the DDoS challenge accepts 2xx OR a well-formed 429 (positive integer seconds or valid HTTP-date — PARSED, not merely present/non-empty). DEGRADED remains: connection failure, timeout, any 5xx, and a 429 with absent or malformed Retry-After. RESIDUAL RISK, accepted knowingly and to be stated in the script source per §11.4.6: a genuinely wedged endpoint that happens to answer 429-with-Retry-After would pass — the Retry-After parse narrows that window, it does not close it. Options (b) limiter-aware drain and (c) exempt healthz probe were both offered and NOT chosen. STILL OPEN, not covered by this decision: the detector counts 429 only, not 503, though the script header says</w:t>
-            </w:r>
-            <w:r>
-              <w:t xml:space="preserve"> </w:t>
-            </w:r>
-            <w:r>
-              <w:t xml:space="preserve">‘429 (or equivalent)’</w:t>
-            </w:r>
-            <w:r>
-              <w:t xml:space="preserve">; counting 503 would collide with the crash detector’s 5xx tally. Decide when BOB-111 lands limiters on :7185 and :7189. This answer is recorded as consumer DATA per §11.4.35 — it is the operator’s stated choice, not an agent inference, and supersedes any prior agent-chosen default on this question. Options not chosen are named above so a future reader does not re-litigate a settled call (§11.4.112(5) bounded-verdict discipline applied to decisions). — prior item text follows —</w:t>
-            </w:r>
-            <w:r>
-              <w:t xml:space="preserve"> </w:t>
-            </w:r>
+              <w:t xml:space="preserve">Acceptance criteria:</w:t>
+            </w:r>
+            <w:r>
+              <w:t xml:space="preserve"> </w:t>
+            </w:r>
+            <w:r>
+              <w:t xml:space="preserve">The operator has answered the classification question below, the answer is recorded as consumer DATA, and assertion (c) implements it. The challenge then produces the same verdict across 3 consecutive runs against a rate-limited stack (11.4.50 deterministic consistency), and the fix ships a paired 1.1 mutation proving assertion (c) still catches a genuinely degraded sibling endpoint – narrowing it must not blind it (11.4.201(1)).</w:t>
+            </w:r>
+          </w:p>
+        </w:tc>
+      </w:tr>
+      <w:tr>
+        <w:tc>
+          <w:tcPr/>
+          <w:p>
+            <w:pPr>
+              <w:pStyle w:val="Compact"/>
+            </w:pPr>
+            <w:r>
+              <w:t xml:space="preserve">BOB-164</w:t>
+            </w:r>
+          </w:p>
+        </w:tc>
+        <w:tc>
+          <w:tcPr/>
+          <w:p>
+            <w:pPr>
+              <w:pStyle w:val="Compact"/>
+            </w:pPr>
+            <w:r>
+              <w:t xml:space="preserve">Bug</w:t>
+            </w:r>
+          </w:p>
+        </w:tc>
+        <w:tc>
+          <w:tcPr/>
+          <w:p>
+            <w:pPr>
+              <w:pStyle w:val="Compact"/>
+            </w:pPr>
+            <w:r>
+              <w:t xml:space="preserve">In progress</w:t>
+            </w:r>
+          </w:p>
+        </w:tc>
+        <w:tc>
+          <w:tcPr/>
+          <w:p>
+            <w:pPr>
+              <w:pStyle w:val="Compact"/>
+            </w:pPr>
+            <w:r>
+              <w:t xml:space="preserve">Medium</w:t>
+            </w:r>
+          </w:p>
+        </w:tc>
+        <w:tc>
+          <w:tcPr/>
+          <w:p>
+            <w:pPr>
+              <w:pStyle w:val="Compact"/>
+            </w:pPr>
             <w:r>
               <w:rPr>
                 <w:b/>
@@ -3551,7 +3455,7 @@
               <w:t xml:space="preserve"> </w:t>
             </w:r>
             <w:r>
-              <w:t xml:space="preserve">on 2026-08-21T19:41:08Z</w:t>
+              <w:t xml:space="preserve">on 2026-08-21T19:56:53Z</w:t>
             </w:r>
             <w:r>
               <w:t xml:space="preserve"> </w:t>
@@ -3567,7 +3471,7 @@
               <w:t xml:space="preserve"> </w:t>
             </w:r>
             <w:r>
-              <w:t xml:space="preserve">BOB-114 remediation, pre-existing defect surfaced by BOB-111 landing a real limiter</w:t>
+              <w:t xml:space="preserve">BOB-110 UX-class coverage, discovered by the new axe-core suite on its first live run</w:t>
             </w:r>
             <w:r>
               <w:t xml:space="preserve"> </w:t>
@@ -3583,37 +3487,16 @@
               <w:t xml:space="preserve"> </w:t>
             </w:r>
             <w:r>
-              <w:t xml:space="preserve">PRE-EXISTING, NOT INTRODUCED – and proven so rather than asserted: git diff shows assertion (c) is BYTE-IDENTICAL to HEAD, and the failure reproduces against the unmodified HEAD script. What changed is not the challenge but the SYSTEM: BOB-111 appears at least partially delivered, because :7187 now returns real 429s where it previously returned none. :7185 and :7189 still produce zero 429s. This is a 11.4.248-class corrosion risk and that is why it is filed rather than left as a footnote: run_all_challenges.sh will now fail INTERMITTENTLY, and an intermittent red trains everyone to re-run until green, at which point a real regression is dismissed as</w:t>
-            </w:r>
-            <w:r>
-              <w:t xml:space="preserve"> </w:t>
-            </w:r>
-            <w:r>
-              <w:t xml:space="preserve">‘probably the flaky rate-limit one’</w:t>
-            </w:r>
-            <w:r>
-              <w:t xml:space="preserve">. THE DECISION, which is an operator call under 11.4.66 and which I deliberately did NOT invent: Does a 429 from a WORKING limiter count as the sibling endpoint being RESPONSIVE? (a) YES – a 429 proves the endpoint is alive and correctly protecting itself. Assertion (c) accepts 2xx OR 429, and only a connection failure / 5xx / timeout counts as degraded. Risk: a genuinely wedged endpoint that happens to answer 429 would pass. (b) NO – keep requiring 2xx, but make the challenge limiter-aware: drain or wait out the window before the sibling probe (retry-after is served, so the budget is knowable rather than guessed). (c) Probe siblings on a path the limiter exempts (a healthz-class route), so the isolation question is asked without spending the bucket. Recommendation with reasoning, not just a pick: (a) composed with a bounded liveness check – a 429 carrying a well-formed Retry-After IS evidence of a live, correctly-behaving service, and (b) makes the challenge slower and couples it to a window value that will drift. But the semantics of</w:t>
-            </w:r>
-            <w:r>
-              <w:t xml:space="preserve"> </w:t>
-            </w:r>
-            <w:r>
-              <w:t xml:space="preserve">‘responsive’</w:t>
-            </w:r>
-            <w:r>
-              <w:t xml:space="preserve"> </w:t>
-            </w:r>
-            <w:r>
-              <w:t xml:space="preserve">here are a product judgement, so the answer is recorded, not assumed. RELATED, stated as fact rather than folded in: the detector counts 429 only, not 503, though the script header says</w:t>
-            </w:r>
-            <w:r>
-              <w:t xml:space="preserve"> </w:t>
-            </w:r>
-            <w:r>
-              <w:t xml:space="preserve">‘429 (or equivalent)’</w:t>
-            </w:r>
-            <w:r>
-              <w:t xml:space="preserve">. Counting 503 would collide with the crash detector’s 5xx tally. Worth deciding when BOB-111 lands limiters on :7185 and :7189.</w:t>
+              <w:t xml:space="preserve">This is a REAL user-facing defect, not a test-tuning artifact, and it was found by the automated regime rather than by a human squinting at the page – which is exactly the 11.4.238 posture the project is aiming for. The static-grep oracle would NOT have found it. Measured: the served root ships an empty</w:t>
+            </w:r>
+            <w:r>
+              <w:t xml:space="preserve"> </w:t>
+            </w:r>
+            <w:r>
+              <w:t xml:space="preserve"> </w:t>
+            </w:r>
+            <w:r>
+              <w:t xml:space="preserve">pre-hydration, so any check reading the raw HTML audits a page nobody sees. The violation only exists in the hydrated DOM, which is why 11.4.170 requires a rendered oracle and forbids value-equality assertions as the proof a UI is correct. Severity reasoning, stated rather than assumed: this is user-visible and affects the primary dashboard heading, but it degrades legibility rather than breaking function, and the surface is operator-facing rather than public. Medium, not High. The failing test was left FAILING on purpose (11.4.238) instead of silenced or marked xfail. tests/ux/ currently reports 1 failed, 16 passed; that 1 is this defect. Anyone reading a red UX suite should read it as this item, not as flakiness – and when this is fixed the suite goes fully green, which is the signal that it is closed. HONEST SCOPE LIMIT (11.4.6): only the dashboard landing view was scanned. The /jackett/* sub-routes and the ng-serve-hosted :4200 route set were NOT audited – the commands to close both are recorded in docs/testing/ux_accessibility.md. So this item’s 21 nodes are a floor, not a total.</w:t>
             </w:r>
             <w:r>
               <w:t xml:space="preserve"> </w:t>
@@ -3629,7 +3512,7 @@
               <w:t xml:space="preserve"> </w:t>
             </w:r>
             <w:r>
-              <w:t xml:space="preserve">challenges/scripts/ddos_resilience_challenge.sh assertion (c) cross-endpoint isolation; run_all_challenges.sh which invokes it</w:t>
+              <w:t xml:space="preserve">the Angular dashboard served at http://localhost:7187/ (same compiled SPA as frontend/); production component CSS, not test files</w:t>
             </w:r>
             <w:r>
               <w:t xml:space="preserve"> </w:t>
@@ -3645,16 +3528,7 @@
               <w:t xml:space="preserve"> </w:t>
             </w:r>
             <w:r>
-              <w:t xml:space="preserve">Assertion (c) requires a sibling-endpoint probe to answer ^2 (a 2xx). :7187 now enforces a real limiter (measured live: x-ratelimit-limit: 120, x-ratelimit-remaining: 86, retry-after: 45, server: uvicorn). A full challenge run sends roughly 250 requests to :7187, so sibling probes fired during the OTHER endpoints’ tiers land on an exhausted bucket and receive 429 – which assertion (c) scores as</w:t>
-            </w:r>
-            <w:r>
-              <w:t xml:space="preserve"> </w:t>
-            </w:r>
-            <w:r>
-              <w:t xml:space="preserve">‘endpoint degraded’</w:t>
-            </w:r>
-            <w:r>
-              <w:t xml:space="preserve">. Timing-dependent: one run measured PASS=5 FAIL=2; the UNMODIFIED HEAD script against the same live stack ~30s later measured PASS=7 FAIL=0 SKIP=2.</w:t>
+              <w:t xml:space="preserve">Run tests/ux/test_live_dashboard_accessibility.py against the running merge service. axe-core v4.13.0, scanning a real Playwright-rendered JS-hydrated DOM, reports color-contrast violations on 21 nodes. Measured pairs: .brand / h1 text #9d001e on background #3c3f41 = 1.43-1.62:1 (WCAG AA large-text floor is 3:1); tagline #808080 on #3c3f41 = 2.68:1 (body-text floor is 4.5:1).</w:t>
             </w:r>
             <w:r>
               <w:t xml:space="preserve"> </w:t>
@@ -3670,20 +3544,20 @@
               <w:t xml:space="preserve"> </w:t>
             </w:r>
             <w:r>
-              <w:t xml:space="preserve">The operator has answered the classification question below, the answer is recorded as consumer DATA, and assertion (c) implements it. The challenge then produces the same verdict across 3 consecutive runs against a rate-limited stack (11.4.50 deterministic consistency), and the fix ships a paired 1.1 mutation proving assertion (c) still catches a genuinely degraded sibling endpoint – narrowing it must not blind it (11.4.201(1)).</w:t>
-            </w:r>
-          </w:p>
-        </w:tc>
-      </w:tr>
-      <w:tr>
-        <w:tc>
-          <w:tcPr/>
-          <w:p>
-            <w:pPr>
-              <w:pStyle w:val="Compact"/>
-            </w:pPr>
-            <w:r>
-              <w:t xml:space="preserve">BOB-164</w:t>
+              <w:t xml:space="preserve">axe-core reports ZERO color-contrast violations against the live rendered dashboard, with the fix made in production component CSS rather than by relaxing the assertion or excluding the rule (11.4.120: reconcile to the correct mechanism, never weaken the check). The existing tests/ux/ suite is the guard and already fails today, so the RED is captured – closure requires it flipping GREEN against the live surface, which is runtime-class evidence per 11.4.226.</w:t>
+            </w:r>
+          </w:p>
+        </w:tc>
+      </w:tr>
+      <w:tr>
+        <w:tc>
+          <w:tcPr/>
+          <w:p>
+            <w:pPr>
+              <w:pStyle w:val="Compact"/>
+            </w:pPr>
+            <w:r>
+              <w:t xml:space="preserve">BOB-167</w:t>
             </w:r>
           </w:p>
         </w:tc>
@@ -3705,7 +3579,7 @@
               <w:pStyle w:val="Compact"/>
             </w:pPr>
             <w:r>
-              <w:t xml:space="preserve">In progress</w:t>
+              <w:t xml:space="preserve">Queued</w:t>
             </w:r>
           </w:p>
         </w:tc>
@@ -3726,18 +3600,564 @@
             <w:pPr>
               <w:pStyle w:val="Compact"/>
             </w:pPr>
+            <w:r>
+              <w:t xml:space="preserve">WHAT. download-proxy exposes two Server-Sent-Events routes. They are the same expensive class — long-lived connections that hold a worker and a generator for their lifetime — but only one is rate-limit classed: routes.py:801</w:t>
+            </w:r>
+            <w:r>
+              <w:t xml:space="preserve"> </w:t>
+            </w:r>
+            <w:r>
+              <w:t xml:space="preserve">@router.get</w:t>
+            </w:r>
+            <w:r>
+              <w:t xml:space="preserve">(</w:t>
+            </w:r>
+            <w:r>
+              <w:t xml:space="preserve">‘/search/stream/{search_id}’</w:t>
+            </w:r>
+            <w:r>
+              <w:t xml:space="preserve">)</w:t>
+            </w:r>
+            <w:r>
+              <w:t xml:space="preserve"> </w:t>
+            </w:r>
+            <w:r>
+              <w:t xml:space="preserve">@_rl</w:t>
+            </w:r>
+            <w:r>
+              <w:t xml:space="preserve">(</w:t>
+            </w:r>
+            <w:r>
+              <w:t xml:space="preserve">‘sse_stream’</w:t>
+            </w:r>
+            <w:r>
+              <w:t xml:space="preserve">) &lt;- classed routes.py:150</w:t>
+            </w:r>
+            <w:r>
+              <w:t xml:space="preserve"> </w:t>
+            </w:r>
+            <w:r>
+              <w:t xml:space="preserve">@router.get</w:t>
+            </w:r>
+            <w:r>
+              <w:t xml:space="preserve">(</w:t>
+            </w:r>
+            <w:r>
+              <w:t xml:space="preserve">‘/theme/stream’</w:t>
+            </w:r>
+            <w:r>
+              <w:t xml:space="preserve">) async def stream_theme(…) &lt;- NO limiter decorator _rl(cls) resolves to limiter.limit(limit_for(cls)), so /search/stream is bound to the sse_stream class while /theme/stream falls through to the application default. Measured live on the running stack: /api/v1/theme/stream reports x-ratelimit-limit 120. PROVENANCE + A CORRECTION WORTH KEEPING (§11.4.6). This was surfaced by the BOB-109 scaling agent, whose report framed it as:</w:t>
+            </w:r>
+            <w:r>
+              <w:t xml:space="preserve"> </w:t>
+            </w:r>
+            <w:r>
+              <w:t xml:space="preserve">‘sse_stream_limit_decorator is defined and imported/applied nowhere … SSE falls through to the 120/minute default: 24x less protected’</w:t>
+            </w:r>
+            <w:r>
+              <w:t xml:space="preserve">. That framing is WRONG and was NOT filed as given. The agent searched for one symbol NAME; the wiring uses a different mechanism (</w:t>
+            </w:r>
+            <w:r>
+              <w:t xml:space="preserve">@_rl</w:t>
+            </w:r>
+            <w:r>
+              <w:t xml:space="preserve">(</w:t>
+            </w:r>
+            <w:r>
+              <w:t xml:space="preserve">‘sse_stream’</w:t>
+            </w:r>
+            <w:r>
+              <w:t xml:space="preserve">)), and it IS applied — to /search/stream. Verified by reading routes.py:795-806 and the _rl helper at routes.py:46-51, with a control needle confirming other *_limit_decorator symbols show real usage in api/</w:t>
+            </w:r>
             <w:r>
               <w:rPr>
                 <w:b/>
                 <w:bCs/>
               </w:rPr>
-              <w:t xml:space="preserve">Reported-Via:</w:t>
-            </w:r>
-            <w:r>
-              <w:t xml:space="preserve"> </w:t>
-            </w:r>
-            <w:r>
-              <w:t xml:space="preserve">§11.4.202 reporting directive</w:t>
+              <w:t xml:space="preserve">init</w:t>
+            </w:r>
+            <w:r>
+              <w:t xml:space="preserve">.py so the zero-hit was not a blind search. The agent’s MEASUREMENT (120 on /theme/stream) was correct and is what makes this a real finding; its MECHANISM was not. Both halves are recorded so the next reader does not re-derive the same wrong cause. WHY IT MATTERS. An unclassed SSE endpoint is the cheapest way to pin server resources: each connection is held open, and the default class permits 120/min of them. The declared sse_stream class exists precisely because this route shape needs a tighter bound than ordinary GETs. ACCEPTANCE. (a) A decision, recorded, on whether /theme/stream belongs in the sse_stream class or genuinely warrants the default — this is a policy question, not automatically a bug to patch. (b) If it belongs in sse_stream, the decorator is applied and a test drives BOTH SSE routes and asserts each returns its INTENDED class limit from x-ratelimit-limit, so a future route added without a class is caught. (c) A guard that enumerates SSE-shaped routes and fails on any that carries no explicit rate-limit class — the general form, so the third SSE route does not repeat this. (d) Honest boundary: this does not claim 120/min is exploitable in this deployment; with network_mode host and no reverse proxy every caller shares the 127.0.0.1 bucket, which BOB-111 measured and recorded separately. NOT CLAIMED. No change made. The limit values were read from headers, never driven to exhaustion — the limiter is per-IP and shared with concurrent agents on this host (§11.4.119).</w:t>
+            </w:r>
+          </w:p>
+        </w:tc>
+      </w:tr>
+      <w:tr>
+        <w:tc>
+          <w:tcPr/>
+          <w:p>
+            <w:pPr>
+              <w:pStyle w:val="Compact"/>
+            </w:pPr>
+            <w:r>
+              <w:t xml:space="preserve">BOB-168</w:t>
+            </w:r>
+          </w:p>
+        </w:tc>
+        <w:tc>
+          <w:tcPr/>
+          <w:p>
+            <w:pPr>
+              <w:pStyle w:val="Compact"/>
+            </w:pPr>
+            <w:r>
+              <w:t xml:space="preserve">Task</w:t>
+            </w:r>
+          </w:p>
+        </w:tc>
+        <w:tc>
+          <w:tcPr/>
+          <w:p>
+            <w:pPr>
+              <w:pStyle w:val="Compact"/>
+            </w:pPr>
+            <w:r>
+              <w:t xml:space="preserve">In progress</w:t>
+            </w:r>
+          </w:p>
+        </w:tc>
+        <w:tc>
+          <w:tcPr/>
+          <w:p>
+            <w:pPr>
+              <w:pStyle w:val="Compact"/>
+            </w:pPr>
+            <w:r>
+              <w:t xml:space="preserve">Low</w:t>
+            </w:r>
+          </w:p>
+        </w:tc>
+        <w:tc>
+          <w:tcPr/>
+          <w:p>
+            <w:pPr>
+              <w:pStyle w:val="Compact"/>
+            </w:pPr>
+            <w:r>
+              <w:t xml:space="preserve">WHAT. scripts/run_all_challenges.sh:66 lists</w:t>
+            </w:r>
+            <w:r>
+              <w:t xml:space="preserve"> </w:t>
+            </w:r>
+            <w:r>
+              <w:t xml:space="preserve">“scaling_horizontal_challenge.sh”</w:t>
+            </w:r>
+            <w:r>
+              <w:t xml:space="preserve"> </w:t>
+            </w:r>
+            <w:r>
+              <w:t xml:space="preserve">in its challenge set. challenges/scripts/scaling_horizontal_challenge.sh does not exist: $ sed -n</w:t>
+            </w:r>
+            <w:r>
+              <w:t xml:space="preserve"> </w:t>
+            </w:r>
+            <w:r>
+              <w:t xml:space="preserve">‘66p’</w:t>
+            </w:r>
+            <w:r>
+              <w:t xml:space="preserve"> </w:t>
+            </w:r>
+            <w:r>
+              <w:t xml:space="preserve">scripts/run_all_challenges.sh</w:t>
+            </w:r>
+            <w:r>
+              <w:t xml:space="preserve"> </w:t>
+            </w:r>
+            <w:r>
+              <w:t xml:space="preserve">“scaling_horizontal_challenge.sh”</w:t>
+            </w:r>
+            <w:r>
+              <w:t xml:space="preserve"> </w:t>
+            </w:r>
+            <w:r>
+              <w:t xml:space="preserve">$ ls challenges/scripts/scaling_horizontal_challenge.sh ls: cannot access …: No such file or directory VERIFIED independently, not taken on report — surfaced by the BOB-109 scaling agent and re-checked here by direct invocation. WHY IT MATTERS. Whether this is cosmetic or a §11.4.201 gate-honesty defect depends entirely on how the runner treats a missing entry, and that is the first thing to determine: if it SKIPs silently, the challenge bank advertises coverage it does not have (a §11.4.266 claim-vs-reality row with no passing challenge behind it); if it FAILs, the runner is permanently red for a reason unrelated to the system under test, which trains readers to ignore it. Neither outcome is acceptable; they need different fixes. ACCEPTANCE. (a) Determine and record the runner’s actual behaviour on the missing entry by invoking it, not by reading it. (b) EITHER author the challenge, OR remove the entry — with §11.4.124 discipline: check git history for whether it once existed and was deleted, since a silently-dropped challenge is the more interesting defect. (c) If the runner silently skips missing entries, that is its own finding: a missing challenge must be loud (§11.4.3 SKIP-with-reason at minimum), never absent-and-quiet. SEVERITY. Low as a defect, but it sits on the challenge-coverage seam, so (c) may deserve its own item. CORRECTION 2026-08-22 (§11.4.6) — THIS ITEM’S PREMISE WAS FALSE, and the error was mine. Recorded openly rather than quietly edited. scaling_horizontal_challenge.sh EXISTS. It is at submodules/challenges/challenges/scripts/scaling_horizontal_challenge.sh, executable, 3107 bytes, dated Aug 7. So do all 14 other entries and the meta-runner. It was never deleted: added to the roster at 1c959ba, the challenge itself added in the submodule at 873c0b1, and a pickaxe search across both repositories and all branches finds ZERO deletions. HOW I GOT IT WRONG. run_all_challenges.sh reads submodules/challenges/challenges/scripts/. I checked challenges/scripts/ — a DIFFERENT directory belonging to a DIFFERENT, glob-based runner. Two similarly-named directories; I measured the wrong one. That is a §11.4.201(9) field-identity error. Worse, I wrote that it was</w:t>
+            </w:r>
+            <w:r>
+              <w:t xml:space="preserve"> </w:t>
+            </w:r>
+            <w:r>
+              <w:t xml:space="preserve">“verified by invocation”</w:t>
+            </w:r>
+            <w:r>
+              <w:t xml:space="preserve">: I had listed a directory and never run the aggregator, so the claim overstated the evidence class as well as getting the answer wrong. THE LESSON, which generalises past this item. In the SAME commit I correctly caught a sibling agent making this exact class of error on BOB-167 — a zero-hit produced by searching one symbol name — and applied a control needle there. Then I omitted the needle one paragraph later on my own measurement. The distinction that would have caught it: A CONTROL NEEDLE PROVES THE INSTRUMENT CAN SEE; IT DOES NOT PROVE IT IS POINTED AT THE THING UNDER TEST. §11.4.201(7)(b) as commonly applied guards blindness; it does not guard mis-aiming. The needle for THIS query would have been to resolve the path the runner itself reads, not to confirm that some directory listing works. WHAT IS ACTUALLY WRONG, and it is worse than what I filed. The missing-entry path runs no challenges by definition, so it can be exercised safely. Run against a checkout where the submodule is absent — the ordinary state of a clone made without –recursive — the REAL runner (byte-identity sha-asserted, not a replica) reports: PASS: 0 FAIL: 0 SKIP: 16 TOTAL: 16 OBSERVED EXIT CODE: 0 An ENTIRELY UN-RUN BANK REPORTS SUCCESS. Not one dangling entry tolerated — the whole suite silently passes without executing anything. That is §11.4.201(6) false-null verbatim, and it is observed-reachable rather than constructed (§11.4.115(G)). REVISED ACCEPTANCE. (a) ANSWERED, though not as filed: the runner reports a loud, counted SKIP and then never blocks, because the exit expression reads only the FAIL count. (b) The dangling-entry half is VOID — nothing is dangling. (c) The real work is the exit contract: a roster entry the runner cannot execute must not be indistinguishable from a healthy run. See the decision recorded in docs/qa/BOB-168/decision_missing_vs_skip.md. RELATED, REPORTED NOT FIXED: scripts/pre_build_verification.sh:1792 carries the same SKIP/MISSING conflation one level up, for the other runner. Filed separately.</w:t>
+            </w:r>
+          </w:p>
+        </w:tc>
+      </w:tr>
+      <w:tr>
+        <w:tc>
+          <w:tcPr/>
+          <w:p>
+            <w:pPr>
+              <w:pStyle w:val="Compact"/>
+            </w:pPr>
+            <w:r>
+              <w:t xml:space="preserve">BOB-169</w:t>
+            </w:r>
+          </w:p>
+        </w:tc>
+        <w:tc>
+          <w:tcPr/>
+          <w:p>
+            <w:pPr>
+              <w:pStyle w:val="Compact"/>
+            </w:pPr>
+            <w:r>
+              <w:t xml:space="preserve">Bug</w:t>
+            </w:r>
+          </w:p>
+        </w:tc>
+        <w:tc>
+          <w:tcPr/>
+          <w:p>
+            <w:pPr>
+              <w:pStyle w:val="Compact"/>
+            </w:pPr>
+            <w:r>
+              <w:t xml:space="preserve">In progress</w:t>
+            </w:r>
+          </w:p>
+        </w:tc>
+        <w:tc>
+          <w:tcPr/>
+          <w:p>
+            <w:pPr>
+              <w:pStyle w:val="Compact"/>
+            </w:pPr>
+            <w:r>
+              <w:t xml:space="preserve">Medium</w:t>
+            </w:r>
+          </w:p>
+        </w:tc>
+        <w:tc>
+          <w:tcPr/>
+          <w:p>
+            <w:pPr>
+              <w:pStyle w:val="Compact"/>
+            </w:pPr>
+            <w:r>
+              <w:t xml:space="preserve">WHAT. The §11.4.65 markdown-export mandate requires every in-scope doc to ship .html/.pdf twins. 286 of the 326 .html files under docs/ (excluding dist/ and node_modules/) are pandoc FRAGMENTS — they begin at</w:t>
+            </w:r>
+            <w:r>
+              <w:t xml:space="preserve"> </w:t>
+            </w:r>
+          </w:p>
+        </w:tc>
+      </w:tr>
+      <w:tr>
+        <w:tc>
+          <w:tcPr/>
+          <w:p>
+            <w:pPr>
+              <w:pStyle w:val="Compact"/>
+            </w:pPr>
+            <w:r>
+              <w:t xml:space="preserve">BOB-170</w:t>
+            </w:r>
+          </w:p>
+        </w:tc>
+        <w:tc>
+          <w:tcPr/>
+          <w:p>
+            <w:pPr>
+              <w:pStyle w:val="Compact"/>
+            </w:pPr>
+            <w:r>
+              <w:t xml:space="preserve">Task</w:t>
+            </w:r>
+          </w:p>
+        </w:tc>
+        <w:tc>
+          <w:tcPr/>
+          <w:p>
+            <w:pPr>
+              <w:pStyle w:val="Compact"/>
+            </w:pPr>
+            <w:r>
+              <w:t xml:space="preserve">Queued</w:t>
+            </w:r>
+          </w:p>
+        </w:tc>
+        <w:tc>
+          <w:tcPr/>
+          <w:p>
+            <w:pPr>
+              <w:pStyle w:val="Compact"/>
+            </w:pPr>
+            <w:r>
+              <w:t xml:space="preserve">Medium</w:t>
+            </w:r>
+          </w:p>
+        </w:tc>
+        <w:tc>
+          <w:tcPr/>
+          <w:p>
+            <w:pPr>
+              <w:pStyle w:val="Compact"/>
+            </w:pPr>
+            <w:r>
+              <w:t xml:space="preserve">WHAT. The BOB-109 scaling suite gates its two timing tests on loadavg_1m/nproc &lt;= 0.75 — on this 8-cpu host, a 1-minute load average at or below 6.0 — and SKIPs loudly otherwise. That gate is correct and was adopted for a good reason (§11.4.201(8)): the author validated a 2.10 growth-exponent threshold, then observed it FALSE-FAIL correct code at load 11.06 (baseline span 2.136), and at load 15-23 measured baseline spans of 2.358 against injected-cubic mutants at 2.278-2.331 — the signal is smaller than the noise and the two are not separable in either direction. Gating was the honest response. THE PROBLEM. The gate has consequently NEVER RUN under its own precondition. Every recorded run today measured load 9.15-23; the independent reviewer measured 9.66 during review; the conductor measured 6.45 at its lowest. GREEN polarity WAS observed — at loads 9.4-11.6 (span 1.882) and in three stability runs (1.759/1.832/1.848) — but never once beneath the shipped ceiling. The author states this honestly as an inference from data rather than a run they can paste, and the reviewer confirmed the inference is sound (quiescence is strictly more favourable). Sound inference is still not an observed run. WHY THAT MATTERS (§11.4.226). A registered, topology-present guard that never executes is indistinguishable from a guard that would fail if it did. Nothing currently ensures it ever runs: no freshness contract, no scheduled quiet-window invocation, no tracked item — which is precisely the unexecuted-standing-guard class §11.4.226 names, where registration gets treated as coverage while execution is nobody’s job. The forensic precedent in that anchor is two standing guards that, when finally executed, immediately emitted latent FAILs. ACCEPTANCE. (a) Execute both quiescence-gated timing tests on a host whose 1-minute loadavg is genuinely &lt;= 0.75/cpu — no agent fleet, no concurrent build — and capture the run as an artifact showing the resolved load reading alongside the measured span exponent, so the precondition is provable from the artifact and not asserted. (b) Record the observed GREEN polarity in the item and in the test source, replacing the current honest-inference note. (c) If the gate FAILS under genuine quiescence, that is the finding this item exists to surface, and it reopens the threshold-calibration question rather than being worked around. (d) Establish a freshness contract per §11.4.226: how stale a quiescent verdict may be before the gate counts as uncovered again, so this does not silently return to never-executing. HONEST BOUNDARY. This item does not claim the gate is wrong. The evidence points the other way — quiescence is strictly more favourable than the loads where GREEN was already observed. It claims only that the run has not happened, and that an unexecuted guard cannot be cited as coverage. PROVENANCE. Raised as IMPORTANT-2 by the independent Fable-substrate reviewer of the BOB-109 work, and independently corroborated: the reviewer verified the SKIP is loud and prints its resolved numbers, and confirmed the shipped tests do SKIP at today’s load.</w:t>
+            </w:r>
+          </w:p>
+        </w:tc>
+      </w:tr>
+      <w:tr>
+        <w:tc>
+          <w:tcPr/>
+          <w:p>
+            <w:pPr>
+              <w:pStyle w:val="Compact"/>
+            </w:pPr>
+            <w:r>
+              <w:t xml:space="preserve">BOB-172</w:t>
+            </w:r>
+          </w:p>
+        </w:tc>
+        <w:tc>
+          <w:tcPr/>
+          <w:p>
+            <w:pPr>
+              <w:pStyle w:val="Compact"/>
+            </w:pPr>
+            <w:r>
+              <w:t xml:space="preserve">Bug</w:t>
+            </w:r>
+          </w:p>
+        </w:tc>
+        <w:tc>
+          <w:tcPr/>
+          <w:p>
+            <w:pPr>
+              <w:pStyle w:val="Compact"/>
+            </w:pPr>
+            <w:r>
+              <w:t xml:space="preserve">Ready for testing</w:t>
+            </w:r>
+          </w:p>
+        </w:tc>
+        <w:tc>
+          <w:tcPr/>
+          <w:p>
+            <w:pPr>
+              <w:pStyle w:val="Compact"/>
+            </w:pPr>
+            <w:r>
+              <w:t xml:space="preserve">High</w:t>
+            </w:r>
+          </w:p>
+        </w:tc>
+        <w:tc>
+          <w:tcPr/>
+          <w:p>
+            <w:pPr>
+              <w:pStyle w:val="Compact"/>
+            </w:pPr>
+            <w:r>
+              <w:t xml:space="preserve">WHAT. The rutracker SEARCH endpoint is refused by bot protection while the site itself is fully reachable. Measured unauthenticated 2026-08-21 (no cookie file read, no credential value in any artifact — §11.4.10): GET /forum/index.php -&gt; 200, 96283 B,</w:t>
+            </w:r>
+            <w:r>
+              <w:t xml:space="preserve"> </w:t>
+            </w:r>
+          </w:p>
+        </w:tc>
+      </w:tr>
+      <w:tr>
+        <w:tc>
+          <w:tcPr/>
+          <w:p>
+            <w:pPr>
+              <w:pStyle w:val="Compact"/>
+            </w:pPr>
+            <w:r>
+              <w:t xml:space="preserve">BOB-173</w:t>
+            </w:r>
+          </w:p>
+        </w:tc>
+        <w:tc>
+          <w:tcPr/>
+          <w:p>
+            <w:pPr>
+              <w:pStyle w:val="Compact"/>
+            </w:pPr>
+            <w:r>
+              <w:t xml:space="preserve">Bug</w:t>
+            </w:r>
+          </w:p>
+        </w:tc>
+        <w:tc>
+          <w:tcPr/>
+          <w:p>
+            <w:pPr>
+              <w:pStyle w:val="Compact"/>
+            </w:pPr>
+            <w:r>
+              <w:t xml:space="preserve">Ready for testing</w:t>
+            </w:r>
+          </w:p>
+        </w:tc>
+        <w:tc>
+          <w:tcPr/>
+          <w:p>
+            <w:pPr>
+              <w:pStyle w:val="Compact"/>
+            </w:pPr>
+            <w:r>
+              <w:t xml:space="preserve">High</w:t>
+            </w:r>
+          </w:p>
+        </w:tc>
+        <w:tc>
+          <w:tcPr/>
+          <w:p>
+            <w:pPr>
+              <w:pStyle w:val="Compact"/>
+            </w:pPr>
+            <w:r>
+              <w:t xml:space="preserve">WHAT. download-proxy/src/api/hooks.py:96-102: def _save_hooks(hooks: list[dict[str, Any]]) -&gt; None: try: os.makedirs(os.path.dirname(HOOKS_FILE), exist_ok=True) with open(HOOKS_FILE,</w:t>
+            </w:r>
+            <w:r>
+              <w:t xml:space="preserve"> </w:t>
+            </w:r>
+            <w:r>
+              <w:t xml:space="preserve">‘w’</w:t>
+            </w:r>
+            <w:r>
+              <w:t xml:space="preserve">) as f: json.dump(hooks, f, indent=2) except Exception as e: logger.error(f’Failed to save hooks: {e}’) It catches EVERY exception, logs, and returns None. The signature returns None, so the caller has no channel to learn the write failed. Both call sites then report success unconditionally: :152 _save_hooks(hooks) :174 _save_hooks(hooks) :154 logger.info(</w:t>
+            </w:r>
+            <w:r>
+              <w:t xml:space="preserve">‘Created hook: …’</w:t>
+            </w:r>
+            <w:r>
+              <w:t xml:space="preserve">) :175 logger.info(</w:t>
+            </w:r>
+            <w:r>
+              <w:t xml:space="preserve">‘Deleted hook: …’</w:t>
+            </w:r>
+            <w:r>
+              <w:t xml:space="preserve">) :156 return HookResponse(hook_id=…, …) :176 return {</w:t>
+            </w:r>
+            <w:r>
+              <w:t xml:space="preserve">‘message’</w:t>
+            </w:r>
+            <w:r>
+              <w:t xml:space="preserve">:</w:t>
+            </w:r>
+            <w:r>
+              <w:t xml:space="preserve"> </w:t>
+            </w:r>
+            <w:r>
+              <w:t xml:space="preserve">‘Hook deleted’</w:t>
+            </w:r>
+            <w:r>
+              <w:t xml:space="preserve">, …} USER-VISIBLE CONSEQUENCE, which is why this is High and not a code-hygiene nit. A user POSTs a webhook, receives HTTP 200 and a hook_id, and the hook was never written — their automation silently never fires, and the API told them it exists. Symmetrically, a user DELETEs a hook, is told</w:t>
+            </w:r>
+            <w:r>
+              <w:t xml:space="preserve"> </w:t>
+            </w:r>
+            <w:r>
+              <w:t xml:space="preserve">‘Hook deleted’</w:t>
+            </w:r>
+            <w:r>
+              <w:t xml:space="preserve">, the file still holds it, and it fires again after the next restart. In both directions the product reports the opposite of what happened, and the only trace is a log line nobody is watching. THIS IS THE §11.4.252 SHAPE. The path combines two dangerous capabilities from that anchor’s taxonomy — MUTATION of a shared resource (a filesystem write) and EXTERNAL SIDE EFFECT (hooks are outbound calls the system will or will not make) — so it is required to FAIL CLOSED: verify the precondition, refuse when it cannot be satisfied, and surface the refusal. Instead it fails open, and a bare</w:t>
+            </w:r>
+            <w:r>
+              <w:t xml:space="preserve"> </w:t>
+            </w:r>
+            <w:r>
+              <w:t xml:space="preserve">‘except Exception:’</w:t>
+            </w:r>
+            <w:r>
+              <w:t xml:space="preserve"> </w:t>
+            </w:r>
+            <w:r>
+              <w:t xml:space="preserve">that only logs is the exact anti-pattern §11.4.252 enumerates. At the product layer it is also a §11.4.201(6) false-null: a successful write and a swallowed failure are indistinguishable to the caller. PROVENANCE. Surfaced as an out-of-scope observation by the independent reviewer of the BOB-135 test-isolation work — this swallow is what turned that defect into an</w:t>
+            </w:r>
+            <w:r>
+              <w:t xml:space="preserve"> </w:t>
+            </w:r>
+            <w:r>
+              <w:t xml:space="preserve">‘assert 0 == 1’</w:t>
+            </w:r>
+            <w:r>
+              <w:t xml:space="preserve"> </w:t>
+            </w:r>
+            <w:r>
+              <w:t xml:space="preserve">mystery, because the EACCES on /config was logged and discarded while the endpoint kept returning 200. Verified here directly from source before filing (the function body and both call sites read above), not taken on report. Recorded as a §11.4.238 discovery-channel escape: found by an agent reading code during an unrelated investigation, not by the automated QA regime — the coverage gap is a defect of equal standing to the defect itself. ACCEPTANCE. (a) _save_hooks propagates failure — raise, or return a status the callers must consume. (b) Both endpoints translate a persistence failure into an HTTP error (500-class), never a success body; a create that did not persist must not return a hook_id. (c) A test drives each endpoint with the hooks file unwritable (read-only dir or a patched open raising OSError) and asserts a non-2xx status AND that a subsequent GET does not list the phantom hook — assert on the user-observable outcome, not on the log line. (d) Paired §1.1 mutation: restore the swallow; the test must FAIL. (e) Audit the same file for sibling swallows — this is a pattern, and one instance is rarely alone. (f) Honest boundary: this does not claim the write currently fails in production; it claims that WHEN it fails the user is told the opposite, and the BOB-135 investigation shows it does fail in at least one real environment. NOT CLAIMED. No change made. No assessment of how often the write fails in the operator’s deployment. RECORDING A SHELL ERROR OF MY OWN (§11.4.6): the first version of this description was written with the anti-pattern snippet inside backticks in a double-quoted shell argument, so the shell ran it as command substitution and the text was replaced by nothing — the stored description read</w:t>
+            </w:r>
+            <w:r>
+              <w:t xml:space="preserve"> </w:t>
+            </w:r>
+            <w:r>
+              <w:t xml:space="preserve">‘and is the exact anti-pattern’</w:t>
+            </w:r>
+            <w:r>
+              <w:t xml:space="preserve">. This is the SECOND time this session that backticks-inside-double-quotes has corrupted content (the first mangled a commit message). Fixed here by editing through a Python client with no shell quoting in the path. Noted because a silently-truncated defect description is exactly the kind of quiet corruption §11.4.201(7)(c) warns about — the path is part of the instrument, and it failed without erroring.</w:t>
+            </w:r>
+          </w:p>
+        </w:tc>
+      </w:tr>
+      <w:tr>
+        <w:tc>
+          <w:tcPr/>
+          <w:p>
+            <w:pPr>
+              <w:pStyle w:val="Compact"/>
+            </w:pPr>
+            <w:r>
+              <w:t xml:space="preserve">BOB-174</w:t>
+            </w:r>
+          </w:p>
+        </w:tc>
+        <w:tc>
+          <w:tcPr/>
+          <w:p>
+            <w:pPr>
+              <w:pStyle w:val="Compact"/>
+            </w:pPr>
+            <w:r>
+              <w:t xml:space="preserve">Bug</w:t>
+            </w:r>
+          </w:p>
+        </w:tc>
+        <w:tc>
+          <w:tcPr/>
+          <w:p>
+            <w:pPr>
+              <w:pStyle w:val="Compact"/>
+            </w:pPr>
+            <w:r>
+              <w:t xml:space="preserve">In progress</w:t>
+            </w:r>
+          </w:p>
+        </w:tc>
+        <w:tc>
+          <w:tcPr/>
+          <w:p>
+            <w:pPr>
+              <w:pStyle w:val="Compact"/>
+            </w:pPr>
+            <w:r>
+              <w:t xml:space="preserve">High</w:t>
+            </w:r>
+          </w:p>
+        </w:tc>
+        <w:tc>
+          <w:tcPr/>
+          <w:p>
+            <w:pPr>
+              <w:pStyle w:val="Compact"/>
+            </w:pPr>
+            <w:r>
+              <w:t xml:space="preserve">WHAT. A corrupt hooks file is silently indistinguishable from</w:t>
+            </w:r>
+            <w:r>
+              <w:t xml:space="preserve"> </w:t>
+            </w:r>
+            <w:r>
+              <w:t xml:space="preserve">“no hooks configured”</w:t>
+            </w:r>
+            <w:r>
+              <w:t xml:space="preserve">, and the next create then DESTROYS every existing hook while returning HTTP 200. Three defects on one path, filed together because fixing any one alone leaves the data loss reachable. A1 — download-proxy/src/api/hooks.py:104-112. _load_hooks wraps the read in</w:t>
             </w:r>
             <w:r>
               <w:t xml:space="preserve"> </w:t>
@@ -3746,115 +4166,311 @@
               <w:rPr>
                 <w:rStyle w:val="VerbatimChar"/>
               </w:rPr>
-              <w:t xml:space="preserve">bug</w:t>
-            </w:r>
-            <w:r>
-              <w:t xml:space="preserve"> </w:t>
-            </w:r>
-            <w:r>
-              <w:t xml:space="preserve">on 2026-08-21T19:56:53Z</w:t>
-            </w:r>
-            <w:r>
-              <w:t xml:space="preserve"> </w:t>
-            </w:r>
-            <w:r>
-              <w:rPr>
-                <w:b/>
-                <w:bCs/>
-              </w:rPr>
-              <w:t xml:space="preserve">Reported-By:</w:t>
-            </w:r>
-            <w:r>
-              <w:t xml:space="preserve"> </w:t>
-            </w:r>
-            <w:r>
-              <w:t xml:space="preserve">BOB-110 UX-class coverage, discovered by the new axe-core suite on its first live run</w:t>
-            </w:r>
-            <w:r>
-              <w:t xml:space="preserve"> </w:t>
-            </w:r>
-            <w:r>
-              <w:rPr>
-                <w:b/>
-                <w:bCs/>
-              </w:rPr>
-              <w:t xml:space="preserve">What (the report, verbatim):</w:t>
-            </w:r>
-            <w:r>
-              <w:t xml:space="preserve"> </w:t>
-            </w:r>
-            <w:r>
-              <w:t xml:space="preserve">This is a REAL user-facing defect, not a test-tuning artifact, and it was found by the automated regime rather than by a human squinting at the page – which is exactly the 11.4.238 posture the project is aiming for. The static-grep oracle would NOT have found it. Measured: the served root ships an empty</w:t>
-            </w:r>
-            <w:r>
-              <w:t xml:space="preserve"> </w:t>
-            </w:r>
-            <w:r>
-              <w:t xml:space="preserve"> </w:t>
-            </w:r>
-            <w:r>
-              <w:t xml:space="preserve">pre-hydration, so any check reading the raw HTML audits a page nobody sees. The violation only exists in the hydrated DOM, which is why 11.4.170 requires a rendered oracle and forbids value-equality assertions as the proof a UI is correct. Severity reasoning, stated rather than assumed: this is user-visible and affects the primary dashboard heading, but it degrades legibility rather than breaking function, and the surface is operator-facing rather than public. Medium, not High. The failing test was left FAILING on purpose (11.4.238) instead of silenced or marked xfail. tests/ux/ currently reports 1 failed, 16 passed; that 1 is this defect. Anyone reading a red UX suite should read it as this item, not as flakiness – and when this is fixed the suite goes fully green, which is the signal that it is closed. HONEST SCOPE LIMIT (11.4.6): only the dashboard landing view was scanned. The /jackett/* sub-routes and the ng-serve-hosted :4200 route set were NOT audited – the commands to close both are recorded in docs/testing/ux_accessibility.md. So this item’s 21 nodes are a floor, not a total.</w:t>
-            </w:r>
-            <w:r>
-              <w:t xml:space="preserve"> </w:t>
-            </w:r>
-            <w:r>
-              <w:rPr>
-                <w:b/>
-                <w:bCs/>
-              </w:rPr>
-              <w:t xml:space="preserve">Affected scope / file-scope manifest:</w:t>
-            </w:r>
-            <w:r>
-              <w:t xml:space="preserve"> </w:t>
-            </w:r>
-            <w:r>
-              <w:t xml:space="preserve">the Angular dashboard served at http://localhost:7187/ (same compiled SPA as frontend/); production component CSS, not test files</w:t>
-            </w:r>
-            <w:r>
-              <w:t xml:space="preserve"> </w:t>
-            </w:r>
-            <w:r>
-              <w:rPr>
-                <w:b/>
-                <w:bCs/>
-              </w:rPr>
-              <w:t xml:space="preserve">Reproduction / context:</w:t>
-            </w:r>
-            <w:r>
-              <w:t xml:space="preserve"> </w:t>
-            </w:r>
-            <w:r>
-              <w:t xml:space="preserve">Run tests/ux/test_live_dashboard_accessibility.py against the running merge service. axe-core v4.13.0, scanning a real Playwright-rendered JS-hydrated DOM, reports color-contrast violations on 21 nodes. Measured pairs: .brand / h1 text #9d001e on background #3c3f41 = 1.43-1.62:1 (WCAG AA large-text floor is 3:1); tagline #808080 on #3c3f41 = 2.68:1 (body-text floor is 4.5:1).</w:t>
-            </w:r>
-            <w:r>
-              <w:t xml:space="preserve"> </w:t>
-            </w:r>
-            <w:r>
-              <w:rPr>
-                <w:b/>
-                <w:bCs/>
-              </w:rPr>
-              <w:t xml:space="preserve">Acceptance criteria:</w:t>
-            </w:r>
-            <w:r>
-              <w:t xml:space="preserve"> </w:t>
-            </w:r>
-            <w:r>
-              <w:t xml:space="preserve">axe-core reports ZERO color-contrast violations against the live rendered dashboard, with the fix made in production component CSS rather than by relaxing the assertion or excluding the rule (11.4.120: reconcile to the correct mechanism, never weaken the check). The existing tests/ux/ suite is the guard and already fails today, so the RED is captured – closure requires it flipping GREEN against the live surface, which is runtime-class evidence per 11.4.226.</w:t>
-            </w:r>
-          </w:p>
-        </w:tc>
-      </w:tr>
-      <w:tr>
-        <w:tc>
-          <w:tcPr/>
-          <w:p>
-            <w:pPr>
-              <w:pStyle w:val="Compact"/>
-            </w:pPr>
-            <w:r>
-              <w:t xml:space="preserve">BOB-167</w:t>
+              <w:t xml:space="preserve">except Exception: logger.error(...)</w:t>
+            </w:r>
+            <w:r>
+              <w:t xml:space="preserve"> </w:t>
+            </w:r>
+            <w:r>
+              <w:t xml:space="preserve">and falls through to</w:t>
+            </w:r>
+            <w:r>
+              <w:t xml:space="preserve"> </w:t>
+            </w:r>
+            <w:r>
+              <w:rPr>
+                <w:rStyle w:val="VerbatimChar"/>
+              </w:rPr>
+              <w:t xml:space="preserve">return []</w:t>
+            </w:r>
+            <w:r>
+              <w:t xml:space="preserve">. A truncated or malformed hooks.json is therefore reported to every caller as an empty, healthy hook list. Confirmed at source. A2 — the consequence, and the reason this is High. create_hook loads, appends, saves. Given a corrupt file that load turns into [], the save writes a one-element list over the top. Every previously-configured hook is gone. Measured by the implementing agent against the ALREADY-FIXED tree, so this survives the BOB-173 write-failure fix: BEFORE on disk : [</w:t>
+            </w:r>
+            <w:r>
+              <w:t xml:space="preserve">‘prod-hook-0’</w:t>
+            </w:r>
+            <w:r>
+              <w:t xml:space="preserve">,</w:t>
+            </w:r>
+            <w:r>
+              <w:t xml:space="preserve"> </w:t>
+            </w:r>
+            <w:r>
+              <w:t xml:space="preserve">‘prod-hook-1’</w:t>
+            </w:r>
+            <w:r>
+              <w:t xml:space="preserve">,</w:t>
+            </w:r>
+            <w:r>
+              <w:t xml:space="preserve"> </w:t>
+            </w:r>
+            <w:r>
+              <w:t xml:space="preserve">‘prod-hook-2’</w:t>
+            </w:r>
+            <w:r>
+              <w:t xml:space="preserve">] GET reports : 200 {</w:t>
+            </w:r>
+            <w:r>
+              <w:t xml:space="preserve">‘hooks’</w:t>
+            </w:r>
+            <w:r>
+              <w:t xml:space="preserve">: [],</w:t>
+            </w:r>
+            <w:r>
+              <w:t xml:space="preserve"> </w:t>
+            </w:r>
+            <w:r>
+              <w:t xml:space="preserve">‘count’</w:t>
+            </w:r>
+            <w:r>
+              <w:t xml:space="preserve">: 0} &lt;- claims ZERO hooks configured DELETE reports : 404 {</w:t>
+            </w:r>
+            <w:r>
+              <w:t xml:space="preserve">‘detail’</w:t>
+            </w:r>
+            <w:r>
+              <w:t xml:space="preserve">:</w:t>
+            </w:r>
+            <w:r>
+              <w:t xml:space="preserve"> </w:t>
+            </w:r>
+            <w:r>
+              <w:t xml:space="preserve">‘Hook not found’</w:t>
+            </w:r>
+            <w:r>
+              <w:t xml:space="preserve">} &lt;- for a hook that IS in the file POST reports : 200 hook_id=3c8a5930-… AFTER on disk : [</w:t>
+            </w:r>
+            <w:r>
+              <w:t xml:space="preserve">‘3c8a5930-…’</w:t>
+            </w:r>
+            <w:r>
+              <w:t xml:space="preserve">] Three prod hooks destroyed, HTTP 200 throughout, nothing surfaced to the user. A5 — _save_hooks writes with a plain</w:t>
+            </w:r>
+            <w:r>
+              <w:t xml:space="preserve"> </w:t>
+            </w:r>
+            <w:r>
+              <w:rPr>
+                <w:rStyle w:val="VerbatimChar"/>
+              </w:rPr>
+              <w:t xml:space="preserve">open(path, "w")</w:t>
+            </w:r>
+            <w:r>
+              <w:t xml:space="preserve">. A crash, ENOSPC, or a kill mid-write truncates the file in place. That is precisely the corruption A1 then reads as</w:t>
+            </w:r>
+            <w:r>
+              <w:t xml:space="preserve"> </w:t>
+            </w:r>
+            <w:r>
+              <w:t xml:space="preserve">“no hooks”</w:t>
+            </w:r>
+            <w:r>
+              <w:t xml:space="preserve"> </w:t>
+            </w:r>
+            <w:r>
+              <w:t xml:space="preserve">and A2 overwrites. The same codebase already has the correct pattern: theme_state.py:115-126 uses tmp-file + os.replace. WHY THE THREE ARE ONE ITEM. A5 manufactures the corrupt file, A1 misreads it as empty, A2 destroys the contents. Fixing only A1 leaves truncation reachable; fixing only A5 leaves an existing corrupt file a data-loss trigger; fixing only A2 leaves the API lying about what is configured. The chain is the defect. DELIBERATELY NOT FIXED UNDER BOB-173, and the reasoning is sound. The implementing agent identified all three while auditing sibling swallows as that item required, and declined to fix them in the same change because: they change GET semantics on an endpoint the frontend consumes (200 -&gt; 5xx); they need a CORRUPT-file reproduction rather than the UNWRITABLE-file one BOB-173 built; and they need a design decision that is genuinely not obvious — a MISSING hooks file legitimately means</w:t>
+            </w:r>
+            <w:r>
+              <w:t xml:space="preserve"> </w:t>
+            </w:r>
+            <w:r>
+              <w:t xml:space="preserve">“no hooks configured”</w:t>
+            </w:r>
+            <w:r>
+              <w:t xml:space="preserve">, while a CORRUPT one does not, and today’s code cannot tell those apart. Expanding BOB-173’s scope to cover them would have meant shipping that decision unexamined. ACCEPTANCE. (a) Distinguish MISSING from CORRUPT: a missing file remains an empty list; a corrupt one is an error, never silently []. (b) Decide and RECORD what GET does on corruption — 5xx, or 200 with an explicit degraded marker the frontend can render. This is the design decision, and it should be stated rather than inferred from whatever the patch happens to do. (c) create/delete MUST NOT overwrite a file they could not parse — refuse, do not clobber (§11.4.252: mutation plus external side effect must fail closed). (d) Make the write atomic via tmp + os.replace, reusing theme_state.py’s existing pattern rather than re-inventing it (§11.4.28). (e) Tests asserting the USER-OBSERVABLE outcome, not log lines: seed a corrupt file, assert GET does not claim zero hooks, assert a create refuses rather than destroying, and assert the file still holds the original hooks afterwards. (f) Paired §1.1 mutation per guard. (g) NEGATIVE CONTROLS (§11.4.201(1)): a MISSING file must still yield an empty list and a working create; a VALID file must behave exactly as today. A fix that makes every load fail closed by failing always is not a fix. A3, RECORDED SEPARATELY, NOT PART OF THIS CHAIN. VALID_EVENTS and HookEventType are two sources of truth for one closed set. Verified identical today, unguarded against drift: if they diverge a hook registers successfully and then silently never fires. One assertion pinning them would close it. NOT CLAIMED. No change made. The BOB-173 write-failure fix is real and orthogonal — it makes a FAILED write honest; it does nothing about a SUCCESSFUL write of wrong data derived from a misread file.</w:t>
+            </w:r>
+          </w:p>
+        </w:tc>
+      </w:tr>
+      <w:tr>
+        <w:tc>
+          <w:tcPr/>
+          <w:p>
+            <w:pPr>
+              <w:pStyle w:val="Compact"/>
+            </w:pPr>
+            <w:r>
+              <w:t xml:space="preserve">BOB-175</w:t>
+            </w:r>
+          </w:p>
+        </w:tc>
+        <w:tc>
+          <w:tcPr/>
+          <w:p>
+            <w:pPr>
+              <w:pStyle w:val="Compact"/>
+            </w:pPr>
+            <w:r>
+              <w:t xml:space="preserve">Task</w:t>
+            </w:r>
+          </w:p>
+        </w:tc>
+        <w:tc>
+          <w:tcPr/>
+          <w:p>
+            <w:pPr>
+              <w:pStyle w:val="Compact"/>
+            </w:pPr>
+            <w:r>
+              <w:t xml:space="preserve">Queued</w:t>
+            </w:r>
+          </w:p>
+        </w:tc>
+        <w:tc>
+          <w:tcPr/>
+          <w:p>
+            <w:pPr>
+              <w:pStyle w:val="Compact"/>
+            </w:pPr>
+            <w:r>
+              <w:t xml:space="preserve">Low</w:t>
+            </w:r>
+          </w:p>
+        </w:tc>
+        <w:tc>
+          <w:tcPr/>
+          <w:p>
+            <w:pPr>
+              <w:pStyle w:val="Compact"/>
+            </w:pPr>
+            <w:r>
+              <w:t xml:space="preserve">WHAT. The workable-items</w:t>
+            </w:r>
+            <w:r>
+              <w:t xml:space="preserve"> </w:t>
+            </w:r>
+            <w:r>
+              <w:rPr>
+                <w:rStyle w:val="VerbatimChar"/>
+              </w:rPr>
+              <w:t xml:space="preserve">update</w:t>
+            </w:r>
+            <w:r>
+              <w:t xml:space="preserve"> </w:t>
+            </w:r>
+            <w:r>
+              <w:t xml:space="preserve">seam guards the status-location invariant in one direction only. After BOB-166,</w:t>
+            </w:r>
+            <w:r>
+              <w:t xml:space="preserve"> </w:t>
+            </w:r>
+            <w:r>
+              <w:rPr>
+                <w:rStyle w:val="VerbatimChar"/>
+              </w:rPr>
+              <w:t xml:space="preserve">update --status &lt;terminal&gt;</w:t>
+            </w:r>
+            <w:r>
+              <w:t xml:space="preserve"> </w:t>
+            </w:r>
+            <w:r>
+              <w:t xml:space="preserve">on an Issues-located row is refused. The mirror is still open:</w:t>
+            </w:r>
+            <w:r>
+              <w:t xml:space="preserve"> </w:t>
+            </w:r>
+            <w:r>
+              <w:rPr>
+                <w:rStyle w:val="VerbatimChar"/>
+              </w:rPr>
+              <w:t xml:space="preserve">update --location Fixed --status &lt;non-terminal&gt;</w:t>
+            </w:r>
+            <w:r>
+              <w:t xml:space="preserve"> </w:t>
+            </w:r>
+            <w:r>
+              <w:t xml:space="preserve">exits 0 and creates a row that</w:t>
+            </w:r>
+            <w:r>
+              <w:t xml:space="preserve"> </w:t>
+            </w:r>
+            <w:r>
+              <w:rPr>
+                <w:rStyle w:val="VerbatimChar"/>
+              </w:rPr>
+              <w:t xml:space="preserve">update</w:t>
+            </w:r>
+            <w:r>
+              <w:t xml:space="preserve">‘s own validator immediately rejects. Verified empirically by the independent reviewer of BOB-166: update –location Fixed –status ’In progress’</w:t>
+            </w:r>
+            <w:r>
+              <w:t xml:space="preserve"> </w:t>
+            </w:r>
+            <w:r>
+              <w:t xml:space="preserve">-&gt; exit 0 validate -&gt; FAILS, naming the row (check (f), fixedLocationNonTerminalStatus) So the command can still mint a state its own validate call refuses. That is the §11.4.196(F) shape at the seam layer: the invariant is CONFIGURED in validate but not ENFORCED at every write path that can violate it. WHY IT WAS DELIBERATELY LEFT OPEN IN BOB-166, and why that was right. Three reasons, all checked rather than asserted: (1) the real corpus has ZERO instances of this direction against TEN of the direction BOB-166 closed — the asymmetry in the data matched the asymmetry in the code; (2) detective coverage ALREADY existed and demonstrably fires, so unlike BOB-166’s direction this cannot rot silently; (3) and the load-bearing one —</w:t>
+            </w:r>
+            <w:r>
+              <w:t xml:space="preserve"> </w:t>
+            </w:r>
+            <w:r>
+              <w:rPr>
+                <w:rStyle w:val="VerbatimChar"/>
+              </w:rPr>
+              <w:t xml:space="preserve">reopenCmd</w:t>
+            </w:r>
+            <w:r>
+              <w:t xml:space="preserve"> </w:t>
+            </w:r>
+            <w:r>
+              <w:t xml:space="preserve">documents and SANCTIONS a transient Fixed-plus-non-terminal state via its</w:t>
+            </w:r>
+            <w:r>
+              <w:t xml:space="preserve"> </w:t>
+            </w:r>
+            <w:r>
+              <w:rPr>
+                <w:rStyle w:val="VerbatimChar"/>
+              </w:rPr>
+              <w:t xml:space="preserve">--location Fixed</w:t>
+            </w:r>
+            <w:r>
+              <w:t xml:space="preserve"> </w:t>
+            </w:r>
+            <w:r>
+              <w:t xml:space="preserve">operator override. A naive preventive guard at the update seam would collide with that override’s semantics. Closing this therefore requires a design decision about how the two interact, which is a different question from the one BOB-166 was scoped to answer, and expanding that item would have meant shipping the decision unexamined. ACCEPTANCE. (a) Decide and RECORD how a preventive guard on this direction coexists with reopenCmd’s sanctioned override — this is the actual work, and the answer should be written down rather than inferred from whatever the patch does. Candidates worth weighing: exempt the reopen path explicitly, require an override flag on</w:t>
+            </w:r>
+            <w:r>
+              <w:t xml:space="preserve"> </w:t>
+            </w:r>
+            <w:r>
+              <w:rPr>
+                <w:rStyle w:val="VerbatimChar"/>
+              </w:rPr>
+              <w:t xml:space="preserve">update</w:t>
+            </w:r>
+            <w:r>
+              <w:t xml:space="preserve"> </w:t>
+            </w:r>
+            <w:r>
+              <w:t xml:space="preserve">mirroring reopen’s, or leave the direction detective-only with the rationale recorded so the asymmetry is a decision rather than an oversight. (b) If a guard lands, it reuses</w:t>
+            </w:r>
+            <w:r>
+              <w:t xml:space="preserve"> </w:t>
+            </w:r>
+            <w:r>
+              <w:rPr>
+                <w:rStyle w:val="VerbatimChar"/>
+              </w:rPr>
+              <w:t xml:space="preserve">terminalStatuses()</w:t>
+            </w:r>
+            <w:r>
+              <w:t xml:space="preserve"> </w:t>
+            </w:r>
+            <w:r>
+              <w:t xml:space="preserve">— BOB-166 established one predicate source specifically so the two directions cannot drift. (c) Paired §1.1 mutation. (d) NEGATIVE CONTROL (§11.4.201(1)), and it is the sharp one here: the sanctioned reopen path MUST still work. A guard that breaks reopenCmd’s documented override is a false-positive refusal, and worse than the gap it closes, because it breaks a workflow operators are told to use. HONEST BOUNDARY. This is not a live data defect. Zero corpus instances, and the detective gate catches it at the next validate. It is filed so a scoped, deliberate omission stays visible as a tracked decision instead of living only in a code comment where the next reader will mistake it for an oversight (§11.4.197: a started thread reaches a documented terminal state, never quiet abandonment). PROVENANCE. Raised by the implementing agent of BOB-166 as a known asymmetry it deliberately did not close, independently verified and endorsed as an acceptable scope boundary by that item’s reviewer, on the condition that it become a tracked item rather than a comment. This is that item.</w:t>
+            </w:r>
+          </w:p>
+        </w:tc>
+      </w:tr>
+      <w:tr>
+        <w:tc>
+          <w:tcPr/>
+          <w:p>
+            <w:pPr>
+              <w:pStyle w:val="Compact"/>
+            </w:pPr>
+            <w:r>
+              <w:t xml:space="preserve">BOB-176</w:t>
             </w:r>
           </w:p>
         </w:tc>
@@ -3898,919 +4514,6 @@
               <w:pStyle w:val="Compact"/>
             </w:pPr>
             <w:r>
-              <w:t xml:space="preserve">WHAT. download-proxy exposes two Server-Sent-Events routes. They are the same expensive class — long-lived connections that hold a worker and a generator for their lifetime — but only one is rate-limit classed: routes.py:801</w:t>
-            </w:r>
-            <w:r>
-              <w:t xml:space="preserve"> </w:t>
-            </w:r>
-            <w:r>
-              <w:t xml:space="preserve">@router.get</w:t>
-            </w:r>
-            <w:r>
-              <w:t xml:space="preserve">(</w:t>
-            </w:r>
-            <w:r>
-              <w:t xml:space="preserve">‘/search/stream/{search_id}’</w:t>
-            </w:r>
-            <w:r>
-              <w:t xml:space="preserve">)</w:t>
-            </w:r>
-            <w:r>
-              <w:t xml:space="preserve"> </w:t>
-            </w:r>
-            <w:r>
-              <w:t xml:space="preserve">@_rl</w:t>
-            </w:r>
-            <w:r>
-              <w:t xml:space="preserve">(</w:t>
-            </w:r>
-            <w:r>
-              <w:t xml:space="preserve">‘sse_stream’</w:t>
-            </w:r>
-            <w:r>
-              <w:t xml:space="preserve">) &lt;- classed routes.py:150</w:t>
-            </w:r>
-            <w:r>
-              <w:t xml:space="preserve"> </w:t>
-            </w:r>
-            <w:r>
-              <w:t xml:space="preserve">@router.get</w:t>
-            </w:r>
-            <w:r>
-              <w:t xml:space="preserve">(</w:t>
-            </w:r>
-            <w:r>
-              <w:t xml:space="preserve">‘/theme/stream’</w:t>
-            </w:r>
-            <w:r>
-              <w:t xml:space="preserve">) async def stream_theme(…) &lt;- NO limiter decorator _rl(cls) resolves to limiter.limit(limit_for(cls)), so /search/stream is bound to the sse_stream class while /theme/stream falls through to the application default. Measured live on the running stack: /api/v1/theme/stream reports x-ratelimit-limit 120. PROVENANCE + A CORRECTION WORTH KEEPING (§11.4.6). This was surfaced by the BOB-109 scaling agent, whose report framed it as:</w:t>
-            </w:r>
-            <w:r>
-              <w:t xml:space="preserve"> </w:t>
-            </w:r>
-            <w:r>
-              <w:t xml:space="preserve">‘sse_stream_limit_decorator is defined and imported/applied nowhere … SSE falls through to the 120/minute default: 24x less protected’</w:t>
-            </w:r>
-            <w:r>
-              <w:t xml:space="preserve">. That framing is WRONG and was NOT filed as given. The agent searched for one symbol NAME; the wiring uses a different mechanism (</w:t>
-            </w:r>
-            <w:r>
-              <w:t xml:space="preserve">@_rl</w:t>
-            </w:r>
-            <w:r>
-              <w:t xml:space="preserve">(</w:t>
-            </w:r>
-            <w:r>
-              <w:t xml:space="preserve">‘sse_stream’</w:t>
-            </w:r>
-            <w:r>
-              <w:t xml:space="preserve">)), and it IS applied — to /search/stream. Verified by reading routes.py:795-806 and the _rl helper at routes.py:46-51, with a control needle confirming other *_limit_decorator symbols show real usage in api/</w:t>
-            </w:r>
-            <w:r>
-              <w:rPr>
-                <w:b/>
-                <w:bCs/>
-              </w:rPr>
-              <w:t xml:space="preserve">init</w:t>
-            </w:r>
-            <w:r>
-              <w:t xml:space="preserve">.py so the zero-hit was not a blind search. The agent’s MEASUREMENT (120 on /theme/stream) was correct and is what makes this a real finding; its MECHANISM was not. Both halves are recorded so the next reader does not re-derive the same wrong cause. WHY IT MATTERS. An unclassed SSE endpoint is the cheapest way to pin server resources: each connection is held open, and the default class permits 120/min of them. The declared sse_stream class exists precisely because this route shape needs a tighter bound than ordinary GETs. ACCEPTANCE. (a) A decision, recorded, on whether /theme/stream belongs in the sse_stream class or genuinely warrants the default — this is a policy question, not automatically a bug to patch. (b) If it belongs in sse_stream, the decorator is applied and a test drives BOTH SSE routes and asserts each returns its INTENDED class limit from x-ratelimit-limit, so a future route added without a class is caught. (c) A guard that enumerates SSE-shaped routes and fails on any that carries no explicit rate-limit class — the general form, so the third SSE route does not repeat this. (d) Honest boundary: this does not claim 120/min is exploitable in this deployment; with network_mode host and no reverse proxy every caller shares the 127.0.0.1 bucket, which BOB-111 measured and recorded separately. NOT CLAIMED. No change made. The limit values were read from headers, never driven to exhaustion — the limiter is per-IP and shared with concurrent agents on this host (§11.4.119).</w:t>
-            </w:r>
-          </w:p>
-        </w:tc>
-      </w:tr>
-      <w:tr>
-        <w:tc>
-          <w:tcPr/>
-          <w:p>
-            <w:pPr>
-              <w:pStyle w:val="Compact"/>
-            </w:pPr>
-            <w:r>
-              <w:t xml:space="preserve">BOB-168</w:t>
-            </w:r>
-          </w:p>
-        </w:tc>
-        <w:tc>
-          <w:tcPr/>
-          <w:p>
-            <w:pPr>
-              <w:pStyle w:val="Compact"/>
-            </w:pPr>
-            <w:r>
-              <w:t xml:space="preserve">Task</w:t>
-            </w:r>
-          </w:p>
-        </w:tc>
-        <w:tc>
-          <w:tcPr/>
-          <w:p>
-            <w:pPr>
-              <w:pStyle w:val="Compact"/>
-            </w:pPr>
-            <w:r>
-              <w:t xml:space="preserve">In progress</w:t>
-            </w:r>
-          </w:p>
-        </w:tc>
-        <w:tc>
-          <w:tcPr/>
-          <w:p>
-            <w:pPr>
-              <w:pStyle w:val="Compact"/>
-            </w:pPr>
-            <w:r>
-              <w:t xml:space="preserve">Low</w:t>
-            </w:r>
-          </w:p>
-        </w:tc>
-        <w:tc>
-          <w:tcPr/>
-          <w:p>
-            <w:pPr>
-              <w:pStyle w:val="Compact"/>
-            </w:pPr>
-            <w:r>
-              <w:t xml:space="preserve">WHAT. scripts/run_all_challenges.sh:66 lists</w:t>
-            </w:r>
-            <w:r>
-              <w:t xml:space="preserve"> </w:t>
-            </w:r>
-            <w:r>
-              <w:t xml:space="preserve">“scaling_horizontal_challenge.sh”</w:t>
-            </w:r>
-            <w:r>
-              <w:t xml:space="preserve"> </w:t>
-            </w:r>
-            <w:r>
-              <w:t xml:space="preserve">in its challenge set. challenges/scripts/scaling_horizontal_challenge.sh does not exist: $ sed -n</w:t>
-            </w:r>
-            <w:r>
-              <w:t xml:space="preserve"> </w:t>
-            </w:r>
-            <w:r>
-              <w:t xml:space="preserve">‘66p’</w:t>
-            </w:r>
-            <w:r>
-              <w:t xml:space="preserve"> </w:t>
-            </w:r>
-            <w:r>
-              <w:t xml:space="preserve">scripts/run_all_challenges.sh</w:t>
-            </w:r>
-            <w:r>
-              <w:t xml:space="preserve"> </w:t>
-            </w:r>
-            <w:r>
-              <w:t xml:space="preserve">“scaling_horizontal_challenge.sh”</w:t>
-            </w:r>
-            <w:r>
-              <w:t xml:space="preserve"> </w:t>
-            </w:r>
-            <w:r>
-              <w:t xml:space="preserve">$ ls challenges/scripts/scaling_horizontal_challenge.sh ls: cannot access …: No such file or directory VERIFIED independently, not taken on report — surfaced by the BOB-109 scaling agent and re-checked here by direct invocation. WHY IT MATTERS. Whether this is cosmetic or a §11.4.201 gate-honesty defect depends entirely on how the runner treats a missing entry, and that is the first thing to determine: if it SKIPs silently, the challenge bank advertises coverage it does not have (a §11.4.266 claim-vs-reality row with no passing challenge behind it); if it FAILs, the runner is permanently red for a reason unrelated to the system under test, which trains readers to ignore it. Neither outcome is acceptable; they need different fixes. ACCEPTANCE. (a) Determine and record the runner’s actual behaviour on the missing entry by invoking it, not by reading it. (b) EITHER author the challenge, OR remove the entry — with §11.4.124 discipline: check git history for whether it once existed and was deleted, since a silently-dropped challenge is the more interesting defect. (c) If the runner silently skips missing entries, that is its own finding: a missing challenge must be loud (§11.4.3 SKIP-with-reason at minimum), never absent-and-quiet. SEVERITY. Low as a defect, but it sits on the challenge-coverage seam, so (c) may deserve its own item. CORRECTION 2026-08-22 (§11.4.6) — THIS ITEM’S PREMISE WAS FALSE, and the error was mine. Recorded openly rather than quietly edited. scaling_horizontal_challenge.sh EXISTS. It is at submodules/challenges/challenges/scripts/scaling_horizontal_challenge.sh, executable, 3107 bytes, dated Aug 7. So do all 14 other entries and the meta-runner. It was never deleted: added to the roster at 1c959ba, the challenge itself added in the submodule at 873c0b1, and a pickaxe search across both repositories and all branches finds ZERO deletions. HOW I GOT IT WRONG. run_all_challenges.sh reads submodules/challenges/challenges/scripts/. I checked challenges/scripts/ — a DIFFERENT directory belonging to a DIFFERENT, glob-based runner. Two similarly-named directories; I measured the wrong one. That is a §11.4.201(9) field-identity error. Worse, I wrote that it was</w:t>
-            </w:r>
-            <w:r>
-              <w:t xml:space="preserve"> </w:t>
-            </w:r>
-            <w:r>
-              <w:t xml:space="preserve">“verified by invocation”</w:t>
-            </w:r>
-            <w:r>
-              <w:t xml:space="preserve">: I had listed a directory and never run the aggregator, so the claim overstated the evidence class as well as getting the answer wrong. THE LESSON, which generalises past this item. In the SAME commit I correctly caught a sibling agent making this exact class of error on BOB-167 — a zero-hit produced by searching one symbol name — and applied a control needle there. Then I omitted the needle one paragraph later on my own measurement. The distinction that would have caught it: A CONTROL NEEDLE PROVES THE INSTRUMENT CAN SEE; IT DOES NOT PROVE IT IS POINTED AT THE THING UNDER TEST. §11.4.201(7)(b) as commonly applied guards blindness; it does not guard mis-aiming. The needle for THIS query would have been to resolve the path the runner itself reads, not to confirm that some directory listing works. WHAT IS ACTUALLY WRONG, and it is worse than what I filed. The missing-entry path runs no challenges by definition, so it can be exercised safely. Run against a checkout where the submodule is absent — the ordinary state of a clone made without –recursive — the REAL runner (byte-identity sha-asserted, not a replica) reports: PASS: 0 FAIL: 0 SKIP: 16 TOTAL: 16 OBSERVED EXIT CODE: 0 An ENTIRELY UN-RUN BANK REPORTS SUCCESS. Not one dangling entry tolerated — the whole suite silently passes without executing anything. That is §11.4.201(6) false-null verbatim, and it is observed-reachable rather than constructed (§11.4.115(G)). REVISED ACCEPTANCE. (a) ANSWERED, though not as filed: the runner reports a loud, counted SKIP and then never blocks, because the exit expression reads only the FAIL count. (b) The dangling-entry half is VOID — nothing is dangling. (c) The real work is the exit contract: a roster entry the runner cannot execute must not be indistinguishable from a healthy run. See the decision recorded in docs/qa/BOB-168/decision_missing_vs_skip.md. RELATED, REPORTED NOT FIXED: scripts/pre_build_verification.sh:1792 carries the same SKIP/MISSING conflation one level up, for the other runner. Filed separately.</w:t>
-            </w:r>
-          </w:p>
-        </w:tc>
-      </w:tr>
-      <w:tr>
-        <w:tc>
-          <w:tcPr/>
-          <w:p>
-            <w:pPr>
-              <w:pStyle w:val="Compact"/>
-            </w:pPr>
-            <w:r>
-              <w:t xml:space="preserve">BOB-169</w:t>
-            </w:r>
-          </w:p>
-        </w:tc>
-        <w:tc>
-          <w:tcPr/>
-          <w:p>
-            <w:pPr>
-              <w:pStyle w:val="Compact"/>
-            </w:pPr>
-            <w:r>
-              <w:t xml:space="preserve">Bug</w:t>
-            </w:r>
-          </w:p>
-        </w:tc>
-        <w:tc>
-          <w:tcPr/>
-          <w:p>
-            <w:pPr>
-              <w:pStyle w:val="Compact"/>
-            </w:pPr>
-            <w:r>
-              <w:t xml:space="preserve">In progress</w:t>
-            </w:r>
-          </w:p>
-        </w:tc>
-        <w:tc>
-          <w:tcPr/>
-          <w:p>
-            <w:pPr>
-              <w:pStyle w:val="Compact"/>
-            </w:pPr>
-            <w:r>
-              <w:t xml:space="preserve">Medium</w:t>
-            </w:r>
-          </w:p>
-        </w:tc>
-        <w:tc>
-          <w:tcPr/>
-          <w:p>
-            <w:pPr>
-              <w:pStyle w:val="Compact"/>
-            </w:pPr>
-            <w:r>
-              <w:t xml:space="preserve">WHAT. The §11.4.65 markdown-export mandate requires every in-scope doc to ship .html/.pdf twins. 286 of the 326 .html files under docs/ (excluding dist/ and node_modules/) are pandoc FRAGMENTS — they begin at</w:t>
-            </w:r>
-            <w:r>
-              <w:t xml:space="preserve"> </w:t>
-            </w:r>
-          </w:p>
-        </w:tc>
-      </w:tr>
-      <w:tr>
-        <w:tc>
-          <w:tcPr/>
-          <w:p>
-            <w:pPr>
-              <w:pStyle w:val="Compact"/>
-            </w:pPr>
-            <w:r>
-              <w:t xml:space="preserve">BOB-170</w:t>
-            </w:r>
-          </w:p>
-        </w:tc>
-        <w:tc>
-          <w:tcPr/>
-          <w:p>
-            <w:pPr>
-              <w:pStyle w:val="Compact"/>
-            </w:pPr>
-            <w:r>
-              <w:t xml:space="preserve">Task</w:t>
-            </w:r>
-          </w:p>
-        </w:tc>
-        <w:tc>
-          <w:tcPr/>
-          <w:p>
-            <w:pPr>
-              <w:pStyle w:val="Compact"/>
-            </w:pPr>
-            <w:r>
-              <w:t xml:space="preserve">Queued</w:t>
-            </w:r>
-          </w:p>
-        </w:tc>
-        <w:tc>
-          <w:tcPr/>
-          <w:p>
-            <w:pPr>
-              <w:pStyle w:val="Compact"/>
-            </w:pPr>
-            <w:r>
-              <w:t xml:space="preserve">Medium</w:t>
-            </w:r>
-          </w:p>
-        </w:tc>
-        <w:tc>
-          <w:tcPr/>
-          <w:p>
-            <w:pPr>
-              <w:pStyle w:val="Compact"/>
-            </w:pPr>
-            <w:r>
-              <w:t xml:space="preserve">WHAT. The BOB-109 scaling suite gates its two timing tests on loadavg_1m/nproc &lt;= 0.75 — on this 8-cpu host, a 1-minute load average at or below 6.0 — and SKIPs loudly otherwise. That gate is correct and was adopted for a good reason (§11.4.201(8)): the author validated a 2.10 growth-exponent threshold, then observed it FALSE-FAIL correct code at load 11.06 (baseline span 2.136), and at load 15-23 measured baseline spans of 2.358 against injected-cubic mutants at 2.278-2.331 — the signal is smaller than the noise and the two are not separable in either direction. Gating was the honest response. THE PROBLEM. The gate has consequently NEVER RUN under its own precondition. Every recorded run today measured load 9.15-23; the independent reviewer measured 9.66 during review; the conductor measured 6.45 at its lowest. GREEN polarity WAS observed — at loads 9.4-11.6 (span 1.882) and in three stability runs (1.759/1.832/1.848) — but never once beneath the shipped ceiling. The author states this honestly as an inference from data rather than a run they can paste, and the reviewer confirmed the inference is sound (quiescence is strictly more favourable). Sound inference is still not an observed run. WHY THAT MATTERS (§11.4.226). A registered, topology-present guard that never executes is indistinguishable from a guard that would fail if it did. Nothing currently ensures it ever runs: no freshness contract, no scheduled quiet-window invocation, no tracked item — which is precisely the unexecuted-standing-guard class §11.4.226 names, where registration gets treated as coverage while execution is nobody’s job. The forensic precedent in that anchor is two standing guards that, when finally executed, immediately emitted latent FAILs. ACCEPTANCE. (a) Execute both quiescence-gated timing tests on a host whose 1-minute loadavg is genuinely &lt;= 0.75/cpu — no agent fleet, no concurrent build — and capture the run as an artifact showing the resolved load reading alongside the measured span exponent, so the precondition is provable from the artifact and not asserted. (b) Record the observed GREEN polarity in the item and in the test source, replacing the current honest-inference note. (c) If the gate FAILS under genuine quiescence, that is the finding this item exists to surface, and it reopens the threshold-calibration question rather than being worked around. (d) Establish a freshness contract per §11.4.226: how stale a quiescent verdict may be before the gate counts as uncovered again, so this does not silently return to never-executing. HONEST BOUNDARY. This item does not claim the gate is wrong. The evidence points the other way — quiescence is strictly more favourable than the loads where GREEN was already observed. It claims only that the run has not happened, and that an unexecuted guard cannot be cited as coverage. PROVENANCE. Raised as IMPORTANT-2 by the independent Fable-substrate reviewer of the BOB-109 work, and independently corroborated: the reviewer verified the SKIP is loud and prints its resolved numbers, and confirmed the shipped tests do SKIP at today’s load.</w:t>
-            </w:r>
-          </w:p>
-        </w:tc>
-      </w:tr>
-      <w:tr>
-        <w:tc>
-          <w:tcPr/>
-          <w:p>
-            <w:pPr>
-              <w:pStyle w:val="Compact"/>
-            </w:pPr>
-            <w:r>
-              <w:t xml:space="preserve">BOB-172</w:t>
-            </w:r>
-          </w:p>
-        </w:tc>
-        <w:tc>
-          <w:tcPr/>
-          <w:p>
-            <w:pPr>
-              <w:pStyle w:val="Compact"/>
-            </w:pPr>
-            <w:r>
-              <w:t xml:space="preserve">Bug</w:t>
-            </w:r>
-          </w:p>
-        </w:tc>
-        <w:tc>
-          <w:tcPr/>
-          <w:p>
-            <w:pPr>
-              <w:pStyle w:val="Compact"/>
-            </w:pPr>
-            <w:r>
-              <w:t xml:space="preserve">Ready for testing</w:t>
-            </w:r>
-          </w:p>
-        </w:tc>
-        <w:tc>
-          <w:tcPr/>
-          <w:p>
-            <w:pPr>
-              <w:pStyle w:val="Compact"/>
-            </w:pPr>
-            <w:r>
-              <w:t xml:space="preserve">High</w:t>
-            </w:r>
-          </w:p>
-        </w:tc>
-        <w:tc>
-          <w:tcPr/>
-          <w:p>
-            <w:pPr>
-              <w:pStyle w:val="Compact"/>
-            </w:pPr>
-            <w:r>
-              <w:t xml:space="preserve">WHAT. The rutracker SEARCH endpoint is refused by bot protection while the site itself is fully reachable. Measured unauthenticated 2026-08-21 (no cookie file read, no credential value in any artifact — §11.4.10): GET /forum/index.php -&gt; 200, 96283 B,</w:t>
-            </w:r>
-            <w:r>
-              <w:t xml:space="preserve"> </w:t>
-            </w:r>
-          </w:p>
-        </w:tc>
-      </w:tr>
-      <w:tr>
-        <w:tc>
-          <w:tcPr/>
-          <w:p>
-            <w:pPr>
-              <w:pStyle w:val="Compact"/>
-            </w:pPr>
-            <w:r>
-              <w:t xml:space="preserve">BOB-173</w:t>
-            </w:r>
-          </w:p>
-        </w:tc>
-        <w:tc>
-          <w:tcPr/>
-          <w:p>
-            <w:pPr>
-              <w:pStyle w:val="Compact"/>
-            </w:pPr>
-            <w:r>
-              <w:t xml:space="preserve">Bug</w:t>
-            </w:r>
-          </w:p>
-        </w:tc>
-        <w:tc>
-          <w:tcPr/>
-          <w:p>
-            <w:pPr>
-              <w:pStyle w:val="Compact"/>
-            </w:pPr>
-            <w:r>
-              <w:t xml:space="preserve">Ready for testing</w:t>
-            </w:r>
-          </w:p>
-        </w:tc>
-        <w:tc>
-          <w:tcPr/>
-          <w:p>
-            <w:pPr>
-              <w:pStyle w:val="Compact"/>
-            </w:pPr>
-            <w:r>
-              <w:t xml:space="preserve">High</w:t>
-            </w:r>
-          </w:p>
-        </w:tc>
-        <w:tc>
-          <w:tcPr/>
-          <w:p>
-            <w:pPr>
-              <w:pStyle w:val="Compact"/>
-            </w:pPr>
-            <w:r>
-              <w:t xml:space="preserve">WHAT. download-proxy/src/api/hooks.py:96-102: def _save_hooks(hooks: list[dict[str, Any]]) -&gt; None: try: os.makedirs(os.path.dirname(HOOKS_FILE), exist_ok=True) with open(HOOKS_FILE,</w:t>
-            </w:r>
-            <w:r>
-              <w:t xml:space="preserve"> </w:t>
-            </w:r>
-            <w:r>
-              <w:t xml:space="preserve">‘w’</w:t>
-            </w:r>
-            <w:r>
-              <w:t xml:space="preserve">) as f: json.dump(hooks, f, indent=2) except Exception as e: logger.error(f’Failed to save hooks: {e}’) It catches EVERY exception, logs, and returns None. The signature returns None, so the caller has no channel to learn the write failed. Both call sites then report success unconditionally: :152 _save_hooks(hooks) :174 _save_hooks(hooks) :154 logger.info(</w:t>
-            </w:r>
-            <w:r>
-              <w:t xml:space="preserve">‘Created hook: …’</w:t>
-            </w:r>
-            <w:r>
-              <w:t xml:space="preserve">) :175 logger.info(</w:t>
-            </w:r>
-            <w:r>
-              <w:t xml:space="preserve">‘Deleted hook: …’</w:t>
-            </w:r>
-            <w:r>
-              <w:t xml:space="preserve">) :156 return HookResponse(hook_id=…, …) :176 return {</w:t>
-            </w:r>
-            <w:r>
-              <w:t xml:space="preserve">‘message’</w:t>
-            </w:r>
-            <w:r>
-              <w:t xml:space="preserve">:</w:t>
-            </w:r>
-            <w:r>
-              <w:t xml:space="preserve"> </w:t>
-            </w:r>
-            <w:r>
-              <w:t xml:space="preserve">‘Hook deleted’</w:t>
-            </w:r>
-            <w:r>
-              <w:t xml:space="preserve">, …} USER-VISIBLE CONSEQUENCE, which is why this is High and not a code-hygiene nit. A user POSTs a webhook, receives HTTP 200 and a hook_id, and the hook was never written — their automation silently never fires, and the API told them it exists. Symmetrically, a user DELETEs a hook, is told</w:t>
-            </w:r>
-            <w:r>
-              <w:t xml:space="preserve"> </w:t>
-            </w:r>
-            <w:r>
-              <w:t xml:space="preserve">‘Hook deleted’</w:t>
-            </w:r>
-            <w:r>
-              <w:t xml:space="preserve">, the file still holds it, and it fires again after the next restart. In both directions the product reports the opposite of what happened, and the only trace is a log line nobody is watching. THIS IS THE §11.4.252 SHAPE. The path combines two dangerous capabilities from that anchor’s taxonomy — MUTATION of a shared resource (a filesystem write) and EXTERNAL SIDE EFFECT (hooks are outbound calls the system will or will not make) — so it is required to FAIL CLOSED: verify the precondition, refuse when it cannot be satisfied, and surface the refusal. Instead it fails open, and a bare</w:t>
-            </w:r>
-            <w:r>
-              <w:t xml:space="preserve"> </w:t>
-            </w:r>
-            <w:r>
-              <w:t xml:space="preserve">‘except Exception:’</w:t>
-            </w:r>
-            <w:r>
-              <w:t xml:space="preserve"> </w:t>
-            </w:r>
-            <w:r>
-              <w:t xml:space="preserve">that only logs is the exact anti-pattern §11.4.252 enumerates. At the product layer it is also a §11.4.201(6) false-null: a successful write and a swallowed failure are indistinguishable to the caller. PROVENANCE. Surfaced as an out-of-scope observation by the independent reviewer of the BOB-135 test-isolation work — this swallow is what turned that defect into an</w:t>
-            </w:r>
-            <w:r>
-              <w:t xml:space="preserve"> </w:t>
-            </w:r>
-            <w:r>
-              <w:t xml:space="preserve">‘assert 0 == 1’</w:t>
-            </w:r>
-            <w:r>
-              <w:t xml:space="preserve"> </w:t>
-            </w:r>
-            <w:r>
-              <w:t xml:space="preserve">mystery, because the EACCES on /config was logged and discarded while the endpoint kept returning 200. Verified here directly from source before filing (the function body and both call sites read above), not taken on report. Recorded as a §11.4.238 discovery-channel escape: found by an agent reading code during an unrelated investigation, not by the automated QA regime — the coverage gap is a defect of equal standing to the defect itself. ACCEPTANCE. (a) _save_hooks propagates failure — raise, or return a status the callers must consume. (b) Both endpoints translate a persistence failure into an HTTP error (500-class), never a success body; a create that did not persist must not return a hook_id. (c) A test drives each endpoint with the hooks file unwritable (read-only dir or a patched open raising OSError) and asserts a non-2xx status AND that a subsequent GET does not list the phantom hook — assert on the user-observable outcome, not on the log line. (d) Paired §1.1 mutation: restore the swallow; the test must FAIL. (e) Audit the same file for sibling swallows — this is a pattern, and one instance is rarely alone. (f) Honest boundary: this does not claim the write currently fails in production; it claims that WHEN it fails the user is told the opposite, and the BOB-135 investigation shows it does fail in at least one real environment. NOT CLAIMED. No change made. No assessment of how often the write fails in the operator’s deployment. RECORDING A SHELL ERROR OF MY OWN (§11.4.6): the first version of this description was written with the anti-pattern snippet inside backticks in a double-quoted shell argument, so the shell ran it as command substitution and the text was replaced by nothing — the stored description read</w:t>
-            </w:r>
-            <w:r>
-              <w:t xml:space="preserve"> </w:t>
-            </w:r>
-            <w:r>
-              <w:t xml:space="preserve">‘and is the exact anti-pattern’</w:t>
-            </w:r>
-            <w:r>
-              <w:t xml:space="preserve">. This is the SECOND time this session that backticks-inside-double-quotes has corrupted content (the first mangled a commit message). Fixed here by editing through a Python client with no shell quoting in the path. Noted because a silently-truncated defect description is exactly the kind of quiet corruption §11.4.201(7)(c) warns about — the path is part of the instrument, and it failed without erroring.</w:t>
-            </w:r>
-          </w:p>
-        </w:tc>
-      </w:tr>
-      <w:tr>
-        <w:tc>
-          <w:tcPr/>
-          <w:p>
-            <w:pPr>
-              <w:pStyle w:val="Compact"/>
-            </w:pPr>
-            <w:r>
-              <w:t xml:space="preserve">BOB-174</w:t>
-            </w:r>
-          </w:p>
-        </w:tc>
-        <w:tc>
-          <w:tcPr/>
-          <w:p>
-            <w:pPr>
-              <w:pStyle w:val="Compact"/>
-            </w:pPr>
-            <w:r>
-              <w:t xml:space="preserve">Bug</w:t>
-            </w:r>
-          </w:p>
-        </w:tc>
-        <w:tc>
-          <w:tcPr/>
-          <w:p>
-            <w:pPr>
-              <w:pStyle w:val="Compact"/>
-            </w:pPr>
-            <w:r>
-              <w:t xml:space="preserve">In progress</w:t>
-            </w:r>
-          </w:p>
-        </w:tc>
-        <w:tc>
-          <w:tcPr/>
-          <w:p>
-            <w:pPr>
-              <w:pStyle w:val="Compact"/>
-            </w:pPr>
-            <w:r>
-              <w:t xml:space="preserve">High</w:t>
-            </w:r>
-          </w:p>
-        </w:tc>
-        <w:tc>
-          <w:tcPr/>
-          <w:p>
-            <w:pPr>
-              <w:pStyle w:val="Compact"/>
-            </w:pPr>
-            <w:r>
-              <w:t xml:space="preserve">WHAT. A corrupt hooks file is silently indistinguishable from</w:t>
-            </w:r>
-            <w:r>
-              <w:t xml:space="preserve"> </w:t>
-            </w:r>
-            <w:r>
-              <w:t xml:space="preserve">“no hooks configured”</w:t>
-            </w:r>
-            <w:r>
-              <w:t xml:space="preserve">, and the next create then DESTROYS every existing hook while returning HTTP 200. Three defects on one path, filed together because fixing any one alone leaves the data loss reachable. A1 — download-proxy/src/api/hooks.py:104-112. _load_hooks wraps the read in</w:t>
-            </w:r>
-            <w:r>
-              <w:t xml:space="preserve"> </w:t>
-            </w:r>
-            <w:r>
-              <w:rPr>
-                <w:rStyle w:val="VerbatimChar"/>
-              </w:rPr>
-              <w:t xml:space="preserve">except Exception: logger.error(...)</w:t>
-            </w:r>
-            <w:r>
-              <w:t xml:space="preserve"> </w:t>
-            </w:r>
-            <w:r>
-              <w:t xml:space="preserve">and falls through to</w:t>
-            </w:r>
-            <w:r>
-              <w:t xml:space="preserve"> </w:t>
-            </w:r>
-            <w:r>
-              <w:rPr>
-                <w:rStyle w:val="VerbatimChar"/>
-              </w:rPr>
-              <w:t xml:space="preserve">return []</w:t>
-            </w:r>
-            <w:r>
-              <w:t xml:space="preserve">. A truncated or malformed hooks.json is therefore reported to every caller as an empty, healthy hook list. Confirmed at source. A2 — the consequence, and the reason this is High. create_hook loads, appends, saves. Given a corrupt file that load turns into [], the save writes a one-element list over the top. Every previously-configured hook is gone. Measured by the implementing agent against the ALREADY-FIXED tree, so this survives the BOB-173 write-failure fix: BEFORE on disk : [</w:t>
-            </w:r>
-            <w:r>
-              <w:t xml:space="preserve">‘prod-hook-0’</w:t>
-            </w:r>
-            <w:r>
-              <w:t xml:space="preserve">,</w:t>
-            </w:r>
-            <w:r>
-              <w:t xml:space="preserve"> </w:t>
-            </w:r>
-            <w:r>
-              <w:t xml:space="preserve">‘prod-hook-1’</w:t>
-            </w:r>
-            <w:r>
-              <w:t xml:space="preserve">,</w:t>
-            </w:r>
-            <w:r>
-              <w:t xml:space="preserve"> </w:t>
-            </w:r>
-            <w:r>
-              <w:t xml:space="preserve">‘prod-hook-2’</w:t>
-            </w:r>
-            <w:r>
-              <w:t xml:space="preserve">] GET reports : 200 {</w:t>
-            </w:r>
-            <w:r>
-              <w:t xml:space="preserve">‘hooks’</w:t>
-            </w:r>
-            <w:r>
-              <w:t xml:space="preserve">: [],</w:t>
-            </w:r>
-            <w:r>
-              <w:t xml:space="preserve"> </w:t>
-            </w:r>
-            <w:r>
-              <w:t xml:space="preserve">‘count’</w:t>
-            </w:r>
-            <w:r>
-              <w:t xml:space="preserve">: 0} &lt;- claims ZERO hooks configured DELETE reports : 404 {</w:t>
-            </w:r>
-            <w:r>
-              <w:t xml:space="preserve">‘detail’</w:t>
-            </w:r>
-            <w:r>
-              <w:t xml:space="preserve">:</w:t>
-            </w:r>
-            <w:r>
-              <w:t xml:space="preserve"> </w:t>
-            </w:r>
-            <w:r>
-              <w:t xml:space="preserve">‘Hook not found’</w:t>
-            </w:r>
-            <w:r>
-              <w:t xml:space="preserve">} &lt;- for a hook that IS in the file POST reports : 200 hook_id=3c8a5930-… AFTER on disk : [</w:t>
-            </w:r>
-            <w:r>
-              <w:t xml:space="preserve">‘3c8a5930-…’</w:t>
-            </w:r>
-            <w:r>
-              <w:t xml:space="preserve">] Three prod hooks destroyed, HTTP 200 throughout, nothing surfaced to the user. A5 — _save_hooks writes with a plain</w:t>
-            </w:r>
-            <w:r>
-              <w:t xml:space="preserve"> </w:t>
-            </w:r>
-            <w:r>
-              <w:rPr>
-                <w:rStyle w:val="VerbatimChar"/>
-              </w:rPr>
-              <w:t xml:space="preserve">open(path, "w")</w:t>
-            </w:r>
-            <w:r>
-              <w:t xml:space="preserve">. A crash, ENOSPC, or a kill mid-write truncates the file in place. That is precisely the corruption A1 then reads as</w:t>
-            </w:r>
-            <w:r>
-              <w:t xml:space="preserve"> </w:t>
-            </w:r>
-            <w:r>
-              <w:t xml:space="preserve">“no hooks”</w:t>
-            </w:r>
-            <w:r>
-              <w:t xml:space="preserve"> </w:t>
-            </w:r>
-            <w:r>
-              <w:t xml:space="preserve">and A2 overwrites. The same codebase already has the correct pattern: theme_state.py:115-126 uses tmp-file + os.replace. WHY THE THREE ARE ONE ITEM. A5 manufactures the corrupt file, A1 misreads it as empty, A2 destroys the contents. Fixing only A1 leaves truncation reachable; fixing only A5 leaves an existing corrupt file a data-loss trigger; fixing only A2 leaves the API lying about what is configured. The chain is the defect. DELIBERATELY NOT FIXED UNDER BOB-173, and the reasoning is sound. The implementing agent identified all three while auditing sibling swallows as that item required, and declined to fix them in the same change because: they change GET semantics on an endpoint the frontend consumes (200 -&gt; 5xx); they need a CORRUPT-file reproduction rather than the UNWRITABLE-file one BOB-173 built; and they need a design decision that is genuinely not obvious — a MISSING hooks file legitimately means</w:t>
-            </w:r>
-            <w:r>
-              <w:t xml:space="preserve"> </w:t>
-            </w:r>
-            <w:r>
-              <w:t xml:space="preserve">“no hooks configured”</w:t>
-            </w:r>
-            <w:r>
-              <w:t xml:space="preserve">, while a CORRUPT one does not, and today’s code cannot tell those apart. Expanding BOB-173’s scope to cover them would have meant shipping that decision unexamined. ACCEPTANCE. (a) Distinguish MISSING from CORRUPT: a missing file remains an empty list; a corrupt one is an error, never silently []. (b) Decide and RECORD what GET does on corruption — 5xx, or 200 with an explicit degraded marker the frontend can render. This is the design decision, and it should be stated rather than inferred from whatever the patch happens to do. (c) create/delete MUST NOT overwrite a file they could not parse — refuse, do not clobber (§11.4.252: mutation plus external side effect must fail closed). (d) Make the write atomic via tmp + os.replace, reusing theme_state.py’s existing pattern rather than re-inventing it (§11.4.28). (e) Tests asserting the USER-OBSERVABLE outcome, not log lines: seed a corrupt file, assert GET does not claim zero hooks, assert a create refuses rather than destroying, and assert the file still holds the original hooks afterwards. (f) Paired §1.1 mutation per guard. (g) NEGATIVE CONTROLS (§11.4.201(1)): a MISSING file must still yield an empty list and a working create; a VALID file must behave exactly as today. A fix that makes every load fail closed by failing always is not a fix. A3, RECORDED SEPARATELY, NOT PART OF THIS CHAIN. VALID_EVENTS and HookEventType are two sources of truth for one closed set. Verified identical today, unguarded against drift: if they diverge a hook registers successfully and then silently never fires. One assertion pinning them would close it. NOT CLAIMED. No change made. The BOB-173 write-failure fix is real and orthogonal — it makes a FAILED write honest; it does nothing about a SUCCESSFUL write of wrong data derived from a misread file.</w:t>
-            </w:r>
-          </w:p>
-        </w:tc>
-      </w:tr>
-      <w:tr>
-        <w:tc>
-          <w:tcPr/>
-          <w:p>
-            <w:pPr>
-              <w:pStyle w:val="Compact"/>
-            </w:pPr>
-            <w:r>
-              <w:t xml:space="preserve">BOB-175</w:t>
-            </w:r>
-          </w:p>
-        </w:tc>
-        <w:tc>
-          <w:tcPr/>
-          <w:p>
-            <w:pPr>
-              <w:pStyle w:val="Compact"/>
-            </w:pPr>
-            <w:r>
-              <w:t xml:space="preserve">Task</w:t>
-            </w:r>
-          </w:p>
-        </w:tc>
-        <w:tc>
-          <w:tcPr/>
-          <w:p>
-            <w:pPr>
-              <w:pStyle w:val="Compact"/>
-            </w:pPr>
-            <w:r>
-              <w:t xml:space="preserve">Queued</w:t>
-            </w:r>
-          </w:p>
-        </w:tc>
-        <w:tc>
-          <w:tcPr/>
-          <w:p>
-            <w:pPr>
-              <w:pStyle w:val="Compact"/>
-            </w:pPr>
-            <w:r>
-              <w:t xml:space="preserve">Low</w:t>
-            </w:r>
-          </w:p>
-        </w:tc>
-        <w:tc>
-          <w:tcPr/>
-          <w:p>
-            <w:pPr>
-              <w:pStyle w:val="Compact"/>
-            </w:pPr>
-            <w:r>
-              <w:t xml:space="preserve">WHAT. The workable-items</w:t>
-            </w:r>
-            <w:r>
-              <w:t xml:space="preserve"> </w:t>
-            </w:r>
-            <w:r>
-              <w:rPr>
-                <w:rStyle w:val="VerbatimChar"/>
-              </w:rPr>
-              <w:t xml:space="preserve">update</w:t>
-            </w:r>
-            <w:r>
-              <w:t xml:space="preserve"> </w:t>
-            </w:r>
-            <w:r>
-              <w:t xml:space="preserve">seam guards the status-location invariant in one direction only. After BOB-166,</w:t>
-            </w:r>
-            <w:r>
-              <w:t xml:space="preserve"> </w:t>
-            </w:r>
-            <w:r>
-              <w:rPr>
-                <w:rStyle w:val="VerbatimChar"/>
-              </w:rPr>
-              <w:t xml:space="preserve">update --status &lt;terminal&gt;</w:t>
-            </w:r>
-            <w:r>
-              <w:t xml:space="preserve"> </w:t>
-            </w:r>
-            <w:r>
-              <w:t xml:space="preserve">on an Issues-located row is refused. The mirror is still open:</w:t>
-            </w:r>
-            <w:r>
-              <w:t xml:space="preserve"> </w:t>
-            </w:r>
-            <w:r>
-              <w:rPr>
-                <w:rStyle w:val="VerbatimChar"/>
-              </w:rPr>
-              <w:t xml:space="preserve">update --location Fixed --status &lt;non-terminal&gt;</w:t>
-            </w:r>
-            <w:r>
-              <w:t xml:space="preserve"> </w:t>
-            </w:r>
-            <w:r>
-              <w:t xml:space="preserve">exits 0 and creates a row that</w:t>
-            </w:r>
-            <w:r>
-              <w:t xml:space="preserve"> </w:t>
-            </w:r>
-            <w:r>
-              <w:rPr>
-                <w:rStyle w:val="VerbatimChar"/>
-              </w:rPr>
-              <w:t xml:space="preserve">update</w:t>
-            </w:r>
-            <w:r>
-              <w:t xml:space="preserve">‘s own validator immediately rejects. Verified empirically by the independent reviewer of BOB-166: update –location Fixed –status ’In progress’</w:t>
-            </w:r>
-            <w:r>
-              <w:t xml:space="preserve"> </w:t>
-            </w:r>
-            <w:r>
-              <w:t xml:space="preserve">-&gt; exit 0 validate -&gt; FAILS, naming the row (check (f), fixedLocationNonTerminalStatus) So the command can still mint a state its own validate call refuses. That is the §11.4.196(F) shape at the seam layer: the invariant is CONFIGURED in validate but not ENFORCED at every write path that can violate it. WHY IT WAS DELIBERATELY LEFT OPEN IN BOB-166, and why that was right. Three reasons, all checked rather than asserted: (1) the real corpus has ZERO instances of this direction against TEN of the direction BOB-166 closed — the asymmetry in the data matched the asymmetry in the code; (2) detective coverage ALREADY existed and demonstrably fires, so unlike BOB-166’s direction this cannot rot silently; (3) and the load-bearing one —</w:t>
-            </w:r>
-            <w:r>
-              <w:t xml:space="preserve"> </w:t>
-            </w:r>
-            <w:r>
-              <w:rPr>
-                <w:rStyle w:val="VerbatimChar"/>
-              </w:rPr>
-              <w:t xml:space="preserve">reopenCmd</w:t>
-            </w:r>
-            <w:r>
-              <w:t xml:space="preserve"> </w:t>
-            </w:r>
-            <w:r>
-              <w:t xml:space="preserve">documents and SANCTIONS a transient Fixed-plus-non-terminal state via its</w:t>
-            </w:r>
-            <w:r>
-              <w:t xml:space="preserve"> </w:t>
-            </w:r>
-            <w:r>
-              <w:rPr>
-                <w:rStyle w:val="VerbatimChar"/>
-              </w:rPr>
-              <w:t xml:space="preserve">--location Fixed</w:t>
-            </w:r>
-            <w:r>
-              <w:t xml:space="preserve"> </w:t>
-            </w:r>
-            <w:r>
-              <w:t xml:space="preserve">operator override. A naive preventive guard at the update seam would collide with that override’s semantics. Closing this therefore requires a design decision about how the two interact, which is a different question from the one BOB-166 was scoped to answer, and expanding that item would have meant shipping the decision unexamined. ACCEPTANCE. (a) Decide and RECORD how a preventive guard on this direction coexists with reopenCmd’s sanctioned override — this is the actual work, and the answer should be written down rather than inferred from whatever the patch does. Candidates worth weighing: exempt the reopen path explicitly, require an override flag on</w:t>
-            </w:r>
-            <w:r>
-              <w:t xml:space="preserve"> </w:t>
-            </w:r>
-            <w:r>
-              <w:rPr>
-                <w:rStyle w:val="VerbatimChar"/>
-              </w:rPr>
-              <w:t xml:space="preserve">update</w:t>
-            </w:r>
-            <w:r>
-              <w:t xml:space="preserve"> </w:t>
-            </w:r>
-            <w:r>
-              <w:t xml:space="preserve">mirroring reopen’s, or leave the direction detective-only with the rationale recorded so the asymmetry is a decision rather than an oversight. (b) If a guard lands, it reuses</w:t>
-            </w:r>
-            <w:r>
-              <w:t xml:space="preserve"> </w:t>
-            </w:r>
-            <w:r>
-              <w:rPr>
-                <w:rStyle w:val="VerbatimChar"/>
-              </w:rPr>
-              <w:t xml:space="preserve">terminalStatuses()</w:t>
-            </w:r>
-            <w:r>
-              <w:t xml:space="preserve"> </w:t>
-            </w:r>
-            <w:r>
-              <w:t xml:space="preserve">— BOB-166 established one predicate source specifically so the two directions cannot drift. (c) Paired §1.1 mutation. (d) NEGATIVE CONTROL (§11.4.201(1)), and it is the sharp one here: the sanctioned reopen path MUST still work. A guard that breaks reopenCmd’s documented override is a false-positive refusal, and worse than the gap it closes, because it breaks a workflow operators are told to use. HONEST BOUNDARY. This is not a live data defect. Zero corpus instances, and the detective gate catches it at the next validate. It is filed so a scoped, deliberate omission stays visible as a tracked decision instead of living only in a code comment where the next reader will mistake it for an oversight (§11.4.197: a started thread reaches a documented terminal state, never quiet abandonment). PROVENANCE. Raised by the implementing agent of BOB-166 as a known asymmetry it deliberately did not close, independently verified and endorsed as an acceptable scope boundary by that item’s reviewer, on the condition that it become a tracked item rather than a comment. This is that item.</w:t>
-            </w:r>
-          </w:p>
-        </w:tc>
-      </w:tr>
-      <w:tr>
-        <w:tc>
-          <w:tcPr/>
-          <w:p>
-            <w:pPr>
-              <w:pStyle w:val="Compact"/>
-            </w:pPr>
-            <w:r>
-              <w:t xml:space="preserve">BOB-176</w:t>
-            </w:r>
-          </w:p>
-        </w:tc>
-        <w:tc>
-          <w:tcPr/>
-          <w:p>
-            <w:pPr>
-              <w:pStyle w:val="Compact"/>
-            </w:pPr>
-            <w:r>
-              <w:t xml:space="preserve">Bug</w:t>
-            </w:r>
-          </w:p>
-        </w:tc>
-        <w:tc>
-          <w:tcPr/>
-          <w:p>
-            <w:pPr>
-              <w:pStyle w:val="Compact"/>
-            </w:pPr>
-            <w:r>
-              <w:t xml:space="preserve">Queued</w:t>
-            </w:r>
-          </w:p>
-        </w:tc>
-        <w:tc>
-          <w:tcPr/>
-          <w:p>
-            <w:pPr>
-              <w:pStyle w:val="Compact"/>
-            </w:pPr>
-            <w:r>
-              <w:t xml:space="preserve">Medium</w:t>
-            </w:r>
-          </w:p>
-        </w:tc>
-        <w:tc>
-          <w:tcPr/>
-          <w:p>
-            <w:pPr>
-              <w:pStyle w:val="Compact"/>
-            </w:pPr>
-            <w:r>
               <w:t xml:space="preserve">WHAT. _get_enabled_trackers() in download-proxy/src/merge_service/search.py gates rutracker on RUTRACKER_USERNAME and RUTRACKER_PASSWORD only. It never consults RUTRACKER_COOKIES. So an operator configured with cookies alone — no username, no password — never has rutracker enabled at all, and the tracker is silently absent from every fan-out rather than failing visibly. WHY THAT IS INCOHERENT WITH THE REST OF THE CODE. _search_rutracker treats COOKIES as the PREFERRED auth path, not a fallback. And the nnmclub sibling DOES check its own *_COOKIES variable. So the same codebase holds three positions at once: cookies preferred at the search site, cookies ignored at the enablement gate, and cookies honoured for a sibling tracker. WHY IT MATTERS MORE THAN IT LOOKS. CLAUDE.md documents a standing operator mandate (2026-08-15) that per-tracker Netscape cookies files at</w:t>
             </w:r>
             <w:r>
@@ -4818,7 +4521,6 @@
             </w:r>
             <w:r>
               <w:t xml:space="preserve">${TRACKER_COOKIE_DIR}/cookies_&lt;tracker&gt;.txt are auto-loaded into .env as &lt;TRACKER&gt;_COOKIES before every boba-svc up, restart, install Stage 6 and start.sh boot — and rutracker is named in that set. So the SANCTIONED, documented configuration path for this tracker produces exactly the state this gate ignores. An operator who follows the documented instructions gets a tracker that never runs, with no error to explain it.  FAILURE MODE. Silent absence, not a visible failure — the same §11.4.201(6) false-null shape as BOB-172, one layer earlier. BOB-172 fixes a tracker that RAN and was REFUSED being reported as empty; this is a tracker that never ran at all, and the merged result simply has one fewer contributor with nothing to indicate it.  PROVENANCE. Found by the BOB-172 implementing agent while tracing the enablement path to locate the status-handling defect. Recorded here rather than fixed in that change: it is a separate defect on a separate seam with its own oracle, and folding it in would have widened BOB-172 past its captured evidence.  ACCEPTANCE. (a) The enablement gate honours RUTRACKER_COOKIES as an independently sufficient credential, matching what _search_rutracker already prefers and what the nnmclub sibling already does. (b) A test asserting that a cookies-only configuration ENABLES rutracker, driving the real _get_enabled_trackers rather than a replica. (c) Paired §1.1 mutation restoring the username/password-only gate — the test must go red. (d) NEGATIVE CONTROL (§11.4.201(1)): a configuration with NO credentials at all must still leave rutracker DISABLED. A fix that enables an unauthenticated tracker is worse than the gap, because it produces failing searches instead of absent ones. (e) Audit the other trackers' gates for the same asymmetry rather than fixing only the one that was noticed — three positions in one codebase suggests nobody has checked them together (§11.4.118).  HONEST BOUNDARY. Not verified against a live cookies-only deployment; read from source by the BOB-172 agent and recorded on its report. The reading is specific and checkable, but whoever takes this should confirm by invocation before relying on it. |
-    | BOB-177 | Bug | Queued | High | WHAT: BOB-172 wired an identical 4-line HTTP-refusal guard at five private-tracker fetch sites in download-proxy/src/merge_service/search.py (rutracker cookie :1390, rutracker credential :1468, kinozal :1648, nnmclub :1761, iptorrents :1934). Only the rutracker COOKIE path is exercised by tests.  EVIDENCE (reviewer-authored mutation R1, per 11.4.194(6)(d), during the BOB-172 independent review): deleting ONLY the kinozal guard wiring (search.py:1655-1658) while leaving the classifier intact left the full merge_service suite at 883 passed, ZERO failures. The suite cannot see four of the five sites.  FAILING SCENARIO: a refactor drops or subtly breaks the wiring at kinozal, nnmclub, iptorrents, or rutracker-credential. A 403 at that site silently folds back to status=empty with error=None -- the exact BOB-172 signature -- and no test reddens.  FIX DIRECTION (reviewer preferred): collapse the five duplicated wirings into one shared helper, e.g. _check_search_response(tracker_name, status, body) -&gt; bool, so there is ONE copy to test and a sixth site cannot be added unguarded (11.4.251 byte-identical-fork extraction). Alternative: parametrise the guard tests across all five sites with per-site stub sessions.  ACCEPTANCE: mutating the wiring at ANY of the five sites reddens at least one test. Prove it by running the same R1 deletion at each site in turn. |
     | BOB-178 | Bug | Queued | Medium | WHAT: download-proxy/src/merge_service/search.py:1638-1640 handles a failed kinozal LOGIN response with if login_resp.status not in (200, 301, 302): logger.error(...); return [] -- and sets NO diagnostic.  FAILING SCENARIO: Cloudflare returns 403 on takelogin.php. The kinozal chip reads status=empty, error=None. That is the BOB-172 signature exactly: a refusal reported to the user as an empty result set.  CONTRAST establishing this is an oversight, not a design choice: the rutracker and nnmclub login failures DO set diagnostics (upstream_captcha / auth_failure), and the iptorrents login failure falls through to the search fetch where BOB-172's new guard catches it. Kinozal is the one leg with neither.  FIX DIRECTION: stash _classify_upstream_http_status(login_resp.status, "") before the early return, or an auth_failure diag for the status-in-(200,301,302)-but-no-cookie case.  ACCEPTANCE: a stubbed 403 on the kinozal login endpoint produces a non-None error on the kinozal chip, with a RED captured against the pre-fix code first (11.4.115). |
     | BOB-179 | Task | Queued | Medium | WHAT: the BOB-172 independent review demonstrated two further paths that still report a refusing or unreachable tracker as an empty result. Both are PRE-EXISTING and neither is a regression from BOB-172, but the fix evidence log presents the five-site coverage without stating the boundary (11.4.194(5) requires un-analysed dimensions be explicit gaps, never silently assumed safe).  GAP A -- exception before resp.status is read. Reviewer probe B, captured: a connection-refused rutracker yields status=empty, error=None, http_status=None, metadata.errors=[], metadata.status=completed. Each _search_* method swallows exceptions (except Exception: logger.error; return results) before _search_one's error handling can see them, so a tracker that is DOWN is indistinguishable from one that is genuinely empty.  GAP B -- soft refusal at HTTP 200. Reviewer probe A, captured: _classify_upstream_http_status(200, &lt;cf-chl body&gt;) returns None, which is CORRECT by design (a 2xx is a usable response; body-marker triggering would risk the over-fire the negative controls exist to prevent). But all five search GETs use aiohttp's default allow_redirects=True, so a session-expiry 302 -&gt; login-page-200 chain parses to zero rows and reports empty.  FIX DIRECTION: Gap A needs the exception to reach a diagnostic rather than being swallowed. Gap B needs a DISTINCT detector (final-URL check or login-form marker) with its own RED -- explicitly NOT a widening of the status-code trigger.  ACCEPTANCE: both gaps closed with their own REDs, or explicitly closed per 11.4.112 with evidence. Immediate sub-task: append a stated-gaps paragraph to docs/qa/BOB-172/fix_evidence_20260822.log. |
     | BOB-180 | Bug | Queued | Low | WHAT: download-proxy/src/api/routes.py:727-745 sets status=captcha_required with a hardcoded message naming RuTracker: 'RuTracker requires CAPTCHA. Use /api/v1/auth/rutracker/captcha'.  FAILING SCENARIO: a whole search returns zero results and the captcha-flavoured diagnostic came from NNMClub's Turnstile, not RuTracker. The user is told to visit a RuTracker captcha endpoint for an NNMClub problem.  SEVERITY BOUNDED: the full errors[] and tracker_stats travel in the same response payload, so the truth is present and a client that reads them is not misled -- only the headline is wrong. The branch was revived by BOB-172's error propagation (correctly: suppressing that propagation would recreate the same false-null one layer up, 11.4.247) and is already covered at the routes layer by tests/unit/api_layer/test_routes_coverage.py:782.  FIX DIRECTION: derive the message from the tracker(s) that actually erred rather than hardcoding one.  SCOPE NOTE: api/ was owned by a sibling stream during BOB-172; the author was correct not to touch it.  ACCEPTANCE: an NNMClub-only captcha diagnostic on a zero-result search produces a headline naming NNMClub. |

--- a/docs/Issues_Summary.docx
+++ b/docs/Issues_Summary.docx
@@ -177,7 +177,7 @@
               <w:pStyle w:val="Compact"/>
             </w:pPr>
             <w:r>
-              <w:t xml:space="preserve">16</w:t>
+              <w:t xml:space="preserve">11</w:t>
             </w:r>
           </w:p>
         </w:tc>
@@ -357,7 +357,7 @@
                 <w:b/>
                 <w:bCs/>
               </w:rPr>
-              <w:t xml:space="preserve">76</w:t>
+              <w:t xml:space="preserve">71</w:t>
             </w:r>
           </w:p>
         </w:tc>
@@ -3852,18 +3852,18 @@
               <w:pStyle w:val="Compact"/>
             </w:pPr>
             <w:r>
-              <w:t xml:space="preserve">BOB-170</w:t>
-            </w:r>
-          </w:p>
-        </w:tc>
-        <w:tc>
-          <w:tcPr/>
-          <w:p>
-            <w:pPr>
-              <w:pStyle w:val="Compact"/>
-            </w:pPr>
-            <w:r>
-              <w:t xml:space="preserve">Task</w:t>
+              <w:t xml:space="preserve">BOB-200</w:t>
+            </w:r>
+          </w:p>
+        </w:tc>
+        <w:tc>
+          <w:tcPr/>
+          <w:p>
+            <w:pPr>
+              <w:pStyle w:val="Compact"/>
+            </w:pPr>
+            <w:r>
+              <w:t xml:space="preserve">Bug</w:t>
             </w:r>
           </w:p>
         </w:tc>
@@ -3896,20 +3896,68 @@
               <w:pStyle w:val="Compact"/>
             </w:pPr>
             <w:r>
-              <w:t xml:space="preserve">WHAT. The BOB-109 scaling suite gates its two timing tests on loadavg_1m/nproc &lt;= 0.75 — on this 8-cpu host, a 1-minute load average at or below 6.0 — and SKIPs loudly otherwise. That gate is correct and was adopted for a good reason (§11.4.201(8)): the author validated a 2.10 growth-exponent threshold, then observed it FALSE-FAIL correct code at load 11.06 (baseline span 2.136), and at load 15-23 measured baseline spans of 2.358 against injected-cubic mutants at 2.278-2.331 — the signal is smaller than the noise and the two are not separable in either direction. Gating was the honest response. THE PROBLEM. The gate has consequently NEVER RUN under its own precondition. Every recorded run today measured load 9.15-23; the independent reviewer measured 9.66 during review; the conductor measured 6.45 at its lowest. GREEN polarity WAS observed — at loads 9.4-11.6 (span 1.882) and in three stability runs (1.759/1.832/1.848) — but never once beneath the shipped ceiling. The author states this honestly as an inference from data rather than a run they can paste, and the reviewer confirmed the inference is sound (quiescence is strictly more favourable). Sound inference is still not an observed run. WHY THAT MATTERS (§11.4.226). A registered, topology-present guard that never executes is indistinguishable from a guard that would fail if it did. Nothing currently ensures it ever runs: no freshness contract, no scheduled quiet-window invocation, no tracked item — which is precisely the unexecuted-standing-guard class §11.4.226 names, where registration gets treated as coverage while execution is nobody’s job. The forensic precedent in that anchor is two standing guards that, when finally executed, immediately emitted latent FAILs. ACCEPTANCE. (a) Execute both quiescence-gated timing tests on a host whose 1-minute loadavg is genuinely &lt;= 0.75/cpu — no agent fleet, no concurrent build — and capture the run as an artifact showing the resolved load reading alongside the measured span exponent, so the precondition is provable from the artifact and not asserted. (b) Record the observed GREEN polarity in the item and in the test source, replacing the current honest-inference note. (c) If the gate FAILS under genuine quiescence, that is the finding this item exists to surface, and it reopens the threshold-calibration question rather than being worked around. (d) Establish a freshness contract per §11.4.226: how stale a quiescent verdict may be before the gate counts as uncovered again, so this does not silently return to never-executing. HONEST BOUNDARY. This item does not claim the gate is wrong. The evidence points the other way — quiescence is strictly more favourable than the loads where GREEN was already observed. It claims only that the run has not happened, and that an unexecuted guard cannot be cited as coverage. PROVENANCE. Raised as IMPORTANT-2 by the independent Fable-substrate reviewer of the BOB-109 work, and independently corroborated: the reviewer verified the SKIP is loud and prints its resolved numbers, and confirmed the shipped tests do SKIP at today’s load.</w:t>
-            </w:r>
-          </w:p>
-        </w:tc>
-      </w:tr>
-      <w:tr>
-        <w:tc>
-          <w:tcPr/>
-          <w:p>
-            <w:pPr>
-              <w:pStyle w:val="Compact"/>
-            </w:pPr>
-            <w:r>
-              <w:t xml:space="preserve">BOB-172</w:t>
+              <w:t xml:space="preserve">WHAT: scripts/gates/cm_dangerous_combination_fail_closed.sh builds its scan file list with find(1). If find itself DIES (permission error, resource exhaustion, interrupted), the gate receives an EMPTY file list and interprets that as</w:t>
+            </w:r>
+            <w:r>
+              <w:t xml:space="preserve"> </w:t>
+            </w:r>
+            <w:r>
+              <w:t xml:space="preserve">‘no files in scope’</w:t>
+            </w:r>
+            <w:r>
+              <w:t xml:space="preserve"> </w:t>
+            </w:r>
+            <w:r>
+              <w:t xml:space="preserve">-&gt; honest topology SKIP -&gt; exit 0. The failure IS loud on stderr but SILENT in the exit code, so any caller gating on exit status reads a dead instrument as a clean corpus. WHY IT MATTERS: this is a textbook 11.4.201(6) FALSE-NULL – a blind instrument and a clean artifact return the identical quiet zero. It is also a 11.4.252 fail-OPEN on exactly the</w:t>
+            </w:r>
+            <w:r>
+              <w:t xml:space="preserve"> </w:t>
+            </w:r>
+            <w:r>
+              <w:t xml:space="preserve">‘cannot enumerate the corpus’</w:t>
+            </w:r>
+            <w:r>
+              <w:t xml:space="preserve"> </w:t>
+            </w:r>
+            <w:r>
+              <w:t xml:space="preserve">condition where the gate’s own stated discipline is to fail CLOSED. A gate that cannot see must refuse, not pass. AFFECTED SCOPE: constitution/scripts/gates/cm_dangerous_combination_fail_closed.sh (the find invocation and the empty-list branch). PRE-EXISTING – NOT introduced by the BOB-195 change; found by the independent round-2 reviewer while reviewing that change and explicitly scoped OUT of its remediation. REPRODUCTION: make find(1) fail during the gate run (unreadable scan root, or a find stub returning non-zero with empty stdout) and observe the gate exit 0 with a topology-SKIP message, indistinguishable from a genuinely empty corpus. ACCEPTANCE: (1) the gate distinguishes</w:t>
+            </w:r>
+            <w:r>
+              <w:t xml:space="preserve"> </w:t>
+            </w:r>
+            <w:r>
+              <w:t xml:space="preserve">‘find succeeded and found zero files’</w:t>
+            </w:r>
+            <w:r>
+              <w:t xml:space="preserve"> </w:t>
+            </w:r>
+            <w:r>
+              <w:t xml:space="preserve">from</w:t>
+            </w:r>
+            <w:r>
+              <w:t xml:space="preserve"> </w:t>
+            </w:r>
+            <w:r>
+              <w:t xml:space="preserve">‘find failed’</w:t>
+            </w:r>
+            <w:r>
+              <w:t xml:space="preserve"> </w:t>
+            </w:r>
+            <w:r>
+              <w:t xml:space="preserve">– check find’s exit status, not only its output; (2) a failed enumeration is a FINDING (non-zero exit) naming the unresolved precondition, never a SKIP; (3) a genuinely empty scan root still SKIPs honestly at exit 0 – the 11.4.201(1) golden-FALSE guard, so the fix does not become a false-positive refusal; (4) paired 1.1 mutation: restore the swallow-find-failure behaviour and the new fixture MUST fail.</w:t>
+            </w:r>
+          </w:p>
+        </w:tc>
+      </w:tr>
+      <w:tr>
+        <w:tc>
+          <w:tcPr/>
+          <w:p>
+            <w:pPr>
+              <w:pStyle w:val="Compact"/>
+            </w:pPr>
+            <w:r>
+              <w:t xml:space="preserve">BOB-211</w:t>
             </w:r>
           </w:p>
         </w:tc>
@@ -3931,387 +3979,6 @@
               <w:pStyle w:val="Compact"/>
             </w:pPr>
             <w:r>
-              <w:t xml:space="preserve">Ready for testing</w:t>
-            </w:r>
-          </w:p>
-        </w:tc>
-        <w:tc>
-          <w:tcPr/>
-          <w:p>
-            <w:pPr>
-              <w:pStyle w:val="Compact"/>
-            </w:pPr>
-            <w:r>
-              <w:t xml:space="preserve">High</w:t>
-            </w:r>
-          </w:p>
-        </w:tc>
-        <w:tc>
-          <w:tcPr/>
-          <w:p>
-            <w:pPr>
-              <w:pStyle w:val="Compact"/>
-            </w:pPr>
-            <w:r>
-              <w:t xml:space="preserve">WHAT. The rutracker SEARCH endpoint is refused by bot protection while the site itself is fully reachable. Measured unauthenticated 2026-08-21 (no cookie file read, no credential value in any artifact — §11.4.10): GET /forum/index.php -&gt; 200, 96283 B,</w:t>
-            </w:r>
-            <w:r>
-              <w:t xml:space="preserve"> </w:t>
-            </w:r>
-          </w:p>
-        </w:tc>
-      </w:tr>
-      <w:tr>
-        <w:tc>
-          <w:tcPr/>
-          <w:p>
-            <w:pPr>
-              <w:pStyle w:val="Compact"/>
-            </w:pPr>
-            <w:r>
-              <w:t xml:space="preserve">BOB-173</w:t>
-            </w:r>
-          </w:p>
-        </w:tc>
-        <w:tc>
-          <w:tcPr/>
-          <w:p>
-            <w:pPr>
-              <w:pStyle w:val="Compact"/>
-            </w:pPr>
-            <w:r>
-              <w:t xml:space="preserve">Bug</w:t>
-            </w:r>
-          </w:p>
-        </w:tc>
-        <w:tc>
-          <w:tcPr/>
-          <w:p>
-            <w:pPr>
-              <w:pStyle w:val="Compact"/>
-            </w:pPr>
-            <w:r>
-              <w:t xml:space="preserve">Ready for testing</w:t>
-            </w:r>
-          </w:p>
-        </w:tc>
-        <w:tc>
-          <w:tcPr/>
-          <w:p>
-            <w:pPr>
-              <w:pStyle w:val="Compact"/>
-            </w:pPr>
-            <w:r>
-              <w:t xml:space="preserve">High</w:t>
-            </w:r>
-          </w:p>
-        </w:tc>
-        <w:tc>
-          <w:tcPr/>
-          <w:p>
-            <w:pPr>
-              <w:pStyle w:val="Compact"/>
-            </w:pPr>
-            <w:r>
-              <w:t xml:space="preserve">WHAT. download-proxy/src/api/hooks.py:96-102: def _save_hooks(hooks: list[dict[str, Any]]) -&gt; None: try: os.makedirs(os.path.dirname(HOOKS_FILE), exist_ok=True) with open(HOOKS_FILE,</w:t>
-            </w:r>
-            <w:r>
-              <w:t xml:space="preserve"> </w:t>
-            </w:r>
-            <w:r>
-              <w:t xml:space="preserve">‘w’</w:t>
-            </w:r>
-            <w:r>
-              <w:t xml:space="preserve">) as f: json.dump(hooks, f, indent=2) except Exception as e: logger.error(f’Failed to save hooks: {e}’) It catches EVERY exception, logs, and returns None. The signature returns None, so the caller has no channel to learn the write failed. Both call sites then report success unconditionally: :152 _save_hooks(hooks) :174 _save_hooks(hooks) :154 logger.info(</w:t>
-            </w:r>
-            <w:r>
-              <w:t xml:space="preserve">‘Created hook: …’</w:t>
-            </w:r>
-            <w:r>
-              <w:t xml:space="preserve">) :175 logger.info(</w:t>
-            </w:r>
-            <w:r>
-              <w:t xml:space="preserve">‘Deleted hook: …’</w:t>
-            </w:r>
-            <w:r>
-              <w:t xml:space="preserve">) :156 return HookResponse(hook_id=…, …) :176 return {</w:t>
-            </w:r>
-            <w:r>
-              <w:t xml:space="preserve">‘message’</w:t>
-            </w:r>
-            <w:r>
-              <w:t xml:space="preserve">:</w:t>
-            </w:r>
-            <w:r>
-              <w:t xml:space="preserve"> </w:t>
-            </w:r>
-            <w:r>
-              <w:t xml:space="preserve">‘Hook deleted’</w:t>
-            </w:r>
-            <w:r>
-              <w:t xml:space="preserve">, …} USER-VISIBLE CONSEQUENCE, which is why this is High and not a code-hygiene nit. A user POSTs a webhook, receives HTTP 200 and a hook_id, and the hook was never written — their automation silently never fires, and the API told them it exists. Symmetrically, a user DELETEs a hook, is told</w:t>
-            </w:r>
-            <w:r>
-              <w:t xml:space="preserve"> </w:t>
-            </w:r>
-            <w:r>
-              <w:t xml:space="preserve">‘Hook deleted’</w:t>
-            </w:r>
-            <w:r>
-              <w:t xml:space="preserve">, the file still holds it, and it fires again after the next restart. In both directions the product reports the opposite of what happened, and the only trace is a log line nobody is watching. THIS IS THE §11.4.252 SHAPE. The path combines two dangerous capabilities from that anchor’s taxonomy — MUTATION of a shared resource (a filesystem write) and EXTERNAL SIDE EFFECT (hooks are outbound calls the system will or will not make) — so it is required to FAIL CLOSED: verify the precondition, refuse when it cannot be satisfied, and surface the refusal. Instead it fails open, and a bare</w:t>
-            </w:r>
-            <w:r>
-              <w:t xml:space="preserve"> </w:t>
-            </w:r>
-            <w:r>
-              <w:t xml:space="preserve">‘except Exception:’</w:t>
-            </w:r>
-            <w:r>
-              <w:t xml:space="preserve"> </w:t>
-            </w:r>
-            <w:r>
-              <w:t xml:space="preserve">that only logs is the exact anti-pattern §11.4.252 enumerates. At the product layer it is also a §11.4.201(6) false-null: a successful write and a swallowed failure are indistinguishable to the caller. PROVENANCE. Surfaced as an out-of-scope observation by the independent reviewer of the BOB-135 test-isolation work — this swallow is what turned that defect into an</w:t>
-            </w:r>
-            <w:r>
-              <w:t xml:space="preserve"> </w:t>
-            </w:r>
-            <w:r>
-              <w:t xml:space="preserve">‘assert 0 == 1’</w:t>
-            </w:r>
-            <w:r>
-              <w:t xml:space="preserve"> </w:t>
-            </w:r>
-            <w:r>
-              <w:t xml:space="preserve">mystery, because the EACCES on /config was logged and discarded while the endpoint kept returning 200. Verified here directly from source before filing (the function body and both call sites read above), not taken on report. Recorded as a §11.4.238 discovery-channel escape: found by an agent reading code during an unrelated investigation, not by the automated QA regime — the coverage gap is a defect of equal standing to the defect itself. ACCEPTANCE. (a) _save_hooks propagates failure — raise, or return a status the callers must consume. (b) Both endpoints translate a persistence failure into an HTTP error (500-class), never a success body; a create that did not persist must not return a hook_id. (c) A test drives each endpoint with the hooks file unwritable (read-only dir or a patched open raising OSError) and asserts a non-2xx status AND that a subsequent GET does not list the phantom hook — assert on the user-observable outcome, not on the log line. (d) Paired §1.1 mutation: restore the swallow; the test must FAIL. (e) Audit the same file for sibling swallows — this is a pattern, and one instance is rarely alone. (f) Honest boundary: this does not claim the write currently fails in production; it claims that WHEN it fails the user is told the opposite, and the BOB-135 investigation shows it does fail in at least one real environment. NOT CLAIMED. No change made. No assessment of how often the write fails in the operator’s deployment. RECORDING A SHELL ERROR OF MY OWN (§11.4.6): the first version of this description was written with the anti-pattern snippet inside backticks in a double-quoted shell argument, so the shell ran it as command substitution and the text was replaced by nothing — the stored description read</w:t>
-            </w:r>
-            <w:r>
-              <w:t xml:space="preserve"> </w:t>
-            </w:r>
-            <w:r>
-              <w:t xml:space="preserve">‘and is the exact anti-pattern’</w:t>
-            </w:r>
-            <w:r>
-              <w:t xml:space="preserve">. This is the SECOND time this session that backticks-inside-double-quotes has corrupted content (the first mangled a commit message). Fixed here by editing through a Python client with no shell quoting in the path. Noted because a silently-truncated defect description is exactly the kind of quiet corruption §11.4.201(7)(c) warns about — the path is part of the instrument, and it failed without erroring.</w:t>
-            </w:r>
-          </w:p>
-        </w:tc>
-      </w:tr>
-      <w:tr>
-        <w:tc>
-          <w:tcPr/>
-          <w:p>
-            <w:pPr>
-              <w:pStyle w:val="Compact"/>
-            </w:pPr>
-            <w:r>
-              <w:t xml:space="preserve">BOB-174</w:t>
-            </w:r>
-          </w:p>
-        </w:tc>
-        <w:tc>
-          <w:tcPr/>
-          <w:p>
-            <w:pPr>
-              <w:pStyle w:val="Compact"/>
-            </w:pPr>
-            <w:r>
-              <w:t xml:space="preserve">Bug</w:t>
-            </w:r>
-          </w:p>
-        </w:tc>
-        <w:tc>
-          <w:tcPr/>
-          <w:p>
-            <w:pPr>
-              <w:pStyle w:val="Compact"/>
-            </w:pPr>
-            <w:r>
-              <w:t xml:space="preserve">In progress</w:t>
-            </w:r>
-          </w:p>
-        </w:tc>
-        <w:tc>
-          <w:tcPr/>
-          <w:p>
-            <w:pPr>
-              <w:pStyle w:val="Compact"/>
-            </w:pPr>
-            <w:r>
-              <w:t xml:space="preserve">High</w:t>
-            </w:r>
-          </w:p>
-        </w:tc>
-        <w:tc>
-          <w:tcPr/>
-          <w:p>
-            <w:pPr>
-              <w:pStyle w:val="Compact"/>
-            </w:pPr>
-            <w:r>
-              <w:t xml:space="preserve">WHAT. A corrupt hooks file is silently indistinguishable from</w:t>
-            </w:r>
-            <w:r>
-              <w:t xml:space="preserve"> </w:t>
-            </w:r>
-            <w:r>
-              <w:t xml:space="preserve">“no hooks configured”</w:t>
-            </w:r>
-            <w:r>
-              <w:t xml:space="preserve">, and the next create then DESTROYS every existing hook while returning HTTP 200. Three defects on one path, filed together because fixing any one alone leaves the data loss reachable. A1 — download-proxy/src/api/hooks.py:104-112. _load_hooks wraps the read in</w:t>
-            </w:r>
-            <w:r>
-              <w:t xml:space="preserve"> </w:t>
-            </w:r>
-            <w:r>
-              <w:rPr>
-                <w:rStyle w:val="VerbatimChar"/>
-              </w:rPr>
-              <w:t xml:space="preserve">except Exception: logger.error(...)</w:t>
-            </w:r>
-            <w:r>
-              <w:t xml:space="preserve"> </w:t>
-            </w:r>
-            <w:r>
-              <w:t xml:space="preserve">and falls through to</w:t>
-            </w:r>
-            <w:r>
-              <w:t xml:space="preserve"> </w:t>
-            </w:r>
-            <w:r>
-              <w:rPr>
-                <w:rStyle w:val="VerbatimChar"/>
-              </w:rPr>
-              <w:t xml:space="preserve">return []</w:t>
-            </w:r>
-            <w:r>
-              <w:t xml:space="preserve">. A truncated or malformed hooks.json is therefore reported to every caller as an empty, healthy hook list. Confirmed at source. A2 — the consequence, and the reason this is High. create_hook loads, appends, saves. Given a corrupt file that load turns into [], the save writes a one-element list over the top. Every previously-configured hook is gone. Measured by the implementing agent against the ALREADY-FIXED tree, so this survives the BOB-173 write-failure fix: BEFORE on disk : [</w:t>
-            </w:r>
-            <w:r>
-              <w:t xml:space="preserve">‘prod-hook-0’</w:t>
-            </w:r>
-            <w:r>
-              <w:t xml:space="preserve">,</w:t>
-            </w:r>
-            <w:r>
-              <w:t xml:space="preserve"> </w:t>
-            </w:r>
-            <w:r>
-              <w:t xml:space="preserve">‘prod-hook-1’</w:t>
-            </w:r>
-            <w:r>
-              <w:t xml:space="preserve">,</w:t>
-            </w:r>
-            <w:r>
-              <w:t xml:space="preserve"> </w:t>
-            </w:r>
-            <w:r>
-              <w:t xml:space="preserve">‘prod-hook-2’</w:t>
-            </w:r>
-            <w:r>
-              <w:t xml:space="preserve">] GET reports : 200 {</w:t>
-            </w:r>
-            <w:r>
-              <w:t xml:space="preserve">‘hooks’</w:t>
-            </w:r>
-            <w:r>
-              <w:t xml:space="preserve">: [],</w:t>
-            </w:r>
-            <w:r>
-              <w:t xml:space="preserve"> </w:t>
-            </w:r>
-            <w:r>
-              <w:t xml:space="preserve">‘count’</w:t>
-            </w:r>
-            <w:r>
-              <w:t xml:space="preserve">: 0} &lt;- claims ZERO hooks configured DELETE reports : 404 {</w:t>
-            </w:r>
-            <w:r>
-              <w:t xml:space="preserve">‘detail’</w:t>
-            </w:r>
-            <w:r>
-              <w:t xml:space="preserve">:</w:t>
-            </w:r>
-            <w:r>
-              <w:t xml:space="preserve"> </w:t>
-            </w:r>
-            <w:r>
-              <w:t xml:space="preserve">‘Hook not found’</w:t>
-            </w:r>
-            <w:r>
-              <w:t xml:space="preserve">} &lt;- for a hook that IS in the file POST reports : 200 hook_id=3c8a5930-… AFTER on disk : [</w:t>
-            </w:r>
-            <w:r>
-              <w:t xml:space="preserve">‘3c8a5930-…’</w:t>
-            </w:r>
-            <w:r>
-              <w:t xml:space="preserve">] Three prod hooks destroyed, HTTP 200 throughout, nothing surfaced to the user. A5 — _save_hooks writes with a plain</w:t>
-            </w:r>
-            <w:r>
-              <w:t xml:space="preserve"> </w:t>
-            </w:r>
-            <w:r>
-              <w:rPr>
-                <w:rStyle w:val="VerbatimChar"/>
-              </w:rPr>
-              <w:t xml:space="preserve">open(path, "w")</w:t>
-            </w:r>
-            <w:r>
-              <w:t xml:space="preserve">. A crash, ENOSPC, or a kill mid-write truncates the file in place. That is precisely the corruption A1 then reads as</w:t>
-            </w:r>
-            <w:r>
-              <w:t xml:space="preserve"> </w:t>
-            </w:r>
-            <w:r>
-              <w:t xml:space="preserve">“no hooks”</w:t>
-            </w:r>
-            <w:r>
-              <w:t xml:space="preserve"> </w:t>
-            </w:r>
-            <w:r>
-              <w:t xml:space="preserve">and A2 overwrites. The same codebase already has the correct pattern: theme_state.py:115-126 uses tmp-file + os.replace. WHY THE THREE ARE ONE ITEM. A5 manufactures the corrupt file, A1 misreads it as empty, A2 destroys the contents. Fixing only A1 leaves truncation reachable; fixing only A5 leaves an existing corrupt file a data-loss trigger; fixing only A2 leaves the API lying about what is configured. The chain is the defect. DELIBERATELY NOT FIXED UNDER BOB-173, and the reasoning is sound. The implementing agent identified all three while auditing sibling swallows as that item required, and declined to fix them in the same change because: they change GET semantics on an endpoint the frontend consumes (200 -&gt; 5xx); they need a CORRUPT-file reproduction rather than the UNWRITABLE-file one BOB-173 built; and they need a design decision that is genuinely not obvious — a MISSING hooks file legitimately means</w:t>
-            </w:r>
-            <w:r>
-              <w:t xml:space="preserve"> </w:t>
-            </w:r>
-            <w:r>
-              <w:t xml:space="preserve">“no hooks configured”</w:t>
-            </w:r>
-            <w:r>
-              <w:t xml:space="preserve">, while a CORRUPT one does not, and today’s code cannot tell those apart. Expanding BOB-173’s scope to cover them would have meant shipping that decision unexamined. ACCEPTANCE. (a) Distinguish MISSING from CORRUPT: a missing file remains an empty list; a corrupt one is an error, never silently []. (b) Decide and RECORD what GET does on corruption — 5xx, or 200 with an explicit degraded marker the frontend can render. This is the design decision, and it should be stated rather than inferred from whatever the patch happens to do. (c) create/delete MUST NOT overwrite a file they could not parse — refuse, do not clobber (§11.4.252: mutation plus external side effect must fail closed). (d) Make the write atomic via tmp + os.replace, reusing theme_state.py’s existing pattern rather than re-inventing it (§11.4.28). (e) Tests asserting the USER-OBSERVABLE outcome, not log lines: seed a corrupt file, assert GET does not claim zero hooks, assert a create refuses rather than destroying, and assert the file still holds the original hooks afterwards. (f) Paired §1.1 mutation per guard. (g) NEGATIVE CONTROLS (§11.4.201(1)): a MISSING file must still yield an empty list and a working create; a VALID file must behave exactly as today. A fix that makes every load fail closed by failing always is not a fix. A3, RECORDED SEPARATELY, NOT PART OF THIS CHAIN. VALID_EVENTS and HookEventType are two sources of truth for one closed set. Verified identical today, unguarded against drift: if they diverge a hook registers successfully and then silently never fires. One assertion pinning them would close it. NOT CLAIMED. No change made. The BOB-173 write-failure fix is real and orthogonal — it makes a FAILED write honest; it does nothing about a SUCCESSFUL write of wrong data derived from a misread file.</w:t>
-            </w:r>
-          </w:p>
-        </w:tc>
-      </w:tr>
-      <w:tr>
-        <w:tc>
-          <w:tcPr/>
-          <w:p>
-            <w:pPr>
-              <w:pStyle w:val="Compact"/>
-            </w:pPr>
-            <w:r>
-              <w:t xml:space="preserve">BOB-175</w:t>
-            </w:r>
-          </w:p>
-        </w:tc>
-        <w:tc>
-          <w:tcPr/>
-          <w:p>
-            <w:pPr>
-              <w:pStyle w:val="Compact"/>
-            </w:pPr>
-            <w:r>
-              <w:t xml:space="preserve">Task</w:t>
-            </w:r>
-          </w:p>
-        </w:tc>
-        <w:tc>
-          <w:tcPr/>
-          <w:p>
-            <w:pPr>
-              <w:pStyle w:val="Compact"/>
-            </w:pPr>
-            <w:r>
               <w:t xml:space="preserve">Queued</w:t>
             </w:r>
           </w:p>
@@ -4323,418 +3990,27 @@
               <w:pStyle w:val="Compact"/>
             </w:pPr>
             <w:r>
-              <w:t xml:space="preserve">Low</w:t>
-            </w:r>
-          </w:p>
-        </w:tc>
-        <w:tc>
-          <w:tcPr/>
-          <w:p>
-            <w:pPr>
-              <w:pStyle w:val="Compact"/>
-            </w:pPr>
-            <w:r>
-              <w:t xml:space="preserve">WHAT. The workable-items</w:t>
-            </w:r>
-            <w:r>
-              <w:t xml:space="preserve"> </w:t>
-            </w:r>
-            <w:r>
-              <w:rPr>
-                <w:rStyle w:val="VerbatimChar"/>
-              </w:rPr>
-              <w:t xml:space="preserve">update</w:t>
-            </w:r>
-            <w:r>
-              <w:t xml:space="preserve"> </w:t>
-            </w:r>
-            <w:r>
-              <w:t xml:space="preserve">seam guards the status-location invariant in one direction only. After BOB-166,</w:t>
-            </w:r>
-            <w:r>
-              <w:t xml:space="preserve"> </w:t>
-            </w:r>
-            <w:r>
-              <w:rPr>
-                <w:rStyle w:val="VerbatimChar"/>
-              </w:rPr>
-              <w:t xml:space="preserve">update --status &lt;terminal&gt;</w:t>
-            </w:r>
-            <w:r>
-              <w:t xml:space="preserve"> </w:t>
-            </w:r>
-            <w:r>
-              <w:t xml:space="preserve">on an Issues-located row is refused. The mirror is still open:</w:t>
-            </w:r>
-            <w:r>
-              <w:t xml:space="preserve"> </w:t>
-            </w:r>
-            <w:r>
-              <w:rPr>
-                <w:rStyle w:val="VerbatimChar"/>
-              </w:rPr>
-              <w:t xml:space="preserve">update --location Fixed --status &lt;non-terminal&gt;</w:t>
-            </w:r>
-            <w:r>
-              <w:t xml:space="preserve"> </w:t>
-            </w:r>
-            <w:r>
-              <w:t xml:space="preserve">exits 0 and creates a row that</w:t>
-            </w:r>
-            <w:r>
-              <w:t xml:space="preserve"> </w:t>
-            </w:r>
-            <w:r>
-              <w:rPr>
-                <w:rStyle w:val="VerbatimChar"/>
-              </w:rPr>
-              <w:t xml:space="preserve">update</w:t>
-            </w:r>
-            <w:r>
-              <w:t xml:space="preserve">‘s own validator immediately rejects. Verified empirically by the independent reviewer of BOB-166: update –location Fixed –status ’In progress’</w:t>
-            </w:r>
-            <w:r>
-              <w:t xml:space="preserve"> </w:t>
-            </w:r>
-            <w:r>
-              <w:t xml:space="preserve">-&gt; exit 0 validate -&gt; FAILS, naming the row (check (f), fixedLocationNonTerminalStatus) So the command can still mint a state its own validate call refuses. That is the §11.4.196(F) shape at the seam layer: the invariant is CONFIGURED in validate but not ENFORCED at every write path that can violate it. WHY IT WAS DELIBERATELY LEFT OPEN IN BOB-166, and why that was right. Three reasons, all checked rather than asserted: (1) the real corpus has ZERO instances of this direction against TEN of the direction BOB-166 closed — the asymmetry in the data matched the asymmetry in the code; (2) detective coverage ALREADY existed and demonstrably fires, so unlike BOB-166’s direction this cannot rot silently; (3) and the load-bearing one —</w:t>
-            </w:r>
-            <w:r>
-              <w:t xml:space="preserve"> </w:t>
-            </w:r>
-            <w:r>
-              <w:rPr>
-                <w:rStyle w:val="VerbatimChar"/>
-              </w:rPr>
-              <w:t xml:space="preserve">reopenCmd</w:t>
-            </w:r>
-            <w:r>
-              <w:t xml:space="preserve"> </w:t>
-            </w:r>
-            <w:r>
-              <w:t xml:space="preserve">documents and SANCTIONS a transient Fixed-plus-non-terminal state via its</w:t>
-            </w:r>
-            <w:r>
-              <w:t xml:space="preserve"> </w:t>
-            </w:r>
-            <w:r>
-              <w:rPr>
-                <w:rStyle w:val="VerbatimChar"/>
-              </w:rPr>
-              <w:t xml:space="preserve">--location Fixed</w:t>
-            </w:r>
-            <w:r>
-              <w:t xml:space="preserve"> </w:t>
-            </w:r>
-            <w:r>
-              <w:t xml:space="preserve">operator override. A naive preventive guard at the update seam would collide with that override’s semantics. Closing this therefore requires a design decision about how the two interact, which is a different question from the one BOB-166 was scoped to answer, and expanding that item would have meant shipping the decision unexamined. ACCEPTANCE. (a) Decide and RECORD how a preventive guard on this direction coexists with reopenCmd’s sanctioned override — this is the actual work, and the answer should be written down rather than inferred from whatever the patch does. Candidates worth weighing: exempt the reopen path explicitly, require an override flag on</w:t>
-            </w:r>
-            <w:r>
-              <w:t xml:space="preserve"> </w:t>
-            </w:r>
-            <w:r>
-              <w:rPr>
-                <w:rStyle w:val="VerbatimChar"/>
-              </w:rPr>
-              <w:t xml:space="preserve">update</w:t>
-            </w:r>
-            <w:r>
-              <w:t xml:space="preserve"> </w:t>
-            </w:r>
-            <w:r>
-              <w:t xml:space="preserve">mirroring reopen’s, or leave the direction detective-only with the rationale recorded so the asymmetry is a decision rather than an oversight. (b) If a guard lands, it reuses</w:t>
-            </w:r>
-            <w:r>
-              <w:t xml:space="preserve"> </w:t>
-            </w:r>
-            <w:r>
-              <w:rPr>
-                <w:rStyle w:val="VerbatimChar"/>
-              </w:rPr>
-              <w:t xml:space="preserve">terminalStatuses()</w:t>
-            </w:r>
-            <w:r>
-              <w:t xml:space="preserve"> </w:t>
-            </w:r>
-            <w:r>
-              <w:t xml:space="preserve">— BOB-166 established one predicate source specifically so the two directions cannot drift. (c) Paired §1.1 mutation. (d) NEGATIVE CONTROL (§11.4.201(1)), and it is the sharp one here: the sanctioned reopen path MUST still work. A guard that breaks reopenCmd’s documented override is a false-positive refusal, and worse than the gap it closes, because it breaks a workflow operators are told to use. HONEST BOUNDARY. This is not a live data defect. Zero corpus instances, and the detective gate catches it at the next validate. It is filed so a scoped, deliberate omission stays visible as a tracked decision instead of living only in a code comment where the next reader will mistake it for an oversight (§11.4.197: a started thread reaches a documented terminal state, never quiet abandonment). PROVENANCE. Raised by the implementing agent of BOB-166 as a known asymmetry it deliberately did not close, independently verified and endorsed as an acceptable scope boundary by that item’s reviewer, on the condition that it become a tracked item rather than a comment. This is that item.</w:t>
-            </w:r>
-          </w:p>
-        </w:tc>
-      </w:tr>
-      <w:tr>
-        <w:tc>
-          <w:tcPr/>
-          <w:p>
-            <w:pPr>
-              <w:pStyle w:val="Compact"/>
-            </w:pPr>
-            <w:r>
-              <w:t xml:space="preserve">BOB-176</w:t>
-            </w:r>
-          </w:p>
-        </w:tc>
-        <w:tc>
-          <w:tcPr/>
-          <w:p>
-            <w:pPr>
-              <w:pStyle w:val="Compact"/>
-            </w:pPr>
-            <w:r>
-              <w:t xml:space="preserve">Bug</w:t>
-            </w:r>
-          </w:p>
-        </w:tc>
-        <w:tc>
-          <w:tcPr/>
-          <w:p>
-            <w:pPr>
-              <w:pStyle w:val="Compact"/>
-            </w:pPr>
-            <w:r>
-              <w:t xml:space="preserve">Queued</w:t>
-            </w:r>
-          </w:p>
-        </w:tc>
-        <w:tc>
-          <w:tcPr/>
-          <w:p>
-            <w:pPr>
-              <w:pStyle w:val="Compact"/>
-            </w:pPr>
-            <w:r>
-              <w:t xml:space="preserve">Medium</w:t>
-            </w:r>
-          </w:p>
-        </w:tc>
-        <w:tc>
-          <w:tcPr/>
-          <w:p>
-            <w:pPr>
-              <w:pStyle w:val="Compact"/>
-            </w:pPr>
-            <w:r>
-              <w:t xml:space="preserve">WHAT. _get_enabled_trackers() in download-proxy/src/merge_service/search.py gates rutracker on RUTRACKER_USERNAME and RUTRACKER_PASSWORD only. It never consults RUTRACKER_COOKIES. So an operator configured with cookies alone — no username, no password — never has rutracker enabled at all, and the tracker is silently absent from every fan-out rather than failing visibly. WHY THAT IS INCOHERENT WITH THE REST OF THE CODE. _search_rutracker treats COOKIES as the PREFERRED auth path, not a fallback. And the nnmclub sibling DOES check its own *_COOKIES variable. So the same codebase holds three positions at once: cookies preferred at the search site, cookies ignored at the enablement gate, and cookies honoured for a sibling tracker. WHY IT MATTERS MORE THAN IT LOOKS. CLAUDE.md documents a standing operator mandate (2026-08-15) that per-tracker Netscape cookies files at</w:t>
-            </w:r>
-            <w:r>
-              <w:t xml:space="preserve"> </w:t>
-            </w:r>
-            <w:r>
-              <w:t xml:space="preserve">${TRACKER_COOKIE_DIR}/cookies_&lt;tracker&gt;.txt are auto-loaded into .env as &lt;TRACKER&gt;_COOKIES before every boba-svc up, restart, install Stage 6 and start.sh boot — and rutracker is named in that set. So the SANCTIONED, documented configuration path for this tracker produces exactly the state this gate ignores. An operator who follows the documented instructions gets a tracker that never runs, with no error to explain it.  FAILURE MODE. Silent absence, not a visible failure — the same §11.4.201(6) false-null shape as BOB-172, one layer earlier. BOB-172 fixes a tracker that RAN and was REFUSED being reported as empty; this is a tracker that never ran at all, and the merged result simply has one fewer contributor with nothing to indicate it.  PROVENANCE. Found by the BOB-172 implementing agent while tracing the enablement path to locate the status-handling defect. Recorded here rather than fixed in that change: it is a separate defect on a separate seam with its own oracle, and folding it in would have widened BOB-172 past its captured evidence.  ACCEPTANCE. (a) The enablement gate honours RUTRACKER_COOKIES as an independently sufficient credential, matching what _search_rutracker already prefers and what the nnmclub sibling already does. (b) A test asserting that a cookies-only configuration ENABLES rutracker, driving the real _get_enabled_trackers rather than a replica. (c) Paired §1.1 mutation restoring the username/password-only gate — the test must go red. (d) NEGATIVE CONTROL (§11.4.201(1)): a configuration with NO credentials at all must still leave rutracker DISABLED. A fix that enables an unauthenticated tracker is worse than the gap, because it produces failing searches instead of absent ones. (e) Audit the other trackers' gates for the same asymmetry rather than fixing only the one that was noticed — three positions in one codebase suggests nobody has checked them together (§11.4.118).  HONEST BOUNDARY. Not verified against a live cookies-only deployment; read from source by the BOB-172 agent and recorded on its report. The reading is specific and checkable, but whoever takes this should confirm by invocation before relying on it. |
-    | BOB-178 | Bug | Queued | Medium | WHAT: download-proxy/src/merge_service/search.py:1638-1640 handles a failed kinozal LOGIN response with if login_resp.status not in (200, 301, 302): logger.error(...); return [] -- and sets NO diagnostic.  FAILING SCENARIO: Cloudflare returns 403 on takelogin.php. The kinozal chip reads status=empty, error=None. That is the BOB-172 signature exactly: a refusal reported to the user as an empty result set.  CONTRAST establishing this is an oversight, not a design choice: the rutracker and nnmclub login failures DO set diagnostics (upstream_captcha / auth_failure), and the iptorrents login failure falls through to the search fetch where BOB-172's new guard catches it. Kinozal is the one leg with neither.  FIX DIRECTION: stash _classify_upstream_http_status(login_resp.status, "") before the early return, or an auth_failure diag for the status-in-(200,301,302)-but-no-cookie case.  ACCEPTANCE: a stubbed 403 on the kinozal login endpoint produces a non-None error on the kinozal chip, with a RED captured against the pre-fix code first (11.4.115). |
-    | BOB-179 | Task | Queued | Medium | WHAT: the BOB-172 independent review demonstrated two further paths that still report a refusing or unreachable tracker as an empty result. Both are PRE-EXISTING and neither is a regression from BOB-172, but the fix evidence log presents the five-site coverage without stating the boundary (11.4.194(5) requires un-analysed dimensions be explicit gaps, never silently assumed safe).  GAP A -- exception before resp.status is read. Reviewer probe B, captured: a connection-refused rutracker yields status=empty, error=None, http_status=None, metadata.errors=[], metadata.status=completed. Each _search_* method swallows exceptions (except Exception: logger.error; return results) before _search_one's error handling can see them, so a tracker that is DOWN is indistinguishable from one that is genuinely empty.  GAP B -- soft refusal at HTTP 200. Reviewer probe A, captured: _classify_upstream_http_status(200, &lt;cf-chl body&gt;) returns None, which is CORRECT by design (a 2xx is a usable response; body-marker triggering would risk the over-fire the negative controls exist to prevent). But all five search GETs use aiohttp's default allow_redirects=True, so a session-expiry 302 -&gt; login-page-200 chain parses to zero rows and reports empty.  FIX DIRECTION: Gap A needs the exception to reach a diagnostic rather than being swallowed. Gap B needs a DISTINCT detector (final-URL check or login-form marker) with its own RED -- explicitly NOT a widening of the status-code trigger.  ACCEPTANCE: both gaps closed with their own REDs, or explicitly closed per 11.4.112 with evidence. Immediate sub-task: append a stated-gaps paragraph to docs/qa/BOB-172/fix_evidence_20260822.log. |
-    | BOB-180 | Bug | Queued | Low | WHAT: download-proxy/src/api/routes.py:727-745 sets status=captcha_required with a hardcoded message naming RuTracker: 'RuTracker requires CAPTCHA. Use /api/v1/auth/rutracker/captcha'.  FAILING SCENARIO: a whole search returns zero results and the captcha-flavoured diagnostic came from NNMClub's Turnstile, not RuTracker. The user is told to visit a RuTracker captcha endpoint for an NNMClub problem.  SEVERITY BOUNDED: the full errors[] and tracker_stats travel in the same response payload, so the truth is present and a client that reads them is not misled -- only the headline is wrong. The branch was revived by BOB-172's error propagation (correctly: suppressing that propagation would recreate the same false-null one layer up, 11.4.247) and is already covered at the routes layer by tests/unit/api_layer/test_routes_coverage.py:782.  FIX DIRECTION: derive the message from the tracker(s) that actually erred rather than hardcoding one.  SCOPE NOTE: api/ was owned by a sibling stream during BOB-172; the author was correct not to touch it.  ACCEPTANCE: an NNMClub-only captcha diagnostic on a zero-result search produces a headline naming NNMClub. |
-    | BOB-182 | Task | In progress | Medium | **OPERATOR DECISION (2026-08-26, §11.4.66 interactive clarification): KEEP THE MONOTONE RATCHET**  §11.4.224(E) brownfield adoption answer, recorded as consumer DATA: the adoption model for CM-EXPORT-CHARSET-VALID is the MONOTONE-DECREASE RATCHET. The count may only go down, never up. Immediate hard floor, changed-code-only-with-deadline, and per-corpus phase-in were all offered and NOT chosen. This closes half of BOB-182 — the half that was genuinely the operator's. THE REMAINING HALF IS A REAL DEFECT STILL OWED: BASELINE is a hardcoded constant, so the ratchet does not actually ratchet — on improvement the gate PASSES and PRINTS the value to lower it to, but nothing lowers it, and the gate keeps permitting regression back to the original count after the corpus heals. The fix must NOT collapse §11.4.249 role separation: a gate that writes its own threshold during a pre-build run becomes a PRODUCER as well as a GATE. Acceptable shapes include a persisted baseline the gate READS but never writes with lowering via a separate explicitly-invoked command, or a gate that FAILS loudly when the live count is below baseline so drift becomes an actionable refusal.  This answer is recorded as consumer DATA per §11.4.35 — it is the operator's stated choice, not an agent inference, and supersedes any prior agent-chosen default on this question. Options not chosen are named above so a future reader does not re-litigate a settled call (§11.4.112(5) bounded-verdict discipline applied to decisions).  --- prior item text follows ---  WHAT: CM-EXPORT-CHARSET-VALID (pre-build invariant 50) adopts its 301 pre-existing violations via a monotone-decrease ratchet rather than a hard floor. Two things are owed.  (1) THE ADOPTION DECISION IS THE OPERATOR'S, NOT THE SCRIPT'S. 11.4.224(E) requires the brownfield adoption question be SURFACED to the operator and the answer recorded as consumer DATA -- never an invented ratchet. What exists today is a header comment plus a BOBA_EXPORT_CHARSET_BASELINE override: that DOCUMENTS a decision the agent made, it does not RECORD an answer the operator gave. The independent reviewer judged the choice defensible and would not reverse it (a hard floor on 301 violations makes the build unreachable, which 11.4.234 forbids; 11.4.101 favours the reversible option) but correctly held that it is not yet compliant. Options for the operator: immediate hard floor (BASELINE=0) / keep the monotone ratchet / per-corpus phase-in / changed-code-only with a scheduled full-corpus deadline.  (2) THE RATCHET DOES NOT ACTUALLY RATCHET. BASELINE is a hardcoded constant. On improvement the gate PASSES and PRINTS the value to lower it to, but nothing lowers it, so the gate keeps permitting regression all the way back to 301 after the corpus heals. The header now says tightening is MANUAL rather than claiming automatic behaviour that does not exist (11.4.6), but the honest statement is a stopgap, not the fix.  WHY IT WAS NOT BUILT WITH THE FIX: a gate that writes its own threshold during a pre-build run becomes a PRODUCER as well as a GATE (11.4.249 role separation), and that is a design change the operator should approve rather than receive as a side effect.  ACCEPTANCE: the operator's adoption answer recorded as consumer DATA; and either a persisted baseline the gate lowers and never raises (with the role-separation question answered), or an explicit decision that manual tightening is acceptable. |
-    | BOB-184 | Task | Queued | Medium | Three icon-glyph controls (.bridge-retry, .theme-toggle, .caret) render text made of non-BMP code points. axe-core declines to decide their contrast, reporting them under the incomplete channel with messageKey nonBmp and resolving NEITHER fgColor NOR bgColor, so the Python recomputation in docs/qa/BOB-164/axe_contrast_scan.py cannot decide either: 40 such nodes across 16 palette x mode combinations. BOB-164 round 2 stopped them being scored as silent passes by naming them GLYPH_UNMEASURED, printing them on every run and fencing them, so any NEW unmeasured glyph node blocks. What remains genuinely unproven is their contrast itself: as non-text user-interface components they owe 3:1 under WCAG SC 1.4.11, and no oracle in this repo measures that today. Acceptance: a measurement path that resolves the effective foreground and backdrop for glyph controls (for example reading getComputedStyle colour against the composited backdrop, or replacing the glyphs with inline SVG carrying explicit fill tokens), each of the three controls shown to clear 3:1 in all 16 palette x mode combinations, and the GLYPH_UNMEASURED fence shrunk by exactly the nodes then proven. |
-    | BOB-185 | Task | Queued | Medium | docs/qa/BOB-164/axe_contrast_scan.py scans a static dist with no backend, so every node whose existence depends on fetched data is absent from the page it measures: the results table renders empty, so .type-badge and .quality-badge never appear, and the hooks list renders empty, so .status pills never appear. That is precisely why the BOB-164 round-1 regression went unseen in a rendered DOM even though it was scanned in all 16 themes, and it is why round 2 had to close the class in the arithmetic oracle instead. Those nodes are now covered by frontend/src/app/models/style-contrast.spec.ts, which extracts declared foreground-on-fill pairs from the stylesheets, but that is an ARITHMETIC claim about declared colour pairs, not a rendered-pixel one: it cannot see opacity applied by an ancestor, a composited backdrop, or a cascade this repo's static extractor does not model. Acceptance: the scan drives the dashboard with seeded fixture data (a stub backend, a route fixture, or an injected component harness) so the badge and status nodes are present in the DOM, axe measures them directly, and a control needle proves the rendered oracle sees a seeded sub-floor badge before any clean result from it is believed. |
-    | BOB-187 | Bug | In progress | — | scripts/ownership_precondition.sh consumes the SAME unreviewed .env-driven scope as ownership_repair.sh and creates probe files inside it, but it is NOT fenced. T028 remediation added ownership_path_fence() to scripts/lib/ownership.sh and wired it into ownership_repair.sh, closing the path-escape class there; the precondition was outside that agents file scope and still accepts whatever config/owned_paths.yaml expands to. Blast radius is lower than a recursive chown (it writes probe files rather than mutating ownership of an existing tree) but the INPUT is identical and equally unreviewed, so the same QBITTORRENT_DATA_DIR value that would have driven a filesystem-wide chown will drive probe-file creation at an arbitrary location. Note the escape is empirically confirmed for the repair path, not merely reasoned: during T028 remediation a probe declaring the verbatim shipped entry with QBITTORRENT_DATA_DIR=/ hung the suite, and ps showed the real artifact executing "find / ( ! -uid 1000 -o ! -gid 1000 ) -printf ..." before it was killed by verified pid. Acceptance: ownership_precondition.sh calls the SAME ownership_path_fence() predicate from scripts/lib/ownership.sh (never a second dialect, 11.4.251), refuses fail-closed on a rejected entry, and ships a paired 1.1 mutation proving the refusal fires PLUS a negative control proving the six live shipped entries still ACCEPT so the fix is not a 11.4.201(1) false-positive refusal. Discovered out-of-band during T028 remediation and reported by the agent as needing tracking, so it is also a 11.4.238 coverage escape. |
-    | BOB-188 | Bug | In progress | — | **OPERATOR DECISION (2026-08-26, §11.4.66 interactive clarification): UNTRACK THE BINARY — BUILD ON DEMAND**  §11.4.30 answer, recorded as consumer DATA: the compiled `workable-items` binary is NOT to be git-tracked. 'Any build derivate which we can recreate by executing proper mechanism for generating MUST NOT be versioned' applies without exception here. Keeping it tracked with only the invariant-52 fingerprint gate, and keeping it tracked with a commit-time rebuild, were both offered and NOT chosen. REQUIRED END STATE: the gate builds from source, or REFUSES HONESTLY when the Go toolchain is absent (§11.4.201(11) — probe the artifact through its real invocation path, never fake a pass, never silently fall back to a stale binary). Staleness becomes structurally impossible rather than merely detected. ACCEPTED COST: a fresh clone needs a Go toolchain before invariant 17 can run — already true for the qBitTorrent-go backend, so this adds no new host requirement. The invariant-52 fingerprint gate remains useful as defence-in-depth for as long as any binary exists on disk.  This answer is recorded as consumer DATA per §11.4.35 — it is the operator's stated choice, not an agent inference, and supersedes any prior agent-chosen default on this question. Options not chosen are named above so a future reader does not re-litigate a settled call (§11.4.112(5) bounded-verdict discipline applied to decisions).  --- prior item text follows ---  pre_build_verification.sh invariant 17 (CM-WORKABLE-ITEMS-VALIDATE) resolves its binary through the candidate loop at :534, whose FIRST entry is constitution/scripts/workable-items/bin/workable-items. That file is GIT-TRACKED (md5 17644a248363, identical to bin/workable-items-linux) and executable, so it WINS resolution over the current untracked sibling constitution/scripts/workable-items/workable-items (md5 43376a6d0184). The tracked binary is STALE: it does not contain the guards its own source now has.  MEASURED, needle-proven, 2026-08-25. String presence in the tracked binary: "refusing to set terminal status" -&gt; 0; "Issues-location item has TERMINAL status" -&gt; 0; control needle from the SAME updateCmd, "at least one mutable field flag is required" -&gt; 2 (so the instrument sees through that path and the zeros are real absences, not a blind read). The untracked sibling returns 1 / 1 / 2 for the same three queries. A check whose message string is absent from the binary cannot fire.  RUNTIME PROOF: the same injected violation (a row set to terminal status while current_location=Issues) run through both binaries -&gt; stale reports 1 violation (only the body_md desync class), current reports 2 including the location-status class verbatim. This is exactly why the ten BOB-166 rows (BOB-087/129/131/144/145/146/148/153/155/157) survived undetected: the gate that was supposed to catch them was running a binary structurally incapable of seeing them.  The 11.4.108 SOURCE-&gt;ARTIFACT gap: source correct, artifact stale, every gate reading the artifact reports green. This is the THIRD instance of that class found in one session, alongside BOB-169 (a charset gate that never opened a file) and BOB-183 (a served bundle five days older than its sources).  COMPOUNDING: the comment at :519-523 directly above the loop asserts "The naive bin/workable-items path never existed in this checkout (bin/ is a gitignored local build-output dir nothing ever populated)". That statement is now FALSE - bin/ holds two tracked binaries. A stale comment asserting the absence of the very file that now shadows resolution is how this stayed invisible.  Also an 11.4.30 question the operator owns: bin/workable-items and bin/workable-items-linux are VERSIONED BUILD ARTIFACTS in a constitution submodule that is inherited by reference by every consumer, so every consumer inherits whichever binary was last committed. Flagged independently by two separate agents this session.  ACCEPTANCE: (a) resolution must never prefer a stale artifact over a current one - either the tracked binaries are removed and resolution falls through to build-on-demand, or a freshness check refuses a binary older than its sources (see the BOB-183 fingerprint gate for a working pattern); (b) the false comment at :519-523 corrected; (c) a paired 1.1 mutation proving the new refusal fires, plus a negative control proving a genuinely fresh binary still passes so the fix is not an 11.4.201(1) false-positive refusal; (d) the 11.4.30 tracked-binary decision recorded as operator DATA. Discovered out-of-band during BOB-166 remediation - a 11.4.238 coverage escape in its own right. |
-    | BOB-189 | Bug | Queued | — | WHAT: the fail-open scanner's shape-(A2) heuristic cannot distinguish 'return False' meaning PROCEED-AS-IF-FINE from 'return False' meaning REFUSE. It flags six textbook fail-CLOSED guards as fail-open defects: _is_safe_fetch_url (x3), _qbit_add_succeeded (x2), and the hooks path-boundary guard. INDEPENDENTLY VERIFIED 2026-08-25 by the conductor rather than taken on the triage agent's word: download-proxy/src/api/routes.py:1122 defines _is_safe_fetch_url returning bool, and its only call site at :1476 reads 'if not _is_safe_fetch_url(url): logger.warning(Refusing SSRF-unsafe download URL (non-public target); skipping); continue' - a False return REFUSES the URL. WHY THIS MATTERS: per §11.4.201(1) a false-positive refusal is a FAIL-bluff of equal severity to a false-negative pass, and here the consequence is worse than noise - acting on the finding would mean making the SSRF guard stop returning False, i.e. deleting an SSRF protection to satisfy a gate. A gate that instructs you to remove a security control is actively dangerous, not merely imprecise. REPRO: run the fail-open scan; observe six hits; read each call site. ACCEPTANCE: the scanner distinguishes refuse-shaped from proceed-shaped False returns (call-site-aware, or an audited waiver list with per-entry justification), the six drop out, AND a golden-FALSE fixture containing a real fail-closed guard is added so the discrimination is itself falsifiable per §1.1. |
-    | BOB-191 | Bug | Queued | — | WHAT: the §11.4.252 fail-open scan reports 0 hits for qBitTorrent-go, and that zero is NOT evidence. The triage agent ran control needles through the scanner's own path per §11.4.201(7)(b): a Python 'except Exception: pass' needle was SEEN, a TypeScript 'catch (e) {}' needle was SEEN (so frontend/src's zero IS a real zero), but a Go empty-'if err != nil {}' needle was NOT SEEN. An instrument that cannot see the idiom returns the same quiet zero as a clean tree, and only one of those is honest. DISTINCT FROM BOB-189, deliberately not merged with it per §11.4.214: BOB-189 is a false MATCH (fail-closed guards reported as fail-open); this is a false NULL (an entire language unscanned). Same scanner, opposite failure directions, different fixes - merging them would hide one behind the other. IMPACT: Go is the language of qbittorrent-proxy-go and boba-jackett (port 7189, which owns encrypted tracker credentials), so the unscanned surface is exactly where §11.4.252's credential-plus-mutation combination is most likely. Nobody has assessed it; the dashboard says clean. ACCEPTANCE: the scanner grows a Go arm covering the empty-err-block and swallowed-error idioms, its needle is SEEN through the real path, qBitTorrent-go's result is re-derived, and every finding is triaged as this Python/TS pass was. Until then qBitTorrent-go's fail-open posture is UNKNOWN and must be reported as UNKNOWN, never as 0.  === ROUND-2 INVESTIGATION, MEASURED 2026-08-26 — THE FILED TITLE WAS TOO NARROW (§11.4.6) ===  The live scanner is constitution/scripts/gates/cm_dangerous_combination_fail_closed.sh, driven per-root by invariant 39 at scripts/pre_build_verification.sh:1481-1544. (scripts/pre_build/check_cm_no_fail_open_skip.sh has NEVER existed on any branch — it exists only in an uncommitted worktree. Any citation of that path is citing a file that is not there.)  IT IS A WEAK-MATCHER DEFECT, NOT A SCOPE HOLE. Line :243 sets exts="py go rs c cc cpp h hpp java cs js ts jsx tsx php rb" — .go IS enumerated. But line :537 gates the Python ast analyser on `case "$</w:t>
-            </w:r>
-            <w:r>
-              <w:t xml:space="preserve">f” in *.py)</w:t>
-            </w:r>
-            <w:r>
-              <w:rPr>
-                <w:rStyle w:val="VerbatimChar"/>
-              </w:rPr>
-              <w:t xml:space="preserve">, so every non-Python file falls through to just two text matchers (:772 empty</w:t>
-            </w:r>
-            <w:r>
-              <w:t xml:space="preserve">catch (…) {</w:t>
-            </w:r>
-            <w:r>
-              <w:rPr>
-                <w:rStyle w:val="VerbatimChar"/>
-              </w:rPr>
-              <w:t xml:space="preserve">, :794 credential</w:t>
-            </w:r>
-            <w:r>
-              <w:t xml:space="preserve">= x ||</w:t>
-            </w:r>
-            <w:r>
-              <w:t xml:space="preserve"> </w:t>
-            </w:r>
-            <w:r>
-              <w:t xml:space="preserve">“literal”</w:t>
-            </w:r>
-            <w:r>
-              <w:rPr>
-                <w:rStyle w:val="VerbatimChar"/>
-              </w:rPr>
-              <w:t xml:space="preserve">). Go has no</w:t>
-            </w:r>
-            <w:r>
-              <w:t xml:space="preserve">catch</w:t>
-            </w:r>
-            <w:r>
-              <w:rPr>
-                <w:rStyle w:val="VerbatimChar"/>
-              </w:rPr>
-              <w:t xml:space="preserve">keyword, so neither matcher CAN fire on Go by construction.  NEEDLE TEST, BOTH ARMS (planted / rc / result): Python 2 / 1 / SEEN · TypeScript 1 / 1 / SEEN · Java 1 / 1 / SEEN · **Go 6 / 0 / NOT SEEN — PASS** · Rust 2 / 0 / NOT SEEN · Ruby 1 / 0 / NOT SEEN · C 2 / 0 / NOT SEEN. Go is ONE OF FIVE BLIND EXTENSIONS, not a special case. The Go needle is real code: go build rc=0, go vet rc=0, gofmt -e clean.  THE DECISIVE DISCRIMINATOR — same bytes, extension changed: .zig (NOT enumerated) → "SKIP — topology_unsupported"; .go (enumerated) → "PASS". The gate ALREADY OWNS an honest-blindness mechanism and it works correctly; Go routes around it precisely BY BEING ENUMERATED. A scope hole announces itself; this matcher hole prints green. That makes it the worse defect and is why the corrected title leads with it.  QUANTIFIED SURFACE (exclusions stated, §11.4.224(E)): using the scanner's OWN prune list and nothing added — 106 .go files / 20,389 LOC (52 production files / 6,858 LOC). WITH and WITHOUT exclusions the count is 106 == 106; no vendored tree exists, so no unstated exclusion could manufacture a clean number. qBitTorrent-go holds 106 blind files and 0 analysable files — 100% blind — yet invariant 39 counts it among "5 first-party source root(s)" reported clean.  DEFECTS THE BLINDNESS HID → filed as BOB-204 (credential DELETE returns unconditional 204 while the .env plaintext delete error is discarded; plus the env_write_failed_db_rolled_back code asserting an unconfirmed rollback). SEPARATE SCOPE HOLE → filed as BOB-205 (cmd/boba-ctl, 947 LOC orchestrator, absent from DANGER_ROOTS entirely). Distinct-but-similar per §11.4.214, deliberately not merged.  GOLDEN-FALSE FIXTURE FOR ANY FUTURE GO ARM: internal/jackettapi/auth_middleware.go:45-66 is correctly fail-CLOSED (constant-time compare, 401+return) — a Go arm MUST NOT flag it.  LOAD-BEARING §11.4.250 PREDICTION: bolting a naive Go regex arm on will IMMEDIATELY manufacture BOB-189-class false positives in Go —</w:t>
-            </w:r>
-            <w:r>
-              <w:t xml:space="preserve">if err != nil { return false }</w:t>
-            </w:r>
-            <w:r>
-              <w:rPr>
-                <w:rStyle w:val="VerbatimChar"/>
-              </w:rPr>
-              <w:t xml:space="preserve">in a Go validator is fail-CLOSED. Fixing this as layer N+1 reproduces BOB-189 in a new language. THEREFORE the remediation order is fixed: (1) analyser REGISTRY with an UNANALYSED verdict FIRST — extension→analyser map, unmapped extension reports UNANALYSED never silent PASS, which converts the false null into an honest gap and covers rust/ruby/C too; (2) only then a Go arm, call-site-aware from day one (go/ast, or adopt errcheck/staticcheck rather than hand-rolled regex), shipped with the auth_middleware golden-FALSE.  ONE PRIMITIVE, TWO SYMPTOMS: the scanner classifies by local syntactic shape and never consults semantic role — BOB-189 ignores the CALLER's context (false match), BOB-191 searches for a shape from a DIFFERENT language family (false null). The gate's own header already concedes the primitive ("requires real data-flow analysis this gate CANNOT honestly claim"); what is missing is propagating that concession into PER-LANGUAGE honesty. Keep two tracker items.  INSTRUMENT BUG RECORDED, NOT HIDDEN (§11.4.201(12)): the investigation's first verdict extraction used</w:t>
-            </w:r>
-            <w:r>
-              <w:t xml:space="preserve">grep -oE</w:t>
-            </w:r>
-            <w:r>
-              <w:t xml:space="preserve"> </w:t>
-            </w:r>
-            <w:r>
-              <w:t xml:space="preserve">‘PASS|FAIL|SKIP’</w:t>
-            </w:r>
-            <w:r>
-              <w:rPr>
-                <w:rStyle w:val="VerbatimChar"/>
-              </w:rPr>
-              <w:t xml:space="preserve">, which matched FAIL inside the gate's own name (...FAIL-CLOSED) and mislabelled three PASSes. Re-run keyed on exit code; the table above is the corrected run.  EVIDENCE: docs/qa/BOB-191/scanner_blindness_investigation_20260826.md (255 lines, §11.4.44 header). No source, gate, or config modified by the investigation. | | BOB-192 | Task | Queued | — | WHAT: the BOB-161 gate lands with 6 real fail-open skips RATCHETED rather than fixed. Ratcheting is the constitution's named brownfield default (§11.4.135/§11.4.224(E)) and this repo's own precedent, so the choice is correct - but the remediation it defers is real work that must be owned somewhere. WHY THIS ITEM EXISTS: the gate's own header asserted the 6 were 'TRACKED SEPARATELY (§11.4.197)' while no tracker row existed. The §11.4.209 independent review verified the absence and raised it as IMPORTANT-5, noting that without a row those findings are precisely the parked-unverified debt class §11.4.226(4) names - the population an operator samples and finds broken. A prose claim of being tracked is not tracking. WHAT EACH NEEDS: a skip that fires on evidence the host ANSWERED must either classify the response and FAIL on it, or take a §11.4.69 reason that is honestly derivable from the environment rather than from the response - verified against the live stack, not asserted. Two of the six sit under '# allow-skip:' markers at tests/unit/test_tracker_auth_live.py:105 and :108, which the reviewer confirmed genuinely are fail-open, so that marker must not be treated as absolution. ACCEPTANCE: all 6 remediated with RED-first evidence per §11.4.115, the gate's BASELINE ratcheted to 0, and the ratchet's monotone-decreasing property preserved throughout (§11.4.227(A)). NOTE the reviewer's MINOR-1: a count-baseline absorbs a one-out-one-in swap, so remediation progress must be checked against the finding SET, not only the count. | | BOB-194 | Bug | In progress | — | WHAT: agent worktrees under .claude/worktrees/ are ephemeral copies pinned at arbitrary commits - never built, never shipped, deleted when the agent finishes. Pre-build gates that walk the tree with find(1) from the repo root descend into them anyway. MEASURED INSTANCE (2026-08-25): CM-GO-TOOLCHAIN-MATCHES-BUILDER FAILED the main build with exactly one finding, from .claude/worktrees/agent-afda1df906c537ab4 - a worktree 86 commits behind still carrying 'FROM golang:1.23-alpine' against a go.mod long since at 1.26.2. The main tree was CORRECT throughout. Per §11.4.201(1) a false-positive refusal is a FAIL-bluff of equal severity to a false pass: it blocks real work and teaches people to bypass the gate. FIXED FOR ONE GATE: '.claude' added to that gate's PRUNE_DIRS with a deterministic §1.1 pair - a stale mismatch inside .claude/worktrees must NOT fail a healthy tree, the SAME mismatch outside it MUST still fail, so the prune cannot widen into blindness (§11.4.201(6)). Mutation verified: reverting the prune fails 2 checks. SURVEY, measured not inferred: 8 of 13 pre_build gates walk the tree; only the fixed one prunes .claude. Gates using 'git ls-files' are structurally immune - worktrees are untracked. Empirically probed: check_cm_closure_seam_binds, check_cm_killpg_pgid_guard and check_cm_no_production_mutation_residue all rc=0 with ZERO worktree references - clean in practice today. UNMEASURED, not clean: check_cm_test_mock_pid_explicit_int and check_cm_test_mock_pid_patched_when_real_pid were not reached before the probe budget expired. HYPOTHESIS REFUTED, recorded so nobody re-walks it: an earlier revision of this item speculated that check_cm_plugin_count's 90s timeout was caused by walking worktrees. It is NOT. That gate's find is scoped to $PLUGINS_DIR (check_cm_plugin_count.sh:224), so worktrees are outside its walk entirely. Its slowness is real - still running past 54s on a re-measure - but has a different, still-unidentified cause and belongs to its own item, not this one. ACCEPTANCE: every tree-walking gate either prunes agent scratch or is proven immune by measurement, each with a paired mutation. NOTE the asymmetry that bounds the risk: a stale worktree can only ADD findings to a security-relevant scan (killpg, mutation-residue), never remove them - so the exposure is false refusal and eroded trust, not a missed defect. | | BOB-195 | Bug | In progress | — | **OPERATOR DECISION (2026-08-26, §11.4.66 interactive clarification): TEACH THE SCANNER With NODES — KEEP SIM105**  The §11.4.252 fail-open scanner is FIXED to see</w:t>
-            </w:r>
-            <w:r>
-              <w:t xml:space="preserve">contextlib.suppress</w:t>
-            </w:r>
-            <w:r>
-              <w:rPr>
-                <w:rStyle w:val="VerbatimChar"/>
-              </w:rPr>
-              <w:t xml:space="preserve">; ruff's SIM105 rule STAYS ENABLED in pyproject.toml. Disabling SIM105, and the belt-and-braces both-at-once option, were offered and NOT chosen. Rationale carried with the decision: fixing the gate makes SIM105 harmless, whereas disabling SIM105 alone would leave the gate blind to any suppress written by hand, inherited from a dependency's style, or already present in the tree. REQUIRED BEHAVIOUR:</w:t>
-            </w:r>
-            <w:r>
-              <w:t xml:space="preserve">with contextlib.suppress(…)</w:t>
-            </w:r>
-            <w:r>
-              <w:rPr>
-                <w:rStyle w:val="VerbatimChar"/>
-              </w:rPr>
-              <w:t xml:space="preserve">and</w:t>
-            </w:r>
-            <w:r>
-              <w:t xml:space="preserve">with suppress(…)</w:t>
-            </w:r>
-            <w:r>
-              <w:rPr>
-                <w:rStyle w:val="VerbatimChar"/>
-              </w:rPr>
-              <w:t xml:space="preserve">(the</w:t>
-            </w:r>
-            <w:r>
-              <w:t xml:space="preserve">from contextlib import suppress</w:t>
-            </w:r>
-            <w:r>
-              <w:rPr>
-                <w:rStyle w:val="VerbatimChar"/>
-              </w:rPr>
-              <w:t xml:space="preserve">binding) wrapping a dangerous-combination call are DETECTED with the same severity and message shape as the try/except/pass form; a narrow</w:t>
-            </w:r>
-            <w:r>
-              <w:t xml:space="preserve">suppress(SpecificError)</w:t>
-            </w:r>
-            <w:r>
-              <w:rPr>
-                <w:rStyle w:val="VerbatimChar"/>
-              </w:rPr>
-              <w:t xml:space="preserve">around a NON-dangerous call must NOT fire, since a false-positive refusal is a §11.4.201(1) FAIL-bluff of equal severity to a missed real one. CONSEQUENCE FOR THE NUMBER: once landed, the scanner's finding count stops being a floor over try/except shapes and becomes a genuine census — any prior count citing completeness was scoped to try/except only.  This answer is recorded as consumer DATA per §11.4.35 — it is the operator's stated choice, not an agent inference, and supersedes any prior agent-chosen default on this question. Options not chosen are named above so a future reader does not re-litigate a settled call (§11.4.112(5) bounded-verdict discipline applied to decisions).  --- prior item text follows ---  WHAT: the §11.4.252 fail-open scanner matches Try-handler shapes (A1)/(A2). contextlib.suppress is a With node, so a swallow written that way is invisible. VERIFIED BY THE CONDUCTOR with a control needle through the same invocation path (§11.4.201(7)(b)), because a first attempt returned 0 for BOTH forms and was itself blind - the gate takes --root, not a positional, so a bare path exits on an unknown arg (§11.4.201(7)(c): the invocation path is part of the instrument). Correct run: try/except/pass around os.unlink(user_supplied_path) -&gt; 'FAIL - swallowed exception ... :5', the needle sees. contextlib.suppress(Exception) around the IDENTICAL call -&gt; 'PASS - no swallowed-exception ... anti-patterns found'. Both combine untrusted input with an irreversible unlink; both swallow everything; one is caught and one is not. WHY IT IS WORSE THAN A PLAIN GAP: pyproject.toml enables ruff's SIM ruleset, and SIM105 is 'use contextlib.suppress instead of try-except-pass'. Our own linter therefore instructs authors to rewrite the form this gate CAN see into the form it CANNOT. The two tools are pulling in opposite directions and the lint one runs more often. Every SIM105 autofix silently shrinks this gate's coverage while the count goes down, which reads as progress. CONSEQUENCE FOR THE NUMBER: the scanner's finding count is a FLOOR over try/except shapes, not a census of swallows. Any statement of the form 'N fail-open sites remain' must be read as 'N among try/except shapes'. ACCEPTANCE: the scanner recognises contextlib.suppress (a With whose items call contextlib.suppress with a broad exception type) and applies the same ≥2-capability test; a golden-TRUE fixture in suppress form; a golden-FALSE fixture where suppress wraps a single-capability diagnostic emitter and must NOT fire; and an explicit decision on the SIM105 tension - either exempt the shapes this gate governs, or accept suppress and teach the gate to read it. Discovered by the §11.4.252 remediation agent when its own MINOR-3 fix required using contextlib.suppress at three diagnostic-emitter sites; those three uses are legitimate and justified in-source. | | BOB-196 | Task | Queued | — | WHAT: the CM-PLUGIN-COUNT pre-build gate takes 189 SECONDS to verify 8 documented counts. Measured 2026-08-25: exceeded a 90s probe budget (rc=124), then a bounded re-run completed at 'rc=0 wall=189s' - it PASSES, it is simply slow. CAUSE, MEASURED NOT GUESSED: the marker loop at check_cm_plugin_count.sh:273-290 iterates EVERY LINE of every governed document and spawns a pipeline per line. Per iteration: 'printf \| grep -oE \| wc -l \| tr -d' (4 processes) plus 'printf \| sed -n' (2) = ~6. Governed docs are AGENTS.md 689 + CLAUDE.md 494 + docs/features/Status.md 670 = 1853 lines, so ~11,118 process spawns, measuring ~102 ms/line. Classic per-line-subprocess shell trap. THE IRONY WORTH PRESERVING, because it explains why nobody simplified it: the in-code comment shows '-oE \| wc -l' was chosen DELIBERATELY over 'grep -c' after measuring the §11.4.201(12) footgun - on this host (ugrep 7.8.4) 'grep -coE' returned 3 at top level but 1 inside a 'set -euo pipefail' subshell, a context-dependent reading. The correctness fix is right and must be kept; it is the PER-LINE application of it that costs the three minutes. HYPOTHESIS REFUTED, recorded so nobody re-walks it: this is NOT worktree traversal. The gate's find is scoped to $PLUGINS_DIR (:224), so the five agent worktrees are outside its walk. That guess was raised on BOB-194 and is dead. LIKELY FIX (unverified, stated as a candidate not a conclusion): pre-filter with ONE grep for lines containing 'CM-PLUGIN-COUNT:' before entering the loop, reducing ~1853 iterations to the ~8 lines that carry a marker, while leaving the per-line parsing logic - and its footgun-avoiding form - completely unchanged. WHY IT MATTERS beyond impatience: this gate is on the pre-build critical path, and CLAUDE.md leans on it as the mechanical authority for the three distinct plugin rosters (43 curated / 43 engines / 12 bootstrap) whose conflation was BOB-149. A gate slow enough to tempt anyone into skipping it protects nothing. ACCEPTANCE: runtime reduced with the counts and the footgun-avoiding parse preserved byte-for-byte in behaviour, proven by the existing paired mutation still biting plus a before/after wall-clock recorded. §11.4.6: nothing here questions the gate's VERDICTS - only its runtime. | | BOB-197 | Bug | In progress | — | **OPERATOR DECISION (2026-08-26, §11.4.66): GENERATE THE TOKEN AND ARM IT**  The conductor generates a 32-byte random token and writes BOBA_API_TOKEN into .env; the operator configures clients with it. DONE 2026-08-26: token generated via secrets.token_hex(32), appended to .env with a comment naming BOB-197 and the routes.py:83 env-gating fact, chmod 600, value shown to the operator ONCE and never written to any other file. Safety verified BEFORE writing (§11.4.30/§11.4.10): .env matched .gitignore:27 '*.env' and was untracked (needle-proven — the same matcher confirmed docker-compose.yml IS tracked, so the negative is real); a §9.2 pre-op backup was taken and is itself ignored; post-write re-check confirmed .env still ignored and absent from git status. Pre-store audit found the only tracked BOBA_API_TOKEN= occurrences are the docker-compose passthrough ${BOBA_API_TOKEN:-} and prose in the leak-audit challenge — no literal value has ever been committed. STILL OWED, and the item stays open until it lands: the BOOT-TIME INVARIANT (§11.4.254) that refuses to start LAN-bound when the token is unset or empty. Without it the arming is a state fix, not a defect fix — §11.4.226(5) is explicit that a state-only repair cannot close a defect item. Options not chosen: operator sets it themselves with the invariant blocking until then; invariant warns first and blocks on a named date.  Recorded as consumer DATA per §11.4.35 — the operator's stated choice, not an agent inference. Options not chosen are named so a future reader does not re-litigate a settled call.  --- prior item text follows ---  OPERATOR DECISION (2026-08-26): arm BOBA_API_TOKEN and keep 0.0.0.0, backed by a BOOT-TIME invariant that refuses to start LAN-bound with the token unset. This item IS that invariant.  MEASURED FACT, not inference. download-proxy/src/api/routes.py:83 require_api_token() reads BOBA_API_TOKEN at request time and returns immediately when unset or empty. Its own docstring states it plainly: "BOBA_API_TOKEN unset/empty -&gt; return (OPEN). This is the DEFAULT and preserves the current no-auth contract + dev workflow". docker-compose.yml:237 passes BOBA_API_TOKEN=${BOBA_API_TOKEN:-}, so the container inherits empty unless the operator declares it. The operator .env does NOT declare it, needle-verified per 11.4.201(7)(b): the same matcher hit QBITTORRENT_DATA_DIR in the same file, so the miss is a real absence and not a blind read. The qbittorrent-proxy container was RUNNING and LAN-bound at measurement time. Consequence: the ten routes the BOB-102 guard resolves as auth-wired are open in practice on a default deploy.  WHY A STATIC GATE CANNOT COVER THIS. The BOB-102 gate asserts static route WIRING - that a Depends(require_api_token) marker exists on handler, decorator or router. It cannot assert runtime ARMING, which depends on an env var read per request. Claiming the static gate covers it would be exactly the bluff the gate exists to prevent (11.4.262: machine evidence must match the layer it claims). This is a boot-time invariant class per 11.4.254.  ACCEPTANCE: a boot-time check that, when the listener is LAN-bound (not loopback), refuses to start with a non-zero exit and a named cause if BOBA_API_TOKEN is unset or empty, so the open state becomes UNREACHABLE rather than the default. Paired 1.1 mutation: remove the check, prove the service starts LAN-bound-and-open. Golden-FALSE per 11.4.201(1): a loopback-bound listener with the token unset must NOT be refused, or the check becomes a false-positive refusal blocking legitimate dev work.  11.4.238 COVERAGE-ESCAPE NOTE: found by a subagent reading source during BOB-102 guard construction, NOT by the automated QA regime - which is itself the defect class 11.4.238 names. The boot-time check IS the new automated check that would have caught it. | | BOB-199 | Task | Queued | — | **OPERATOR DECISION (2026-08-26, §11.4.66): FLAG NARROW SUPPRESS ONLY WITH AN IRREVERSIBLE CAPABILITY**  The scanner flags a narrow contextlib.suppress ONLY when combined with an irreversible capability (delete / truncate / kill) — the shape that actually causes harm. Idiomatic narrow tolerances stay quiet, so the gate keeps its credibility and no false-positive storm trains readers to ignore it. Options not chosen: accept the asymmetry permanently with a header statement; flag all narrow suppress and absorb existing sites via a justified exemption list. MEASUREMENT CORRECTED TWICE, and the second correction explains the first: the original '37 narrow sites, all idiomatic' was propagated by this conductor without verification, then re-measured by the authoring agent as OBSERVER CONTAMINATION (§11.4.201(10)) — 27 vendored third-party + 9 sibling-agent worktree COPIES of the very tree being measured + 1 real = 37. The instrument was counting other agents' duplicates of its own subject. Reproducible figures, each with its scope stated: constitution repo 0 narrow with-suppress; boba DANGER_ROOTS 0 narrow with-suppress and 23 narrow except-pass; boba repo minus vendored 1 narrow with-suppress (a suppress(OSError)); narrow except-pass RETRACTED-AND-RESTATED 2026-08-26 per 11.4.201(9): the figure 97 previously recorded here reproduces under NO scope and is withdrawn. Measured replacements, each with its scope and both independently reproduced: 34 narrow except-pass git-tracked first-party (canonical); 50 narrow except-pass on-disk minus scratch dirs (the 'minus vendored' scope this sentence states). Brackets that explain the bad number: 87 ALL-except-pass git-tracked and 113 ALL-except-pass on-disk-minus-scratch straddle 97, so 97 was a class-scope conflation (narrow-vs-all), not a corpus-scope one. The 35 cited later in this record is the same measurement at git-tracked scope and agrees with 34 within one site. The 'every one idiomatic' claim was also false — the except-pass census contains SystemExit x2 (tests/unit/test_plugin_torrentscsv.py:305,328), which is not a benign tolerance. CORRECTION 2026-08-26: a 'KeyboardInterrupt x1' previously written in this sentence was itself unsourced and is WITHDRAWN — it reproduces at NEITHER stated scope. Independent AST count over git-tracked *.py: ZERO genuine 'except KeyboardInterrupt: pass'. The only genuine instance in the checkout is .worktrees/ci-split-workflows/tests/unit/test_main.py:63 — a sibling-agent scratch worktree, i.e. the exact observer-contamination class (11.4.201(10)) this very record teaches to exclude — and the only main-tree textual match (tests/unit/test_graceful_shutdown.py:165) sits inside a triple-quoted string literal, a carrier not code (11.4.201(7)(a)). Recorded because the error is instructive: it was introduced BY the retraction that removed the 97, so a correction is not exempt from the discipline it applies.  Recorded as consumer DATA per §11.4.35 — the operator's stated choice, not an agent inference. Options not chosen are named so a future reader does not re-litigate a settled call.  --- prior item text follows ---  RESIDUAL ASYMMETRY surfaced by the BOB-195 fix, reported rather than silently closed. After teaching the scanner With nodes, a BROAD suppress (Exception / BaseException) is detected with the same severity as try/except/pass. A NARROW suppress (suppress(FileNotFoundError)) is not - but the semantically identical narrow try/except FileNotFoundError: pass IS flagged. So ruff SIM105 rewriting a narrow handler still moves that site out of the gate's scope, a smaller version of the exact mechanism BOB-195 was filed to close.  WHY IT WAS NOT CLOSED IN THAT PASS, with the measurement that decided it: the authoring agent reported 37 narrow suppress sites, all idiomatic. CORRECTION (2026-08-26, independent review): that figure DOES NOT REPRODUCE and this conductor propagated it into this item as fact without verifying - the error is mine, not the reviewer's. Measured: the constitution repo has 0 narrow</w:t>
-            </w:r>
-            <w:r>
-              <w:t xml:space="preserve">with suppress(X)</w:t>
-            </w:r>
-            <w:r>
-              <w:rPr>
-                <w:rStyle w:val="VerbatimChar"/>
-              </w:rPr>
-              <w:t xml:space="preserve">sites; boba first-party has exactly 1 (a suppress(OSError)). The nearest corpus match is 35 narrow</w:t>
-            </w:r>
-            <w:r>
-              <w:t xml:space="preserve">except X: pass</w:t>
-            </w:r>
-            <w:r>
-              <w:rPr>
-                <w:rStyle w:val="VerbatimChar"/>
-              </w:rPr>
-              <w:t xml:space="preserve">handlers in boba first-party - a DIFFERENT construct - and their class census (OSError x7, ImportError x7, BrokenPipeError x3, RuntimeError x3, ValueError x2, FileNotFoundError x2, IndexError x2, SystemExit x2) contradicts 'every one idiomatic': a bare</w:t>
-            </w:r>
-            <w:r>
-              <w:t xml:space="preserve">SystemExit: pass</w:t>
-            </w:r>
-            <w:r>
-              <w:rPr>
-                <w:rStyle w:val="VerbatimChar"/>
-              </w:rPr>
-              <w:t xml:space="preserve">is not a benign tolerance. The two populations must not be conflated, and the distinction is the whole substance of this item. The false-positive-storm argument therefore rests on the 35 narrow except-handlers, not on 37 suppress sites, and its strength should be re-judged on that basis, which under 11.4.201(1) is a FAIL-bluff of equal severity to the gap it would close, and worse in practice because it trains readers to ignore the gate. The subagent recorded the asymmetry in the gate header as a known gap rather than shipping the storm. That was the right call, and is why this is a separate tracked item rather than an unfinished one.  THE DECISION IS THE OPERATOR'S, mirroring BOB-195 itself: (a) accept the asymmetry permanently, with the gate header stating it so no reader mistakes the count for a census; (b) flag narrow suppress ONLY when combined with an irreversible capability (delete / truncate / kill), catching the shape that actually matters and leaving the 37 idiomatic sites quiet; (c) flag all narrow suppress and absorb the 37 via a justified exemption list like the LAN-route guard uses.  RELATED FACT worth carrying: the five newly-visible production sites in download-proxy/src/merge_service/search.py (1294, 1303, 1322, 1329, 1333) wrap proc.kill / os.killpg / proc.wait in the BOB-126 cleanup path. The conductor verified the 11.4.263 pgid guard IS present and correct at both killpg sites - _pid and _pgid each checked isinstance(int) and &gt; 1 before the syscall, with the BOB-126 forensic reasoning inline - so those sites are true-by-the-scanner's-definition but SAFE in fact, and want a justified exemption entry rather than a code change. | | BOB-200 | Bug | Queued | Medium | WHAT: scripts/gates/cm_dangerous_combination_fail_closed.sh builds its scan file list with find(1). If find itself DIES (permission error, resource exhaustion, interrupted), the gate receives an EMPTY file list and interprets that as 'no files in scope' -&gt; honest topology SKIP -&gt; exit 0. The failure IS loud on stderr but SILENT in the exit code, so any caller gating on exit status reads a dead instrument as a clean corpus.  WHY IT MATTERS: this is a textbook 11.4.201(6) FALSE-NULL -- a blind instrument and a clean artifact return the identical quiet zero. It is also a 11.4.252 fail-OPEN on exactly the 'cannot enumerate the corpus' condition where the gate's own stated discipline is to fail CLOSED. A gate that cannot see must refuse, not pass.  AFFECTED SCOPE: constitution/scripts/gates/cm_dangerous_combination_fail_closed.sh (the find invocation and the empty-list branch). PRE-EXISTING -- NOT introduced by the BOB-195 change; found by the independent round-2 reviewer while reviewing that change and explicitly scoped OUT of its remediation.  REPRODUCTION: make find(1) fail during the gate run (unreadable scan root, or a find stub returning non-zero with empty stdout) and observe the gate exit 0 with a topology-SKIP message, indistinguishable from a genuinely empty corpus.  ACCEPTANCE: (1) the gate distinguishes 'find succeeded and found zero files' from 'find failed' -- check find's exit status, not only its output; (2) a failed enumeration is a FINDING (non-zero exit) naming the unresolved precondition, never a SKIP; (3) a genuinely empty scan root still SKIPs honestly at exit 0 -- the 11.4.201(1) golden-FALSE guard, so the fix does not become a false-positive refusal; (4) paired 1.1 mutation: restore the swallow-find-failure behaviour and the new fixture MUST fail. | | BOB-211 | Bug | Queued | minor | STATUS: LATENT on this host (measured: all six declared locations sit on ONE btrfs mount, fully ownership-expressive) and OPERATOR-GATED for verification. Retained from the dismissed BOB-206 rather than discarded with it, because the scenario is well-founded elsewhere: the declared mount is a udisks auto-mounted REMOVABLE NVMe, so another operator's portable drive being exFAT or NTFS is entirely ordinary.  TWO RESIDUALS: (1) REPAIR-LAYER DIAGNOSIS. On a uid-flattening mount whose flattened uid is NOT the operator, probe_location correctly REFUSES (verified: uid=0 and uid=100999 both refuse). But it then hands ownership_repair.sh a chown that will return EPERM, and nothing in the repair path is fstype-aware — so the operator sees a permission failure whose real remedy is a REMOUNT OPTION, which no message says. Reasoned, NOT proven: the shim used to verify BOB-206 models the stat READ, not the chown WRITE, and cannot settle whether chown actually fails. (2) MODE CONTRACT. vfat flattens MODE via fmask/dmask, so the preserve_mode: true / 600 contract on .env and config/boba.db would be silently unenforceable there. §11.4.10-adjacent: a credential file believed to be 600 that is world-readable by mount option is a leak the mode check cannot see.  WHY OPERATOR-GATED: a genuine end-to-end RED needs a real uid-flattening mount. The privilege-free route is bindfs -u &lt;uid&gt; (FUSE; fusermount IS present and user_allow_other IS set) — but bindfs is ABSENT on this host, as are mkfs.vfat and losetup. So verification needs either a bindfs install or a privileged loopback mount. Neither was attempted (§11.4.21 — high-blast-radius host mutation is operator-gated).  ALSO RECORDED: NO test anywhere exercises a uid-flattening filesystem — vfat/exfat/ntfs/flatten/loopback/mkfs/losetup/bindfs/fusermount all measure 0 across the three ownership test files, needle-proven (probe_location = 3 hits through the same instrument).  ACCEPTANCE: (1) operator decides whether to install bindfs or provide a privileged loopback so the RED can be built; (2) if verified, the repair path gains fstype-aware diagnosis naming the remount remedy; (3) the mode contract either detects mode-flattening mounts and refuses, or documents honestly that it cannot be enforced there.  DISCOVERY CHANNEL (§11.4.238): retained residual from the BOB-206 verification stream. | | BOB-213 | Bug | Queued | critical | WHAT: the §11.4.252 fail-closed gate's extension list omits shell entirely. Measured verbatim by the conductor at constitution/scripts/gates/cm_dangerous_combination_fail_closed.sh:457 —   exts="${DANGEROUS_COMBO_EXT:-py go rs c cc cpp h hpp java cs js ts jsx tsx php rb}" No sh. No bash.  THE CONSEQUENCE, MEASURED: scripts/ IS a declared DANGER_ROOT (scripts/pre_build_verification.sh:1511). It contains 71 tracked .sh files and 3 .py files. So 71 of 74 source files in a root the gate is explicitly pointed at are SILENTLY INVISIBLE — while invariant 39's driver prints "no fail-open anti-pattern across N first-party source root(s)". Project-wide there are 198 tracked .sh files (negative control *.zzz = 0, instrument proven seeing).  WHY THIS IS THE WORST OF THE THREE HOLES: BOB-205 is a scope hole (root never looked at). BOB-191 is a matcher hole (Go enumerated but unanalysable). THIS one is worse than either, because the root IS declared, IS scanned, IS counted as covered, and 96% of what is in it was never examined. The count in the driver's own summary is an under-count presented as a census.  AND SHELL IS THE HIGHEST-RISK LANGUAGE HERE, not the lowest: the project's orchestration, credential handling, container control and gates are shell. start.sh alone is 1288 LOC and is, per CLAUDE.md, THE orchestrator. Fail-open in shell is also unusually easy to write — a bare</w:t>
-            </w:r>
-            <w:r>
-              <w:t xml:space="preserve">cmd || true</w:t>
-            </w:r>
-            <w:r>
-              <w:rPr>
-                <w:rStyle w:val="VerbatimChar"/>
-              </w:rPr>
-              <w:t xml:space="preserve">, an unchecked</w:t>
-            </w:r>
-            <w:r>
-              <w:t xml:space="preserve">$?</w:t>
-            </w:r>
-            <w:r>
-              <w:rPr>
-                <w:rStyle w:val="VerbatimChar"/>
-              </w:rPr>
-              <w:t xml:space="preserve">, a</w:t>
-            </w:r>
-            <w:r>
-              <w:t xml:space="preserve">set +e</w:t>
-            </w:r>
-            <w:r>
-              <w:rPr>
-                <w:rStyle w:val="VerbatimChar"/>
-              </w:rPr>
-              <w:t xml:space="preserve">region, a swallowed</w:t>
-            </w:r>
-            <w:r>
-              <w:t xml:space="preserve">2&gt;/dev/null</w:t>
-            </w:r>
-            <w:r>
-              <w:rPr>
-                <w:rStyle w:val="VerbatimChar"/>
-              </w:rPr>
-              <w:t xml:space="preserve">— and §11.4.67(6) already records one live instance of exactly this class (a bare exec redirection silencing an interactive shell for its lifetime).  CORRECTION TO A PREVIOUSLY-STATED ACCEPTANCE CRITERION (§11.4.6): I asserted, when filing BOB-205, that "the honest-blindness path (§11.4.3 SKIP-with-reason, which the gate already implements correctly for unenumerated extensions) is preserved". THAT IS WRONG. The gate's honest SKIP-with-reason exists for the PYTHON ARM's degradations, NOT for extensions absent from the ext list. An unenumerated extension is a SILENT false-null, not an honest skip. The distinction is load-bearing and I stated it backwards.  NOTE ON LINE NUMBERS: the BOB-205 stream cited the ext list at :318; the conductor measured it at :457. Both are correct at their read times — a sibling stream (BOB-195 r7) is actively editing this file. Re-derive before acting.  ACCEPTANCE: (1) either shell is added to the ext list WITH an arm that can actually analyse it, or unenumerated extensions produce an explicit UNANALYSED verdict per file — never a silent pass (this is the same analyser-registry fix BOB-191 needs, and doing it once covers both); (2) the driver's summary reports files ANALYSED, not files present, so an under-count cannot masquerade as a census; (3) a RED planting a shell fail-open under scripts/ and asserting it is SEEN; (4) golden-FALSE per §11.4.201(1) — a correctly fail-CLOSED shell guard must NOT be flagged; §11.4.67's own brace-scoped exec form is the natural fixture.  COMPOSES: BOB-191 (matcher hole — same primitive: classify by local shape, never consult semantic role; and the analyser-registry fix closes both) and BOB-205 (scope hole). Per §11.4.250 these are three symptoms of one primitive defect; per §11.4.214 they stay three items because the fixes differ.  DISCOVERY CHANNEL (§11.4.238): found by the BOB-205 verification stream, confirmed independently by the conductor. Not by the automated QA regime. | | BOB-214 | Bug | Queued | critical | WHAT: DANGER_ROOTS = (download-proxy/src plugins scripts qBitTorrent-go frontend/src) at scripts/pre_build_verification.sh:1511. The REPOSITORY ROOT itself is not among them (conductor-verified: no "." entry). Everything living at the top level is scanned by no arm.  THE LIVE HIT: webui-bridge.py — tracked at root (conductor-verified), 466 LOC, a live HTTP service on port 7188 (BaseHTTPRequestHandler:85, do_GET/do_POST:92-97, request path read at :103, outbound urlopen at :273, environment credentials read at :55-74). The gate REPORTS A REAL HIT AT :295 when pointed at it directly. This is not a hypothetical gap: the existing gate, unmodified, finds a genuine defect in this file the moment scope reaches it.  ALSO UNSCANNED AT ROOT: 13 first-party shell scripts including start.sh (1288 LOC — per CLAUDE.md the project's orchestrator and the sole sanctioned container-control entry point), stop.sh, ci.sh, install-plugin.sh, and the credential-handling init-qbit-password.sh / fix-qbit-password.sh. (These are additionally invisible for the separate LANGUAGE-hole reason — shell is not in the gate's ext list — so root files get missed twice over, by scope AND by extension.)  THE SCALE THIS SITS IN: 266 files in scope / 512 out of scope — 66% of the gate-visible first-party corpus is never scanned. Other unscanned roots measured: tests/ (324 files, excluded-by-intent but UNDECLARED — an undeclared exclusion is exactly what §11.4.224(E) fences against), extension/ (108, shipped browser extension), docs/ (51), challenges/ (18), tools/ (1, and it CONCEALS 3 REAL HITS at plugin_update_automation.py:189,198,215), frontend/e2e + 2 configs (5).  SO THE SCOPE HOLE CONCEALS AT LEAST 4 REAL HITS the gate itself finds when pointed at them (1 in webui-bridge.py, 3 in tools/). Invariant 39's reported count is an under-count, not a census.  ACCEPTANCE: (1) repository root and tools/ are scanned, or explicitly fenced with a stated reason per §11.4.224(E) — silence is not an exclusion; (2) the 4 concealed hits are triaged (each is either a real defect to fix or a false positive to fix in the gate — both are findings); (3) tests/ (324 files) gets an OPERATOR decision per §11.4.66 — production-only is defensible but must be DECLARED; (4) a RED proving a root-level fail-open is seen; (5) golden-FALSE proving genuine build artefacts and vendored trees stay excluded.  FIX DIRECTION (measured by the BOB-205 stream, not guessed): a §11.4.251 manifest is feasible but the source of truth must be chosen carefully — docker-compose.yml build contexts MISS plugins/, frontend/src, cmd/boba-ctl and webui-bridge.py; language markers (go.mod/package.json) MISS plugins/ and webui-bridge.py. Only derive-from-git-tracked-source-extensions minus a declared §11.4.224(E) exclusion fence reaches every gap. Note the derivation must be built either way — if the operator prefers keeping a hand list, the omission-guard that audits it is the SAME computation; the only question is whether it drives the scan or audits the list.  DISCOVERY CHANNEL (§11.4.238): found by the BOB-205 verification stream while enumerating the full gap list — the item it was verifying named only one missing root. Not by the automated QA regime.  === CORRECTION 2026-08-26 — THE "4 CONCEALED REAL HITS" CLAIM IN THIS ITEM IS REFUTED (§11.4.6) ===  When I filed this item I wrote that the scope hole "conceals at least 4 real hits the gate itself finds when pointed at them". A dedicated triage stream ran the UNMODIFIED gate against scratch copies, reproduced all four hits exactly, and triaged them: **4 of 4 are FALSE POSITIVES.** The instrument was control-needle-proven in BOTH directions first (fired on a planted</w:t>
-            </w:r>
-            <w:r>
-              <w:t xml:space="preserve">except: pass</w:t>
-            </w:r>
-            <w:r>
-              <w:rPr>
-                <w:rStyle w:val="VerbatimChar"/>
-              </w:rPr>
-              <w:t xml:space="preserve">, stayed silent on a clean log-and-reraise), so this is evidence, not a null.  All four are the SAME detector class — shape (A2) "silent default return" — which is precisely the BOB-189 false-positive shape: the returned literal IS the function's designed refusal value, consumed by a caller that checks it.  - webui-bridge.py:295 (_is_root_liveness_probe): False -&gt; send_error(502) at :438. The except DENIES the lenient 200 path. Fail-CLOSED. Combines ZERO of the six §11.4.252 capabilities — a pure classifier over self.path/self.command.  - tools/...:189 (_download_url): None -&gt; :110 handles it explicitly (warn + continue), no write. Handler BOUNDED to (URLError, HTTPError); anything else propagates.  - tools/...:198 (_extract_version): "unknown" gates nothing — the update decision is the HASH compare at :116. (It IS a bare</w:t>
-            </w:r>
-            <w:r>
-              <w:t xml:space="preserve">except:</w:t>
-            </w:r>
-            <w:r>
-              <w:rPr>
-                <w:rStyle w:val="VerbatimChar"/>
-              </w:rPr>
-              <w:t xml:space="preserve">though, so Ctrl-C is swallowed — a separate signal-handling defect, filed with the README item.)  - tools/...:215 (_validate_plugin): False -&gt; :151 returns BEFORE the write at :165. This IS the refusal. Canonical BOB-189 shape.  WHAT THIS DOES AND DOES NOT CHANGE. The scope hole itself is UNCHANGED and still real — the repository root and tools/ are in no DANGER_ROOT, verified verbatim at scripts/pre_build_verification.sh:1511. What changes is the ARGUMENT: I justified this item partly on "it hides four known defects", and that justification is wrong. The correct justification is narrower and does not depend on any current hit: webui-bridge.py is a LIVE, LAN-BOUND HTTP service (see below) handling request paths, outbound calls, and environment credentials — a surface that belongs in scope on its capabilities, whether or not it currently contains a defect.  NEW FACT RAISING THE STAKES — 7188 IS LAN-REACHABLE. webui-bridge.py:447 binds ThreadingHTTPServer(("", BRIDGE_PORT)) — conductor-verified. The empty host string is INADDR_ANY, so port 7188 listens on ALL INTERFACES, not loopback. Neither localhost-only nor internet-exposed (internet only if forwarded). No severity is assigned to :295 because it is fail-closed — but this is the argument for putting the root in scope: a live LAN-bound service should be scanned on principle, not after a defect is found in it.  webui-bridge.py IS LIVE, DECISIVELY (§11.4.124 never engages — do NOT treat it as superseded): 142 tracked files reference it, including config/served_ports.yaml and the credential-leak-audit challenge; download-proxy actively probes it via bridge_health() at download-proxy/src/api/__init__.py:198; newest of 12 commits is a real functional fix (6e3da73, 2026-06-14). Critically, served_ports.yaml:66-69 records that the Go webui-bridge is a SEPARATE binary the qbittorrent-proxy-go container never starts — so NOTHING ELSE BINDS 7188 and this Python file is the only thing serving that port.  tools/ RECOMMENDATION (§11.4.224(E)): FENCE IT OUT, DECLARED — exclusion class "non-shipping developer utility". Evidence: 2 tracked files, neither gitignored; the script is invoked by NOTHING (control-needle-proven: 91 needle hits, 0 negative control — referenced only by its own README, its own docstring, and a tracker note; zero hits across *.sh/*.yml/*.py/Makefile outside tools/); its README self-declares "not invoked by the normal start/stop flow"; last functional commit 2026-04-12. Because it is FIRST-PARTY, §11.4.224(E) requires the exclusion carry a tracked §11.4.197 item — and the two REAL defects found in it must be tracked regardless of scope, since a hand-run --update still executes them. | | BOB-216 | Bug | Queued | major | WHAT: three carrier classes fire in the gate's PRIMARY mode, not only its degraded text fallback. Measured ast_rc=1 AND text_rc=1 (both modes report the hit):  (a) a COMMENT or DOCSTRING quoting the credential anti-pattern is reported as a LIVE credential default — both spellings;  (b) a // comment or a string constant holding</w:t>
-            </w:r>
-            <w:r>
-              <w:t xml:space="preserve">try { x(); } catch (e) { }` is reported as an empty catch, once per carrier line. Shape (b), and the C-family half of shape (a), are LANGUAGE-AGNOSTIC GREPS with NO structural counterpart in any mode — so there is no parser to be immune. WHY IT MATTERS: the gate’s header carried a blanket claim that</w:t>
-            </w:r>
-            <w:r>
-              <w:t xml:space="preserve"> </w:t>
-            </w:r>
-            <w:r>
-              <w:t xml:space="preserve">“A parser is immune to both by construction”</w:t>
-            </w:r>
-            <w:r>
-              <w:t xml:space="preserve">. That is OVER-BROAD and now corrected in place, scoped to the Python Try/With shapes where it is actually true. Everything else — every non-Python extension, and the credential/empty-catch text matchers even on Python — has no AST arm at all, so the immunity never applied there. A §11.4.201(1) false refusal in the PRIMARY mode is materially worse than one in a fallback nobody expects to be exact: it refuses provably-healthy code on the path the gate is trusted on. THE CONTROL NEEDLE THAT SHARPENS IT (recorded so the next reader inherits the measurement): a #-COMMENTED import does NOT poison the licensing table (text=0), because those regexes are line-anchored. So the blindness is to STRINGS specifically, not to non-code generally. That distinction is what makes the comment-strip fix tractable for one class and not for the others. WHY IT WAS NOT FIXED IN THE ROUND THAT FOUND IT (§11.4.6 honest boundary, and this is the right call): closing these needs a PER-LANGUAGE comment-and-string model across every configured extension. That model’s failure direction is the UNDER-reporting one — a mis-parsed string region silently swallows real violations for the remainder of the file. The same reasoning made the round DECLINE the triple-quote fence counter for OVER-1 while ACCEPTING the comment strip for OVER-A: the comment strip’s ambiguity resolves toward KEEPING text (proven by three control needles — real violation + comment, # inside a string, escaped quote before # — all 1/1), whereas a fence counter’s ambiguity resolves toward DROPPING text. Direction of failure, not difficulty, is the discriminator. Building a full lexer here would import the under-reporting failure mode this gate refuses everywhere else. OPERATOR DECISION (§11.4.66 / §11.4.197): whether to build per-language comment-and-string models is a consumer call, not a default this gate should pick unilaterally. Options: (a) accept the over-reports and DISCLOSE them per class (what the round did — a new MODE-INDEPENDENT CARRIERS section now enumerates all three); (b) build the models per language and own the under-report risk with a fixture per language; (c) narrow the language-agnostic greps so they only fire where a structural arm exists, trading coverage for precision. RELATION TO SIBLINGS (§11.4.214 distinct-but-similar, deliberately not merged): BOB-189 is the gate flagging a fail-CLOSED SSRF guard — a semantic-role miss in the PYTHON arm. This is a CARRIER miss (comment/string read as code) that is MODE-INDEPENDENT. BOB-213 is a language absent from the ext list entirely. All three share the primitive §11.4.250 named in BOB-191: classify by local syntactic shape, never consult semantic role — but the fixes differ, so the items stay separate. ACCEPTANCE: (1) the operator decision above is taken and recorded; (2) whichever path is chosen, each of the three classes has a fixture proving current behaviour, so a future change cannot silently alter it; (3) if (b) is chosen, a golden-FALSE per language proving a REAL violation adjacent to a carrier is still caught — the under-report guard, which is the whole risk. DISCOVERY CHANNEL (§11.4.238): found by the BOB-195 round-7 remediation stream while closing a different finding, NOT by the automated QA regime and NOT by the independent reviewer that audited the same file in round 6.</w:t>
+              <w:t xml:space="preserve">minor</w:t>
+            </w:r>
+          </w:p>
+        </w:tc>
+        <w:tc>
+          <w:tcPr/>
+          <w:p>
+            <w:pPr>
+              <w:pStyle w:val="Compact"/>
+            </w:pPr>
+            <w:r>
+              <w:t xml:space="preserve">STATUS: LATENT on this host (measured: all six declared locations sit on ONE btrfs mount, fully ownership-expressive) and OPERATOR-GATED for verification. Retained from the dismissed BOB-206 rather than discarded with it, because the scenario is well-founded elsewhere: the declared mount is a udisks auto-mounted REMOVABLE NVMe, so another operator’s portable drive being exFAT or NTFS is entirely ordinary. TWO RESIDUALS: (1) REPAIR-LAYER DIAGNOSIS. On a uid-flattening mount whose flattened uid is NOT the operator, probe_location correctly REFUSES (verified: uid=0 and uid=100999 both refuse). But it then hands ownership_repair.sh a chown that will return EPERM, and nothing in the repair path is fstype-aware — so the operator sees a permission failure whose real remedy is a REMOUNT OPTION, which no message says. Reasoned, NOT proven: the shim used to verify BOB-206 models the stat READ, not the chown WRITE, and cannot settle whether chown actually fails. (2) MODE CONTRACT. vfat flattens MODE via fmask/dmask, so the preserve_mode: true / 600 contract on .env and config/boba.db would be silently unenforceable there. §11.4.10-adjacent: a credential file believed to be 600 that is world-readable by mount option is a leak the mode check cannot see. WHY OPERATOR-GATED: a genuine end-to-end RED needs a real uid-flattening mount. The privilege-free route is bindfs -u</w:t>
+            </w:r>
+            <w:r>
+              <w:t xml:space="preserve"> </w:t>
+            </w:r>
+            <w:r>
+              <w:t xml:space="preserve"> </w:t>
+            </w:r>
+            <w:r>
+              <w:t xml:space="preserve">(FUSE; fusermount IS present and user_allow_other IS set) — but bindfs is ABSENT on this host, as are mkfs.vfat and losetup. So verification needs either a bindfs install or a privileged loopback mount. Neither was attempted (§11.4.21 — high-blast-radius host mutation is operator-gated). ALSO RECORDED: NO test anywhere exercises a uid-flattening filesystem — vfat/exfat/ntfs/flatten/loopback/mkfs/losetup/bindfs/fusermount all measure 0 across the three ownership test files, needle-proven (probe_location = 3 hits through the same instrument). ACCEPTANCE: (1) operator decides whether to install bindfs or provide a privileged loopback so the RED can be built; (2) if verified, the repair path gains fstype-aware diagnosis naming the remount remedy; (3) the mode contract either detects mode-flattening mounts and refuses, or documents honestly that it cannot be enforced there. DISCOVERY CHANNEL (§11.4.238): retained residual from the BOB-206 verification stream.</w:t>
             </w:r>
           </w:p>
         </w:tc>

--- a/docs/Issues_Summary.docx
+++ b/docs/Issues_Summary.docx
@@ -107,7 +107,7 @@
               <w:pStyle w:val="Compact"/>
             </w:pPr>
             <w:r>
-              <w:t xml:space="preserve">11</w:t>
+              <w:t xml:space="preserve">9</w:t>
             </w:r>
           </w:p>
         </w:tc>
@@ -177,7 +177,7 @@
               <w:pStyle w:val="Compact"/>
             </w:pPr>
             <w:r>
-              <w:t xml:space="preserve">11</w:t>
+              <w:t xml:space="preserve">8</w:t>
             </w:r>
           </w:p>
         </w:tc>
@@ -212,7 +212,7 @@
               <w:pStyle w:val="Compact"/>
             </w:pPr>
             <w:r>
-              <w:t xml:space="preserve">4</w:t>
+              <w:t xml:space="preserve">3</w:t>
             </w:r>
           </w:p>
         </w:tc>
@@ -282,7 +282,7 @@
               <w:pStyle w:val="Compact"/>
             </w:pPr>
             <w:r>
-              <w:t xml:space="preserve">30</w:t>
+              <w:t xml:space="preserve">29</w:t>
             </w:r>
           </w:p>
         </w:tc>
@@ -357,7 +357,7 @@
                 <w:b/>
                 <w:bCs/>
               </w:rPr>
-              <w:t xml:space="preserve">71</w:t>
+              <w:t xml:space="preserve">64</w:t>
             </w:r>
           </w:p>
         </w:tc>
@@ -3160,7 +3160,7 @@
               <w:pStyle w:val="Compact"/>
             </w:pPr>
             <w:r>
-              <w:t xml:space="preserve">BOB-163</w:t>
+              <w:t xml:space="preserve">BOB-164</w:t>
             </w:r>
           </w:p>
         </w:tc>
@@ -3203,31 +3203,6 @@
             <w:pPr>
               <w:pStyle w:val="Compact"/>
             </w:pPr>
-            <w:r>
-              <w:rPr>
-                <w:b/>
-                <w:bCs/>
-              </w:rPr>
-              <w:t xml:space="preserve">OPERATOR DECISION (2026-08-26, §11.4.66 interactive clarification): YES — 429 IS RESPONSIVE IF Retry-After IS WELL-FORMED</w:t>
-            </w:r>
-            <w:r>
-              <w:t xml:space="preserve"> </w:t>
-            </w:r>
-            <w:r>
-              <w:t xml:space="preserve">A 429 carrying a VALID Retry-After header counts as the sibling endpoint being RESPONSIVE. Assertion (c) of the DDoS challenge accepts 2xx OR a well-formed 429 (positive integer seconds or valid HTTP-date — PARSED, not merely present/non-empty). DEGRADED remains: connection failure, timeout, any 5xx, and a 429 with absent or malformed Retry-After. RESIDUAL RISK, accepted knowingly and to be stated in the script source per §11.4.6: a genuinely wedged endpoint that happens to answer 429-with-Retry-After would pass — the Retry-After parse narrows that window, it does not close it. Options (b) limiter-aware drain and (c) exempt healthz probe were both offered and NOT chosen. STILL OPEN, not covered by this decision: the detector counts 429 only, not 503, though the script header says</w:t>
-            </w:r>
-            <w:r>
-              <w:t xml:space="preserve"> </w:t>
-            </w:r>
-            <w:r>
-              <w:t xml:space="preserve">‘429 (or equivalent)’</w:t>
-            </w:r>
-            <w:r>
-              <w:t xml:space="preserve">; counting 503 would collide with the crash detector’s 5xx tally. Decide when BOB-111 lands limiters on :7185 and :7189. This answer is recorded as consumer DATA per §11.4.35 — it is the operator’s stated choice, not an agent inference, and supersedes any prior agent-chosen default on this question. Options not chosen are named above so a future reader does not re-litigate a settled call (§11.4.112(5) bounded-verdict discipline applied to decisions). — prior item text follows —</w:t>
-            </w:r>
-            <w:r>
-              <w:t xml:space="preserve"> </w:t>
-            </w:r>
             <w:r>
               <w:rPr>
                 <w:b/>
@@ -3254,7 +3229,7 @@
               <w:t xml:space="preserve"> </w:t>
             </w:r>
             <w:r>
-              <w:t xml:space="preserve">on 2026-08-21T19:41:08Z</w:t>
+              <w:t xml:space="preserve">on 2026-08-21T19:56:53Z</w:t>
             </w:r>
             <w:r>
               <w:t xml:space="preserve"> </w:t>
@@ -3270,7 +3245,7 @@
               <w:t xml:space="preserve"> </w:t>
             </w:r>
             <w:r>
-              <w:t xml:space="preserve">BOB-114 remediation, pre-existing defect surfaced by BOB-111 landing a real limiter</w:t>
+              <w:t xml:space="preserve">BOB-110 UX-class coverage, discovered by the new axe-core suite on its first live run</w:t>
             </w:r>
             <w:r>
               <w:t xml:space="preserve"> </w:t>
@@ -3286,37 +3261,16 @@
               <w:t xml:space="preserve"> </w:t>
             </w:r>
             <w:r>
-              <w:t xml:space="preserve">PRE-EXISTING, NOT INTRODUCED – and proven so rather than asserted: git diff shows assertion (c) is BYTE-IDENTICAL to HEAD, and the failure reproduces against the unmodified HEAD script. What changed is not the challenge but the SYSTEM: BOB-111 appears at least partially delivered, because :7187 now returns real 429s where it previously returned none. :7185 and :7189 still produce zero 429s. This is a 11.4.248-class corrosion risk and that is why it is filed rather than left as a footnote: run_all_challenges.sh will now fail INTERMITTENTLY, and an intermittent red trains everyone to re-run until green, at which point a real regression is dismissed as</w:t>
-            </w:r>
-            <w:r>
-              <w:t xml:space="preserve"> </w:t>
-            </w:r>
-            <w:r>
-              <w:t xml:space="preserve">‘probably the flaky rate-limit one’</w:t>
-            </w:r>
-            <w:r>
-              <w:t xml:space="preserve">. THE DECISION, which is an operator call under 11.4.66 and which I deliberately did NOT invent: Does a 429 from a WORKING limiter count as the sibling endpoint being RESPONSIVE? (a) YES – a 429 proves the endpoint is alive and correctly protecting itself. Assertion (c) accepts 2xx OR 429, and only a connection failure / 5xx / timeout counts as degraded. Risk: a genuinely wedged endpoint that happens to answer 429 would pass. (b) NO – keep requiring 2xx, but make the challenge limiter-aware: drain or wait out the window before the sibling probe (retry-after is served, so the budget is knowable rather than guessed). (c) Probe siblings on a path the limiter exempts (a healthz-class route), so the isolation question is asked without spending the bucket. Recommendation with reasoning, not just a pick: (a) composed with a bounded liveness check – a 429 carrying a well-formed Retry-After IS evidence of a live, correctly-behaving service, and (b) makes the challenge slower and couples it to a window value that will drift. But the semantics of</w:t>
-            </w:r>
-            <w:r>
-              <w:t xml:space="preserve"> </w:t>
-            </w:r>
-            <w:r>
-              <w:t xml:space="preserve">‘responsive’</w:t>
-            </w:r>
-            <w:r>
-              <w:t xml:space="preserve"> </w:t>
-            </w:r>
-            <w:r>
-              <w:t xml:space="preserve">here are a product judgement, so the answer is recorded, not assumed. RELATED, stated as fact rather than folded in: the detector counts 429 only, not 503, though the script header says</w:t>
-            </w:r>
-            <w:r>
-              <w:t xml:space="preserve"> </w:t>
-            </w:r>
-            <w:r>
-              <w:t xml:space="preserve">‘429 (or equivalent)’</w:t>
-            </w:r>
-            <w:r>
-              <w:t xml:space="preserve">. Counting 503 would collide with the crash detector’s 5xx tally. Worth deciding when BOB-111 lands limiters on :7185 and :7189.</w:t>
+              <w:t xml:space="preserve">This is a REAL user-facing defect, not a test-tuning artifact, and it was found by the automated regime rather than by a human squinting at the page – which is exactly the 11.4.238 posture the project is aiming for. The static-grep oracle would NOT have found it. Measured: the served root ships an empty</w:t>
+            </w:r>
+            <w:r>
+              <w:t xml:space="preserve"> </w:t>
+            </w:r>
+            <w:r>
+              <w:t xml:space="preserve"> </w:t>
+            </w:r>
+            <w:r>
+              <w:t xml:space="preserve">pre-hydration, so any check reading the raw HTML audits a page nobody sees. The violation only exists in the hydrated DOM, which is why 11.4.170 requires a rendered oracle and forbids value-equality assertions as the proof a UI is correct. Severity reasoning, stated rather than assumed: this is user-visible and affects the primary dashboard heading, but it degrades legibility rather than breaking function, and the surface is operator-facing rather than public. Medium, not High. The failing test was left FAILING on purpose (11.4.238) instead of silenced or marked xfail. tests/ux/ currently reports 1 failed, 16 passed; that 1 is this defect. Anyone reading a red UX suite should read it as this item, not as flakiness – and when this is fixed the suite goes fully green, which is the signal that it is closed. HONEST SCOPE LIMIT (11.4.6): only the dashboard landing view was scanned. The /jackett/* sub-routes and the ng-serve-hosted :4200 route set were NOT audited – the commands to close both are recorded in docs/testing/ux_accessibility.md. So this item’s 21 nodes are a floor, not a total.</w:t>
             </w:r>
             <w:r>
               <w:t xml:space="preserve"> </w:t>
@@ -3332,7 +3286,7 @@
               <w:t xml:space="preserve"> </w:t>
             </w:r>
             <w:r>
-              <w:t xml:space="preserve">challenges/scripts/ddos_resilience_challenge.sh assertion (c) cross-endpoint isolation; run_all_challenges.sh which invokes it</w:t>
+              <w:t xml:space="preserve">the Angular dashboard served at http://localhost:7187/ (same compiled SPA as frontend/); production component CSS, not test files</w:t>
             </w:r>
             <w:r>
               <w:t xml:space="preserve"> </w:t>
@@ -3348,16 +3302,7 @@
               <w:t xml:space="preserve"> </w:t>
             </w:r>
             <w:r>
-              <w:t xml:space="preserve">Assertion (c) requires a sibling-endpoint probe to answer ^2 (a 2xx). :7187 now enforces a real limiter (measured live: x-ratelimit-limit: 120, x-ratelimit-remaining: 86, retry-after: 45, server: uvicorn). A full challenge run sends roughly 250 requests to :7187, so sibling probes fired during the OTHER endpoints’ tiers land on an exhausted bucket and receive 429 – which assertion (c) scores as</w:t>
-            </w:r>
-            <w:r>
-              <w:t xml:space="preserve"> </w:t>
-            </w:r>
-            <w:r>
-              <w:t xml:space="preserve">‘endpoint degraded’</w:t>
-            </w:r>
-            <w:r>
-              <w:t xml:space="preserve">. Timing-dependent: one run measured PASS=5 FAIL=2; the UNMODIFIED HEAD script against the same live stack ~30s later measured PASS=7 FAIL=0 SKIP=2.</w:t>
+              <w:t xml:space="preserve">Run tests/ux/test_live_dashboard_accessibility.py against the running merge service. axe-core v4.13.0, scanning a real Playwright-rendered JS-hydrated DOM, reports color-contrast violations on 21 nodes. Measured pairs: .brand / h1 text #9d001e on background #3c3f41 = 1.43-1.62:1 (WCAG AA large-text floor is 3:1); tagline #808080 on #3c3f41 = 2.68:1 (body-text floor is 4.5:1).</w:t>
             </w:r>
             <w:r>
               <w:t xml:space="preserve"> </w:t>
@@ -3373,20 +3318,122 @@
               <w:t xml:space="preserve"> </w:t>
             </w:r>
             <w:r>
-              <w:t xml:space="preserve">The operator has answered the classification question below, the answer is recorded as consumer DATA, and assertion (c) implements it. The challenge then produces the same verdict across 3 consecutive runs against a rate-limited stack (11.4.50 deterministic consistency), and the fix ships a paired 1.1 mutation proving assertion (c) still catches a genuinely degraded sibling endpoint – narrowing it must not blind it (11.4.201(1)).</w:t>
-            </w:r>
-          </w:p>
-        </w:tc>
-      </w:tr>
-      <w:tr>
-        <w:tc>
-          <w:tcPr/>
-          <w:p>
-            <w:pPr>
-              <w:pStyle w:val="Compact"/>
-            </w:pPr>
-            <w:r>
-              <w:t xml:space="preserve">BOB-164</w:t>
+              <w:t xml:space="preserve">axe-core reports ZERO color-contrast violations against the live rendered dashboard, with the fix made in production component CSS rather than by relaxing the assertion or excluding the rule (11.4.120: reconcile to the correct mechanism, never weaken the check). The existing tests/ux/ suite is the guard and already fails today, so the RED is captured – closure requires it flipping GREEN against the live surface, which is runtime-class evidence per 11.4.226.</w:t>
+            </w:r>
+          </w:p>
+        </w:tc>
+      </w:tr>
+      <w:tr>
+        <w:tc>
+          <w:tcPr/>
+          <w:p>
+            <w:pPr>
+              <w:pStyle w:val="Compact"/>
+            </w:pPr>
+            <w:r>
+              <w:t xml:space="preserve">BOB-168</w:t>
+            </w:r>
+          </w:p>
+        </w:tc>
+        <w:tc>
+          <w:tcPr/>
+          <w:p>
+            <w:pPr>
+              <w:pStyle w:val="Compact"/>
+            </w:pPr>
+            <w:r>
+              <w:t xml:space="preserve">Task</w:t>
+            </w:r>
+          </w:p>
+        </w:tc>
+        <w:tc>
+          <w:tcPr/>
+          <w:p>
+            <w:pPr>
+              <w:pStyle w:val="Compact"/>
+            </w:pPr>
+            <w:r>
+              <w:t xml:space="preserve">In progress</w:t>
+            </w:r>
+          </w:p>
+        </w:tc>
+        <w:tc>
+          <w:tcPr/>
+          <w:p>
+            <w:pPr>
+              <w:pStyle w:val="Compact"/>
+            </w:pPr>
+            <w:r>
+              <w:t xml:space="preserve">Low</w:t>
+            </w:r>
+          </w:p>
+        </w:tc>
+        <w:tc>
+          <w:tcPr/>
+          <w:p>
+            <w:pPr>
+              <w:pStyle w:val="Compact"/>
+            </w:pPr>
+            <w:r>
+              <w:t xml:space="preserve">WHAT. scripts/run_all_challenges.sh:66 lists</w:t>
+            </w:r>
+            <w:r>
+              <w:t xml:space="preserve"> </w:t>
+            </w:r>
+            <w:r>
+              <w:t xml:space="preserve">“scaling_horizontal_challenge.sh”</w:t>
+            </w:r>
+            <w:r>
+              <w:t xml:space="preserve"> </w:t>
+            </w:r>
+            <w:r>
+              <w:t xml:space="preserve">in its challenge set. challenges/scripts/scaling_horizontal_challenge.sh does not exist: $ sed -n</w:t>
+            </w:r>
+            <w:r>
+              <w:t xml:space="preserve"> </w:t>
+            </w:r>
+            <w:r>
+              <w:t xml:space="preserve">‘66p’</w:t>
+            </w:r>
+            <w:r>
+              <w:t xml:space="preserve"> </w:t>
+            </w:r>
+            <w:r>
+              <w:t xml:space="preserve">scripts/run_all_challenges.sh</w:t>
+            </w:r>
+            <w:r>
+              <w:t xml:space="preserve"> </w:t>
+            </w:r>
+            <w:r>
+              <w:t xml:space="preserve">“scaling_horizontal_challenge.sh”</w:t>
+            </w:r>
+            <w:r>
+              <w:t xml:space="preserve"> </w:t>
+            </w:r>
+            <w:r>
+              <w:t xml:space="preserve">$ ls challenges/scripts/scaling_horizontal_challenge.sh ls: cannot access …: No such file or directory VERIFIED independently, not taken on report — surfaced by the BOB-109 scaling agent and re-checked here by direct invocation. WHY IT MATTERS. Whether this is cosmetic or a §11.4.201 gate-honesty defect depends entirely on how the runner treats a missing entry, and that is the first thing to determine: if it SKIPs silently, the challenge bank advertises coverage it does not have (a §11.4.266 claim-vs-reality row with no passing challenge behind it); if it FAILs, the runner is permanently red for a reason unrelated to the system under test, which trains readers to ignore it. Neither outcome is acceptable; they need different fixes. ACCEPTANCE. (a) Determine and record the runner’s actual behaviour on the missing entry by invoking it, not by reading it. (b) EITHER author the challenge, OR remove the entry — with §11.4.124 discipline: check git history for whether it once existed and was deleted, since a silently-dropped challenge is the more interesting defect. (c) If the runner silently skips missing entries, that is its own finding: a missing challenge must be loud (§11.4.3 SKIP-with-reason at minimum), never absent-and-quiet. SEVERITY. Low as a defect, but it sits on the challenge-coverage seam, so (c) may deserve its own item. CORRECTION 2026-08-22 (§11.4.6) — THIS ITEM’S PREMISE WAS FALSE, and the error was mine. Recorded openly rather than quietly edited. scaling_horizontal_challenge.sh EXISTS. It is at submodules/challenges/challenges/scripts/scaling_horizontal_challenge.sh, executable, 3107 bytes, dated Aug 7. So do all 14 other entries and the meta-runner. It was never deleted: added to the roster at 1c959ba, the challenge itself added in the submodule at 873c0b1, and a pickaxe search across both repositories and all branches finds ZERO deletions. HOW I GOT IT WRONG. run_all_challenges.sh reads submodules/challenges/challenges/scripts/. I checked challenges/scripts/ — a DIFFERENT directory belonging to a DIFFERENT, glob-based runner. Two similarly-named directories; I measured the wrong one. That is a §11.4.201(9) field-identity error. Worse, I wrote that it was</w:t>
+            </w:r>
+            <w:r>
+              <w:t xml:space="preserve"> </w:t>
+            </w:r>
+            <w:r>
+              <w:t xml:space="preserve">“verified by invocation”</w:t>
+            </w:r>
+            <w:r>
+              <w:t xml:space="preserve">: I had listed a directory and never run the aggregator, so the claim overstated the evidence class as well as getting the answer wrong. THE LESSON, which generalises past this item. In the SAME commit I correctly caught a sibling agent making this exact class of error on BOB-167 — a zero-hit produced by searching one symbol name — and applied a control needle there. Then I omitted the needle one paragraph later on my own measurement. The distinction that would have caught it: A CONTROL NEEDLE PROVES THE INSTRUMENT CAN SEE; IT DOES NOT PROVE IT IS POINTED AT THE THING UNDER TEST. §11.4.201(7)(b) as commonly applied guards blindness; it does not guard mis-aiming. The needle for THIS query would have been to resolve the path the runner itself reads, not to confirm that some directory listing works. WHAT IS ACTUALLY WRONG, and it is worse than what I filed. The missing-entry path runs no challenges by definition, so it can be exercised safely. Run against a checkout where the submodule is absent — the ordinary state of a clone made without –recursive — the REAL runner (byte-identity sha-asserted, not a replica) reports: PASS: 0 FAIL: 0 SKIP: 16 TOTAL: 16 OBSERVED EXIT CODE: 0 An ENTIRELY UN-RUN BANK REPORTS SUCCESS. Not one dangling entry tolerated — the whole suite silently passes without executing anything. That is §11.4.201(6) false-null verbatim, and it is observed-reachable rather than constructed (§11.4.115(G)). REVISED ACCEPTANCE. (a) ANSWERED, though not as filed: the runner reports a loud, counted SKIP and then never blocks, because the exit expression reads only the FAIL count. (b) The dangling-entry half is VOID — nothing is dangling. (c) The real work is the exit contract: a roster entry the runner cannot execute must not be indistinguishable from a healthy run. See the decision recorded in docs/qa/BOB-168/decision_missing_vs_skip.md. RELATED, REPORTED NOT FIXED: scripts/pre_build_verification.sh:1792 carries the same SKIP/MISSING conflation one level up, for the other runner. Filed separately.</w:t>
+            </w:r>
+          </w:p>
+        </w:tc>
+      </w:tr>
+      <w:tr>
+        <w:tc>
+          <w:tcPr/>
+          <w:p>
+            <w:pPr>
+              <w:pStyle w:val="Compact"/>
+            </w:pPr>
+            <w:r>
+              <w:t xml:space="preserve">BOB-169</w:t>
             </w:r>
           </w:p>
         </w:tc>
@@ -3420,6 +3467,219 @@
             </w:pPr>
             <w:r>
               <w:t xml:space="preserve">Medium</w:t>
+            </w:r>
+          </w:p>
+        </w:tc>
+        <w:tc>
+          <w:tcPr/>
+          <w:p>
+            <w:pPr>
+              <w:pStyle w:val="Compact"/>
+            </w:pPr>
+            <w:r>
+              <w:t xml:space="preserve">WHAT. The §11.4.65 markdown-export mandate requires every in-scope doc to ship .html/.pdf twins. 286 of the 326 .html files under docs/ (excluding dist/ and node_modules/) are pandoc FRAGMENTS — they begin at</w:t>
+            </w:r>
+            <w:r>
+              <w:t xml:space="preserve"> </w:t>
+            </w:r>
+          </w:p>
+        </w:tc>
+      </w:tr>
+      <w:tr>
+        <w:tc>
+          <w:tcPr/>
+          <w:p>
+            <w:pPr>
+              <w:pStyle w:val="Compact"/>
+            </w:pPr>
+            <w:r>
+              <w:t xml:space="preserve">BOB-196</w:t>
+            </w:r>
+          </w:p>
+        </w:tc>
+        <w:tc>
+          <w:tcPr/>
+          <w:p>
+            <w:pPr>
+              <w:pStyle w:val="Compact"/>
+            </w:pPr>
+            <w:r>
+              <w:t xml:space="preserve">Task</w:t>
+            </w:r>
+          </w:p>
+        </w:tc>
+        <w:tc>
+          <w:tcPr/>
+          <w:p>
+            <w:pPr>
+              <w:pStyle w:val="Compact"/>
+            </w:pPr>
+            <w:r>
+              <w:t xml:space="preserve">Queued</w:t>
+            </w:r>
+          </w:p>
+        </w:tc>
+        <w:tc>
+          <w:tcPr/>
+          <w:p>
+            <w:pPr>
+              <w:pStyle w:val="Compact"/>
+            </w:pPr>
+            <w:r>
+              <w:t xml:space="preserve">—</w:t>
+            </w:r>
+          </w:p>
+        </w:tc>
+        <w:tc>
+          <w:tcPr/>
+          <w:p>
+            <w:pPr>
+              <w:pStyle w:val="Compact"/>
+            </w:pPr>
+            <w:r>
+              <w:t xml:space="preserve">WHAT: the CM-PLUGIN-COUNT pre-build gate takes 189 SECONDS to verify 8 documented counts. Measured 2026-08-25: exceeded a 90s probe budget (rc=124), then a bounded re-run completed at</w:t>
+            </w:r>
+            <w:r>
+              <w:t xml:space="preserve"> </w:t>
+            </w:r>
+            <w:r>
+              <w:t xml:space="preserve">‘rc=0 wall=189s’</w:t>
+            </w:r>
+            <w:r>
+              <w:t xml:space="preserve"> </w:t>
+            </w:r>
+            <w:r>
+              <w:t xml:space="preserve">- it PASSES, it is simply slow. CAUSE, MEASURED NOT GUESSED: the marker loop at check_cm_plugin_count.sh:273-290 iterates EVERY LINE of every governed document and spawns a pipeline per line. Per iteration:</w:t>
+            </w:r>
+            <w:r>
+              <w:t xml:space="preserve"> </w:t>
+            </w:r>
+            <w:r>
+              <w:t xml:space="preserve">‘printf | grep -oE | wc -l | tr -d’</w:t>
+            </w:r>
+            <w:r>
+              <w:t xml:space="preserve"> </w:t>
+            </w:r>
+            <w:r>
+              <w:t xml:space="preserve">(4 processes) plus</w:t>
+            </w:r>
+            <w:r>
+              <w:t xml:space="preserve"> </w:t>
+            </w:r>
+            <w:r>
+              <w:t xml:space="preserve">‘printf | sed -n’</w:t>
+            </w:r>
+            <w:r>
+              <w:t xml:space="preserve"> </w:t>
+            </w:r>
+            <w:r>
+              <w:t xml:space="preserve">(2) = ~6. Governed docs are AGENTS.md 689 + CLAUDE.md 494 + docs/features/Status.md 670 = 1853 lines, so ~11,118 process spawns, measuring ~102 ms/line. Classic per-line-subprocess shell trap. THE IRONY WORTH PRESERVING, because it explains why nobody simplified it: the in-code comment shows</w:t>
+            </w:r>
+            <w:r>
+              <w:t xml:space="preserve"> </w:t>
+            </w:r>
+            <w:r>
+              <w:t xml:space="preserve">‘-oE | wc -l’</w:t>
+            </w:r>
+            <w:r>
+              <w:t xml:space="preserve"> </w:t>
+            </w:r>
+            <w:r>
+              <w:t xml:space="preserve">was chosen DELIBERATELY over</w:t>
+            </w:r>
+            <w:r>
+              <w:t xml:space="preserve"> </w:t>
+            </w:r>
+            <w:r>
+              <w:t xml:space="preserve">‘grep -c’</w:t>
+            </w:r>
+            <w:r>
+              <w:t xml:space="preserve"> </w:t>
+            </w:r>
+            <w:r>
+              <w:t xml:space="preserve">after measuring the §11.4.201(12) footgun - on this host (ugrep 7.8.4)</w:t>
+            </w:r>
+            <w:r>
+              <w:t xml:space="preserve"> </w:t>
+            </w:r>
+            <w:r>
+              <w:t xml:space="preserve">‘grep -coE’</w:t>
+            </w:r>
+            <w:r>
+              <w:t xml:space="preserve"> </w:t>
+            </w:r>
+            <w:r>
+              <w:t xml:space="preserve">returned 3 at top level but 1 inside a</w:t>
+            </w:r>
+            <w:r>
+              <w:t xml:space="preserve"> </w:t>
+            </w:r>
+            <w:r>
+              <w:t xml:space="preserve">‘set -euo pipefail’</w:t>
+            </w:r>
+            <w:r>
+              <w:t xml:space="preserve"> </w:t>
+            </w:r>
+            <w:r>
+              <w:t xml:space="preserve">subshell, a context-dependent reading. The correctness fix is right and must be kept; it is the PER-LINE application of it that costs the three minutes. HYPOTHESIS REFUTED, recorded so nobody re-walks it: this is NOT worktree traversal. The gate’s find is scoped to $PLUGINS_DIR (:224), so the five agent worktrees are outside its walk. That guess was raised on BOB-194 and is dead. LIKELY FIX (unverified, stated as a candidate not a conclusion): pre-filter with ONE grep for lines containing</w:t>
+            </w:r>
+            <w:r>
+              <w:t xml:space="preserve"> </w:t>
+            </w:r>
+            <w:r>
+              <w:t xml:space="preserve">‘CM-PLUGIN-COUNT:’</w:t>
+            </w:r>
+            <w:r>
+              <w:t xml:space="preserve"> </w:t>
+            </w:r>
+            <w:r>
+              <w:t xml:space="preserve">before entering the loop, reducing ~1853 iterations to the ~8 lines that carry a marker, while leaving the per-line parsing logic - and its footgun-avoiding form - completely unchanged. WHY IT MATTERS beyond impatience: this gate is on the pre-build critical path, and CLAUDE.md leans on it as the mechanical authority for the three distinct plugin rosters (43 curated / 43 engines / 12 bootstrap) whose conflation was BOB-149. A gate slow enough to tempt anyone into skipping it protects nothing. ACCEPTANCE: runtime reduced with the counts and the footgun-avoiding parse preserved byte-for-byte in behaviour, proven by the existing paired mutation still biting plus a before/after wall-clock recorded. §11.4.6: nothing here questions the gate’s VERDICTS - only its runtime.</w:t>
+            </w:r>
+          </w:p>
+        </w:tc>
+      </w:tr>
+      <w:tr>
+        <w:tc>
+          <w:tcPr/>
+          <w:p>
+            <w:pPr>
+              <w:pStyle w:val="Compact"/>
+            </w:pPr>
+            <w:r>
+              <w:t xml:space="preserve">BOB-197</w:t>
+            </w:r>
+          </w:p>
+        </w:tc>
+        <w:tc>
+          <w:tcPr/>
+          <w:p>
+            <w:pPr>
+              <w:pStyle w:val="Compact"/>
+            </w:pPr>
+            <w:r>
+              <w:t xml:space="preserve">Bug</w:t>
+            </w:r>
+          </w:p>
+        </w:tc>
+        <w:tc>
+          <w:tcPr/>
+          <w:p>
+            <w:pPr>
+              <w:pStyle w:val="Compact"/>
+            </w:pPr>
+            <w:r>
+              <w:t xml:space="preserve">In progress</w:t>
+            </w:r>
+          </w:p>
+        </w:tc>
+        <w:tc>
+          <w:tcPr/>
+          <w:p>
+            <w:pPr>
+              <w:pStyle w:val="Compact"/>
+            </w:pPr>
+            <w:r>
+              <w:t xml:space="preserve">—</w:t>
             </w:r>
           </w:p>
         </w:tc>
@@ -3434,517 +3694,22 @@
                 <w:b/>
                 <w:bCs/>
               </w:rPr>
-              <w:t xml:space="preserve">Reported-Via:</w:t>
-            </w:r>
-            <w:r>
-              <w:t xml:space="preserve"> </w:t>
-            </w:r>
-            <w:r>
-              <w:t xml:space="preserve">§11.4.202 reporting directive</w:t>
-            </w:r>
-            <w:r>
-              <w:t xml:space="preserve"> </w:t>
-            </w:r>
-            <w:r>
-              <w:rPr>
-                <w:rStyle w:val="VerbatimChar"/>
-              </w:rPr>
-              <w:t xml:space="preserve">bug</w:t>
-            </w:r>
-            <w:r>
-              <w:t xml:space="preserve"> </w:t>
-            </w:r>
-            <w:r>
-              <w:t xml:space="preserve">on 2026-08-21T19:56:53Z</w:t>
-            </w:r>
-            <w:r>
-              <w:t xml:space="preserve"> </w:t>
-            </w:r>
-            <w:r>
-              <w:rPr>
-                <w:b/>
-                <w:bCs/>
-              </w:rPr>
-              <w:t xml:space="preserve">Reported-By:</w:t>
-            </w:r>
-            <w:r>
-              <w:t xml:space="preserve"> </w:t>
-            </w:r>
-            <w:r>
-              <w:t xml:space="preserve">BOB-110 UX-class coverage, discovered by the new axe-core suite on its first live run</w:t>
-            </w:r>
-            <w:r>
-              <w:t xml:space="preserve"> </w:t>
-            </w:r>
-            <w:r>
-              <w:rPr>
-                <w:b/>
-                <w:bCs/>
-              </w:rPr>
-              <w:t xml:space="preserve">What (the report, verbatim):</w:t>
-            </w:r>
-            <w:r>
-              <w:t xml:space="preserve"> </w:t>
-            </w:r>
-            <w:r>
-              <w:t xml:space="preserve">This is a REAL user-facing defect, not a test-tuning artifact, and it was found by the automated regime rather than by a human squinting at the page – which is exactly the 11.4.238 posture the project is aiming for. The static-grep oracle would NOT have found it. Measured: the served root ships an empty</w:t>
-            </w:r>
-            <w:r>
-              <w:t xml:space="preserve"> </w:t>
-            </w:r>
-            <w:r>
-              <w:t xml:space="preserve"> </w:t>
-            </w:r>
-            <w:r>
-              <w:t xml:space="preserve">pre-hydration, so any check reading the raw HTML audits a page nobody sees. The violation only exists in the hydrated DOM, which is why 11.4.170 requires a rendered oracle and forbids value-equality assertions as the proof a UI is correct. Severity reasoning, stated rather than assumed: this is user-visible and affects the primary dashboard heading, but it degrades legibility rather than breaking function, and the surface is operator-facing rather than public. Medium, not High. The failing test was left FAILING on purpose (11.4.238) instead of silenced or marked xfail. tests/ux/ currently reports 1 failed, 16 passed; that 1 is this defect. Anyone reading a red UX suite should read it as this item, not as flakiness – and when this is fixed the suite goes fully green, which is the signal that it is closed. HONEST SCOPE LIMIT (11.4.6): only the dashboard landing view was scanned. The /jackett/* sub-routes and the ng-serve-hosted :4200 route set were NOT audited – the commands to close both are recorded in docs/testing/ux_accessibility.md. So this item’s 21 nodes are a floor, not a total.</w:t>
-            </w:r>
-            <w:r>
-              <w:t xml:space="preserve"> </w:t>
-            </w:r>
-            <w:r>
-              <w:rPr>
-                <w:b/>
-                <w:bCs/>
-              </w:rPr>
-              <w:t xml:space="preserve">Affected scope / file-scope manifest:</w:t>
-            </w:r>
-            <w:r>
-              <w:t xml:space="preserve"> </w:t>
-            </w:r>
-            <w:r>
-              <w:t xml:space="preserve">the Angular dashboard served at http://localhost:7187/ (same compiled SPA as frontend/); production component CSS, not test files</w:t>
-            </w:r>
-            <w:r>
-              <w:t xml:space="preserve"> </w:t>
-            </w:r>
-            <w:r>
-              <w:rPr>
-                <w:b/>
-                <w:bCs/>
-              </w:rPr>
-              <w:t xml:space="preserve">Reproduction / context:</w:t>
-            </w:r>
-            <w:r>
-              <w:t xml:space="preserve"> </w:t>
-            </w:r>
-            <w:r>
-              <w:t xml:space="preserve">Run tests/ux/test_live_dashboard_accessibility.py against the running merge service. axe-core v4.13.0, scanning a real Playwright-rendered JS-hydrated DOM, reports color-contrast violations on 21 nodes. Measured pairs: .brand / h1 text #9d001e on background #3c3f41 = 1.43-1.62:1 (WCAG AA large-text floor is 3:1); tagline #808080 on #3c3f41 = 2.68:1 (body-text floor is 4.5:1).</w:t>
-            </w:r>
-            <w:r>
-              <w:t xml:space="preserve"> </w:t>
-            </w:r>
-            <w:r>
-              <w:rPr>
-                <w:b/>
-                <w:bCs/>
-              </w:rPr>
-              <w:t xml:space="preserve">Acceptance criteria:</w:t>
-            </w:r>
-            <w:r>
-              <w:t xml:space="preserve"> </w:t>
-            </w:r>
-            <w:r>
-              <w:t xml:space="preserve">axe-core reports ZERO color-contrast violations against the live rendered dashboard, with the fix made in production component CSS rather than by relaxing the assertion or excluding the rule (11.4.120: reconcile to the correct mechanism, never weaken the check). The existing tests/ux/ suite is the guard and already fails today, so the RED is captured – closure requires it flipping GREEN against the live surface, which is runtime-class evidence per 11.4.226.</w:t>
-            </w:r>
-          </w:p>
-        </w:tc>
-      </w:tr>
-      <w:tr>
-        <w:tc>
-          <w:tcPr/>
-          <w:p>
-            <w:pPr>
-              <w:pStyle w:val="Compact"/>
-            </w:pPr>
-            <w:r>
-              <w:t xml:space="preserve">BOB-167</w:t>
-            </w:r>
-          </w:p>
-        </w:tc>
-        <w:tc>
-          <w:tcPr/>
-          <w:p>
-            <w:pPr>
-              <w:pStyle w:val="Compact"/>
-            </w:pPr>
-            <w:r>
-              <w:t xml:space="preserve">Bug</w:t>
-            </w:r>
-          </w:p>
-        </w:tc>
-        <w:tc>
-          <w:tcPr/>
-          <w:p>
-            <w:pPr>
-              <w:pStyle w:val="Compact"/>
-            </w:pPr>
-            <w:r>
-              <w:t xml:space="preserve">Queued</w:t>
-            </w:r>
-          </w:p>
-        </w:tc>
-        <w:tc>
-          <w:tcPr/>
-          <w:p>
-            <w:pPr>
-              <w:pStyle w:val="Compact"/>
-            </w:pPr>
-            <w:r>
-              <w:t xml:space="preserve">Medium</w:t>
-            </w:r>
-          </w:p>
-        </w:tc>
-        <w:tc>
-          <w:tcPr/>
-          <w:p>
-            <w:pPr>
-              <w:pStyle w:val="Compact"/>
-            </w:pPr>
-            <w:r>
-              <w:t xml:space="preserve">WHAT. download-proxy exposes two Server-Sent-Events routes. They are the same expensive class — long-lived connections that hold a worker and a generator for their lifetime — but only one is rate-limit classed: routes.py:801</w:t>
-            </w:r>
-            <w:r>
-              <w:t xml:space="preserve"> </w:t>
-            </w:r>
-            <w:r>
-              <w:t xml:space="preserve">@router.get</w:t>
-            </w:r>
-            <w:r>
-              <w:t xml:space="preserve">(</w:t>
-            </w:r>
-            <w:r>
-              <w:t xml:space="preserve">‘/search/stream/{search_id}’</w:t>
-            </w:r>
-            <w:r>
-              <w:t xml:space="preserve">)</w:t>
-            </w:r>
-            <w:r>
-              <w:t xml:space="preserve"> </w:t>
-            </w:r>
-            <w:r>
-              <w:t xml:space="preserve">@_rl</w:t>
-            </w:r>
-            <w:r>
-              <w:t xml:space="preserve">(</w:t>
-            </w:r>
-            <w:r>
-              <w:t xml:space="preserve">‘sse_stream’</w:t>
-            </w:r>
-            <w:r>
-              <w:t xml:space="preserve">) &lt;- classed routes.py:150</w:t>
-            </w:r>
-            <w:r>
-              <w:t xml:space="preserve"> </w:t>
-            </w:r>
-            <w:r>
-              <w:t xml:space="preserve">@router.get</w:t>
-            </w:r>
-            <w:r>
-              <w:t xml:space="preserve">(</w:t>
-            </w:r>
-            <w:r>
-              <w:t xml:space="preserve">‘/theme/stream’</w:t>
-            </w:r>
-            <w:r>
-              <w:t xml:space="preserve">) async def stream_theme(…) &lt;- NO limiter decorator _rl(cls) resolves to limiter.limit(limit_for(cls)), so /search/stream is bound to the sse_stream class while /theme/stream falls through to the application default. Measured live on the running stack: /api/v1/theme/stream reports x-ratelimit-limit 120. PROVENANCE + A CORRECTION WORTH KEEPING (§11.4.6). This was surfaced by the BOB-109 scaling agent, whose report framed it as:</w:t>
-            </w:r>
-            <w:r>
-              <w:t xml:space="preserve"> </w:t>
-            </w:r>
-            <w:r>
-              <w:t xml:space="preserve">‘sse_stream_limit_decorator is defined and imported/applied nowhere … SSE falls through to the 120/minute default: 24x less protected’</w:t>
-            </w:r>
-            <w:r>
-              <w:t xml:space="preserve">. That framing is WRONG and was NOT filed as given. The agent searched for one symbol NAME; the wiring uses a different mechanism (</w:t>
-            </w:r>
-            <w:r>
-              <w:t xml:space="preserve">@_rl</w:t>
-            </w:r>
-            <w:r>
-              <w:t xml:space="preserve">(</w:t>
-            </w:r>
-            <w:r>
-              <w:t xml:space="preserve">‘sse_stream’</w:t>
-            </w:r>
-            <w:r>
-              <w:t xml:space="preserve">)), and it IS applied — to /search/stream. Verified by reading routes.py:795-806 and the _rl helper at routes.py:46-51, with a control needle confirming other *_limit_decorator symbols show real usage in api/</w:t>
-            </w:r>
-            <w:r>
-              <w:rPr>
-                <w:b/>
-                <w:bCs/>
-              </w:rPr>
-              <w:t xml:space="preserve">init</w:t>
-            </w:r>
-            <w:r>
-              <w:t xml:space="preserve">.py so the zero-hit was not a blind search. The agent’s MEASUREMENT (120 on /theme/stream) was correct and is what makes this a real finding; its MECHANISM was not. Both halves are recorded so the next reader does not re-derive the same wrong cause. WHY IT MATTERS. An unclassed SSE endpoint is the cheapest way to pin server resources: each connection is held open, and the default class permits 120/min of them. The declared sse_stream class exists precisely because this route shape needs a tighter bound than ordinary GETs. ACCEPTANCE. (a) A decision, recorded, on whether /theme/stream belongs in the sse_stream class or genuinely warrants the default — this is a policy question, not automatically a bug to patch. (b) If it belongs in sse_stream, the decorator is applied and a test drives BOTH SSE routes and asserts each returns its INTENDED class limit from x-ratelimit-limit, so a future route added without a class is caught. (c) A guard that enumerates SSE-shaped routes and fails on any that carries no explicit rate-limit class — the general form, so the third SSE route does not repeat this. (d) Honest boundary: this does not claim 120/min is exploitable in this deployment; with network_mode host and no reverse proxy every caller shares the 127.0.0.1 bucket, which BOB-111 measured and recorded separately. NOT CLAIMED. No change made. The limit values were read from headers, never driven to exhaustion — the limiter is per-IP and shared with concurrent agents on this host (§11.4.119).</w:t>
-            </w:r>
-          </w:p>
-        </w:tc>
-      </w:tr>
-      <w:tr>
-        <w:tc>
-          <w:tcPr/>
-          <w:p>
-            <w:pPr>
-              <w:pStyle w:val="Compact"/>
-            </w:pPr>
-            <w:r>
-              <w:t xml:space="preserve">BOB-168</w:t>
-            </w:r>
-          </w:p>
-        </w:tc>
-        <w:tc>
-          <w:tcPr/>
-          <w:p>
-            <w:pPr>
-              <w:pStyle w:val="Compact"/>
-            </w:pPr>
-            <w:r>
-              <w:t xml:space="preserve">Task</w:t>
-            </w:r>
-          </w:p>
-        </w:tc>
-        <w:tc>
-          <w:tcPr/>
-          <w:p>
-            <w:pPr>
-              <w:pStyle w:val="Compact"/>
-            </w:pPr>
-            <w:r>
-              <w:t xml:space="preserve">In progress</w:t>
-            </w:r>
-          </w:p>
-        </w:tc>
-        <w:tc>
-          <w:tcPr/>
-          <w:p>
-            <w:pPr>
-              <w:pStyle w:val="Compact"/>
-            </w:pPr>
-            <w:r>
-              <w:t xml:space="preserve">Low</w:t>
-            </w:r>
-          </w:p>
-        </w:tc>
-        <w:tc>
-          <w:tcPr/>
-          <w:p>
-            <w:pPr>
-              <w:pStyle w:val="Compact"/>
-            </w:pPr>
-            <w:r>
-              <w:t xml:space="preserve">WHAT. scripts/run_all_challenges.sh:66 lists</w:t>
-            </w:r>
-            <w:r>
-              <w:t xml:space="preserve"> </w:t>
-            </w:r>
-            <w:r>
-              <w:t xml:space="preserve">“scaling_horizontal_challenge.sh”</w:t>
-            </w:r>
-            <w:r>
-              <w:t xml:space="preserve"> </w:t>
-            </w:r>
-            <w:r>
-              <w:t xml:space="preserve">in its challenge set. challenges/scripts/scaling_horizontal_challenge.sh does not exist: $ sed -n</w:t>
-            </w:r>
-            <w:r>
-              <w:t xml:space="preserve"> </w:t>
-            </w:r>
-            <w:r>
-              <w:t xml:space="preserve">‘66p’</w:t>
-            </w:r>
-            <w:r>
-              <w:t xml:space="preserve"> </w:t>
-            </w:r>
-            <w:r>
-              <w:t xml:space="preserve">scripts/run_all_challenges.sh</w:t>
-            </w:r>
-            <w:r>
-              <w:t xml:space="preserve"> </w:t>
-            </w:r>
-            <w:r>
-              <w:t xml:space="preserve">“scaling_horizontal_challenge.sh”</w:t>
-            </w:r>
-            <w:r>
-              <w:t xml:space="preserve"> </w:t>
-            </w:r>
-            <w:r>
-              <w:t xml:space="preserve">$ ls challenges/scripts/scaling_horizontal_challenge.sh ls: cannot access …: No such file or directory VERIFIED independently, not taken on report — surfaced by the BOB-109 scaling agent and re-checked here by direct invocation. WHY IT MATTERS. Whether this is cosmetic or a §11.4.201 gate-honesty defect depends entirely on how the runner treats a missing entry, and that is the first thing to determine: if it SKIPs silently, the challenge bank advertises coverage it does not have (a §11.4.266 claim-vs-reality row with no passing challenge behind it); if it FAILs, the runner is permanently red for a reason unrelated to the system under test, which trains readers to ignore it. Neither outcome is acceptable; they need different fixes. ACCEPTANCE. (a) Determine and record the runner’s actual behaviour on the missing entry by invoking it, not by reading it. (b) EITHER author the challenge, OR remove the entry — with §11.4.124 discipline: check git history for whether it once existed and was deleted, since a silently-dropped challenge is the more interesting defect. (c) If the runner silently skips missing entries, that is its own finding: a missing challenge must be loud (§11.4.3 SKIP-with-reason at minimum), never absent-and-quiet. SEVERITY. Low as a defect, but it sits on the challenge-coverage seam, so (c) may deserve its own item. CORRECTION 2026-08-22 (§11.4.6) — THIS ITEM’S PREMISE WAS FALSE, and the error was mine. Recorded openly rather than quietly edited. scaling_horizontal_challenge.sh EXISTS. It is at submodules/challenges/challenges/scripts/scaling_horizontal_challenge.sh, executable, 3107 bytes, dated Aug 7. So do all 14 other entries and the meta-runner. It was never deleted: added to the roster at 1c959ba, the challenge itself added in the submodule at 873c0b1, and a pickaxe search across both repositories and all branches finds ZERO deletions. HOW I GOT IT WRONG. run_all_challenges.sh reads submodules/challenges/challenges/scripts/. I checked challenges/scripts/ — a DIFFERENT directory belonging to a DIFFERENT, glob-based runner. Two similarly-named directories; I measured the wrong one. That is a §11.4.201(9) field-identity error. Worse, I wrote that it was</w:t>
-            </w:r>
-            <w:r>
-              <w:t xml:space="preserve"> </w:t>
-            </w:r>
-            <w:r>
-              <w:t xml:space="preserve">“verified by invocation”</w:t>
-            </w:r>
-            <w:r>
-              <w:t xml:space="preserve">: I had listed a directory and never run the aggregator, so the claim overstated the evidence class as well as getting the answer wrong. THE LESSON, which generalises past this item. In the SAME commit I correctly caught a sibling agent making this exact class of error on BOB-167 — a zero-hit produced by searching one symbol name — and applied a control needle there. Then I omitted the needle one paragraph later on my own measurement. The distinction that would have caught it: A CONTROL NEEDLE PROVES THE INSTRUMENT CAN SEE; IT DOES NOT PROVE IT IS POINTED AT THE THING UNDER TEST. §11.4.201(7)(b) as commonly applied guards blindness; it does not guard mis-aiming. The needle for THIS query would have been to resolve the path the runner itself reads, not to confirm that some directory listing works. WHAT IS ACTUALLY WRONG, and it is worse than what I filed. The missing-entry path runs no challenges by definition, so it can be exercised safely. Run against a checkout where the submodule is absent — the ordinary state of a clone made without –recursive — the REAL runner (byte-identity sha-asserted, not a replica) reports: PASS: 0 FAIL: 0 SKIP: 16 TOTAL: 16 OBSERVED EXIT CODE: 0 An ENTIRELY UN-RUN BANK REPORTS SUCCESS. Not one dangling entry tolerated — the whole suite silently passes without executing anything. That is §11.4.201(6) false-null verbatim, and it is observed-reachable rather than constructed (§11.4.115(G)). REVISED ACCEPTANCE. (a) ANSWERED, though not as filed: the runner reports a loud, counted SKIP and then never blocks, because the exit expression reads only the FAIL count. (b) The dangling-entry half is VOID — nothing is dangling. (c) The real work is the exit contract: a roster entry the runner cannot execute must not be indistinguishable from a healthy run. See the decision recorded in docs/qa/BOB-168/decision_missing_vs_skip.md. RELATED, REPORTED NOT FIXED: scripts/pre_build_verification.sh:1792 carries the same SKIP/MISSING conflation one level up, for the other runner. Filed separately.</w:t>
-            </w:r>
-          </w:p>
-        </w:tc>
-      </w:tr>
-      <w:tr>
-        <w:tc>
-          <w:tcPr/>
-          <w:p>
-            <w:pPr>
-              <w:pStyle w:val="Compact"/>
-            </w:pPr>
-            <w:r>
-              <w:t xml:space="preserve">BOB-169</w:t>
-            </w:r>
-          </w:p>
-        </w:tc>
-        <w:tc>
-          <w:tcPr/>
-          <w:p>
-            <w:pPr>
-              <w:pStyle w:val="Compact"/>
-            </w:pPr>
-            <w:r>
-              <w:t xml:space="preserve">Bug</w:t>
-            </w:r>
-          </w:p>
-        </w:tc>
-        <w:tc>
-          <w:tcPr/>
-          <w:p>
-            <w:pPr>
-              <w:pStyle w:val="Compact"/>
-            </w:pPr>
-            <w:r>
-              <w:t xml:space="preserve">In progress</w:t>
-            </w:r>
-          </w:p>
-        </w:tc>
-        <w:tc>
-          <w:tcPr/>
-          <w:p>
-            <w:pPr>
-              <w:pStyle w:val="Compact"/>
-            </w:pPr>
-            <w:r>
-              <w:t xml:space="preserve">Medium</w:t>
-            </w:r>
-          </w:p>
-        </w:tc>
-        <w:tc>
-          <w:tcPr/>
-          <w:p>
-            <w:pPr>
-              <w:pStyle w:val="Compact"/>
-            </w:pPr>
-            <w:r>
-              <w:t xml:space="preserve">WHAT. The §11.4.65 markdown-export mandate requires every in-scope doc to ship .html/.pdf twins. 286 of the 326 .html files under docs/ (excluding dist/ and node_modules/) are pandoc FRAGMENTS — they begin at</w:t>
-            </w:r>
-            <w:r>
-              <w:t xml:space="preserve"> </w:t>
-            </w:r>
-          </w:p>
-        </w:tc>
-      </w:tr>
-      <w:tr>
-        <w:tc>
-          <w:tcPr/>
-          <w:p>
-            <w:pPr>
-              <w:pStyle w:val="Compact"/>
-            </w:pPr>
-            <w:r>
-              <w:t xml:space="preserve">BOB-200</w:t>
-            </w:r>
-          </w:p>
-        </w:tc>
-        <w:tc>
-          <w:tcPr/>
-          <w:p>
-            <w:pPr>
-              <w:pStyle w:val="Compact"/>
-            </w:pPr>
-            <w:r>
-              <w:t xml:space="preserve">Bug</w:t>
-            </w:r>
-          </w:p>
-        </w:tc>
-        <w:tc>
-          <w:tcPr/>
-          <w:p>
-            <w:pPr>
-              <w:pStyle w:val="Compact"/>
-            </w:pPr>
-            <w:r>
-              <w:t xml:space="preserve">Queued</w:t>
-            </w:r>
-          </w:p>
-        </w:tc>
-        <w:tc>
-          <w:tcPr/>
-          <w:p>
-            <w:pPr>
-              <w:pStyle w:val="Compact"/>
-            </w:pPr>
-            <w:r>
-              <w:t xml:space="preserve">Medium</w:t>
-            </w:r>
-          </w:p>
-        </w:tc>
-        <w:tc>
-          <w:tcPr/>
-          <w:p>
-            <w:pPr>
-              <w:pStyle w:val="Compact"/>
-            </w:pPr>
-            <w:r>
-              <w:t xml:space="preserve">WHAT: scripts/gates/cm_dangerous_combination_fail_closed.sh builds its scan file list with find(1). If find itself DIES (permission error, resource exhaustion, interrupted), the gate receives an EMPTY file list and interprets that as</w:t>
-            </w:r>
-            <w:r>
-              <w:t xml:space="preserve"> </w:t>
-            </w:r>
-            <w:r>
-              <w:t xml:space="preserve">‘no files in scope’</w:t>
-            </w:r>
-            <w:r>
-              <w:t xml:space="preserve"> </w:t>
-            </w:r>
-            <w:r>
-              <w:t xml:space="preserve">-&gt; honest topology SKIP -&gt; exit 0. The failure IS loud on stderr but SILENT in the exit code, so any caller gating on exit status reads a dead instrument as a clean corpus. WHY IT MATTERS: this is a textbook 11.4.201(6) FALSE-NULL – a blind instrument and a clean artifact return the identical quiet zero. It is also a 11.4.252 fail-OPEN on exactly the</w:t>
-            </w:r>
-            <w:r>
-              <w:t xml:space="preserve"> </w:t>
-            </w:r>
-            <w:r>
-              <w:t xml:space="preserve">‘cannot enumerate the corpus’</w:t>
-            </w:r>
-            <w:r>
-              <w:t xml:space="preserve"> </w:t>
-            </w:r>
-            <w:r>
-              <w:t xml:space="preserve">condition where the gate’s own stated discipline is to fail CLOSED. A gate that cannot see must refuse, not pass. AFFECTED SCOPE: constitution/scripts/gates/cm_dangerous_combination_fail_closed.sh (the find invocation and the empty-list branch). PRE-EXISTING – NOT introduced by the BOB-195 change; found by the independent round-2 reviewer while reviewing that change and explicitly scoped OUT of its remediation. REPRODUCTION: make find(1) fail during the gate run (unreadable scan root, or a find stub returning non-zero with empty stdout) and observe the gate exit 0 with a topology-SKIP message, indistinguishable from a genuinely empty corpus. ACCEPTANCE: (1) the gate distinguishes</w:t>
-            </w:r>
-            <w:r>
-              <w:t xml:space="preserve"> </w:t>
-            </w:r>
-            <w:r>
-              <w:t xml:space="preserve">‘find succeeded and found zero files’</w:t>
-            </w:r>
-            <w:r>
-              <w:t xml:space="preserve"> </w:t>
-            </w:r>
-            <w:r>
-              <w:t xml:space="preserve">from</w:t>
-            </w:r>
-            <w:r>
-              <w:t xml:space="preserve"> </w:t>
-            </w:r>
-            <w:r>
-              <w:t xml:space="preserve">‘find failed’</w:t>
-            </w:r>
-            <w:r>
-              <w:t xml:space="preserve"> </w:t>
-            </w:r>
-            <w:r>
-              <w:t xml:space="preserve">– check find’s exit status, not only its output; (2) a failed enumeration is a FINDING (non-zero exit) naming the unresolved precondition, never a SKIP; (3) a genuinely empty scan root still SKIPs honestly at exit 0 – the 11.4.201(1) golden-FALSE guard, so the fix does not become a false-positive refusal; (4) paired 1.1 mutation: restore the swallow-find-failure behaviour and the new fixture MUST fail.</w:t>
+              <w:t xml:space="preserve">OPERATOR DECISION (2026-08-26, §11.4.66): GENERATE THE TOKEN AND ARM IT</w:t>
+            </w:r>
+            <w:r>
+              <w:t xml:space="preserve"> </w:t>
+            </w:r>
+            <w:r>
+              <w:t xml:space="preserve">The conductor generates a 32-byte random token and writes BOBA_API_TOKEN into .env; the operator configures clients with it. DONE 2026-08-26: token generated via secrets.token_hex(32), appended to .env with a comment naming BOB-197 and the routes.py:83 env-gating fact, chmod 600, value shown to the operator ONCE and never written to any other file. Safety verified BEFORE writing (§11.4.30/§11.4.10): .env matched .gitignore:27 ’*.env’ and was untracked (needle-proven — the same matcher confirmed docker-compose.yml IS tracked, so the negative is real); a §9.2 pre-op backup was taken and is itself ignored; post-write re-check confirmed .env still ignored and absent from git status. Pre-store audit found the only tracked BOBA_API_TOKEN= occurrences are the docker-compose passthrough</w:t>
+            </w:r>
+            <w:r>
+              <w:t xml:space="preserve"> </w:t>
+            </w:r>
+            <w:r>
+              <w:t xml:space="preserve">${BOBA_API_TOKEN:-} and prose in the leak-audit challenge — no literal value has ever been committed. STILL OWED, and the item stays open until it lands: the BOOT-TIME INVARIANT (§11.4.254) that refuses to start LAN-bound when the token is unset or empty. Without it the arming is a state fix, not a defect fix — §11.4.226(5) is explicit that a state-only repair cannot close a defect item. Options not chosen: operator sets it themselves with the invariant blocking until then; invariant warns first and blocks on a named date.  Recorded as consumer DATA per §11.4.35 — the operator's stated choice, not an agent inference. Options not chosen are named so a future reader does not re-litigate a settled call.  --- prior item text follows ---  OPERATOR DECISION (2026-08-26): arm BOBA_API_TOKEN and keep 0.0.0.0, backed by a BOOT-TIME invariant that refuses to start LAN-bound with the token unset. This item IS that invariant.  MEASURED FACT, not inference. download-proxy/src/api/routes.py:83 require_api_token() reads BOBA_API_TOKEN at request time and returns immediately when unset or empty. Its own docstring states it plainly: "BOBA_API_TOKEN unset/empty -&gt; return (OPEN). This is the DEFAULT and preserves the current no-auth contract + dev workflow". docker-compose.yml:237 passes BOBA_API_TOKEN=$</w:t>
+            </w:r>
+            <w:r>
+              <w:t xml:space="preserve">{BOBA_API_TOKEN:-}, so the container inherits empty unless the operator declares it. The operator .env does NOT declare it, needle-verified per 11.4.201(7)(b): the same matcher hit QBITTORRENT_DATA_DIR in the same file, so the miss is a real absence and not a blind read. The qbittorrent-proxy container was RUNNING and LAN-bound at measurement time. Consequence: the ten routes the BOB-102 guard resolves as auth-wired are open in practice on a default deploy. WHY A STATIC GATE CANNOT COVER THIS. The BOB-102 gate asserts static route WIRING - that a Depends(require_api_token) marker exists on handler, decorator or router. It cannot assert runtime ARMING, which depends on an env var read per request. Claiming the static gate covers it would be exactly the bluff the gate exists to prevent (11.4.262: machine evidence must match the layer it claims). This is a boot-time invariant class per 11.4.254. ACCEPTANCE: a boot-time check that, when the listener is LAN-bound (not loopback), refuses to start with a non-zero exit and a named cause if BOBA_API_TOKEN is unset or empty, so the open state becomes UNREACHABLE rather than the default. Paired 1.1 mutation: remove the check, prove the service starts LAN-bound-and-open. Golden-FALSE per 11.4.201(1): a loopback-bound listener with the token unset must NOT be refused, or the check becomes a false-positive refusal blocking legitimate dev work. 11.4.238 COVERAGE-ESCAPE NOTE: found by a subagent reading source during BOB-102 guard construction, NOT by the automated QA regime - which is itself the defect class 11.4.238 names. The boot-time check IS the new automated check that would have caught it.</w:t>
             </w:r>
           </w:p>
         </w:tc>

--- a/docs/Issues_Summary.docx
+++ b/docs/Issues_Summary.docx
@@ -107,7 +107,7 @@
               <w:pStyle w:val="Compact"/>
             </w:pPr>
             <w:r>
-              <w:t xml:space="preserve">9</w:t>
+              <w:t xml:space="preserve">6</w:t>
             </w:r>
           </w:p>
         </w:tc>
@@ -177,7 +177,7 @@
               <w:pStyle w:val="Compact"/>
             </w:pPr>
             <w:r>
-              <w:t xml:space="preserve">8</w:t>
+              <w:t xml:space="preserve">6</w:t>
             </w:r>
           </w:p>
         </w:tc>
@@ -212,7 +212,7 @@
               <w:pStyle w:val="Compact"/>
             </w:pPr>
             <w:r>
-              <w:t xml:space="preserve">3</w:t>
+              <w:t xml:space="preserve">2</w:t>
             </w:r>
           </w:p>
         </w:tc>
@@ -247,7 +247,7 @@
               <w:pStyle w:val="Compact"/>
             </w:pPr>
             <w:r>
-              <w:t xml:space="preserve">12</w:t>
+              <w:t xml:space="preserve">10</w:t>
             </w:r>
           </w:p>
         </w:tc>
@@ -282,7 +282,7 @@
               <w:pStyle w:val="Compact"/>
             </w:pPr>
             <w:r>
-              <w:t xml:space="preserve">29</w:t>
+              <w:t xml:space="preserve">27</w:t>
             </w:r>
           </w:p>
         </w:tc>
@@ -357,7 +357,7 @@
                 <w:b/>
                 <w:bCs/>
               </w:rPr>
-              <w:t xml:space="preserve">64</w:t>
+              <w:t xml:space="preserve">54</w:t>
             </w:r>
           </w:p>
         </w:tc>
@@ -2274,7 +2274,64 @@
               <w:pStyle w:val="Compact"/>
             </w:pPr>
             <w:r>
-              <w:t xml:space="preserve">BOB-141</w:t>
+              <w:t xml:space="preserve">BOB-143</w:t>
+            </w:r>
+          </w:p>
+        </w:tc>
+        <w:tc>
+          <w:tcPr/>
+          <w:p>
+            <w:pPr>
+              <w:pStyle w:val="Compact"/>
+            </w:pPr>
+            <w:r>
+              <w:t xml:space="preserve">Bug</w:t>
+            </w:r>
+          </w:p>
+        </w:tc>
+        <w:tc>
+          <w:tcPr/>
+          <w:p>
+            <w:pPr>
+              <w:pStyle w:val="Compact"/>
+            </w:pPr>
+            <w:r>
+              <w:t xml:space="preserve">Queued</w:t>
+            </w:r>
+          </w:p>
+        </w:tc>
+        <w:tc>
+          <w:tcPr/>
+          <w:p>
+            <w:pPr>
+              <w:pStyle w:val="Compact"/>
+            </w:pPr>
+            <w:r>
+              <w:t xml:space="preserve">Medium</w:t>
+            </w:r>
+          </w:p>
+        </w:tc>
+        <w:tc>
+          <w:tcPr/>
+          <w:p>
+            <w:pPr>
+              <w:pStyle w:val="Compact"/>
+            </w:pPr>
+            <w:r>
+              <w:t xml:space="preserve">Orphaned .worktrees/ dirs (46M, unresolvable gitdir) pollute gate scan scope and manufacture false BOB-126-class findings</w:t>
+            </w:r>
+          </w:p>
+        </w:tc>
+      </w:tr>
+      <w:tr>
+        <w:tc>
+          <w:tcPr/>
+          <w:p>
+            <w:pPr>
+              <w:pStyle w:val="Compact"/>
+            </w:pPr>
+            <w:r>
+              <w:t xml:space="preserve">BOB-151</w:t>
             </w:r>
           </w:p>
         </w:tc>
@@ -2307,63 +2364,6 @@
               <w:pStyle w:val="Compact"/>
             </w:pPr>
             <w:r>
-              <w:t xml:space="preserve">Low</w:t>
-            </w:r>
-          </w:p>
-        </w:tc>
-        <w:tc>
-          <w:tcPr/>
-          <w:p>
-            <w:pPr>
-              <w:pStyle w:val="Compact"/>
-            </w:pPr>
-            <w:r>
-              <w:t xml:space="preserve">CLAUDE.md claims the Go profile serves 7186/7187/7188 but its container binds only 7187 — doc contradicts the Dockerfile</w:t>
-            </w:r>
-          </w:p>
-        </w:tc>
-      </w:tr>
-      <w:tr>
-        <w:tc>
-          <w:tcPr/>
-          <w:p>
-            <w:pPr>
-              <w:pStyle w:val="Compact"/>
-            </w:pPr>
-            <w:r>
-              <w:t xml:space="preserve">BOB-143</w:t>
-            </w:r>
-          </w:p>
-        </w:tc>
-        <w:tc>
-          <w:tcPr/>
-          <w:p>
-            <w:pPr>
-              <w:pStyle w:val="Compact"/>
-            </w:pPr>
-            <w:r>
-              <w:t xml:space="preserve">Bug</w:t>
-            </w:r>
-          </w:p>
-        </w:tc>
-        <w:tc>
-          <w:tcPr/>
-          <w:p>
-            <w:pPr>
-              <w:pStyle w:val="Compact"/>
-            </w:pPr>
-            <w:r>
-              <w:t xml:space="preserve">Queued</w:t>
-            </w:r>
-          </w:p>
-        </w:tc>
-        <w:tc>
-          <w:tcPr/>
-          <w:p>
-            <w:pPr>
-              <w:pStyle w:val="Compact"/>
-            </w:pPr>
-            <w:r>
               <w:t xml:space="preserve">Medium</w:t>
             </w:r>
           </w:p>
@@ -2375,235 +2375,7 @@
               <w:pStyle w:val="Compact"/>
             </w:pPr>
             <w:r>
-              <w:t xml:space="preserve">Orphaned .worktrees/ dirs (46M, unresolvable gitdir) pollute gate scan scope and manufacture false BOB-126-class findings</w:t>
-            </w:r>
-          </w:p>
-        </w:tc>
-      </w:tr>
-      <w:tr>
-        <w:tc>
-          <w:tcPr/>
-          <w:p>
-            <w:pPr>
-              <w:pStyle w:val="Compact"/>
-            </w:pPr>
-            <w:r>
-              <w:t xml:space="preserve">BOB-150</w:t>
-            </w:r>
-          </w:p>
-        </w:tc>
-        <w:tc>
-          <w:tcPr/>
-          <w:p>
-            <w:pPr>
-              <w:pStyle w:val="Compact"/>
-            </w:pPr>
-            <w:r>
-              <w:t xml:space="preserve">Task</w:t>
-            </w:r>
-          </w:p>
-        </w:tc>
-        <w:tc>
-          <w:tcPr/>
-          <w:p>
-            <w:pPr>
-              <w:pStyle w:val="Compact"/>
-            </w:pPr>
-            <w:r>
-              <w:t xml:space="preserve">Queued</w:t>
-            </w:r>
-          </w:p>
-        </w:tc>
-        <w:tc>
-          <w:tcPr/>
-          <w:p>
-            <w:pPr>
-              <w:pStyle w:val="Compact"/>
-            </w:pPr>
-            <w:r>
-              <w:t xml:space="preserve">Low</w:t>
-            </w:r>
-          </w:p>
-        </w:tc>
-        <w:tc>
-          <w:tcPr/>
-          <w:p>
-            <w:pPr>
-              <w:pStyle w:val="Compact"/>
-            </w:pPr>
-            <w:r>
-              <w:t xml:space="preserve">pre_build_verification.sh invariant labels read N/44 but only 35 invariants are labelled</w:t>
-            </w:r>
-          </w:p>
-        </w:tc>
-      </w:tr>
-      <w:tr>
-        <w:tc>
-          <w:tcPr/>
-          <w:p>
-            <w:pPr>
-              <w:pStyle w:val="Compact"/>
-            </w:pPr>
-            <w:r>
-              <w:t xml:space="preserve">BOB-151</w:t>
-            </w:r>
-          </w:p>
-        </w:tc>
-        <w:tc>
-          <w:tcPr/>
-          <w:p>
-            <w:pPr>
-              <w:pStyle w:val="Compact"/>
-            </w:pPr>
-            <w:r>
-              <w:t xml:space="preserve">Task</w:t>
-            </w:r>
-          </w:p>
-        </w:tc>
-        <w:tc>
-          <w:tcPr/>
-          <w:p>
-            <w:pPr>
-              <w:pStyle w:val="Compact"/>
-            </w:pPr>
-            <w:r>
-              <w:t xml:space="preserve">Queued</w:t>
-            </w:r>
-          </w:p>
-        </w:tc>
-        <w:tc>
-          <w:tcPr/>
-          <w:p>
-            <w:pPr>
-              <w:pStyle w:val="Compact"/>
-            </w:pPr>
-            <w:r>
-              <w:t xml:space="preserve">Medium</w:t>
-            </w:r>
-          </w:p>
-        </w:tc>
-        <w:tc>
-          <w:tcPr/>
-          <w:p>
-            <w:pPr>
-              <w:pStyle w:val="Compact"/>
-            </w:pPr>
-            <w:r>
               <w:t xml:space="preserve">CM-SCRIPT-DOCS-SYNC is a named gate with no implementation, and 24 of 36 scripts have no companion doc</w:t>
-            </w:r>
-          </w:p>
-        </w:tc>
-      </w:tr>
-      <w:tr>
-        <w:tc>
-          <w:tcPr/>
-          <w:p>
-            <w:pPr>
-              <w:pStyle w:val="Compact"/>
-            </w:pPr>
-            <w:r>
-              <w:t xml:space="preserve">BOB-152</w:t>
-            </w:r>
-          </w:p>
-        </w:tc>
-        <w:tc>
-          <w:tcPr/>
-          <w:p>
-            <w:pPr>
-              <w:pStyle w:val="Compact"/>
-            </w:pPr>
-            <w:r>
-              <w:t xml:space="preserve">Bug</w:t>
-            </w:r>
-          </w:p>
-        </w:tc>
-        <w:tc>
-          <w:tcPr/>
-          <w:p>
-            <w:pPr>
-              <w:pStyle w:val="Compact"/>
-            </w:pPr>
-            <w:r>
-              <w:t xml:space="preserve">Queued</w:t>
-            </w:r>
-          </w:p>
-        </w:tc>
-        <w:tc>
-          <w:tcPr/>
-          <w:p>
-            <w:pPr>
-              <w:pStyle w:val="Compact"/>
-            </w:pPr>
-            <w:r>
-              <w:t xml:space="preserve">Medium</w:t>
-            </w:r>
-          </w:p>
-        </w:tc>
-        <w:tc>
-          <w:tcPr/>
-          <w:p>
-            <w:pPr>
-              <w:pStyle w:val="Compact"/>
-            </w:pPr>
-            <w:r>
-              <w:t xml:space="preserve">Constitution sweep walks vendored third-party code: 82% of one gate’s 38,291 findings come from submodules/</w:t>
-            </w:r>
-          </w:p>
-        </w:tc>
-      </w:tr>
-      <w:tr>
-        <w:tc>
-          <w:tcPr/>
-          <w:p>
-            <w:pPr>
-              <w:pStyle w:val="Compact"/>
-            </w:pPr>
-            <w:r>
-              <w:t xml:space="preserve">BOB-154</w:t>
-            </w:r>
-          </w:p>
-        </w:tc>
-        <w:tc>
-          <w:tcPr/>
-          <w:p>
-            <w:pPr>
-              <w:pStyle w:val="Compact"/>
-            </w:pPr>
-            <w:r>
-              <w:t xml:space="preserve">Bug</w:t>
-            </w:r>
-          </w:p>
-        </w:tc>
-        <w:tc>
-          <w:tcPr/>
-          <w:p>
-            <w:pPr>
-              <w:pStyle w:val="Compact"/>
-            </w:pPr>
-            <w:r>
-              <w:t xml:space="preserve">Ready for testing</w:t>
-            </w:r>
-          </w:p>
-        </w:tc>
-        <w:tc>
-          <w:tcPr/>
-          <w:p>
-            <w:pPr>
-              <w:pStyle w:val="Compact"/>
-            </w:pPr>
-            <w:r>
-              <w:t xml:space="preserve">Medium</w:t>
-            </w:r>
-          </w:p>
-        </w:tc>
-        <w:tc>
-          <w:tcPr/>
-          <w:p>
-            <w:pPr>
-              <w:pStyle w:val="Compact"/>
-            </w:pPr>
-            <w:r>
-              <w:t xml:space="preserve">Host venv and production container run different starlette versions (1.4.1 vs 1.6.0)</w:t>
             </w:r>
           </w:p>
         </w:tc>
@@ -3331,7 +3103,7 @@
               <w:pStyle w:val="Compact"/>
             </w:pPr>
             <w:r>
-              <w:t xml:space="preserve">BOB-168</w:t>
+              <w:t xml:space="preserve">BOB-170</w:t>
             </w:r>
           </w:p>
         </w:tc>
@@ -3353,6 +3125,493 @@
               <w:pStyle w:val="Compact"/>
             </w:pPr>
             <w:r>
+              <w:t xml:space="preserve">Queued</w:t>
+            </w:r>
+          </w:p>
+        </w:tc>
+        <w:tc>
+          <w:tcPr/>
+          <w:p>
+            <w:pPr>
+              <w:pStyle w:val="Compact"/>
+            </w:pPr>
+            <w:r>
+              <w:t xml:space="preserve">Medium</w:t>
+            </w:r>
+          </w:p>
+        </w:tc>
+        <w:tc>
+          <w:tcPr/>
+          <w:p>
+            <w:pPr>
+              <w:pStyle w:val="Compact"/>
+            </w:pPr>
+            <w:r>
+              <w:t xml:space="preserve">WHAT. The BOB-109 scaling suite gates its two timing tests on loadavg_1m/nproc &lt;= 0.75 — on this 8-cpu host, a 1-minute load average at or below 6.0 — and SKIPs loudly otherwise. That gate is correct and was adopted for a good reason (§11.4.201(8)): the author validated a 2.10 growth-exponent threshold, then observed it FALSE-FAIL correct code at load 11.06 (baseline span 2.136), and at load 15-23 measured baseline spans of 2.358 against injected-cubic mutants at 2.278-2.331 — the signal is smaller than the noise and the two are not separable in either direction. Gating was the honest response. THE PROBLEM. The gate has consequently NEVER RUN under its own precondition. Every recorded run today measured load 9.15-23; the independent reviewer measured 9.66 during review; the conductor measured 6.45 at its lowest. GREEN polarity WAS observed — at loads 9.4-11.6 (span 1.882) and in three stability runs (1.759/1.832/1.848) — but never once beneath the shipped ceiling. The author states this honestly as an inference from data rather than a run they can paste, and the reviewer confirmed the inference is sound (quiescence is strictly more favourable). Sound inference is still not an observed run. WHY THAT MATTERS (§11.4.226). A registered, topology-present guard that never executes is indistinguishable from a guard that would fail if it did. Nothing currently ensures it ever runs: no freshness contract, no scheduled quiet-window invocation, no tracked item — which is precisely the unexecuted-standing-guard class §11.4.226 names, where registration gets treated as coverage while execution is nobody’s job. The forensic precedent in that anchor is two standing guards that, when finally executed, immediately emitted latent FAILs. ACCEPTANCE. (a) Execute both quiescence-gated timing tests on a host whose 1-minute loadavg is genuinely &lt;= 0.75/cpu — no agent fleet, no concurrent build — and capture the run as an artifact showing the resolved load reading alongside the measured span exponent, so the precondition is provable from the artifact and not asserted. (b) Record the observed GREEN polarity in the item and in the test source, replacing the current honest-inference note. (c) If the gate FAILS under genuine quiescence, that is the finding this item exists to surface, and it reopens the threshold-calibration question rather than being worked around. (d) Establish a freshness contract per §11.4.226: how stale a quiescent verdict may be before the gate counts as uncovered again, so this does not silently return to never-executing. HONEST BOUNDARY. This item does not claim the gate is wrong. The evidence points the other way — quiescence is strictly more favourable than the loads where GREEN was already observed. It claims only that the run has not happened, and that an unexecuted guard cannot be cited as coverage. PROVENANCE. Raised as IMPORTANT-2 by the independent Fable-substrate reviewer of the BOB-109 work, and independently corroborated: the reviewer verified the SKIP is loud and prints its resolved numbers, and confirmed the shipped tests do SKIP at today’s load.</w:t>
+            </w:r>
+          </w:p>
+        </w:tc>
+      </w:tr>
+      <w:tr>
+        <w:tc>
+          <w:tcPr/>
+          <w:p>
+            <w:pPr>
+              <w:pStyle w:val="Compact"/>
+            </w:pPr>
+            <w:r>
+              <w:t xml:space="preserve">BOB-172</w:t>
+            </w:r>
+          </w:p>
+        </w:tc>
+        <w:tc>
+          <w:tcPr/>
+          <w:p>
+            <w:pPr>
+              <w:pStyle w:val="Compact"/>
+            </w:pPr>
+            <w:r>
+              <w:t xml:space="preserve">Bug</w:t>
+            </w:r>
+          </w:p>
+        </w:tc>
+        <w:tc>
+          <w:tcPr/>
+          <w:p>
+            <w:pPr>
+              <w:pStyle w:val="Compact"/>
+            </w:pPr>
+            <w:r>
+              <w:t xml:space="preserve">Ready for testing</w:t>
+            </w:r>
+          </w:p>
+        </w:tc>
+        <w:tc>
+          <w:tcPr/>
+          <w:p>
+            <w:pPr>
+              <w:pStyle w:val="Compact"/>
+            </w:pPr>
+            <w:r>
+              <w:t xml:space="preserve">High</w:t>
+            </w:r>
+          </w:p>
+        </w:tc>
+        <w:tc>
+          <w:tcPr/>
+          <w:p>
+            <w:pPr>
+              <w:pStyle w:val="Compact"/>
+            </w:pPr>
+            <w:r>
+              <w:t xml:space="preserve">WHAT. The rutracker SEARCH endpoint is refused by bot protection while the site itself is fully reachable. Measured unauthenticated 2026-08-21 (no cookie file read, no credential value in any artifact — §11.4.10): GET /forum/index.php -&gt; 200, 96283 B,</w:t>
+            </w:r>
+            <w:r>
+              <w:t xml:space="preserve"> </w:t>
+            </w:r>
+          </w:p>
+        </w:tc>
+      </w:tr>
+      <w:tr>
+        <w:tc>
+          <w:tcPr/>
+          <w:p>
+            <w:pPr>
+              <w:pStyle w:val="Compact"/>
+            </w:pPr>
+            <w:r>
+              <w:t xml:space="preserve">BOB-175</w:t>
+            </w:r>
+          </w:p>
+        </w:tc>
+        <w:tc>
+          <w:tcPr/>
+          <w:p>
+            <w:pPr>
+              <w:pStyle w:val="Compact"/>
+            </w:pPr>
+            <w:r>
+              <w:t xml:space="preserve">Task</w:t>
+            </w:r>
+          </w:p>
+        </w:tc>
+        <w:tc>
+          <w:tcPr/>
+          <w:p>
+            <w:pPr>
+              <w:pStyle w:val="Compact"/>
+            </w:pPr>
+            <w:r>
+              <w:t xml:space="preserve">Queued</w:t>
+            </w:r>
+          </w:p>
+        </w:tc>
+        <w:tc>
+          <w:tcPr/>
+          <w:p>
+            <w:pPr>
+              <w:pStyle w:val="Compact"/>
+            </w:pPr>
+            <w:r>
+              <w:t xml:space="preserve">Low</w:t>
+            </w:r>
+          </w:p>
+        </w:tc>
+        <w:tc>
+          <w:tcPr/>
+          <w:p>
+            <w:pPr>
+              <w:pStyle w:val="Compact"/>
+            </w:pPr>
+            <w:r>
+              <w:t xml:space="preserve">WHAT. The workable-items</w:t>
+            </w:r>
+            <w:r>
+              <w:t xml:space="preserve"> </w:t>
+            </w:r>
+            <w:r>
+              <w:rPr>
+                <w:rStyle w:val="VerbatimChar"/>
+              </w:rPr>
+              <w:t xml:space="preserve">update</w:t>
+            </w:r>
+            <w:r>
+              <w:t xml:space="preserve"> </w:t>
+            </w:r>
+            <w:r>
+              <w:t xml:space="preserve">seam guards the status-location invariant in one direction only. After BOB-166,</w:t>
+            </w:r>
+            <w:r>
+              <w:t xml:space="preserve"> </w:t>
+            </w:r>
+            <w:r>
+              <w:rPr>
+                <w:rStyle w:val="VerbatimChar"/>
+              </w:rPr>
+              <w:t xml:space="preserve">update --status &lt;terminal&gt;</w:t>
+            </w:r>
+            <w:r>
+              <w:t xml:space="preserve"> </w:t>
+            </w:r>
+            <w:r>
+              <w:t xml:space="preserve">on an Issues-located row is refused. The mirror is still open:</w:t>
+            </w:r>
+            <w:r>
+              <w:t xml:space="preserve"> </w:t>
+            </w:r>
+            <w:r>
+              <w:rPr>
+                <w:rStyle w:val="VerbatimChar"/>
+              </w:rPr>
+              <w:t xml:space="preserve">update --location Fixed --status &lt;non-terminal&gt;</w:t>
+            </w:r>
+            <w:r>
+              <w:t xml:space="preserve"> </w:t>
+            </w:r>
+            <w:r>
+              <w:t xml:space="preserve">exits 0 and creates a row that</w:t>
+            </w:r>
+            <w:r>
+              <w:t xml:space="preserve"> </w:t>
+            </w:r>
+            <w:r>
+              <w:rPr>
+                <w:rStyle w:val="VerbatimChar"/>
+              </w:rPr>
+              <w:t xml:space="preserve">update</w:t>
+            </w:r>
+            <w:r>
+              <w:t xml:space="preserve">‘s own validator immediately rejects. Verified empirically by the independent reviewer of BOB-166: update –location Fixed –status ’In progress’</w:t>
+            </w:r>
+            <w:r>
+              <w:t xml:space="preserve"> </w:t>
+            </w:r>
+            <w:r>
+              <w:t xml:space="preserve">-&gt; exit 0 validate -&gt; FAILS, naming the row (check (f), fixedLocationNonTerminalStatus) So the command can still mint a state its own validate call refuses. That is the §11.4.196(F) shape at the seam layer: the invariant is CONFIGURED in validate but not ENFORCED at every write path that can violate it. WHY IT WAS DELIBERATELY LEFT OPEN IN BOB-166, and why that was right. Three reasons, all checked rather than asserted: (1) the real corpus has ZERO instances of this direction against TEN of the direction BOB-166 closed — the asymmetry in the data matched the asymmetry in the code; (2) detective coverage ALREADY existed and demonstrably fires, so unlike BOB-166’s direction this cannot rot silently; (3) and the load-bearing one —</w:t>
+            </w:r>
+            <w:r>
+              <w:t xml:space="preserve"> </w:t>
+            </w:r>
+            <w:r>
+              <w:rPr>
+                <w:rStyle w:val="VerbatimChar"/>
+              </w:rPr>
+              <w:t xml:space="preserve">reopenCmd</w:t>
+            </w:r>
+            <w:r>
+              <w:t xml:space="preserve"> </w:t>
+            </w:r>
+            <w:r>
+              <w:t xml:space="preserve">documents and SANCTIONS a transient Fixed-plus-non-terminal state via its</w:t>
+            </w:r>
+            <w:r>
+              <w:t xml:space="preserve"> </w:t>
+            </w:r>
+            <w:r>
+              <w:rPr>
+                <w:rStyle w:val="VerbatimChar"/>
+              </w:rPr>
+              <w:t xml:space="preserve">--location Fixed</w:t>
+            </w:r>
+            <w:r>
+              <w:t xml:space="preserve"> </w:t>
+            </w:r>
+            <w:r>
+              <w:t xml:space="preserve">operator override. A naive preventive guard at the update seam would collide with that override’s semantics. Closing this therefore requires a design decision about how the two interact, which is a different question from the one BOB-166 was scoped to answer, and expanding that item would have meant shipping the decision unexamined. ACCEPTANCE. (a) Decide and RECORD how a preventive guard on this direction coexists with reopenCmd’s sanctioned override — this is the actual work, and the answer should be written down rather than inferred from whatever the patch does. Candidates worth weighing: exempt the reopen path explicitly, require an override flag on</w:t>
+            </w:r>
+            <w:r>
+              <w:t xml:space="preserve"> </w:t>
+            </w:r>
+            <w:r>
+              <w:rPr>
+                <w:rStyle w:val="VerbatimChar"/>
+              </w:rPr>
+              <w:t xml:space="preserve">update</w:t>
+            </w:r>
+            <w:r>
+              <w:t xml:space="preserve"> </w:t>
+            </w:r>
+            <w:r>
+              <w:t xml:space="preserve">mirroring reopen’s, or leave the direction detective-only with the rationale recorded so the asymmetry is a decision rather than an oversight. (b) If a guard lands, it reuses</w:t>
+            </w:r>
+            <w:r>
+              <w:t xml:space="preserve"> </w:t>
+            </w:r>
+            <w:r>
+              <w:rPr>
+                <w:rStyle w:val="VerbatimChar"/>
+              </w:rPr>
+              <w:t xml:space="preserve">terminalStatuses()</w:t>
+            </w:r>
+            <w:r>
+              <w:t xml:space="preserve"> </w:t>
+            </w:r>
+            <w:r>
+              <w:t xml:space="preserve">— BOB-166 established one predicate source specifically so the two directions cannot drift. (c) Paired §1.1 mutation. (d) NEGATIVE CONTROL (§11.4.201(1)), and it is the sharp one here: the sanctioned reopen path MUST still work. A guard that breaks reopenCmd’s documented override is a false-positive refusal, and worse than the gap it closes, because it breaks a workflow operators are told to use. HONEST BOUNDARY. This is not a live data defect. Zero corpus instances, and the detective gate catches it at the next validate. It is filed so a scoped, deliberate omission stays visible as a tracked decision instead of living only in a code comment where the next reader will mistake it for an oversight (§11.4.197: a started thread reaches a documented terminal state, never quiet abandonment). PROVENANCE. Raised by the implementing agent of BOB-166 as a known asymmetry it deliberately did not close, independently verified and endorsed as an acceptable scope boundary by that item’s reviewer, on the condition that it become a tracked item rather than a comment. This is that item.</w:t>
+            </w:r>
+          </w:p>
+        </w:tc>
+      </w:tr>
+      <w:tr>
+        <w:tc>
+          <w:tcPr/>
+          <w:p>
+            <w:pPr>
+              <w:pStyle w:val="Compact"/>
+            </w:pPr>
+            <w:r>
+              <w:t xml:space="preserve">BOB-179</w:t>
+            </w:r>
+          </w:p>
+        </w:tc>
+        <w:tc>
+          <w:tcPr/>
+          <w:p>
+            <w:pPr>
+              <w:pStyle w:val="Compact"/>
+            </w:pPr>
+            <w:r>
+              <w:t xml:space="preserve">Task</w:t>
+            </w:r>
+          </w:p>
+        </w:tc>
+        <w:tc>
+          <w:tcPr/>
+          <w:p>
+            <w:pPr>
+              <w:pStyle w:val="Compact"/>
+            </w:pPr>
+            <w:r>
+              <w:t xml:space="preserve">Queued</w:t>
+            </w:r>
+          </w:p>
+        </w:tc>
+        <w:tc>
+          <w:tcPr/>
+          <w:p>
+            <w:pPr>
+              <w:pStyle w:val="Compact"/>
+            </w:pPr>
+            <w:r>
+              <w:t xml:space="preserve">Medium</w:t>
+            </w:r>
+          </w:p>
+        </w:tc>
+        <w:tc>
+          <w:tcPr/>
+          <w:p>
+            <w:pPr>
+              <w:pStyle w:val="Compact"/>
+            </w:pPr>
+            <w:r>
+              <w:t xml:space="preserve">WHAT: the BOB-172 independent review demonstrated two further paths that still report a refusing or unreachable tracker as an empty result. Both are PRE-EXISTING and neither is a regression from BOB-172, but the fix evidence log presents the five-site coverage without stating the boundary (11.4.194(5) requires un-analysed dimensions be explicit gaps, never silently assumed safe). GAP A – exception before resp.status is read. Reviewer probe B, captured: a connection-refused rutracker yields status=empty, error=None, http_status=None, metadata.errors=[], metadata.status=completed. Each</w:t>
+            </w:r>
+            <w:r>
+              <w:t xml:space="preserve"> </w:t>
+            </w:r>
+            <w:r>
+              <w:rPr>
+                <w:i/>
+                <w:iCs/>
+              </w:rPr>
+              <w:t xml:space="preserve">search</w:t>
+            </w:r>
+            <w:r>
+              <w:t xml:space="preserve">* method swallows exceptions (except Exception: logger.error; return results) before _search_one’s error handling can see them, so a tracker that is DOWN is indistinguishable from one that is genuinely empty. GAP B – soft refusal at HTTP 200. Reviewer probe A, captured: _classify_upstream_http_status(200,</w:t>
+            </w:r>
+            <w:r>
+              <w:t xml:space="preserve"> </w:t>
+            </w:r>
+            <w:r>
+              <w:t xml:space="preserve">) returns None, which is CORRECT by design (a 2xx is a usable response; body-marker triggering would risk the over-fire the negative controls exist to prevent). But all five search GETs use aiohttp’s default allow_redirects=True, so a session-expiry 302 -&gt; login-page-200 chain parses to zero rows and reports empty. FIX DIRECTION: Gap A needs the exception to reach a diagnostic rather than being swallowed. Gap B needs a DISTINCT detector (final-URL check or login-form marker) with its own RED – explicitly NOT a widening of the status-code trigger. ACCEPTANCE: both gaps closed with their own REDs, or explicitly closed per 11.4.112 with evidence. Immediate sub-task: append a stated-gaps paragraph to docs/qa/BOB-172/fix_evidence_20260822.log.</w:t>
+            </w:r>
+          </w:p>
+        </w:tc>
+      </w:tr>
+      <w:tr>
+        <w:tc>
+          <w:tcPr/>
+          <w:p>
+            <w:pPr>
+              <w:pStyle w:val="Compact"/>
+            </w:pPr>
+            <w:r>
+              <w:t xml:space="preserve">BOB-184</w:t>
+            </w:r>
+          </w:p>
+        </w:tc>
+        <w:tc>
+          <w:tcPr/>
+          <w:p>
+            <w:pPr>
+              <w:pStyle w:val="Compact"/>
+            </w:pPr>
+            <w:r>
+              <w:t xml:space="preserve">Task</w:t>
+            </w:r>
+          </w:p>
+        </w:tc>
+        <w:tc>
+          <w:tcPr/>
+          <w:p>
+            <w:pPr>
+              <w:pStyle w:val="Compact"/>
+            </w:pPr>
+            <w:r>
+              <w:t xml:space="preserve">Queued</w:t>
+            </w:r>
+          </w:p>
+        </w:tc>
+        <w:tc>
+          <w:tcPr/>
+          <w:p>
+            <w:pPr>
+              <w:pStyle w:val="Compact"/>
+            </w:pPr>
+            <w:r>
+              <w:t xml:space="preserve">Medium</w:t>
+            </w:r>
+          </w:p>
+        </w:tc>
+        <w:tc>
+          <w:tcPr/>
+          <w:p>
+            <w:pPr>
+              <w:pStyle w:val="Compact"/>
+            </w:pPr>
+            <w:r>
+              <w:t xml:space="preserve">Three icon-glyph controls (.bridge-retry, .theme-toggle, .caret) render text made of non-BMP code points. axe-core declines to decide their contrast, reporting them under the incomplete channel with messageKey nonBmp and resolving NEITHER fgColor NOR bgColor, so the Python recomputation in docs/qa/BOB-164/axe_contrast_scan.py cannot decide either: 40 such nodes across 16 palette x mode combinations. BOB-164 round 2 stopped them being scored as silent passes by naming them GLYPH_UNMEASURED, printing them on every run and fencing them, so any NEW unmeasured glyph node blocks. What remains genuinely unproven is their contrast itself: as non-text user-interface components they owe 3:1 under WCAG SC 1.4.11, and no oracle in this repo measures that today. Acceptance: a measurement path that resolves the effective foreground and backdrop for glyph controls (for example reading getComputedStyle colour against the composited backdrop, or replacing the glyphs with inline SVG carrying explicit fill tokens), each of the three controls shown to clear 3:1 in all 16 palette x mode combinations, and the GLYPH_UNMEASURED fence shrunk by exactly the nodes then proven.</w:t>
+            </w:r>
+          </w:p>
+        </w:tc>
+      </w:tr>
+      <w:tr>
+        <w:tc>
+          <w:tcPr/>
+          <w:p>
+            <w:pPr>
+              <w:pStyle w:val="Compact"/>
+            </w:pPr>
+            <w:r>
+              <w:t xml:space="preserve">BOB-185</w:t>
+            </w:r>
+          </w:p>
+        </w:tc>
+        <w:tc>
+          <w:tcPr/>
+          <w:p>
+            <w:pPr>
+              <w:pStyle w:val="Compact"/>
+            </w:pPr>
+            <w:r>
+              <w:t xml:space="preserve">Task</w:t>
+            </w:r>
+          </w:p>
+        </w:tc>
+        <w:tc>
+          <w:tcPr/>
+          <w:p>
+            <w:pPr>
+              <w:pStyle w:val="Compact"/>
+            </w:pPr>
+            <w:r>
+              <w:t xml:space="preserve">Queued</w:t>
+            </w:r>
+          </w:p>
+        </w:tc>
+        <w:tc>
+          <w:tcPr/>
+          <w:p>
+            <w:pPr>
+              <w:pStyle w:val="Compact"/>
+            </w:pPr>
+            <w:r>
+              <w:t xml:space="preserve">Medium</w:t>
+            </w:r>
+          </w:p>
+        </w:tc>
+        <w:tc>
+          <w:tcPr/>
+          <w:p>
+            <w:pPr>
+              <w:pStyle w:val="Compact"/>
+            </w:pPr>
+            <w:r>
+              <w:t xml:space="preserve">docs/qa/BOB-164/axe_contrast_scan.py scans a static dist with no backend, so every node whose existence depends on fetched data is absent from the page it measures: the results table renders empty, so .type-badge and .quality-badge never appear, and the hooks list renders empty, so .status pills never appear. That is precisely why the BOB-164 round-1 regression went unseen in a rendered DOM even though it was scanned in all 16 themes, and it is why round 2 had to close the class in the arithmetic oracle instead. Those nodes are now covered by frontend/src/app/models/style-contrast.spec.ts, which extracts declared foreground-on-fill pairs from the stylesheets, but that is an ARITHMETIC claim about declared colour pairs, not a rendered-pixel one: it cannot see opacity applied by an ancestor, a composited backdrop, or a cascade this repo’s static extractor does not model. Acceptance: the scan drives the dashboard with seeded fixture data (a stub backend, a route fixture, or an injected component harness) so the badge and status nodes are present in the DOM, axe measures them directly, and a control needle proves the rendered oracle sees a seeded sub-floor badge before any clean result from it is believed.</w:t>
+            </w:r>
+          </w:p>
+        </w:tc>
+      </w:tr>
+      <w:tr>
+        <w:tc>
+          <w:tcPr/>
+          <w:p>
+            <w:pPr>
+              <w:pStyle w:val="Compact"/>
+            </w:pPr>
+            <w:r>
+              <w:t xml:space="preserve">BOB-187</w:t>
+            </w:r>
+          </w:p>
+        </w:tc>
+        <w:tc>
+          <w:tcPr/>
+          <w:p>
+            <w:pPr>
+              <w:pStyle w:val="Compact"/>
+            </w:pPr>
+            <w:r>
+              <w:t xml:space="preserve">Bug</w:t>
+            </w:r>
+          </w:p>
+        </w:tc>
+        <w:tc>
+          <w:tcPr/>
+          <w:p>
+            <w:pPr>
+              <w:pStyle w:val="Compact"/>
+            </w:pPr>
+            <w:r>
               <w:t xml:space="preserve">In progress</w:t>
             </w:r>
           </w:p>
@@ -3364,168 +3623,6 @@
               <w:pStyle w:val="Compact"/>
             </w:pPr>
             <w:r>
-              <w:t xml:space="preserve">Low</w:t>
-            </w:r>
-          </w:p>
-        </w:tc>
-        <w:tc>
-          <w:tcPr/>
-          <w:p>
-            <w:pPr>
-              <w:pStyle w:val="Compact"/>
-            </w:pPr>
-            <w:r>
-              <w:t xml:space="preserve">WHAT. scripts/run_all_challenges.sh:66 lists</w:t>
-            </w:r>
-            <w:r>
-              <w:t xml:space="preserve"> </w:t>
-            </w:r>
-            <w:r>
-              <w:t xml:space="preserve">“scaling_horizontal_challenge.sh”</w:t>
-            </w:r>
-            <w:r>
-              <w:t xml:space="preserve"> </w:t>
-            </w:r>
-            <w:r>
-              <w:t xml:space="preserve">in its challenge set. challenges/scripts/scaling_horizontal_challenge.sh does not exist: $ sed -n</w:t>
-            </w:r>
-            <w:r>
-              <w:t xml:space="preserve"> </w:t>
-            </w:r>
-            <w:r>
-              <w:t xml:space="preserve">‘66p’</w:t>
-            </w:r>
-            <w:r>
-              <w:t xml:space="preserve"> </w:t>
-            </w:r>
-            <w:r>
-              <w:t xml:space="preserve">scripts/run_all_challenges.sh</w:t>
-            </w:r>
-            <w:r>
-              <w:t xml:space="preserve"> </w:t>
-            </w:r>
-            <w:r>
-              <w:t xml:space="preserve">“scaling_horizontal_challenge.sh”</w:t>
-            </w:r>
-            <w:r>
-              <w:t xml:space="preserve"> </w:t>
-            </w:r>
-            <w:r>
-              <w:t xml:space="preserve">$ ls challenges/scripts/scaling_horizontal_challenge.sh ls: cannot access …: No such file or directory VERIFIED independently, not taken on report — surfaced by the BOB-109 scaling agent and re-checked here by direct invocation. WHY IT MATTERS. Whether this is cosmetic or a §11.4.201 gate-honesty defect depends entirely on how the runner treats a missing entry, and that is the first thing to determine: if it SKIPs silently, the challenge bank advertises coverage it does not have (a §11.4.266 claim-vs-reality row with no passing challenge behind it); if it FAILs, the runner is permanently red for a reason unrelated to the system under test, which trains readers to ignore it. Neither outcome is acceptable; they need different fixes. ACCEPTANCE. (a) Determine and record the runner’s actual behaviour on the missing entry by invoking it, not by reading it. (b) EITHER author the challenge, OR remove the entry — with §11.4.124 discipline: check git history for whether it once existed and was deleted, since a silently-dropped challenge is the more interesting defect. (c) If the runner silently skips missing entries, that is its own finding: a missing challenge must be loud (§11.4.3 SKIP-with-reason at minimum), never absent-and-quiet. SEVERITY. Low as a defect, but it sits on the challenge-coverage seam, so (c) may deserve its own item. CORRECTION 2026-08-22 (§11.4.6) — THIS ITEM’S PREMISE WAS FALSE, and the error was mine. Recorded openly rather than quietly edited. scaling_horizontal_challenge.sh EXISTS. It is at submodules/challenges/challenges/scripts/scaling_horizontal_challenge.sh, executable, 3107 bytes, dated Aug 7. So do all 14 other entries and the meta-runner. It was never deleted: added to the roster at 1c959ba, the challenge itself added in the submodule at 873c0b1, and a pickaxe search across both repositories and all branches finds ZERO deletions. HOW I GOT IT WRONG. run_all_challenges.sh reads submodules/challenges/challenges/scripts/. I checked challenges/scripts/ — a DIFFERENT directory belonging to a DIFFERENT, glob-based runner. Two similarly-named directories; I measured the wrong one. That is a §11.4.201(9) field-identity error. Worse, I wrote that it was</w:t>
-            </w:r>
-            <w:r>
-              <w:t xml:space="preserve"> </w:t>
-            </w:r>
-            <w:r>
-              <w:t xml:space="preserve">“verified by invocation”</w:t>
-            </w:r>
-            <w:r>
-              <w:t xml:space="preserve">: I had listed a directory and never run the aggregator, so the claim overstated the evidence class as well as getting the answer wrong. THE LESSON, which generalises past this item. In the SAME commit I correctly caught a sibling agent making this exact class of error on BOB-167 — a zero-hit produced by searching one symbol name — and applied a control needle there. Then I omitted the needle one paragraph later on my own measurement. The distinction that would have caught it: A CONTROL NEEDLE PROVES THE INSTRUMENT CAN SEE; IT DOES NOT PROVE IT IS POINTED AT THE THING UNDER TEST. §11.4.201(7)(b) as commonly applied guards blindness; it does not guard mis-aiming. The needle for THIS query would have been to resolve the path the runner itself reads, not to confirm that some directory listing works. WHAT IS ACTUALLY WRONG, and it is worse than what I filed. The missing-entry path runs no challenges by definition, so it can be exercised safely. Run against a checkout where the submodule is absent — the ordinary state of a clone made without –recursive — the REAL runner (byte-identity sha-asserted, not a replica) reports: PASS: 0 FAIL: 0 SKIP: 16 TOTAL: 16 OBSERVED EXIT CODE: 0 An ENTIRELY UN-RUN BANK REPORTS SUCCESS. Not one dangling entry tolerated — the whole suite silently passes without executing anything. That is §11.4.201(6) false-null verbatim, and it is observed-reachable rather than constructed (§11.4.115(G)). REVISED ACCEPTANCE. (a) ANSWERED, though not as filed: the runner reports a loud, counted SKIP and then never blocks, because the exit expression reads only the FAIL count. (b) The dangling-entry half is VOID — nothing is dangling. (c) The real work is the exit contract: a roster entry the runner cannot execute must not be indistinguishable from a healthy run. See the decision recorded in docs/qa/BOB-168/decision_missing_vs_skip.md. RELATED, REPORTED NOT FIXED: scripts/pre_build_verification.sh:1792 carries the same SKIP/MISSING conflation one level up, for the other runner. Filed separately.</w:t>
-            </w:r>
-          </w:p>
-        </w:tc>
-      </w:tr>
-      <w:tr>
-        <w:tc>
-          <w:tcPr/>
-          <w:p>
-            <w:pPr>
-              <w:pStyle w:val="Compact"/>
-            </w:pPr>
-            <w:r>
-              <w:t xml:space="preserve">BOB-169</w:t>
-            </w:r>
-          </w:p>
-        </w:tc>
-        <w:tc>
-          <w:tcPr/>
-          <w:p>
-            <w:pPr>
-              <w:pStyle w:val="Compact"/>
-            </w:pPr>
-            <w:r>
-              <w:t xml:space="preserve">Bug</w:t>
-            </w:r>
-          </w:p>
-        </w:tc>
-        <w:tc>
-          <w:tcPr/>
-          <w:p>
-            <w:pPr>
-              <w:pStyle w:val="Compact"/>
-            </w:pPr>
-            <w:r>
-              <w:t xml:space="preserve">In progress</w:t>
-            </w:r>
-          </w:p>
-        </w:tc>
-        <w:tc>
-          <w:tcPr/>
-          <w:p>
-            <w:pPr>
-              <w:pStyle w:val="Compact"/>
-            </w:pPr>
-            <w:r>
-              <w:t xml:space="preserve">Medium</w:t>
-            </w:r>
-          </w:p>
-        </w:tc>
-        <w:tc>
-          <w:tcPr/>
-          <w:p>
-            <w:pPr>
-              <w:pStyle w:val="Compact"/>
-            </w:pPr>
-            <w:r>
-              <w:t xml:space="preserve">WHAT. The §11.4.65 markdown-export mandate requires every in-scope doc to ship .html/.pdf twins. 286 of the 326 .html files under docs/ (excluding dist/ and node_modules/) are pandoc FRAGMENTS — they begin at</w:t>
-            </w:r>
-            <w:r>
-              <w:t xml:space="preserve"> </w:t>
-            </w:r>
-          </w:p>
-        </w:tc>
-      </w:tr>
-      <w:tr>
-        <w:tc>
-          <w:tcPr/>
-          <w:p>
-            <w:pPr>
-              <w:pStyle w:val="Compact"/>
-            </w:pPr>
-            <w:r>
-              <w:t xml:space="preserve">BOB-196</w:t>
-            </w:r>
-          </w:p>
-        </w:tc>
-        <w:tc>
-          <w:tcPr/>
-          <w:p>
-            <w:pPr>
-              <w:pStyle w:val="Compact"/>
-            </w:pPr>
-            <w:r>
-              <w:t xml:space="preserve">Task</w:t>
-            </w:r>
-          </w:p>
-        </w:tc>
-        <w:tc>
-          <w:tcPr/>
-          <w:p>
-            <w:pPr>
-              <w:pStyle w:val="Compact"/>
-            </w:pPr>
-            <w:r>
-              <w:t xml:space="preserve">Queued</w:t>
-            </w:r>
-          </w:p>
-        </w:tc>
-        <w:tc>
-          <w:tcPr/>
-          <w:p>
-            <w:pPr>
-              <w:pStyle w:val="Compact"/>
-            </w:pPr>
-            <w:r>
               <w:t xml:space="preserve">—</w:t>
             </w:r>
           </w:p>
@@ -3537,116 +3634,32 @@
               <w:pStyle w:val="Compact"/>
             </w:pPr>
             <w:r>
-              <w:t xml:space="preserve">WHAT: the CM-PLUGIN-COUNT pre-build gate takes 189 SECONDS to verify 8 documented counts. Measured 2026-08-25: exceeded a 90s probe budget (rc=124), then a bounded re-run completed at</w:t>
-            </w:r>
-            <w:r>
-              <w:t xml:space="preserve"> </w:t>
-            </w:r>
-            <w:r>
-              <w:t xml:space="preserve">‘rc=0 wall=189s’</w:t>
-            </w:r>
-            <w:r>
-              <w:t xml:space="preserve"> </w:t>
-            </w:r>
-            <w:r>
-              <w:t xml:space="preserve">- it PASSES, it is simply slow. CAUSE, MEASURED NOT GUESSED: the marker loop at check_cm_plugin_count.sh:273-290 iterates EVERY LINE of every governed document and spawns a pipeline per line. Per iteration:</w:t>
-            </w:r>
-            <w:r>
-              <w:t xml:space="preserve"> </w:t>
-            </w:r>
-            <w:r>
-              <w:t xml:space="preserve">‘printf | grep -oE | wc -l | tr -d’</w:t>
-            </w:r>
-            <w:r>
-              <w:t xml:space="preserve"> </w:t>
-            </w:r>
-            <w:r>
-              <w:t xml:space="preserve">(4 processes) plus</w:t>
-            </w:r>
-            <w:r>
-              <w:t xml:space="preserve"> </w:t>
-            </w:r>
-            <w:r>
-              <w:t xml:space="preserve">‘printf | sed -n’</w:t>
-            </w:r>
-            <w:r>
-              <w:t xml:space="preserve"> </w:t>
-            </w:r>
-            <w:r>
-              <w:t xml:space="preserve">(2) = ~6. Governed docs are AGENTS.md 689 + CLAUDE.md 494 + docs/features/Status.md 670 = 1853 lines, so ~11,118 process spawns, measuring ~102 ms/line. Classic per-line-subprocess shell trap. THE IRONY WORTH PRESERVING, because it explains why nobody simplified it: the in-code comment shows</w:t>
-            </w:r>
-            <w:r>
-              <w:t xml:space="preserve"> </w:t>
-            </w:r>
-            <w:r>
-              <w:t xml:space="preserve">‘-oE | wc -l’</w:t>
-            </w:r>
-            <w:r>
-              <w:t xml:space="preserve"> </w:t>
-            </w:r>
-            <w:r>
-              <w:t xml:space="preserve">was chosen DELIBERATELY over</w:t>
-            </w:r>
-            <w:r>
-              <w:t xml:space="preserve"> </w:t>
-            </w:r>
-            <w:r>
-              <w:t xml:space="preserve">‘grep -c’</w:t>
-            </w:r>
-            <w:r>
-              <w:t xml:space="preserve"> </w:t>
-            </w:r>
-            <w:r>
-              <w:t xml:space="preserve">after measuring the §11.4.201(12) footgun - on this host (ugrep 7.8.4)</w:t>
-            </w:r>
-            <w:r>
-              <w:t xml:space="preserve"> </w:t>
-            </w:r>
-            <w:r>
-              <w:t xml:space="preserve">‘grep -coE’</w:t>
-            </w:r>
-            <w:r>
-              <w:t xml:space="preserve"> </w:t>
-            </w:r>
-            <w:r>
-              <w:t xml:space="preserve">returned 3 at top level but 1 inside a</w:t>
-            </w:r>
-            <w:r>
-              <w:t xml:space="preserve"> </w:t>
-            </w:r>
-            <w:r>
-              <w:t xml:space="preserve">‘set -euo pipefail’</w:t>
-            </w:r>
-            <w:r>
-              <w:t xml:space="preserve"> </w:t>
-            </w:r>
-            <w:r>
-              <w:t xml:space="preserve">subshell, a context-dependent reading. The correctness fix is right and must be kept; it is the PER-LINE application of it that costs the three minutes. HYPOTHESIS REFUTED, recorded so nobody re-walks it: this is NOT worktree traversal. The gate’s find is scoped to $PLUGINS_DIR (:224), so the five agent worktrees are outside its walk. That guess was raised on BOB-194 and is dead. LIKELY FIX (unverified, stated as a candidate not a conclusion): pre-filter with ONE grep for lines containing</w:t>
-            </w:r>
-            <w:r>
-              <w:t xml:space="preserve"> </w:t>
-            </w:r>
-            <w:r>
-              <w:t xml:space="preserve">‘CM-PLUGIN-COUNT:’</w:t>
-            </w:r>
-            <w:r>
-              <w:t xml:space="preserve"> </w:t>
-            </w:r>
-            <w:r>
-              <w:t xml:space="preserve">before entering the loop, reducing ~1853 iterations to the ~8 lines that carry a marker, while leaving the per-line parsing logic - and its footgun-avoiding form - completely unchanged. WHY IT MATTERS beyond impatience: this gate is on the pre-build critical path, and CLAUDE.md leans on it as the mechanical authority for the three distinct plugin rosters (43 curated / 43 engines / 12 bootstrap) whose conflation was BOB-149. A gate slow enough to tempt anyone into skipping it protects nothing. ACCEPTANCE: runtime reduced with the counts and the footgun-avoiding parse preserved byte-for-byte in behaviour, proven by the existing paired mutation still biting plus a before/after wall-clock recorded. §11.4.6: nothing here questions the gate’s VERDICTS - only its runtime.</w:t>
-            </w:r>
-          </w:p>
-        </w:tc>
-      </w:tr>
-      <w:tr>
-        <w:tc>
-          <w:tcPr/>
-          <w:p>
-            <w:pPr>
-              <w:pStyle w:val="Compact"/>
-            </w:pPr>
-            <w:r>
-              <w:t xml:space="preserve">BOB-197</w:t>
+              <w:t xml:space="preserve">scripts/ownership_precondition.sh consumes the SAME unreviewed .env-driven scope as ownership_repair.sh and creates probe files inside it, but it is NOT fenced. T028 remediation added ownership_path_fence() to scripts/lib/ownership.sh and wired it into ownership_repair.sh, closing the path-escape class there; the precondition was outside that agents file scope and still accepts whatever config/owned_paths.yaml expands to. Blast radius is lower than a recursive chown (it writes probe files rather than mutating ownership of an existing tree) but the INPUT is identical and equally unreviewed, so the same QBITTORRENT_DATA_DIR value that would have driven a filesystem-wide chown will drive probe-file creation at an arbitrary location. Note the escape is empirically confirmed for the repair path, not merely reasoned: during T028 remediation a probe declaring the verbatim shipped entry with QBITTORRENT_DATA_DIR=/ hung the suite, and ps showed the real artifact executing</w:t>
+            </w:r>
+            <w:r>
+              <w:t xml:space="preserve"> </w:t>
+            </w:r>
+            <w:r>
+              <w:t xml:space="preserve">“find / ( ! -uid 1000 -o ! -gid 1000 ) -printf …”</w:t>
+            </w:r>
+            <w:r>
+              <w:t xml:space="preserve"> </w:t>
+            </w:r>
+            <w:r>
+              <w:t xml:space="preserve">before it was killed by verified pid. Acceptance: ownership_precondition.sh calls the SAME ownership_path_fence() predicate from scripts/lib/ownership.sh (never a second dialect, 11.4.251), refuses fail-closed on a rejected entry, and ships a paired 1.1 mutation proving the refusal fires PLUS a negative control proving the six live shipped entries still ACCEPT so the fix is not a 11.4.201(1) false-positive refusal. Discovered out-of-band during T028 remediation and reported by the agent as needing tracking, so it is also a 11.4.238 coverage escape.</w:t>
+            </w:r>
+          </w:p>
+        </w:tc>
+      </w:tr>
+      <w:tr>
+        <w:tc>
+          <w:tcPr/>
+          <w:p>
+            <w:pPr>
+              <w:pStyle w:val="Compact"/>
+            </w:pPr>
+            <w:r>
+              <w:t xml:space="preserve">BOB-188</w:t>
             </w:r>
           </w:p>
         </w:tc>
@@ -3694,22 +3707,641 @@
                 <w:b/>
                 <w:bCs/>
               </w:rPr>
-              <w:t xml:space="preserve">OPERATOR DECISION (2026-08-26, §11.4.66): GENERATE THE TOKEN AND ARM IT</w:t>
-            </w:r>
-            <w:r>
-              <w:t xml:space="preserve"> </w:t>
-            </w:r>
-            <w:r>
-              <w:t xml:space="preserve">The conductor generates a 32-byte random token and writes BOBA_API_TOKEN into .env; the operator configures clients with it. DONE 2026-08-26: token generated via secrets.token_hex(32), appended to .env with a comment naming BOB-197 and the routes.py:83 env-gating fact, chmod 600, value shown to the operator ONCE and never written to any other file. Safety verified BEFORE writing (§11.4.30/§11.4.10): .env matched .gitignore:27 ’*.env’ and was untracked (needle-proven — the same matcher confirmed docker-compose.yml IS tracked, so the negative is real); a §9.2 pre-op backup was taken and is itself ignored; post-write re-check confirmed .env still ignored and absent from git status. Pre-store audit found the only tracked BOBA_API_TOKEN= occurrences are the docker-compose passthrough</w:t>
-            </w:r>
-            <w:r>
-              <w:t xml:space="preserve"> </w:t>
-            </w:r>
-            <w:r>
-              <w:t xml:space="preserve">${BOBA_API_TOKEN:-} and prose in the leak-audit challenge — no literal value has ever been committed. STILL OWED, and the item stays open until it lands: the BOOT-TIME INVARIANT (§11.4.254) that refuses to start LAN-bound when the token is unset or empty. Without it the arming is a state fix, not a defect fix — §11.4.226(5) is explicit that a state-only repair cannot close a defect item. Options not chosen: operator sets it themselves with the invariant blocking until then; invariant warns first and blocks on a named date.  Recorded as consumer DATA per §11.4.35 — the operator's stated choice, not an agent inference. Options not chosen are named so a future reader does not re-litigate a settled call.  --- prior item text follows ---  OPERATOR DECISION (2026-08-26): arm BOBA_API_TOKEN and keep 0.0.0.0, backed by a BOOT-TIME invariant that refuses to start LAN-bound with the token unset. This item IS that invariant.  MEASURED FACT, not inference. download-proxy/src/api/routes.py:83 require_api_token() reads BOBA_API_TOKEN at request time and returns immediately when unset or empty. Its own docstring states it plainly: "BOBA_API_TOKEN unset/empty -&gt; return (OPEN). This is the DEFAULT and preserves the current no-auth contract + dev workflow". docker-compose.yml:237 passes BOBA_API_TOKEN=$</w:t>
-            </w:r>
-            <w:r>
-              <w:t xml:space="preserve">{BOBA_API_TOKEN:-}, so the container inherits empty unless the operator declares it. The operator .env does NOT declare it, needle-verified per 11.4.201(7)(b): the same matcher hit QBITTORRENT_DATA_DIR in the same file, so the miss is a real absence and not a blind read. The qbittorrent-proxy container was RUNNING and LAN-bound at measurement time. Consequence: the ten routes the BOB-102 guard resolves as auth-wired are open in practice on a default deploy. WHY A STATIC GATE CANNOT COVER THIS. The BOB-102 gate asserts static route WIRING - that a Depends(require_api_token) marker exists on handler, decorator or router. It cannot assert runtime ARMING, which depends on an env var read per request. Claiming the static gate covers it would be exactly the bluff the gate exists to prevent (11.4.262: machine evidence must match the layer it claims). This is a boot-time invariant class per 11.4.254. ACCEPTANCE: a boot-time check that, when the listener is LAN-bound (not loopback), refuses to start with a non-zero exit and a named cause if BOBA_API_TOKEN is unset or empty, so the open state becomes UNREACHABLE rather than the default. Paired 1.1 mutation: remove the check, prove the service starts LAN-bound-and-open. Golden-FALSE per 11.4.201(1): a loopback-bound listener with the token unset must NOT be refused, or the check becomes a false-positive refusal blocking legitimate dev work. 11.4.238 COVERAGE-ESCAPE NOTE: found by a subagent reading source during BOB-102 guard construction, NOT by the automated QA regime - which is itself the defect class 11.4.238 names. The boot-time check IS the new automated check that would have caught it.</w:t>
+              <w:t xml:space="preserve">OPERATOR DECISION (2026-08-26, §11.4.66 interactive clarification): UNTRACK THE BINARY — BUILD ON DEMAND</w:t>
+            </w:r>
+            <w:r>
+              <w:t xml:space="preserve"> </w:t>
+            </w:r>
+            <w:r>
+              <w:t xml:space="preserve">§11.4.30 answer, recorded as consumer DATA: the compiled</w:t>
+            </w:r>
+            <w:r>
+              <w:t xml:space="preserve"> </w:t>
+            </w:r>
+            <w:r>
+              <w:rPr>
+                <w:rStyle w:val="VerbatimChar"/>
+              </w:rPr>
+              <w:t xml:space="preserve">workable-items</w:t>
+            </w:r>
+            <w:r>
+              <w:t xml:space="preserve"> </w:t>
+            </w:r>
+            <w:r>
+              <w:t xml:space="preserve">binary is NOT to be git-tracked.</w:t>
+            </w:r>
+            <w:r>
+              <w:t xml:space="preserve"> </w:t>
+            </w:r>
+            <w:r>
+              <w:t xml:space="preserve">‘Any build derivate which we can recreate by executing proper mechanism for generating MUST NOT be versioned’</w:t>
+            </w:r>
+            <w:r>
+              <w:t xml:space="preserve"> </w:t>
+            </w:r>
+            <w:r>
+              <w:t xml:space="preserve">applies without exception here. Keeping it tracked with only the invariant-52 fingerprint gate, and keeping it tracked with a commit-time rebuild, were both offered and NOT chosen. REQUIRED END STATE: the gate builds from source, or REFUSES HONESTLY when the Go toolchain is absent (§11.4.201(11) — probe the artifact through its real invocation path, never fake a pass, never silently fall back to a stale binary). Staleness becomes structurally impossible rather than merely detected. ACCEPTED COST: a fresh clone needs a Go toolchain before invariant 17 can run — already true for the qBitTorrent-go backend, so this adds no new host requirement. The invariant-52 fingerprint gate remains useful as defence-in-depth for as long as any binary exists on disk. This answer is recorded as consumer DATA per §11.4.35 — it is the operator’s stated choice, not an agent inference, and supersedes any prior agent-chosen default on this question. Options not chosen are named above so a future reader does not re-litigate a settled call (§11.4.112(5) bounded-verdict discipline applied to decisions). — prior item text follows — pre_build_verification.sh invariant 17 (CM-WORKABLE-ITEMS-VALIDATE) resolves its binary through the candidate loop at :534, whose FIRST entry is constitution/scripts/workable-items/bin/workable-items. That file is GIT-TRACKED (md5 17644a248363, identical to bin/workable-items-linux) and executable, so it WINS resolution over the current untracked sibling constitution/scripts/workable-items/workable-items (md5 43376a6d0184). The tracked binary is STALE: it does not contain the guards its own source now has. MEASURED, needle-proven, 2026-08-25. String presence in the tracked binary:</w:t>
+            </w:r>
+            <w:r>
+              <w:t xml:space="preserve"> </w:t>
+            </w:r>
+            <w:r>
+              <w:t xml:space="preserve">“refusing to set terminal status”</w:t>
+            </w:r>
+            <w:r>
+              <w:t xml:space="preserve"> </w:t>
+            </w:r>
+            <w:r>
+              <w:t xml:space="preserve">-&gt; 0;</w:t>
+            </w:r>
+            <w:r>
+              <w:t xml:space="preserve"> </w:t>
+            </w:r>
+            <w:r>
+              <w:t xml:space="preserve">“Issues-location item has TERMINAL status”</w:t>
+            </w:r>
+            <w:r>
+              <w:t xml:space="preserve"> </w:t>
+            </w:r>
+            <w:r>
+              <w:t xml:space="preserve">-&gt; 0; control needle from the SAME updateCmd,</w:t>
+            </w:r>
+            <w:r>
+              <w:t xml:space="preserve"> </w:t>
+            </w:r>
+            <w:r>
+              <w:t xml:space="preserve">“at least one mutable field flag is required”</w:t>
+            </w:r>
+            <w:r>
+              <w:t xml:space="preserve"> </w:t>
+            </w:r>
+            <w:r>
+              <w:t xml:space="preserve">-&gt; 2 (so the instrument sees through that path and the zeros are real absences, not a blind read). The untracked sibling returns 1 / 1 / 2 for the same three queries. A check whose message string is absent from the binary cannot fire. RUNTIME PROOF: the same injected violation (a row set to terminal status while current_location=Issues) run through both binaries -&gt; stale reports 1 violation (only the body_md desync class), current reports 2 including the location-status class verbatim. This is exactly why the ten BOB-166 rows (BOB-087/129/131/144/145/146/148/153/155/157) survived undetected: the gate that was supposed to catch them was running a binary structurally incapable of seeing them. The 11.4.108 SOURCE-&gt;ARTIFACT gap: source correct, artifact stale, every gate reading the artifact reports green. This is the THIRD instance of that class found in one session, alongside BOB-169 (a charset gate that never opened a file) and BOB-183 (a served bundle five days older than its sources). COMPOUNDING: the comment at :519-523 directly above the loop asserts</w:t>
+            </w:r>
+            <w:r>
+              <w:t xml:space="preserve"> </w:t>
+            </w:r>
+            <w:r>
+              <w:t xml:space="preserve">“The naive bin/workable-items path never existed in this checkout (bin/ is a gitignored local build-output dir nothing ever populated)”</w:t>
+            </w:r>
+            <w:r>
+              <w:t xml:space="preserve">. That statement is now FALSE - bin/ holds two tracked binaries. A stale comment asserting the absence of the very file that now shadows resolution is how this stayed invisible. Also an 11.4.30 question the operator owns: bin/workable-items and bin/workable-items-linux are VERSIONED BUILD ARTIFACTS in a constitution submodule that is inherited by reference by every consumer, so every consumer inherits whichever binary was last committed. Flagged independently by two separate agents this session. ACCEPTANCE: (a) resolution must never prefer a stale artifact over a current one - either the tracked binaries are removed and resolution falls through to build-on-demand, or a freshness check refuses a binary older than its sources (see the BOB-183 fingerprint gate for a working pattern); (b) the false comment at :519-523 corrected; (c) a paired 1.1 mutation proving the new refusal fires, plus a negative control proving a genuinely fresh binary still passes so the fix is not an 11.4.201(1) false-positive refusal; (d) the 11.4.30 tracked-binary decision recorded as operator DATA. Discovered out-of-band during BOB-166 remediation - a 11.4.238 coverage escape in its own right.</w:t>
+            </w:r>
+          </w:p>
+        </w:tc>
+      </w:tr>
+      <w:tr>
+        <w:tc>
+          <w:tcPr/>
+          <w:p>
+            <w:pPr>
+              <w:pStyle w:val="Compact"/>
+            </w:pPr>
+            <w:r>
+              <w:t xml:space="preserve">BOB-191</w:t>
+            </w:r>
+          </w:p>
+        </w:tc>
+        <w:tc>
+          <w:tcPr/>
+          <w:p>
+            <w:pPr>
+              <w:pStyle w:val="Compact"/>
+            </w:pPr>
+            <w:r>
+              <w:t xml:space="preserve">Bug</w:t>
+            </w:r>
+          </w:p>
+        </w:tc>
+        <w:tc>
+          <w:tcPr/>
+          <w:p>
+            <w:pPr>
+              <w:pStyle w:val="Compact"/>
+            </w:pPr>
+            <w:r>
+              <w:t xml:space="preserve">Queued</w:t>
+            </w:r>
+          </w:p>
+        </w:tc>
+        <w:tc>
+          <w:tcPr/>
+          <w:p>
+            <w:pPr>
+              <w:pStyle w:val="Compact"/>
+            </w:pPr>
+            <w:r>
+              <w:t xml:space="preserve">—</w:t>
+            </w:r>
+          </w:p>
+        </w:tc>
+        <w:tc>
+          <w:tcPr/>
+          <w:p>
+            <w:pPr>
+              <w:pStyle w:val="Compact"/>
+            </w:pPr>
+            <w:r>
+              <w:t xml:space="preserve">WHAT: the §11.4.252 fail-open scan reports 0 hits for qBitTorrent-go, and that zero is NOT evidence. The triage agent ran control needles through the scanner’s own path per §11.4.201(7)(b): a Python</w:t>
+            </w:r>
+            <w:r>
+              <w:t xml:space="preserve"> </w:t>
+            </w:r>
+            <w:r>
+              <w:t xml:space="preserve">‘except Exception: pass’</w:t>
+            </w:r>
+            <w:r>
+              <w:t xml:space="preserve"> </w:t>
+            </w:r>
+            <w:r>
+              <w:t xml:space="preserve">needle was SEEN, a TypeScript</w:t>
+            </w:r>
+            <w:r>
+              <w:t xml:space="preserve"> </w:t>
+            </w:r>
+            <w:r>
+              <w:t xml:space="preserve">‘catch (e) {}’</w:t>
+            </w:r>
+            <w:r>
+              <w:t xml:space="preserve"> </w:t>
+            </w:r>
+            <w:r>
+              <w:t xml:space="preserve">needle was SEEN (so frontend/src’s zero IS a real zero), but a Go empty-</w:t>
+            </w:r>
+            <w:r>
+              <w:t xml:space="preserve">‘if err != nil {}’</w:t>
+            </w:r>
+            <w:r>
+              <w:t xml:space="preserve"> </w:t>
+            </w:r>
+            <w:r>
+              <w:t xml:space="preserve">needle was NOT SEEN. An instrument that cannot see the idiom returns the same quiet zero as a clean tree, and only one of those is honest. DISTINCT FROM BOB-189, deliberately not merged with it per §11.4.214: BOB-189 is a false MATCH (fail-closed guards reported as fail-open); this is a false NULL (an entire language unscanned). Same scanner, opposite failure directions, different fixes - merging them would hide one behind the other. IMPACT: Go is the language of qbittorrent-proxy-go and boba-jackett (port 7189, which owns encrypted tracker credentials), so the unscanned surface is exactly where §11.4.252’s credential-plus-mutation combination is most likely. Nobody has assessed it; the dashboard says clean. ACCEPTANCE: the scanner grows a Go arm covering the empty-err-block and swallowed-error idioms, its needle is SEEN through the real path, qBitTorrent-go’s result is re-derived, and every finding is triaged as this Python/TS pass was. Until then qBitTorrent-go’s fail-open posture is UNKNOWN and must be reported as UNKNOWN, never as 0. === ROUND-2 INVESTIGATION, MEASURED 2026-08-26 — THE FILED TITLE WAS TOO NARROW (§11.4.6) === The live scanner is constitution/scripts/gates/cm_dangerous_combination_fail_closed.sh, driven per-root by invariant 39 at scripts/pre_build_verification.sh:1481-1544. (scripts/pre_build/check_cm_no_fail_open_skip.sh has NEVER existed on any branch — it exists only in an uncommitted worktree. Any citation of that path is citing a file that is not there.) IT IS A WEAK-MATCHER DEFECT, NOT A SCOPE HOLE. Line :243 sets exts=</w:t>
+            </w:r>
+            <w:r>
+              <w:t xml:space="preserve">“py go rs c cc cpp h hpp java cs js ts jsx tsx php rb”</w:t>
+            </w:r>
+            <w:r>
+              <w:t xml:space="preserve"> </w:t>
+            </w:r>
+            <w:r>
+              <w:t xml:space="preserve">— .go IS enumerated. But line :537 gates the Python ast analyser on</w:t>
+            </w:r>
+            <w:r>
+              <w:t xml:space="preserve"> </w:t>
+            </w:r>
+            <w:r>
+              <w:rPr>
+                <w:rStyle w:val="VerbatimChar"/>
+              </w:rPr>
+              <w:t xml:space="preserve">case "$f" in *.py)</w:t>
+            </w:r>
+            <w:r>
+              <w:t xml:space="preserve">, so every non-Python file falls through to just two text matchers (:772 empty</w:t>
+            </w:r>
+            <w:r>
+              <w:t xml:space="preserve"> </w:t>
+            </w:r>
+            <w:r>
+              <w:rPr>
+                <w:rStyle w:val="VerbatimChar"/>
+              </w:rPr>
+              <w:t xml:space="preserve">catch (...) {</w:t>
+            </w:r>
+            <w:r>
+              <w:t xml:space="preserve">, :794 credential</w:t>
+            </w:r>
+            <w:r>
+              <w:t xml:space="preserve"> </w:t>
+            </w:r>
+            <w:r>
+              <w:rPr>
+                <w:rStyle w:val="VerbatimChar"/>
+              </w:rPr>
+              <w:t xml:space="preserve">= x \|\| "literal"</w:t>
+            </w:r>
+            <w:r>
+              <w:t xml:space="preserve">). Go has no</w:t>
+            </w:r>
+            <w:r>
+              <w:t xml:space="preserve"> </w:t>
+            </w:r>
+            <w:r>
+              <w:rPr>
+                <w:rStyle w:val="VerbatimChar"/>
+              </w:rPr>
+              <w:t xml:space="preserve">catch</w:t>
+            </w:r>
+            <w:r>
+              <w:t xml:space="preserve"> </w:t>
+            </w:r>
+            <w:r>
+              <w:t xml:space="preserve">keyword, so neither matcher CAN fire on Go by construction. NEEDLE TEST, BOTH ARMS (planted / rc / result): Python 2 / 1 / SEEN · TypeScript 1 / 1 / SEEN · Java 1 / 1 / SEEN ·</w:t>
+            </w:r>
+            <w:r>
+              <w:t xml:space="preserve"> </w:t>
+            </w:r>
+            <w:r>
+              <w:rPr>
+                <w:b/>
+                <w:bCs/>
+              </w:rPr>
+              <w:t xml:space="preserve">Go 6 / 0 / NOT SEEN — PASS</w:t>
+            </w:r>
+            <w:r>
+              <w:t xml:space="preserve"> </w:t>
+            </w:r>
+            <w:r>
+              <w:t xml:space="preserve">· Rust 2 / 0 / NOT SEEN · Ruby 1 / 0 / NOT SEEN · C 2 / 0 / NOT SEEN. Go is ONE OF FIVE BLIND EXTENSIONS, not a special case. The Go needle is real code: go build rc=0, go vet rc=0, gofmt -e clean. THE DECISIVE DISCRIMINATOR — same bytes, extension changed: .zig (NOT enumerated) →</w:t>
+            </w:r>
+            <w:r>
+              <w:t xml:space="preserve"> </w:t>
+            </w:r>
+            <w:r>
+              <w:t xml:space="preserve">“SKIP — topology_unsupported”</w:t>
+            </w:r>
+            <w:r>
+              <w:t xml:space="preserve">; .go (enumerated) →</w:t>
+            </w:r>
+            <w:r>
+              <w:t xml:space="preserve"> </w:t>
+            </w:r>
+            <w:r>
+              <w:t xml:space="preserve">“PASS”</w:t>
+            </w:r>
+            <w:r>
+              <w:t xml:space="preserve">. The gate ALREADY OWNS an honest-blindness mechanism and it works correctly; Go routes around it precisely BY BEING ENUMERATED. A scope hole announces itself; this matcher hole prints green. That makes it the worse defect and is why the corrected title leads with it. QUANTIFIED SURFACE (exclusions stated, §11.4.224(E)): using the scanner’s OWN prune list and nothing added — 106 .go files / 20,389 LOC (52 production files / 6,858 LOC). WITH and WITHOUT exclusions the count is 106 == 106; no vendored tree exists, so no unstated exclusion could manufacture a clean number. qBitTorrent-go holds 106 blind files and 0 analysable files — 100% blind — yet invariant 39 counts it among</w:t>
+            </w:r>
+            <w:r>
+              <w:t xml:space="preserve"> </w:t>
+            </w:r>
+            <w:r>
+              <w:t xml:space="preserve">“5 first-party source root(s)”</w:t>
+            </w:r>
+            <w:r>
+              <w:t xml:space="preserve"> </w:t>
+            </w:r>
+            <w:r>
+              <w:t xml:space="preserve">reported clean. DEFECTS THE BLINDNESS HID → filed as BOB-204 (credential DELETE returns unconditional 204 while the .env plaintext delete error is discarded; plus the env_write_failed_db_rolled_back code asserting an unconfirmed rollback). SEPARATE SCOPE HOLE → filed as BOB-205 (cmd/boba-ctl, 947 LOC orchestrator, absent from DANGER_ROOTS entirely). Distinct-but-similar per §11.4.214, deliberately not merged. GOLDEN-FALSE FIXTURE FOR ANY FUTURE GO ARM: internal/jackettapi/auth_middleware.go:45-66 is correctly fail-CLOSED (constant-time compare, 401+return) — a Go arm MUST NOT flag it. LOAD-BEARING §11.4.250 PREDICTION: bolting a naive Go regex arm on will IMMEDIATELY manufacture BOB-189-class false positives in Go —</w:t>
+            </w:r>
+            <w:r>
+              <w:t xml:space="preserve"> </w:t>
+            </w:r>
+            <w:r>
+              <w:rPr>
+                <w:rStyle w:val="VerbatimChar"/>
+              </w:rPr>
+              <w:t xml:space="preserve">if err != nil { return false }</w:t>
+            </w:r>
+            <w:r>
+              <w:t xml:space="preserve"> </w:t>
+            </w:r>
+            <w:r>
+              <w:t xml:space="preserve">in a Go validator is fail-CLOSED. Fixing this as layer N+1 reproduces BOB-189 in a new language. THEREFORE the remediation order is fixed: (1) analyser REGISTRY with an UNANALYSED verdict FIRST — extension→analyser map, unmapped extension reports UNANALYSED never silent PASS, which converts the false null into an honest gap and covers rust/ruby/C too; (2) only then a Go arm, call-site-aware from day one (go/ast, or adopt errcheck/staticcheck rather than hand-rolled regex), shipped with the auth_middleware golden-FALSE. ONE PRIMITIVE, TWO SYMPTOMS: the scanner classifies by local syntactic shape and never consults semantic role — BOB-189 ignores the CALLER’s context (false match), BOB-191 searches for a shape from a DIFFERENT language family (false null). The gate’s own header already concedes the primitive (</w:t>
+            </w:r>
+            <w:r>
+              <w:t xml:space="preserve">“requires real data-flow analysis this gate CANNOT honestly claim”</w:t>
+            </w:r>
+            <w:r>
+              <w:t xml:space="preserve">); what is missing is propagating that concession into PER-LANGUAGE honesty. Keep two tracker items. INSTRUMENT BUG RECORDED, NOT HIDDEN (§11.4.201(12)): the investigation’s first verdict extraction used</w:t>
+            </w:r>
+            <w:r>
+              <w:t xml:space="preserve"> </w:t>
+            </w:r>
+            <w:r>
+              <w:rPr>
+                <w:rStyle w:val="VerbatimChar"/>
+              </w:rPr>
+              <w:t xml:space="preserve">grep -oE 'PASS\|FAIL\|SKIP'</w:t>
+            </w:r>
+            <w:r>
+              <w:t xml:space="preserve">, which matched FAIL inside the gate’s own name (…FAIL-CLOSED) and mislabelled three PASSes. Re-run keyed on exit code; the table above is the corrected run. EVIDENCE: docs/qa/BOB-191/scanner_blindness_investigation_20260826.md (255 lines, §11.4.44 header). No source, gate, or config modified by the investigation.</w:t>
+            </w:r>
+          </w:p>
+        </w:tc>
+      </w:tr>
+      <w:tr>
+        <w:tc>
+          <w:tcPr/>
+          <w:p>
+            <w:pPr>
+              <w:pStyle w:val="Compact"/>
+            </w:pPr>
+            <w:r>
+              <w:t xml:space="preserve">BOB-192</w:t>
+            </w:r>
+          </w:p>
+        </w:tc>
+        <w:tc>
+          <w:tcPr/>
+          <w:p>
+            <w:pPr>
+              <w:pStyle w:val="Compact"/>
+            </w:pPr>
+            <w:r>
+              <w:t xml:space="preserve">Task</w:t>
+            </w:r>
+          </w:p>
+        </w:tc>
+        <w:tc>
+          <w:tcPr/>
+          <w:p>
+            <w:pPr>
+              <w:pStyle w:val="Compact"/>
+            </w:pPr>
+            <w:r>
+              <w:t xml:space="preserve">Queued</w:t>
+            </w:r>
+          </w:p>
+        </w:tc>
+        <w:tc>
+          <w:tcPr/>
+          <w:p>
+            <w:pPr>
+              <w:pStyle w:val="Compact"/>
+            </w:pPr>
+            <w:r>
+              <w:t xml:space="preserve">—</w:t>
+            </w:r>
+          </w:p>
+        </w:tc>
+        <w:tc>
+          <w:tcPr/>
+          <w:p>
+            <w:pPr>
+              <w:pStyle w:val="Compact"/>
+            </w:pPr>
+            <w:r>
+              <w:t xml:space="preserve">WHAT: the BOB-161 gate lands with 6 real fail-open skips RATCHETED rather than fixed. Ratcheting is the constitution’s named brownfield default (§11.4.135/§11.4.224(E)) and this repo’s own precedent, so the choice is correct - but the remediation it defers is real work that must be owned somewhere. WHY THIS ITEM EXISTS: the gate’s own header asserted the 6 were</w:t>
+            </w:r>
+            <w:r>
+              <w:t xml:space="preserve"> </w:t>
+            </w:r>
+            <w:r>
+              <w:t xml:space="preserve">‘TRACKED SEPARATELY (§11.4.197)’</w:t>
+            </w:r>
+            <w:r>
+              <w:t xml:space="preserve"> </w:t>
+            </w:r>
+            <w:r>
+              <w:t xml:space="preserve">while no tracker row existed. The §11.4.209 independent review verified the absence and raised it as IMPORTANT-5, noting that without a row those findings are precisely the parked-unverified debt class §11.4.226(4) names - the population an operator samples and finds broken. A prose claim of being tracked is not tracking. WHAT EACH NEEDS: a skip that fires on evidence the host ANSWERED must either classify the response and FAIL on it, or take a §11.4.69 reason that is honestly derivable from the environment rather than from the response - verified against the live stack, not asserted. Two of the six sit under</w:t>
+            </w:r>
+            <w:r>
+              <w:t xml:space="preserve"> </w:t>
+            </w:r>
+            <w:r>
+              <w:t xml:space="preserve">‘# allow-skip:’</w:t>
+            </w:r>
+            <w:r>
+              <w:t xml:space="preserve"> </w:t>
+            </w:r>
+            <w:r>
+              <w:t xml:space="preserve">markers at tests/unit/test_tracker_auth_live.py:105 and :108, which the reviewer confirmed genuinely are fail-open, so that marker must not be treated as absolution. ACCEPTANCE: all 6 remediated with RED-first evidence per §11.4.115, the gate’s BASELINE ratcheted to 0, and the ratchet’s monotone-decreasing property preserved throughout (§11.4.227(A)). NOTE the reviewer’s MINOR-1: a count-baseline absorbs a one-out-one-in swap, so remediation progress must be checked against the finding SET, not only the count.</w:t>
+            </w:r>
+          </w:p>
+        </w:tc>
+      </w:tr>
+      <w:tr>
+        <w:tc>
+          <w:tcPr/>
+          <w:p>
+            <w:pPr>
+              <w:pStyle w:val="Compact"/>
+            </w:pPr>
+            <w:r>
+              <w:t xml:space="preserve">BOB-194</w:t>
+            </w:r>
+          </w:p>
+        </w:tc>
+        <w:tc>
+          <w:tcPr/>
+          <w:p>
+            <w:pPr>
+              <w:pStyle w:val="Compact"/>
+            </w:pPr>
+            <w:r>
+              <w:t xml:space="preserve">Bug</w:t>
+            </w:r>
+          </w:p>
+        </w:tc>
+        <w:tc>
+          <w:tcPr/>
+          <w:p>
+            <w:pPr>
+              <w:pStyle w:val="Compact"/>
+            </w:pPr>
+            <w:r>
+              <w:t xml:space="preserve">In progress</w:t>
+            </w:r>
+          </w:p>
+        </w:tc>
+        <w:tc>
+          <w:tcPr/>
+          <w:p>
+            <w:pPr>
+              <w:pStyle w:val="Compact"/>
+            </w:pPr>
+            <w:r>
+              <w:t xml:space="preserve">—</w:t>
+            </w:r>
+          </w:p>
+        </w:tc>
+        <w:tc>
+          <w:tcPr/>
+          <w:p>
+            <w:pPr>
+              <w:pStyle w:val="Compact"/>
+            </w:pPr>
+            <w:r>
+              <w:t xml:space="preserve">WHAT: agent worktrees under .claude/worktrees/ are ephemeral copies pinned at arbitrary commits - never built, never shipped, deleted when the agent finishes. Pre-build gates that walk the tree with find(1) from the repo root descend into them anyway. MEASURED INSTANCE (2026-08-25): CM-GO-TOOLCHAIN-MATCHES-BUILDER FAILED the main build with exactly one finding, from .claude/worktrees/agent-afda1df906c537ab4 - a worktree 86 commits behind still carrying</w:t>
+            </w:r>
+            <w:r>
+              <w:t xml:space="preserve"> </w:t>
+            </w:r>
+            <w:r>
+              <w:t xml:space="preserve">‘FROM golang:1.23-alpine’</w:t>
+            </w:r>
+            <w:r>
+              <w:t xml:space="preserve"> </w:t>
+            </w:r>
+            <w:r>
+              <w:t xml:space="preserve">against a go.mod long since at 1.26.2. The main tree was CORRECT throughout. Per §11.4.201(1) a false-positive refusal is a FAIL-bluff of equal severity to a false pass: it blocks real work and teaches people to bypass the gate. FIXED FOR ONE GATE:</w:t>
+            </w:r>
+            <w:r>
+              <w:t xml:space="preserve"> </w:t>
+            </w:r>
+            <w:r>
+              <w:t xml:space="preserve">‘.claude’</w:t>
+            </w:r>
+            <w:r>
+              <w:t xml:space="preserve"> </w:t>
+            </w:r>
+            <w:r>
+              <w:t xml:space="preserve">added to that gate’s PRUNE_DIRS with a deterministic §1.1 pair - a stale mismatch inside .claude/worktrees must NOT fail a healthy tree, the SAME mismatch outside it MUST still fail, so the prune cannot widen into blindness (§11.4.201(6)). Mutation verified: reverting the prune fails 2 checks. SURVEY, measured not inferred: 8 of 13 pre_build gates walk the tree; only the fixed one prunes .claude. Gates using</w:t>
+            </w:r>
+            <w:r>
+              <w:t xml:space="preserve"> </w:t>
+            </w:r>
+            <w:r>
+              <w:t xml:space="preserve">‘git ls-files’</w:t>
+            </w:r>
+            <w:r>
+              <w:t xml:space="preserve"> </w:t>
+            </w:r>
+            <w:r>
+              <w:t xml:space="preserve">are structurally immune - worktrees are untracked. Empirically probed: check_cm_closure_seam_binds, check_cm_killpg_pgid_guard and check_cm_no_production_mutation_residue all rc=0 with ZERO worktree references - clean in practice today. UNMEASURED, not clean: check_cm_test_mock_pid_explicit_int and check_cm_test_mock_pid_patched_when_real_pid were not reached before the probe budget expired. HYPOTHESIS REFUTED, recorded so nobody re-walks it: an earlier revision of this item speculated that check_cm_plugin_count’s 90s timeout was caused by walking worktrees. It is NOT. That gate’s find is scoped to $PLUGINS_DIR (check_cm_plugin_count.sh:224), so worktrees are outside its walk entirely. Its slowness is real - still running past 54s on a re-measure - but has a different, still-unidentified cause and belongs to its own item, not this one. ACCEPTANCE: every tree-walking gate either prunes agent scratch or is proven immune by measurement, each with a paired mutation. NOTE the asymmetry that bounds the risk: a stale worktree can only ADD findings to a security-relevant scan (killpg, mutation-residue), never remove them - so the exposure is false refusal and eroded trust, not a missed defect.</w:t>
+            </w:r>
+          </w:p>
+        </w:tc>
+      </w:tr>
+      <w:tr>
+        <w:tc>
+          <w:tcPr/>
+          <w:p>
+            <w:pPr>
+              <w:pStyle w:val="Compact"/>
+            </w:pPr>
+            <w:r>
+              <w:t xml:space="preserve">BOB-196</w:t>
+            </w:r>
+          </w:p>
+        </w:tc>
+        <w:tc>
+          <w:tcPr/>
+          <w:p>
+            <w:pPr>
+              <w:pStyle w:val="Compact"/>
+            </w:pPr>
+            <w:r>
+              <w:t xml:space="preserve">Task</w:t>
+            </w:r>
+          </w:p>
+        </w:tc>
+        <w:tc>
+          <w:tcPr/>
+          <w:p>
+            <w:pPr>
+              <w:pStyle w:val="Compact"/>
+            </w:pPr>
+            <w:r>
+              <w:t xml:space="preserve">Queued</w:t>
+            </w:r>
+          </w:p>
+        </w:tc>
+        <w:tc>
+          <w:tcPr/>
+          <w:p>
+            <w:pPr>
+              <w:pStyle w:val="Compact"/>
+            </w:pPr>
+            <w:r>
+              <w:t xml:space="preserve">—</w:t>
+            </w:r>
+          </w:p>
+        </w:tc>
+        <w:tc>
+          <w:tcPr/>
+          <w:p>
+            <w:pPr>
+              <w:pStyle w:val="Compact"/>
+            </w:pPr>
+            <w:r>
+              <w:t xml:space="preserve">WHAT: the CM-PLUGIN-COUNT pre-build gate takes 189 SECONDS to verify 8 documented counts. Measured 2026-08-25: exceeded a 90s probe budget (rc=124), then a bounded re-run completed at</w:t>
+            </w:r>
+            <w:r>
+              <w:t xml:space="preserve"> </w:t>
+            </w:r>
+            <w:r>
+              <w:t xml:space="preserve">‘rc=0 wall=189s’</w:t>
+            </w:r>
+            <w:r>
+              <w:t xml:space="preserve"> </w:t>
+            </w:r>
+            <w:r>
+              <w:t xml:space="preserve">- it PASSES, it is simply slow. CAUSE, MEASURED NOT GUESSED: the marker loop at check_cm_plugin_count.sh:273-290 iterates EVERY LINE of every governed document and spawns a pipeline per line. Per iteration:</w:t>
+            </w:r>
+            <w:r>
+              <w:t xml:space="preserve"> </w:t>
+            </w:r>
+            <w:r>
+              <w:t xml:space="preserve">‘printf | grep -oE | wc -l | tr -d’</w:t>
+            </w:r>
+            <w:r>
+              <w:t xml:space="preserve"> </w:t>
+            </w:r>
+            <w:r>
+              <w:t xml:space="preserve">(4 processes) plus</w:t>
+            </w:r>
+            <w:r>
+              <w:t xml:space="preserve"> </w:t>
+            </w:r>
+            <w:r>
+              <w:t xml:space="preserve">‘printf | sed -n’</w:t>
+            </w:r>
+            <w:r>
+              <w:t xml:space="preserve"> </w:t>
+            </w:r>
+            <w:r>
+              <w:t xml:space="preserve">(2) = ~6. Governed docs are AGENTS.md 689 + CLAUDE.md 494 + docs/features/Status.md 670 = 1853 lines, so ~11,118 process spawns, measuring ~102 ms/line. Classic per-line-subprocess shell trap. THE IRONY WORTH PRESERVING, because it explains why nobody simplified it: the in-code comment shows</w:t>
+            </w:r>
+            <w:r>
+              <w:t xml:space="preserve"> </w:t>
+            </w:r>
+            <w:r>
+              <w:t xml:space="preserve">‘-oE | wc -l’</w:t>
+            </w:r>
+            <w:r>
+              <w:t xml:space="preserve"> </w:t>
+            </w:r>
+            <w:r>
+              <w:t xml:space="preserve">was chosen DELIBERATELY over</w:t>
+            </w:r>
+            <w:r>
+              <w:t xml:space="preserve"> </w:t>
+            </w:r>
+            <w:r>
+              <w:t xml:space="preserve">‘grep -c’</w:t>
+            </w:r>
+            <w:r>
+              <w:t xml:space="preserve"> </w:t>
+            </w:r>
+            <w:r>
+              <w:t xml:space="preserve">after measuring the §11.4.201(12) footgun - on this host (ugrep 7.8.4)</w:t>
+            </w:r>
+            <w:r>
+              <w:t xml:space="preserve"> </w:t>
+            </w:r>
+            <w:r>
+              <w:t xml:space="preserve">‘grep -coE’</w:t>
+            </w:r>
+            <w:r>
+              <w:t xml:space="preserve"> </w:t>
+            </w:r>
+            <w:r>
+              <w:t xml:space="preserve">returned 3 at top level but 1 inside a</w:t>
+            </w:r>
+            <w:r>
+              <w:t xml:space="preserve"> </w:t>
+            </w:r>
+            <w:r>
+              <w:t xml:space="preserve">‘set -euo pipefail’</w:t>
+            </w:r>
+            <w:r>
+              <w:t xml:space="preserve"> </w:t>
+            </w:r>
+            <w:r>
+              <w:t xml:space="preserve">subshell, a context-dependent reading. The correctness fix is right and must be kept; it is the PER-LINE application of it that costs the three minutes. HYPOTHESIS REFUTED, recorded so nobody re-walks it: this is NOT worktree traversal. The gate’s find is scoped to $PLUGINS_DIR (:224), so the five agent worktrees are outside its walk. That guess was raised on BOB-194 and is dead. LIKELY FIX (unverified, stated as a candidate not a conclusion): pre-filter with ONE grep for lines containing</w:t>
+            </w:r>
+            <w:r>
+              <w:t xml:space="preserve"> </w:t>
+            </w:r>
+            <w:r>
+              <w:t xml:space="preserve">‘CM-PLUGIN-COUNT:’</w:t>
+            </w:r>
+            <w:r>
+              <w:t xml:space="preserve"> </w:t>
+            </w:r>
+            <w:r>
+              <w:t xml:space="preserve">before entering the loop, reducing ~1853 iterations to the ~8 lines that carry a marker, while leaving the per-line parsing logic - and its footgun-avoiding form - completely unchanged. WHY IT MATTERS beyond impatience: this gate is on the pre-build critical path, and CLAUDE.md leans on it as the mechanical authority for the three distinct plugin rosters (43 curated / 43 engines / 12 bootstrap) whose conflation was BOB-149. A gate slow enough to tempt anyone into skipping it protects nothing. ACCEPTANCE: runtime reduced with the counts and the footgun-avoiding parse preserved byte-for-byte in behaviour, proven by the existing paired mutation still biting plus a before/after wall-clock recorded. §11.4.6: nothing here questions the gate’s VERDICTS - only its runtime.</w:t>
             </w:r>
           </w:p>
         </w:tc>
@@ -3978,63 +4610,6 @@
               <w:pStyle w:val="Compact"/>
             </w:pPr>
             <w:r>
-              <w:t xml:space="preserve">BOB-228</w:t>
-            </w:r>
-          </w:p>
-        </w:tc>
-        <w:tc>
-          <w:tcPr/>
-          <w:p>
-            <w:pPr>
-              <w:pStyle w:val="Compact"/>
-            </w:pPr>
-            <w:r>
-              <w:t xml:space="preserve">Task</w:t>
-            </w:r>
-          </w:p>
-        </w:tc>
-        <w:tc>
-          <w:tcPr/>
-          <w:p>
-            <w:pPr>
-              <w:pStyle w:val="Compact"/>
-            </w:pPr>
-            <w:r>
-              <w:t xml:space="preserve">Queued</w:t>
-            </w:r>
-          </w:p>
-        </w:tc>
-        <w:tc>
-          <w:tcPr/>
-          <w:p>
-            <w:pPr>
-              <w:pStyle w:val="Compact"/>
-            </w:pPr>
-            <w:r>
-              <w:t xml:space="preserve">minor</w:t>
-            </w:r>
-          </w:p>
-        </w:tc>
-        <w:tc>
-          <w:tcPr/>
-          <w:p>
-            <w:pPr>
-              <w:pStyle w:val="Compact"/>
-            </w:pPr>
-            <w:r>
-              <w:t xml:space="preserve">WHAT: §11.4.212 makes the main README the canonical entry point for ALL project documentation, with no §11.4.65-scope doc reachable by no link path. docs/scripts/check_cm_lan_routes_authenticated.md is not reachable from README.md. MEASURED 2026-08-27: grep -c for the guide name in README.md returns 0, control-needled against a doc README does link (CONTINUATION returns 1), so the instrument is not blind. ACCEPTANCE: README links the guide directly or transitively, and the doc-link generator covers docs/scripts/ so the next such guide cannot land orphaned. Surfaced by the BOB-102 round-13 remediation and independently verified 2026-08-27.</w:t>
-            </w:r>
-          </w:p>
-        </w:tc>
-      </w:tr>
-      <w:tr>
-        <w:tc>
-          <w:tcPr/>
-          <w:p>
-            <w:pPr>
-              <w:pStyle w:val="Compact"/>
-            </w:pPr>
-            <w:r>
               <w:t xml:space="preserve">BOB-231</w:t>
             </w:r>
           </w:p>
@@ -4102,6 +4677,81 @@
             </w:r>
             <w:r>
               <w:t xml:space="preserve">.sh it runs) – likely via a static grep/parse of pre_build_verification.sh itself, or a runtime trace; (2) assert every one of those paths is git-tracked (git ls-files –error-unmatch); (3) wire this as a new pre-build invariant so a future untracked gate implementation is caught immediately, not discovered independently weeks later; (4) a RED test creating an untracked fake gate-invocation target and asserting the new check fails on it, GREEN once the mechanism exists and the fake target is either removed or tracked.</w:t>
+            </w:r>
+          </w:p>
+        </w:tc>
+      </w:tr>
+      <w:tr>
+        <w:tc>
+          <w:tcPr/>
+          <w:p>
+            <w:pPr>
+              <w:pStyle w:val="Compact"/>
+            </w:pPr>
+            <w:r>
+              <w:t xml:space="preserve">BOB-232</w:t>
+            </w:r>
+          </w:p>
+        </w:tc>
+        <w:tc>
+          <w:tcPr/>
+          <w:p>
+            <w:pPr>
+              <w:pStyle w:val="Compact"/>
+            </w:pPr>
+            <w:r>
+              <w:t xml:space="preserve">Task</w:t>
+            </w:r>
+          </w:p>
+        </w:tc>
+        <w:tc>
+          <w:tcPr/>
+          <w:p>
+            <w:pPr>
+              <w:pStyle w:val="Compact"/>
+            </w:pPr>
+            <w:r>
+              <w:t xml:space="preserve">Queued</w:t>
+            </w:r>
+          </w:p>
+        </w:tc>
+        <w:tc>
+          <w:tcPr/>
+          <w:p>
+            <w:pPr>
+              <w:pStyle w:val="Compact"/>
+            </w:pPr>
+            <w:r>
+              <w:t xml:space="preserve">—</w:t>
+            </w:r>
+          </w:p>
+        </w:tc>
+        <w:tc>
+          <w:tcPr/>
+          <w:p>
+            <w:pPr>
+              <w:pStyle w:val="Compact"/>
+            </w:pPr>
+            <w:r>
+              <w:t xml:space="preserve">AGENTS.md:55 states the Go backend (qbittorrent-proxy-go) serves 7186, 7187, AND 7188, and</w:t>
+            </w:r>
+            <w:r>
+              <w:t xml:space="preserve"> </w:t>
+            </w:r>
+            <w:r>
+              <w:t xml:space="preserve">‘replaces Python proxy’</w:t>
+            </w:r>
+            <w:r>
+              <w:t xml:space="preserve"> </w:t>
+            </w:r>
+            <w:r>
+              <w:t xml:space="preserve">— the exact false claim CLAUDE.md’s Architecture section already corrected (2026-08-20, BOB-141): the container runs exactly ONE binary (CMD [</w:t>
+            </w:r>
+            <w:r>
+              <w:t xml:space="preserve">“/app/qbittorrent-proxy”</w:t>
+            </w:r>
+            <w:r>
+              <w:t xml:space="preserve">]), binding a single ServerPort resolved from MERGE_SERVICE_PORT (default 7187); 7188 is declared via EXPOSE but nothing binds it, and 7186 is never bound either. Surfaced while independently verifying BOB-141’s closure (2026-09-23) — the coordinator confirmed CLAUDE.md is already fully corrected but AGENTS.md was out of that dispatch’s authorized scope, so it was flagged rather than silently left stale (§11.4.238 discovery-channel completeness). Acceptance: AGENTS.md’s port-map/service-description table for the Go backend is corrected to match CLAUDE.md’s already-accurate BOB-141 text (same citations: qBitTorrent-go/Dockerfile:16, internal/config/config.go:58), reusing that correction’s phrasing/citation style rather than inventing a new one.</w:t>
             </w:r>
           </w:p>
         </w:tc>

--- a/docs/Issues_Summary.docx
+++ b/docs/Issues_Summary.docx
@@ -282,7 +282,7 @@
               <w:pStyle w:val="Compact"/>
             </w:pPr>
             <w:r>
-              <w:t xml:space="preserve">27</w:t>
+              <w:t xml:space="preserve">25</w:t>
             </w:r>
           </w:p>
         </w:tc>
@@ -357,7 +357,7 @@
                 <w:b/>
                 <w:bCs/>
               </w:rPr>
-              <w:t xml:space="preserve">54</w:t>
+              <w:t xml:space="preserve">52</w:t>
             </w:r>
           </w:p>
         </w:tc>
@@ -2575,7 +2575,7 @@
               <w:pStyle w:val="Compact"/>
             </w:pPr>
             <w:r>
-              <w:t xml:space="preserve">BOB-161</w:t>
+              <w:t xml:space="preserve">BOB-162</w:t>
             </w:r>
           </w:p>
         </w:tc>
@@ -2608,7 +2608,7 @@
               <w:pStyle w:val="Compact"/>
             </w:pPr>
             <w:r>
-              <w:t xml:space="preserve">High</w:t>
+              <w:t xml:space="preserve">Medium</w:t>
             </w:r>
           </w:p>
         </w:tc>
@@ -2644,7 +2644,7 @@
               <w:t xml:space="preserve"> </w:t>
             </w:r>
             <w:r>
-              <w:t xml:space="preserve">on 2026-08-21T19:31:12Z</w:t>
+              <w:t xml:space="preserve">on 2026-08-21T19:35:02Z</w:t>
             </w:r>
             <w:r>
               <w:t xml:space="preserve"> </w:t>
@@ -2660,7 +2660,7 @@
               <w:t xml:space="preserve"> </w:t>
             </w:r>
             <w:r>
-              <w:t xml:space="preserve">BOB-092 remediation, residual finding</w:t>
+              <w:t xml:space="preserve">BOB-106/BOB-107 remediation, residual</w:t>
             </w:r>
             <w:r>
               <w:t xml:space="preserve"> </w:t>
@@ -2676,28 +2676,7 @@
               <w:t xml:space="preserve"> </w:t>
             </w:r>
             <w:r>
-              <w:t xml:space="preserve">§11.4.69 names CM-NO-FAIL-OPEN-SKIP as one of three mandatory pre-build gates: it audits sink-side probe helpers and FAILs if any code path converts an empty or unreachable response into a PASS-counting SKIP for a feature class with a sink-side probe. This project does not have it. Why this matters now rather than in the abstract: the BOB-092 remediation just removed TWO fail-opens of exactly this class from tests/e2e/test_live_stack_evidence.py — the nnmclub SKIP-on-404 (already removed at 7baef2b) and a surviving sibling at test_iptorrents_is_authenticated_in_search that skipped on</w:t>
-            </w:r>
-            <w:r>
-              <w:t xml:space="preserve"> </w:t>
-            </w:r>
-            <w:r>
-              <w:t xml:space="preserve">‘not authenticated and status != success’</w:t>
-            </w:r>
-            <w:r>
-              <w:t xml:space="preserve"> </w:t>
-            </w:r>
-            <w:r>
-              <w:t xml:space="preserve">while asserting</w:t>
-            </w:r>
-            <w:r>
-              <w:t xml:space="preserve"> </w:t>
-            </w:r>
-            <w:r>
-              <w:t xml:space="preserve">‘treating as transient outage’</w:t>
-            </w:r>
-            <w:r>
-              <w:t xml:space="preserve">. That assertion was false for rejected credentials (upstream_http_403) and for a broken container (plugin_env_missing), both of which are definitive product failures the product already classifies via error_type. Two fail-opens of one class, found one at a time, is the §11.4.146 extend-to-all-cases signal and the §11.4.238 coverage-escape signal together: the regime did not surface either, an agent reading code did. The remediation’s own guards are AST-structural and lethal under three discriminating mutations, but they LIVE IN THE FILE THEY GUARD, so deleting that file evades them entirely. A pre-build gate is the durable home because it audits the corpus rather than one file. Honest boundary (§11.4.6): this item does NOT claim the two remediated fail-opens are unguarded — they are guarded, with runtime evidence (13 passed in 97.36s against the live stack). It claims the CLASS has no corpus-wide detector, so the next instance in a different file is invisible again.</w:t>
+              <w:t xml:space="preserve">The TESTS for both guards are now executed: pre-build invariant 30’s glob was extended from tests/unit + tests/pre_build to also cover tests/hooks. MEASURED before/after: the glob expanded to 27 suites with 0 under tests/hooks while 3 existed there; it now expands to 30 with 3 under tests/hooks. All three pass. But the GUARDS themselves are still invoked by nothing. check-brief-inputs.sh is honestly conductor-run rather than automatic: a brief’s required-input list lives in free-form prose that the Agent tool’s structured input does not expose, so an automatic prompt-scraping gate would itself be an unproven pattern-match. Its seam is the dispatch procedure, and that is a documentation + habit change, not a hook. unattributed-commit-guard.sh is different and is why this item exists. Run against real history it names 14 violating commits since the last tag (and 21 bare Auto-commit subjects exist across all refs). Wiring it into the pre-build or commit seam AS-IS would therefore refuse every commit immediately, on pre-existing debt nobody can fix in the moment. That is precisely the 11.4.224(E) brownfield-adoption shape, and 11.4.66/11.4.122 put the choice with the operator, not with an agent inventing a ratchet. The options, stated so the decision is a decision and not a default: (a) immediate hard floor – the seam refuses until all 14 are attributed; (b) one-time monotone-decrease ratchet (the 11.4.135 pattern) – snapshot 14 as the baseline, the count may fall and may never rise, so day one is green and the disease cannot spread; (c) changed-commits-only – gate only commits created from now on, with a scheduled deadline for the historical 14; (d) report-only for a stated period, then escalate. Recommendation, with the reasoning rather than just the pick: (b). It is the pattern this constitution already uses for exactly this situation, it makes the debt visible and bounded immediately, and it cannot be satisfied by deleting the guard’s name (11.4.227 closes that gaming channel). But it is the operator’s call and this item is not closed until that answer is recorded. Honest boundary (11.4.6): this item does NOT claim the 14 commits are harmful in themselves – it claims their ATTRIBUTION is absent and that nothing currently prevents the 15th.</w:t>
             </w:r>
             <w:r>
               <w:t xml:space="preserve"> </w:t>
@@ -2713,7 +2692,7 @@
               <w:t xml:space="preserve"> </w:t>
             </w:r>
             <w:r>
-              <w:t xml:space="preserve">scripts/pre_build/ (gate absent); tests/e2e/test_live_stack_evidence.py (guards currently live inside the file they guard)</w:t>
+              <w:t xml:space="preserve">scripts/hooks/unattributed-commit-guard.sh; scripts/hooks/check-brief-inputs.sh; scripts/pre_build_verification.sh; scripts/commit-push-all.sh</w:t>
             </w:r>
             <w:r>
               <w:t xml:space="preserve"> </w:t>
@@ -2729,19 +2708,7 @@
               <w:t xml:space="preserve"> </w:t>
             </w:r>
             <w:r>
-              <w:t xml:space="preserve">grep -rl</w:t>
-            </w:r>
-            <w:r>
-              <w:t xml:space="preserve"> </w:t>
-            </w:r>
-            <w:r>
-              <w:t xml:space="preserve">‘CM-NO-FAIL-OPEN-SKIP’</w:t>
-            </w:r>
-            <w:r>
-              <w:t xml:space="preserve"> </w:t>
-            </w:r>
-            <w:r>
-              <w:t xml:space="preserve">scripts/ tests/ returns exactly ONE hit, and it is tests/e2e/test_live_stack_evidence.py — the file the guards live in, not a gate. Control needle: the same query for CM-OWNERSHIP-INVARIANTS (a gate that does exist) returns 3 files, so the instrument can see gate tokens and the single hit is a real absence, not a blind zero (§11.4.201(7)(b)).</w:t>
+              <w:t xml:space="preserve">Both guards run correctly by hand and are covered by passing tests (9/9 and 15/15, each proven non-bluff against a no-op stub). Neither is invoked by scripts/pre_build_verification.sh or scripts/commit-push-all.sh, so neither exerts standing detection pressure (11.4.226: a guard with no execution seam is not coverage; registration is not coverage).</w:t>
             </w:r>
             <w:r>
               <w:t xml:space="preserve"> </w:t>
@@ -2757,42 +2724,42 @@
               <w:t xml:space="preserve"> </w:t>
             </w:r>
             <w:r>
-              <w:t xml:space="preserve">A scripts/pre_build/ gate named CM-NO-FAIL-OPEN-SKIP exists, is wired into scripts/pre_build_verification.sh, and audits sink-side probe helpers for code paths converting an empty/unreachable/error response into a PASS-counting SKIP for a feature class that HAS a sink-side probe. It ships a golden-TRUE fixture (a real fail-open -&gt; gate FIRES) and a golden-FALSE-with-carrier (an honest topology/geo skip, and a comment merely MENTIONING the phrase -&gt; gate MUST NOT fire), per §11.4.107(10)/§11.4.201(1). Paired §1.1 mutation makes the gate FAIL before the gate is trusted.</w:t>
-            </w:r>
-          </w:p>
-        </w:tc>
-      </w:tr>
-      <w:tr>
-        <w:tc>
-          <w:tcPr/>
-          <w:p>
-            <w:pPr>
-              <w:pStyle w:val="Compact"/>
-            </w:pPr>
-            <w:r>
-              <w:t xml:space="preserve">BOB-162</w:t>
-            </w:r>
-          </w:p>
-        </w:tc>
-        <w:tc>
-          <w:tcPr/>
-          <w:p>
-            <w:pPr>
-              <w:pStyle w:val="Compact"/>
-            </w:pPr>
-            <w:r>
-              <w:t xml:space="preserve">Task</w:t>
-            </w:r>
-          </w:p>
-        </w:tc>
-        <w:tc>
-          <w:tcPr/>
-          <w:p>
-            <w:pPr>
-              <w:pStyle w:val="Compact"/>
-            </w:pPr>
-            <w:r>
-              <w:t xml:space="preserve">Queued</w:t>
+              <w:t xml:space="preserve">Each guard is invoked by a named seam, OR carries a registered deferral pointing at this item. For unattributed-commit-guard.sh specifically, the operator has answered the adoption question below and the answer is recorded as consumer DATA – never an invented ratchet.</w:t>
+            </w:r>
+          </w:p>
+        </w:tc>
+      </w:tr>
+      <w:tr>
+        <w:tc>
+          <w:tcPr/>
+          <w:p>
+            <w:pPr>
+              <w:pStyle w:val="Compact"/>
+            </w:pPr>
+            <w:r>
+              <w:t xml:space="preserve">BOB-164</w:t>
+            </w:r>
+          </w:p>
+        </w:tc>
+        <w:tc>
+          <w:tcPr/>
+          <w:p>
+            <w:pPr>
+              <w:pStyle w:val="Compact"/>
+            </w:pPr>
+            <w:r>
+              <w:t xml:space="preserve">Bug</w:t>
+            </w:r>
+          </w:p>
+        </w:tc>
+        <w:tc>
+          <w:tcPr/>
+          <w:p>
+            <w:pPr>
+              <w:pStyle w:val="Compact"/>
+            </w:pPr>
+            <w:r>
+              <w:t xml:space="preserve">In progress</w:t>
             </w:r>
           </w:p>
         </w:tc>
@@ -2833,13 +2800,13 @@
               <w:rPr>
                 <w:rStyle w:val="VerbatimChar"/>
               </w:rPr>
-              <w:t xml:space="preserve">task</w:t>
-            </w:r>
-            <w:r>
-              <w:t xml:space="preserve"> </w:t>
-            </w:r>
-            <w:r>
-              <w:t xml:space="preserve">on 2026-08-21T19:35:02Z</w:t>
+              <w:t xml:space="preserve">bug</w:t>
+            </w:r>
+            <w:r>
+              <w:t xml:space="preserve"> </w:t>
+            </w:r>
+            <w:r>
+              <w:t xml:space="preserve">on 2026-08-21T19:56:53Z</w:t>
             </w:r>
             <w:r>
               <w:t xml:space="preserve"> </w:t>
@@ -2855,7 +2822,7 @@
               <w:t xml:space="preserve"> </w:t>
             </w:r>
             <w:r>
-              <w:t xml:space="preserve">BOB-106/BOB-107 remediation, residual</w:t>
+              <w:t xml:space="preserve">BOB-110 UX-class coverage, discovered by the new axe-core suite on its first live run</w:t>
             </w:r>
             <w:r>
               <w:t xml:space="preserve"> </w:t>
@@ -2871,7 +2838,16 @@
               <w:t xml:space="preserve"> </w:t>
             </w:r>
             <w:r>
-              <w:t xml:space="preserve">The TESTS for both guards are now executed: pre-build invariant 30’s glob was extended from tests/unit + tests/pre_build to also cover tests/hooks. MEASURED before/after: the glob expanded to 27 suites with 0 under tests/hooks while 3 existed there; it now expands to 30 with 3 under tests/hooks. All three pass. But the GUARDS themselves are still invoked by nothing. check-brief-inputs.sh is honestly conductor-run rather than automatic: a brief’s required-input list lives in free-form prose that the Agent tool’s structured input does not expose, so an automatic prompt-scraping gate would itself be an unproven pattern-match. Its seam is the dispatch procedure, and that is a documentation + habit change, not a hook. unattributed-commit-guard.sh is different and is why this item exists. Run against real history it names 14 violating commits since the last tag (and 21 bare Auto-commit subjects exist across all refs). Wiring it into the pre-build or commit seam AS-IS would therefore refuse every commit immediately, on pre-existing debt nobody can fix in the moment. That is precisely the 11.4.224(E) brownfield-adoption shape, and 11.4.66/11.4.122 put the choice with the operator, not with an agent inventing a ratchet. The options, stated so the decision is a decision and not a default: (a) immediate hard floor – the seam refuses until all 14 are attributed; (b) one-time monotone-decrease ratchet (the 11.4.135 pattern) – snapshot 14 as the baseline, the count may fall and may never rise, so day one is green and the disease cannot spread; (c) changed-commits-only – gate only commits created from now on, with a scheduled deadline for the historical 14; (d) report-only for a stated period, then escalate. Recommendation, with the reasoning rather than just the pick: (b). It is the pattern this constitution already uses for exactly this situation, it makes the debt visible and bounded immediately, and it cannot be satisfied by deleting the guard’s name (11.4.227 closes that gaming channel). But it is the operator’s call and this item is not closed until that answer is recorded. Honest boundary (11.4.6): this item does NOT claim the 14 commits are harmful in themselves – it claims their ATTRIBUTION is absent and that nothing currently prevents the 15th.</w:t>
+              <w:t xml:space="preserve">This is a REAL user-facing defect, not a test-tuning artifact, and it was found by the automated regime rather than by a human squinting at the page – which is exactly the 11.4.238 posture the project is aiming for. The static-grep oracle would NOT have found it. Measured: the served root ships an empty</w:t>
+            </w:r>
+            <w:r>
+              <w:t xml:space="preserve"> </w:t>
+            </w:r>
+            <w:r>
+              <w:t xml:space="preserve"> </w:t>
+            </w:r>
+            <w:r>
+              <w:t xml:space="preserve">pre-hydration, so any check reading the raw HTML audits a page nobody sees. The violation only exists in the hydrated DOM, which is why 11.4.170 requires a rendered oracle and forbids value-equality assertions as the proof a UI is correct. Severity reasoning, stated rather than assumed: this is user-visible and affects the primary dashboard heading, but it degrades legibility rather than breaking function, and the surface is operator-facing rather than public. Medium, not High. The failing test was left FAILING on purpose (11.4.238) instead of silenced or marked xfail. tests/ux/ currently reports 1 failed, 16 passed; that 1 is this defect. Anyone reading a red UX suite should read it as this item, not as flakiness – and when this is fixed the suite goes fully green, which is the signal that it is closed. HONEST SCOPE LIMIT (11.4.6): only the dashboard landing view was scanned. The /jackett/* sub-routes and the ng-serve-hosted :4200 route set were NOT audited – the commands to close both are recorded in docs/testing/ux_accessibility.md. So this item’s 21 nodes are a floor, not a total.</w:t>
             </w:r>
             <w:r>
               <w:t xml:space="preserve"> </w:t>
@@ -2887,7 +2863,7 @@
               <w:t xml:space="preserve"> </w:t>
             </w:r>
             <w:r>
-              <w:t xml:space="preserve">scripts/hooks/unattributed-commit-guard.sh; scripts/hooks/check-brief-inputs.sh; scripts/pre_build_verification.sh; scripts/commit-push-all.sh</w:t>
+              <w:t xml:space="preserve">the Angular dashboard served at http://localhost:7187/ (same compiled SPA as frontend/); production component CSS, not test files</w:t>
             </w:r>
             <w:r>
               <w:t xml:space="preserve"> </w:t>
@@ -2903,7 +2879,7 @@
               <w:t xml:space="preserve"> </w:t>
             </w:r>
             <w:r>
-              <w:t xml:space="preserve">Both guards run correctly by hand and are covered by passing tests (9/9 and 15/15, each proven non-bluff against a no-op stub). Neither is invoked by scripts/pre_build_verification.sh or scripts/commit-push-all.sh, so neither exerts standing detection pressure (11.4.226: a guard with no execution seam is not coverage; registration is not coverage).</w:t>
+              <w:t xml:space="preserve">Run tests/ux/test_live_dashboard_accessibility.py against the running merge service. axe-core v4.13.0, scanning a real Playwright-rendered JS-hydrated DOM, reports color-contrast violations on 21 nodes. Measured pairs: .brand / h1 text #9d001e on background #3c3f41 = 1.43-1.62:1 (WCAG AA large-text floor is 3:1); tagline #808080 on #3c3f41 = 2.68:1 (body-text floor is 4.5:1).</w:t>
             </w:r>
             <w:r>
               <w:t xml:space="preserve"> </w:t>
@@ -2919,177 +2895,6 @@
               <w:t xml:space="preserve"> </w:t>
             </w:r>
             <w:r>
-              <w:t xml:space="preserve">Each guard is invoked by a named seam, OR carries a registered deferral pointing at this item. For unattributed-commit-guard.sh specifically, the operator has answered the adoption question below and the answer is recorded as consumer DATA – never an invented ratchet.</w:t>
-            </w:r>
-          </w:p>
-        </w:tc>
-      </w:tr>
-      <w:tr>
-        <w:tc>
-          <w:tcPr/>
-          <w:p>
-            <w:pPr>
-              <w:pStyle w:val="Compact"/>
-            </w:pPr>
-            <w:r>
-              <w:t xml:space="preserve">BOB-164</w:t>
-            </w:r>
-          </w:p>
-        </w:tc>
-        <w:tc>
-          <w:tcPr/>
-          <w:p>
-            <w:pPr>
-              <w:pStyle w:val="Compact"/>
-            </w:pPr>
-            <w:r>
-              <w:t xml:space="preserve">Bug</w:t>
-            </w:r>
-          </w:p>
-        </w:tc>
-        <w:tc>
-          <w:tcPr/>
-          <w:p>
-            <w:pPr>
-              <w:pStyle w:val="Compact"/>
-            </w:pPr>
-            <w:r>
-              <w:t xml:space="preserve">In progress</w:t>
-            </w:r>
-          </w:p>
-        </w:tc>
-        <w:tc>
-          <w:tcPr/>
-          <w:p>
-            <w:pPr>
-              <w:pStyle w:val="Compact"/>
-            </w:pPr>
-            <w:r>
-              <w:t xml:space="preserve">Medium</w:t>
-            </w:r>
-          </w:p>
-        </w:tc>
-        <w:tc>
-          <w:tcPr/>
-          <w:p>
-            <w:pPr>
-              <w:pStyle w:val="Compact"/>
-            </w:pPr>
-            <w:r>
-              <w:rPr>
-                <w:b/>
-                <w:bCs/>
-              </w:rPr>
-              <w:t xml:space="preserve">Reported-Via:</w:t>
-            </w:r>
-            <w:r>
-              <w:t xml:space="preserve"> </w:t>
-            </w:r>
-            <w:r>
-              <w:t xml:space="preserve">§11.4.202 reporting directive</w:t>
-            </w:r>
-            <w:r>
-              <w:t xml:space="preserve"> </w:t>
-            </w:r>
-            <w:r>
-              <w:rPr>
-                <w:rStyle w:val="VerbatimChar"/>
-              </w:rPr>
-              <w:t xml:space="preserve">bug</w:t>
-            </w:r>
-            <w:r>
-              <w:t xml:space="preserve"> </w:t>
-            </w:r>
-            <w:r>
-              <w:t xml:space="preserve">on 2026-08-21T19:56:53Z</w:t>
-            </w:r>
-            <w:r>
-              <w:t xml:space="preserve"> </w:t>
-            </w:r>
-            <w:r>
-              <w:rPr>
-                <w:b/>
-                <w:bCs/>
-              </w:rPr>
-              <w:t xml:space="preserve">Reported-By:</w:t>
-            </w:r>
-            <w:r>
-              <w:t xml:space="preserve"> </w:t>
-            </w:r>
-            <w:r>
-              <w:t xml:space="preserve">BOB-110 UX-class coverage, discovered by the new axe-core suite on its first live run</w:t>
-            </w:r>
-            <w:r>
-              <w:t xml:space="preserve"> </w:t>
-            </w:r>
-            <w:r>
-              <w:rPr>
-                <w:b/>
-                <w:bCs/>
-              </w:rPr>
-              <w:t xml:space="preserve">What (the report, verbatim):</w:t>
-            </w:r>
-            <w:r>
-              <w:t xml:space="preserve"> </w:t>
-            </w:r>
-            <w:r>
-              <w:t xml:space="preserve">This is a REAL user-facing defect, not a test-tuning artifact, and it was found by the automated regime rather than by a human squinting at the page – which is exactly the 11.4.238 posture the project is aiming for. The static-grep oracle would NOT have found it. Measured: the served root ships an empty</w:t>
-            </w:r>
-            <w:r>
-              <w:t xml:space="preserve"> </w:t>
-            </w:r>
-            <w:r>
-              <w:t xml:space="preserve"> </w:t>
-            </w:r>
-            <w:r>
-              <w:t xml:space="preserve">pre-hydration, so any check reading the raw HTML audits a page nobody sees. The violation only exists in the hydrated DOM, which is why 11.4.170 requires a rendered oracle and forbids value-equality assertions as the proof a UI is correct. Severity reasoning, stated rather than assumed: this is user-visible and affects the primary dashboard heading, but it degrades legibility rather than breaking function, and the surface is operator-facing rather than public. Medium, not High. The failing test was left FAILING on purpose (11.4.238) instead of silenced or marked xfail. tests/ux/ currently reports 1 failed, 16 passed; that 1 is this defect. Anyone reading a red UX suite should read it as this item, not as flakiness – and when this is fixed the suite goes fully green, which is the signal that it is closed. HONEST SCOPE LIMIT (11.4.6): only the dashboard landing view was scanned. The /jackett/* sub-routes and the ng-serve-hosted :4200 route set were NOT audited – the commands to close both are recorded in docs/testing/ux_accessibility.md. So this item’s 21 nodes are a floor, not a total.</w:t>
-            </w:r>
-            <w:r>
-              <w:t xml:space="preserve"> </w:t>
-            </w:r>
-            <w:r>
-              <w:rPr>
-                <w:b/>
-                <w:bCs/>
-              </w:rPr>
-              <w:t xml:space="preserve">Affected scope / file-scope manifest:</w:t>
-            </w:r>
-            <w:r>
-              <w:t xml:space="preserve"> </w:t>
-            </w:r>
-            <w:r>
-              <w:t xml:space="preserve">the Angular dashboard served at http://localhost:7187/ (same compiled SPA as frontend/); production component CSS, not test files</w:t>
-            </w:r>
-            <w:r>
-              <w:t xml:space="preserve"> </w:t>
-            </w:r>
-            <w:r>
-              <w:rPr>
-                <w:b/>
-                <w:bCs/>
-              </w:rPr>
-              <w:t xml:space="preserve">Reproduction / context:</w:t>
-            </w:r>
-            <w:r>
-              <w:t xml:space="preserve"> </w:t>
-            </w:r>
-            <w:r>
-              <w:t xml:space="preserve">Run tests/ux/test_live_dashboard_accessibility.py against the running merge service. axe-core v4.13.0, scanning a real Playwright-rendered JS-hydrated DOM, reports color-contrast violations on 21 nodes. Measured pairs: .brand / h1 text #9d001e on background #3c3f41 = 1.43-1.62:1 (WCAG AA large-text floor is 3:1); tagline #808080 on #3c3f41 = 2.68:1 (body-text floor is 4.5:1).</w:t>
-            </w:r>
-            <w:r>
-              <w:t xml:space="preserve"> </w:t>
-            </w:r>
-            <w:r>
-              <w:rPr>
-                <w:b/>
-                <w:bCs/>
-              </w:rPr>
-              <w:t xml:space="preserve">Acceptance criteria:</w:t>
-            </w:r>
-            <w:r>
-              <w:t xml:space="preserve"> </w:t>
-            </w:r>
-            <w:r>
               <w:t xml:space="preserve">axe-core reports ZERO color-contrast violations against the live rendered dashboard, with the fix made in production component CSS rather than by relaxing the assertion or excluding the rule (11.4.120: reconcile to the correct mechanism, never weaken the check). The existing tests/ux/ suite is the guard and already fails today, so the RED is captured – closure requires it flipping GREEN against the live surface, which is runtime-class evidence per 11.4.226.</w:t>
             </w:r>
           </w:p>
@@ -4677,81 +4482,6 @@
             </w:r>
             <w:r>
               <w:t xml:space="preserve">.sh it runs) – likely via a static grep/parse of pre_build_verification.sh itself, or a runtime trace; (2) assert every one of those paths is git-tracked (git ls-files –error-unmatch); (3) wire this as a new pre-build invariant so a future untracked gate implementation is caught immediately, not discovered independently weeks later; (4) a RED test creating an untracked fake gate-invocation target and asserting the new check fails on it, GREEN once the mechanism exists and the fake target is either removed or tracked.</w:t>
-            </w:r>
-          </w:p>
-        </w:tc>
-      </w:tr>
-      <w:tr>
-        <w:tc>
-          <w:tcPr/>
-          <w:p>
-            <w:pPr>
-              <w:pStyle w:val="Compact"/>
-            </w:pPr>
-            <w:r>
-              <w:t xml:space="preserve">BOB-232</w:t>
-            </w:r>
-          </w:p>
-        </w:tc>
-        <w:tc>
-          <w:tcPr/>
-          <w:p>
-            <w:pPr>
-              <w:pStyle w:val="Compact"/>
-            </w:pPr>
-            <w:r>
-              <w:t xml:space="preserve">Task</w:t>
-            </w:r>
-          </w:p>
-        </w:tc>
-        <w:tc>
-          <w:tcPr/>
-          <w:p>
-            <w:pPr>
-              <w:pStyle w:val="Compact"/>
-            </w:pPr>
-            <w:r>
-              <w:t xml:space="preserve">Queued</w:t>
-            </w:r>
-          </w:p>
-        </w:tc>
-        <w:tc>
-          <w:tcPr/>
-          <w:p>
-            <w:pPr>
-              <w:pStyle w:val="Compact"/>
-            </w:pPr>
-            <w:r>
-              <w:t xml:space="preserve">—</w:t>
-            </w:r>
-          </w:p>
-        </w:tc>
-        <w:tc>
-          <w:tcPr/>
-          <w:p>
-            <w:pPr>
-              <w:pStyle w:val="Compact"/>
-            </w:pPr>
-            <w:r>
-              <w:t xml:space="preserve">AGENTS.md:55 states the Go backend (qbittorrent-proxy-go) serves 7186, 7187, AND 7188, and</w:t>
-            </w:r>
-            <w:r>
-              <w:t xml:space="preserve"> </w:t>
-            </w:r>
-            <w:r>
-              <w:t xml:space="preserve">‘replaces Python proxy’</w:t>
-            </w:r>
-            <w:r>
-              <w:t xml:space="preserve"> </w:t>
-            </w:r>
-            <w:r>
-              <w:t xml:space="preserve">— the exact false claim CLAUDE.md’s Architecture section already corrected (2026-08-20, BOB-141): the container runs exactly ONE binary (CMD [</w:t>
-            </w:r>
-            <w:r>
-              <w:t xml:space="preserve">“/app/qbittorrent-proxy”</w:t>
-            </w:r>
-            <w:r>
-              <w:t xml:space="preserve">]), binding a single ServerPort resolved from MERGE_SERVICE_PORT (default 7187); 7188 is declared via EXPOSE but nothing binds it, and 7186 is never bound either. Surfaced while independently verifying BOB-141’s closure (2026-09-23) — the coordinator confirmed CLAUDE.md is already fully corrected but AGENTS.md was out of that dispatch’s authorized scope, so it was flagged rather than silently left stale (§11.4.238 discovery-channel completeness). Acceptance: AGENTS.md’s port-map/service-description table for the Go backend is corrected to match CLAUDE.md’s already-accurate BOB-141 text (same citations: qBitTorrent-go/Dockerfile:16, internal/config/config.go:58), reusing that correction’s phrasing/citation style rather than inventing a new one.</w:t>
             </w:r>
           </w:p>
         </w:tc>

--- a/docs/Issues_Summary.docx
+++ b/docs/Issues_Summary.docx
@@ -107,7 +107,7 @@
               <w:pStyle w:val="Compact"/>
             </w:pPr>
             <w:r>
-              <w:t xml:space="preserve">6</w:t>
+              <w:t xml:space="preserve">4</w:t>
             </w:r>
           </w:p>
         </w:tc>
@@ -177,7 +177,7 @@
               <w:pStyle w:val="Compact"/>
             </w:pPr>
             <w:r>
-              <w:t xml:space="preserve">6</w:t>
+              <w:t xml:space="preserve">7</w:t>
             </w:r>
           </w:p>
         </w:tc>
@@ -357,7 +357,7 @@
                 <w:b/>
                 <w:bCs/>
               </w:rPr>
-              <w:t xml:space="preserve">52</w:t>
+              <w:t xml:space="preserve">51</w:t>
             </w:r>
           </w:p>
         </w:tc>
@@ -2217,63 +2217,6 @@
               <w:pStyle w:val="Compact"/>
             </w:pPr>
             <w:r>
-              <w:t xml:space="preserve">BOB-137</w:t>
-            </w:r>
-          </w:p>
-        </w:tc>
-        <w:tc>
-          <w:tcPr/>
-          <w:p>
-            <w:pPr>
-              <w:pStyle w:val="Compact"/>
-            </w:pPr>
-            <w:r>
-              <w:t xml:space="preserve">Bug</w:t>
-            </w:r>
-          </w:p>
-        </w:tc>
-        <w:tc>
-          <w:tcPr/>
-          <w:p>
-            <w:pPr>
-              <w:pStyle w:val="Compact"/>
-            </w:pPr>
-            <w:r>
-              <w:t xml:space="preserve">In progress</w:t>
-            </w:r>
-          </w:p>
-        </w:tc>
-        <w:tc>
-          <w:tcPr/>
-          <w:p>
-            <w:pPr>
-              <w:pStyle w:val="Compact"/>
-            </w:pPr>
-            <w:r>
-              <w:t xml:space="preserve">High</w:t>
-            </w:r>
-          </w:p>
-        </w:tc>
-        <w:tc>
-          <w:tcPr/>
-          <w:p>
-            <w:pPr>
-              <w:pStyle w:val="Compact"/>
-            </w:pPr>
-            <w:r>
-              <w:t xml:space="preserve">Merge service on 7187 wedges while the same process still serves 7186 (GIL starvation by one spinning thread)</w:t>
-            </w:r>
-          </w:p>
-        </w:tc>
-      </w:tr>
-      <w:tr>
-        <w:tc>
-          <w:tcPr/>
-          <w:p>
-            <w:pPr>
-              <w:pStyle w:val="Compact"/>
-            </w:pPr>
-            <w:r>
               <w:t xml:space="preserve">BOB-143</w:t>
             </w:r>
           </w:p>
@@ -2737,177 +2680,6 @@
               <w:pStyle w:val="Compact"/>
             </w:pPr>
             <w:r>
-              <w:t xml:space="preserve">BOB-164</w:t>
-            </w:r>
-          </w:p>
-        </w:tc>
-        <w:tc>
-          <w:tcPr/>
-          <w:p>
-            <w:pPr>
-              <w:pStyle w:val="Compact"/>
-            </w:pPr>
-            <w:r>
-              <w:t xml:space="preserve">Bug</w:t>
-            </w:r>
-          </w:p>
-        </w:tc>
-        <w:tc>
-          <w:tcPr/>
-          <w:p>
-            <w:pPr>
-              <w:pStyle w:val="Compact"/>
-            </w:pPr>
-            <w:r>
-              <w:t xml:space="preserve">In progress</w:t>
-            </w:r>
-          </w:p>
-        </w:tc>
-        <w:tc>
-          <w:tcPr/>
-          <w:p>
-            <w:pPr>
-              <w:pStyle w:val="Compact"/>
-            </w:pPr>
-            <w:r>
-              <w:t xml:space="preserve">Medium</w:t>
-            </w:r>
-          </w:p>
-        </w:tc>
-        <w:tc>
-          <w:tcPr/>
-          <w:p>
-            <w:pPr>
-              <w:pStyle w:val="Compact"/>
-            </w:pPr>
-            <w:r>
-              <w:rPr>
-                <w:b/>
-                <w:bCs/>
-              </w:rPr>
-              <w:t xml:space="preserve">Reported-Via:</w:t>
-            </w:r>
-            <w:r>
-              <w:t xml:space="preserve"> </w:t>
-            </w:r>
-            <w:r>
-              <w:t xml:space="preserve">§11.4.202 reporting directive</w:t>
-            </w:r>
-            <w:r>
-              <w:t xml:space="preserve"> </w:t>
-            </w:r>
-            <w:r>
-              <w:rPr>
-                <w:rStyle w:val="VerbatimChar"/>
-              </w:rPr>
-              <w:t xml:space="preserve">bug</w:t>
-            </w:r>
-            <w:r>
-              <w:t xml:space="preserve"> </w:t>
-            </w:r>
-            <w:r>
-              <w:t xml:space="preserve">on 2026-08-21T19:56:53Z</w:t>
-            </w:r>
-            <w:r>
-              <w:t xml:space="preserve"> </w:t>
-            </w:r>
-            <w:r>
-              <w:rPr>
-                <w:b/>
-                <w:bCs/>
-              </w:rPr>
-              <w:t xml:space="preserve">Reported-By:</w:t>
-            </w:r>
-            <w:r>
-              <w:t xml:space="preserve"> </w:t>
-            </w:r>
-            <w:r>
-              <w:t xml:space="preserve">BOB-110 UX-class coverage, discovered by the new axe-core suite on its first live run</w:t>
-            </w:r>
-            <w:r>
-              <w:t xml:space="preserve"> </w:t>
-            </w:r>
-            <w:r>
-              <w:rPr>
-                <w:b/>
-                <w:bCs/>
-              </w:rPr>
-              <w:t xml:space="preserve">What (the report, verbatim):</w:t>
-            </w:r>
-            <w:r>
-              <w:t xml:space="preserve"> </w:t>
-            </w:r>
-            <w:r>
-              <w:t xml:space="preserve">This is a REAL user-facing defect, not a test-tuning artifact, and it was found by the automated regime rather than by a human squinting at the page – which is exactly the 11.4.238 posture the project is aiming for. The static-grep oracle would NOT have found it. Measured: the served root ships an empty</w:t>
-            </w:r>
-            <w:r>
-              <w:t xml:space="preserve"> </w:t>
-            </w:r>
-            <w:r>
-              <w:t xml:space="preserve"> </w:t>
-            </w:r>
-            <w:r>
-              <w:t xml:space="preserve">pre-hydration, so any check reading the raw HTML audits a page nobody sees. The violation only exists in the hydrated DOM, which is why 11.4.170 requires a rendered oracle and forbids value-equality assertions as the proof a UI is correct. Severity reasoning, stated rather than assumed: this is user-visible and affects the primary dashboard heading, but it degrades legibility rather than breaking function, and the surface is operator-facing rather than public. Medium, not High. The failing test was left FAILING on purpose (11.4.238) instead of silenced or marked xfail. tests/ux/ currently reports 1 failed, 16 passed; that 1 is this defect. Anyone reading a red UX suite should read it as this item, not as flakiness – and when this is fixed the suite goes fully green, which is the signal that it is closed. HONEST SCOPE LIMIT (11.4.6): only the dashboard landing view was scanned. The /jackett/* sub-routes and the ng-serve-hosted :4200 route set were NOT audited – the commands to close both are recorded in docs/testing/ux_accessibility.md. So this item’s 21 nodes are a floor, not a total.</w:t>
-            </w:r>
-            <w:r>
-              <w:t xml:space="preserve"> </w:t>
-            </w:r>
-            <w:r>
-              <w:rPr>
-                <w:b/>
-                <w:bCs/>
-              </w:rPr>
-              <w:t xml:space="preserve">Affected scope / file-scope manifest:</w:t>
-            </w:r>
-            <w:r>
-              <w:t xml:space="preserve"> </w:t>
-            </w:r>
-            <w:r>
-              <w:t xml:space="preserve">the Angular dashboard served at http://localhost:7187/ (same compiled SPA as frontend/); production component CSS, not test files</w:t>
-            </w:r>
-            <w:r>
-              <w:t xml:space="preserve"> </w:t>
-            </w:r>
-            <w:r>
-              <w:rPr>
-                <w:b/>
-                <w:bCs/>
-              </w:rPr>
-              <w:t xml:space="preserve">Reproduction / context:</w:t>
-            </w:r>
-            <w:r>
-              <w:t xml:space="preserve"> </w:t>
-            </w:r>
-            <w:r>
-              <w:t xml:space="preserve">Run tests/ux/test_live_dashboard_accessibility.py against the running merge service. axe-core v4.13.0, scanning a real Playwright-rendered JS-hydrated DOM, reports color-contrast violations on 21 nodes. Measured pairs: .brand / h1 text #9d001e on background #3c3f41 = 1.43-1.62:1 (WCAG AA large-text floor is 3:1); tagline #808080 on #3c3f41 = 2.68:1 (body-text floor is 4.5:1).</w:t>
-            </w:r>
-            <w:r>
-              <w:t xml:space="preserve"> </w:t>
-            </w:r>
-            <w:r>
-              <w:rPr>
-                <w:b/>
-                <w:bCs/>
-              </w:rPr>
-              <w:t xml:space="preserve">Acceptance criteria:</w:t>
-            </w:r>
-            <w:r>
-              <w:t xml:space="preserve"> </w:t>
-            </w:r>
-            <w:r>
-              <w:t xml:space="preserve">axe-core reports ZERO color-contrast violations against the live rendered dashboard, with the fix made in production component CSS rather than by relaxing the assertion or excluding the rule (11.4.120: reconcile to the correct mechanism, never weaken the check). The existing tests/ux/ suite is the guard and already fails today, so the RED is captured – closure requires it flipping GREEN against the live surface, which is runtime-class evidence per 11.4.226.</w:t>
-            </w:r>
-          </w:p>
-        </w:tc>
-      </w:tr>
-      <w:tr>
-        <w:tc>
-          <w:tcPr/>
-          <w:p>
-            <w:pPr>
-              <w:pStyle w:val="Compact"/>
-            </w:pPr>
-            <w:r>
               <w:t xml:space="preserve">BOB-170</w:t>
             </w:r>
           </w:p>
@@ -4482,6 +4254,99 @@
             </w:r>
             <w:r>
               <w:t xml:space="preserve">.sh it runs) – likely via a static grep/parse of pre_build_verification.sh itself, or a runtime trace; (2) assert every one of those paths is git-tracked (git ls-files –error-unmatch); (3) wire this as a new pre-build invariant so a future untracked gate implementation is caught immediately, not discovered independently weeks later; (4) a RED test creating an untracked fake gate-invocation target and asserting the new check fails on it, GREEN once the mechanism exists and the fake target is either removed or tracked.</w:t>
+            </w:r>
+          </w:p>
+        </w:tc>
+      </w:tr>
+      <w:tr>
+        <w:tc>
+          <w:tcPr/>
+          <w:p>
+            <w:pPr>
+              <w:pStyle w:val="Compact"/>
+            </w:pPr>
+            <w:r>
+              <w:t xml:space="preserve">BOB-233</w:t>
+            </w:r>
+          </w:p>
+        </w:tc>
+        <w:tc>
+          <w:tcPr/>
+          <w:p>
+            <w:pPr>
+              <w:pStyle w:val="Compact"/>
+            </w:pPr>
+            <w:r>
+              <w:t xml:space="preserve">Bug</w:t>
+            </w:r>
+          </w:p>
+        </w:tc>
+        <w:tc>
+          <w:tcPr/>
+          <w:p>
+            <w:pPr>
+              <w:pStyle w:val="Compact"/>
+            </w:pPr>
+            <w:r>
+              <w:t xml:space="preserve">Queued</w:t>
+            </w:r>
+          </w:p>
+        </w:tc>
+        <w:tc>
+          <w:tcPr/>
+          <w:p>
+            <w:pPr>
+              <w:pStyle w:val="Compact"/>
+            </w:pPr>
+            <w:r>
+              <w:t xml:space="preserve">—</w:t>
+            </w:r>
+          </w:p>
+        </w:tc>
+        <w:tc>
+          <w:tcPr/>
+          <w:p>
+            <w:pPr>
+              <w:pStyle w:val="Compact"/>
+            </w:pPr>
+            <w:r>
+              <w:t xml:space="preserve">Measured 2026-09-23: ./start.sh –reload-jackett rebuilt image 38ef117ec563 and printed [SUCCESS] boba-jackett recreated, but podman inspect boba-jackett still showed image 2a3173ce1941 started 17:09 (Up 2 hours). podman-compose</w:t>
+            </w:r>
+            <w:r>
+              <w:t xml:space="preserve"> </w:t>
+            </w:r>
+            <w:r>
+              <w:t xml:space="preserve">‘up -d boba-jackett’</w:t>
+            </w:r>
+            <w:r>
+              <w:t xml:space="preserve"> </w:t>
+            </w:r>
+            <w:r>
+              <w:t xml:space="preserve">did not recreate an unchanged-config container. Only ./start.sh –recreate moved the container onto the new image. Violates the §11.4.200 verify-after-write rule: the success message is not proof the intended target holds the intended artifact. Fix: after the recreate, read back the running container image id and compare with the freshly built image id, FAIL loudly on mismatch (or force-recreate the scoped service); apply the same to –reload-proxy-go. Needs RED-first test against a stub compose that does not recreate. Reproduction: build a change, run –reload-jackett, compare</w:t>
+            </w:r>
+            <w:r>
+              <w:t xml:space="preserve"> </w:t>
+            </w:r>
+            <w:r>
+              <w:t xml:space="preserve">‘podman inspect boba-jackett –format {{.Image}}’</w:t>
+            </w:r>
+            <w:r>
+              <w:t xml:space="preserve"> </w:t>
+            </w:r>
+            <w:r>
+              <w:t xml:space="preserve">with</w:t>
+            </w:r>
+            <w:r>
+              <w:t xml:space="preserve"> </w:t>
+            </w:r>
+            <w:r>
+              <w:t xml:space="preserve">‘podman images’</w:t>
+            </w:r>
+            <w:r>
+              <w:t xml:space="preserve"> </w:t>
+            </w:r>
+            <w:r>
+              <w:t xml:space="preserve">id.</w:t>
             </w:r>
           </w:p>
         </w:tc>

--- a/docs/Issues_Summary.docx
+++ b/docs/Issues_Summary.docx
@@ -177,7 +177,7 @@
               <w:pStyle w:val="Compact"/>
             </w:pPr>
             <w:r>
-              <w:t xml:space="preserve">7</w:t>
+              <w:t xml:space="preserve">8</w:t>
             </w:r>
           </w:p>
         </w:tc>
@@ -282,7 +282,7 @@
               <w:pStyle w:val="Compact"/>
             </w:pPr>
             <w:r>
-              <w:t xml:space="preserve">25</w:t>
+              <w:t xml:space="preserve">24</w:t>
             </w:r>
           </w:p>
         </w:tc>
@@ -3604,87 +3604,6 @@
               <w:pStyle w:val="Compact"/>
             </w:pPr>
             <w:r>
-              <w:t xml:space="preserve">BOB-192</w:t>
-            </w:r>
-          </w:p>
-        </w:tc>
-        <w:tc>
-          <w:tcPr/>
-          <w:p>
-            <w:pPr>
-              <w:pStyle w:val="Compact"/>
-            </w:pPr>
-            <w:r>
-              <w:t xml:space="preserve">Task</w:t>
-            </w:r>
-          </w:p>
-        </w:tc>
-        <w:tc>
-          <w:tcPr/>
-          <w:p>
-            <w:pPr>
-              <w:pStyle w:val="Compact"/>
-            </w:pPr>
-            <w:r>
-              <w:t xml:space="preserve">Queued</w:t>
-            </w:r>
-          </w:p>
-        </w:tc>
-        <w:tc>
-          <w:tcPr/>
-          <w:p>
-            <w:pPr>
-              <w:pStyle w:val="Compact"/>
-            </w:pPr>
-            <w:r>
-              <w:t xml:space="preserve">—</w:t>
-            </w:r>
-          </w:p>
-        </w:tc>
-        <w:tc>
-          <w:tcPr/>
-          <w:p>
-            <w:pPr>
-              <w:pStyle w:val="Compact"/>
-            </w:pPr>
-            <w:r>
-              <w:t xml:space="preserve">WHAT: the BOB-161 gate lands with 6 real fail-open skips RATCHETED rather than fixed. Ratcheting is the constitution’s named brownfield default (§11.4.135/§11.4.224(E)) and this repo’s own precedent, so the choice is correct - but the remediation it defers is real work that must be owned somewhere. WHY THIS ITEM EXISTS: the gate’s own header asserted the 6 were</w:t>
-            </w:r>
-            <w:r>
-              <w:t xml:space="preserve"> </w:t>
-            </w:r>
-            <w:r>
-              <w:t xml:space="preserve">‘TRACKED SEPARATELY (§11.4.197)’</w:t>
-            </w:r>
-            <w:r>
-              <w:t xml:space="preserve"> </w:t>
-            </w:r>
-            <w:r>
-              <w:t xml:space="preserve">while no tracker row existed. The §11.4.209 independent review verified the absence and raised it as IMPORTANT-5, noting that without a row those findings are precisely the parked-unverified debt class §11.4.226(4) names - the population an operator samples and finds broken. A prose claim of being tracked is not tracking. WHAT EACH NEEDS: a skip that fires on evidence the host ANSWERED must either classify the response and FAIL on it, or take a §11.4.69 reason that is honestly derivable from the environment rather than from the response - verified against the live stack, not asserted. Two of the six sit under</w:t>
-            </w:r>
-            <w:r>
-              <w:t xml:space="preserve"> </w:t>
-            </w:r>
-            <w:r>
-              <w:t xml:space="preserve">‘# allow-skip:’</w:t>
-            </w:r>
-            <w:r>
-              <w:t xml:space="preserve"> </w:t>
-            </w:r>
-            <w:r>
-              <w:t xml:space="preserve">markers at tests/unit/test_tracker_auth_live.py:105 and :108, which the reviewer confirmed genuinely are fail-open, so that marker must not be treated as absolution. ACCEPTANCE: all 6 remediated with RED-first evidence per §11.4.115, the gate’s BASELINE ratcheted to 0, and the ratchet’s monotone-decreasing property preserved throughout (§11.4.227(A)). NOTE the reviewer’s MINOR-1: a count-baseline absorbs a one-out-one-in swap, so remediation progress must be checked against the finding SET, not only the count.</w:t>
-            </w:r>
-          </w:p>
-        </w:tc>
-      </w:tr>
-      <w:tr>
-        <w:tc>
-          <w:tcPr/>
-          <w:p>
-            <w:pPr>
-              <w:pStyle w:val="Compact"/>
-            </w:pPr>
-            <w:r>
               <w:t xml:space="preserve">BOB-194</w:t>
             </w:r>
           </w:p>
@@ -4266,7 +4185,7 @@
               <w:pStyle w:val="Compact"/>
             </w:pPr>
             <w:r>
-              <w:t xml:space="preserve">BOB-233</w:t>
+              <w:t xml:space="preserve">BOB-234</w:t>
             </w:r>
           </w:p>
         </w:tc>
@@ -4310,43 +4229,82 @@
               <w:pStyle w:val="Compact"/>
             </w:pPr>
             <w:r>
-              <w:t xml:space="preserve">Measured 2026-09-23: ./start.sh –reload-jackett rebuilt image 38ef117ec563 and printed [SUCCESS] boba-jackett recreated, but podman inspect boba-jackett still showed image 2a3173ce1941 started 17:09 (Up 2 hours). podman-compose</w:t>
-            </w:r>
-            <w:r>
-              <w:t xml:space="preserve"> </w:t>
-            </w:r>
-            <w:r>
-              <w:t xml:space="preserve">‘up -d boba-jackett’</w:t>
-            </w:r>
-            <w:r>
-              <w:t xml:space="preserve"> </w:t>
-            </w:r>
-            <w:r>
-              <w:t xml:space="preserve">did not recreate an unchanged-config container. Only ./start.sh –recreate moved the container onto the new image. Violates the §11.4.200 verify-after-write rule: the success message is not proof the intended target holds the intended artifact. Fix: after the recreate, read back the running container image id and compare with the freshly built image id, FAIL loudly on mismatch (or force-recreate the scoped service); apply the same to –reload-proxy-go. Needs RED-first test against a stub compose that does not recreate. Reproduction: build a change, run –reload-jackett, compare</w:t>
-            </w:r>
-            <w:r>
-              <w:t xml:space="preserve"> </w:t>
-            </w:r>
-            <w:r>
-              <w:t xml:space="preserve">‘podman inspect boba-jackett –format {{.Image}}’</w:t>
-            </w:r>
-            <w:r>
-              <w:t xml:space="preserve"> </w:t>
-            </w:r>
-            <w:r>
-              <w:t xml:space="preserve">with</w:t>
-            </w:r>
-            <w:r>
-              <w:t xml:space="preserve"> </w:t>
-            </w:r>
-            <w:r>
-              <w:t xml:space="preserve">‘podman images’</w:t>
-            </w:r>
-            <w:r>
-              <w:t xml:space="preserve"> </w:t>
-            </w:r>
-            <w:r>
-              <w:t xml:space="preserve">id.</w:t>
+              <w:t xml:space="preserve">Found 2026-09-23 while remediating BOB-192: after the fail-open skips were fixed, the live run of tests/integration/test_merge_api.py gave 10 x HTTP 401 (hooks x5, magnet x3, download x2). The running merge service has BOBA_API_TOKEN set (BOB-197 mandatory auth guard), so POST /api/v1/magnet etc. answer 401</w:t>
+            </w:r>
+            <w:r>
+              <w:t xml:space="preserve"> </w:t>
+            </w:r>
+            <w:r>
+              <w:t xml:space="preserve">‘valid API token required’</w:t>
+            </w:r>
+            <w:r>
+              <w:t xml:space="preserve">; the tests build requests without the Authorization header. Each failing assert precedes any line BOB-192 changed, so HEAD fails identically: these tests were previously masked or never run against an armed service. Fix: the integration fixtures must read BOBA_API_TOKEN (env or .env, never printed, §11.4.10) and send it; when no token is available and the service demands one, FAIL loudly rather than skip. RED-first: local http.server fixture answering 401 without the header.</w:t>
+            </w:r>
+          </w:p>
+        </w:tc>
+      </w:tr>
+      <w:tr>
+        <w:tc>
+          <w:tcPr/>
+          <w:p>
+            <w:pPr>
+              <w:pStyle w:val="Compact"/>
+            </w:pPr>
+            <w:r>
+              <w:t xml:space="preserve">BOB-235</w:t>
+            </w:r>
+          </w:p>
+        </w:tc>
+        <w:tc>
+          <w:tcPr/>
+          <w:p>
+            <w:pPr>
+              <w:pStyle w:val="Compact"/>
+            </w:pPr>
+            <w:r>
+              <w:t xml:space="preserve">Bug</w:t>
+            </w:r>
+          </w:p>
+        </w:tc>
+        <w:tc>
+          <w:tcPr/>
+          <w:p>
+            <w:pPr>
+              <w:pStyle w:val="Compact"/>
+            </w:pPr>
+            <w:r>
+              <w:t xml:space="preserve">Queued</w:t>
+            </w:r>
+          </w:p>
+        </w:tc>
+        <w:tc>
+          <w:tcPr/>
+          <w:p>
+            <w:pPr>
+              <w:pStyle w:val="Compact"/>
+            </w:pPr>
+            <w:r>
+              <w:t xml:space="preserve">—</w:t>
+            </w:r>
+          </w:p>
+        </w:tc>
+        <w:tc>
+          <w:tcPr/>
+          <w:p>
+            <w:pPr>
+              <w:pStyle w:val="Compact"/>
+            </w:pPr>
+            <w:r>
+              <w:t xml:space="preserve">Found 2026-09-23 running tests/integration/test_tracker_auth_live.py against the live stack after BOB-192: test_private_tracker_credentials_authenticate[kinozal] fails with authenticated=False status=</w:t>
+            </w:r>
+            <w:r>
+              <w:t xml:space="preserve">‘empty’</w:t>
+            </w:r>
+            <w:r>
+              <w:t xml:space="preserve"> </w:t>
+            </w:r>
+            <w:r>
+              <w:t xml:space="preserve">error=’’. UNKNOWN whether this is expired cookies/credentials, tracker-side bot protection, or a plugin/parse regression (compare BOB-176/BOB-178 which touched the kinozal path and BOB-172 for rutracker). Needs systematic-debugging: capture the raw login response classification, distinguish credential failure from empty parse, and only then decide fix vs operator action (credential refresh is an operator step, §11.4.10). Not to be re-skipped: the test verdict is genuine.</w:t>
             </w:r>
           </w:p>
         </w:tc>

--- a/docs/Issues_Summary.docx
+++ b/docs/Issues_Summary.docx
@@ -142,7 +142,7 @@
               <w:pStyle w:val="Compact"/>
             </w:pPr>
             <w:r>
-              <w:t xml:space="preserve">1</w:t>
+              <w:t xml:space="preserve">2</w:t>
             </w:r>
           </w:p>
         </w:tc>
@@ -177,7 +177,7 @@
               <w:pStyle w:val="Compact"/>
             </w:pPr>
             <w:r>
-              <w:t xml:space="preserve">8</w:t>
+              <w:t xml:space="preserve">7</w:t>
             </w:r>
           </w:p>
         </w:tc>
@@ -282,7 +282,7 @@
               <w:pStyle w:val="Compact"/>
             </w:pPr>
             <w:r>
-              <w:t xml:space="preserve">24</w:t>
+              <w:t xml:space="preserve">22</w:t>
             </w:r>
           </w:p>
         </w:tc>
@@ -357,7 +357,7 @@
                 <w:b/>
                 <w:bCs/>
               </w:rPr>
-              <w:t xml:space="preserve">51</w:t>
+              <w:t xml:space="preserve">49</w:t>
             </w:r>
           </w:p>
         </w:tc>
@@ -1486,63 +1486,6 @@
               <w:pStyle w:val="Compact"/>
             </w:pPr>
             <w:r>
-              <w:t xml:space="preserve">BOB-100</w:t>
-            </w:r>
-          </w:p>
-        </w:tc>
-        <w:tc>
-          <w:tcPr/>
-          <w:p>
-            <w:pPr>
-              <w:pStyle w:val="Compact"/>
-            </w:pPr>
-            <w:r>
-              <w:t xml:space="preserve">Task</w:t>
-            </w:r>
-          </w:p>
-        </w:tc>
-        <w:tc>
-          <w:tcPr/>
-          <w:p>
-            <w:pPr>
-              <w:pStyle w:val="Compact"/>
-            </w:pPr>
-            <w:r>
-              <w:t xml:space="preserve">Queued</w:t>
-            </w:r>
-          </w:p>
-        </w:tc>
-        <w:tc>
-          <w:tcPr/>
-          <w:p>
-            <w:pPr>
-              <w:pStyle w:val="Compact"/>
-            </w:pPr>
-            <w:r>
-              <w:t xml:space="preserve">Low</w:t>
-            </w:r>
-          </w:p>
-        </w:tc>
-        <w:tc>
-          <w:tcPr/>
-          <w:p>
-            <w:pPr>
-              <w:pStyle w:val="Compact"/>
-            </w:pPr>
-            <w:r>
-              <w:t xml:space="preserve">RD2-39: Bump submodules/jackett one commit (canonical impl of RD2-09)</w:t>
-            </w:r>
-          </w:p>
-        </w:tc>
-      </w:tr>
-      <w:tr>
-        <w:tc>
-          <w:tcPr/>
-          <w:p>
-            <w:pPr>
-              <w:pStyle w:val="Compact"/>
-            </w:pPr>
-            <w:r>
               <w:t xml:space="preserve">BOB-101</w:t>
             </w:r>
           </w:p>
@@ -2977,82 +2920,6 @@
               <w:pStyle w:val="Compact"/>
             </w:pPr>
             <w:r>
-              <w:t xml:space="preserve">BOB-179</w:t>
-            </w:r>
-          </w:p>
-        </w:tc>
-        <w:tc>
-          <w:tcPr/>
-          <w:p>
-            <w:pPr>
-              <w:pStyle w:val="Compact"/>
-            </w:pPr>
-            <w:r>
-              <w:t xml:space="preserve">Task</w:t>
-            </w:r>
-          </w:p>
-        </w:tc>
-        <w:tc>
-          <w:tcPr/>
-          <w:p>
-            <w:pPr>
-              <w:pStyle w:val="Compact"/>
-            </w:pPr>
-            <w:r>
-              <w:t xml:space="preserve">Queued</w:t>
-            </w:r>
-          </w:p>
-        </w:tc>
-        <w:tc>
-          <w:tcPr/>
-          <w:p>
-            <w:pPr>
-              <w:pStyle w:val="Compact"/>
-            </w:pPr>
-            <w:r>
-              <w:t xml:space="preserve">Medium</w:t>
-            </w:r>
-          </w:p>
-        </w:tc>
-        <w:tc>
-          <w:tcPr/>
-          <w:p>
-            <w:pPr>
-              <w:pStyle w:val="Compact"/>
-            </w:pPr>
-            <w:r>
-              <w:t xml:space="preserve">WHAT: the BOB-172 independent review demonstrated two further paths that still report a refusing or unreachable tracker as an empty result. Both are PRE-EXISTING and neither is a regression from BOB-172, but the fix evidence log presents the five-site coverage without stating the boundary (11.4.194(5) requires un-analysed dimensions be explicit gaps, never silently assumed safe). GAP A – exception before resp.status is read. Reviewer probe B, captured: a connection-refused rutracker yields status=empty, error=None, http_status=None, metadata.errors=[], metadata.status=completed. Each</w:t>
-            </w:r>
-            <w:r>
-              <w:t xml:space="preserve"> </w:t>
-            </w:r>
-            <w:r>
-              <w:rPr>
-                <w:i/>
-                <w:iCs/>
-              </w:rPr>
-              <w:t xml:space="preserve">search</w:t>
-            </w:r>
-            <w:r>
-              <w:t xml:space="preserve">* method swallows exceptions (except Exception: logger.error; return results) before _search_one’s error handling can see them, so a tracker that is DOWN is indistinguishable from one that is genuinely empty. GAP B – soft refusal at HTTP 200. Reviewer probe A, captured: _classify_upstream_http_status(200,</w:t>
-            </w:r>
-            <w:r>
-              <w:t xml:space="preserve"> </w:t>
-            </w:r>
-            <w:r>
-              <w:t xml:space="preserve">) returns None, which is CORRECT by design (a 2xx is a usable response; body-marker triggering would risk the over-fire the negative controls exist to prevent). But all five search GETs use aiohttp’s default allow_redirects=True, so a session-expiry 302 -&gt; login-page-200 chain parses to zero rows and reports empty. FIX DIRECTION: Gap A needs the exception to reach a diagnostic rather than being swallowed. Gap B needs a DISTINCT detector (final-URL check or login-form marker) with its own RED – explicitly NOT a widening of the status-code trigger. ACCEPTANCE: both gaps closed with their own REDs, or explicitly closed per 11.4.112 with evidence. Immediate sub-task: append a stated-gaps paragraph to docs/qa/BOB-172/fix_evidence_20260822.log.</w:t>
-            </w:r>
-          </w:p>
-        </w:tc>
-      </w:tr>
-      <w:tr>
-        <w:tc>
-          <w:tcPr/>
-          <w:p>
-            <w:pPr>
-              <w:pStyle w:val="Compact"/>
-            </w:pPr>
-            <w:r>
               <w:t xml:space="preserve">BOB-184</w:t>
             </w:r>
           </w:p>
@@ -3591,7 +3458,204 @@
               <w:t xml:space="preserve">grep -oE 'PASS\|FAIL\|SKIP'</w:t>
             </w:r>
             <w:r>
-              <w:t xml:space="preserve">, which matched FAIL inside the gate’s own name (…FAIL-CLOSED) and mislabelled three PASSes. Re-run keyed on exit code; the table above is the corrected run. EVIDENCE: docs/qa/BOB-191/scanner_blindness_investigation_20260826.md (255 lines, §11.4.44 header). No source, gate, or config modified by the investigation.</w:t>
+              <w:t xml:space="preserve">, which matched FAIL inside the gate’s own name (…FAIL-CLOSED) and mislabelled three PASSes. Re-run keyed on exit code; the table above is the corrected run. EVIDENCE: docs/qa/BOB-191/scanner_blindness_investigation_20260826.md (255 lines, §11.4.44 header). No source, gate, or config modified by the investigation. === ROUND-3 PARTIAL FIX, MEASURED 2026-09-25 — STEP (1) OF THE ROUND-2 REMEDIATION ORDER LANDED; STEP (2) STILL OPEN, ACCEPTANCE NOT YET MET === Per the round-2 remediation order, step (1) — the analyser REGISTRY with an honest UNANALYSED verdict — is now implemented and independently re-verified (conductor re-ran the mutation suite from a clean shell, 206/206 green). Step (2) — a real semantic Go arm — is DELIBERATELY DEFERRED, so this item stays Queued: the ACCEPTANCE criterion above (</w:t>
+            </w:r>
+            <w:r>
+              <w:t xml:space="preserve">“its needle is SEEN through the real path”</w:t>
+            </w:r>
+            <w:r>
+              <w:t xml:space="preserve">) is still unmet for Go/Rust/Ruby/C. CORRECTION TO ROUND-2’s OWN FIGURE (§11.4.6, re-verified live, not re-guessed): round-2 said</w:t>
+            </w:r>
+            <w:r>
+              <w:t xml:space="preserve"> </w:t>
+            </w:r>
+            <w:r>
+              <w:t xml:space="preserve">“5 blind extensions (go/rs/rb/c/h)”</w:t>
+            </w:r>
+            <w:r>
+              <w:t xml:space="preserve">. Re-run live against all candidates this round: C++ (.cpp, a genuine empty</w:t>
+            </w:r>
+            <w:r>
+              <w:t xml:space="preserve"> </w:t>
+            </w:r>
+            <w:r>
+              <w:rPr>
+                <w:rStyle w:val="VerbatimChar"/>
+              </w:rPr>
+              <w:t xml:space="preserve">catch(){}</w:t>
+            </w:r>
+            <w:r>
+              <w:t xml:space="preserve">) is SEEN —</w:t>
+            </w:r>
+            <w:r>
+              <w:t xml:space="preserve"> </w:t>
+            </w:r>
+            <w:r>
+              <w:rPr>
+                <w:rStyle w:val="VerbatimChar"/>
+              </w:rPr>
+              <w:t xml:space="preserve">rc=1 FAIL</w:t>
+            </w:r>
+            <w:r>
+              <w:t xml:space="preserve">, already correctly caught. It was never actually blind;</w:t>
+            </w:r>
+            <w:r>
+              <w:t xml:space="preserve"> </w:t>
+            </w:r>
+            <w:r>
+              <w:rPr>
+                <w:rStyle w:val="VerbatimChar"/>
+              </w:rPr>
+              <w:t xml:space="preserve">.h</w:t>
+            </w:r>
+            <w:r>
+              <w:t xml:space="preserve"> </w:t>
+            </w:r>
+            <w:r>
+              <w:t xml:space="preserve">is content-ambiguous (same header extension serves both C and C++) and is not a distinct 5th case.</w:t>
+            </w:r>
+            <w:r>
+              <w:t xml:space="preserve"> </w:t>
+            </w:r>
+            <w:r>
+              <w:rPr>
+                <w:b/>
+                <w:bCs/>
+              </w:rPr>
+              <w:t xml:space="preserve">Exactly 4 languages are structurally blind: Go, Rust, Ruby, C.</w:t>
+            </w:r>
+            <w:r>
+              <w:t xml:space="preserve"> </w:t>
+            </w:r>
+            <w:r>
+              <w:t xml:space="preserve">This narrows, not widens, the round-2 figure. WHAT LANDED (constitution/scripts/gates/cm_dangerous_combination_fail_closed.sh — a constitution-submodule file, inherited by reference; landing it for real still needs the submodule’s own §11.4.26 fetch/pull/push workflow, separate from boba’s commit path): - New</w:t>
+            </w:r>
+            <w:r>
+              <w:t xml:space="preserve"> </w:t>
+            </w:r>
+            <w:r>
+              <w:rPr>
+                <w:rStyle w:val="VerbatimChar"/>
+              </w:rPr>
+              <w:t xml:space="preserve">DANGEROUS_COMBO_UNANALYSED_EXT</w:t>
+            </w:r>
+            <w:r>
+              <w:t xml:space="preserve"> </w:t>
+            </w:r>
+            <w:r>
+              <w:t xml:space="preserve">registry (default</w:t>
+            </w:r>
+            <w:r>
+              <w:t xml:space="preserve"> </w:t>
+            </w:r>
+            <w:r>
+              <w:rPr>
+                <w:rStyle w:val="VerbatimChar"/>
+              </w:rPr>
+              <w:t xml:space="preserve">go rs rb c</w:t>
+            </w:r>
+            <w:r>
+              <w:t xml:space="preserve">). Verdict now has 3 branches: real hits → FAIL (unchanged); zero hits + UNANALYSED files present → new honest</w:t>
+            </w:r>
+            <w:r>
+              <w:t xml:space="preserve"> </w:t>
+            </w:r>
+            <w:r>
+              <w:rPr>
+                <w:rStyle w:val="VerbatimChar"/>
+              </w:rPr>
+              <w:t xml:space="preserve">⚠ NOTE — N file(s) UNANALYSED...</w:t>
+            </w:r>
+            <w:r>
+              <w:t xml:space="preserve"> </w:t>
+            </w:r>
+            <w:r>
+              <w:t xml:space="preserve">+</w:t>
+            </w:r>
+            <w:r>
+              <w:t xml:space="preserve"> </w:t>
+            </w:r>
+            <w:r>
+              <w:rPr>
+                <w:rStyle w:val="VerbatimChar"/>
+              </w:rPr>
+              <w:t xml:space="preserve">PASS (PARTIAL COVERAGE)</w:t>
+            </w:r>
+            <w:r>
+              <w:t xml:space="preserve"> </w:t>
+            </w:r>
+            <w:r>
+              <w:t xml:space="preserve">(still exit 0, advisory — never blocks a build on an unanalysed language); zero hits + zero unanalysed → unchanged original clean-PASS text. -</w:t>
+            </w:r>
+            <w:r>
+              <w:t xml:space="preserve"> </w:t>
+            </w:r>
+            <w:r>
+              <w:rPr>
+                <w:rStyle w:val="VerbatimChar"/>
+              </w:rPr>
+              <w:t xml:space="preserve">scripts/pre_build_verification.sh</w:t>
+            </w:r>
+            <w:r>
+              <w:t xml:space="preserve"> </w:t>
+            </w:r>
+            <w:r>
+              <w:t xml:space="preserve">invariant 39 (boba-owned): fixed to read the UNANALYSED count unconditionally, not only on nonzero exit — otherwise a 100%-UNANALYSED root would still have silently printed</w:t>
+            </w:r>
+            <w:r>
+              <w:t xml:space="preserve"> </w:t>
+            </w:r>
+            <w:r>
+              <w:t xml:space="preserve">“no fail-open anti-pattern across N clean roots”</w:t>
+            </w:r>
+            <w:r>
+              <w:t xml:space="preserve"> </w:t>
+            </w:r>
+            <w:r>
+              <w:t xml:space="preserve">with the caller never seeing the NOTE. - Mutation test extended with 17 new assertions covering Go/Rust/Ruby/C UNANALYSED-branch RED/GREEN, a C++ negative control (still caught, never marked UNANALYSED — the registry must not swallow a working extension), a clean-root negative control, and a mixed-real-hit-not-masked control. Full suite 206/206 (189 pre-existing + 17 new), independently re-run by the conductor from a clean shell. LIVE FULL-REPO RESCAN RESULT (real DANGER_ROOTS, this round): Python backlog unchanged at 59 hits (download-proxy/src:25, plugins:32, scripts:2 — pre-existing, out of scope, advisory since 2026-08-20).</w:t>
+            </w:r>
+            <w:r>
+              <w:t xml:space="preserve"> </w:t>
+            </w:r>
+            <w:r>
+              <w:rPr>
+                <w:b/>
+                <w:bCs/>
+              </w:rPr>
+              <w:t xml:space="preserve">New honest signal: 121 files now reported UNANALYSED</w:t>
+            </w:r>
+            <w:r>
+              <w:t xml:space="preserve"> </w:t>
+            </w:r>
+            <w:r>
+              <w:t xml:space="preserve">(qBitTorrent-go:117, cmd/boba-ctl:4 — BOB-205’s scope hole now visibly folded into the same honest-gap mechanism) instead of silently counting toward</w:t>
+            </w:r>
+            <w:r>
+              <w:t xml:space="preserve"> </w:t>
+            </w:r>
+            <w:r>
+              <w:t xml:space="preserve">“clean.”</w:t>
+            </w:r>
+            <w:r>
+              <w:t xml:space="preserve"> </w:t>
+            </w:r>
+            <w:r>
+              <w:t xml:space="preserve">Zero new FAIL findings in Go — by design; a real Go checker needs call-site-aware semantic analysis, still deferred. WHY STEP (2) STAYS DEFERRED, NOT A REGRESSION: the round-2 §11.4.250 PREDICTION stands unrefuted — a naive Go regex arm would immediately flag</w:t>
+            </w:r>
+            <w:r>
+              <w:t xml:space="preserve"> </w:t>
+            </w:r>
+            <w:r>
+              <w:rPr>
+                <w:rStyle w:val="VerbatimChar"/>
+              </w:rPr>
+              <w:t xml:space="preserve">internal/jackettapi/auth_middleware.go:45-66</w:t>
+            </w:r>
+            <w:r>
+              <w:t xml:space="preserve"> </w:t>
+            </w:r>
+            <w:r>
+              <w:t xml:space="preserve">(the golden-FALSE fixture) as a BOB-189-class false positive. A real arm needs go/ast or an adopted tool (errcheck/staticcheck), shipped WITH that golden-FALSE passing, before it can fire. REMAINING WORK TO CLOSE THIS ITEM: implement the Go semantic arm (go/ast-based or errcheck/staticcheck-adopted) covering the empty-err-block and swallowed-error idioms, verified against the auth_middleware.go golden-FALSE fixture, re-derive qBitTorrent-go’s real result (currently UNKNOWN, honestly reported as such), and triage every real finding as the Python/TS pass already is. Rust/Ruby/C have zero first-party files in boba’s tree today (verified this round) so their own arms are lower priority until such files exist — the UNANALYSED registry already covers them honestly in the meantime. EVIDENCE: docs/qa/BOB-191/closure_evidence_20260925.md (full RED/GREEN transcripts, the C++ correction with live proof, the live full-repo scan table, anti-bluff provenance). State left uncommitted by design (constitution-submodule files need the §11.4.26 workflow, not boba’s commit-push-all.sh).</w:t>
             </w:r>
           </w:p>
         </w:tc>
@@ -4185,7 +4249,7 @@
               <w:pStyle w:val="Compact"/>
             </w:pPr>
             <w:r>
-              <w:t xml:space="preserve">BOB-234</w:t>
+              <w:t xml:space="preserve">BOB-235</w:t>
             </w:r>
           </w:p>
         </w:tc>
@@ -4207,6 +4271,96 @@
               <w:pStyle w:val="Compact"/>
             </w:pPr>
             <w:r>
+              <w:t xml:space="preserve">Operator-blocked</w:t>
+            </w:r>
+          </w:p>
+        </w:tc>
+        <w:tc>
+          <w:tcPr/>
+          <w:p>
+            <w:pPr>
+              <w:pStyle w:val="Compact"/>
+            </w:pPr>
+            <w:r>
+              <w:t xml:space="preserve">—</w:t>
+            </w:r>
+          </w:p>
+        </w:tc>
+        <w:tc>
+          <w:tcPr/>
+          <w:p>
+            <w:pPr>
+              <w:pStyle w:val="Compact"/>
+            </w:pPr>
+            <w:r>
+              <w:t xml:space="preserve">Live kinozal credential test reports authenticated=False, status=</w:t>
+            </w:r>
+            <w:r>
+              <w:t xml:space="preserve">‘empty’</w:t>
+            </w:r>
+            <w:r>
+              <w:t xml:space="preserve">, error=’’ (found 2026-09-23). ROOT CAUSES (docs/qa/BOB-235/investigation_20260923.md): (A) operator/environment: kinozal.tv publishes A record 127.0.0.1 (host, container, DoH Cloudflare+Google all agree; rutracker.org resolves normally as control), KINOZAL_MIRRORS is empty so search.py falls back to kinozal.tv; the live mirror kinozal.guru answers every non-browser client with a Cloudflare 403</w:t>
+            </w:r>
+            <w:r>
+              <w:t xml:space="preserve"> </w:t>
+            </w:r>
+            <w:r>
+              <w:t xml:space="preserve">‘Just a moment’</w:t>
+            </w:r>
+            <w:r>
+              <w:t xml:space="preserve"> </w:t>
+            </w:r>
+            <w:r>
+              <w:t xml:space="preserve">challenge (login POST, curl, aiohttp, operator cookies with two user-agents; no cf_clearance cookie; KINOZAL_COOKIES is loaded into the container but no code reads it). (B) code defect FIXED under TDD (RED 2 failed/1 passed, GREEN 19 passed): _search_kinozal’s except branch only logged and stashed no diagnostic, so the chip read empty with error=None; it now stashes error_type +</w:t>
+            </w:r>
+            <w:r>
+              <w:t xml:space="preserve"> </w:t>
+            </w:r>
+            <w:r>
+              <w:t xml:space="preserve">‘Kinozal request failed:</w:t>
+            </w:r>
+            <w:r>
+              <w:t xml:space="preserve"> </w:t>
+            </w:r>
+            <w:r>
+              <w:t xml:space="preserve">’</w:t>
+            </w:r>
+            <w:r>
+              <w:t xml:space="preserve">. Needs ./start.sh –reload-python to be live. Credential validity is UNKNOWN (no request ever reached a login endpoint) - do not rotate credentials on this evidence. Operator-Block-Details: WHAT: choose (1) reachable domain - set KINOZAL_MIRRORS=https://kinozal.guru + ./start.sh –recreate, or change the roster primary in trackers.py; (2) how to pass the Cloudflare challenge - FlareSolverr (not deployed), cf_clearance cookie + code that actually reads KINOZAL_COOKIES, Jackett’s kinozal indexer, or mark kinozal operator-blocked; (3) optionally re-export a kinozal-only cookie file. WHY: every agent-reachable path was exhausted - DNS, mirrors, login POST, cookies, env propagation all measured. UNBLOCK CONDITION: the live test authenticates or the operator marks kinozal unsupported. WHO: repository operator.</w:t>
+            </w:r>
+          </w:p>
+        </w:tc>
+      </w:tr>
+      <w:tr>
+        <w:tc>
+          <w:tcPr/>
+          <w:p>
+            <w:pPr>
+              <w:pStyle w:val="Compact"/>
+            </w:pPr>
+            <w:r>
+              <w:t xml:space="preserve">BOB-237</w:t>
+            </w:r>
+          </w:p>
+        </w:tc>
+        <w:tc>
+          <w:tcPr/>
+          <w:p>
+            <w:pPr>
+              <w:pStyle w:val="Compact"/>
+            </w:pPr>
+            <w:r>
+              <w:t xml:space="preserve">Bug</w:t>
+            </w:r>
+          </w:p>
+        </w:tc>
+        <w:tc>
+          <w:tcPr/>
+          <w:p>
+            <w:pPr>
+              <w:pStyle w:val="Compact"/>
+            </w:pPr>
+            <w:r>
               <w:t xml:space="preserve">Queued</w:t>
             </w:r>
           </w:p>
@@ -4218,93 +4372,51 @@
               <w:pStyle w:val="Compact"/>
             </w:pPr>
             <w:r>
-              <w:t xml:space="preserve">—</w:t>
-            </w:r>
-          </w:p>
-        </w:tc>
-        <w:tc>
-          <w:tcPr/>
-          <w:p>
-            <w:pPr>
-              <w:pStyle w:val="Compact"/>
-            </w:pPr>
-            <w:r>
-              <w:t xml:space="preserve">Found 2026-09-23 while remediating BOB-192: after the fail-open skips were fixed, the live run of tests/integration/test_merge_api.py gave 10 x HTTP 401 (hooks x5, magnet x3, download x2). The running merge service has BOBA_API_TOKEN set (BOB-197 mandatory auth guard), so POST /api/v1/magnet etc. answer 401</w:t>
-            </w:r>
-            <w:r>
-              <w:t xml:space="preserve"> </w:t>
-            </w:r>
-            <w:r>
-              <w:t xml:space="preserve">‘valid API token required’</w:t>
-            </w:r>
-            <w:r>
-              <w:t xml:space="preserve">; the tests build requests without the Authorization header. Each failing assert precedes any line BOB-192 changed, so HEAD fails identically: these tests were previously masked or never run against an armed service. Fix: the integration fixtures must read BOBA_API_TOKEN (env or .env, never printed, §11.4.10) and send it; when no token is available and the service demands one, FAIL loudly rather than skip. RED-first: local http.server fixture answering 401 without the header.</w:t>
-            </w:r>
-          </w:p>
-        </w:tc>
-      </w:tr>
-      <w:tr>
-        <w:tc>
-          <w:tcPr/>
-          <w:p>
-            <w:pPr>
-              <w:pStyle w:val="Compact"/>
-            </w:pPr>
-            <w:r>
-              <w:t xml:space="preserve">BOB-235</w:t>
-            </w:r>
-          </w:p>
-        </w:tc>
-        <w:tc>
-          <w:tcPr/>
-          <w:p>
-            <w:pPr>
-              <w:pStyle w:val="Compact"/>
-            </w:pPr>
-            <w:r>
-              <w:t xml:space="preserve">Bug</w:t>
-            </w:r>
-          </w:p>
-        </w:tc>
-        <w:tc>
-          <w:tcPr/>
-          <w:p>
-            <w:pPr>
-              <w:pStyle w:val="Compact"/>
-            </w:pPr>
-            <w:r>
-              <w:t xml:space="preserve">Queued</w:t>
-            </w:r>
-          </w:p>
-        </w:tc>
-        <w:tc>
-          <w:tcPr/>
-          <w:p>
-            <w:pPr>
-              <w:pStyle w:val="Compact"/>
-            </w:pPr>
-            <w:r>
-              <w:t xml:space="preserve">—</w:t>
-            </w:r>
-          </w:p>
-        </w:tc>
-        <w:tc>
-          <w:tcPr/>
-          <w:p>
-            <w:pPr>
-              <w:pStyle w:val="Compact"/>
-            </w:pPr>
-            <w:r>
-              <w:t xml:space="preserve">Found 2026-09-23 running tests/integration/test_tracker_auth_live.py against the live stack after BOB-192: test_private_tracker_credentials_authenticate[kinozal] fails with authenticated=False status=</w:t>
-            </w:r>
-            <w:r>
-              <w:t xml:space="preserve">‘empty’</w:t>
-            </w:r>
-            <w:r>
-              <w:t xml:space="preserve"> </w:t>
-            </w:r>
-            <w:r>
-              <w:t xml:space="preserve">error=’’. UNKNOWN whether this is expired cookies/credentials, tracker-side bot protection, or a plugin/parse regression (compare BOB-176/BOB-178 which touched the kinozal path and BOB-172 for rutracker). Needs systematic-debugging: capture the raw login response classification, distinguish credential failure from empty parse, and only then decide fix vs operator action (credential refresh is an operator step, §11.4.10). Not to be re-skipped: the test verdict is genuine.</w:t>
+              <w:t xml:space="preserve">high</w:t>
+            </w:r>
+          </w:p>
+        </w:tc>
+        <w:tc>
+          <w:tcPr/>
+          <w:p>
+            <w:pPr>
+              <w:pStyle w:val="Compact"/>
+            </w:pPr>
+            <w:r>
+              <w:t xml:space="preserve">WHAT: CM-GATE-LEDGER-RATCHET (§11.4.227(A)) FAILED the pre-build sweep during this session’s batch-15 commit attempt: unimplemented=414 exceeds the checked-in baseline=403 in constitution/scripts/gates/gate_ledger_baseline.txt. This is a HARD, blocking FAIL (unlike the other gate findings surfaced in the same sweep, which are all explicitly ADVISORY/non-blocking per §11.4.234). INVESTIGATION (§11.4.102): the four newest anchors this session’s constitution pull brought in (§11.4.268 tamper-evident evidence chain, §11.4.269 critic/consensus advisory-only ban, §11.4.270 dependency-existence-verdict register, §11.4.271 waiver mechanism) were checked FIRST as the likely cause, since they are the most recently landed (2026-08-26) and each names several recommended mechanism gates in its own text. RULED OUT: every one of those gates’ names (CM-CRITIC-CONSENSUS-ADVISORY-ONLY, CM-DEPENDENCY-EXISTENCE-VERDICT-REGISTER, CM-EVIDENCE-CHAIN-ANCHOR-CATCHES-RECOMPUTE-AND-TRUNCATION, CM-EVIDENCE-CHAIN-DELETE-REORDER-DETECTED, CM-EVIDENCE-CHAIN-INCOMPLETE-VERIFICATION-REFUSES, CM-WAIVER-ROSTERED-EXPIRY-TRACKED) is already correctly registered DEFERRED against an OWED-GATE-NNN tracked item, and each anchor’s own §11.4.227(B) propagation gate is IMPLEMENTED. So this batch of new anchors did NOT introduce the ratchet violation. The full ledger run (docs/qa/BOB-237/unimplemented_gates_snapshot_20260925.txt, 414 lines, captured verbatim from</w:t>
+            </w:r>
+            <w:r>
+              <w:t xml:space="preserve"> </w:t>
+            </w:r>
+            <w:r>
+              <w:rPr>
+                <w:rStyle w:val="VerbatimChar"/>
+              </w:rPr>
+              <w:t xml:space="preserve">bash constitution/scripts/gates/cm_gate_ledger_ratchet.sh</w:t>
+            </w:r>
+            <w:r>
+              <w:t xml:space="preserve">) shows the total current state is 414 UNIMPLEMENTED + 121 IMPLEMENTED + 73 DEFERRED. The checked-in baseline (403) was last legitimately bumped by commit 34e42f0 (</w:t>
+            </w:r>
+            <w:r>
+              <w:t xml:space="preserve">“cite the §11.4.209 gate rename, bump baseline 397-&gt;403”</w:t>
+            </w:r>
+            <w:r>
+              <w:t xml:space="preserve">) — some point after that, the unimplemented count grew to 414 (11 more) without a matching baseline bump or deferral registration for the newly-named gates, across one or more subsequent anchor-landing rounds in the constitution submodule. This is accumulated UNIVERSAL governance-corpus debt, not something introduced by any boba-side edit in this session (confirmed:</w:t>
+            </w:r>
+            <w:r>
+              <w:t xml:space="preserve"> </w:t>
+            </w:r>
+            <w:r>
+              <w:rPr>
+                <w:rStyle w:val="VerbatimChar"/>
+              </w:rPr>
+              <w:t xml:space="preserve">git diff eba38e8..HEAD -- constitution/scripts/gates/gate_ledger_baseline.txt</w:t>
+            </w:r>
+            <w:r>
+              <w:t xml:space="preserve"> </w:t>
+            </w:r>
+            <w:r>
+              <w:t xml:space="preserve">inside the constitution submodule is empty — the baseline file itself was never touched across the two merges this session performed). WHY DEFERRED RATHER THAN FIXED HERE: identifying which of the 414 unimplemented names are the specific 11 that pushed past baseline, and then either implementing 11 gates’ worth of real UNIVERSAL gate-code or registering 11 proper OWED-GATE-NNN deferrals with tracked-item citations, is itself real engineering work scoped to the constitution submodule (universal, not project-specific per §11.4.17) — it is not a boba-project fix and doing it hastily mid-session, unrelated to this session’s actual mandate (Jackett incorporation + backlog triage), risks exactly the kind of rushed, unreviewed governance-corpus edit §11.4.209’s Fable-xhigh review requirement exists to prevent. ACCEPTANCE: (1) a future session (or the constitution’s own maintainers) triages the 414-line snapshot against the 403 baseline to identify the specific unaccounted gate names; (2) each is either implemented, registered as a proper OWED-GATE-NNN deferral, or (if genuinely retired) cited in constitution/scripts/gates/gate_ledger_removals.tsv; (3) the constitution submodule’s baseline is re-bumped with a citation once accounted, following the same pattern as commit 34e42f0; (4) boba’s own pinned constitution pointer is then re-synced and this item closed with the passing CM-GATE-LEDGER-RATCHET re-run as evidence. DISPOSITION FOR THIS SESSION’S COMMIT: per §11.4.234(D) (the commit/push mechanism MUST always be able to complete; a failing gate is skippable ONLY via an explicit recorded deferral flag, with the skip recorded in the commit message so the debt stays tracked, never forgotten), this session’s batch-15 commit used the sanctioned skip (BOBA_SYNC_SKIP_CI=1), citing this tracked item BOB-237, rather than silently bypassing or spending unbounded effort resolving an inherited universal-corpus debt mid-session. DISCOVERY CHANNEL (§11.4.238): found by boba’s own pre-build sweep (scripts/pre_build_verification.sh, invariant 38/57) during a routine session commit — the automated gate itself is the discoverer, exactly as §11.4.238 requires.</w:t>
             </w:r>
           </w:p>
         </w:tc>

--- a/docs/Issues_Summary.docx
+++ b/docs/Issues_Summary.docx
@@ -107,7 +107,7 @@
               <w:pStyle w:val="Compact"/>
             </w:pPr>
             <w:r>
-              <w:t xml:space="preserve">4</w:t>
+              <w:t xml:space="preserve">5</w:t>
             </w:r>
           </w:p>
         </w:tc>
@@ -177,7 +177,7 @@
               <w:pStyle w:val="Compact"/>
             </w:pPr>
             <w:r>
-              <w:t xml:space="preserve">7</w:t>
+              <w:t xml:space="preserve">5</w:t>
             </w:r>
           </w:p>
         </w:tc>
@@ -282,7 +282,7 @@
               <w:pStyle w:val="Compact"/>
             </w:pPr>
             <w:r>
-              <w:t xml:space="preserve">22</w:t>
+              <w:t xml:space="preserve">21</w:t>
             </w:r>
           </w:p>
         </w:tc>
@@ -357,7 +357,7 @@
                 <w:b/>
                 <w:bCs/>
               </w:rPr>
-              <w:t xml:space="preserve">49</w:t>
+              <w:t xml:space="preserve">47</w:t>
             </w:r>
           </w:p>
         </w:tc>
@@ -2160,18 +2160,18 @@
               <w:pStyle w:val="Compact"/>
             </w:pPr>
             <w:r>
-              <w:t xml:space="preserve">BOB-143</w:t>
-            </w:r>
-          </w:p>
-        </w:tc>
-        <w:tc>
-          <w:tcPr/>
-          <w:p>
-            <w:pPr>
-              <w:pStyle w:val="Compact"/>
-            </w:pPr>
-            <w:r>
-              <w:t xml:space="preserve">Bug</w:t>
+              <w:t xml:space="preserve">BOB-151</w:t>
+            </w:r>
+          </w:p>
+        </w:tc>
+        <w:tc>
+          <w:tcPr/>
+          <w:p>
+            <w:pPr>
+              <w:pStyle w:val="Compact"/>
+            </w:pPr>
+            <w:r>
+              <w:t xml:space="preserve">Task</w:t>
             </w:r>
           </w:p>
         </w:tc>
@@ -2204,7 +2204,7 @@
               <w:pStyle w:val="Compact"/>
             </w:pPr>
             <w:r>
-              <w:t xml:space="preserve">Orphaned .worktrees/ dirs (46M, unresolvable gitdir) pollute gate scan scope and manufacture false BOB-126-class findings</w:t>
+              <w:t xml:space="preserve">CM-SCRIPT-DOCS-SYNC is a named gate with no implementation, and 24 of 36 scripts have no companion doc</w:t>
             </w:r>
           </w:p>
         </w:tc>
@@ -2217,18 +2217,18 @@
               <w:pStyle w:val="Compact"/>
             </w:pPr>
             <w:r>
-              <w:t xml:space="preserve">BOB-151</w:t>
-            </w:r>
-          </w:p>
-        </w:tc>
-        <w:tc>
-          <w:tcPr/>
-          <w:p>
-            <w:pPr>
-              <w:pStyle w:val="Compact"/>
-            </w:pPr>
-            <w:r>
-              <w:t xml:space="preserve">Task</w:t>
+              <w:t xml:space="preserve">BOB-159</w:t>
+            </w:r>
+          </w:p>
+        </w:tc>
+        <w:tc>
+          <w:tcPr/>
+          <w:p>
+            <w:pPr>
+              <w:pStyle w:val="Compact"/>
+            </w:pPr>
+            <w:r>
+              <w:t xml:space="preserve">Bug</w:t>
             </w:r>
           </w:p>
         </w:tc>
@@ -2261,7 +2261,137 @@
               <w:pStyle w:val="Compact"/>
             </w:pPr>
             <w:r>
-              <w:t xml:space="preserve">CM-SCRIPT-DOCS-SYNC is a named gate with no implementation, and 24 of 36 scripts have no companion doc</w:t>
+              <w:rPr>
+                <w:b/>
+                <w:bCs/>
+              </w:rPr>
+              <w:t xml:space="preserve">OPERATOR DECISION (2026-08-26, §11.4.66): REPAIR, THEN RE-VERIFY UNTIL STABLE</w:t>
+            </w:r>
+            <w:r>
+              <w:t xml:space="preserve"> </w:t>
+            </w:r>
+            <w:r>
+              <w:t xml:space="preserve">The warm ./start.sh path keeps running the ownership repair against a live stack, but walks, re-verifies, and repeats until a pass finds nothing new. Options not chosen: refuse the repair while the stack is up and direct the operator to –recreate; stop the stack on the warm path too (correct but ends</w:t>
+            </w:r>
+            <w:r>
+              <w:t xml:space="preserve"> </w:t>
+            </w:r>
+            <w:r>
+              <w:t xml:space="preserve">‘warm’</w:t>
+            </w:r>
+            <w:r>
+              <w:t xml:space="preserve">); accept and document the window. WHY THIS MATTERS MORE THAN A NORMAL ITEM: this is the exact defect the whole 002-user-owned-downloads feature exists to end. The –recreate path was already fixed to order precondition -&gt; down -&gt; repair -&gt; up so the walk sees a tree no container can write. The warm path was not, so a container can create a new non-owned file AFTER the repair has passed that directory — the ownership problem leaking back in through the other door. REQUIRED BY THE CHOSEN OPTION, and it is the hard part: the loop MUST be BOUNDED, and on giving up it MUST report honestly that ownership is UNPROVEN rather than silently exiting 0 (§11.4.201(6) — a loop that stops finding new files because it ran out of iterations returns the same quiet zero as a genuinely clean tree). An active download creating files faster than the walk completes is the realistic non-converging case and must be named in the give-up message. Recorded as consumer DATA per §11.4.35 — the operator’s stated choice, not an agent inference. Options not chosen are named so a future reader does not re-litigate a settled call. — prior item text follows —</w:t>
+            </w:r>
+            <w:r>
+              <w:t xml:space="preserve"> </w:t>
+            </w:r>
+            <w:r>
+              <w:rPr>
+                <w:b/>
+                <w:bCs/>
+              </w:rPr>
+              <w:t xml:space="preserve">Reported-Via:</w:t>
+            </w:r>
+            <w:r>
+              <w:t xml:space="preserve"> </w:t>
+            </w:r>
+            <w:r>
+              <w:t xml:space="preserve">§11.4.202 reporting directive</w:t>
+            </w:r>
+            <w:r>
+              <w:t xml:space="preserve"> </w:t>
+            </w:r>
+            <w:r>
+              <w:rPr>
+                <w:rStyle w:val="VerbatimChar"/>
+              </w:rPr>
+              <w:t xml:space="preserve">bug</w:t>
+            </w:r>
+            <w:r>
+              <w:t xml:space="preserve"> </w:t>
+            </w:r>
+            <w:r>
+              <w:t xml:space="preserve">on 2026-08-21T19:01:17Z</w:t>
+            </w:r>
+            <w:r>
+              <w:t xml:space="preserve"> </w:t>
+            </w:r>
+            <w:r>
+              <w:rPr>
+                <w:b/>
+                <w:bCs/>
+              </w:rPr>
+              <w:t xml:space="preserve">Reported-By:</w:t>
+            </w:r>
+            <w:r>
+              <w:t xml:space="preserve"> </w:t>
+            </w:r>
+            <w:r>
+              <w:t xml:space="preserve">T041 independent review (IMPORTANT-2), partially remediated</w:t>
+            </w:r>
+            <w:r>
+              <w:t xml:space="preserve"> </w:t>
+            </w:r>
+            <w:r>
+              <w:rPr>
+                <w:b/>
+                <w:bCs/>
+              </w:rPr>
+              <w:t xml:space="preserve">What (the report, verbatim):</w:t>
+            </w:r>
+            <w:r>
+              <w:t xml:space="preserve"> </w:t>
+            </w:r>
+            <w:r>
+              <w:t xml:space="preserve">The –recreate path was fixed this round: run_ownership_precondition -&gt; stack_down -&gt; run_ownership_repair -&gt; stack_up, so the repair walks a tree no container can write to. That ordering is now asserted behaviourally by three new checks in tests/unit/test_start_reload_recreate.sh, each killed by its paired 1.1 mutation (11/11 RED-OK). The WARM path is NOT covered by that fix and this item tracks the remainder. On a warm ./start.sh the gate runs before THIS invocation brings anything up, but if the stack is ALREADY running, containers write while the repair walks. A container can then create a new non-operator-owned file BEHIND the walk, after which the completion marker records complete over a tree that is not, and those stragglers are never repaired without a manual –force. BOUNDED, not dismissed: after any successful pass the marker is valid for the scope fingerprint and the repair short-circuits without walking (marker_is_valid), so the window requires a stale-or-absent marker AND a live stack together. Declaring a new scope entry re-arms the marker, which is exactly how that combination arises in practice. NOT DONE THIS ROUND, with the reason stated rather than hidden: the clean guard is a cheap marker-only probe mode on scripts/ownership_repair.sh that answers has-this-scope-been-repaired without walking the tree. The existing –dry-run cannot serve: it deliberately SKIPS the marker fast-path (FORCE=0 &amp;&amp; DRY_RUN=0 guard) and always walks, so using it as a warm-start probe would walk the tree twice on every start. Adding that mode requires editing ownership_repair.sh, which another stream was actively editing during this round; duplicating marker_is_valid into start.sh instead would be a near-identical fork (11.4.251). Deferred to this item rather than done unilaterally or silently. The misleading comment at the warm-start call site (which claimed the gate runs before any container writes) has been corrected to state this boundary honestly.</w:t>
+            </w:r>
+            <w:r>
+              <w:t xml:space="preserve"> </w:t>
+            </w:r>
+            <w:r>
+              <w:rPr>
+                <w:b/>
+                <w:bCs/>
+              </w:rPr>
+              <w:t xml:space="preserve">Affected scope / file-scope manifest:</w:t>
+            </w:r>
+            <w:r>
+              <w:t xml:space="preserve"> </w:t>
+            </w:r>
+            <w:r>
+              <w:t xml:space="preserve">start.sh (warm-start dispatch, run_ownership_gate call site); scripts/ownership_repair.sh (marker fast-path)</w:t>
+            </w:r>
+            <w:r>
+              <w:t xml:space="preserve"> </w:t>
+            </w:r>
+            <w:r>
+              <w:rPr>
+                <w:b/>
+                <w:bCs/>
+              </w:rPr>
+              <w:t xml:space="preserve">Reproduction / context:</w:t>
+            </w:r>
+            <w:r>
+              <w:t xml:space="preserve"> </w:t>
+            </w:r>
+            <w:r>
+              <w:t xml:space="preserve">1. Ensure the stack is UP. 2. Change config/owned_paths.yaml so the scope fingerprint changes (this re-arms the marker by design, data-model E2). 3. Run a warm ./start.sh (no –recreate). 4. The ownership repair walks and chowns the declared tree while containers are still running and able to write into it.</w:t>
+            </w:r>
+            <w:r>
+              <w:t xml:space="preserve"> </w:t>
+            </w:r>
+            <w:r>
+              <w:rPr>
+                <w:b/>
+                <w:bCs/>
+              </w:rPr>
+              <w:t xml:space="preserve">Acceptance criteria:</w:t>
+            </w:r>
+            <w:r>
+              <w:t xml:space="preserve"> </w:t>
+            </w:r>
+            <w:r>
+              <w:t xml:space="preserve">A warm ./start.sh cannot complete an ownership repair while a container that writes to a declared location is running. Either the repair is deferred with an actionable refusal naming –recreate, or the stack is quiesced for the walk. Asserted behaviourally in tests/unit/test_start_reload_recreate.sh alongside the existing PRECONDITION_BEFORE_DOWN / REPAIR_AFTER_DOWN / REPAIR_BEFORE_UP checks, each with a paired 1.1 mutation that kills it.</w:t>
             </w:r>
           </w:p>
         </w:tc>
@@ -2274,18 +2404,18 @@
               <w:pStyle w:val="Compact"/>
             </w:pPr>
             <w:r>
-              <w:t xml:space="preserve">BOB-159</w:t>
-            </w:r>
-          </w:p>
-        </w:tc>
-        <w:tc>
-          <w:tcPr/>
-          <w:p>
-            <w:pPr>
-              <w:pStyle w:val="Compact"/>
-            </w:pPr>
-            <w:r>
-              <w:t xml:space="preserve">Bug</w:t>
+              <w:t xml:space="preserve">BOB-162</w:t>
+            </w:r>
+          </w:p>
+        </w:tc>
+        <w:tc>
+          <w:tcPr/>
+          <w:p>
+            <w:pPr>
+              <w:pStyle w:val="Compact"/>
+            </w:pPr>
+            <w:r>
+              <w:t xml:space="preserve">Task</w:t>
             </w:r>
           </w:p>
         </w:tc>
@@ -2322,22 +2452,28 @@
                 <w:b/>
                 <w:bCs/>
               </w:rPr>
-              <w:t xml:space="preserve">OPERATOR DECISION (2026-08-26, §11.4.66): REPAIR, THEN RE-VERIFY UNTIL STABLE</w:t>
-            </w:r>
-            <w:r>
-              <w:t xml:space="preserve"> </w:t>
-            </w:r>
-            <w:r>
-              <w:t xml:space="preserve">The warm ./start.sh path keeps running the ownership repair against a live stack, but walks, re-verifies, and repeats until a pass finds nothing new. Options not chosen: refuse the repair while the stack is up and direct the operator to –recreate; stop the stack on the warm path too (correct but ends</w:t>
-            </w:r>
-            <w:r>
-              <w:t xml:space="preserve"> </w:t>
-            </w:r>
-            <w:r>
-              <w:t xml:space="preserve">‘warm’</w:t>
-            </w:r>
-            <w:r>
-              <w:t xml:space="preserve">); accept and document the window. WHY THIS MATTERS MORE THAN A NORMAL ITEM: this is the exact defect the whole 002-user-owned-downloads feature exists to end. The –recreate path was already fixed to order precondition -&gt; down -&gt; repair -&gt; up so the walk sees a tree no container can write. The warm path was not, so a container can create a new non-owned file AFTER the repair has passed that directory — the ownership problem leaking back in through the other door. REQUIRED BY THE CHOSEN OPTION, and it is the hard part: the loop MUST be BOUNDED, and on giving up it MUST report honestly that ownership is UNPROVEN rather than silently exiting 0 (§11.4.201(6) — a loop that stops finding new files because it ran out of iterations returns the same quiet zero as a genuinely clean tree). An active download creating files faster than the walk completes is the realistic non-converging case and must be named in the give-up message. Recorded as consumer DATA per §11.4.35 — the operator’s stated choice, not an agent inference. Options not chosen are named so a future reader does not re-litigate a settled call. — prior item text follows —</w:t>
+              <w:t xml:space="preserve">Reported-Via:</w:t>
+            </w:r>
+            <w:r>
+              <w:t xml:space="preserve"> </w:t>
+            </w:r>
+            <w:r>
+              <w:t xml:space="preserve">§11.4.202 reporting directive</w:t>
+            </w:r>
+            <w:r>
+              <w:t xml:space="preserve"> </w:t>
+            </w:r>
+            <w:r>
+              <w:rPr>
+                <w:rStyle w:val="VerbatimChar"/>
+              </w:rPr>
+              <w:t xml:space="preserve">task</w:t>
+            </w:r>
+            <w:r>
+              <w:t xml:space="preserve"> </w:t>
+            </w:r>
+            <w:r>
+              <w:t xml:space="preserve">on 2026-08-21T19:35:02Z</w:t>
             </w:r>
             <w:r>
               <w:t xml:space="preserve"> </w:t>
@@ -2347,28 +2483,13 @@
                 <w:b/>
                 <w:bCs/>
               </w:rPr>
-              <w:t xml:space="preserve">Reported-Via:</w:t>
-            </w:r>
-            <w:r>
-              <w:t xml:space="preserve"> </w:t>
-            </w:r>
-            <w:r>
-              <w:t xml:space="preserve">§11.4.202 reporting directive</w:t>
-            </w:r>
-            <w:r>
-              <w:t xml:space="preserve"> </w:t>
-            </w:r>
-            <w:r>
-              <w:rPr>
-                <w:rStyle w:val="VerbatimChar"/>
-              </w:rPr>
-              <w:t xml:space="preserve">bug</w:t>
-            </w:r>
-            <w:r>
-              <w:t xml:space="preserve"> </w:t>
-            </w:r>
-            <w:r>
-              <w:t xml:space="preserve">on 2026-08-21T19:01:17Z</w:t>
+              <w:t xml:space="preserve">Reported-By:</w:t>
+            </w:r>
+            <w:r>
+              <w:t xml:space="preserve"> </w:t>
+            </w:r>
+            <w:r>
+              <w:t xml:space="preserve">BOB-106/BOB-107 remediation, residual</w:t>
             </w:r>
             <w:r>
               <w:t xml:space="preserve"> </w:t>
@@ -2378,13 +2499,13 @@
                 <w:b/>
                 <w:bCs/>
               </w:rPr>
-              <w:t xml:space="preserve">Reported-By:</w:t>
-            </w:r>
-            <w:r>
-              <w:t xml:space="preserve"> </w:t>
-            </w:r>
-            <w:r>
-              <w:t xml:space="preserve">T041 independent review (IMPORTANT-2), partially remediated</w:t>
+              <w:t xml:space="preserve">What (the report, verbatim):</w:t>
+            </w:r>
+            <w:r>
+              <w:t xml:space="preserve"> </w:t>
+            </w:r>
+            <w:r>
+              <w:t xml:space="preserve">The TESTS for both guards are now executed: pre-build invariant 30’s glob was extended from tests/unit + tests/pre_build to also cover tests/hooks. MEASURED before/after: the glob expanded to 27 suites with 0 under tests/hooks while 3 existed there; it now expands to 30 with 3 under tests/hooks. All three pass. But the GUARDS themselves are still invoked by nothing. check-brief-inputs.sh is honestly conductor-run rather than automatic: a brief’s required-input list lives in free-form prose that the Agent tool’s structured input does not expose, so an automatic prompt-scraping gate would itself be an unproven pattern-match. Its seam is the dispatch procedure, and that is a documentation + habit change, not a hook. unattributed-commit-guard.sh is different and is why this item exists. Run against real history it names 14 violating commits since the last tag (and 21 bare Auto-commit subjects exist across all refs). Wiring it into the pre-build or commit seam AS-IS would therefore refuse every commit immediately, on pre-existing debt nobody can fix in the moment. That is precisely the 11.4.224(E) brownfield-adoption shape, and 11.4.66/11.4.122 put the choice with the operator, not with an agent inventing a ratchet. The options, stated so the decision is a decision and not a default: (a) immediate hard floor – the seam refuses until all 14 are attributed; (b) one-time monotone-decrease ratchet (the 11.4.135 pattern) – snapshot 14 as the baseline, the count may fall and may never rise, so day one is green and the disease cannot spread; (c) changed-commits-only – gate only commits created from now on, with a scheduled deadline for the historical 14; (d) report-only for a stated period, then escalate. Recommendation, with the reasoning rather than just the pick: (b). It is the pattern this constitution already uses for exactly this situation, it makes the debt visible and bounded immediately, and it cannot be satisfied by deleting the guard’s name (11.4.227 closes that gaming channel). But it is the operator’s call and this item is not closed until that answer is recorded. Honest boundary (11.4.6): this item does NOT claim the 14 commits are harmful in themselves – it claims their ATTRIBUTION is absent and that nothing currently prevents the 15th.</w:t>
             </w:r>
             <w:r>
               <w:t xml:space="preserve"> </w:t>
@@ -2394,13 +2515,13 @@
                 <w:b/>
                 <w:bCs/>
               </w:rPr>
-              <w:t xml:space="preserve">What (the report, verbatim):</w:t>
-            </w:r>
-            <w:r>
-              <w:t xml:space="preserve"> </w:t>
-            </w:r>
-            <w:r>
-              <w:t xml:space="preserve">The –recreate path was fixed this round: run_ownership_precondition -&gt; stack_down -&gt; run_ownership_repair -&gt; stack_up, so the repair walks a tree no container can write to. That ordering is now asserted behaviourally by three new checks in tests/unit/test_start_reload_recreate.sh, each killed by its paired 1.1 mutation (11/11 RED-OK). The WARM path is NOT covered by that fix and this item tracks the remainder. On a warm ./start.sh the gate runs before THIS invocation brings anything up, but if the stack is ALREADY running, containers write while the repair walks. A container can then create a new non-operator-owned file BEHIND the walk, after which the completion marker records complete over a tree that is not, and those stragglers are never repaired without a manual –force. BOUNDED, not dismissed: after any successful pass the marker is valid for the scope fingerprint and the repair short-circuits without walking (marker_is_valid), so the window requires a stale-or-absent marker AND a live stack together. Declaring a new scope entry re-arms the marker, which is exactly how that combination arises in practice. NOT DONE THIS ROUND, with the reason stated rather than hidden: the clean guard is a cheap marker-only probe mode on scripts/ownership_repair.sh that answers has-this-scope-been-repaired without walking the tree. The existing –dry-run cannot serve: it deliberately SKIPS the marker fast-path (FORCE=0 &amp;&amp; DRY_RUN=0 guard) and always walks, so using it as a warm-start probe would walk the tree twice on every start. Adding that mode requires editing ownership_repair.sh, which another stream was actively editing during this round; duplicating marker_is_valid into start.sh instead would be a near-identical fork (11.4.251). Deferred to this item rather than done unilaterally or silently. The misleading comment at the warm-start call site (which claimed the gate runs before any container writes) has been corrected to state this boundary honestly.</w:t>
+              <w:t xml:space="preserve">Affected scope / file-scope manifest:</w:t>
+            </w:r>
+            <w:r>
+              <w:t xml:space="preserve"> </w:t>
+            </w:r>
+            <w:r>
+              <w:t xml:space="preserve">scripts/hooks/unattributed-commit-guard.sh; scripts/hooks/check-brief-inputs.sh; scripts/pre_build_verification.sh; scripts/commit-push-all.sh</w:t>
             </w:r>
             <w:r>
               <w:t xml:space="preserve"> </w:t>
@@ -2410,13 +2531,13 @@
                 <w:b/>
                 <w:bCs/>
               </w:rPr>
-              <w:t xml:space="preserve">Affected scope / file-scope manifest:</w:t>
-            </w:r>
-            <w:r>
-              <w:t xml:space="preserve"> </w:t>
-            </w:r>
-            <w:r>
-              <w:t xml:space="preserve">start.sh (warm-start dispatch, run_ownership_gate call site); scripts/ownership_repair.sh (marker fast-path)</w:t>
+              <w:t xml:space="preserve">Reproduction / context:</w:t>
+            </w:r>
+            <w:r>
+              <w:t xml:space="preserve"> </w:t>
+            </w:r>
+            <w:r>
+              <w:t xml:space="preserve">Both guards run correctly by hand and are covered by passing tests (9/9 and 15/15, each proven non-bluff against a no-op stub). Neither is invoked by scripts/pre_build_verification.sh or scripts/commit-push-all.sh, so neither exerts standing detection pressure (11.4.226: a guard with no execution seam is not coverage; registration is not coverage).</w:t>
             </w:r>
             <w:r>
               <w:t xml:space="preserve"> </w:t>
@@ -2426,29 +2547,632 @@
                 <w:b/>
                 <w:bCs/>
               </w:rPr>
-              <w:t xml:space="preserve">Reproduction / context:</w:t>
-            </w:r>
-            <w:r>
-              <w:t xml:space="preserve"> </w:t>
-            </w:r>
-            <w:r>
-              <w:t xml:space="preserve">1. Ensure the stack is UP. 2. Change config/owned_paths.yaml so the scope fingerprint changes (this re-arms the marker by design, data-model E2). 3. Run a warm ./start.sh (no –recreate). 4. The ownership repair walks and chowns the declared tree while containers are still running and able to write into it.</w:t>
-            </w:r>
-            <w:r>
-              <w:t xml:space="preserve"> </w:t>
-            </w:r>
+              <w:t xml:space="preserve">Acceptance criteria:</w:t>
+            </w:r>
+            <w:r>
+              <w:t xml:space="preserve"> </w:t>
+            </w:r>
+            <w:r>
+              <w:t xml:space="preserve">Each guard is invoked by a named seam, OR carries a registered deferral pointing at this item. For unattributed-commit-guard.sh specifically, the operator has answered the adoption question below and the answer is recorded as consumer DATA – never an invented ratchet.</w:t>
+            </w:r>
+          </w:p>
+        </w:tc>
+      </w:tr>
+      <w:tr>
+        <w:tc>
+          <w:tcPr/>
+          <w:p>
+            <w:pPr>
+              <w:pStyle w:val="Compact"/>
+            </w:pPr>
+            <w:r>
+              <w:t xml:space="preserve">BOB-170</w:t>
+            </w:r>
+          </w:p>
+        </w:tc>
+        <w:tc>
+          <w:tcPr/>
+          <w:p>
+            <w:pPr>
+              <w:pStyle w:val="Compact"/>
+            </w:pPr>
+            <w:r>
+              <w:t xml:space="preserve">Task</w:t>
+            </w:r>
+          </w:p>
+        </w:tc>
+        <w:tc>
+          <w:tcPr/>
+          <w:p>
+            <w:pPr>
+              <w:pStyle w:val="Compact"/>
+            </w:pPr>
+            <w:r>
+              <w:t xml:space="preserve">Queued</w:t>
+            </w:r>
+          </w:p>
+        </w:tc>
+        <w:tc>
+          <w:tcPr/>
+          <w:p>
+            <w:pPr>
+              <w:pStyle w:val="Compact"/>
+            </w:pPr>
+            <w:r>
+              <w:t xml:space="preserve">Medium</w:t>
+            </w:r>
+          </w:p>
+        </w:tc>
+        <w:tc>
+          <w:tcPr/>
+          <w:p>
+            <w:pPr>
+              <w:pStyle w:val="Compact"/>
+            </w:pPr>
+            <w:r>
+              <w:t xml:space="preserve">WHAT. The BOB-109 scaling suite gates its two timing tests on loadavg_1m/nproc &lt;= 0.75 — on this 8-cpu host, a 1-minute load average at or below 6.0 — and SKIPs loudly otherwise. That gate is correct and was adopted for a good reason (§11.4.201(8)): the author validated a 2.10 growth-exponent threshold, then observed it FALSE-FAIL correct code at load 11.06 (baseline span 2.136), and at load 15-23 measured baseline spans of 2.358 against injected-cubic mutants at 2.278-2.331 — the signal is smaller than the noise and the two are not separable in either direction. Gating was the honest response. THE PROBLEM. The gate has consequently NEVER RUN under its own precondition. Every recorded run today measured load 9.15-23; the independent reviewer measured 9.66 during review; the conductor measured 6.45 at its lowest. GREEN polarity WAS observed — at loads 9.4-11.6 (span 1.882) and in three stability runs (1.759/1.832/1.848) — but never once beneath the shipped ceiling. The author states this honestly as an inference from data rather than a run they can paste, and the reviewer confirmed the inference is sound (quiescence is strictly more favourable). Sound inference is still not an observed run. WHY THAT MATTERS (§11.4.226). A registered, topology-present guard that never executes is indistinguishable from a guard that would fail if it did. Nothing currently ensures it ever runs: no freshness contract, no scheduled quiet-window invocation, no tracked item — which is precisely the unexecuted-standing-guard class §11.4.226 names, where registration gets treated as coverage while execution is nobody’s job. The forensic precedent in that anchor is two standing guards that, when finally executed, immediately emitted latent FAILs. ACCEPTANCE. (a) Execute both quiescence-gated timing tests on a host whose 1-minute loadavg is genuinely &lt;= 0.75/cpu — no agent fleet, no concurrent build — and capture the run as an artifact showing the resolved load reading alongside the measured span exponent, so the precondition is provable from the artifact and not asserted. (b) Record the observed GREEN polarity in the item and in the test source, replacing the current honest-inference note. (c) If the gate FAILS under genuine quiescence, that is the finding this item exists to surface, and it reopens the threshold-calibration question rather than being worked around. (d) Establish a freshness contract per §11.4.226: how stale a quiescent verdict may be before the gate counts as uncovered again, so this does not silently return to never-executing. HONEST BOUNDARY. This item does not claim the gate is wrong. The evidence points the other way — quiescence is strictly more favourable than the loads where GREEN was already observed. It claims only that the run has not happened, and that an unexecuted guard cannot be cited as coverage. PROVENANCE. Raised as IMPORTANT-2 by the independent Fable-substrate reviewer of the BOB-109 work, and independently corroborated: the reviewer verified the SKIP is loud and prints its resolved numbers, and confirmed the shipped tests do SKIP at today’s load.</w:t>
+            </w:r>
+          </w:p>
+        </w:tc>
+      </w:tr>
+      <w:tr>
+        <w:tc>
+          <w:tcPr/>
+          <w:p>
+            <w:pPr>
+              <w:pStyle w:val="Compact"/>
+            </w:pPr>
+            <w:r>
+              <w:t xml:space="preserve">BOB-172</w:t>
+            </w:r>
+          </w:p>
+        </w:tc>
+        <w:tc>
+          <w:tcPr/>
+          <w:p>
+            <w:pPr>
+              <w:pStyle w:val="Compact"/>
+            </w:pPr>
+            <w:r>
+              <w:t xml:space="preserve">Bug</w:t>
+            </w:r>
+          </w:p>
+        </w:tc>
+        <w:tc>
+          <w:tcPr/>
+          <w:p>
+            <w:pPr>
+              <w:pStyle w:val="Compact"/>
+            </w:pPr>
+            <w:r>
+              <w:t xml:space="preserve">Ready for testing</w:t>
+            </w:r>
+          </w:p>
+        </w:tc>
+        <w:tc>
+          <w:tcPr/>
+          <w:p>
+            <w:pPr>
+              <w:pStyle w:val="Compact"/>
+            </w:pPr>
+            <w:r>
+              <w:t xml:space="preserve">High</w:t>
+            </w:r>
+          </w:p>
+        </w:tc>
+        <w:tc>
+          <w:tcPr/>
+          <w:p>
+            <w:pPr>
+              <w:pStyle w:val="Compact"/>
+            </w:pPr>
+            <w:r>
+              <w:t xml:space="preserve">WHAT. The rutracker SEARCH endpoint is refused by bot protection while the site itself is fully reachable. Measured unauthenticated 2026-08-21 (no cookie file read, no credential value in any artifact — §11.4.10): GET /forum/index.php -&gt; 200, 96283 B,</w:t>
+            </w:r>
+            <w:r>
+              <w:t xml:space="preserve"> </w:t>
+            </w:r>
+          </w:p>
+        </w:tc>
+      </w:tr>
+      <w:tr>
+        <w:tc>
+          <w:tcPr/>
+          <w:p>
+            <w:pPr>
+              <w:pStyle w:val="Compact"/>
+            </w:pPr>
+            <w:r>
+              <w:t xml:space="preserve">BOB-175</w:t>
+            </w:r>
+          </w:p>
+        </w:tc>
+        <w:tc>
+          <w:tcPr/>
+          <w:p>
+            <w:pPr>
+              <w:pStyle w:val="Compact"/>
+            </w:pPr>
+            <w:r>
+              <w:t xml:space="preserve">Task</w:t>
+            </w:r>
+          </w:p>
+        </w:tc>
+        <w:tc>
+          <w:tcPr/>
+          <w:p>
+            <w:pPr>
+              <w:pStyle w:val="Compact"/>
+            </w:pPr>
+            <w:r>
+              <w:t xml:space="preserve">Queued</w:t>
+            </w:r>
+          </w:p>
+        </w:tc>
+        <w:tc>
+          <w:tcPr/>
+          <w:p>
+            <w:pPr>
+              <w:pStyle w:val="Compact"/>
+            </w:pPr>
+            <w:r>
+              <w:t xml:space="preserve">Low</w:t>
+            </w:r>
+          </w:p>
+        </w:tc>
+        <w:tc>
+          <w:tcPr/>
+          <w:p>
+            <w:pPr>
+              <w:pStyle w:val="Compact"/>
+            </w:pPr>
+            <w:r>
+              <w:t xml:space="preserve">WHAT. The workable-items</w:t>
+            </w:r>
+            <w:r>
+              <w:t xml:space="preserve"> </w:t>
+            </w:r>
+            <w:r>
+              <w:rPr>
+                <w:rStyle w:val="VerbatimChar"/>
+              </w:rPr>
+              <w:t xml:space="preserve">update</w:t>
+            </w:r>
+            <w:r>
+              <w:t xml:space="preserve"> </w:t>
+            </w:r>
+            <w:r>
+              <w:t xml:space="preserve">seam guards the status-location invariant in one direction only. After BOB-166,</w:t>
+            </w:r>
+            <w:r>
+              <w:t xml:space="preserve"> </w:t>
+            </w:r>
+            <w:r>
+              <w:rPr>
+                <w:rStyle w:val="VerbatimChar"/>
+              </w:rPr>
+              <w:t xml:space="preserve">update --status &lt;terminal&gt;</w:t>
+            </w:r>
+            <w:r>
+              <w:t xml:space="preserve"> </w:t>
+            </w:r>
+            <w:r>
+              <w:t xml:space="preserve">on an Issues-located row is refused. The mirror is still open:</w:t>
+            </w:r>
+            <w:r>
+              <w:t xml:space="preserve"> </w:t>
+            </w:r>
+            <w:r>
+              <w:rPr>
+                <w:rStyle w:val="VerbatimChar"/>
+              </w:rPr>
+              <w:t xml:space="preserve">update --location Fixed --status &lt;non-terminal&gt;</w:t>
+            </w:r>
+            <w:r>
+              <w:t xml:space="preserve"> </w:t>
+            </w:r>
+            <w:r>
+              <w:t xml:space="preserve">exits 0 and creates a row that</w:t>
+            </w:r>
+            <w:r>
+              <w:t xml:space="preserve"> </w:t>
+            </w:r>
+            <w:r>
+              <w:rPr>
+                <w:rStyle w:val="VerbatimChar"/>
+              </w:rPr>
+              <w:t xml:space="preserve">update</w:t>
+            </w:r>
+            <w:r>
+              <w:t xml:space="preserve">‘s own validator immediately rejects. Verified empirically by the independent reviewer of BOB-166: update –location Fixed –status ’In progress’</w:t>
+            </w:r>
+            <w:r>
+              <w:t xml:space="preserve"> </w:t>
+            </w:r>
+            <w:r>
+              <w:t xml:space="preserve">-&gt; exit 0 validate -&gt; FAILS, naming the row (check (f), fixedLocationNonTerminalStatus) So the command can still mint a state its own validate call refuses. That is the §11.4.196(F) shape at the seam layer: the invariant is CONFIGURED in validate but not ENFORCED at every write path that can violate it. WHY IT WAS DELIBERATELY LEFT OPEN IN BOB-166, and why that was right. Three reasons, all checked rather than asserted: (1) the real corpus has ZERO instances of this direction against TEN of the direction BOB-166 closed — the asymmetry in the data matched the asymmetry in the code; (2) detective coverage ALREADY existed and demonstrably fires, so unlike BOB-166’s direction this cannot rot silently; (3) and the load-bearing one —</w:t>
+            </w:r>
+            <w:r>
+              <w:t xml:space="preserve"> </w:t>
+            </w:r>
+            <w:r>
+              <w:rPr>
+                <w:rStyle w:val="VerbatimChar"/>
+              </w:rPr>
+              <w:t xml:space="preserve">reopenCmd</w:t>
+            </w:r>
+            <w:r>
+              <w:t xml:space="preserve"> </w:t>
+            </w:r>
+            <w:r>
+              <w:t xml:space="preserve">documents and SANCTIONS a transient Fixed-plus-non-terminal state via its</w:t>
+            </w:r>
+            <w:r>
+              <w:t xml:space="preserve"> </w:t>
+            </w:r>
+            <w:r>
+              <w:rPr>
+                <w:rStyle w:val="VerbatimChar"/>
+              </w:rPr>
+              <w:t xml:space="preserve">--location Fixed</w:t>
+            </w:r>
+            <w:r>
+              <w:t xml:space="preserve"> </w:t>
+            </w:r>
+            <w:r>
+              <w:t xml:space="preserve">operator override. A naive preventive guard at the update seam would collide with that override’s semantics. Closing this therefore requires a design decision about how the two interact, which is a different question from the one BOB-166 was scoped to answer, and expanding that item would have meant shipping the decision unexamined. ACCEPTANCE. (a) Decide and RECORD how a preventive guard on this direction coexists with reopenCmd’s sanctioned override — this is the actual work, and the answer should be written down rather than inferred from whatever the patch does. Candidates worth weighing: exempt the reopen path explicitly, require an override flag on</w:t>
+            </w:r>
+            <w:r>
+              <w:t xml:space="preserve"> </w:t>
+            </w:r>
+            <w:r>
+              <w:rPr>
+                <w:rStyle w:val="VerbatimChar"/>
+              </w:rPr>
+              <w:t xml:space="preserve">update</w:t>
+            </w:r>
+            <w:r>
+              <w:t xml:space="preserve"> </w:t>
+            </w:r>
+            <w:r>
+              <w:t xml:space="preserve">mirroring reopen’s, or leave the direction detective-only with the rationale recorded so the asymmetry is a decision rather than an oversight. (b) If a guard lands, it reuses</w:t>
+            </w:r>
+            <w:r>
+              <w:t xml:space="preserve"> </w:t>
+            </w:r>
+            <w:r>
+              <w:rPr>
+                <w:rStyle w:val="VerbatimChar"/>
+              </w:rPr>
+              <w:t xml:space="preserve">terminalStatuses()</w:t>
+            </w:r>
+            <w:r>
+              <w:t xml:space="preserve"> </w:t>
+            </w:r>
+            <w:r>
+              <w:t xml:space="preserve">— BOB-166 established one predicate source specifically so the two directions cannot drift. (c) Paired §1.1 mutation. (d) NEGATIVE CONTROL (§11.4.201(1)), and it is the sharp one here: the sanctioned reopen path MUST still work. A guard that breaks reopenCmd’s documented override is a false-positive refusal, and worse than the gap it closes, because it breaks a workflow operators are told to use. HONEST BOUNDARY. This is not a live data defect. Zero corpus instances, and the detective gate catches it at the next validate. It is filed so a scoped, deliberate omission stays visible as a tracked decision instead of living only in a code comment where the next reader will mistake it for an oversight (§11.4.197: a started thread reaches a documented terminal state, never quiet abandonment). PROVENANCE. Raised by the implementing agent of BOB-166 as a known asymmetry it deliberately did not close, independently verified and endorsed as an acceptable scope boundary by that item’s reviewer, on the condition that it become a tracked item rather than a comment. This is that item.</w:t>
+            </w:r>
+          </w:p>
+        </w:tc>
+      </w:tr>
+      <w:tr>
+        <w:tc>
+          <w:tcPr/>
+          <w:p>
+            <w:pPr>
+              <w:pStyle w:val="Compact"/>
+            </w:pPr>
+            <w:r>
+              <w:t xml:space="preserve">BOB-184</w:t>
+            </w:r>
+          </w:p>
+        </w:tc>
+        <w:tc>
+          <w:tcPr/>
+          <w:p>
+            <w:pPr>
+              <w:pStyle w:val="Compact"/>
+            </w:pPr>
+            <w:r>
+              <w:t xml:space="preserve">Task</w:t>
+            </w:r>
+          </w:p>
+        </w:tc>
+        <w:tc>
+          <w:tcPr/>
+          <w:p>
+            <w:pPr>
+              <w:pStyle w:val="Compact"/>
+            </w:pPr>
+            <w:r>
+              <w:t xml:space="preserve">Queued</w:t>
+            </w:r>
+          </w:p>
+        </w:tc>
+        <w:tc>
+          <w:tcPr/>
+          <w:p>
+            <w:pPr>
+              <w:pStyle w:val="Compact"/>
+            </w:pPr>
+            <w:r>
+              <w:t xml:space="preserve">Medium</w:t>
+            </w:r>
+          </w:p>
+        </w:tc>
+        <w:tc>
+          <w:tcPr/>
+          <w:p>
+            <w:pPr>
+              <w:pStyle w:val="Compact"/>
+            </w:pPr>
+            <w:r>
+              <w:t xml:space="preserve">Three icon-glyph controls (.bridge-retry, .theme-toggle, .caret) render text made of non-BMP code points. axe-core declines to decide their contrast, reporting them under the incomplete channel with messageKey nonBmp and resolving NEITHER fgColor NOR bgColor, so the Python recomputation in docs/qa/BOB-164/axe_contrast_scan.py cannot decide either: 40 such nodes across 16 palette x mode combinations. BOB-164 round 2 stopped them being scored as silent passes by naming them GLYPH_UNMEASURED, printing them on every run and fencing them, so any NEW unmeasured glyph node blocks. What remains genuinely unproven is their contrast itself: as non-text user-interface components they owe 3:1 under WCAG SC 1.4.11, and no oracle in this repo measures that today. Acceptance: a measurement path that resolves the effective foreground and backdrop for glyph controls (for example reading getComputedStyle colour against the composited backdrop, or replacing the glyphs with inline SVG carrying explicit fill tokens), each of the three controls shown to clear 3:1 in all 16 palette x mode combinations, and the GLYPH_UNMEASURED fence shrunk by exactly the nodes then proven.</w:t>
+            </w:r>
+          </w:p>
+        </w:tc>
+      </w:tr>
+      <w:tr>
+        <w:tc>
+          <w:tcPr/>
+          <w:p>
+            <w:pPr>
+              <w:pStyle w:val="Compact"/>
+            </w:pPr>
+            <w:r>
+              <w:t xml:space="preserve">BOB-185</w:t>
+            </w:r>
+          </w:p>
+        </w:tc>
+        <w:tc>
+          <w:tcPr/>
+          <w:p>
+            <w:pPr>
+              <w:pStyle w:val="Compact"/>
+            </w:pPr>
+            <w:r>
+              <w:t xml:space="preserve">Task</w:t>
+            </w:r>
+          </w:p>
+        </w:tc>
+        <w:tc>
+          <w:tcPr/>
+          <w:p>
+            <w:pPr>
+              <w:pStyle w:val="Compact"/>
+            </w:pPr>
+            <w:r>
+              <w:t xml:space="preserve">Queued</w:t>
+            </w:r>
+          </w:p>
+        </w:tc>
+        <w:tc>
+          <w:tcPr/>
+          <w:p>
+            <w:pPr>
+              <w:pStyle w:val="Compact"/>
+            </w:pPr>
+            <w:r>
+              <w:t xml:space="preserve">Medium</w:t>
+            </w:r>
+          </w:p>
+        </w:tc>
+        <w:tc>
+          <w:tcPr/>
+          <w:p>
+            <w:pPr>
+              <w:pStyle w:val="Compact"/>
+            </w:pPr>
+            <w:r>
+              <w:t xml:space="preserve">docs/qa/BOB-164/axe_contrast_scan.py scans a static dist with no backend, so every node whose existence depends on fetched data is absent from the page it measures: the results table renders empty, so .type-badge and .quality-badge never appear, and the hooks list renders empty, so .status pills never appear. That is precisely why the BOB-164 round-1 regression went unseen in a rendered DOM even though it was scanned in all 16 themes, and it is why round 2 had to close the class in the arithmetic oracle instead. Those nodes are now covered by frontend/src/app/models/style-contrast.spec.ts, which extracts declared foreground-on-fill pairs from the stylesheets, but that is an ARITHMETIC claim about declared colour pairs, not a rendered-pixel one: it cannot see opacity applied by an ancestor, a composited backdrop, or a cascade this repo’s static extractor does not model. Acceptance: the scan drives the dashboard with seeded fixture data (a stub backend, a route fixture, or an injected component harness) so the badge and status nodes are present in the DOM, axe measures them directly, and a control needle proves the rendered oracle sees a seeded sub-floor badge before any clean result from it is believed.</w:t>
+            </w:r>
+          </w:p>
+        </w:tc>
+      </w:tr>
+      <w:tr>
+        <w:tc>
+          <w:tcPr/>
+          <w:p>
+            <w:pPr>
+              <w:pStyle w:val="Compact"/>
+            </w:pPr>
+            <w:r>
+              <w:t xml:space="preserve">BOB-187</w:t>
+            </w:r>
+          </w:p>
+        </w:tc>
+        <w:tc>
+          <w:tcPr/>
+          <w:p>
+            <w:pPr>
+              <w:pStyle w:val="Compact"/>
+            </w:pPr>
+            <w:r>
+              <w:t xml:space="preserve">Bug</w:t>
+            </w:r>
+          </w:p>
+        </w:tc>
+        <w:tc>
+          <w:tcPr/>
+          <w:p>
+            <w:pPr>
+              <w:pStyle w:val="Compact"/>
+            </w:pPr>
+            <w:r>
+              <w:t xml:space="preserve">In progress</w:t>
+            </w:r>
+          </w:p>
+        </w:tc>
+        <w:tc>
+          <w:tcPr/>
+          <w:p>
+            <w:pPr>
+              <w:pStyle w:val="Compact"/>
+            </w:pPr>
+            <w:r>
+              <w:t xml:space="preserve">—</w:t>
+            </w:r>
+          </w:p>
+        </w:tc>
+        <w:tc>
+          <w:tcPr/>
+          <w:p>
+            <w:pPr>
+              <w:pStyle w:val="Compact"/>
+            </w:pPr>
+            <w:r>
+              <w:t xml:space="preserve">scripts/ownership_precondition.sh consumes the SAME unreviewed .env-driven scope as ownership_repair.sh and creates probe files inside it, but it is NOT fenced. T028 remediation added ownership_path_fence() to scripts/lib/ownership.sh and wired it into ownership_repair.sh, closing the path-escape class there; the precondition was outside that agents file scope and still accepts whatever config/owned_paths.yaml expands to. Blast radius is lower than a recursive chown (it writes probe files rather than mutating ownership of an existing tree) but the INPUT is identical and equally unreviewed, so the same QBITTORRENT_DATA_DIR value that would have driven a filesystem-wide chown will drive probe-file creation at an arbitrary location. Note the escape is empirically confirmed for the repair path, not merely reasoned: during T028 remediation a probe declaring the verbatim shipped entry with QBITTORRENT_DATA_DIR=/ hung the suite, and ps showed the real artifact executing</w:t>
+            </w:r>
+            <w:r>
+              <w:t xml:space="preserve"> </w:t>
+            </w:r>
+            <w:r>
+              <w:t xml:space="preserve">“find / ( ! -uid 1000 -o ! -gid 1000 ) -printf …”</w:t>
+            </w:r>
+            <w:r>
+              <w:t xml:space="preserve"> </w:t>
+            </w:r>
+            <w:r>
+              <w:t xml:space="preserve">before it was killed by verified pid. Acceptance: ownership_precondition.sh calls the SAME ownership_path_fence() predicate from scripts/lib/ownership.sh (never a second dialect, 11.4.251), refuses fail-closed on a rejected entry, and ships a paired 1.1 mutation proving the refusal fires PLUS a negative control proving the six live shipped entries still ACCEPT so the fix is not a 11.4.201(1) false-positive refusal. Discovered out-of-band during T028 remediation and reported by the agent as needing tracking, so it is also a 11.4.238 coverage escape.</w:t>
+            </w:r>
+          </w:p>
+        </w:tc>
+      </w:tr>
+      <w:tr>
+        <w:tc>
+          <w:tcPr/>
+          <w:p>
+            <w:pPr>
+              <w:pStyle w:val="Compact"/>
+            </w:pPr>
+            <w:r>
+              <w:t xml:space="preserve">BOB-188</w:t>
+            </w:r>
+          </w:p>
+        </w:tc>
+        <w:tc>
+          <w:tcPr/>
+          <w:p>
+            <w:pPr>
+              <w:pStyle w:val="Compact"/>
+            </w:pPr>
+            <w:r>
+              <w:t xml:space="preserve">Bug</w:t>
+            </w:r>
+          </w:p>
+        </w:tc>
+        <w:tc>
+          <w:tcPr/>
+          <w:p>
+            <w:pPr>
+              <w:pStyle w:val="Compact"/>
+            </w:pPr>
+            <w:r>
+              <w:t xml:space="preserve">In progress</w:t>
+            </w:r>
+          </w:p>
+        </w:tc>
+        <w:tc>
+          <w:tcPr/>
+          <w:p>
+            <w:pPr>
+              <w:pStyle w:val="Compact"/>
+            </w:pPr>
+            <w:r>
+              <w:t xml:space="preserve">—</w:t>
+            </w:r>
+          </w:p>
+        </w:tc>
+        <w:tc>
+          <w:tcPr/>
+          <w:p>
+            <w:pPr>
+              <w:pStyle w:val="Compact"/>
+            </w:pPr>
             <w:r>
               <w:rPr>
                 <w:b/>
                 <w:bCs/>
               </w:rPr>
-              <w:t xml:space="preserve">Acceptance criteria:</w:t>
-            </w:r>
-            <w:r>
-              <w:t xml:space="preserve"> </w:t>
-            </w:r>
-            <w:r>
-              <w:t xml:space="preserve">A warm ./start.sh cannot complete an ownership repair while a container that writes to a declared location is running. Either the repair is deferred with an actionable refusal naming –recreate, or the stack is quiesced for the walk. Asserted behaviourally in tests/unit/test_start_reload_recreate.sh alongside the existing PRECONDITION_BEFORE_DOWN / REPAIR_AFTER_DOWN / REPAIR_BEFORE_UP checks, each with a paired 1.1 mutation that kills it.</w:t>
+              <w:t xml:space="preserve">OPERATOR DECISION (2026-08-26, §11.4.66 interactive clarification): UNTRACK THE BINARY — BUILD ON DEMAND</w:t>
+            </w:r>
+            <w:r>
+              <w:t xml:space="preserve"> </w:t>
+            </w:r>
+            <w:r>
+              <w:t xml:space="preserve">§11.4.30 answer, recorded as consumer DATA: the compiled</w:t>
+            </w:r>
+            <w:r>
+              <w:t xml:space="preserve"> </w:t>
+            </w:r>
+            <w:r>
+              <w:rPr>
+                <w:rStyle w:val="VerbatimChar"/>
+              </w:rPr>
+              <w:t xml:space="preserve">workable-items</w:t>
+            </w:r>
+            <w:r>
+              <w:t xml:space="preserve"> </w:t>
+            </w:r>
+            <w:r>
+              <w:t xml:space="preserve">binary is NOT to be git-tracked.</w:t>
+            </w:r>
+            <w:r>
+              <w:t xml:space="preserve"> </w:t>
+            </w:r>
+            <w:r>
+              <w:t xml:space="preserve">‘Any build derivate which we can recreate by executing proper mechanism for generating MUST NOT be versioned’</w:t>
+            </w:r>
+            <w:r>
+              <w:t xml:space="preserve"> </w:t>
+            </w:r>
+            <w:r>
+              <w:t xml:space="preserve">applies without exception here. Keeping it tracked with only the invariant-52 fingerprint gate, and keeping it tracked with a commit-time rebuild, were both offered and NOT chosen. REQUIRED END STATE: the gate builds from source, or REFUSES HONESTLY when the Go toolchain is absent (§11.4.201(11) — probe the artifact through its real invocation path, never fake a pass, never silently fall back to a stale binary). Staleness becomes structurally impossible rather than merely detected. ACCEPTED COST: a fresh clone needs a Go toolchain before invariant 17 can run — already true for the qBitTorrent-go backend, so this adds no new host requirement. The invariant-52 fingerprint gate remains useful as defence-in-depth for as long as any binary exists on disk. This answer is recorded as consumer DATA per §11.4.35 — it is the operator’s stated choice, not an agent inference, and supersedes any prior agent-chosen default on this question. Options not chosen are named above so a future reader does not re-litigate a settled call (§11.4.112(5) bounded-verdict discipline applied to decisions). — prior item text follows — pre_build_verification.sh invariant 17 (CM-WORKABLE-ITEMS-VALIDATE) resolves its binary through the candidate loop at :534, whose FIRST entry is constitution/scripts/workable-items/bin/workable-items. That file is GIT-TRACKED (md5 17644a248363, identical to bin/workable-items-linux) and executable, so it WINS resolution over the current untracked sibling constitution/scripts/workable-items/workable-items (md5 43376a6d0184). The tracked binary is STALE: it does not contain the guards its own source now has. MEASURED, needle-proven, 2026-08-25. String presence in the tracked binary:</w:t>
+            </w:r>
+            <w:r>
+              <w:t xml:space="preserve"> </w:t>
+            </w:r>
+            <w:r>
+              <w:t xml:space="preserve">“refusing to set terminal status”</w:t>
+            </w:r>
+            <w:r>
+              <w:t xml:space="preserve"> </w:t>
+            </w:r>
+            <w:r>
+              <w:t xml:space="preserve">-&gt; 0;</w:t>
+            </w:r>
+            <w:r>
+              <w:t xml:space="preserve"> </w:t>
+            </w:r>
+            <w:r>
+              <w:t xml:space="preserve">“Issues-location item has TERMINAL status”</w:t>
+            </w:r>
+            <w:r>
+              <w:t xml:space="preserve"> </w:t>
+            </w:r>
+            <w:r>
+              <w:t xml:space="preserve">-&gt; 0; control needle from the SAME updateCmd,</w:t>
+            </w:r>
+            <w:r>
+              <w:t xml:space="preserve"> </w:t>
+            </w:r>
+            <w:r>
+              <w:t xml:space="preserve">“at least one mutable field flag is required”</w:t>
+            </w:r>
+            <w:r>
+              <w:t xml:space="preserve"> </w:t>
+            </w:r>
+            <w:r>
+              <w:t xml:space="preserve">-&gt; 2 (so the instrument sees through that path and the zeros are real absences, not a blind read). The untracked sibling returns 1 / 1 / 2 for the same three queries. A check whose message string is absent from the binary cannot fire. RUNTIME PROOF: the same injected violation (a row set to terminal status while current_location=Issues) run through both binaries -&gt; stale reports 1 violation (only the body_md desync class), current reports 2 including the location-status class verbatim. This is exactly why the ten BOB-166 rows (BOB-087/129/131/144/145/146/148/153/155/157) survived undetected: the gate that was supposed to catch them was running a binary structurally incapable of seeing them. The 11.4.108 SOURCE-&gt;ARTIFACT gap: source correct, artifact stale, every gate reading the artifact reports green. This is the THIRD instance of that class found in one session, alongside BOB-169 (a charset gate that never opened a file) and BOB-183 (a served bundle five days older than its sources). COMPOUNDING: the comment at :519-523 directly above the loop asserts</w:t>
+            </w:r>
+            <w:r>
+              <w:t xml:space="preserve"> </w:t>
+            </w:r>
+            <w:r>
+              <w:t xml:space="preserve">“The naive bin/workable-items path never existed in this checkout (bin/ is a gitignored local build-output dir nothing ever populated)”</w:t>
+            </w:r>
+            <w:r>
+              <w:t xml:space="preserve">. That statement is now FALSE - bin/ holds two tracked binaries. A stale comment asserting the absence of the very file that now shadows resolution is how this stayed invisible. Also an 11.4.30 question the operator owns: bin/workable-items and bin/workable-items-linux are VERSIONED BUILD ARTIFACTS in a constitution submodule that is inherited by reference by every consumer, so every consumer inherits whichever binary was last committed. Flagged independently by two separate agents this session. ACCEPTANCE: (a) resolution must never prefer a stale artifact over a current one - either the tracked binaries are removed and resolution falls through to build-on-demand, or a freshness check refuses a binary older than its sources (see the BOB-183 fingerprint gate for a working pattern); (b) the false comment at :519-523 corrected; (c) a paired 1.1 mutation proving the new refusal fires, plus a negative control proving a genuinely fresh binary still passes so the fix is not an 11.4.201(1) false-positive refusal; (d) the 11.4.30 tracked-binary decision recorded as operator DATA. Discovered out-of-band during BOB-166 remediation - a 11.4.238 coverage escape in its own right.</w:t>
             </w:r>
           </w:p>
         </w:tc>
@@ -2461,18 +3185,18 @@
               <w:pStyle w:val="Compact"/>
             </w:pPr>
             <w:r>
-              <w:t xml:space="preserve">BOB-162</w:t>
-            </w:r>
-          </w:p>
-        </w:tc>
-        <w:tc>
-          <w:tcPr/>
-          <w:p>
-            <w:pPr>
-              <w:pStyle w:val="Compact"/>
-            </w:pPr>
-            <w:r>
-              <w:t xml:space="preserve">Task</w:t>
+              <w:t xml:space="preserve">BOB-191</w:t>
+            </w:r>
+          </w:p>
+        </w:tc>
+        <w:tc>
+          <w:tcPr/>
+          <w:p>
+            <w:pPr>
+              <w:pStyle w:val="Compact"/>
+            </w:pPr>
+            <w:r>
+              <w:t xml:space="preserve">Bug</w:t>
             </w:r>
           </w:p>
         </w:tc>
@@ -2494,28 +3218,157 @@
               <w:pStyle w:val="Compact"/>
             </w:pPr>
             <w:r>
-              <w:t xml:space="preserve">Medium</w:t>
-            </w:r>
-          </w:p>
-        </w:tc>
-        <w:tc>
-          <w:tcPr/>
-          <w:p>
-            <w:pPr>
-              <w:pStyle w:val="Compact"/>
-            </w:pPr>
+              <w:t xml:space="preserve">—</w:t>
+            </w:r>
+          </w:p>
+        </w:tc>
+        <w:tc>
+          <w:tcPr/>
+          <w:p>
+            <w:pPr>
+              <w:pStyle w:val="Compact"/>
+            </w:pPr>
+            <w:r>
+              <w:t xml:space="preserve">WHAT: the §11.4.252 fail-open scan reports 0 hits for qBitTorrent-go, and that zero is NOT evidence. The triage agent ran control needles through the scanner’s own path per §11.4.201(7)(b): a Python</w:t>
+            </w:r>
+            <w:r>
+              <w:t xml:space="preserve"> </w:t>
+            </w:r>
+            <w:r>
+              <w:t xml:space="preserve">‘except Exception: pass’</w:t>
+            </w:r>
+            <w:r>
+              <w:t xml:space="preserve"> </w:t>
+            </w:r>
+            <w:r>
+              <w:t xml:space="preserve">needle was SEEN, a TypeScript</w:t>
+            </w:r>
+            <w:r>
+              <w:t xml:space="preserve"> </w:t>
+            </w:r>
+            <w:r>
+              <w:t xml:space="preserve">‘catch (e) {}’</w:t>
+            </w:r>
+            <w:r>
+              <w:t xml:space="preserve"> </w:t>
+            </w:r>
+            <w:r>
+              <w:t xml:space="preserve">needle was SEEN (so frontend/src’s zero IS a real zero), but a Go empty-</w:t>
+            </w:r>
+            <w:r>
+              <w:t xml:space="preserve">‘if err != nil {}’</w:t>
+            </w:r>
+            <w:r>
+              <w:t xml:space="preserve"> </w:t>
+            </w:r>
+            <w:r>
+              <w:t xml:space="preserve">needle was NOT SEEN. An instrument that cannot see the idiom returns the same quiet zero as a clean tree, and only one of those is honest. DISTINCT FROM BOB-189, deliberately not merged with it per §11.4.214: BOB-189 is a false MATCH (fail-closed guards reported as fail-open); this is a false NULL (an entire language unscanned). Same scanner, opposite failure directions, different fixes - merging them would hide one behind the other. IMPACT: Go is the language of qbittorrent-proxy-go and boba-jackett (port 7189, which owns encrypted tracker credentials), so the unscanned surface is exactly where §11.4.252’s credential-plus-mutation combination is most likely. Nobody has assessed it; the dashboard says clean. ACCEPTANCE: the scanner grows a Go arm covering the empty-err-block and swallowed-error idioms, its needle is SEEN through the real path, qBitTorrent-go’s result is re-derived, and every finding is triaged as this Python/TS pass was. Until then qBitTorrent-go’s fail-open posture is UNKNOWN and must be reported as UNKNOWN, never as 0. === ROUND-2 INVESTIGATION, MEASURED 2026-08-26 — THE FILED TITLE WAS TOO NARROW (§11.4.6) === The live scanner is constitution/scripts/gates/cm_dangerous_combination_fail_closed.sh, driven per-root by invariant 39 at scripts/pre_build_verification.sh:1481-1544. (scripts/pre_build/check_cm_no_fail_open_skip.sh has NEVER existed on any branch — it exists only in an uncommitted worktree. Any citation of that path is citing a file that is not there.) IT IS A WEAK-MATCHER DEFECT, NOT A SCOPE HOLE. Line :243 sets exts=</w:t>
+            </w:r>
+            <w:r>
+              <w:t xml:space="preserve">“py go rs c cc cpp h hpp java cs js ts jsx tsx php rb”</w:t>
+            </w:r>
+            <w:r>
+              <w:t xml:space="preserve"> </w:t>
+            </w:r>
+            <w:r>
+              <w:t xml:space="preserve">— .go IS enumerated. But line :537 gates the Python ast analyser on</w:t>
+            </w:r>
+            <w:r>
+              <w:t xml:space="preserve"> </w:t>
+            </w:r>
+            <w:r>
+              <w:rPr>
+                <w:rStyle w:val="VerbatimChar"/>
+              </w:rPr>
+              <w:t xml:space="preserve">case "$f" in *.py)</w:t>
+            </w:r>
+            <w:r>
+              <w:t xml:space="preserve">, so every non-Python file falls through to just two text matchers (:772 empty</w:t>
+            </w:r>
+            <w:r>
+              <w:t xml:space="preserve"> </w:t>
+            </w:r>
+            <w:r>
+              <w:rPr>
+                <w:rStyle w:val="VerbatimChar"/>
+              </w:rPr>
+              <w:t xml:space="preserve">catch (...) {</w:t>
+            </w:r>
+            <w:r>
+              <w:t xml:space="preserve">, :794 credential</w:t>
+            </w:r>
+            <w:r>
+              <w:t xml:space="preserve"> </w:t>
+            </w:r>
+            <w:r>
+              <w:rPr>
+                <w:rStyle w:val="VerbatimChar"/>
+              </w:rPr>
+              <w:t xml:space="preserve">= x \|\| "literal"</w:t>
+            </w:r>
+            <w:r>
+              <w:t xml:space="preserve">). Go has no</w:t>
+            </w:r>
+            <w:r>
+              <w:t xml:space="preserve"> </w:t>
+            </w:r>
+            <w:r>
+              <w:rPr>
+                <w:rStyle w:val="VerbatimChar"/>
+              </w:rPr>
+              <w:t xml:space="preserve">catch</w:t>
+            </w:r>
+            <w:r>
+              <w:t xml:space="preserve"> </w:t>
+            </w:r>
+            <w:r>
+              <w:t xml:space="preserve">keyword, so neither matcher CAN fire on Go by construction. NEEDLE TEST, BOTH ARMS (planted / rc / result): Python 2 / 1 / SEEN · TypeScript 1 / 1 / SEEN · Java 1 / 1 / SEEN ·</w:t>
+            </w:r>
+            <w:r>
+              <w:t xml:space="preserve"> </w:t>
+            </w:r>
             <w:r>
               <w:rPr>
                 <w:b/>
                 <w:bCs/>
               </w:rPr>
-              <w:t xml:space="preserve">Reported-Via:</w:t>
-            </w:r>
-            <w:r>
-              <w:t xml:space="preserve"> </w:t>
-            </w:r>
-            <w:r>
-              <w:t xml:space="preserve">§11.4.202 reporting directive</w:t>
+              <w:t xml:space="preserve">Go 6 / 0 / NOT SEEN — PASS</w:t>
+            </w:r>
+            <w:r>
+              <w:t xml:space="preserve"> </w:t>
+            </w:r>
+            <w:r>
+              <w:t xml:space="preserve">· Rust 2 / 0 / NOT SEEN · Ruby 1 / 0 / NOT SEEN · C 2 / 0 / NOT SEEN. Go is ONE OF FIVE BLIND EXTENSIONS, not a special case. The Go needle is real code: go build rc=0, go vet rc=0, gofmt -e clean. THE DECISIVE DISCRIMINATOR — same bytes, extension changed: .zig (NOT enumerated) →</w:t>
+            </w:r>
+            <w:r>
+              <w:t xml:space="preserve"> </w:t>
+            </w:r>
+            <w:r>
+              <w:t xml:space="preserve">“SKIP — topology_unsupported”</w:t>
+            </w:r>
+            <w:r>
+              <w:t xml:space="preserve">; .go (enumerated) →</w:t>
+            </w:r>
+            <w:r>
+              <w:t xml:space="preserve"> </w:t>
+            </w:r>
+            <w:r>
+              <w:t xml:space="preserve">“PASS”</w:t>
+            </w:r>
+            <w:r>
+              <w:t xml:space="preserve">. The gate ALREADY OWNS an honest-blindness mechanism and it works correctly; Go routes around it precisely BY BEING ENUMERATED. A scope hole announces itself; this matcher hole prints green. That makes it the worse defect and is why the corrected title leads with it. QUANTIFIED SURFACE (exclusions stated, §11.4.224(E)): using the scanner’s OWN prune list and nothing added — 106 .go files / 20,389 LOC (52 production files / 6,858 LOC). WITH and WITHOUT exclusions the count is 106 == 106; no vendored tree exists, so no unstated exclusion could manufacture a clean number. qBitTorrent-go holds 106 blind files and 0 analysable files — 100% blind — yet invariant 39 counts it among</w:t>
+            </w:r>
+            <w:r>
+              <w:t xml:space="preserve"> </w:t>
+            </w:r>
+            <w:r>
+              <w:t xml:space="preserve">“5 first-party source root(s)”</w:t>
+            </w:r>
+            <w:r>
+              <w:t xml:space="preserve"> </w:t>
+            </w:r>
+            <w:r>
+              <w:t xml:space="preserve">reported clean. DEFECTS THE BLINDNESS HID → filed as BOB-204 (credential DELETE returns unconditional 204 while the .env plaintext delete error is discarded; plus the env_write_failed_db_rolled_back code asserting an unconfirmed rollback). SEPARATE SCOPE HOLE → filed as BOB-205 (cmd/boba-ctl, 947 LOC orchestrator, absent from DANGER_ROOTS entirely). Distinct-but-similar per §11.4.214, deliberately not merged. GOLDEN-FALSE FIXTURE FOR ANY FUTURE GO ARM: internal/jackettapi/auth_middleware.go:45-66 is correctly fail-CLOSED (constant-time compare, 401+return) — a Go arm MUST NOT flag it. LOAD-BEARING §11.4.250 PREDICTION: bolting a naive Go regex arm on will IMMEDIATELY manufacture BOB-189-class false positives in Go —</w:t>
             </w:r>
             <w:r>
               <w:t xml:space="preserve"> </w:t>
@@ -2524,13 +3377,85 @@
               <w:rPr>
                 <w:rStyle w:val="VerbatimChar"/>
               </w:rPr>
-              <w:t xml:space="preserve">task</w:t>
-            </w:r>
-            <w:r>
-              <w:t xml:space="preserve"> </w:t>
-            </w:r>
-            <w:r>
-              <w:t xml:space="preserve">on 2026-08-21T19:35:02Z</w:t>
+              <w:t xml:space="preserve">if err != nil { return false }</w:t>
+            </w:r>
+            <w:r>
+              <w:t xml:space="preserve"> </w:t>
+            </w:r>
+            <w:r>
+              <w:t xml:space="preserve">in a Go validator is fail-CLOSED. Fixing this as layer N+1 reproduces BOB-189 in a new language. THEREFORE the remediation order is fixed: (1) analyser REGISTRY with an UNANALYSED verdict FIRST — extension→analyser map, unmapped extension reports UNANALYSED never silent PASS, which converts the false null into an honest gap and covers rust/ruby/C too; (2) only then a Go arm, call-site-aware from day one (go/ast, or adopt errcheck/staticcheck rather than hand-rolled regex), shipped with the auth_middleware golden-FALSE. ONE PRIMITIVE, TWO SYMPTOMS: the scanner classifies by local syntactic shape and never consults semantic role — BOB-189 ignores the CALLER’s context (false match), BOB-191 searches for a shape from a DIFFERENT language family (false null). The gate’s own header already concedes the primitive (</w:t>
+            </w:r>
+            <w:r>
+              <w:t xml:space="preserve">“requires real data-flow analysis this gate CANNOT honestly claim”</w:t>
+            </w:r>
+            <w:r>
+              <w:t xml:space="preserve">); what is missing is propagating that concession into PER-LANGUAGE honesty. Keep two tracker items. INSTRUMENT BUG RECORDED, NOT HIDDEN (§11.4.201(12)): the investigation’s first verdict extraction used</w:t>
+            </w:r>
+            <w:r>
+              <w:t xml:space="preserve"> </w:t>
+            </w:r>
+            <w:r>
+              <w:rPr>
+                <w:rStyle w:val="VerbatimChar"/>
+              </w:rPr>
+              <w:t xml:space="preserve">grep -oE 'PASS\|FAIL\|SKIP'</w:t>
+            </w:r>
+            <w:r>
+              <w:t xml:space="preserve">, which matched FAIL inside the gate’s own name (…FAIL-CLOSED) and mislabelled three PASSes. Re-run keyed on exit code; the table above is the corrected run. EVIDENCE: docs/qa/BOB-191/scanner_blindness_investigation_20260826.md (255 lines, §11.4.44 header). No source, gate, or config modified by the investigation. === ROUND-3 PARTIAL FIX, MEASURED 2026-09-25 — STEP (1) OF THE ROUND-2 REMEDIATION ORDER LANDED; STEP (2) STILL OPEN, ACCEPTANCE NOT YET MET === Per the round-2 remediation order, step (1) — the analyser REGISTRY with an honest UNANALYSED verdict — is now implemented and independently re-verified (conductor re-ran the mutation suite from a clean shell, 206/206 green). Step (2) — a real semantic Go arm — is DELIBERATELY DEFERRED, so this item stays Queued: the ACCEPTANCE criterion above (</w:t>
+            </w:r>
+            <w:r>
+              <w:t xml:space="preserve">“its needle is SEEN through the real path”</w:t>
+            </w:r>
+            <w:r>
+              <w:t xml:space="preserve">) is still unmet for Go/Rust/Ruby/C. CORRECTION TO ROUND-2’s OWN FIGURE (§11.4.6, re-verified live, not re-guessed): round-2 said</w:t>
+            </w:r>
+            <w:r>
+              <w:t xml:space="preserve"> </w:t>
+            </w:r>
+            <w:r>
+              <w:t xml:space="preserve">“5 blind extensions (go/rs/rb/c/h)”</w:t>
+            </w:r>
+            <w:r>
+              <w:t xml:space="preserve">. Re-run live against all candidates this round: C++ (.cpp, a genuine empty</w:t>
+            </w:r>
+            <w:r>
+              <w:t xml:space="preserve"> </w:t>
+            </w:r>
+            <w:r>
+              <w:rPr>
+                <w:rStyle w:val="VerbatimChar"/>
+              </w:rPr>
+              <w:t xml:space="preserve">catch(){}</w:t>
+            </w:r>
+            <w:r>
+              <w:t xml:space="preserve">) is SEEN —</w:t>
+            </w:r>
+            <w:r>
+              <w:t xml:space="preserve"> </w:t>
+            </w:r>
+            <w:r>
+              <w:rPr>
+                <w:rStyle w:val="VerbatimChar"/>
+              </w:rPr>
+              <w:t xml:space="preserve">rc=1 FAIL</w:t>
+            </w:r>
+            <w:r>
+              <w:t xml:space="preserve">, already correctly caught. It was never actually blind;</w:t>
+            </w:r>
+            <w:r>
+              <w:t xml:space="preserve"> </w:t>
+            </w:r>
+            <w:r>
+              <w:rPr>
+                <w:rStyle w:val="VerbatimChar"/>
+              </w:rPr>
+              <w:t xml:space="preserve">.h</w:t>
+            </w:r>
+            <w:r>
+              <w:t xml:space="preserve"> </w:t>
+            </w:r>
+            <w:r>
+              <w:t xml:space="preserve">is content-ambiguous (same header extension serves both C and C++) and is not a distinct 5th case.</w:t>
             </w:r>
             <w:r>
               <w:t xml:space="preserve"> </w:t>
@@ -2540,13 +3465,97 @@
                 <w:b/>
                 <w:bCs/>
               </w:rPr>
-              <w:t xml:space="preserve">Reported-By:</w:t>
-            </w:r>
-            <w:r>
-              <w:t xml:space="preserve"> </w:t>
-            </w:r>
-            <w:r>
-              <w:t xml:space="preserve">BOB-106/BOB-107 remediation, residual</w:t>
+              <w:t xml:space="preserve">Exactly 4 languages are structurally blind: Go, Rust, Ruby, C.</w:t>
+            </w:r>
+            <w:r>
+              <w:t xml:space="preserve"> </w:t>
+            </w:r>
+            <w:r>
+              <w:t xml:space="preserve">This narrows, not widens, the round-2 figure. WHAT LANDED (constitution/scripts/gates/cm_dangerous_combination_fail_closed.sh — a constitution-submodule file, inherited by reference; landing it for real still needs the submodule’s own §11.4.26 fetch/pull/push workflow, separate from boba’s commit path): - New</w:t>
+            </w:r>
+            <w:r>
+              <w:t xml:space="preserve"> </w:t>
+            </w:r>
+            <w:r>
+              <w:rPr>
+                <w:rStyle w:val="VerbatimChar"/>
+              </w:rPr>
+              <w:t xml:space="preserve">DANGEROUS_COMBO_UNANALYSED_EXT</w:t>
+            </w:r>
+            <w:r>
+              <w:t xml:space="preserve"> </w:t>
+            </w:r>
+            <w:r>
+              <w:t xml:space="preserve">registry (default</w:t>
+            </w:r>
+            <w:r>
+              <w:t xml:space="preserve"> </w:t>
+            </w:r>
+            <w:r>
+              <w:rPr>
+                <w:rStyle w:val="VerbatimChar"/>
+              </w:rPr>
+              <w:t xml:space="preserve">go rs rb c</w:t>
+            </w:r>
+            <w:r>
+              <w:t xml:space="preserve">). Verdict now has 3 branches: real hits → FAIL (unchanged); zero hits + UNANALYSED files present → new honest</w:t>
+            </w:r>
+            <w:r>
+              <w:t xml:space="preserve"> </w:t>
+            </w:r>
+            <w:r>
+              <w:rPr>
+                <w:rStyle w:val="VerbatimChar"/>
+              </w:rPr>
+              <w:t xml:space="preserve">⚠ NOTE — N file(s) UNANALYSED...</w:t>
+            </w:r>
+            <w:r>
+              <w:t xml:space="preserve"> </w:t>
+            </w:r>
+            <w:r>
+              <w:t xml:space="preserve">+</w:t>
+            </w:r>
+            <w:r>
+              <w:t xml:space="preserve"> </w:t>
+            </w:r>
+            <w:r>
+              <w:rPr>
+                <w:rStyle w:val="VerbatimChar"/>
+              </w:rPr>
+              <w:t xml:space="preserve">PASS (PARTIAL COVERAGE)</w:t>
+            </w:r>
+            <w:r>
+              <w:t xml:space="preserve"> </w:t>
+            </w:r>
+            <w:r>
+              <w:t xml:space="preserve">(still exit 0, advisory — never blocks a build on an unanalysed language); zero hits + zero unanalysed → unchanged original clean-PASS text. -</w:t>
+            </w:r>
+            <w:r>
+              <w:t xml:space="preserve"> </w:t>
+            </w:r>
+            <w:r>
+              <w:rPr>
+                <w:rStyle w:val="VerbatimChar"/>
+              </w:rPr>
+              <w:t xml:space="preserve">scripts/pre_build_verification.sh</w:t>
+            </w:r>
+            <w:r>
+              <w:t xml:space="preserve"> </w:t>
+            </w:r>
+            <w:r>
+              <w:t xml:space="preserve">invariant 39 (boba-owned): fixed to read the UNANALYSED count unconditionally, not only on nonzero exit — otherwise a 100%-UNANALYSED root would still have silently printed</w:t>
+            </w:r>
+            <w:r>
+              <w:t xml:space="preserve"> </w:t>
+            </w:r>
+            <w:r>
+              <w:t xml:space="preserve">“no fail-open anti-pattern across N clean roots”</w:t>
+            </w:r>
+            <w:r>
+              <w:t xml:space="preserve"> </w:t>
+            </w:r>
+            <w:r>
+              <w:t xml:space="preserve">with the caller never seeing the NOTE. - Mutation test extended with 17 new assertions covering Go/Rust/Ruby/C UNANALYSED-branch RED/GREEN, a C++ negative control (still caught, never marked UNANALYSED — the registry must not swallow a working extension), a clean-root negative control, and a mixed-real-hit-not-masked control. Full suite 206/206 (189 pre-existing + 17 new), independently re-run by the conductor from a clean shell. LIVE FULL-REPO RESCAN RESULT (real DANGER_ROOTS, this round): Python backlog unchanged at 59 hits (download-proxy/src:25, plugins:32, scripts:2 — pre-existing, out of scope, advisory since 2026-08-20).</w:t>
             </w:r>
             <w:r>
               <w:t xml:space="preserve"> </w:t>
@@ -2556,61 +3565,40 @@
                 <w:b/>
                 <w:bCs/>
               </w:rPr>
-              <w:t xml:space="preserve">What (the report, verbatim):</w:t>
-            </w:r>
-            <w:r>
-              <w:t xml:space="preserve"> </w:t>
-            </w:r>
-            <w:r>
-              <w:t xml:space="preserve">The TESTS for both guards are now executed: pre-build invariant 30’s glob was extended from tests/unit + tests/pre_build to also cover tests/hooks. MEASURED before/after: the glob expanded to 27 suites with 0 under tests/hooks while 3 existed there; it now expands to 30 with 3 under tests/hooks. All three pass. But the GUARDS themselves are still invoked by nothing. check-brief-inputs.sh is honestly conductor-run rather than automatic: a brief’s required-input list lives in free-form prose that the Agent tool’s structured input does not expose, so an automatic prompt-scraping gate would itself be an unproven pattern-match. Its seam is the dispatch procedure, and that is a documentation + habit change, not a hook. unattributed-commit-guard.sh is different and is why this item exists. Run against real history it names 14 violating commits since the last tag (and 21 bare Auto-commit subjects exist across all refs). Wiring it into the pre-build or commit seam AS-IS would therefore refuse every commit immediately, on pre-existing debt nobody can fix in the moment. That is precisely the 11.4.224(E) brownfield-adoption shape, and 11.4.66/11.4.122 put the choice with the operator, not with an agent inventing a ratchet. The options, stated so the decision is a decision and not a default: (a) immediate hard floor – the seam refuses until all 14 are attributed; (b) one-time monotone-decrease ratchet (the 11.4.135 pattern) – snapshot 14 as the baseline, the count may fall and may never rise, so day one is green and the disease cannot spread; (c) changed-commits-only – gate only commits created from now on, with a scheduled deadline for the historical 14; (d) report-only for a stated period, then escalate. Recommendation, with the reasoning rather than just the pick: (b). It is the pattern this constitution already uses for exactly this situation, it makes the debt visible and bounded immediately, and it cannot be satisfied by deleting the guard’s name (11.4.227 closes that gaming channel). But it is the operator’s call and this item is not closed until that answer is recorded. Honest boundary (11.4.6): this item does NOT claim the 14 commits are harmful in themselves – it claims their ATTRIBUTION is absent and that nothing currently prevents the 15th.</w:t>
-            </w:r>
-            <w:r>
-              <w:t xml:space="preserve"> </w:t>
-            </w:r>
-            <w:r>
-              <w:rPr>
-                <w:b/>
-                <w:bCs/>
-              </w:rPr>
-              <w:t xml:space="preserve">Affected scope / file-scope manifest:</w:t>
-            </w:r>
-            <w:r>
-              <w:t xml:space="preserve"> </w:t>
-            </w:r>
-            <w:r>
-              <w:t xml:space="preserve">scripts/hooks/unattributed-commit-guard.sh; scripts/hooks/check-brief-inputs.sh; scripts/pre_build_verification.sh; scripts/commit-push-all.sh</w:t>
-            </w:r>
-            <w:r>
-              <w:t xml:space="preserve"> </w:t>
-            </w:r>
-            <w:r>
-              <w:rPr>
-                <w:b/>
-                <w:bCs/>
-              </w:rPr>
-              <w:t xml:space="preserve">Reproduction / context:</w:t>
-            </w:r>
-            <w:r>
-              <w:t xml:space="preserve"> </w:t>
-            </w:r>
-            <w:r>
-              <w:t xml:space="preserve">Both guards run correctly by hand and are covered by passing tests (9/9 and 15/15, each proven non-bluff against a no-op stub). Neither is invoked by scripts/pre_build_verification.sh or scripts/commit-push-all.sh, so neither exerts standing detection pressure (11.4.226: a guard with no execution seam is not coverage; registration is not coverage).</w:t>
-            </w:r>
-            <w:r>
-              <w:t xml:space="preserve"> </w:t>
-            </w:r>
-            <w:r>
-              <w:rPr>
-                <w:b/>
-                <w:bCs/>
-              </w:rPr>
-              <w:t xml:space="preserve">Acceptance criteria:</w:t>
-            </w:r>
-            <w:r>
-              <w:t xml:space="preserve"> </w:t>
-            </w:r>
-            <w:r>
-              <w:t xml:space="preserve">Each guard is invoked by a named seam, OR carries a registered deferral pointing at this item. For unattributed-commit-guard.sh specifically, the operator has answered the adoption question below and the answer is recorded as consumer DATA – never an invented ratchet.</w:t>
+              <w:t xml:space="preserve">New honest signal: 121 files now reported UNANALYSED</w:t>
+            </w:r>
+            <w:r>
+              <w:t xml:space="preserve"> </w:t>
+            </w:r>
+            <w:r>
+              <w:t xml:space="preserve">(qBitTorrent-go:117, cmd/boba-ctl:4 — BOB-205’s scope hole now visibly folded into the same honest-gap mechanism) instead of silently counting toward</w:t>
+            </w:r>
+            <w:r>
+              <w:t xml:space="preserve"> </w:t>
+            </w:r>
+            <w:r>
+              <w:t xml:space="preserve">“clean.”</w:t>
+            </w:r>
+            <w:r>
+              <w:t xml:space="preserve"> </w:t>
+            </w:r>
+            <w:r>
+              <w:t xml:space="preserve">Zero new FAIL findings in Go — by design; a real Go checker needs call-site-aware semantic analysis, still deferred. WHY STEP (2) STAYS DEFERRED, NOT A REGRESSION: the round-2 §11.4.250 PREDICTION stands unrefuted — a naive Go regex arm would immediately flag</w:t>
+            </w:r>
+            <w:r>
+              <w:t xml:space="preserve"> </w:t>
+            </w:r>
+            <w:r>
+              <w:rPr>
+                <w:rStyle w:val="VerbatimChar"/>
+              </w:rPr>
+              <w:t xml:space="preserve">internal/jackettapi/auth_middleware.go:45-66</w:t>
+            </w:r>
+            <w:r>
+              <w:t xml:space="preserve"> </w:t>
+            </w:r>
+            <w:r>
+              <w:t xml:space="preserve">(the golden-FALSE fixture) as a BOB-189-class false positive. A real arm needs go/ast or an adopted tool (errcheck/staticcheck), shipped WITH that golden-FALSE passing, before it can fire. REMAINING WORK TO CLOSE THIS ITEM: implement the Go semantic arm (go/ast-based or errcheck/staticcheck-adopted) covering the empty-err-block and swallowed-error idioms, verified against the auth_middleware.go golden-FALSE fixture, re-derive qBitTorrent-go’s real result (currently UNKNOWN, honestly reported as such), and triage every real finding as the Python/TS pass already is. Rust/Ruby/C have zero first-party files in boba’s tree today (verified this round) so their own arms are lower priority until such files exist — the UNANALYSED registry already covers them honestly in the meantime. EVIDENCE: docs/qa/BOB-191/closure_evidence_20260925.md (full RED/GREEN transcripts, the C++ correction with live proof, the live full-repo scan table, anti-bluff provenance). State left uncommitted by design (constitution-submodule files need the §11.4.26 workflow, not boba’s commit-push-all.sh).</w:t>
             </w:r>
           </w:p>
         </w:tc>
@@ -2623,51 +3611,87 @@
               <w:pStyle w:val="Compact"/>
             </w:pPr>
             <w:r>
-              <w:t xml:space="preserve">BOB-170</w:t>
-            </w:r>
-          </w:p>
-        </w:tc>
-        <w:tc>
-          <w:tcPr/>
-          <w:p>
-            <w:pPr>
-              <w:pStyle w:val="Compact"/>
-            </w:pPr>
-            <w:r>
-              <w:t xml:space="preserve">Task</w:t>
-            </w:r>
-          </w:p>
-        </w:tc>
-        <w:tc>
-          <w:tcPr/>
-          <w:p>
-            <w:pPr>
-              <w:pStyle w:val="Compact"/>
-            </w:pPr>
-            <w:r>
-              <w:t xml:space="preserve">Queued</w:t>
-            </w:r>
-          </w:p>
-        </w:tc>
-        <w:tc>
-          <w:tcPr/>
-          <w:p>
-            <w:pPr>
-              <w:pStyle w:val="Compact"/>
-            </w:pPr>
-            <w:r>
-              <w:t xml:space="preserve">Medium</w:t>
-            </w:r>
-          </w:p>
-        </w:tc>
-        <w:tc>
-          <w:tcPr/>
-          <w:p>
-            <w:pPr>
-              <w:pStyle w:val="Compact"/>
-            </w:pPr>
-            <w:r>
-              <w:t xml:space="preserve">WHAT. The BOB-109 scaling suite gates its two timing tests on loadavg_1m/nproc &lt;= 0.75 — on this 8-cpu host, a 1-minute load average at or below 6.0 — and SKIPs loudly otherwise. That gate is correct and was adopted for a good reason (§11.4.201(8)): the author validated a 2.10 growth-exponent threshold, then observed it FALSE-FAIL correct code at load 11.06 (baseline span 2.136), and at load 15-23 measured baseline spans of 2.358 against injected-cubic mutants at 2.278-2.331 — the signal is smaller than the noise and the two are not separable in either direction. Gating was the honest response. THE PROBLEM. The gate has consequently NEVER RUN under its own precondition. Every recorded run today measured load 9.15-23; the independent reviewer measured 9.66 during review; the conductor measured 6.45 at its lowest. GREEN polarity WAS observed — at loads 9.4-11.6 (span 1.882) and in three stability runs (1.759/1.832/1.848) — but never once beneath the shipped ceiling. The author states this honestly as an inference from data rather than a run they can paste, and the reviewer confirmed the inference is sound (quiescence is strictly more favourable). Sound inference is still not an observed run. WHY THAT MATTERS (§11.4.226). A registered, topology-present guard that never executes is indistinguishable from a guard that would fail if it did. Nothing currently ensures it ever runs: no freshness contract, no scheduled quiet-window invocation, no tracked item — which is precisely the unexecuted-standing-guard class §11.4.226 names, where registration gets treated as coverage while execution is nobody’s job. The forensic precedent in that anchor is two standing guards that, when finally executed, immediately emitted latent FAILs. ACCEPTANCE. (a) Execute both quiescence-gated timing tests on a host whose 1-minute loadavg is genuinely &lt;= 0.75/cpu — no agent fleet, no concurrent build — and capture the run as an artifact showing the resolved load reading alongside the measured span exponent, so the precondition is provable from the artifact and not asserted. (b) Record the observed GREEN polarity in the item and in the test source, replacing the current honest-inference note. (c) If the gate FAILS under genuine quiescence, that is the finding this item exists to surface, and it reopens the threshold-calibration question rather than being worked around. (d) Establish a freshness contract per §11.4.226: how stale a quiescent verdict may be before the gate counts as uncovered again, so this does not silently return to never-executing. HONEST BOUNDARY. This item does not claim the gate is wrong. The evidence points the other way — quiescence is strictly more favourable than the loads where GREEN was already observed. It claims only that the run has not happened, and that an unexecuted guard cannot be cited as coverage. PROVENANCE. Raised as IMPORTANT-2 by the independent Fable-substrate reviewer of the BOB-109 work, and independently corroborated: the reviewer verified the SKIP is loud and prints its resolved numbers, and confirmed the shipped tests do SKIP at today’s load.</w:t>
+              <w:t xml:space="preserve">BOB-194</w:t>
+            </w:r>
+          </w:p>
+        </w:tc>
+        <w:tc>
+          <w:tcPr/>
+          <w:p>
+            <w:pPr>
+              <w:pStyle w:val="Compact"/>
+            </w:pPr>
+            <w:r>
+              <w:t xml:space="preserve">Bug</w:t>
+            </w:r>
+          </w:p>
+        </w:tc>
+        <w:tc>
+          <w:tcPr/>
+          <w:p>
+            <w:pPr>
+              <w:pStyle w:val="Compact"/>
+            </w:pPr>
+            <w:r>
+              <w:t xml:space="preserve">In progress</w:t>
+            </w:r>
+          </w:p>
+        </w:tc>
+        <w:tc>
+          <w:tcPr/>
+          <w:p>
+            <w:pPr>
+              <w:pStyle w:val="Compact"/>
+            </w:pPr>
+            <w:r>
+              <w:t xml:space="preserve">—</w:t>
+            </w:r>
+          </w:p>
+        </w:tc>
+        <w:tc>
+          <w:tcPr/>
+          <w:p>
+            <w:pPr>
+              <w:pStyle w:val="Compact"/>
+            </w:pPr>
+            <w:r>
+              <w:t xml:space="preserve">WHAT: agent worktrees under .claude/worktrees/ are ephemeral copies pinned at arbitrary commits - never built, never shipped, deleted when the agent finishes. Pre-build gates that walk the tree with find(1) from the repo root descend into them anyway. MEASURED INSTANCE (2026-08-25): CM-GO-TOOLCHAIN-MATCHES-BUILDER FAILED the main build with exactly one finding, from .claude/worktrees/agent-afda1df906c537ab4 - a worktree 86 commits behind still carrying</w:t>
+            </w:r>
+            <w:r>
+              <w:t xml:space="preserve"> </w:t>
+            </w:r>
+            <w:r>
+              <w:t xml:space="preserve">‘FROM golang:1.23-alpine’</w:t>
+            </w:r>
+            <w:r>
+              <w:t xml:space="preserve"> </w:t>
+            </w:r>
+            <w:r>
+              <w:t xml:space="preserve">against a go.mod long since at 1.26.2. The main tree was CORRECT throughout. Per §11.4.201(1) a false-positive refusal is a FAIL-bluff of equal severity to a false pass: it blocks real work and teaches people to bypass the gate. FIXED FOR ONE GATE:</w:t>
+            </w:r>
+            <w:r>
+              <w:t xml:space="preserve"> </w:t>
+            </w:r>
+            <w:r>
+              <w:t xml:space="preserve">‘.claude’</w:t>
+            </w:r>
+            <w:r>
+              <w:t xml:space="preserve"> </w:t>
+            </w:r>
+            <w:r>
+              <w:t xml:space="preserve">added to that gate’s PRUNE_DIRS with a deterministic §1.1 pair - a stale mismatch inside .claude/worktrees must NOT fail a healthy tree, the SAME mismatch outside it MUST still fail, so the prune cannot widen into blindness (§11.4.201(6)). Mutation verified: reverting the prune fails 2 checks. SURVEY, measured not inferred: 8 of 13 pre_build gates walk the tree; only the fixed one prunes .claude. Gates using</w:t>
+            </w:r>
+            <w:r>
+              <w:t xml:space="preserve"> </w:t>
+            </w:r>
+            <w:r>
+              <w:t xml:space="preserve">‘git ls-files’</w:t>
+            </w:r>
+            <w:r>
+              <w:t xml:space="preserve"> </w:t>
+            </w:r>
+            <w:r>
+              <w:t xml:space="preserve">are structurally immune - worktrees are untracked. Empirically probed: check_cm_closure_seam_binds, check_cm_killpg_pgid_guard and check_cm_no_production_mutation_residue all rc=0 with ZERO worktree references - clean in practice today. UNMEASURED, not clean: check_cm_test_mock_pid_explicit_int and check_cm_test_mock_pid_patched_when_real_pid were not reached before the probe budget expired. HYPOTHESIS REFUTED, recorded so nobody re-walks it: an earlier revision of this item speculated that check_cm_plugin_count’s 90s timeout was caused by walking worktrees. It is NOT. That gate’s find is scoped to $PLUGINS_DIR (check_cm_plugin_count.sh:224), so worktrees are outside its walk entirely. Its slowness is real - still running past 54s on a re-measure - but has a different, still-unidentified cause and belongs to its own item, not this one. ACCEPTANCE: every tree-walking gate either prunes agent scratch or is proven immune by measurement, each with a paired mutation. NOTE the asymmetry that bounds the risk: a stale worktree can only ADD findings to a security-relevant scan (killpg, mutation-residue), never remove them - so the exposure is false refusal and eroded trust, not a missed defect.</w:t>
             </w:r>
           </w:p>
         </w:tc>
@@ -2680,54 +3704,147 @@
               <w:pStyle w:val="Compact"/>
             </w:pPr>
             <w:r>
-              <w:t xml:space="preserve">BOB-172</w:t>
-            </w:r>
-          </w:p>
-        </w:tc>
-        <w:tc>
-          <w:tcPr/>
-          <w:p>
-            <w:pPr>
-              <w:pStyle w:val="Compact"/>
-            </w:pPr>
-            <w:r>
-              <w:t xml:space="preserve">Bug</w:t>
-            </w:r>
-          </w:p>
-        </w:tc>
-        <w:tc>
-          <w:tcPr/>
-          <w:p>
-            <w:pPr>
-              <w:pStyle w:val="Compact"/>
-            </w:pPr>
-            <w:r>
-              <w:t xml:space="preserve">Ready for testing</w:t>
-            </w:r>
-          </w:p>
-        </w:tc>
-        <w:tc>
-          <w:tcPr/>
-          <w:p>
-            <w:pPr>
-              <w:pStyle w:val="Compact"/>
-            </w:pPr>
-            <w:r>
-              <w:t xml:space="preserve">High</w:t>
-            </w:r>
-          </w:p>
-        </w:tc>
-        <w:tc>
-          <w:tcPr/>
-          <w:p>
-            <w:pPr>
-              <w:pStyle w:val="Compact"/>
-            </w:pPr>
-            <w:r>
-              <w:t xml:space="preserve">WHAT. The rutracker SEARCH endpoint is refused by bot protection while the site itself is fully reachable. Measured unauthenticated 2026-08-21 (no cookie file read, no credential value in any artifact — §11.4.10): GET /forum/index.php -&gt; 200, 96283 B,</w:t>
-            </w:r>
-            <w:r>
-              <w:t xml:space="preserve"> </w:t>
+              <w:t xml:space="preserve">BOB-196</w:t>
+            </w:r>
+          </w:p>
+        </w:tc>
+        <w:tc>
+          <w:tcPr/>
+          <w:p>
+            <w:pPr>
+              <w:pStyle w:val="Compact"/>
+            </w:pPr>
+            <w:r>
+              <w:t xml:space="preserve">Task</w:t>
+            </w:r>
+          </w:p>
+        </w:tc>
+        <w:tc>
+          <w:tcPr/>
+          <w:p>
+            <w:pPr>
+              <w:pStyle w:val="Compact"/>
+            </w:pPr>
+            <w:r>
+              <w:t xml:space="preserve">Queued</w:t>
+            </w:r>
+          </w:p>
+        </w:tc>
+        <w:tc>
+          <w:tcPr/>
+          <w:p>
+            <w:pPr>
+              <w:pStyle w:val="Compact"/>
+            </w:pPr>
+            <w:r>
+              <w:t xml:space="preserve">—</w:t>
+            </w:r>
+          </w:p>
+        </w:tc>
+        <w:tc>
+          <w:tcPr/>
+          <w:p>
+            <w:pPr>
+              <w:pStyle w:val="Compact"/>
+            </w:pPr>
+            <w:r>
+              <w:t xml:space="preserve">WHAT: the CM-PLUGIN-COUNT pre-build gate takes 189 SECONDS to verify 8 documented counts. Measured 2026-08-25: exceeded a 90s probe budget (rc=124), then a bounded re-run completed at</w:t>
+            </w:r>
+            <w:r>
+              <w:t xml:space="preserve"> </w:t>
+            </w:r>
+            <w:r>
+              <w:t xml:space="preserve">‘rc=0 wall=189s’</w:t>
+            </w:r>
+            <w:r>
+              <w:t xml:space="preserve"> </w:t>
+            </w:r>
+            <w:r>
+              <w:t xml:space="preserve">- it PASSES, it is simply slow. CAUSE, MEASURED NOT GUESSED: the marker loop at check_cm_plugin_count.sh:273-290 iterates EVERY LINE of every governed document and spawns a pipeline per line. Per iteration:</w:t>
+            </w:r>
+            <w:r>
+              <w:t xml:space="preserve"> </w:t>
+            </w:r>
+            <w:r>
+              <w:t xml:space="preserve">‘printf | grep -oE | wc -l | tr -d’</w:t>
+            </w:r>
+            <w:r>
+              <w:t xml:space="preserve"> </w:t>
+            </w:r>
+            <w:r>
+              <w:t xml:space="preserve">(4 processes) plus</w:t>
+            </w:r>
+            <w:r>
+              <w:t xml:space="preserve"> </w:t>
+            </w:r>
+            <w:r>
+              <w:t xml:space="preserve">‘printf | sed -n’</w:t>
+            </w:r>
+            <w:r>
+              <w:t xml:space="preserve"> </w:t>
+            </w:r>
+            <w:r>
+              <w:t xml:space="preserve">(2) = ~6. Governed docs are AGENTS.md 689 + CLAUDE.md 494 + docs/features/Status.md 670 = 1853 lines, so ~11,118 process spawns, measuring ~102 ms/line. Classic per-line-subprocess shell trap. THE IRONY WORTH PRESERVING, because it explains why nobody simplified it: the in-code comment shows</w:t>
+            </w:r>
+            <w:r>
+              <w:t xml:space="preserve"> </w:t>
+            </w:r>
+            <w:r>
+              <w:t xml:space="preserve">‘-oE | wc -l’</w:t>
+            </w:r>
+            <w:r>
+              <w:t xml:space="preserve"> </w:t>
+            </w:r>
+            <w:r>
+              <w:t xml:space="preserve">was chosen DELIBERATELY over</w:t>
+            </w:r>
+            <w:r>
+              <w:t xml:space="preserve"> </w:t>
+            </w:r>
+            <w:r>
+              <w:t xml:space="preserve">‘grep -c’</w:t>
+            </w:r>
+            <w:r>
+              <w:t xml:space="preserve"> </w:t>
+            </w:r>
+            <w:r>
+              <w:t xml:space="preserve">after measuring the §11.4.201(12) footgun - on this host (ugrep 7.8.4)</w:t>
+            </w:r>
+            <w:r>
+              <w:t xml:space="preserve"> </w:t>
+            </w:r>
+            <w:r>
+              <w:t xml:space="preserve">‘grep -coE’</w:t>
+            </w:r>
+            <w:r>
+              <w:t xml:space="preserve"> </w:t>
+            </w:r>
+            <w:r>
+              <w:t xml:space="preserve">returned 3 at top level but 1 inside a</w:t>
+            </w:r>
+            <w:r>
+              <w:t xml:space="preserve"> </w:t>
+            </w:r>
+            <w:r>
+              <w:t xml:space="preserve">‘set -euo pipefail’</w:t>
+            </w:r>
+            <w:r>
+              <w:t xml:space="preserve"> </w:t>
+            </w:r>
+            <w:r>
+              <w:t xml:space="preserve">subshell, a context-dependent reading. The correctness fix is right and must be kept; it is the PER-LINE application of it that costs the three minutes. HYPOTHESIS REFUTED, recorded so nobody re-walks it: this is NOT worktree traversal. The gate’s find is scoped to $PLUGINS_DIR (:224), so the five agent worktrees are outside its walk. That guess was raised on BOB-194 and is dead. LIKELY FIX (unverified, stated as a candidate not a conclusion): pre-filter with ONE grep for lines containing</w:t>
+            </w:r>
+            <w:r>
+              <w:t xml:space="preserve"> </w:t>
+            </w:r>
+            <w:r>
+              <w:t xml:space="preserve">‘CM-PLUGIN-COUNT:’</w:t>
+            </w:r>
+            <w:r>
+              <w:t xml:space="preserve"> </w:t>
+            </w:r>
+            <w:r>
+              <w:t xml:space="preserve">before entering the loop, reducing ~1853 iterations to the ~8 lines that carry a marker, while leaving the per-line parsing logic - and its footgun-avoiding form - completely unchanged. WHY IT MATTERS beyond impatience: this gate is on the pre-build critical path, and CLAUDE.md leans on it as the mechanical authority for the three distinct plugin rosters (43 curated / 43 engines / 12 bootstrap) whose conflation was BOB-149. A gate slow enough to tempt anyone into skipping it protects nothing. ACCEPTANCE: runtime reduced with the counts and the footgun-avoiding parse preserved byte-for-byte in behaviour, proven by the existing paired mutation still biting plus a before/after wall-clock recorded. §11.4.6: nothing here questions the gate’s VERDICTS - only its runtime.</w:t>
             </w:r>
           </w:p>
         </w:tc>
@@ -2740,18 +3857,18 @@
               <w:pStyle w:val="Compact"/>
             </w:pPr>
             <w:r>
-              <w:t xml:space="preserve">BOB-175</w:t>
-            </w:r>
-          </w:p>
-        </w:tc>
-        <w:tc>
-          <w:tcPr/>
-          <w:p>
-            <w:pPr>
-              <w:pStyle w:val="Compact"/>
-            </w:pPr>
-            <w:r>
-              <w:t xml:space="preserve">Task</w:t>
+              <w:t xml:space="preserve">BOB-211</w:t>
+            </w:r>
+          </w:p>
+        </w:tc>
+        <w:tc>
+          <w:tcPr/>
+          <w:p>
+            <w:pPr>
+              <w:pStyle w:val="Compact"/>
+            </w:pPr>
+            <w:r>
+              <w:t xml:space="preserve">Bug</w:t>
             </w:r>
           </w:p>
         </w:tc>
@@ -2773,141 +3890,27 @@
               <w:pStyle w:val="Compact"/>
             </w:pPr>
             <w:r>
-              <w:t xml:space="preserve">Low</w:t>
-            </w:r>
-          </w:p>
-        </w:tc>
-        <w:tc>
-          <w:tcPr/>
-          <w:p>
-            <w:pPr>
-              <w:pStyle w:val="Compact"/>
-            </w:pPr>
-            <w:r>
-              <w:t xml:space="preserve">WHAT. The workable-items</w:t>
-            </w:r>
-            <w:r>
-              <w:t xml:space="preserve"> </w:t>
-            </w:r>
-            <w:r>
-              <w:rPr>
-                <w:rStyle w:val="VerbatimChar"/>
-              </w:rPr>
-              <w:t xml:space="preserve">update</w:t>
-            </w:r>
-            <w:r>
-              <w:t xml:space="preserve"> </w:t>
-            </w:r>
-            <w:r>
-              <w:t xml:space="preserve">seam guards the status-location invariant in one direction only. After BOB-166,</w:t>
-            </w:r>
-            <w:r>
-              <w:t xml:space="preserve"> </w:t>
-            </w:r>
-            <w:r>
-              <w:rPr>
-                <w:rStyle w:val="VerbatimChar"/>
-              </w:rPr>
-              <w:t xml:space="preserve">update --status &lt;terminal&gt;</w:t>
-            </w:r>
-            <w:r>
-              <w:t xml:space="preserve"> </w:t>
-            </w:r>
-            <w:r>
-              <w:t xml:space="preserve">on an Issues-located row is refused. The mirror is still open:</w:t>
-            </w:r>
-            <w:r>
-              <w:t xml:space="preserve"> </w:t>
-            </w:r>
-            <w:r>
-              <w:rPr>
-                <w:rStyle w:val="VerbatimChar"/>
-              </w:rPr>
-              <w:t xml:space="preserve">update --location Fixed --status &lt;non-terminal&gt;</w:t>
-            </w:r>
-            <w:r>
-              <w:t xml:space="preserve"> </w:t>
-            </w:r>
-            <w:r>
-              <w:t xml:space="preserve">exits 0 and creates a row that</w:t>
-            </w:r>
-            <w:r>
-              <w:t xml:space="preserve"> </w:t>
-            </w:r>
-            <w:r>
-              <w:rPr>
-                <w:rStyle w:val="VerbatimChar"/>
-              </w:rPr>
-              <w:t xml:space="preserve">update</w:t>
-            </w:r>
-            <w:r>
-              <w:t xml:space="preserve">‘s own validator immediately rejects. Verified empirically by the independent reviewer of BOB-166: update –location Fixed –status ’In progress’</w:t>
-            </w:r>
-            <w:r>
-              <w:t xml:space="preserve"> </w:t>
-            </w:r>
-            <w:r>
-              <w:t xml:space="preserve">-&gt; exit 0 validate -&gt; FAILS, naming the row (check (f), fixedLocationNonTerminalStatus) So the command can still mint a state its own validate call refuses. That is the §11.4.196(F) shape at the seam layer: the invariant is CONFIGURED in validate but not ENFORCED at every write path that can violate it. WHY IT WAS DELIBERATELY LEFT OPEN IN BOB-166, and why that was right. Three reasons, all checked rather than asserted: (1) the real corpus has ZERO instances of this direction against TEN of the direction BOB-166 closed — the asymmetry in the data matched the asymmetry in the code; (2) detective coverage ALREADY existed and demonstrably fires, so unlike BOB-166’s direction this cannot rot silently; (3) and the load-bearing one —</w:t>
-            </w:r>
-            <w:r>
-              <w:t xml:space="preserve"> </w:t>
-            </w:r>
-            <w:r>
-              <w:rPr>
-                <w:rStyle w:val="VerbatimChar"/>
-              </w:rPr>
-              <w:t xml:space="preserve">reopenCmd</w:t>
-            </w:r>
-            <w:r>
-              <w:t xml:space="preserve"> </w:t>
-            </w:r>
-            <w:r>
-              <w:t xml:space="preserve">documents and SANCTIONS a transient Fixed-plus-non-terminal state via its</w:t>
-            </w:r>
-            <w:r>
-              <w:t xml:space="preserve"> </w:t>
-            </w:r>
-            <w:r>
-              <w:rPr>
-                <w:rStyle w:val="VerbatimChar"/>
-              </w:rPr>
-              <w:t xml:space="preserve">--location Fixed</w:t>
-            </w:r>
-            <w:r>
-              <w:t xml:space="preserve"> </w:t>
-            </w:r>
-            <w:r>
-              <w:t xml:space="preserve">operator override. A naive preventive guard at the update seam would collide with that override’s semantics. Closing this therefore requires a design decision about how the two interact, which is a different question from the one BOB-166 was scoped to answer, and expanding that item would have meant shipping the decision unexamined. ACCEPTANCE. (a) Decide and RECORD how a preventive guard on this direction coexists with reopenCmd’s sanctioned override — this is the actual work, and the answer should be written down rather than inferred from whatever the patch does. Candidates worth weighing: exempt the reopen path explicitly, require an override flag on</w:t>
-            </w:r>
-            <w:r>
-              <w:t xml:space="preserve"> </w:t>
-            </w:r>
-            <w:r>
-              <w:rPr>
-                <w:rStyle w:val="VerbatimChar"/>
-              </w:rPr>
-              <w:t xml:space="preserve">update</w:t>
-            </w:r>
-            <w:r>
-              <w:t xml:space="preserve"> </w:t>
-            </w:r>
-            <w:r>
-              <w:t xml:space="preserve">mirroring reopen’s, or leave the direction detective-only with the rationale recorded so the asymmetry is a decision rather than an oversight. (b) If a guard lands, it reuses</w:t>
-            </w:r>
-            <w:r>
-              <w:t xml:space="preserve"> </w:t>
-            </w:r>
-            <w:r>
-              <w:rPr>
-                <w:rStyle w:val="VerbatimChar"/>
-              </w:rPr>
-              <w:t xml:space="preserve">terminalStatuses()</w:t>
-            </w:r>
-            <w:r>
-              <w:t xml:space="preserve"> </w:t>
-            </w:r>
-            <w:r>
-              <w:t xml:space="preserve">— BOB-166 established one predicate source specifically so the two directions cannot drift. (c) Paired §1.1 mutation. (d) NEGATIVE CONTROL (§11.4.201(1)), and it is the sharp one here: the sanctioned reopen path MUST still work. A guard that breaks reopenCmd’s documented override is a false-positive refusal, and worse than the gap it closes, because it breaks a workflow operators are told to use. HONEST BOUNDARY. This is not a live data defect. Zero corpus instances, and the detective gate catches it at the next validate. It is filed so a scoped, deliberate omission stays visible as a tracked decision instead of living only in a code comment where the next reader will mistake it for an oversight (§11.4.197: a started thread reaches a documented terminal state, never quiet abandonment). PROVENANCE. Raised by the implementing agent of BOB-166 as a known asymmetry it deliberately did not close, independently verified and endorsed as an acceptable scope boundary by that item’s reviewer, on the condition that it become a tracked item rather than a comment. This is that item.</w:t>
+              <w:t xml:space="preserve">minor</w:t>
+            </w:r>
+          </w:p>
+        </w:tc>
+        <w:tc>
+          <w:tcPr/>
+          <w:p>
+            <w:pPr>
+              <w:pStyle w:val="Compact"/>
+            </w:pPr>
+            <w:r>
+              <w:t xml:space="preserve">STATUS: LATENT on this host (measured: all six declared locations sit on ONE btrfs mount, fully ownership-expressive) and OPERATOR-GATED for verification. Retained from the dismissed BOB-206 rather than discarded with it, because the scenario is well-founded elsewhere: the declared mount is a udisks auto-mounted REMOVABLE NVMe, so another operator’s portable drive being exFAT or NTFS is entirely ordinary. TWO RESIDUALS: (1) REPAIR-LAYER DIAGNOSIS. On a uid-flattening mount whose flattened uid is NOT the operator, probe_location correctly REFUSES (verified: uid=0 and uid=100999 both refuse). But it then hands ownership_repair.sh a chown that will return EPERM, and nothing in the repair path is fstype-aware — so the operator sees a permission failure whose real remedy is a REMOUNT OPTION, which no message says. Reasoned, NOT proven: the shim used to verify BOB-206 models the stat READ, not the chown WRITE, and cannot settle whether chown actually fails. (2) MODE CONTRACT. vfat flattens MODE via fmask/dmask, so the preserve_mode: true / 600 contract on .env and config/boba.db would be silently unenforceable there. §11.4.10-adjacent: a credential file believed to be 600 that is world-readable by mount option is a leak the mode check cannot see. WHY OPERATOR-GATED: a genuine end-to-end RED needs a real uid-flattening mount. The privilege-free route is bindfs -u</w:t>
+            </w:r>
+            <w:r>
+              <w:t xml:space="preserve"> </w:t>
+            </w:r>
+            <w:r>
+              <w:t xml:space="preserve"> </w:t>
+            </w:r>
+            <w:r>
+              <w:t xml:space="preserve">(FUSE; fusermount IS present and user_allow_other IS set) — but bindfs is ABSENT on this host, as are mkfs.vfat and losetup. So verification needs either a bindfs install or a privileged loopback mount. Neither was attempted (§11.4.21 — high-blast-radius host mutation is operator-gated). ALSO RECORDED: NO test anywhere exercises a uid-flattening filesystem — vfat/exfat/ntfs/flatten/loopback/mkfs/losetup/bindfs/fusermount all measure 0 across the three ownership test files, needle-proven (probe_location = 3 hits through the same instrument). ACCEPTANCE: (1) operator decides whether to install bindfs or provide a privileged loopback so the RED can be built; (2) if verified, the repair path gains fstype-aware diagnosis naming the remount remedy; (3) the mode contract either detects mode-flattening mounts and refuses, or documents honestly that it cannot be enforced there. DISCOVERY CHANNEL (§11.4.238): retained residual from the BOB-206 verification stream.</w:t>
             </w:r>
           </w:p>
         </w:tc>
@@ -2920,51 +3923,319 @@
               <w:pStyle w:val="Compact"/>
             </w:pPr>
             <w:r>
-              <w:t xml:space="preserve">BOB-184</w:t>
-            </w:r>
-          </w:p>
-        </w:tc>
-        <w:tc>
-          <w:tcPr/>
-          <w:p>
-            <w:pPr>
-              <w:pStyle w:val="Compact"/>
-            </w:pPr>
-            <w:r>
-              <w:t xml:space="preserve">Task</w:t>
-            </w:r>
-          </w:p>
-        </w:tc>
-        <w:tc>
-          <w:tcPr/>
-          <w:p>
-            <w:pPr>
-              <w:pStyle w:val="Compact"/>
-            </w:pPr>
-            <w:r>
-              <w:t xml:space="preserve">Queued</w:t>
-            </w:r>
-          </w:p>
-        </w:tc>
-        <w:tc>
-          <w:tcPr/>
-          <w:p>
-            <w:pPr>
-              <w:pStyle w:val="Compact"/>
-            </w:pPr>
-            <w:r>
-              <w:t xml:space="preserve">Medium</w:t>
-            </w:r>
-          </w:p>
-        </w:tc>
-        <w:tc>
-          <w:tcPr/>
-          <w:p>
-            <w:pPr>
-              <w:pStyle w:val="Compact"/>
-            </w:pPr>
-            <w:r>
-              <w:t xml:space="preserve">Three icon-glyph controls (.bridge-retry, .theme-toggle, .caret) render text made of non-BMP code points. axe-core declines to decide their contrast, reporting them under the incomplete channel with messageKey nonBmp and resolving NEITHER fgColor NOR bgColor, so the Python recomputation in docs/qa/BOB-164/axe_contrast_scan.py cannot decide either: 40 such nodes across 16 palette x mode combinations. BOB-164 round 2 stopped them being scored as silent passes by naming them GLYPH_UNMEASURED, printing them on every run and fencing them, so any NEW unmeasured glyph node blocks. What remains genuinely unproven is their contrast itself: as non-text user-interface components they owe 3:1 under WCAG SC 1.4.11, and no oracle in this repo measures that today. Acceptance: a measurement path that resolves the effective foreground and backdrop for glyph controls (for example reading getComputedStyle colour against the composited backdrop, or replacing the glyphs with inline SVG carrying explicit fill tokens), each of the three controls shown to clear 3:1 in all 16 palette x mode combinations, and the GLYPH_UNMEASURED fence shrunk by exactly the nodes then proven.</w:t>
+              <w:t xml:space="preserve">BOB-219</w:t>
+            </w:r>
+          </w:p>
+        </w:tc>
+        <w:tc>
+          <w:tcPr/>
+          <w:p>
+            <w:pPr>
+              <w:pStyle w:val="Compact"/>
+            </w:pPr>
+            <w:r>
+              <w:t xml:space="preserve">Bug</w:t>
+            </w:r>
+          </w:p>
+        </w:tc>
+        <w:tc>
+          <w:tcPr/>
+          <w:p>
+            <w:pPr>
+              <w:pStyle w:val="Compact"/>
+            </w:pPr>
+            <w:r>
+              <w:t xml:space="preserve">In progress</w:t>
+            </w:r>
+          </w:p>
+        </w:tc>
+        <w:tc>
+          <w:tcPr/>
+          <w:p>
+            <w:pPr>
+              <w:pStyle w:val="Compact"/>
+            </w:pPr>
+            <w:r>
+              <w:t xml:space="preserve">major</w:t>
+            </w:r>
+          </w:p>
+        </w:tc>
+        <w:tc>
+          <w:tcPr/>
+          <w:p>
+            <w:pPr>
+              <w:pStyle w:val="Compact"/>
+            </w:pPr>
+            <w:r>
+              <w:t xml:space="preserve">WHAT, conductor-verified: docs/guides/tracker-credentials.md is TRACKED. Its §11.4.65-mandated export twins docs/guides/tracker-credentials.html and .pdf both EXIST ON DISK, are NOT tracked, and ARE ignored — matched by the .gitignore</w:t>
+            </w:r>
+            <w:r>
+              <w:t xml:space="preserve"> </w:t>
+            </w:r>
+            <w:r>
+              <w:rPr>
+                <w:i/>
+                <w:iCs/>
+              </w:rPr>
+              <w:t xml:space="preserve">credentials</w:t>
+            </w:r>
+            <w:r>
+              <w:t xml:space="preserve"> </w:t>
+            </w:r>
+            <w:r>
+              <w:t xml:space="preserve">deny-all at :31. The .md is rescued by an explicit allowlist entry at :38; nobody added entries for the twins. WHY IT IS A LIVE VIOLATION AND NOT A HYPOTHETICAL: §11.4.65 requires every in-scope Markdown document to carry synchronized .html/.pdf siblings, and §11.4.212 requires every §11.4.65-scope doc to be reachable from the README. Two artifacts that exist locally but can never be committed are, from any fresh clone, ABSENT — so every clone of this repository has a tracker-credentials guide with no exports, while the authoring host looks complete. The divergence is invisible on the machine that would notice it. WHY NOBODY SAW IT: this is a §11.4.201(6) FALSE-NULL of the BOB-212 class. git status never listed the twins, so no gate and no author had a signal. The blind instrument and the clean tree return the identical quiet zero. ANOTHER INSTANCE OF THE SAME MECHANISM, filed here rather than separately because it is one fix: docs/qa/BOB-124/evidence/loginctl_user_state.txt is swallowed by *_user* at .gitignore:~55 and is therefore uncommitted §11.4.83 QA evidence. Its SIBLINGS IN THE SAME DIRECTORY — user1000_grepped.log, user_scope_events_head.log, user_service_lifecycle.log — ARE tracked, saved only by the robust glob negation !docs/qa/**/*.log. That one file is lost purely because it is .txt rather than .log. The pattern is exact: robust glob negations hold; per-file and per-extension rescues leak. ACCEPTANCE: (1) both twins become trackable and are committed alongside their .md; (2) the BOB-124 .txt evidence likewise; (3) whichever BOB-212 fix direction is chosen, it MUST cover these — a fix that closes the future-swallow while leaving these three artifacts permanently uncommittable has addressed the mechanism and not the damage; (4) a check that a tracked .md in §11.4.65 scope has COMMITTABLE twins, so this class cannot recur silently. DISCOVERY CHANNEL (§11.4.238): found by the BOB-212 blast-radius sweep — and only on its SECOND pass. The first pass filtered by a source-extension set that omitted .pdf, which hid this finding entirely; the agent re-ran with no extension filter over all 420 non-artifact paths and recorded the blind spot rather than shipping the first number. Worth keeping: an extension allowlist is itself a false-null generator, which is the same shape as the defect being investigated. === ROUND-2 PARTIAL CLOSURE, MEASURED 2026-09-25 — criterion 1 already done, criterion 2 unsatisfiable, criteria 3+4 done ONLY for the .md-export-twin class === Independently re-verified via</w:t>
+            </w:r>
+            <w:r>
+              <w:t xml:space="preserve"> </w:t>
+            </w:r>
+            <w:r>
+              <w:rPr>
+                <w:rStyle w:val="VerbatimChar"/>
+              </w:rPr>
+              <w:t xml:space="preserve">git check-ignore -v</w:t>
+            </w:r>
+            <w:r>
+              <w:t xml:space="preserve"> </w:t>
+            </w:r>
+            <w:r>
+              <w:t xml:space="preserve">on all three named artifacts: CRITERION 1 (tracker-credentials.{html,pdf} twins committable) — ALREADY DONE, pre-dating this round: commit 9f6f517 already added</w:t>
+            </w:r>
+            <w:r>
+              <w:t xml:space="preserve"> </w:t>
+            </w:r>
+            <w:r>
+              <w:rPr>
+                <w:rStyle w:val="VerbatimChar"/>
+              </w:rPr>
+              <w:t xml:space="preserve">!docs/guides/tracker-credentials.{html,pdf}</w:t>
+            </w:r>
+            <w:r>
+              <w:t xml:space="preserve"> </w:t>
+            </w:r>
+            <w:r>
+              <w:t xml:space="preserve">rescue lines (.gitignore:49-54); both are tracked and clean. Nothing to do. CRITERION 2 (BOB-124 loginctl_user_state.txt trackable) — CLOSED AS UNSATISFIABLE. The file does not exist on disk, has ZERO trace in</w:t>
+            </w:r>
+            <w:r>
+              <w:t xml:space="preserve"> </w:t>
+            </w:r>
+            <w:r>
+              <w:rPr>
+                <w:rStyle w:val="VerbatimChar"/>
+              </w:rPr>
+              <w:t xml:space="preserve">git log --all --diff-filter=A -- "*loginctl_user_state*"</w:t>
+            </w:r>
+            <w:r>
+              <w:t xml:space="preserve">, and is absent from the entire working tree. Its .log siblings in the same directory ARE tracked (rescued by the existing</w:t>
+            </w:r>
+            <w:r>
+              <w:t xml:space="preserve"> </w:t>
+            </w:r>
+            <w:r>
+              <w:rPr>
+                <w:rStyle w:val="VerbatimChar"/>
+              </w:rPr>
+              <w:t xml:space="preserve">!docs/qa/**/*.log</w:t>
+            </w:r>
+            <w:r>
+              <w:t xml:space="preserve"> </w:t>
+            </w:r>
+            <w:r>
+              <w:t xml:space="preserve">negation), confirming the file was lost purely by having a .txt extension, exactly as the original report claimed — but there is no recovery path and no legitimate way to</w:t>
+            </w:r>
+            <w:r>
+              <w:t xml:space="preserve"> </w:t>
+            </w:r>
+            <w:r>
+              <w:t xml:space="preserve">“make it trackable”</w:t>
+            </w:r>
+            <w:r>
+              <w:t xml:space="preserve"> </w:t>
+            </w:r>
+            <w:r>
+              <w:t xml:space="preserve">without fabricating QA evidence, which is itself an anti-bluff violation. This criterion is permanently closed, not deferred. CRITERION 3 (general mechanism preventing recurrence) — PARTIALLY closed. A new guard (see criterion 4) closes the class criterion 1 exemplified: a TRACKED .md file whose §11.4.65 export twin is gitignore-swallowed. It does NOT close the class criterion 2 exemplified: a NON-.md QA-evidence file (any extension) swallowed by an unrelated gitignore pattern. Extending the existing</w:t>
+            </w:r>
+            <w:r>
+              <w:t xml:space="preserve"> </w:t>
+            </w:r>
+            <w:r>
+              <w:rPr>
+                <w:rStyle w:val="VerbatimChar"/>
+              </w:rPr>
+              <w:t xml:space="preserve">!docs/qa/**/*.log</w:t>
+            </w:r>
+            <w:r>
+              <w:t xml:space="preserve"> </w:t>
+            </w:r>
+            <w:r>
+              <w:t xml:space="preserve">negation to also cover</w:t>
+            </w:r>
+            <w:r>
+              <w:t xml:space="preserve"> </w:t>
+            </w:r>
+            <w:r>
+              <w:rPr>
+                <w:rStyle w:val="VerbatimChar"/>
+              </w:rPr>
+              <w:t xml:space="preserve">.txt</w:t>
+            </w:r>
+            <w:r>
+              <w:t xml:space="preserve"> </w:t>
+            </w:r>
+            <w:r>
+              <w:t xml:space="preserve">was concretely measured this round and PROVEN UNSAFE for this project:</w:t>
+            </w:r>
+            <w:r>
+              <w:t xml:space="preserve"> </w:t>
+            </w:r>
+            <w:r>
+              <w:rPr>
+                <w:rStyle w:val="VerbatimChar"/>
+              </w:rPr>
+              <w:t xml:space="preserve">.gitignore</w:t>
+            </w:r>
+            <w:r>
+              <w:t xml:space="preserve"> </w:t>
+            </w:r>
+            <w:r>
+              <w:t xml:space="preserve">documents</w:t>
+            </w:r>
+            <w:r>
+              <w:t xml:space="preserve"> </w:t>
+            </w:r>
+            <w:r>
+              <w:rPr>
+                <w:rStyle w:val="VerbatimChar"/>
+              </w:rPr>
+              <w:t xml:space="preserve">cookies_*.txt</w:t>
+            </w:r>
+            <w:r>
+              <w:t xml:space="preserve"> </w:t>
+            </w:r>
+            <w:r>
+              <w:t xml:space="preserve">as this repo’s own secret-file naming convention, and a scratch-tree experiment confirmed a</w:t>
+            </w:r>
+            <w:r>
+              <w:t xml:space="preserve"> </w:t>
+            </w:r>
+            <w:r>
+              <w:rPr>
+                <w:rStyle w:val="VerbatimChar"/>
+              </w:rPr>
+              <w:t xml:space="preserve">.txt</w:t>
+            </w:r>
+            <w:r>
+              <w:t xml:space="preserve">-wide rescue would also un-ignore</w:t>
+            </w:r>
+            <w:r>
+              <w:t xml:space="preserve"> </w:t>
+            </w:r>
+            <w:r>
+              <w:rPr>
+                <w:rStyle w:val="VerbatimChar"/>
+              </w:rPr>
+              <w:t xml:space="preserve">cookies_rutracker.txt</w:t>
+            </w:r>
+            <w:r>
+              <w:t xml:space="preserve"> </w:t>
+            </w:r>
+            <w:r>
+              <w:t xml:space="preserve">/</w:t>
+            </w:r>
+            <w:r>
+              <w:t xml:space="preserve"> </w:t>
+            </w:r>
+            <w:r>
+              <w:rPr>
+                <w:rStyle w:val="VerbatimChar"/>
+              </w:rPr>
+              <w:t xml:space="preserve">RUTRACKER_session.txt</w:t>
+            </w:r>
+            <w:r>
+              <w:t xml:space="preserve"> </w:t>
+            </w:r>
+            <w:r>
+              <w:t xml:space="preserve">/</w:t>
+            </w:r>
+            <w:r>
+              <w:t xml:space="preserve"> </w:t>
+            </w:r>
+            <w:r>
+              <w:rPr>
+                <w:rStyle w:val="VerbatimChar"/>
+              </w:rPr>
+              <w:t xml:space="preserve">my_password.txt</w:t>
+            </w:r>
+            <w:r>
+              <w:t xml:space="preserve"> </w:t>
+            </w:r>
+            <w:r>
+              <w:t xml:space="preserve">— real credential-shaped files already relying on that exact pattern staying broad. This candidate fix is now closed off with evidence rather than left for a future session to re-attempt and re-measure. THE REMAINING GAP: a general mechanism for</w:t>
+            </w:r>
+            <w:r>
+              <w:t xml:space="preserve"> </w:t>
+            </w:r>
+            <w:r>
+              <w:t xml:space="preserve">“a QA-evidence file legitimately meant to be tracked gets silently swallowed by a broad secret-shaped-filename gitignore pattern, distinguished from an actual secret file”</w:t>
+            </w:r>
+            <w:r>
+              <w:t xml:space="preserve"> </w:t>
+            </w:r>
+            <w:r>
+              <w:t xml:space="preserve">remains genuinely open — it needs a smarter signal than file extension (e.g. content-sniffing, or an explicit per-file allowlist-on-creation discipline) that this round did not attempt to design, since inventing one hastily risked exactly the credential-leak class the constraint exists to prevent. CRITERION 4 (a check exists) — DONE for the .md-export-twin class. New gate</w:t>
+            </w:r>
+            <w:r>
+              <w:t xml:space="preserve"> </w:t>
+            </w:r>
+            <w:r>
+              <w:rPr>
+                <w:rStyle w:val="VerbatimChar"/>
+              </w:rPr>
+              <w:t xml:space="preserve">scripts/pre_build/check_md_export_twins_committable.sh</w:t>
+            </w:r>
+            <w:r>
+              <w:t xml:space="preserve"> </w:t>
+            </w:r>
+            <w:r>
+              <w:t xml:space="preserve">+ self-validated test</w:t>
+            </w:r>
+            <w:r>
+              <w:t xml:space="preserve"> </w:t>
+            </w:r>
+            <w:r>
+              <w:rPr>
+                <w:rStyle w:val="VerbatimChar"/>
+              </w:rPr>
+              <w:t xml:space="preserve">tests/pre_build/test_check_md_export_twins_committable.sh</w:t>
+            </w:r>
+            <w:r>
+              <w:t xml:space="preserve"> </w:t>
+            </w:r>
+            <w:r>
+              <w:t xml:space="preserve">(7 arms: RED, GREEN, 2 golden-FALSE, fail-closed x3, real-repo run, §1.1 paired mutation — all independently re-run and confirmed passing by the conductor). Wired into scripts/pre_build_verification.sh as invariant 58/58 (CM-MD-EXPORT-TWINS-COMMITTABLE), mirroring the sibling CM-GITIGNORE-SWALLOW-GUARD (BOB-212) pattern exactly — BLOCKING, not advisory, since it is a pure tree-scan needing no live stack. REMAINING WORK TO FULLY CLOSE THIS ITEM: design and implement the criterion-3 residual — a mechanism distinguishing</w:t>
+            </w:r>
+            <w:r>
+              <w:t xml:space="preserve"> </w:t>
+            </w:r>
+            <w:r>
+              <w:t xml:space="preserve">“a legitimate QA-evidence file lost to a secret-shaped gitignore pattern”</w:t>
+            </w:r>
+            <w:r>
+              <w:t xml:space="preserve"> </w:t>
+            </w:r>
+            <w:r>
+              <w:t xml:space="preserve">from</w:t>
+            </w:r>
+            <w:r>
+              <w:t xml:space="preserve"> </w:t>
+            </w:r>
+            <w:r>
+              <w:t xml:space="preserve">“an actual secret correctly caught by that pattern”</w:t>
+            </w:r>
+            <w:r>
+              <w:t xml:space="preserve"> </w:t>
+            </w:r>
+            <w:r>
+              <w:t xml:space="preserve">— without narrowing the existing credential-protecting globs. Until then this item stays Queued; criteria 1/2/4 are genuinely done, criterion 3 is genuinely partial. EVIDENCE: docs/qa/BOB-219/closure_evidence_20260925.md (full command transcripts: before/after git check-ignore, the .txt-wide-rescue safety experiment, 7-arm test output, standalone gate invocation against the real repo).</w:t>
             </w:r>
           </w:p>
         </w:tc>
@@ -2977,18 +4248,18 @@
               <w:pStyle w:val="Compact"/>
             </w:pPr>
             <w:r>
-              <w:t xml:space="preserve">BOB-185</w:t>
-            </w:r>
-          </w:p>
-        </w:tc>
-        <w:tc>
-          <w:tcPr/>
-          <w:p>
-            <w:pPr>
-              <w:pStyle w:val="Compact"/>
-            </w:pPr>
-            <w:r>
-              <w:t xml:space="preserve">Task</w:t>
+              <w:t xml:space="preserve">BOB-223</w:t>
+            </w:r>
+          </w:p>
+        </w:tc>
+        <w:tc>
+          <w:tcPr/>
+          <w:p>
+            <w:pPr>
+              <w:pStyle w:val="Compact"/>
+            </w:pPr>
+            <w:r>
+              <w:t xml:space="preserve">Bug</w:t>
             </w:r>
           </w:p>
         </w:tc>
@@ -3010,1009 +4281,6 @@
               <w:pStyle w:val="Compact"/>
             </w:pPr>
             <w:r>
-              <w:t xml:space="preserve">Medium</w:t>
-            </w:r>
-          </w:p>
-        </w:tc>
-        <w:tc>
-          <w:tcPr/>
-          <w:p>
-            <w:pPr>
-              <w:pStyle w:val="Compact"/>
-            </w:pPr>
-            <w:r>
-              <w:t xml:space="preserve">docs/qa/BOB-164/axe_contrast_scan.py scans a static dist with no backend, so every node whose existence depends on fetched data is absent from the page it measures: the results table renders empty, so .type-badge and .quality-badge never appear, and the hooks list renders empty, so .status pills never appear. That is precisely why the BOB-164 round-1 regression went unseen in a rendered DOM even though it was scanned in all 16 themes, and it is why round 2 had to close the class in the arithmetic oracle instead. Those nodes are now covered by frontend/src/app/models/style-contrast.spec.ts, which extracts declared foreground-on-fill pairs from the stylesheets, but that is an ARITHMETIC claim about declared colour pairs, not a rendered-pixel one: it cannot see opacity applied by an ancestor, a composited backdrop, or a cascade this repo’s static extractor does not model. Acceptance: the scan drives the dashboard with seeded fixture data (a stub backend, a route fixture, or an injected component harness) so the badge and status nodes are present in the DOM, axe measures them directly, and a control needle proves the rendered oracle sees a seeded sub-floor badge before any clean result from it is believed.</w:t>
-            </w:r>
-          </w:p>
-        </w:tc>
-      </w:tr>
-      <w:tr>
-        <w:tc>
-          <w:tcPr/>
-          <w:p>
-            <w:pPr>
-              <w:pStyle w:val="Compact"/>
-            </w:pPr>
-            <w:r>
-              <w:t xml:space="preserve">BOB-187</w:t>
-            </w:r>
-          </w:p>
-        </w:tc>
-        <w:tc>
-          <w:tcPr/>
-          <w:p>
-            <w:pPr>
-              <w:pStyle w:val="Compact"/>
-            </w:pPr>
-            <w:r>
-              <w:t xml:space="preserve">Bug</w:t>
-            </w:r>
-          </w:p>
-        </w:tc>
-        <w:tc>
-          <w:tcPr/>
-          <w:p>
-            <w:pPr>
-              <w:pStyle w:val="Compact"/>
-            </w:pPr>
-            <w:r>
-              <w:t xml:space="preserve">In progress</w:t>
-            </w:r>
-          </w:p>
-        </w:tc>
-        <w:tc>
-          <w:tcPr/>
-          <w:p>
-            <w:pPr>
-              <w:pStyle w:val="Compact"/>
-            </w:pPr>
-            <w:r>
-              <w:t xml:space="preserve">—</w:t>
-            </w:r>
-          </w:p>
-        </w:tc>
-        <w:tc>
-          <w:tcPr/>
-          <w:p>
-            <w:pPr>
-              <w:pStyle w:val="Compact"/>
-            </w:pPr>
-            <w:r>
-              <w:t xml:space="preserve">scripts/ownership_precondition.sh consumes the SAME unreviewed .env-driven scope as ownership_repair.sh and creates probe files inside it, but it is NOT fenced. T028 remediation added ownership_path_fence() to scripts/lib/ownership.sh and wired it into ownership_repair.sh, closing the path-escape class there; the precondition was outside that agents file scope and still accepts whatever config/owned_paths.yaml expands to. Blast radius is lower than a recursive chown (it writes probe files rather than mutating ownership of an existing tree) but the INPUT is identical and equally unreviewed, so the same QBITTORRENT_DATA_DIR value that would have driven a filesystem-wide chown will drive probe-file creation at an arbitrary location. Note the escape is empirically confirmed for the repair path, not merely reasoned: during T028 remediation a probe declaring the verbatim shipped entry with QBITTORRENT_DATA_DIR=/ hung the suite, and ps showed the real artifact executing</w:t>
-            </w:r>
-            <w:r>
-              <w:t xml:space="preserve"> </w:t>
-            </w:r>
-            <w:r>
-              <w:t xml:space="preserve">“find / ( ! -uid 1000 -o ! -gid 1000 ) -printf …”</w:t>
-            </w:r>
-            <w:r>
-              <w:t xml:space="preserve"> </w:t>
-            </w:r>
-            <w:r>
-              <w:t xml:space="preserve">before it was killed by verified pid. Acceptance: ownership_precondition.sh calls the SAME ownership_path_fence() predicate from scripts/lib/ownership.sh (never a second dialect, 11.4.251), refuses fail-closed on a rejected entry, and ships a paired 1.1 mutation proving the refusal fires PLUS a negative control proving the six live shipped entries still ACCEPT so the fix is not a 11.4.201(1) false-positive refusal. Discovered out-of-band during T028 remediation and reported by the agent as needing tracking, so it is also a 11.4.238 coverage escape.</w:t>
-            </w:r>
-          </w:p>
-        </w:tc>
-      </w:tr>
-      <w:tr>
-        <w:tc>
-          <w:tcPr/>
-          <w:p>
-            <w:pPr>
-              <w:pStyle w:val="Compact"/>
-            </w:pPr>
-            <w:r>
-              <w:t xml:space="preserve">BOB-188</w:t>
-            </w:r>
-          </w:p>
-        </w:tc>
-        <w:tc>
-          <w:tcPr/>
-          <w:p>
-            <w:pPr>
-              <w:pStyle w:val="Compact"/>
-            </w:pPr>
-            <w:r>
-              <w:t xml:space="preserve">Bug</w:t>
-            </w:r>
-          </w:p>
-        </w:tc>
-        <w:tc>
-          <w:tcPr/>
-          <w:p>
-            <w:pPr>
-              <w:pStyle w:val="Compact"/>
-            </w:pPr>
-            <w:r>
-              <w:t xml:space="preserve">In progress</w:t>
-            </w:r>
-          </w:p>
-        </w:tc>
-        <w:tc>
-          <w:tcPr/>
-          <w:p>
-            <w:pPr>
-              <w:pStyle w:val="Compact"/>
-            </w:pPr>
-            <w:r>
-              <w:t xml:space="preserve">—</w:t>
-            </w:r>
-          </w:p>
-        </w:tc>
-        <w:tc>
-          <w:tcPr/>
-          <w:p>
-            <w:pPr>
-              <w:pStyle w:val="Compact"/>
-            </w:pPr>
-            <w:r>
-              <w:rPr>
-                <w:b/>
-                <w:bCs/>
-              </w:rPr>
-              <w:t xml:space="preserve">OPERATOR DECISION (2026-08-26, §11.4.66 interactive clarification): UNTRACK THE BINARY — BUILD ON DEMAND</w:t>
-            </w:r>
-            <w:r>
-              <w:t xml:space="preserve"> </w:t>
-            </w:r>
-            <w:r>
-              <w:t xml:space="preserve">§11.4.30 answer, recorded as consumer DATA: the compiled</w:t>
-            </w:r>
-            <w:r>
-              <w:t xml:space="preserve"> </w:t>
-            </w:r>
-            <w:r>
-              <w:rPr>
-                <w:rStyle w:val="VerbatimChar"/>
-              </w:rPr>
-              <w:t xml:space="preserve">workable-items</w:t>
-            </w:r>
-            <w:r>
-              <w:t xml:space="preserve"> </w:t>
-            </w:r>
-            <w:r>
-              <w:t xml:space="preserve">binary is NOT to be git-tracked.</w:t>
-            </w:r>
-            <w:r>
-              <w:t xml:space="preserve"> </w:t>
-            </w:r>
-            <w:r>
-              <w:t xml:space="preserve">‘Any build derivate which we can recreate by executing proper mechanism for generating MUST NOT be versioned’</w:t>
-            </w:r>
-            <w:r>
-              <w:t xml:space="preserve"> </w:t>
-            </w:r>
-            <w:r>
-              <w:t xml:space="preserve">applies without exception here. Keeping it tracked with only the invariant-52 fingerprint gate, and keeping it tracked with a commit-time rebuild, were both offered and NOT chosen. REQUIRED END STATE: the gate builds from source, or REFUSES HONESTLY when the Go toolchain is absent (§11.4.201(11) — probe the artifact through its real invocation path, never fake a pass, never silently fall back to a stale binary). Staleness becomes structurally impossible rather than merely detected. ACCEPTED COST: a fresh clone needs a Go toolchain before invariant 17 can run — already true for the qBitTorrent-go backend, so this adds no new host requirement. The invariant-52 fingerprint gate remains useful as defence-in-depth for as long as any binary exists on disk. This answer is recorded as consumer DATA per §11.4.35 — it is the operator’s stated choice, not an agent inference, and supersedes any prior agent-chosen default on this question. Options not chosen are named above so a future reader does not re-litigate a settled call (§11.4.112(5) bounded-verdict discipline applied to decisions). — prior item text follows — pre_build_verification.sh invariant 17 (CM-WORKABLE-ITEMS-VALIDATE) resolves its binary through the candidate loop at :534, whose FIRST entry is constitution/scripts/workable-items/bin/workable-items. That file is GIT-TRACKED (md5 17644a248363, identical to bin/workable-items-linux) and executable, so it WINS resolution over the current untracked sibling constitution/scripts/workable-items/workable-items (md5 43376a6d0184). The tracked binary is STALE: it does not contain the guards its own source now has. MEASURED, needle-proven, 2026-08-25. String presence in the tracked binary:</w:t>
-            </w:r>
-            <w:r>
-              <w:t xml:space="preserve"> </w:t>
-            </w:r>
-            <w:r>
-              <w:t xml:space="preserve">“refusing to set terminal status”</w:t>
-            </w:r>
-            <w:r>
-              <w:t xml:space="preserve"> </w:t>
-            </w:r>
-            <w:r>
-              <w:t xml:space="preserve">-&gt; 0;</w:t>
-            </w:r>
-            <w:r>
-              <w:t xml:space="preserve"> </w:t>
-            </w:r>
-            <w:r>
-              <w:t xml:space="preserve">“Issues-location item has TERMINAL status”</w:t>
-            </w:r>
-            <w:r>
-              <w:t xml:space="preserve"> </w:t>
-            </w:r>
-            <w:r>
-              <w:t xml:space="preserve">-&gt; 0; control needle from the SAME updateCmd,</w:t>
-            </w:r>
-            <w:r>
-              <w:t xml:space="preserve"> </w:t>
-            </w:r>
-            <w:r>
-              <w:t xml:space="preserve">“at least one mutable field flag is required”</w:t>
-            </w:r>
-            <w:r>
-              <w:t xml:space="preserve"> </w:t>
-            </w:r>
-            <w:r>
-              <w:t xml:space="preserve">-&gt; 2 (so the instrument sees through that path and the zeros are real absences, not a blind read). The untracked sibling returns 1 / 1 / 2 for the same three queries. A check whose message string is absent from the binary cannot fire. RUNTIME PROOF: the same injected violation (a row set to terminal status while current_location=Issues) run through both binaries -&gt; stale reports 1 violation (only the body_md desync class), current reports 2 including the location-status class verbatim. This is exactly why the ten BOB-166 rows (BOB-087/129/131/144/145/146/148/153/155/157) survived undetected: the gate that was supposed to catch them was running a binary structurally incapable of seeing them. The 11.4.108 SOURCE-&gt;ARTIFACT gap: source correct, artifact stale, every gate reading the artifact reports green. This is the THIRD instance of that class found in one session, alongside BOB-169 (a charset gate that never opened a file) and BOB-183 (a served bundle five days older than its sources). COMPOUNDING: the comment at :519-523 directly above the loop asserts</w:t>
-            </w:r>
-            <w:r>
-              <w:t xml:space="preserve"> </w:t>
-            </w:r>
-            <w:r>
-              <w:t xml:space="preserve">“The naive bin/workable-items path never existed in this checkout (bin/ is a gitignored local build-output dir nothing ever populated)”</w:t>
-            </w:r>
-            <w:r>
-              <w:t xml:space="preserve">. That statement is now FALSE - bin/ holds two tracked binaries. A stale comment asserting the absence of the very file that now shadows resolution is how this stayed invisible. Also an 11.4.30 question the operator owns: bin/workable-items and bin/workable-items-linux are VERSIONED BUILD ARTIFACTS in a constitution submodule that is inherited by reference by every consumer, so every consumer inherits whichever binary was last committed. Flagged independently by two separate agents this session. ACCEPTANCE: (a) resolution must never prefer a stale artifact over a current one - either the tracked binaries are removed and resolution falls through to build-on-demand, or a freshness check refuses a binary older than its sources (see the BOB-183 fingerprint gate for a working pattern); (b) the false comment at :519-523 corrected; (c) a paired 1.1 mutation proving the new refusal fires, plus a negative control proving a genuinely fresh binary still passes so the fix is not an 11.4.201(1) false-positive refusal; (d) the 11.4.30 tracked-binary decision recorded as operator DATA. Discovered out-of-band during BOB-166 remediation - a 11.4.238 coverage escape in its own right.</w:t>
-            </w:r>
-          </w:p>
-        </w:tc>
-      </w:tr>
-      <w:tr>
-        <w:tc>
-          <w:tcPr/>
-          <w:p>
-            <w:pPr>
-              <w:pStyle w:val="Compact"/>
-            </w:pPr>
-            <w:r>
-              <w:t xml:space="preserve">BOB-191</w:t>
-            </w:r>
-          </w:p>
-        </w:tc>
-        <w:tc>
-          <w:tcPr/>
-          <w:p>
-            <w:pPr>
-              <w:pStyle w:val="Compact"/>
-            </w:pPr>
-            <w:r>
-              <w:t xml:space="preserve">Bug</w:t>
-            </w:r>
-          </w:p>
-        </w:tc>
-        <w:tc>
-          <w:tcPr/>
-          <w:p>
-            <w:pPr>
-              <w:pStyle w:val="Compact"/>
-            </w:pPr>
-            <w:r>
-              <w:t xml:space="preserve">Queued</w:t>
-            </w:r>
-          </w:p>
-        </w:tc>
-        <w:tc>
-          <w:tcPr/>
-          <w:p>
-            <w:pPr>
-              <w:pStyle w:val="Compact"/>
-            </w:pPr>
-            <w:r>
-              <w:t xml:space="preserve">—</w:t>
-            </w:r>
-          </w:p>
-        </w:tc>
-        <w:tc>
-          <w:tcPr/>
-          <w:p>
-            <w:pPr>
-              <w:pStyle w:val="Compact"/>
-            </w:pPr>
-            <w:r>
-              <w:t xml:space="preserve">WHAT: the §11.4.252 fail-open scan reports 0 hits for qBitTorrent-go, and that zero is NOT evidence. The triage agent ran control needles through the scanner’s own path per §11.4.201(7)(b): a Python</w:t>
-            </w:r>
-            <w:r>
-              <w:t xml:space="preserve"> </w:t>
-            </w:r>
-            <w:r>
-              <w:t xml:space="preserve">‘except Exception: pass’</w:t>
-            </w:r>
-            <w:r>
-              <w:t xml:space="preserve"> </w:t>
-            </w:r>
-            <w:r>
-              <w:t xml:space="preserve">needle was SEEN, a TypeScript</w:t>
-            </w:r>
-            <w:r>
-              <w:t xml:space="preserve"> </w:t>
-            </w:r>
-            <w:r>
-              <w:t xml:space="preserve">‘catch (e) {}’</w:t>
-            </w:r>
-            <w:r>
-              <w:t xml:space="preserve"> </w:t>
-            </w:r>
-            <w:r>
-              <w:t xml:space="preserve">needle was SEEN (so frontend/src’s zero IS a real zero), but a Go empty-</w:t>
-            </w:r>
-            <w:r>
-              <w:t xml:space="preserve">‘if err != nil {}’</w:t>
-            </w:r>
-            <w:r>
-              <w:t xml:space="preserve"> </w:t>
-            </w:r>
-            <w:r>
-              <w:t xml:space="preserve">needle was NOT SEEN. An instrument that cannot see the idiom returns the same quiet zero as a clean tree, and only one of those is honest. DISTINCT FROM BOB-189, deliberately not merged with it per §11.4.214: BOB-189 is a false MATCH (fail-closed guards reported as fail-open); this is a false NULL (an entire language unscanned). Same scanner, opposite failure directions, different fixes - merging them would hide one behind the other. IMPACT: Go is the language of qbittorrent-proxy-go and boba-jackett (port 7189, which owns encrypted tracker credentials), so the unscanned surface is exactly where §11.4.252’s credential-plus-mutation combination is most likely. Nobody has assessed it; the dashboard says clean. ACCEPTANCE: the scanner grows a Go arm covering the empty-err-block and swallowed-error idioms, its needle is SEEN through the real path, qBitTorrent-go’s result is re-derived, and every finding is triaged as this Python/TS pass was. Until then qBitTorrent-go’s fail-open posture is UNKNOWN and must be reported as UNKNOWN, never as 0. === ROUND-2 INVESTIGATION, MEASURED 2026-08-26 — THE FILED TITLE WAS TOO NARROW (§11.4.6) === The live scanner is constitution/scripts/gates/cm_dangerous_combination_fail_closed.sh, driven per-root by invariant 39 at scripts/pre_build_verification.sh:1481-1544. (scripts/pre_build/check_cm_no_fail_open_skip.sh has NEVER existed on any branch — it exists only in an uncommitted worktree. Any citation of that path is citing a file that is not there.) IT IS A WEAK-MATCHER DEFECT, NOT A SCOPE HOLE. Line :243 sets exts=</w:t>
-            </w:r>
-            <w:r>
-              <w:t xml:space="preserve">“py go rs c cc cpp h hpp java cs js ts jsx tsx php rb”</w:t>
-            </w:r>
-            <w:r>
-              <w:t xml:space="preserve"> </w:t>
-            </w:r>
-            <w:r>
-              <w:t xml:space="preserve">— .go IS enumerated. But line :537 gates the Python ast analyser on</w:t>
-            </w:r>
-            <w:r>
-              <w:t xml:space="preserve"> </w:t>
-            </w:r>
-            <w:r>
-              <w:rPr>
-                <w:rStyle w:val="VerbatimChar"/>
-              </w:rPr>
-              <w:t xml:space="preserve">case "$f" in *.py)</w:t>
-            </w:r>
-            <w:r>
-              <w:t xml:space="preserve">, so every non-Python file falls through to just two text matchers (:772 empty</w:t>
-            </w:r>
-            <w:r>
-              <w:t xml:space="preserve"> </w:t>
-            </w:r>
-            <w:r>
-              <w:rPr>
-                <w:rStyle w:val="VerbatimChar"/>
-              </w:rPr>
-              <w:t xml:space="preserve">catch (...) {</w:t>
-            </w:r>
-            <w:r>
-              <w:t xml:space="preserve">, :794 credential</w:t>
-            </w:r>
-            <w:r>
-              <w:t xml:space="preserve"> </w:t>
-            </w:r>
-            <w:r>
-              <w:rPr>
-                <w:rStyle w:val="VerbatimChar"/>
-              </w:rPr>
-              <w:t xml:space="preserve">= x \|\| "literal"</w:t>
-            </w:r>
-            <w:r>
-              <w:t xml:space="preserve">). Go has no</w:t>
-            </w:r>
-            <w:r>
-              <w:t xml:space="preserve"> </w:t>
-            </w:r>
-            <w:r>
-              <w:rPr>
-                <w:rStyle w:val="VerbatimChar"/>
-              </w:rPr>
-              <w:t xml:space="preserve">catch</w:t>
-            </w:r>
-            <w:r>
-              <w:t xml:space="preserve"> </w:t>
-            </w:r>
-            <w:r>
-              <w:t xml:space="preserve">keyword, so neither matcher CAN fire on Go by construction. NEEDLE TEST, BOTH ARMS (planted / rc / result): Python 2 / 1 / SEEN · TypeScript 1 / 1 / SEEN · Java 1 / 1 / SEEN ·</w:t>
-            </w:r>
-            <w:r>
-              <w:t xml:space="preserve"> </w:t>
-            </w:r>
-            <w:r>
-              <w:rPr>
-                <w:b/>
-                <w:bCs/>
-              </w:rPr>
-              <w:t xml:space="preserve">Go 6 / 0 / NOT SEEN — PASS</w:t>
-            </w:r>
-            <w:r>
-              <w:t xml:space="preserve"> </w:t>
-            </w:r>
-            <w:r>
-              <w:t xml:space="preserve">· Rust 2 / 0 / NOT SEEN · Ruby 1 / 0 / NOT SEEN · C 2 / 0 / NOT SEEN. Go is ONE OF FIVE BLIND EXTENSIONS, not a special case. The Go needle is real code: go build rc=0, go vet rc=0, gofmt -e clean. THE DECISIVE DISCRIMINATOR — same bytes, extension changed: .zig (NOT enumerated) →</w:t>
-            </w:r>
-            <w:r>
-              <w:t xml:space="preserve"> </w:t>
-            </w:r>
-            <w:r>
-              <w:t xml:space="preserve">“SKIP — topology_unsupported”</w:t>
-            </w:r>
-            <w:r>
-              <w:t xml:space="preserve">; .go (enumerated) →</w:t>
-            </w:r>
-            <w:r>
-              <w:t xml:space="preserve"> </w:t>
-            </w:r>
-            <w:r>
-              <w:t xml:space="preserve">“PASS”</w:t>
-            </w:r>
-            <w:r>
-              <w:t xml:space="preserve">. The gate ALREADY OWNS an honest-blindness mechanism and it works correctly; Go routes around it precisely BY BEING ENUMERATED. A scope hole announces itself; this matcher hole prints green. That makes it the worse defect and is why the corrected title leads with it. QUANTIFIED SURFACE (exclusions stated, §11.4.224(E)): using the scanner’s OWN prune list and nothing added — 106 .go files / 20,389 LOC (52 production files / 6,858 LOC). WITH and WITHOUT exclusions the count is 106 == 106; no vendored tree exists, so no unstated exclusion could manufacture a clean number. qBitTorrent-go holds 106 blind files and 0 analysable files — 100% blind — yet invariant 39 counts it among</w:t>
-            </w:r>
-            <w:r>
-              <w:t xml:space="preserve"> </w:t>
-            </w:r>
-            <w:r>
-              <w:t xml:space="preserve">“5 first-party source root(s)”</w:t>
-            </w:r>
-            <w:r>
-              <w:t xml:space="preserve"> </w:t>
-            </w:r>
-            <w:r>
-              <w:t xml:space="preserve">reported clean. DEFECTS THE BLINDNESS HID → filed as BOB-204 (credential DELETE returns unconditional 204 while the .env plaintext delete error is discarded; plus the env_write_failed_db_rolled_back code asserting an unconfirmed rollback). SEPARATE SCOPE HOLE → filed as BOB-205 (cmd/boba-ctl, 947 LOC orchestrator, absent from DANGER_ROOTS entirely). Distinct-but-similar per §11.4.214, deliberately not merged. GOLDEN-FALSE FIXTURE FOR ANY FUTURE GO ARM: internal/jackettapi/auth_middleware.go:45-66 is correctly fail-CLOSED (constant-time compare, 401+return) — a Go arm MUST NOT flag it. LOAD-BEARING §11.4.250 PREDICTION: bolting a naive Go regex arm on will IMMEDIATELY manufacture BOB-189-class false positives in Go —</w:t>
-            </w:r>
-            <w:r>
-              <w:t xml:space="preserve"> </w:t>
-            </w:r>
-            <w:r>
-              <w:rPr>
-                <w:rStyle w:val="VerbatimChar"/>
-              </w:rPr>
-              <w:t xml:space="preserve">if err != nil { return false }</w:t>
-            </w:r>
-            <w:r>
-              <w:t xml:space="preserve"> </w:t>
-            </w:r>
-            <w:r>
-              <w:t xml:space="preserve">in a Go validator is fail-CLOSED. Fixing this as layer N+1 reproduces BOB-189 in a new language. THEREFORE the remediation order is fixed: (1) analyser REGISTRY with an UNANALYSED verdict FIRST — extension→analyser map, unmapped extension reports UNANALYSED never silent PASS, which converts the false null into an honest gap and covers rust/ruby/C too; (2) only then a Go arm, call-site-aware from day one (go/ast, or adopt errcheck/staticcheck rather than hand-rolled regex), shipped with the auth_middleware golden-FALSE. ONE PRIMITIVE, TWO SYMPTOMS: the scanner classifies by local syntactic shape and never consults semantic role — BOB-189 ignores the CALLER’s context (false match), BOB-191 searches for a shape from a DIFFERENT language family (false null). The gate’s own header already concedes the primitive (</w:t>
-            </w:r>
-            <w:r>
-              <w:t xml:space="preserve">“requires real data-flow analysis this gate CANNOT honestly claim”</w:t>
-            </w:r>
-            <w:r>
-              <w:t xml:space="preserve">); what is missing is propagating that concession into PER-LANGUAGE honesty. Keep two tracker items. INSTRUMENT BUG RECORDED, NOT HIDDEN (§11.4.201(12)): the investigation’s first verdict extraction used</w:t>
-            </w:r>
-            <w:r>
-              <w:t xml:space="preserve"> </w:t>
-            </w:r>
-            <w:r>
-              <w:rPr>
-                <w:rStyle w:val="VerbatimChar"/>
-              </w:rPr>
-              <w:t xml:space="preserve">grep -oE 'PASS\|FAIL\|SKIP'</w:t>
-            </w:r>
-            <w:r>
-              <w:t xml:space="preserve">, which matched FAIL inside the gate’s own name (…FAIL-CLOSED) and mislabelled three PASSes. Re-run keyed on exit code; the table above is the corrected run. EVIDENCE: docs/qa/BOB-191/scanner_blindness_investigation_20260826.md (255 lines, §11.4.44 header). No source, gate, or config modified by the investigation. === ROUND-3 PARTIAL FIX, MEASURED 2026-09-25 — STEP (1) OF THE ROUND-2 REMEDIATION ORDER LANDED; STEP (2) STILL OPEN, ACCEPTANCE NOT YET MET === Per the round-2 remediation order, step (1) — the analyser REGISTRY with an honest UNANALYSED verdict — is now implemented and independently re-verified (conductor re-ran the mutation suite from a clean shell, 206/206 green). Step (2) — a real semantic Go arm — is DELIBERATELY DEFERRED, so this item stays Queued: the ACCEPTANCE criterion above (</w:t>
-            </w:r>
-            <w:r>
-              <w:t xml:space="preserve">“its needle is SEEN through the real path”</w:t>
-            </w:r>
-            <w:r>
-              <w:t xml:space="preserve">) is still unmet for Go/Rust/Ruby/C. CORRECTION TO ROUND-2’s OWN FIGURE (§11.4.6, re-verified live, not re-guessed): round-2 said</w:t>
-            </w:r>
-            <w:r>
-              <w:t xml:space="preserve"> </w:t>
-            </w:r>
-            <w:r>
-              <w:t xml:space="preserve">“5 blind extensions (go/rs/rb/c/h)”</w:t>
-            </w:r>
-            <w:r>
-              <w:t xml:space="preserve">. Re-run live against all candidates this round: C++ (.cpp, a genuine empty</w:t>
-            </w:r>
-            <w:r>
-              <w:t xml:space="preserve"> </w:t>
-            </w:r>
-            <w:r>
-              <w:rPr>
-                <w:rStyle w:val="VerbatimChar"/>
-              </w:rPr>
-              <w:t xml:space="preserve">catch(){}</w:t>
-            </w:r>
-            <w:r>
-              <w:t xml:space="preserve">) is SEEN —</w:t>
-            </w:r>
-            <w:r>
-              <w:t xml:space="preserve"> </w:t>
-            </w:r>
-            <w:r>
-              <w:rPr>
-                <w:rStyle w:val="VerbatimChar"/>
-              </w:rPr>
-              <w:t xml:space="preserve">rc=1 FAIL</w:t>
-            </w:r>
-            <w:r>
-              <w:t xml:space="preserve">, already correctly caught. It was never actually blind;</w:t>
-            </w:r>
-            <w:r>
-              <w:t xml:space="preserve"> </w:t>
-            </w:r>
-            <w:r>
-              <w:rPr>
-                <w:rStyle w:val="VerbatimChar"/>
-              </w:rPr>
-              <w:t xml:space="preserve">.h</w:t>
-            </w:r>
-            <w:r>
-              <w:t xml:space="preserve"> </w:t>
-            </w:r>
-            <w:r>
-              <w:t xml:space="preserve">is content-ambiguous (same header extension serves both C and C++) and is not a distinct 5th case.</w:t>
-            </w:r>
-            <w:r>
-              <w:t xml:space="preserve"> </w:t>
-            </w:r>
-            <w:r>
-              <w:rPr>
-                <w:b/>
-                <w:bCs/>
-              </w:rPr>
-              <w:t xml:space="preserve">Exactly 4 languages are structurally blind: Go, Rust, Ruby, C.</w:t>
-            </w:r>
-            <w:r>
-              <w:t xml:space="preserve"> </w:t>
-            </w:r>
-            <w:r>
-              <w:t xml:space="preserve">This narrows, not widens, the round-2 figure. WHAT LANDED (constitution/scripts/gates/cm_dangerous_combination_fail_closed.sh — a constitution-submodule file, inherited by reference; landing it for real still needs the submodule’s own §11.4.26 fetch/pull/push workflow, separate from boba’s commit path): - New</w:t>
-            </w:r>
-            <w:r>
-              <w:t xml:space="preserve"> </w:t>
-            </w:r>
-            <w:r>
-              <w:rPr>
-                <w:rStyle w:val="VerbatimChar"/>
-              </w:rPr>
-              <w:t xml:space="preserve">DANGEROUS_COMBO_UNANALYSED_EXT</w:t>
-            </w:r>
-            <w:r>
-              <w:t xml:space="preserve"> </w:t>
-            </w:r>
-            <w:r>
-              <w:t xml:space="preserve">registry (default</w:t>
-            </w:r>
-            <w:r>
-              <w:t xml:space="preserve"> </w:t>
-            </w:r>
-            <w:r>
-              <w:rPr>
-                <w:rStyle w:val="VerbatimChar"/>
-              </w:rPr>
-              <w:t xml:space="preserve">go rs rb c</w:t>
-            </w:r>
-            <w:r>
-              <w:t xml:space="preserve">). Verdict now has 3 branches: real hits → FAIL (unchanged); zero hits + UNANALYSED files present → new honest</w:t>
-            </w:r>
-            <w:r>
-              <w:t xml:space="preserve"> </w:t>
-            </w:r>
-            <w:r>
-              <w:rPr>
-                <w:rStyle w:val="VerbatimChar"/>
-              </w:rPr>
-              <w:t xml:space="preserve">⚠ NOTE — N file(s) UNANALYSED...</w:t>
-            </w:r>
-            <w:r>
-              <w:t xml:space="preserve"> </w:t>
-            </w:r>
-            <w:r>
-              <w:t xml:space="preserve">+</w:t>
-            </w:r>
-            <w:r>
-              <w:t xml:space="preserve"> </w:t>
-            </w:r>
-            <w:r>
-              <w:rPr>
-                <w:rStyle w:val="VerbatimChar"/>
-              </w:rPr>
-              <w:t xml:space="preserve">PASS (PARTIAL COVERAGE)</w:t>
-            </w:r>
-            <w:r>
-              <w:t xml:space="preserve"> </w:t>
-            </w:r>
-            <w:r>
-              <w:t xml:space="preserve">(still exit 0, advisory — never blocks a build on an unanalysed language); zero hits + zero unanalysed → unchanged original clean-PASS text. -</w:t>
-            </w:r>
-            <w:r>
-              <w:t xml:space="preserve"> </w:t>
-            </w:r>
-            <w:r>
-              <w:rPr>
-                <w:rStyle w:val="VerbatimChar"/>
-              </w:rPr>
-              <w:t xml:space="preserve">scripts/pre_build_verification.sh</w:t>
-            </w:r>
-            <w:r>
-              <w:t xml:space="preserve"> </w:t>
-            </w:r>
-            <w:r>
-              <w:t xml:space="preserve">invariant 39 (boba-owned): fixed to read the UNANALYSED count unconditionally, not only on nonzero exit — otherwise a 100%-UNANALYSED root would still have silently printed</w:t>
-            </w:r>
-            <w:r>
-              <w:t xml:space="preserve"> </w:t>
-            </w:r>
-            <w:r>
-              <w:t xml:space="preserve">“no fail-open anti-pattern across N clean roots”</w:t>
-            </w:r>
-            <w:r>
-              <w:t xml:space="preserve"> </w:t>
-            </w:r>
-            <w:r>
-              <w:t xml:space="preserve">with the caller never seeing the NOTE. - Mutation test extended with 17 new assertions covering Go/Rust/Ruby/C UNANALYSED-branch RED/GREEN, a C++ negative control (still caught, never marked UNANALYSED — the registry must not swallow a working extension), a clean-root negative control, and a mixed-real-hit-not-masked control. Full suite 206/206 (189 pre-existing + 17 new), independently re-run by the conductor from a clean shell. LIVE FULL-REPO RESCAN RESULT (real DANGER_ROOTS, this round): Python backlog unchanged at 59 hits (download-proxy/src:25, plugins:32, scripts:2 — pre-existing, out of scope, advisory since 2026-08-20).</w:t>
-            </w:r>
-            <w:r>
-              <w:t xml:space="preserve"> </w:t>
-            </w:r>
-            <w:r>
-              <w:rPr>
-                <w:b/>
-                <w:bCs/>
-              </w:rPr>
-              <w:t xml:space="preserve">New honest signal: 121 files now reported UNANALYSED</w:t>
-            </w:r>
-            <w:r>
-              <w:t xml:space="preserve"> </w:t>
-            </w:r>
-            <w:r>
-              <w:t xml:space="preserve">(qBitTorrent-go:117, cmd/boba-ctl:4 — BOB-205’s scope hole now visibly folded into the same honest-gap mechanism) instead of silently counting toward</w:t>
-            </w:r>
-            <w:r>
-              <w:t xml:space="preserve"> </w:t>
-            </w:r>
-            <w:r>
-              <w:t xml:space="preserve">“clean.”</w:t>
-            </w:r>
-            <w:r>
-              <w:t xml:space="preserve"> </w:t>
-            </w:r>
-            <w:r>
-              <w:t xml:space="preserve">Zero new FAIL findings in Go — by design; a real Go checker needs call-site-aware semantic analysis, still deferred. WHY STEP (2) STAYS DEFERRED, NOT A REGRESSION: the round-2 §11.4.250 PREDICTION stands unrefuted — a naive Go regex arm would immediately flag</w:t>
-            </w:r>
-            <w:r>
-              <w:t xml:space="preserve"> </w:t>
-            </w:r>
-            <w:r>
-              <w:rPr>
-                <w:rStyle w:val="VerbatimChar"/>
-              </w:rPr>
-              <w:t xml:space="preserve">internal/jackettapi/auth_middleware.go:45-66</w:t>
-            </w:r>
-            <w:r>
-              <w:t xml:space="preserve"> </w:t>
-            </w:r>
-            <w:r>
-              <w:t xml:space="preserve">(the golden-FALSE fixture) as a BOB-189-class false positive. A real arm needs go/ast or an adopted tool (errcheck/staticcheck), shipped WITH that golden-FALSE passing, before it can fire. REMAINING WORK TO CLOSE THIS ITEM: implement the Go semantic arm (go/ast-based or errcheck/staticcheck-adopted) covering the empty-err-block and swallowed-error idioms, verified against the auth_middleware.go golden-FALSE fixture, re-derive qBitTorrent-go’s real result (currently UNKNOWN, honestly reported as such), and triage every real finding as the Python/TS pass already is. Rust/Ruby/C have zero first-party files in boba’s tree today (verified this round) so their own arms are lower priority until such files exist — the UNANALYSED registry already covers them honestly in the meantime. EVIDENCE: docs/qa/BOB-191/closure_evidence_20260925.md (full RED/GREEN transcripts, the C++ correction with live proof, the live full-repo scan table, anti-bluff provenance). State left uncommitted by design (constitution-submodule files need the §11.4.26 workflow, not boba’s commit-push-all.sh).</w:t>
-            </w:r>
-          </w:p>
-        </w:tc>
-      </w:tr>
-      <w:tr>
-        <w:tc>
-          <w:tcPr/>
-          <w:p>
-            <w:pPr>
-              <w:pStyle w:val="Compact"/>
-            </w:pPr>
-            <w:r>
-              <w:t xml:space="preserve">BOB-194</w:t>
-            </w:r>
-          </w:p>
-        </w:tc>
-        <w:tc>
-          <w:tcPr/>
-          <w:p>
-            <w:pPr>
-              <w:pStyle w:val="Compact"/>
-            </w:pPr>
-            <w:r>
-              <w:t xml:space="preserve">Bug</w:t>
-            </w:r>
-          </w:p>
-        </w:tc>
-        <w:tc>
-          <w:tcPr/>
-          <w:p>
-            <w:pPr>
-              <w:pStyle w:val="Compact"/>
-            </w:pPr>
-            <w:r>
-              <w:t xml:space="preserve">In progress</w:t>
-            </w:r>
-          </w:p>
-        </w:tc>
-        <w:tc>
-          <w:tcPr/>
-          <w:p>
-            <w:pPr>
-              <w:pStyle w:val="Compact"/>
-            </w:pPr>
-            <w:r>
-              <w:t xml:space="preserve">—</w:t>
-            </w:r>
-          </w:p>
-        </w:tc>
-        <w:tc>
-          <w:tcPr/>
-          <w:p>
-            <w:pPr>
-              <w:pStyle w:val="Compact"/>
-            </w:pPr>
-            <w:r>
-              <w:t xml:space="preserve">WHAT: agent worktrees under .claude/worktrees/ are ephemeral copies pinned at arbitrary commits - never built, never shipped, deleted when the agent finishes. Pre-build gates that walk the tree with find(1) from the repo root descend into them anyway. MEASURED INSTANCE (2026-08-25): CM-GO-TOOLCHAIN-MATCHES-BUILDER FAILED the main build with exactly one finding, from .claude/worktrees/agent-afda1df906c537ab4 - a worktree 86 commits behind still carrying</w:t>
-            </w:r>
-            <w:r>
-              <w:t xml:space="preserve"> </w:t>
-            </w:r>
-            <w:r>
-              <w:t xml:space="preserve">‘FROM golang:1.23-alpine’</w:t>
-            </w:r>
-            <w:r>
-              <w:t xml:space="preserve"> </w:t>
-            </w:r>
-            <w:r>
-              <w:t xml:space="preserve">against a go.mod long since at 1.26.2. The main tree was CORRECT throughout. Per §11.4.201(1) a false-positive refusal is a FAIL-bluff of equal severity to a false pass: it blocks real work and teaches people to bypass the gate. FIXED FOR ONE GATE:</w:t>
-            </w:r>
-            <w:r>
-              <w:t xml:space="preserve"> </w:t>
-            </w:r>
-            <w:r>
-              <w:t xml:space="preserve">‘.claude’</w:t>
-            </w:r>
-            <w:r>
-              <w:t xml:space="preserve"> </w:t>
-            </w:r>
-            <w:r>
-              <w:t xml:space="preserve">added to that gate’s PRUNE_DIRS with a deterministic §1.1 pair - a stale mismatch inside .claude/worktrees must NOT fail a healthy tree, the SAME mismatch outside it MUST still fail, so the prune cannot widen into blindness (§11.4.201(6)). Mutation verified: reverting the prune fails 2 checks. SURVEY, measured not inferred: 8 of 13 pre_build gates walk the tree; only the fixed one prunes .claude. Gates using</w:t>
-            </w:r>
-            <w:r>
-              <w:t xml:space="preserve"> </w:t>
-            </w:r>
-            <w:r>
-              <w:t xml:space="preserve">‘git ls-files’</w:t>
-            </w:r>
-            <w:r>
-              <w:t xml:space="preserve"> </w:t>
-            </w:r>
-            <w:r>
-              <w:t xml:space="preserve">are structurally immune - worktrees are untracked. Empirically probed: check_cm_closure_seam_binds, check_cm_killpg_pgid_guard and check_cm_no_production_mutation_residue all rc=0 with ZERO worktree references - clean in practice today. UNMEASURED, not clean: check_cm_test_mock_pid_explicit_int and check_cm_test_mock_pid_patched_when_real_pid were not reached before the probe budget expired. HYPOTHESIS REFUTED, recorded so nobody re-walks it: an earlier revision of this item speculated that check_cm_plugin_count’s 90s timeout was caused by walking worktrees. It is NOT. That gate’s find is scoped to $PLUGINS_DIR (check_cm_plugin_count.sh:224), so worktrees are outside its walk entirely. Its slowness is real - still running past 54s on a re-measure - but has a different, still-unidentified cause and belongs to its own item, not this one. ACCEPTANCE: every tree-walking gate either prunes agent scratch or is proven immune by measurement, each with a paired mutation. NOTE the asymmetry that bounds the risk: a stale worktree can only ADD findings to a security-relevant scan (killpg, mutation-residue), never remove them - so the exposure is false refusal and eroded trust, not a missed defect.</w:t>
-            </w:r>
-          </w:p>
-        </w:tc>
-      </w:tr>
-      <w:tr>
-        <w:tc>
-          <w:tcPr/>
-          <w:p>
-            <w:pPr>
-              <w:pStyle w:val="Compact"/>
-            </w:pPr>
-            <w:r>
-              <w:t xml:space="preserve">BOB-196</w:t>
-            </w:r>
-          </w:p>
-        </w:tc>
-        <w:tc>
-          <w:tcPr/>
-          <w:p>
-            <w:pPr>
-              <w:pStyle w:val="Compact"/>
-            </w:pPr>
-            <w:r>
-              <w:t xml:space="preserve">Task</w:t>
-            </w:r>
-          </w:p>
-        </w:tc>
-        <w:tc>
-          <w:tcPr/>
-          <w:p>
-            <w:pPr>
-              <w:pStyle w:val="Compact"/>
-            </w:pPr>
-            <w:r>
-              <w:t xml:space="preserve">Queued</w:t>
-            </w:r>
-          </w:p>
-        </w:tc>
-        <w:tc>
-          <w:tcPr/>
-          <w:p>
-            <w:pPr>
-              <w:pStyle w:val="Compact"/>
-            </w:pPr>
-            <w:r>
-              <w:t xml:space="preserve">—</w:t>
-            </w:r>
-          </w:p>
-        </w:tc>
-        <w:tc>
-          <w:tcPr/>
-          <w:p>
-            <w:pPr>
-              <w:pStyle w:val="Compact"/>
-            </w:pPr>
-            <w:r>
-              <w:t xml:space="preserve">WHAT: the CM-PLUGIN-COUNT pre-build gate takes 189 SECONDS to verify 8 documented counts. Measured 2026-08-25: exceeded a 90s probe budget (rc=124), then a bounded re-run completed at</w:t>
-            </w:r>
-            <w:r>
-              <w:t xml:space="preserve"> </w:t>
-            </w:r>
-            <w:r>
-              <w:t xml:space="preserve">‘rc=0 wall=189s’</w:t>
-            </w:r>
-            <w:r>
-              <w:t xml:space="preserve"> </w:t>
-            </w:r>
-            <w:r>
-              <w:t xml:space="preserve">- it PASSES, it is simply slow. CAUSE, MEASURED NOT GUESSED: the marker loop at check_cm_plugin_count.sh:273-290 iterates EVERY LINE of every governed document and spawns a pipeline per line. Per iteration:</w:t>
-            </w:r>
-            <w:r>
-              <w:t xml:space="preserve"> </w:t>
-            </w:r>
-            <w:r>
-              <w:t xml:space="preserve">‘printf | grep -oE | wc -l | tr -d’</w:t>
-            </w:r>
-            <w:r>
-              <w:t xml:space="preserve"> </w:t>
-            </w:r>
-            <w:r>
-              <w:t xml:space="preserve">(4 processes) plus</w:t>
-            </w:r>
-            <w:r>
-              <w:t xml:space="preserve"> </w:t>
-            </w:r>
-            <w:r>
-              <w:t xml:space="preserve">‘printf | sed -n’</w:t>
-            </w:r>
-            <w:r>
-              <w:t xml:space="preserve"> </w:t>
-            </w:r>
-            <w:r>
-              <w:t xml:space="preserve">(2) = ~6. Governed docs are AGENTS.md 689 + CLAUDE.md 494 + docs/features/Status.md 670 = 1853 lines, so ~11,118 process spawns, measuring ~102 ms/line. Classic per-line-subprocess shell trap. THE IRONY WORTH PRESERVING, because it explains why nobody simplified it: the in-code comment shows</w:t>
-            </w:r>
-            <w:r>
-              <w:t xml:space="preserve"> </w:t>
-            </w:r>
-            <w:r>
-              <w:t xml:space="preserve">‘-oE | wc -l’</w:t>
-            </w:r>
-            <w:r>
-              <w:t xml:space="preserve"> </w:t>
-            </w:r>
-            <w:r>
-              <w:t xml:space="preserve">was chosen DELIBERATELY over</w:t>
-            </w:r>
-            <w:r>
-              <w:t xml:space="preserve"> </w:t>
-            </w:r>
-            <w:r>
-              <w:t xml:space="preserve">‘grep -c’</w:t>
-            </w:r>
-            <w:r>
-              <w:t xml:space="preserve"> </w:t>
-            </w:r>
-            <w:r>
-              <w:t xml:space="preserve">after measuring the §11.4.201(12) footgun - on this host (ugrep 7.8.4)</w:t>
-            </w:r>
-            <w:r>
-              <w:t xml:space="preserve"> </w:t>
-            </w:r>
-            <w:r>
-              <w:t xml:space="preserve">‘grep -coE’</w:t>
-            </w:r>
-            <w:r>
-              <w:t xml:space="preserve"> </w:t>
-            </w:r>
-            <w:r>
-              <w:t xml:space="preserve">returned 3 at top level but 1 inside a</w:t>
-            </w:r>
-            <w:r>
-              <w:t xml:space="preserve"> </w:t>
-            </w:r>
-            <w:r>
-              <w:t xml:space="preserve">‘set -euo pipefail’</w:t>
-            </w:r>
-            <w:r>
-              <w:t xml:space="preserve"> </w:t>
-            </w:r>
-            <w:r>
-              <w:t xml:space="preserve">subshell, a context-dependent reading. The correctness fix is right and must be kept; it is the PER-LINE application of it that costs the three minutes. HYPOTHESIS REFUTED, recorded so nobody re-walks it: this is NOT worktree traversal. The gate’s find is scoped to $PLUGINS_DIR (:224), so the five agent worktrees are outside its walk. That guess was raised on BOB-194 and is dead. LIKELY FIX (unverified, stated as a candidate not a conclusion): pre-filter with ONE grep for lines containing</w:t>
-            </w:r>
-            <w:r>
-              <w:t xml:space="preserve"> </w:t>
-            </w:r>
-            <w:r>
-              <w:t xml:space="preserve">‘CM-PLUGIN-COUNT:’</w:t>
-            </w:r>
-            <w:r>
-              <w:t xml:space="preserve"> </w:t>
-            </w:r>
-            <w:r>
-              <w:t xml:space="preserve">before entering the loop, reducing ~1853 iterations to the ~8 lines that carry a marker, while leaving the per-line parsing logic - and its footgun-avoiding form - completely unchanged. WHY IT MATTERS beyond impatience: this gate is on the pre-build critical path, and CLAUDE.md leans on it as the mechanical authority for the three distinct plugin rosters (43 curated / 43 engines / 12 bootstrap) whose conflation was BOB-149. A gate slow enough to tempt anyone into skipping it protects nothing. ACCEPTANCE: runtime reduced with the counts and the footgun-avoiding parse preserved byte-for-byte in behaviour, proven by the existing paired mutation still biting plus a before/after wall-clock recorded. §11.4.6: nothing here questions the gate’s VERDICTS - only its runtime.</w:t>
-            </w:r>
-          </w:p>
-        </w:tc>
-      </w:tr>
-      <w:tr>
-        <w:tc>
-          <w:tcPr/>
-          <w:p>
-            <w:pPr>
-              <w:pStyle w:val="Compact"/>
-            </w:pPr>
-            <w:r>
-              <w:t xml:space="preserve">BOB-211</w:t>
-            </w:r>
-          </w:p>
-        </w:tc>
-        <w:tc>
-          <w:tcPr/>
-          <w:p>
-            <w:pPr>
-              <w:pStyle w:val="Compact"/>
-            </w:pPr>
-            <w:r>
-              <w:t xml:space="preserve">Bug</w:t>
-            </w:r>
-          </w:p>
-        </w:tc>
-        <w:tc>
-          <w:tcPr/>
-          <w:p>
-            <w:pPr>
-              <w:pStyle w:val="Compact"/>
-            </w:pPr>
-            <w:r>
-              <w:t xml:space="preserve">Queued</w:t>
-            </w:r>
-          </w:p>
-        </w:tc>
-        <w:tc>
-          <w:tcPr/>
-          <w:p>
-            <w:pPr>
-              <w:pStyle w:val="Compact"/>
-            </w:pPr>
-            <w:r>
-              <w:t xml:space="preserve">minor</w:t>
-            </w:r>
-          </w:p>
-        </w:tc>
-        <w:tc>
-          <w:tcPr/>
-          <w:p>
-            <w:pPr>
-              <w:pStyle w:val="Compact"/>
-            </w:pPr>
-            <w:r>
-              <w:t xml:space="preserve">STATUS: LATENT on this host (measured: all six declared locations sit on ONE btrfs mount, fully ownership-expressive) and OPERATOR-GATED for verification. Retained from the dismissed BOB-206 rather than discarded with it, because the scenario is well-founded elsewhere: the declared mount is a udisks auto-mounted REMOVABLE NVMe, so another operator’s portable drive being exFAT or NTFS is entirely ordinary. TWO RESIDUALS: (1) REPAIR-LAYER DIAGNOSIS. On a uid-flattening mount whose flattened uid is NOT the operator, probe_location correctly REFUSES (verified: uid=0 and uid=100999 both refuse). But it then hands ownership_repair.sh a chown that will return EPERM, and nothing in the repair path is fstype-aware — so the operator sees a permission failure whose real remedy is a REMOUNT OPTION, which no message says. Reasoned, NOT proven: the shim used to verify BOB-206 models the stat READ, not the chown WRITE, and cannot settle whether chown actually fails. (2) MODE CONTRACT. vfat flattens MODE via fmask/dmask, so the preserve_mode: true / 600 contract on .env and config/boba.db would be silently unenforceable there. §11.4.10-adjacent: a credential file believed to be 600 that is world-readable by mount option is a leak the mode check cannot see. WHY OPERATOR-GATED: a genuine end-to-end RED needs a real uid-flattening mount. The privilege-free route is bindfs -u</w:t>
-            </w:r>
-            <w:r>
-              <w:t xml:space="preserve"> </w:t>
-            </w:r>
-            <w:r>
-              <w:t xml:space="preserve"> </w:t>
-            </w:r>
-            <w:r>
-              <w:t xml:space="preserve">(FUSE; fusermount IS present and user_allow_other IS set) — but bindfs is ABSENT on this host, as are mkfs.vfat and losetup. So verification needs either a bindfs install or a privileged loopback mount. Neither was attempted (§11.4.21 — high-blast-radius host mutation is operator-gated). ALSO RECORDED: NO test anywhere exercises a uid-flattening filesystem — vfat/exfat/ntfs/flatten/loopback/mkfs/losetup/bindfs/fusermount all measure 0 across the three ownership test files, needle-proven (probe_location = 3 hits through the same instrument). ACCEPTANCE: (1) operator decides whether to install bindfs or provide a privileged loopback so the RED can be built; (2) if verified, the repair path gains fstype-aware diagnosis naming the remount remedy; (3) the mode contract either detects mode-flattening mounts and refuses, or documents honestly that it cannot be enforced there. DISCOVERY CHANNEL (§11.4.238): retained residual from the BOB-206 verification stream.</w:t>
-            </w:r>
-          </w:p>
-        </w:tc>
-      </w:tr>
-      <w:tr>
-        <w:tc>
-          <w:tcPr/>
-          <w:p>
-            <w:pPr>
-              <w:pStyle w:val="Compact"/>
-            </w:pPr>
-            <w:r>
-              <w:t xml:space="preserve">BOB-219</w:t>
-            </w:r>
-          </w:p>
-        </w:tc>
-        <w:tc>
-          <w:tcPr/>
-          <w:p>
-            <w:pPr>
-              <w:pStyle w:val="Compact"/>
-            </w:pPr>
-            <w:r>
-              <w:t xml:space="preserve">Bug</w:t>
-            </w:r>
-          </w:p>
-        </w:tc>
-        <w:tc>
-          <w:tcPr/>
-          <w:p>
-            <w:pPr>
-              <w:pStyle w:val="Compact"/>
-            </w:pPr>
-            <w:r>
-              <w:t xml:space="preserve">Queued</w:t>
-            </w:r>
-          </w:p>
-        </w:tc>
-        <w:tc>
-          <w:tcPr/>
-          <w:p>
-            <w:pPr>
-              <w:pStyle w:val="Compact"/>
-            </w:pPr>
-            <w:r>
               <w:t xml:space="preserve">major</w:t>
             </w:r>
           </w:p>
@@ -4024,140 +4292,10 @@
               <w:pStyle w:val="Compact"/>
             </w:pPr>
             <w:r>
-              <w:t xml:space="preserve">WHAT, conductor-verified: docs/guides/tracker-credentials.md is TRACKED. Its §11.4.65-mandated export twins docs/guides/tracker-credentials.html and .pdf both EXIST ON DISK, are NOT tracked, and ARE ignored — matched by the .gitignore</w:t>
-            </w:r>
-            <w:r>
-              <w:t xml:space="preserve"> </w:t>
-            </w:r>
-            <w:r>
-              <w:rPr>
-                <w:i/>
-                <w:iCs/>
-              </w:rPr>
-              <w:t xml:space="preserve">credentials</w:t>
-            </w:r>
-            <w:r>
-              <w:t xml:space="preserve"> </w:t>
-            </w:r>
-            <w:r>
-              <w:t xml:space="preserve">deny-all at :31. The .md is rescued by an explicit allowlist entry at :38; nobody added entries for the twins. WHY IT IS A LIVE VIOLATION AND NOT A HYPOTHETICAL: §11.4.65 requires every in-scope Markdown document to carry synchronized .html/.pdf siblings, and §11.4.212 requires every §11.4.65-scope doc to be reachable from the README. Two artifacts that exist locally but can never be committed are, from any fresh clone, ABSENT — so every clone of this repository has a tracker-credentials guide with no exports, while the authoring host looks complete. The divergence is invisible on the machine that would notice it. WHY NOBODY SAW IT: this is a §11.4.201(6) FALSE-NULL of the BOB-212 class. git status never listed the twins, so no gate and no author had a signal. The blind instrument and the clean tree return the identical quiet zero. ANOTHER INSTANCE OF THE SAME MECHANISM, filed here rather than separately because it is one fix: docs/qa/BOB-124/evidence/loginctl_user_state.txt is swallowed by *_user* at .gitignore:~55 and is therefore uncommitted §11.4.83 QA evidence. Its SIBLINGS IN THE SAME DIRECTORY — user1000_grepped.log, user_scope_events_head.log, user_service_lifecycle.log — ARE tracked, saved only by the robust glob negation !docs/qa/**/*.log. That one file is lost purely because it is .txt rather than .log. The pattern is exact: robust glob negations hold; per-file and per-extension rescues leak. ACCEPTANCE: (1) both twins become trackable and are committed alongside their .md; (2) the BOB-124 .txt evidence likewise; (3) whichever BOB-212 fix direction is chosen, it MUST cover these — a fix that closes the future-swallow while leaving these three artifacts permanently uncommittable has addressed the mechanism and not the damage; (4) a check that a tracked .md in §11.4.65 scope has COMMITTABLE twins, so this class cannot recur silently. DISCOVERY CHANNEL (§11.4.238): found by the BOB-212 blast-radius sweep — and only on its SECOND pass. The first pass filtered by a source-extension set that omitted .pdf, which hid this finding entirely; the agent re-ran with no extension filter over all 420 non-artifact paths and recorded the blind spot rather than shipping the first number. Worth keeping: an extension allowlist is itself a false-null generator, which is the same shape as the defect being investigated.</w:t>
-            </w:r>
-          </w:p>
-        </w:tc>
-      </w:tr>
-      <w:tr>
-        <w:tc>
-          <w:tcPr/>
-          <w:p>
-            <w:pPr>
-              <w:pStyle w:val="Compact"/>
-            </w:pPr>
-            <w:r>
-              <w:t xml:space="preserve">BOB-223</w:t>
-            </w:r>
-          </w:p>
-        </w:tc>
-        <w:tc>
-          <w:tcPr/>
-          <w:p>
-            <w:pPr>
-              <w:pStyle w:val="Compact"/>
-            </w:pPr>
-            <w:r>
-              <w:t xml:space="preserve">Bug</w:t>
-            </w:r>
-          </w:p>
-        </w:tc>
-        <w:tc>
-          <w:tcPr/>
-          <w:p>
-            <w:pPr>
-              <w:pStyle w:val="Compact"/>
-            </w:pPr>
-            <w:r>
-              <w:t xml:space="preserve">Queued</w:t>
-            </w:r>
-          </w:p>
-        </w:tc>
-        <w:tc>
-          <w:tcPr/>
-          <w:p>
-            <w:pPr>
-              <w:pStyle w:val="Compact"/>
-            </w:pPr>
-            <w:r>
-              <w:t xml:space="preserve">major</w:t>
-            </w:r>
-          </w:p>
-        </w:tc>
-        <w:tc>
-          <w:tcPr/>
-          <w:p>
-            <w:pPr>
-              <w:pStyle w:val="Compact"/>
-            </w:pPr>
-            <w:r>
               <w:t xml:space="preserve">WHAT, both conductor-verified with control needles: CM-SCRIPT-DOCS-SYNC occurrences in scripts/pre_build_verification.sh = 0 (control needle CM-MARKDOWN-EXPORT-SYNC = 6, so the instrument sees). §11.4.44 revision-header enforcement likewise 0 hits (control needle 3). Neither §11.4.18’s companion-doc mandate nor §11.4.44’s revision header is enforced by any invariant. THE PERVERSE CONSEQUENCE, MEASURED: a new script with NO companion doc passes the gate. Writing the companion doc that §11.4.18 MANDATES creates docs/scripts/</w:t>
             </w:r>
             <w:r>
               <w:t xml:space="preserve">.md, which invariant 16 (CM-MARKDOWN-EXPORT-SYNC) then requires to have .html and .pdf twins — and their absence is a BLOCKING failure. This session hit it exactly: docs/scripts/test_gitignore_swallow_is_loud.{html,pdf} are missing and are two of invariant 16’s six violations. So the gate’s incentive gradient points AWAY from the constitution: complying with §11.4.18 is punished, ignoring it is free. That is worse than an ungated rule — it is a rule the machinery actively discourages. §11.4.227 IS THE GOVERNING ANCHOR: a named gate that exists only in prose is gate debt, and the ledger of unimplemented CM-* names must be monotone-decreasing. CM-SCRIPT-DOCS-SYNC is named in §11.4.18’s own text and implemented nowhere — one concrete row of exactly the 58%-unimplemented population §11.4.227 was minted to shrink. ACCEPTANCE: (1) either CM-SCRIPT-DOCS-SYNC is implemented, or it is registered as a deferral pointing at a tracked §11.4.197 item — silent absence is what §11.4.227 forbids; (2) same for §11.4.44’s header check; (3) whichever is chosen, the incentive inversion is closed: it must never be cheaper to skip a mandated doc than to write one — if invariant 16 will demand twins, the doc-creation path must produce them, or invariant 16 must scope out docs/scripts until it can; (4) a paired §1.1 mutation per gate implemented. HONEST NOTE ON SCOPE: this item does not argue §11.4.18 should be enforced immediately — that is an operator call about gate debt priority (§11.4.66). It argues the CURRENT state is incoherent: an unenforced mandate whose observance triggers a different gate’s failure. Either enforce both ends or neither. DISCOVERY CHANNEL (§11.4.238): found by the T042 readiness preflight while explaining why a new file broke invariant 16. Not by the automated QA regime.</w:t>
-            </w:r>
-          </w:p>
-        </w:tc>
-      </w:tr>
-      <w:tr>
-        <w:tc>
-          <w:tcPr/>
-          <w:p>
-            <w:pPr>
-              <w:pStyle w:val="Compact"/>
-            </w:pPr>
-            <w:r>
-              <w:t xml:space="preserve">BOB-226</w:t>
-            </w:r>
-          </w:p>
-        </w:tc>
-        <w:tc>
-          <w:tcPr/>
-          <w:p>
-            <w:pPr>
-              <w:pStyle w:val="Compact"/>
-            </w:pPr>
-            <w:r>
-              <w:t xml:space="preserve">Task</w:t>
-            </w:r>
-          </w:p>
-        </w:tc>
-        <w:tc>
-          <w:tcPr/>
-          <w:p>
-            <w:pPr>
-              <w:pStyle w:val="Compact"/>
-            </w:pPr>
-            <w:r>
-              <w:t xml:space="preserve">Queued</w:t>
-            </w:r>
-          </w:p>
-        </w:tc>
-        <w:tc>
-          <w:tcPr/>
-          <w:p>
-            <w:pPr>
-              <w:pStyle w:val="Compact"/>
-            </w:pPr>
-            <w:r>
-              <w:t xml:space="preserve">major</w:t>
-            </w:r>
-          </w:p>
-        </w:tc>
-        <w:tc>
-          <w:tcPr/>
-          <w:p>
-            <w:pPr>
-              <w:pStyle w:val="Compact"/>
-            </w:pPr>
-            <w:r>
-              <w:t xml:space="preserve">WHAT: ownership_repair walks a declared root and repairs items whose uid is not the operator. The unit suite seeds a foreign uid only onto FILES and SYMLINKS; interior DIRECTORIES stay operator-owned (case 22 seeds only a foreign declared ROOT, on the failure path). Production first-start repairs exactly the untested shape. MANIFEST: tests/unit/test_ownership_repair.sh seed_tree/seed_wrong; scripts/ownership_repair.sh walk at :994. REPRO: seed a tree whose interior directories carry uid 100000 via podman unshare, run the repair, observe no automated assertion covers the outcome. WHY UNTESTED: the unprivileged harness cannot create symlinks inside a directory it no longer owns, which cases 8/9/18 require. The DECLARED GAPS note cross-references tests/ownership/test_container_writes_owned_files.py, but that covers the CREATION side (FR-002), not the repair-side walk. ACCEPTANCE: an integration-layer test (where the unprivileged-harness constraint does not bind) that seeds foreign-owned interior directories, runs the repair, and asserts post-state ownership plus mode preservation. Surfaced by the BOB-207 independent review 2026-08-27.</w:t>
             </w:r>
           </w:p>
         </w:tc>

--- a/docs/Issues_Summary.docx
+++ b/docs/Issues_Summary.docx
@@ -142,7 +142,7 @@
               <w:pStyle w:val="Compact"/>
             </w:pPr>
             <w:r>
-              <w:t xml:space="preserve">2</w:t>
+              <w:t xml:space="preserve">3</w:t>
             </w:r>
           </w:p>
         </w:tc>
@@ -177,7 +177,7 @@
               <w:pStyle w:val="Compact"/>
             </w:pPr>
             <w:r>
-              <w:t xml:space="preserve">7</w:t>
+              <w:t xml:space="preserve">5</w:t>
             </w:r>
           </w:p>
         </w:tc>
@@ -212,7 +212,7 @@
               <w:pStyle w:val="Compact"/>
             </w:pPr>
             <w:r>
-              <w:t xml:space="preserve">2</w:t>
+              <w:t xml:space="preserve">1</w:t>
             </w:r>
           </w:p>
         </w:tc>
@@ -247,7 +247,7 @@
               <w:pStyle w:val="Compact"/>
             </w:pPr>
             <w:r>
-              <w:t xml:space="preserve">10</w:t>
+              <w:t xml:space="preserve">12</w:t>
             </w:r>
           </w:p>
         </w:tc>
@@ -282,7 +282,7 @@
               <w:pStyle w:val="Compact"/>
             </w:pPr>
             <w:r>
-              <w:t xml:space="preserve">17</w:t>
+              <w:t xml:space="preserve">14</w:t>
             </w:r>
           </w:p>
         </w:tc>
@@ -357,7 +357,7 @@
                 <w:b/>
                 <w:bCs/>
               </w:rPr>
-              <w:t xml:space="preserve">45</w:t>
+              <w:t xml:space="preserve">42</w:t>
             </w:r>
           </w:p>
         </w:tc>
@@ -586,7 +586,7 @@
               <w:pStyle w:val="Compact"/>
             </w:pPr>
             <w:r>
-              <w:t xml:space="preserve">Queued</w:t>
+              <w:t xml:space="preserve">In progress</w:t>
             </w:r>
           </w:p>
         </w:tc>
@@ -608,7 +608,100 @@
               <w:pStyle w:val="Compact"/>
             </w:pPr>
             <w:r>
-              <w:t xml:space="preserve">Lava P2: Egress diagnosis and VPN-host SOCKS routing (containers pkg/egress)</w:t>
+              <w:t xml:space="preserve">Lava P2: Egress diagnosis and VPN-host SOCKS routing (containers pkg/egress) === ROUND-2, 2026-09-25 — the egress/VPN mechanism ALREADY EXISTS (2026-07-01, commit be5062d + submodule cde354f/e273fd2/3a52825), this item’s own tracker row was just never reconciled against it === Root cause of the confusion: TWO different</w:t>
+            </w:r>
+            <w:r>
+              <w:t xml:space="preserve"> </w:t>
+            </w:r>
+            <w:r>
+              <w:t xml:space="preserve">“containers submodule”</w:t>
+            </w:r>
+            <w:r>
+              <w:t xml:space="preserve"> </w:t>
+            </w:r>
+            <w:r>
+              <w:t xml:space="preserve">paths exist in this tree.</w:t>
+            </w:r>
+            <w:r>
+              <w:t xml:space="preserve"> </w:t>
+            </w:r>
+            <w:r>
+              <w:rPr>
+                <w:rStyle w:val="VerbatimChar"/>
+              </w:rPr>
+              <w:t xml:space="preserve">constitution/submodules/containers</w:t>
+            </w:r>
+            <w:r>
+              <w:t xml:space="preserve"> </w:t>
+            </w:r>
+            <w:r>
+              <w:t xml:space="preserve">(an unrelated nested dependency, no pkg/ dir) is NOT what this item or docs/PORTING-FROM-LAVA.md mean. The REAL one is the project-root</w:t>
+            </w:r>
+            <w:r>
+              <w:t xml:space="preserve"> </w:t>
+            </w:r>
+            <w:r>
+              <w:rPr>
+                <w:rStyle w:val="VerbatimChar"/>
+              </w:rPr>
+              <w:t xml:space="preserve">submodules/containers</w:t>
+            </w:r>
+            <w:r>
+              <w:t xml:space="preserve"> </w:t>
+            </w:r>
+            <w:r>
+              <w:t xml:space="preserve">(.gitmodules -&gt; vasic-digital/Containers.git), which already has a complete, hardened, unit-tested pkg/egress (egress.go + egress_test.go + wave20_eg2hard_test.go, 12/12 tests independently re-verified passing this round), and scripts/egress-via-vpn.sh already exists and is already git-tracked (fail-loud on missing host, real direct-egress-IP probing, honest failure when no tunnel exists). NEW THIS ROUND: tests/integration/test_egress_via_vpn.py – scripts/egress-via-vpn.sh previously had no dedicated test (only a bare</w:t>
+            </w:r>
+            <w:r>
+              <w:t xml:space="preserve"> </w:t>
+            </w:r>
+            <w:r>
+              <w:rPr>
+                <w:rStyle w:val="VerbatimChar"/>
+              </w:rPr>
+              <w:t xml:space="preserve">bash -n</w:t>
+            </w:r>
+            <w:r>
+              <w:t xml:space="preserve"> </w:t>
+            </w:r>
+            <w:r>
+              <w:t xml:space="preserve">cited in its own commit). Adds 7 tests covering presence/exec-bit/syntax/usage/fail-loud-on-missing-host/fail-honest-on-dead-tunnel/real-direct-probe, plus the item’s own exact acceptance criterion as an honestly</w:t>
+            </w:r>
+            <w:r>
+              <w:t xml:space="preserve"> </w:t>
+            </w:r>
+            <w:r>
+              <w:rPr>
+                <w:rStyle w:val="VerbatimChar"/>
+              </w:rPr>
+              <w:t xml:space="preserve">@pytest.mark.skipif</w:t>
+            </w:r>
+            <w:r>
+              <w:t xml:space="preserve">-gated test (SKIP: no VPN host configured, §11.4.3) – ready to run unmodified the moment BOBA_VPN_HOST is configured. Independently re-verified: 6 passed, 1 honestly skipped. REMAINING WORK: (1) an operator-provisioned, SSH-reachable VPN host set via BOBA_VPN_HOST; (2) running the skipped test (or</w:t>
+            </w:r>
+            <w:r>
+              <w:t xml:space="preserve"> </w:t>
+            </w:r>
+            <w:r>
+              <w:rPr>
+                <w:rStyle w:val="VerbatimChar"/>
+              </w:rPr>
+              <w:t xml:space="preserve">scripts/egress-via-vpn.sh diagnose &lt;known-blocked-tracker&gt;</w:t>
+            </w:r>
+            <w:r>
+              <w:t xml:space="preserve">) against it to produce the item’s own exact acceptance evidence (via-proxy egress IP != direct host IP AND a known-blocked tracker returns 200 via proxy). No tracker is currently blocked from this sandbox host, so</w:t>
+            </w:r>
+            <w:r>
+              <w:t xml:space="preserve"> </w:t>
+            </w:r>
+            <w:r>
+              <w:t xml:space="preserve">“known-blocked”</w:t>
+            </w:r>
+            <w:r>
+              <w:t xml:space="preserve"> </w:t>
+            </w:r>
+            <w:r>
+              <w:t xml:space="preserve">is necessarily operator/time-dependent and cannot be hardcoded. EVIDENCE: docs/qa/BOB-065/investigation_20260925.md.</w:t>
             </w:r>
           </w:p>
         </w:tc>
@@ -1020,7 +1113,7 @@
               <w:pStyle w:val="Compact"/>
             </w:pPr>
             <w:r>
-              <w:t xml:space="preserve">BOB-088</w:t>
+              <w:t xml:space="preserve">BOB-090</w:t>
             </w:r>
           </w:p>
         </w:tc>
@@ -1042,7 +1135,7 @@
               <w:pStyle w:val="Compact"/>
             </w:pPr>
             <w:r>
-              <w:t xml:space="preserve">Queued</w:t>
+              <w:t xml:space="preserve">In progress</w:t>
             </w:r>
           </w:p>
         </w:tc>
@@ -1064,7 +1157,7 @@
               <w:pStyle w:val="Compact"/>
             </w:pPr>
             <w:r>
-              <w:t xml:space="preserve">RD2-21: Complete/verify README Tracked-Items + Status Documents table row-completeness (GA-07 remainder)</w:t>
+              <w:t xml:space="preserve">RD2-25: HelixQA Challenge entry exercising all three start.sh subcommands end-to-end against real compose stack</w:t>
             </w:r>
           </w:p>
         </w:tc>
@@ -1077,7 +1170,7 @@
               <w:pStyle w:val="Compact"/>
             </w:pPr>
             <w:r>
-              <w:t xml:space="preserve">BOB-090</w:t>
+              <w:t xml:space="preserve">BOB-093</w:t>
             </w:r>
           </w:p>
         </w:tc>
@@ -1110,18 +1203,18 @@
               <w:pStyle w:val="Compact"/>
             </w:pPr>
             <w:r>
-              <w:t xml:space="preserve">Medium</w:t>
-            </w:r>
-          </w:p>
-        </w:tc>
-        <w:tc>
-          <w:tcPr/>
-          <w:p>
-            <w:pPr>
-              <w:pStyle w:val="Compact"/>
-            </w:pPr>
-            <w:r>
-              <w:t xml:space="preserve">RD2-25: HelixQA Challenge entry exercising all three start.sh subcommands end-to-end against real compose stack</w:t>
+              <w:t xml:space="preserve">High</w:t>
+            </w:r>
+          </w:p>
+        </w:tc>
+        <w:tc>
+          <w:tcPr/>
+          <w:p>
+            <w:pPr>
+              <w:pStyle w:val="Compact"/>
+            </w:pPr>
+            <w:r>
+              <w:t xml:space="preserve">RD2-28: Live compose bring-up + verify rutracker ReDoS regex bounds deployed to container (closes runtime half of GA-12)</w:t>
             </w:r>
           </w:p>
         </w:tc>
@@ -1134,7 +1227,7 @@
               <w:pStyle w:val="Compact"/>
             </w:pPr>
             <w:r>
-              <w:t xml:space="preserve">BOB-093</w:t>
+              <w:t xml:space="preserve">BOB-094</w:t>
             </w:r>
           </w:p>
         </w:tc>
@@ -1167,18 +1260,18 @@
               <w:pStyle w:val="Compact"/>
             </w:pPr>
             <w:r>
-              <w:t xml:space="preserve">High</w:t>
-            </w:r>
-          </w:p>
-        </w:tc>
-        <w:tc>
-          <w:tcPr/>
-          <w:p>
-            <w:pPr>
-              <w:pStyle w:val="Compact"/>
-            </w:pPr>
-            <w:r>
-              <w:t xml:space="preserve">RD2-28: Live compose bring-up + verify rutracker ReDoS regex bounds deployed to container (closes runtime half of GA-12)</w:t>
+              <w:t xml:space="preserve">Medium</w:t>
+            </w:r>
+          </w:p>
+        </w:tc>
+        <w:tc>
+          <w:tcPr/>
+          <w:p>
+            <w:pPr>
+              <w:pStyle w:val="Compact"/>
+            </w:pPr>
+            <w:r>
+              <w:t xml:space="preserve">RD2-29: Author tests/stress/test_tracker_fetch_stress_chaos.py with §11.4.85 fault injection</w:t>
             </w:r>
           </w:p>
         </w:tc>
@@ -1191,7 +1284,7 @@
               <w:pStyle w:val="Compact"/>
             </w:pPr>
             <w:r>
-              <w:t xml:space="preserve">BOB-094</w:t>
+              <w:t xml:space="preserve">BOB-095</w:t>
             </w:r>
           </w:p>
         </w:tc>
@@ -1235,7 +1328,7 @@
               <w:pStyle w:val="Compact"/>
             </w:pPr>
             <w:r>
-              <w:t xml:space="preserve">RD2-29: Author tests/stress/test_tracker_fetch_stress_chaos.py with §11.4.85 fault injection</w:t>
+              <w:t xml:space="preserve">RD2-30: Author tests/stress/test_scheduler_hooks_sse_stress_chaos.py for Go-side triangle</w:t>
             </w:r>
           </w:p>
         </w:tc>
@@ -1248,7 +1341,7 @@
               <w:pStyle w:val="Compact"/>
             </w:pPr>
             <w:r>
-              <w:t xml:space="preserve">BOB-095</w:t>
+              <w:t xml:space="preserve">BOB-097</w:t>
             </w:r>
           </w:p>
         </w:tc>
@@ -1270,29 +1363,29 @@
               <w:pStyle w:val="Compact"/>
             </w:pPr>
             <w:r>
-              <w:t xml:space="preserve">In progress</w:t>
-            </w:r>
-          </w:p>
-        </w:tc>
-        <w:tc>
-          <w:tcPr/>
-          <w:p>
-            <w:pPr>
-              <w:pStyle w:val="Compact"/>
-            </w:pPr>
-            <w:r>
-              <w:t xml:space="preserve">Medium</w:t>
-            </w:r>
-          </w:p>
-        </w:tc>
-        <w:tc>
-          <w:tcPr/>
-          <w:p>
-            <w:pPr>
-              <w:pStyle w:val="Compact"/>
-            </w:pPr>
-            <w:r>
-              <w:t xml:space="preserve">RD2-30: Author tests/stress/test_scheduler_hooks_sse_stress_chaos.py for Go-side triangle</w:t>
+              <w:t xml:space="preserve">Queued</w:t>
+            </w:r>
+          </w:p>
+        </w:tc>
+        <w:tc>
+          <w:tcPr/>
+          <w:p>
+            <w:pPr>
+              <w:pStyle w:val="Compact"/>
+            </w:pPr>
+            <w:r>
+              <w:t xml:space="preserve">Low</w:t>
+            </w:r>
+          </w:p>
+        </w:tc>
+        <w:tc>
+          <w:tcPr/>
+          <w:p>
+            <w:pPr>
+              <w:pStyle w:val="Compact"/>
+            </w:pPr>
+            <w:r>
+              <w:t xml:space="preserve">RD2-32: Author DDoS-class coverage for exposed download-proxy/merge endpoints (canonical impl of RD2-07)</w:t>
             </w:r>
           </w:p>
         </w:tc>
@@ -1305,7 +1398,7 @@
               <w:pStyle w:val="Compact"/>
             </w:pPr>
             <w:r>
-              <w:t xml:space="preserve">BOB-097</w:t>
+              <w:t xml:space="preserve">BOB-101</w:t>
             </w:r>
           </w:p>
         </w:tc>
@@ -1338,18 +1431,43 @@
               <w:pStyle w:val="Compact"/>
             </w:pPr>
             <w:r>
-              <w:t xml:space="preserve">Low</w:t>
-            </w:r>
-          </w:p>
-        </w:tc>
-        <w:tc>
-          <w:tcPr/>
-          <w:p>
-            <w:pPr>
-              <w:pStyle w:val="Compact"/>
-            </w:pPr>
-            <w:r>
-              <w:t xml:space="preserve">RD2-32: Author DDoS-class coverage for exposed download-proxy/merge endpoints (canonical impl of RD2-07)</w:t>
+              <w:t xml:space="preserve">High</w:t>
+            </w:r>
+          </w:p>
+        </w:tc>
+        <w:tc>
+          <w:tcPr/>
+          <w:p>
+            <w:pPr>
+              <w:pStyle w:val="Compact"/>
+            </w:pPr>
+            <w:r>
+              <w:rPr>
+                <w:b/>
+                <w:bCs/>
+              </w:rPr>
+              <w:t xml:space="preserve">OPERATOR DECISION (2026-08-26, §11.4.66 interactive clarification): DEFER PAST v1.0.0</w:t>
+            </w:r>
+            <w:r>
+              <w:t xml:space="preserve"> </w:t>
+            </w:r>
+            <w:r>
+              <w:t xml:space="preserve">Go</w:t>
+            </w:r>
+            <w:r>
+              <w:t xml:space="preserve"> </w:t>
+            </w:r>
+            <w:r>
+              <w:rPr>
+                <w:rStyle w:val="VerbatimChar"/>
+              </w:rPr>
+              <w:t xml:space="preserve">--profile go</w:t>
+            </w:r>
+            <w:r>
+              <w:t xml:space="preserve"> </w:t>
+            </w:r>
+            <w:r>
+              <w:t xml:space="preserve">parity remains a goal but is NO LONGER a v1.0.0 release blocker. RW-10..13 move to a post-1.0 milestone and stop gating the tag. Nothing advertised is removed, so §11.4.122 stays clean and no §11.4.90 Obsolete closure is warranted. The BOB-141 measured fact stands unchanged: the Go container’s Dockerfile runs ONE binary binding only :7187; nothing binds :7186 or :7188 despite compose setting PROXY_PORT/BRIDGE_PORT. CLAUDE.md’s port map already describes what the container ACTUALLY does and needs no amendment under this decision. This answer is recorded as consumer DATA per §11.4.35 — it is the operator’s stated choice, not an agent inference, and supersedes any prior agent-chosen default on this question. Options not chosen are named above so a future reader does not re-litigate a settled call (§11.4.112(5) bounded-verdict discipline applied to decisions). — prior item text follows — GA-19/RW-09: Is –profile go parity still a release goal? (gates RW-10..13) — OPERATOR-DECISION</w:t>
             </w:r>
           </w:p>
         </w:tc>
@@ -1362,7 +1480,7 @@
               <w:pStyle w:val="Compact"/>
             </w:pPr>
             <w:r>
-              <w:t xml:space="preserve">BOB-101</w:t>
+              <w:t xml:space="preserve">BOB-102</w:t>
             </w:r>
           </w:p>
         </w:tc>
@@ -1384,18 +1502,18 @@
               <w:pStyle w:val="Compact"/>
             </w:pPr>
             <w:r>
-              <w:t xml:space="preserve">Queued</w:t>
-            </w:r>
-          </w:p>
-        </w:tc>
-        <w:tc>
-          <w:tcPr/>
-          <w:p>
-            <w:pPr>
-              <w:pStyle w:val="Compact"/>
-            </w:pPr>
-            <w:r>
-              <w:t xml:space="preserve">High</w:t>
+              <w:t xml:space="preserve">In progress</w:t>
+            </w:r>
+          </w:p>
+        </w:tc>
+        <w:tc>
+          <w:tcPr/>
+          <w:p>
+            <w:pPr>
+              <w:pStyle w:val="Compact"/>
+            </w:pPr>
+            <w:r>
+              <w:t xml:space="preserve">Medium</w:t>
             </w:r>
           </w:p>
         </w:tc>
@@ -1410,28 +1528,25 @@
                 <w:b/>
                 <w:bCs/>
               </w:rPr>
-              <w:t xml:space="preserve">OPERATOR DECISION (2026-08-26, §11.4.66 interactive clarification): DEFER PAST v1.0.0</w:t>
-            </w:r>
-            <w:r>
-              <w:t xml:space="preserve"> </w:t>
-            </w:r>
-            <w:r>
-              <w:t xml:space="preserve">Go</w:t>
-            </w:r>
-            <w:r>
-              <w:t xml:space="preserve"> </w:t>
-            </w:r>
-            <w:r>
-              <w:rPr>
-                <w:rStyle w:val="VerbatimChar"/>
-              </w:rPr>
-              <w:t xml:space="preserve">--profile go</w:t>
-            </w:r>
-            <w:r>
-              <w:t xml:space="preserve"> </w:t>
-            </w:r>
-            <w:r>
-              <w:t xml:space="preserve">parity remains a goal but is NO LONGER a v1.0.0 release blocker. RW-10..13 move to a post-1.0 milestone and stop gating the tag. Nothing advertised is removed, so §11.4.122 stays clean and no §11.4.90 Obsolete closure is warranted. The BOB-141 measured fact stands unchanged: the Go container’s Dockerfile runs ONE binary binding only :7187; nothing binds :7186 or :7188 despite compose setting PROXY_PORT/BRIDGE_PORT. CLAUDE.md’s port map already describes what the container ACTUALLY does and needs no amendment under this decision. This answer is recorded as consumer DATA per §11.4.35 — it is the operator’s stated choice, not an agent inference, and supersedes any prior agent-chosen default on this question. Options not chosen are named above so a future reader does not re-litigate a settled call (§11.4.112(5) bounded-verdict discipline applied to decisions). — prior item text follows — GA-19/RW-09: Is –profile go parity still a release goal? (gates RW-10..13) — OPERATOR-DECISION</w:t>
+              <w:t xml:space="preserve">OPERATOR DECISION (2026-08-26, §11.4.66 interactive clarification): KEEP 0.0.0.0 + MANDATORY AUTH GUARD</w:t>
+            </w:r>
+            <w:r>
+              <w:t xml:space="preserve"> </w:t>
+            </w:r>
+            <w:r>
+              <w:t xml:space="preserve">The tunnel STAYS LAN-reachable — no bind address changes to 127.0.0.1. The operator explicitly chose to preserve access from other devices on the network. THE DECISION CARRIES A BINDING OBLIGATION: a permanent §11.4.135 regression guard MUST land that FAILS THE BUILD if any LAN-reachable route ever stops demanding authentication. The operator accepted 0.0.0.0 ON THE CONDITION that guard exists — without it this decision is unprotected and the item is NOT closeable. Guard requirements: enumerate routes from the authoritative source (FastAPI app, Go handlers, boba-jackett) never a hand-maintained list; resolve real auth coverage not a grep for the string</w:t>
+            </w:r>
+            <w:r>
+              <w:t xml:space="preserve"> </w:t>
+            </w:r>
+            <w:r>
+              <w:t xml:space="preserve">‘auth’</w:t>
+            </w:r>
+            <w:r>
+              <w:t xml:space="preserve"> </w:t>
+            </w:r>
+            <w:r>
+              <w:t xml:space="preserve">(§11.4.201 real-condition); deliberately-public routes exempt ONLY via a checked-in list with per-entry justification, enumerated as honest gaps never silent; golden-TRUE + golden-FALSE fixtures per §11.4.107(10). This answer is recorded as consumer DATA per §11.4.35 — it is the operator’s stated choice, not an agent inference, and supersedes any prior agent-chosen default on this question. Options not chosen are named above so a future reader does not re-litigate a settled call (§11.4.112(5) bounded-verdict discipline applied to decisions). — prior item text follows — RW-05: LAN-exposure threat model — bind tunnel 127.0.0.1 or keep 0.0.0.0? — OPERATOR-DECISION</w:t>
             </w:r>
           </w:p>
         </w:tc>
@@ -1444,7 +1559,7 @@
               <w:pStyle w:val="Compact"/>
             </w:pPr>
             <w:r>
-              <w:t xml:space="preserve">BOB-102</w:t>
+              <w:t xml:space="preserve">BOB-104</w:t>
             </w:r>
           </w:p>
         </w:tc>
@@ -1467,6 +1582,450 @@
             </w:pPr>
             <w:r>
               <w:t xml:space="preserve">In progress</w:t>
+            </w:r>
+          </w:p>
+        </w:tc>
+        <w:tc>
+          <w:tcPr/>
+          <w:p>
+            <w:pPr>
+              <w:pStyle w:val="Compact"/>
+            </w:pPr>
+            <w:r>
+              <w:t xml:space="preserve">Medium</w:t>
+            </w:r>
+          </w:p>
+        </w:tc>
+        <w:tc>
+          <w:tcPr/>
+          <w:p>
+            <w:pPr>
+              <w:pStyle w:val="Compact"/>
+            </w:pPr>
+            <w:r>
+              <w:t xml:space="preserve">§11.4.238 followup: CodeGraph 1.5.0 nested-.gitignore regression challenge</w:t>
+            </w:r>
+          </w:p>
+        </w:tc>
+      </w:tr>
+      <w:tr>
+        <w:tc>
+          <w:tcPr/>
+          <w:p>
+            <w:pPr>
+              <w:pStyle w:val="Compact"/>
+            </w:pPr>
+            <w:r>
+              <w:t xml:space="preserve">BOB-106</w:t>
+            </w:r>
+          </w:p>
+        </w:tc>
+        <w:tc>
+          <w:tcPr/>
+          <w:p>
+            <w:pPr>
+              <w:pStyle w:val="Compact"/>
+            </w:pPr>
+            <w:r>
+              <w:t xml:space="preserve">Task</w:t>
+            </w:r>
+          </w:p>
+        </w:tc>
+        <w:tc>
+          <w:tcPr/>
+          <w:p>
+            <w:pPr>
+              <w:pStyle w:val="Compact"/>
+            </w:pPr>
+            <w:r>
+              <w:t xml:space="preserve">In progress</w:t>
+            </w:r>
+          </w:p>
+        </w:tc>
+        <w:tc>
+          <w:tcPr/>
+          <w:p>
+            <w:pPr>
+              <w:pStyle w:val="Compact"/>
+            </w:pPr>
+            <w:r>
+              <w:t xml:space="preserve">Medium</w:t>
+            </w:r>
+          </w:p>
+        </w:tc>
+        <w:tc>
+          <w:tcPr/>
+          <w:p>
+            <w:pPr>
+              <w:pStyle w:val="Compact"/>
+            </w:pPr>
+            <w:r>
+              <w:t xml:space="preserve">§11.4.238 followup: §11.4.84 quiescence-check helper for the unattributed auto-commit path === ROUND-2 PROGRESS, 2026-08-21 (discovered + independently verified 2026-09-25 via BOB-238 investigation) === Already substantially implemented at commit 7b45113c6b03524d9c799bdd68496ec202575e4c:</w:t>
+            </w:r>
+            <w:r>
+              <w:t xml:space="preserve"> </w:t>
+            </w:r>
+            <w:r>
+              <w:rPr>
+                <w:rStyle w:val="VerbatimChar"/>
+              </w:rPr>
+              <w:t xml:space="preserve">scripts/hooks/unattributed-commit-guard.sh</w:t>
+            </w:r>
+            <w:r>
+              <w:t xml:space="preserve"> </w:t>
+            </w:r>
+            <w:r>
+              <w:t xml:space="preserve">(237 lines) + companion doc + a hermetic self-validated test (140 lines, golden-good/golden-bad/self-test per §11.4.107(10)). The guard’s own header carries an explicit, honest</w:t>
+            </w:r>
+            <w:r>
+              <w:t xml:space="preserve"> </w:t>
+            </w:r>
+            <w:r>
+              <w:t xml:space="preserve">“WIRING (honest gap, §11.4.6)”</w:t>
+            </w:r>
+            <w:r>
+              <w:t xml:space="preserve"> </w:t>
+            </w:r>
+            <w:r>
+              <w:t xml:space="preserve">section stating it is NOT yet invoked from scripts/pre_build_verification.sh or scripts/commit-push-all.sh. Confirmed via full-diff grep the guard’s name appears only in itself/its doc/its own test/BOB-162’s text – never inside either seam file. REMAINING WORK: (1) actual wiring into one of the two seams; (2) the §11.4.224(E) brownfield-adoption operator decision – 14 pre-existing violating commits would immediately fail the seam as written today, so wiring it in un-gated would retroactively</w:t>
+            </w:r>
+            <w:r>
+              <w:t xml:space="preserve"> </w:t>
+            </w:r>
+            <w:r>
+              <w:t xml:space="preserve">“break the build”</w:t>
+            </w:r>
+            <w:r>
+              <w:t xml:space="preserve"> </w:t>
+            </w:r>
+            <w:r>
+              <w:t xml:space="preserve">on history nobody is fixing. This item is explicitly tracked as blocked on that same operator decision via sibling item BOB-162 (</w:t>
+            </w:r>
+            <w:r>
+              <w:t xml:space="preserve">“this item is not closed until that answer is recorded”</w:t>
+            </w:r>
+            <w:r>
+              <w:t xml:space="preserve">). EVIDENCE: docs/qa/BOB-238/investigation_20260925.md (full citation trail).</w:t>
+            </w:r>
+          </w:p>
+        </w:tc>
+      </w:tr>
+      <w:tr>
+        <w:tc>
+          <w:tcPr/>
+          <w:p>
+            <w:pPr>
+              <w:pStyle w:val="Compact"/>
+            </w:pPr>
+            <w:r>
+              <w:t xml:space="preserve">BOB-109</w:t>
+            </w:r>
+          </w:p>
+        </w:tc>
+        <w:tc>
+          <w:tcPr/>
+          <w:p>
+            <w:pPr>
+              <w:pStyle w:val="Compact"/>
+            </w:pPr>
+            <w:r>
+              <w:t xml:space="preserve">Task</w:t>
+            </w:r>
+          </w:p>
+        </w:tc>
+        <w:tc>
+          <w:tcPr/>
+          <w:p>
+            <w:pPr>
+              <w:pStyle w:val="Compact"/>
+            </w:pPr>
+            <w:r>
+              <w:t xml:space="preserve">Ready for testing</w:t>
+            </w:r>
+          </w:p>
+        </w:tc>
+        <w:tc>
+          <w:tcPr/>
+          <w:p>
+            <w:pPr>
+              <w:pStyle w:val="Compact"/>
+            </w:pPr>
+            <w:r>
+              <w:t xml:space="preserve">Medium</w:t>
+            </w:r>
+          </w:p>
+        </w:tc>
+        <w:tc>
+          <w:tcPr/>
+          <w:p>
+            <w:pPr>
+              <w:pStyle w:val="Compact"/>
+            </w:pPr>
+            <w:r>
+              <w:t xml:space="preserve">BOB-074 followup: scaling-class test coverage absent from mandated test-type matrix</w:t>
+            </w:r>
+          </w:p>
+        </w:tc>
+      </w:tr>
+      <w:tr>
+        <w:tc>
+          <w:tcPr/>
+          <w:p>
+            <w:pPr>
+              <w:pStyle w:val="Compact"/>
+            </w:pPr>
+            <w:r>
+              <w:t xml:space="preserve">BOB-111</w:t>
+            </w:r>
+          </w:p>
+        </w:tc>
+        <w:tc>
+          <w:tcPr/>
+          <w:p>
+            <w:pPr>
+              <w:pStyle w:val="Compact"/>
+            </w:pPr>
+            <w:r>
+              <w:t xml:space="preserve">Task</w:t>
+            </w:r>
+          </w:p>
+        </w:tc>
+        <w:tc>
+          <w:tcPr/>
+          <w:p>
+            <w:pPr>
+              <w:pStyle w:val="Compact"/>
+            </w:pPr>
+            <w:r>
+              <w:t xml:space="preserve">In progress</w:t>
+            </w:r>
+          </w:p>
+        </w:tc>
+        <w:tc>
+          <w:tcPr/>
+          <w:p>
+            <w:pPr>
+              <w:pStyle w:val="Compact"/>
+            </w:pPr>
+            <w:r>
+              <w:t xml:space="preserve">High</w:t>
+            </w:r>
+          </w:p>
+        </w:tc>
+        <w:tc>
+          <w:tcPr/>
+          <w:p>
+            <w:pPr>
+              <w:pStyle w:val="Compact"/>
+            </w:pPr>
+            <w:r>
+              <w:t xml:space="preserve">BOB-074 followup: configure real rate limiting for boba’s 3 public HTTP endpoints</w:t>
+            </w:r>
+          </w:p>
+        </w:tc>
+      </w:tr>
+      <w:tr>
+        <w:tc>
+          <w:tcPr/>
+          <w:p>
+            <w:pPr>
+              <w:pStyle w:val="Compact"/>
+            </w:pPr>
+            <w:r>
+              <w:t xml:space="preserve">BOB-121</w:t>
+            </w:r>
+          </w:p>
+        </w:tc>
+        <w:tc>
+          <w:tcPr/>
+          <w:p>
+            <w:pPr>
+              <w:pStyle w:val="Compact"/>
+            </w:pPr>
+            <w:r>
+              <w:t xml:space="preserve">Task</w:t>
+            </w:r>
+          </w:p>
+        </w:tc>
+        <w:tc>
+          <w:tcPr/>
+          <w:p>
+            <w:pPr>
+              <w:pStyle w:val="Compact"/>
+            </w:pPr>
+            <w:r>
+              <w:t xml:space="preserve">Ready for testing</w:t>
+            </w:r>
+          </w:p>
+        </w:tc>
+        <w:tc>
+          <w:tcPr/>
+          <w:p>
+            <w:pPr>
+              <w:pStyle w:val="Compact"/>
+            </w:pPr>
+            <w:r>
+              <w:t xml:space="preserve">Important</w:t>
+            </w:r>
+          </w:p>
+        </w:tc>
+        <w:tc>
+          <w:tcPr/>
+          <w:p>
+            <w:pPr>
+              <w:pStyle w:val="Compact"/>
+            </w:pPr>
+            <w:r>
+              <w:t xml:space="preserve">External watchdog for the forced-logout architectural gap (task #85, incident #3)</w:t>
+            </w:r>
+          </w:p>
+        </w:tc>
+      </w:tr>
+      <w:tr>
+        <w:tc>
+          <w:tcPr/>
+          <w:p>
+            <w:pPr>
+              <w:pStyle w:val="Compact"/>
+            </w:pPr>
+            <w:r>
+              <w:t xml:space="preserve">BOB-135</w:t>
+            </w:r>
+          </w:p>
+        </w:tc>
+        <w:tc>
+          <w:tcPr/>
+          <w:p>
+            <w:pPr>
+              <w:pStyle w:val="Compact"/>
+            </w:pPr>
+            <w:r>
+              <w:t xml:space="preserve">Bug</w:t>
+            </w:r>
+          </w:p>
+        </w:tc>
+        <w:tc>
+          <w:tcPr/>
+          <w:p>
+            <w:pPr>
+              <w:pStyle w:val="Compact"/>
+            </w:pPr>
+            <w:r>
+              <w:t xml:space="preserve">Ready for testing</w:t>
+            </w:r>
+          </w:p>
+        </w:tc>
+        <w:tc>
+          <w:tcPr/>
+          <w:p>
+            <w:pPr>
+              <w:pStyle w:val="Compact"/>
+            </w:pPr>
+            <w:r>
+              <w:t xml:space="preserve">Low</w:t>
+            </w:r>
+          </w:p>
+        </w:tc>
+        <w:tc>
+          <w:tcPr/>
+          <w:p>
+            <w:pPr>
+              <w:pStyle w:val="Compact"/>
+            </w:pPr>
+            <w:r>
+              <w:t xml:space="preserve">Test isolation: test_list_hooks_after_create fails in bulk suite (Permission denied /config)</w:t>
+            </w:r>
+          </w:p>
+        </w:tc>
+      </w:tr>
+      <w:tr>
+        <w:tc>
+          <w:tcPr/>
+          <w:p>
+            <w:pPr>
+              <w:pStyle w:val="Compact"/>
+            </w:pPr>
+            <w:r>
+              <w:t xml:space="preserve">BOB-151</w:t>
+            </w:r>
+          </w:p>
+        </w:tc>
+        <w:tc>
+          <w:tcPr/>
+          <w:p>
+            <w:pPr>
+              <w:pStyle w:val="Compact"/>
+            </w:pPr>
+            <w:r>
+              <w:t xml:space="preserve">Task</w:t>
+            </w:r>
+          </w:p>
+        </w:tc>
+        <w:tc>
+          <w:tcPr/>
+          <w:p>
+            <w:pPr>
+              <w:pStyle w:val="Compact"/>
+            </w:pPr>
+            <w:r>
+              <w:t xml:space="preserve">Queued</w:t>
+            </w:r>
+          </w:p>
+        </w:tc>
+        <w:tc>
+          <w:tcPr/>
+          <w:p>
+            <w:pPr>
+              <w:pStyle w:val="Compact"/>
+            </w:pPr>
+            <w:r>
+              <w:t xml:space="preserve">Medium</w:t>
+            </w:r>
+          </w:p>
+        </w:tc>
+        <w:tc>
+          <w:tcPr/>
+          <w:p>
+            <w:pPr>
+              <w:pStyle w:val="Compact"/>
+            </w:pPr>
+            <w:r>
+              <w:t xml:space="preserve">CM-SCRIPT-DOCS-SYNC is a named gate with no implementation, and 24 of 36 scripts have no companion doc</w:t>
+            </w:r>
+          </w:p>
+        </w:tc>
+      </w:tr>
+      <w:tr>
+        <w:tc>
+          <w:tcPr/>
+          <w:p>
+            <w:pPr>
+              <w:pStyle w:val="Compact"/>
+            </w:pPr>
+            <w:r>
+              <w:t xml:space="preserve">BOB-159</w:t>
+            </w:r>
+          </w:p>
+        </w:tc>
+        <w:tc>
+          <w:tcPr/>
+          <w:p>
+            <w:pPr>
+              <w:pStyle w:val="Compact"/>
+            </w:pPr>
+            <w:r>
+              <w:t xml:space="preserve">Bug</w:t>
+            </w:r>
+          </w:p>
+        </w:tc>
+        <w:tc>
+          <w:tcPr/>
+          <w:p>
+            <w:pPr>
+              <w:pStyle w:val="Compact"/>
+            </w:pPr>
+            <w:r>
+              <w:t xml:space="preserve">Queued</w:t>
             </w:r>
           </w:p>
         </w:tc>
@@ -1492,25 +2051,133 @@
                 <w:b/>
                 <w:bCs/>
               </w:rPr>
-              <w:t xml:space="preserve">OPERATOR DECISION (2026-08-26, §11.4.66 interactive clarification): KEEP 0.0.0.0 + MANDATORY AUTH GUARD</w:t>
-            </w:r>
-            <w:r>
-              <w:t xml:space="preserve"> </w:t>
-            </w:r>
-            <w:r>
-              <w:t xml:space="preserve">The tunnel STAYS LAN-reachable — no bind address changes to 127.0.0.1. The operator explicitly chose to preserve access from other devices on the network. THE DECISION CARRIES A BINDING OBLIGATION: a permanent §11.4.135 regression guard MUST land that FAILS THE BUILD if any LAN-reachable route ever stops demanding authentication. The operator accepted 0.0.0.0 ON THE CONDITION that guard exists — without it this decision is unprotected and the item is NOT closeable. Guard requirements: enumerate routes from the authoritative source (FastAPI app, Go handlers, boba-jackett) never a hand-maintained list; resolve real auth coverage not a grep for the string</w:t>
-            </w:r>
-            <w:r>
-              <w:t xml:space="preserve"> </w:t>
-            </w:r>
-            <w:r>
-              <w:t xml:space="preserve">‘auth’</w:t>
-            </w:r>
-            <w:r>
-              <w:t xml:space="preserve"> </w:t>
-            </w:r>
-            <w:r>
-              <w:t xml:space="preserve">(§11.4.201 real-condition); deliberately-public routes exempt ONLY via a checked-in list with per-entry justification, enumerated as honest gaps never silent; golden-TRUE + golden-FALSE fixtures per §11.4.107(10). This answer is recorded as consumer DATA per §11.4.35 — it is the operator’s stated choice, not an agent inference, and supersedes any prior agent-chosen default on this question. Options not chosen are named above so a future reader does not re-litigate a settled call (§11.4.112(5) bounded-verdict discipline applied to decisions). — prior item text follows — RW-05: LAN-exposure threat model — bind tunnel 127.0.0.1 or keep 0.0.0.0? — OPERATOR-DECISION</w:t>
+              <w:t xml:space="preserve">OPERATOR DECISION (2026-08-26, §11.4.66): REPAIR, THEN RE-VERIFY UNTIL STABLE</w:t>
+            </w:r>
+            <w:r>
+              <w:t xml:space="preserve"> </w:t>
+            </w:r>
+            <w:r>
+              <w:t xml:space="preserve">The warm ./start.sh path keeps running the ownership repair against a live stack, but walks, re-verifies, and repeats until a pass finds nothing new. Options not chosen: refuse the repair while the stack is up and direct the operator to –recreate; stop the stack on the warm path too (correct but ends</w:t>
+            </w:r>
+            <w:r>
+              <w:t xml:space="preserve"> </w:t>
+            </w:r>
+            <w:r>
+              <w:t xml:space="preserve">‘warm’</w:t>
+            </w:r>
+            <w:r>
+              <w:t xml:space="preserve">); accept and document the window. WHY THIS MATTERS MORE THAN A NORMAL ITEM: this is the exact defect the whole 002-user-owned-downloads feature exists to end. The –recreate path was already fixed to order precondition -&gt; down -&gt; repair -&gt; up so the walk sees a tree no container can write. The warm path was not, so a container can create a new non-owned file AFTER the repair has passed that directory — the ownership problem leaking back in through the other door. REQUIRED BY THE CHOSEN OPTION, and it is the hard part: the loop MUST be BOUNDED, and on giving up it MUST report honestly that ownership is UNPROVEN rather than silently exiting 0 (§11.4.201(6) — a loop that stops finding new files because it ran out of iterations returns the same quiet zero as a genuinely clean tree). An active download creating files faster than the walk completes is the realistic non-converging case and must be named in the give-up message. Recorded as consumer DATA per §11.4.35 — the operator’s stated choice, not an agent inference. Options not chosen are named so a future reader does not re-litigate a settled call. — prior item text follows —</w:t>
+            </w:r>
+            <w:r>
+              <w:t xml:space="preserve"> </w:t>
+            </w:r>
+            <w:r>
+              <w:rPr>
+                <w:b/>
+                <w:bCs/>
+              </w:rPr>
+              <w:t xml:space="preserve">Reported-Via:</w:t>
+            </w:r>
+            <w:r>
+              <w:t xml:space="preserve"> </w:t>
+            </w:r>
+            <w:r>
+              <w:t xml:space="preserve">§11.4.202 reporting directive</w:t>
+            </w:r>
+            <w:r>
+              <w:t xml:space="preserve"> </w:t>
+            </w:r>
+            <w:r>
+              <w:rPr>
+                <w:rStyle w:val="VerbatimChar"/>
+              </w:rPr>
+              <w:t xml:space="preserve">bug</w:t>
+            </w:r>
+            <w:r>
+              <w:t xml:space="preserve"> </w:t>
+            </w:r>
+            <w:r>
+              <w:t xml:space="preserve">on 2026-08-21T19:01:17Z</w:t>
+            </w:r>
+            <w:r>
+              <w:t xml:space="preserve"> </w:t>
+            </w:r>
+            <w:r>
+              <w:rPr>
+                <w:b/>
+                <w:bCs/>
+              </w:rPr>
+              <w:t xml:space="preserve">Reported-By:</w:t>
+            </w:r>
+            <w:r>
+              <w:t xml:space="preserve"> </w:t>
+            </w:r>
+            <w:r>
+              <w:t xml:space="preserve">T041 independent review (IMPORTANT-2), partially remediated</w:t>
+            </w:r>
+            <w:r>
+              <w:t xml:space="preserve"> </w:t>
+            </w:r>
+            <w:r>
+              <w:rPr>
+                <w:b/>
+                <w:bCs/>
+              </w:rPr>
+              <w:t xml:space="preserve">What (the report, verbatim):</w:t>
+            </w:r>
+            <w:r>
+              <w:t xml:space="preserve"> </w:t>
+            </w:r>
+            <w:r>
+              <w:t xml:space="preserve">The –recreate path was fixed this round: run_ownership_precondition -&gt; stack_down -&gt; run_ownership_repair -&gt; stack_up, so the repair walks a tree no container can write to. That ordering is now asserted behaviourally by three new checks in tests/unit/test_start_reload_recreate.sh, each killed by its paired 1.1 mutation (11/11 RED-OK). The WARM path is NOT covered by that fix and this item tracks the remainder. On a warm ./start.sh the gate runs before THIS invocation brings anything up, but if the stack is ALREADY running, containers write while the repair walks. A container can then create a new non-operator-owned file BEHIND the walk, after which the completion marker records complete over a tree that is not, and those stragglers are never repaired without a manual –force. BOUNDED, not dismissed: after any successful pass the marker is valid for the scope fingerprint and the repair short-circuits without walking (marker_is_valid), so the window requires a stale-or-absent marker AND a live stack together. Declaring a new scope entry re-arms the marker, which is exactly how that combination arises in practice. NOT DONE THIS ROUND, with the reason stated rather than hidden: the clean guard is a cheap marker-only probe mode on scripts/ownership_repair.sh that answers has-this-scope-been-repaired without walking the tree. The existing –dry-run cannot serve: it deliberately SKIPS the marker fast-path (FORCE=0 &amp;&amp; DRY_RUN=0 guard) and always walks, so using it as a warm-start probe would walk the tree twice on every start. Adding that mode requires editing ownership_repair.sh, which another stream was actively editing during this round; duplicating marker_is_valid into start.sh instead would be a near-identical fork (11.4.251). Deferred to this item rather than done unilaterally or silently. The misleading comment at the warm-start call site (which claimed the gate runs before any container writes) has been corrected to state this boundary honestly.</w:t>
+            </w:r>
+            <w:r>
+              <w:t xml:space="preserve"> </w:t>
+            </w:r>
+            <w:r>
+              <w:rPr>
+                <w:b/>
+                <w:bCs/>
+              </w:rPr>
+              <w:t xml:space="preserve">Affected scope / file-scope manifest:</w:t>
+            </w:r>
+            <w:r>
+              <w:t xml:space="preserve"> </w:t>
+            </w:r>
+            <w:r>
+              <w:t xml:space="preserve">start.sh (warm-start dispatch, run_ownership_gate call site); scripts/ownership_repair.sh (marker fast-path)</w:t>
+            </w:r>
+            <w:r>
+              <w:t xml:space="preserve"> </w:t>
+            </w:r>
+            <w:r>
+              <w:rPr>
+                <w:b/>
+                <w:bCs/>
+              </w:rPr>
+              <w:t xml:space="preserve">Reproduction / context:</w:t>
+            </w:r>
+            <w:r>
+              <w:t xml:space="preserve"> </w:t>
+            </w:r>
+            <w:r>
+              <w:t xml:space="preserve">1. Ensure the stack is UP. 2. Change config/owned_paths.yaml so the scope fingerprint changes (this re-arms the marker by design, data-model E2). 3. Run a warm ./start.sh (no –recreate). 4. The ownership repair walks and chowns the declared tree while containers are still running and able to write into it.</w:t>
+            </w:r>
+            <w:r>
+              <w:t xml:space="preserve"> </w:t>
+            </w:r>
+            <w:r>
+              <w:rPr>
+                <w:b/>
+                <w:bCs/>
+              </w:rPr>
+              <w:t xml:space="preserve">Acceptance criteria:</w:t>
+            </w:r>
+            <w:r>
+              <w:t xml:space="preserve"> </w:t>
+            </w:r>
+            <w:r>
+              <w:t xml:space="preserve">A warm ./start.sh cannot complete an ownership repair while a container that writes to a declared location is running. Either the repair is deferred with an actionable refusal naming –recreate, or the stack is quiesced for the walk. Asserted behaviourally in tests/unit/test_start_reload_recreate.sh alongside the existing PRECONDITION_BEFORE_DOWN / REPAIR_AFTER_DOWN / REPAIR_BEFORE_UP checks, each with a paired 1.1 mutation that kills it.</w:t>
             </w:r>
           </w:p>
         </w:tc>
@@ -1523,7 +2190,7 @@
               <w:pStyle w:val="Compact"/>
             </w:pPr>
             <w:r>
-              <w:t xml:space="preserve">BOB-104</w:t>
+              <w:t xml:space="preserve">BOB-162</w:t>
             </w:r>
           </w:p>
         </w:tc>
@@ -1545,7 +2212,7 @@
               <w:pStyle w:val="Compact"/>
             </w:pPr>
             <w:r>
-              <w:t xml:space="preserve">In progress</w:t>
+              <w:t xml:space="preserve">Queued</w:t>
             </w:r>
           </w:p>
         </w:tc>
@@ -1567,7 +2234,112 @@
               <w:pStyle w:val="Compact"/>
             </w:pPr>
             <w:r>
-              <w:t xml:space="preserve">§11.4.238 followup: CodeGraph 1.5.0 nested-.gitignore regression challenge</w:t>
+              <w:rPr>
+                <w:b/>
+                <w:bCs/>
+              </w:rPr>
+              <w:t xml:space="preserve">Reported-Via:</w:t>
+            </w:r>
+            <w:r>
+              <w:t xml:space="preserve"> </w:t>
+            </w:r>
+            <w:r>
+              <w:t xml:space="preserve">§11.4.202 reporting directive</w:t>
+            </w:r>
+            <w:r>
+              <w:t xml:space="preserve"> </w:t>
+            </w:r>
+            <w:r>
+              <w:rPr>
+                <w:rStyle w:val="VerbatimChar"/>
+              </w:rPr>
+              <w:t xml:space="preserve">task</w:t>
+            </w:r>
+            <w:r>
+              <w:t xml:space="preserve"> </w:t>
+            </w:r>
+            <w:r>
+              <w:t xml:space="preserve">on 2026-08-21T19:35:02Z</w:t>
+            </w:r>
+            <w:r>
+              <w:t xml:space="preserve"> </w:t>
+            </w:r>
+            <w:r>
+              <w:rPr>
+                <w:b/>
+                <w:bCs/>
+              </w:rPr>
+              <w:t xml:space="preserve">Reported-By:</w:t>
+            </w:r>
+            <w:r>
+              <w:t xml:space="preserve"> </w:t>
+            </w:r>
+            <w:r>
+              <w:t xml:space="preserve">BOB-106/BOB-107 remediation, residual</w:t>
+            </w:r>
+            <w:r>
+              <w:t xml:space="preserve"> </w:t>
+            </w:r>
+            <w:r>
+              <w:rPr>
+                <w:b/>
+                <w:bCs/>
+              </w:rPr>
+              <w:t xml:space="preserve">What (the report, verbatim):</w:t>
+            </w:r>
+            <w:r>
+              <w:t xml:space="preserve"> </w:t>
+            </w:r>
+            <w:r>
+              <w:t xml:space="preserve">The TESTS for both guards are now executed: pre-build invariant 30’s glob was extended from tests/unit + tests/pre_build to also cover tests/hooks. MEASURED before/after: the glob expanded to 27 suites with 0 under tests/hooks while 3 existed there; it now expands to 30 with 3 under tests/hooks. All three pass. But the GUARDS themselves are still invoked by nothing. check-brief-inputs.sh is honestly conductor-run rather than automatic: a brief’s required-input list lives in free-form prose that the Agent tool’s structured input does not expose, so an automatic prompt-scraping gate would itself be an unproven pattern-match. Its seam is the dispatch procedure, and that is a documentation + habit change, not a hook. unattributed-commit-guard.sh is different and is why this item exists. Run against real history it names 14 violating commits since the last tag (and 21 bare Auto-commit subjects exist across all refs). Wiring it into the pre-build or commit seam AS-IS would therefore refuse every commit immediately, on pre-existing debt nobody can fix in the moment. That is precisely the 11.4.224(E) brownfield-adoption shape, and 11.4.66/11.4.122 put the choice with the operator, not with an agent inventing a ratchet. The options, stated so the decision is a decision and not a default: (a) immediate hard floor – the seam refuses until all 14 are attributed; (b) one-time monotone-decrease ratchet (the 11.4.135 pattern) – snapshot 14 as the baseline, the count may fall and may never rise, so day one is green and the disease cannot spread; (c) changed-commits-only – gate only commits created from now on, with a scheduled deadline for the historical 14; (d) report-only for a stated period, then escalate. Recommendation, with the reasoning rather than just the pick: (b). It is the pattern this constitution already uses for exactly this situation, it makes the debt visible and bounded immediately, and it cannot be satisfied by deleting the guard’s name (11.4.227 closes that gaming channel). But it is the operator’s call and this item is not closed until that answer is recorded. Honest boundary (11.4.6): this item does NOT claim the 14 commits are harmful in themselves – it claims their ATTRIBUTION is absent and that nothing currently prevents the 15th.</w:t>
+            </w:r>
+            <w:r>
+              <w:t xml:space="preserve"> </w:t>
+            </w:r>
+            <w:r>
+              <w:rPr>
+                <w:b/>
+                <w:bCs/>
+              </w:rPr>
+              <w:t xml:space="preserve">Affected scope / file-scope manifest:</w:t>
+            </w:r>
+            <w:r>
+              <w:t xml:space="preserve"> </w:t>
+            </w:r>
+            <w:r>
+              <w:t xml:space="preserve">scripts/hooks/unattributed-commit-guard.sh; scripts/hooks/check-brief-inputs.sh; scripts/pre_build_verification.sh; scripts/commit-push-all.sh</w:t>
+            </w:r>
+            <w:r>
+              <w:t xml:space="preserve"> </w:t>
+            </w:r>
+            <w:r>
+              <w:rPr>
+                <w:b/>
+                <w:bCs/>
+              </w:rPr>
+              <w:t xml:space="preserve">Reproduction / context:</w:t>
+            </w:r>
+            <w:r>
+              <w:t xml:space="preserve"> </w:t>
+            </w:r>
+            <w:r>
+              <w:t xml:space="preserve">Both guards run correctly by hand and are covered by passing tests (9/9 and 15/15, each proven non-bluff against a no-op stub). Neither is invoked by scripts/pre_build_verification.sh or scripts/commit-push-all.sh, so neither exerts standing detection pressure (11.4.226: a guard with no execution seam is not coverage; registration is not coverage).</w:t>
+            </w:r>
+            <w:r>
+              <w:t xml:space="preserve"> </w:t>
+            </w:r>
+            <w:r>
+              <w:rPr>
+                <w:b/>
+                <w:bCs/>
+              </w:rPr>
+              <w:t xml:space="preserve">Acceptance criteria:</w:t>
+            </w:r>
+            <w:r>
+              <w:t xml:space="preserve"> </w:t>
+            </w:r>
+            <w:r>
+              <w:t xml:space="preserve">Each guard is invoked by a named seam, OR carries a registered deferral pointing at this item. For unattributed-commit-guard.sh specifically, the operator has answered the adoption question below and the answer is recorded as consumer DATA – never an invented ratchet.</w:t>
             </w:r>
           </w:p>
         </w:tc>
@@ -1580,7 +2352,7 @@
               <w:pStyle w:val="Compact"/>
             </w:pPr>
             <w:r>
-              <w:t xml:space="preserve">BOB-106</w:t>
+              <w:t xml:space="preserve">BOB-170</w:t>
             </w:r>
           </w:p>
         </w:tc>
@@ -1624,7 +2396,7 @@
               <w:pStyle w:val="Compact"/>
             </w:pPr>
             <w:r>
-              <w:t xml:space="preserve">§11.4.238 followup: §11.4.84 quiescence-check helper for the unattributed auto-commit path</w:t>
+              <w:t xml:space="preserve">WHAT. The BOB-109 scaling suite gates its two timing tests on loadavg_1m/nproc &lt;= 0.75 — on this 8-cpu host, a 1-minute load average at or below 6.0 — and SKIPs loudly otherwise. That gate is correct and was adopted for a good reason (§11.4.201(8)): the author validated a 2.10 growth-exponent threshold, then observed it FALSE-FAIL correct code at load 11.06 (baseline span 2.136), and at load 15-23 measured baseline spans of 2.358 against injected-cubic mutants at 2.278-2.331 — the signal is smaller than the noise and the two are not separable in either direction. Gating was the honest response. THE PROBLEM. The gate has consequently NEVER RUN under its own precondition. Every recorded run today measured load 9.15-23; the independent reviewer measured 9.66 during review; the conductor measured 6.45 at its lowest. GREEN polarity WAS observed — at loads 9.4-11.6 (span 1.882) and in three stability runs (1.759/1.832/1.848) — but never once beneath the shipped ceiling. The author states this honestly as an inference from data rather than a run they can paste, and the reviewer confirmed the inference is sound (quiescence is strictly more favourable). Sound inference is still not an observed run. WHY THAT MATTERS (§11.4.226). A registered, topology-present guard that never executes is indistinguishable from a guard that would fail if it did. Nothing currently ensures it ever runs: no freshness contract, no scheduled quiet-window invocation, no tracked item — which is precisely the unexecuted-standing-guard class §11.4.226 names, where registration gets treated as coverage while execution is nobody’s job. The forensic precedent in that anchor is two standing guards that, when finally executed, immediately emitted latent FAILs. ACCEPTANCE. (a) Execute both quiescence-gated timing tests on a host whose 1-minute loadavg is genuinely &lt;= 0.75/cpu — no agent fleet, no concurrent build — and capture the run as an artifact showing the resolved load reading alongside the measured span exponent, so the precondition is provable from the artifact and not asserted. (b) Record the observed GREEN polarity in the item and in the test source, replacing the current honest-inference note. (c) If the gate FAILS under genuine quiescence, that is the finding this item exists to surface, and it reopens the threshold-calibration question rather than being worked around. (d) Establish a freshness contract per §11.4.226: how stale a quiescent verdict may be before the gate counts as uncovered again, so this does not silently return to never-executing. HONEST BOUNDARY. This item does not claim the gate is wrong. The evidence points the other way — quiescence is strictly more favourable than the loads where GREEN was already observed. It claims only that the run has not happened, and that an unexecuted guard cannot be cited as coverage. PROVENANCE. Raised as IMPORTANT-2 by the independent Fable-substrate reviewer of the BOB-109 work, and independently corroborated: the reviewer verified the SKIP is loud and prints its resolved numbers, and confirmed the shipped tests do SKIP at today’s load.</w:t>
             </w:r>
           </w:p>
         </w:tc>
@@ -1637,51 +2409,54 @@
               <w:pStyle w:val="Compact"/>
             </w:pPr>
             <w:r>
-              <w:t xml:space="preserve">BOB-109</w:t>
-            </w:r>
-          </w:p>
-        </w:tc>
-        <w:tc>
-          <w:tcPr/>
-          <w:p>
-            <w:pPr>
-              <w:pStyle w:val="Compact"/>
-            </w:pPr>
-            <w:r>
-              <w:t xml:space="preserve">Task</w:t>
-            </w:r>
-          </w:p>
-        </w:tc>
-        <w:tc>
-          <w:tcPr/>
-          <w:p>
-            <w:pPr>
-              <w:pStyle w:val="Compact"/>
-            </w:pPr>
-            <w:r>
-              <w:t xml:space="preserve">Ready for testing</w:t>
-            </w:r>
-          </w:p>
-        </w:tc>
-        <w:tc>
-          <w:tcPr/>
-          <w:p>
-            <w:pPr>
-              <w:pStyle w:val="Compact"/>
-            </w:pPr>
-            <w:r>
-              <w:t xml:space="preserve">Medium</w:t>
-            </w:r>
-          </w:p>
-        </w:tc>
-        <w:tc>
-          <w:tcPr/>
-          <w:p>
-            <w:pPr>
-              <w:pStyle w:val="Compact"/>
-            </w:pPr>
-            <w:r>
-              <w:t xml:space="preserve">BOB-074 followup: scaling-class test coverage absent from mandated test-type matrix</w:t>
+              <w:t xml:space="preserve">BOB-172</w:t>
+            </w:r>
+          </w:p>
+        </w:tc>
+        <w:tc>
+          <w:tcPr/>
+          <w:p>
+            <w:pPr>
+              <w:pStyle w:val="Compact"/>
+            </w:pPr>
+            <w:r>
+              <w:t xml:space="preserve">Bug</w:t>
+            </w:r>
+          </w:p>
+        </w:tc>
+        <w:tc>
+          <w:tcPr/>
+          <w:p>
+            <w:pPr>
+              <w:pStyle w:val="Compact"/>
+            </w:pPr>
+            <w:r>
+              <w:t xml:space="preserve">Operator-blocked</w:t>
+            </w:r>
+          </w:p>
+        </w:tc>
+        <w:tc>
+          <w:tcPr/>
+          <w:p>
+            <w:pPr>
+              <w:pStyle w:val="Compact"/>
+            </w:pPr>
+            <w:r>
+              <w:t xml:space="preserve">High</w:t>
+            </w:r>
+          </w:p>
+        </w:tc>
+        <w:tc>
+          <w:tcPr/>
+          <w:p>
+            <w:pPr>
+              <w:pStyle w:val="Compact"/>
+            </w:pPr>
+            <w:r>
+              <w:t xml:space="preserve">WHAT. The rutracker SEARCH endpoint is refused by bot protection while the site itself is fully reachable. Measured unauthenticated 2026-08-21 (no cookie file read, no credential value in any artifact — §11.4.10): GET /forum/index.php -&gt; 200, 96283 B,</w:t>
+            </w:r>
+            <w:r>
+              <w:t xml:space="preserve"> </w:t>
             </w:r>
           </w:p>
         </w:tc>
@@ -1694,7 +2469,7 @@
               <w:pStyle w:val="Compact"/>
             </w:pPr>
             <w:r>
-              <w:t xml:space="preserve">BOB-110</w:t>
+              <w:t xml:space="preserve">BOB-175</w:t>
             </w:r>
           </w:p>
         </w:tc>
@@ -1727,18 +2502,141 @@
               <w:pStyle w:val="Compact"/>
             </w:pPr>
             <w:r>
-              <w:t xml:space="preserve">Medium</w:t>
-            </w:r>
-          </w:p>
-        </w:tc>
-        <w:tc>
-          <w:tcPr/>
-          <w:p>
-            <w:pPr>
-              <w:pStyle w:val="Compact"/>
-            </w:pPr>
-            <w:r>
-              <w:t xml:space="preserve">BOB-074 followup: UX-class test coverage (accessibility/usability) absent</w:t>
+              <w:t xml:space="preserve">Low</w:t>
+            </w:r>
+          </w:p>
+        </w:tc>
+        <w:tc>
+          <w:tcPr/>
+          <w:p>
+            <w:pPr>
+              <w:pStyle w:val="Compact"/>
+            </w:pPr>
+            <w:r>
+              <w:t xml:space="preserve">WHAT. The workable-items</w:t>
+            </w:r>
+            <w:r>
+              <w:t xml:space="preserve"> </w:t>
+            </w:r>
+            <w:r>
+              <w:rPr>
+                <w:rStyle w:val="VerbatimChar"/>
+              </w:rPr>
+              <w:t xml:space="preserve">update</w:t>
+            </w:r>
+            <w:r>
+              <w:t xml:space="preserve"> </w:t>
+            </w:r>
+            <w:r>
+              <w:t xml:space="preserve">seam guards the status-location invariant in one direction only. After BOB-166,</w:t>
+            </w:r>
+            <w:r>
+              <w:t xml:space="preserve"> </w:t>
+            </w:r>
+            <w:r>
+              <w:rPr>
+                <w:rStyle w:val="VerbatimChar"/>
+              </w:rPr>
+              <w:t xml:space="preserve">update --status &lt;terminal&gt;</w:t>
+            </w:r>
+            <w:r>
+              <w:t xml:space="preserve"> </w:t>
+            </w:r>
+            <w:r>
+              <w:t xml:space="preserve">on an Issues-located row is refused. The mirror is still open:</w:t>
+            </w:r>
+            <w:r>
+              <w:t xml:space="preserve"> </w:t>
+            </w:r>
+            <w:r>
+              <w:rPr>
+                <w:rStyle w:val="VerbatimChar"/>
+              </w:rPr>
+              <w:t xml:space="preserve">update --location Fixed --status &lt;non-terminal&gt;</w:t>
+            </w:r>
+            <w:r>
+              <w:t xml:space="preserve"> </w:t>
+            </w:r>
+            <w:r>
+              <w:t xml:space="preserve">exits 0 and creates a row that</w:t>
+            </w:r>
+            <w:r>
+              <w:t xml:space="preserve"> </w:t>
+            </w:r>
+            <w:r>
+              <w:rPr>
+                <w:rStyle w:val="VerbatimChar"/>
+              </w:rPr>
+              <w:t xml:space="preserve">update</w:t>
+            </w:r>
+            <w:r>
+              <w:t xml:space="preserve">‘s own validator immediately rejects. Verified empirically by the independent reviewer of BOB-166: update –location Fixed –status ’In progress’</w:t>
+            </w:r>
+            <w:r>
+              <w:t xml:space="preserve"> </w:t>
+            </w:r>
+            <w:r>
+              <w:t xml:space="preserve">-&gt; exit 0 validate -&gt; FAILS, naming the row (check (f), fixedLocationNonTerminalStatus) So the command can still mint a state its own validate call refuses. That is the §11.4.196(F) shape at the seam layer: the invariant is CONFIGURED in validate but not ENFORCED at every write path that can violate it. WHY IT WAS DELIBERATELY LEFT OPEN IN BOB-166, and why that was right. Three reasons, all checked rather than asserted: (1) the real corpus has ZERO instances of this direction against TEN of the direction BOB-166 closed — the asymmetry in the data matched the asymmetry in the code; (2) detective coverage ALREADY existed and demonstrably fires, so unlike BOB-166’s direction this cannot rot silently; (3) and the load-bearing one —</w:t>
+            </w:r>
+            <w:r>
+              <w:t xml:space="preserve"> </w:t>
+            </w:r>
+            <w:r>
+              <w:rPr>
+                <w:rStyle w:val="VerbatimChar"/>
+              </w:rPr>
+              <w:t xml:space="preserve">reopenCmd</w:t>
+            </w:r>
+            <w:r>
+              <w:t xml:space="preserve"> </w:t>
+            </w:r>
+            <w:r>
+              <w:t xml:space="preserve">documents and SANCTIONS a transient Fixed-plus-non-terminal state via its</w:t>
+            </w:r>
+            <w:r>
+              <w:t xml:space="preserve"> </w:t>
+            </w:r>
+            <w:r>
+              <w:rPr>
+                <w:rStyle w:val="VerbatimChar"/>
+              </w:rPr>
+              <w:t xml:space="preserve">--location Fixed</w:t>
+            </w:r>
+            <w:r>
+              <w:t xml:space="preserve"> </w:t>
+            </w:r>
+            <w:r>
+              <w:t xml:space="preserve">operator override. A naive preventive guard at the update seam would collide with that override’s semantics. Closing this therefore requires a design decision about how the two interact, which is a different question from the one BOB-166 was scoped to answer, and expanding that item would have meant shipping the decision unexamined. ACCEPTANCE. (a) Decide and RECORD how a preventive guard on this direction coexists with reopenCmd’s sanctioned override — this is the actual work, and the answer should be written down rather than inferred from whatever the patch does. Candidates worth weighing: exempt the reopen path explicitly, require an override flag on</w:t>
+            </w:r>
+            <w:r>
+              <w:t xml:space="preserve"> </w:t>
+            </w:r>
+            <w:r>
+              <w:rPr>
+                <w:rStyle w:val="VerbatimChar"/>
+              </w:rPr>
+              <w:t xml:space="preserve">update</w:t>
+            </w:r>
+            <w:r>
+              <w:t xml:space="preserve"> </w:t>
+            </w:r>
+            <w:r>
+              <w:t xml:space="preserve">mirroring reopen’s, or leave the direction detective-only with the rationale recorded so the asymmetry is a decision rather than an oversight. (b) If a guard lands, it reuses</w:t>
+            </w:r>
+            <w:r>
+              <w:t xml:space="preserve"> </w:t>
+            </w:r>
+            <w:r>
+              <w:rPr>
+                <w:rStyle w:val="VerbatimChar"/>
+              </w:rPr>
+              <w:t xml:space="preserve">terminalStatuses()</w:t>
+            </w:r>
+            <w:r>
+              <w:t xml:space="preserve"> </w:t>
+            </w:r>
+            <w:r>
+              <w:t xml:space="preserve">— BOB-166 established one predicate source specifically so the two directions cannot drift. (c) Paired §1.1 mutation. (d) NEGATIVE CONTROL (§11.4.201(1)), and it is the sharp one here: the sanctioned reopen path MUST still work. A guard that breaks reopenCmd’s documented override is a false-positive refusal, and worse than the gap it closes, because it breaks a workflow operators are told to use. HONEST BOUNDARY. This is not a live data defect. Zero corpus instances, and the detective gate catches it at the next validate. It is filed so a scoped, deliberate omission stays visible as a tracked decision instead of living only in a code comment where the next reader will mistake it for an oversight (§11.4.197: a started thread reaches a documented terminal state, never quiet abandonment). PROVENANCE. Raised by the implementing agent of BOB-166 as a known asymmetry it deliberately did not close, independently verified and endorsed as an acceptable scope boundary by that item’s reviewer, on the condition that it become a tracked item rather than a comment. This is that item.</w:t>
             </w:r>
           </w:p>
         </w:tc>
@@ -1751,7 +2649,7 @@
               <w:pStyle w:val="Compact"/>
             </w:pPr>
             <w:r>
-              <w:t xml:space="preserve">BOB-111</w:t>
+              <w:t xml:space="preserve">BOB-184</w:t>
             </w:r>
           </w:p>
         </w:tc>
@@ -1773,29 +2671,29 @@
               <w:pStyle w:val="Compact"/>
             </w:pPr>
             <w:r>
-              <w:t xml:space="preserve">In progress</w:t>
-            </w:r>
-          </w:p>
-        </w:tc>
-        <w:tc>
-          <w:tcPr/>
-          <w:p>
-            <w:pPr>
-              <w:pStyle w:val="Compact"/>
-            </w:pPr>
-            <w:r>
-              <w:t xml:space="preserve">High</w:t>
-            </w:r>
-          </w:p>
-        </w:tc>
-        <w:tc>
-          <w:tcPr/>
-          <w:p>
-            <w:pPr>
-              <w:pStyle w:val="Compact"/>
-            </w:pPr>
-            <w:r>
-              <w:t xml:space="preserve">BOB-074 followup: configure real rate limiting for boba’s 3 public HTTP endpoints</w:t>
+              <w:t xml:space="preserve">Queued</w:t>
+            </w:r>
+          </w:p>
+        </w:tc>
+        <w:tc>
+          <w:tcPr/>
+          <w:p>
+            <w:pPr>
+              <w:pStyle w:val="Compact"/>
+            </w:pPr>
+            <w:r>
+              <w:t xml:space="preserve">Medium</w:t>
+            </w:r>
+          </w:p>
+        </w:tc>
+        <w:tc>
+          <w:tcPr/>
+          <w:p>
+            <w:pPr>
+              <w:pStyle w:val="Compact"/>
+            </w:pPr>
+            <w:r>
+              <w:t xml:space="preserve">Three icon-glyph controls (.bridge-retry, .theme-toggle, .caret) render text made of non-BMP code points. axe-core declines to decide their contrast, reporting them under the incomplete channel with messageKey nonBmp and resolving NEITHER fgColor NOR bgColor, so the Python recomputation in docs/qa/BOB-164/axe_contrast_scan.py cannot decide either: 40 such nodes across 16 palette x mode combinations. BOB-164 round 2 stopped them being scored as silent passes by naming them GLYPH_UNMEASURED, printing them on every run and fencing them, so any NEW unmeasured glyph node blocks. What remains genuinely unproven is their contrast itself: as non-text user-interface components they owe 3:1 under WCAG SC 1.4.11, and no oracle in this repo measures that today. Acceptance: a measurement path that resolves the effective foreground and backdrop for glyph controls (for example reading getComputedStyle colour against the composited backdrop, or replacing the glyphs with inline SVG carrying explicit fill tokens), each of the three controls shown to clear 3:1 in all 16 palette x mode combinations, and the GLYPH_UNMEASURED fence shrunk by exactly the nodes then proven.</w:t>
             </w:r>
           </w:p>
         </w:tc>
@@ -1808,7 +2706,7 @@
               <w:pStyle w:val="Compact"/>
             </w:pPr>
             <w:r>
-              <w:t xml:space="preserve">BOB-121</w:t>
+              <w:t xml:space="preserve">BOB-185</w:t>
             </w:r>
           </w:p>
         </w:tc>
@@ -1830,29 +2728,29 @@
               <w:pStyle w:val="Compact"/>
             </w:pPr>
             <w:r>
-              <w:t xml:space="preserve">Ready for testing</w:t>
-            </w:r>
-          </w:p>
-        </w:tc>
-        <w:tc>
-          <w:tcPr/>
-          <w:p>
-            <w:pPr>
-              <w:pStyle w:val="Compact"/>
-            </w:pPr>
-            <w:r>
-              <w:t xml:space="preserve">Important</w:t>
-            </w:r>
-          </w:p>
-        </w:tc>
-        <w:tc>
-          <w:tcPr/>
-          <w:p>
-            <w:pPr>
-              <w:pStyle w:val="Compact"/>
-            </w:pPr>
-            <w:r>
-              <w:t xml:space="preserve">External watchdog for the forced-logout architectural gap (task #85, incident #3)</w:t>
+              <w:t xml:space="preserve">Queued</w:t>
+            </w:r>
+          </w:p>
+        </w:tc>
+        <w:tc>
+          <w:tcPr/>
+          <w:p>
+            <w:pPr>
+              <w:pStyle w:val="Compact"/>
+            </w:pPr>
+            <w:r>
+              <w:t xml:space="preserve">Medium</w:t>
+            </w:r>
+          </w:p>
+        </w:tc>
+        <w:tc>
+          <w:tcPr/>
+          <w:p>
+            <w:pPr>
+              <w:pStyle w:val="Compact"/>
+            </w:pPr>
+            <w:r>
+              <w:t xml:space="preserve">docs/qa/BOB-164/axe_contrast_scan.py scans a static dist with no backend, so every node whose existence depends on fetched data is absent from the page it measures: the results table renders empty, so .type-badge and .quality-badge never appear, and the hooks list renders empty, so .status pills never appear. That is precisely why the BOB-164 round-1 regression went unseen in a rendered DOM even though it was scanned in all 16 themes, and it is why round 2 had to close the class in the arithmetic oracle instead. Those nodes are now covered by frontend/src/app/models/style-contrast.spec.ts, which extracts declared foreground-on-fill pairs from the stylesheets, but that is an ARITHMETIC claim about declared colour pairs, not a rendered-pixel one: it cannot see opacity applied by an ancestor, a composited backdrop, or a cascade this repo’s static extractor does not model. Acceptance: the scan drives the dashboard with seeded fixture data (a stub backend, a route fixture, or an injected component harness) so the badge and status nodes are present in the DOM, axe measures them directly, and a control needle proves the rendered oracle sees a seeded sub-floor badge before any clean result from it is believed.</w:t>
             </w:r>
           </w:p>
         </w:tc>
@@ -1865,7 +2763,7 @@
               <w:pStyle w:val="Compact"/>
             </w:pPr>
             <w:r>
-              <w:t xml:space="preserve">BOB-135</w:t>
+              <w:t xml:space="preserve">BOB-187</w:t>
             </w:r>
           </w:p>
         </w:tc>
@@ -1887,29 +2785,41 @@
               <w:pStyle w:val="Compact"/>
             </w:pPr>
             <w:r>
-              <w:t xml:space="preserve">Ready for testing</w:t>
-            </w:r>
-          </w:p>
-        </w:tc>
-        <w:tc>
-          <w:tcPr/>
-          <w:p>
-            <w:pPr>
-              <w:pStyle w:val="Compact"/>
-            </w:pPr>
-            <w:r>
-              <w:t xml:space="preserve">Low</w:t>
-            </w:r>
-          </w:p>
-        </w:tc>
-        <w:tc>
-          <w:tcPr/>
-          <w:p>
-            <w:pPr>
-              <w:pStyle w:val="Compact"/>
-            </w:pPr>
-            <w:r>
-              <w:t xml:space="preserve">Test isolation: test_list_hooks_after_create fails in bulk suite (Permission denied /config)</w:t>
+              <w:t xml:space="preserve">In progress</w:t>
+            </w:r>
+          </w:p>
+        </w:tc>
+        <w:tc>
+          <w:tcPr/>
+          <w:p>
+            <w:pPr>
+              <w:pStyle w:val="Compact"/>
+            </w:pPr>
+            <w:r>
+              <w:t xml:space="preserve">—</w:t>
+            </w:r>
+          </w:p>
+        </w:tc>
+        <w:tc>
+          <w:tcPr/>
+          <w:p>
+            <w:pPr>
+              <w:pStyle w:val="Compact"/>
+            </w:pPr>
+            <w:r>
+              <w:t xml:space="preserve">scripts/ownership_precondition.sh consumes the SAME unreviewed .env-driven scope as ownership_repair.sh and creates probe files inside it, but it is NOT fenced. T028 remediation added ownership_path_fence() to scripts/lib/ownership.sh and wired it into ownership_repair.sh, closing the path-escape class there; the precondition was outside that agents file scope and still accepts whatever config/owned_paths.yaml expands to. Blast radius is lower than a recursive chown (it writes probe files rather than mutating ownership of an existing tree) but the INPUT is identical and equally unreviewed, so the same QBITTORRENT_DATA_DIR value that would have driven a filesystem-wide chown will drive probe-file creation at an arbitrary location. Note the escape is empirically confirmed for the repair path, not merely reasoned: during T028 remediation a probe declaring the verbatim shipped entry with QBITTORRENT_DATA_DIR=/ hung the suite, and ps showed the real artifact executing</w:t>
+            </w:r>
+            <w:r>
+              <w:t xml:space="preserve"> </w:t>
+            </w:r>
+            <w:r>
+              <w:t xml:space="preserve">“find / ( ! -uid 1000 -o ! -gid 1000 ) -printf …”</w:t>
+            </w:r>
+            <w:r>
+              <w:t xml:space="preserve"> </w:t>
+            </w:r>
+            <w:r>
+              <w:t xml:space="preserve">before it was killed by verified pid. Acceptance: ownership_precondition.sh calls the SAME ownership_path_fence() predicate from scripts/lib/ownership.sh (never a second dialect, 11.4.251), refuses fail-closed on a rejected entry, and ships a paired 1.1 mutation proving the refusal fires PLUS a negative control proving the six live shipped entries still ACCEPT so the fix is not a 11.4.201(1) false-positive refusal. Discovered out-of-band during T028 remediation and reported by the agent as needing tracking, so it is also a 11.4.238 coverage escape.</w:t>
             </w:r>
           </w:p>
         </w:tc>
@@ -1922,51 +2832,133 @@
               <w:pStyle w:val="Compact"/>
             </w:pPr>
             <w:r>
-              <w:t xml:space="preserve">BOB-151</w:t>
-            </w:r>
-          </w:p>
-        </w:tc>
-        <w:tc>
-          <w:tcPr/>
-          <w:p>
-            <w:pPr>
-              <w:pStyle w:val="Compact"/>
-            </w:pPr>
-            <w:r>
-              <w:t xml:space="preserve">Task</w:t>
-            </w:r>
-          </w:p>
-        </w:tc>
-        <w:tc>
-          <w:tcPr/>
-          <w:p>
-            <w:pPr>
-              <w:pStyle w:val="Compact"/>
-            </w:pPr>
-            <w:r>
-              <w:t xml:space="preserve">Queued</w:t>
-            </w:r>
-          </w:p>
-        </w:tc>
-        <w:tc>
-          <w:tcPr/>
-          <w:p>
-            <w:pPr>
-              <w:pStyle w:val="Compact"/>
-            </w:pPr>
-            <w:r>
-              <w:t xml:space="preserve">Medium</w:t>
-            </w:r>
-          </w:p>
-        </w:tc>
-        <w:tc>
-          <w:tcPr/>
-          <w:p>
-            <w:pPr>
-              <w:pStyle w:val="Compact"/>
-            </w:pPr>
-            <w:r>
-              <w:t xml:space="preserve">CM-SCRIPT-DOCS-SYNC is a named gate with no implementation, and 24 of 36 scripts have no companion doc</w:t>
+              <w:t xml:space="preserve">BOB-188</w:t>
+            </w:r>
+          </w:p>
+        </w:tc>
+        <w:tc>
+          <w:tcPr/>
+          <w:p>
+            <w:pPr>
+              <w:pStyle w:val="Compact"/>
+            </w:pPr>
+            <w:r>
+              <w:t xml:space="preserve">Bug</w:t>
+            </w:r>
+          </w:p>
+        </w:tc>
+        <w:tc>
+          <w:tcPr/>
+          <w:p>
+            <w:pPr>
+              <w:pStyle w:val="Compact"/>
+            </w:pPr>
+            <w:r>
+              <w:t xml:space="preserve">In progress</w:t>
+            </w:r>
+          </w:p>
+        </w:tc>
+        <w:tc>
+          <w:tcPr/>
+          <w:p>
+            <w:pPr>
+              <w:pStyle w:val="Compact"/>
+            </w:pPr>
+            <w:r>
+              <w:t xml:space="preserve">—</w:t>
+            </w:r>
+          </w:p>
+        </w:tc>
+        <w:tc>
+          <w:tcPr/>
+          <w:p>
+            <w:pPr>
+              <w:pStyle w:val="Compact"/>
+            </w:pPr>
+            <w:r>
+              <w:rPr>
+                <w:b/>
+                <w:bCs/>
+              </w:rPr>
+              <w:t xml:space="preserve">OPERATOR DECISION (2026-08-26, §11.4.66 interactive clarification): UNTRACK THE BINARY — BUILD ON DEMAND</w:t>
+            </w:r>
+            <w:r>
+              <w:t xml:space="preserve"> </w:t>
+            </w:r>
+            <w:r>
+              <w:t xml:space="preserve">§11.4.30 answer, recorded as consumer DATA: the compiled</w:t>
+            </w:r>
+            <w:r>
+              <w:t xml:space="preserve"> </w:t>
+            </w:r>
+            <w:r>
+              <w:rPr>
+                <w:rStyle w:val="VerbatimChar"/>
+              </w:rPr>
+              <w:t xml:space="preserve">workable-items</w:t>
+            </w:r>
+            <w:r>
+              <w:t xml:space="preserve"> </w:t>
+            </w:r>
+            <w:r>
+              <w:t xml:space="preserve">binary is NOT to be git-tracked.</w:t>
+            </w:r>
+            <w:r>
+              <w:t xml:space="preserve"> </w:t>
+            </w:r>
+            <w:r>
+              <w:t xml:space="preserve">‘Any build derivate which we can recreate by executing proper mechanism for generating MUST NOT be versioned’</w:t>
+            </w:r>
+            <w:r>
+              <w:t xml:space="preserve"> </w:t>
+            </w:r>
+            <w:r>
+              <w:t xml:space="preserve">applies without exception here. Keeping it tracked with only the invariant-52 fingerprint gate, and keeping it tracked with a commit-time rebuild, were both offered and NOT chosen. REQUIRED END STATE: the gate builds from source, or REFUSES HONESTLY when the Go toolchain is absent (§11.4.201(11) — probe the artifact through its real invocation path, never fake a pass, never silently fall back to a stale binary). Staleness becomes structurally impossible rather than merely detected. ACCEPTED COST: a fresh clone needs a Go toolchain before invariant 17 can run — already true for the qBitTorrent-go backend, so this adds no new host requirement. The invariant-52 fingerprint gate remains useful as defence-in-depth for as long as any binary exists on disk. This answer is recorded as consumer DATA per §11.4.35 — it is the operator’s stated choice, not an agent inference, and supersedes any prior agent-chosen default on this question. Options not chosen are named above so a future reader does not re-litigate a settled call (§11.4.112(5) bounded-verdict discipline applied to decisions). — prior item text follows — pre_build_verification.sh invariant 17 (CM-WORKABLE-ITEMS-VALIDATE) resolves its binary through the candidate loop at :534, whose FIRST entry is constitution/scripts/workable-items/bin/workable-items. That file is GIT-TRACKED (md5 17644a248363, identical to bin/workable-items-linux) and executable, so it WINS resolution over the current untracked sibling constitution/scripts/workable-items/workable-items (md5 43376a6d0184). The tracked binary is STALE: it does not contain the guards its own source now has. MEASURED, needle-proven, 2026-08-25. String presence in the tracked binary:</w:t>
+            </w:r>
+            <w:r>
+              <w:t xml:space="preserve"> </w:t>
+            </w:r>
+            <w:r>
+              <w:t xml:space="preserve">“refusing to set terminal status”</w:t>
+            </w:r>
+            <w:r>
+              <w:t xml:space="preserve"> </w:t>
+            </w:r>
+            <w:r>
+              <w:t xml:space="preserve">-&gt; 0;</w:t>
+            </w:r>
+            <w:r>
+              <w:t xml:space="preserve"> </w:t>
+            </w:r>
+            <w:r>
+              <w:t xml:space="preserve">“Issues-location item has TERMINAL status”</w:t>
+            </w:r>
+            <w:r>
+              <w:t xml:space="preserve"> </w:t>
+            </w:r>
+            <w:r>
+              <w:t xml:space="preserve">-&gt; 0; control needle from the SAME updateCmd,</w:t>
+            </w:r>
+            <w:r>
+              <w:t xml:space="preserve"> </w:t>
+            </w:r>
+            <w:r>
+              <w:t xml:space="preserve">“at least one mutable field flag is required”</w:t>
+            </w:r>
+            <w:r>
+              <w:t xml:space="preserve"> </w:t>
+            </w:r>
+            <w:r>
+              <w:t xml:space="preserve">-&gt; 2 (so the instrument sees through that path and the zeros are real absences, not a blind read). The untracked sibling returns 1 / 1 / 2 for the same three queries. A check whose message string is absent from the binary cannot fire. RUNTIME PROOF: the same injected violation (a row set to terminal status while current_location=Issues) run through both binaries -&gt; stale reports 1 violation (only the body_md desync class), current reports 2 including the location-status class verbatim. This is exactly why the ten BOB-166 rows (BOB-087/129/131/144/145/146/148/153/155/157) survived undetected: the gate that was supposed to catch them was running a binary structurally incapable of seeing them. The 11.4.108 SOURCE-&gt;ARTIFACT gap: source correct, artifact stale, every gate reading the artifact reports green. This is the THIRD instance of that class found in one session, alongside BOB-169 (a charset gate that never opened a file) and BOB-183 (a served bundle five days older than its sources). COMPOUNDING: the comment at :519-523 directly above the loop asserts</w:t>
+            </w:r>
+            <w:r>
+              <w:t xml:space="preserve"> </w:t>
+            </w:r>
+            <w:r>
+              <w:t xml:space="preserve">“The naive bin/workable-items path never existed in this checkout (bin/ is a gitignored local build-output dir nothing ever populated)”</w:t>
+            </w:r>
+            <w:r>
+              <w:t xml:space="preserve">. That statement is now FALSE - bin/ holds two tracked binaries. A stale comment asserting the absence of the very file that now shadows resolution is how this stayed invisible. Also an 11.4.30 question the operator owns: bin/workable-items and bin/workable-items-linux are VERSIONED BUILD ARTIFACTS in a constitution submodule that is inherited by reference by every consumer, so every consumer inherits whichever binary was last committed. Flagged independently by two separate agents this session. ACCEPTANCE: (a) resolution must never prefer a stale artifact over a current one - either the tracked binaries are removed and resolution falls through to build-on-demand, or a freshness check refuses a binary older than its sources (see the BOB-183 fingerprint gate for a working pattern); (b) the false comment at :519-523 corrected; (c) a paired 1.1 mutation proving the new refusal fires, plus a negative control proving a genuinely fresh binary still passes so the fix is not an 11.4.201(1) false-positive refusal; (d) the 11.4.30 tracked-binary decision recorded as operator DATA. Discovered out-of-band during BOB-166 remediation - a 11.4.238 coverage escape in its own right.</w:t>
             </w:r>
           </w:p>
         </w:tc>
@@ -1979,7 +2971,7 @@
               <w:pStyle w:val="Compact"/>
             </w:pPr>
             <w:r>
-              <w:t xml:space="preserve">BOB-159</w:t>
+              <w:t xml:space="preserve">BOB-191</w:t>
             </w:r>
           </w:p>
         </w:tc>
@@ -2012,37 +3004,244 @@
               <w:pStyle w:val="Compact"/>
             </w:pPr>
             <w:r>
-              <w:t xml:space="preserve">Medium</w:t>
-            </w:r>
-          </w:p>
-        </w:tc>
-        <w:tc>
-          <w:tcPr/>
-          <w:p>
-            <w:pPr>
-              <w:pStyle w:val="Compact"/>
-            </w:pPr>
+              <w:t xml:space="preserve">—</w:t>
+            </w:r>
+          </w:p>
+        </w:tc>
+        <w:tc>
+          <w:tcPr/>
+          <w:p>
+            <w:pPr>
+              <w:pStyle w:val="Compact"/>
+            </w:pPr>
+            <w:r>
+              <w:t xml:space="preserve">WHAT: the §11.4.252 fail-open scan reports 0 hits for qBitTorrent-go, and that zero is NOT evidence. The triage agent ran control needles through the scanner’s own path per §11.4.201(7)(b): a Python</w:t>
+            </w:r>
+            <w:r>
+              <w:t xml:space="preserve"> </w:t>
+            </w:r>
+            <w:r>
+              <w:t xml:space="preserve">‘except Exception: pass’</w:t>
+            </w:r>
+            <w:r>
+              <w:t xml:space="preserve"> </w:t>
+            </w:r>
+            <w:r>
+              <w:t xml:space="preserve">needle was SEEN, a TypeScript</w:t>
+            </w:r>
+            <w:r>
+              <w:t xml:space="preserve"> </w:t>
+            </w:r>
+            <w:r>
+              <w:t xml:space="preserve">‘catch (e) {}’</w:t>
+            </w:r>
+            <w:r>
+              <w:t xml:space="preserve"> </w:t>
+            </w:r>
+            <w:r>
+              <w:t xml:space="preserve">needle was SEEN (so frontend/src’s zero IS a real zero), but a Go empty-</w:t>
+            </w:r>
+            <w:r>
+              <w:t xml:space="preserve">‘if err != nil {}’</w:t>
+            </w:r>
+            <w:r>
+              <w:t xml:space="preserve"> </w:t>
+            </w:r>
+            <w:r>
+              <w:t xml:space="preserve">needle was NOT SEEN. An instrument that cannot see the idiom returns the same quiet zero as a clean tree, and only one of those is honest. DISTINCT FROM BOB-189, deliberately not merged with it per §11.4.214: BOB-189 is a false MATCH (fail-closed guards reported as fail-open); this is a false NULL (an entire language unscanned). Same scanner, opposite failure directions, different fixes - merging them would hide one behind the other. IMPACT: Go is the language of qbittorrent-proxy-go and boba-jackett (port 7189, which owns encrypted tracker credentials), so the unscanned surface is exactly where §11.4.252’s credential-plus-mutation combination is most likely. Nobody has assessed it; the dashboard says clean. ACCEPTANCE: the scanner grows a Go arm covering the empty-err-block and swallowed-error idioms, its needle is SEEN through the real path, qBitTorrent-go’s result is re-derived, and every finding is triaged as this Python/TS pass was. Until then qBitTorrent-go’s fail-open posture is UNKNOWN and must be reported as UNKNOWN, never as 0. === ROUND-2 INVESTIGATION, MEASURED 2026-08-26 — THE FILED TITLE WAS TOO NARROW (§11.4.6) === The live scanner is constitution/scripts/gates/cm_dangerous_combination_fail_closed.sh, driven per-root by invariant 39 at scripts/pre_build_verification.sh:1481-1544. (scripts/pre_build/check_cm_no_fail_open_skip.sh has NEVER existed on any branch — it exists only in an uncommitted worktree. Any citation of that path is citing a file that is not there.) IT IS A WEAK-MATCHER DEFECT, NOT A SCOPE HOLE. Line :243 sets exts=</w:t>
+            </w:r>
+            <w:r>
+              <w:t xml:space="preserve">“py go rs c cc cpp h hpp java cs js ts jsx tsx php rb”</w:t>
+            </w:r>
+            <w:r>
+              <w:t xml:space="preserve"> </w:t>
+            </w:r>
+            <w:r>
+              <w:t xml:space="preserve">— .go IS enumerated. But line :537 gates the Python ast analyser on</w:t>
+            </w:r>
+            <w:r>
+              <w:t xml:space="preserve"> </w:t>
+            </w:r>
+            <w:r>
+              <w:rPr>
+                <w:rStyle w:val="VerbatimChar"/>
+              </w:rPr>
+              <w:t xml:space="preserve">case "$f" in *.py)</w:t>
+            </w:r>
+            <w:r>
+              <w:t xml:space="preserve">, so every non-Python file falls through to just two text matchers (:772 empty</w:t>
+            </w:r>
+            <w:r>
+              <w:t xml:space="preserve"> </w:t>
+            </w:r>
+            <w:r>
+              <w:rPr>
+                <w:rStyle w:val="VerbatimChar"/>
+              </w:rPr>
+              <w:t xml:space="preserve">catch (...) {</w:t>
+            </w:r>
+            <w:r>
+              <w:t xml:space="preserve">, :794 credential</w:t>
+            </w:r>
+            <w:r>
+              <w:t xml:space="preserve"> </w:t>
+            </w:r>
+            <w:r>
+              <w:rPr>
+                <w:rStyle w:val="VerbatimChar"/>
+              </w:rPr>
+              <w:t xml:space="preserve">= x \|\| "literal"</w:t>
+            </w:r>
+            <w:r>
+              <w:t xml:space="preserve">). Go has no</w:t>
+            </w:r>
+            <w:r>
+              <w:t xml:space="preserve"> </w:t>
+            </w:r>
+            <w:r>
+              <w:rPr>
+                <w:rStyle w:val="VerbatimChar"/>
+              </w:rPr>
+              <w:t xml:space="preserve">catch</w:t>
+            </w:r>
+            <w:r>
+              <w:t xml:space="preserve"> </w:t>
+            </w:r>
+            <w:r>
+              <w:t xml:space="preserve">keyword, so neither matcher CAN fire on Go by construction. NEEDLE TEST, BOTH ARMS (planted / rc / result): Python 2 / 1 / SEEN · TypeScript 1 / 1 / SEEN · Java 1 / 1 / SEEN ·</w:t>
+            </w:r>
+            <w:r>
+              <w:t xml:space="preserve"> </w:t>
+            </w:r>
             <w:r>
               <w:rPr>
                 <w:b/>
                 <w:bCs/>
               </w:rPr>
-              <w:t xml:space="preserve">OPERATOR DECISION (2026-08-26, §11.4.66): REPAIR, THEN RE-VERIFY UNTIL STABLE</w:t>
-            </w:r>
-            <w:r>
-              <w:t xml:space="preserve"> </w:t>
-            </w:r>
-            <w:r>
-              <w:t xml:space="preserve">The warm ./start.sh path keeps running the ownership repair against a live stack, but walks, re-verifies, and repeats until a pass finds nothing new. Options not chosen: refuse the repair while the stack is up and direct the operator to –recreate; stop the stack on the warm path too (correct but ends</w:t>
-            </w:r>
-            <w:r>
-              <w:t xml:space="preserve"> </w:t>
-            </w:r>
-            <w:r>
-              <w:t xml:space="preserve">‘warm’</w:t>
-            </w:r>
-            <w:r>
-              <w:t xml:space="preserve">); accept and document the window. WHY THIS MATTERS MORE THAN A NORMAL ITEM: this is the exact defect the whole 002-user-owned-downloads feature exists to end. The –recreate path was already fixed to order precondition -&gt; down -&gt; repair -&gt; up so the walk sees a tree no container can write. The warm path was not, so a container can create a new non-owned file AFTER the repair has passed that directory — the ownership problem leaking back in through the other door. REQUIRED BY THE CHOSEN OPTION, and it is the hard part: the loop MUST be BOUNDED, and on giving up it MUST report honestly that ownership is UNPROVEN rather than silently exiting 0 (§11.4.201(6) — a loop that stops finding new files because it ran out of iterations returns the same quiet zero as a genuinely clean tree). An active download creating files faster than the walk completes is the realistic non-converging case and must be named in the give-up message. Recorded as consumer DATA per §11.4.35 — the operator’s stated choice, not an agent inference. Options not chosen are named so a future reader does not re-litigate a settled call. — prior item text follows —</w:t>
+              <w:t xml:space="preserve">Go 6 / 0 / NOT SEEN — PASS</w:t>
+            </w:r>
+            <w:r>
+              <w:t xml:space="preserve"> </w:t>
+            </w:r>
+            <w:r>
+              <w:t xml:space="preserve">· Rust 2 / 0 / NOT SEEN · Ruby 1 / 0 / NOT SEEN · C 2 / 0 / NOT SEEN. Go is ONE OF FIVE BLIND EXTENSIONS, not a special case. The Go needle is real code: go build rc=0, go vet rc=0, gofmt -e clean. THE DECISIVE DISCRIMINATOR — same bytes, extension changed: .zig (NOT enumerated) →</w:t>
+            </w:r>
+            <w:r>
+              <w:t xml:space="preserve"> </w:t>
+            </w:r>
+            <w:r>
+              <w:t xml:space="preserve">“SKIP — topology_unsupported”</w:t>
+            </w:r>
+            <w:r>
+              <w:t xml:space="preserve">; .go (enumerated) →</w:t>
+            </w:r>
+            <w:r>
+              <w:t xml:space="preserve"> </w:t>
+            </w:r>
+            <w:r>
+              <w:t xml:space="preserve">“PASS”</w:t>
+            </w:r>
+            <w:r>
+              <w:t xml:space="preserve">. The gate ALREADY OWNS an honest-blindness mechanism and it works correctly; Go routes around it precisely BY BEING ENUMERATED. A scope hole announces itself; this matcher hole prints green. That makes it the worse defect and is why the corrected title leads with it. QUANTIFIED SURFACE (exclusions stated, §11.4.224(E)): using the scanner’s OWN prune list and nothing added — 106 .go files / 20,389 LOC (52 production files / 6,858 LOC). WITH and WITHOUT exclusions the count is 106 == 106; no vendored tree exists, so no unstated exclusion could manufacture a clean number. qBitTorrent-go holds 106 blind files and 0 analysable files — 100% blind — yet invariant 39 counts it among</w:t>
+            </w:r>
+            <w:r>
+              <w:t xml:space="preserve"> </w:t>
+            </w:r>
+            <w:r>
+              <w:t xml:space="preserve">“5 first-party source root(s)”</w:t>
+            </w:r>
+            <w:r>
+              <w:t xml:space="preserve"> </w:t>
+            </w:r>
+            <w:r>
+              <w:t xml:space="preserve">reported clean. DEFECTS THE BLINDNESS HID → filed as BOB-204 (credential DELETE returns unconditional 204 while the .env plaintext delete error is discarded; plus the env_write_failed_db_rolled_back code asserting an unconfirmed rollback). SEPARATE SCOPE HOLE → filed as BOB-205 (cmd/boba-ctl, 947 LOC orchestrator, absent from DANGER_ROOTS entirely). Distinct-but-similar per §11.4.214, deliberately not merged. GOLDEN-FALSE FIXTURE FOR ANY FUTURE GO ARM: internal/jackettapi/auth_middleware.go:45-66 is correctly fail-CLOSED (constant-time compare, 401+return) — a Go arm MUST NOT flag it. LOAD-BEARING §11.4.250 PREDICTION: bolting a naive Go regex arm on will IMMEDIATELY manufacture BOB-189-class false positives in Go —</w:t>
+            </w:r>
+            <w:r>
+              <w:t xml:space="preserve"> </w:t>
+            </w:r>
+            <w:r>
+              <w:rPr>
+                <w:rStyle w:val="VerbatimChar"/>
+              </w:rPr>
+              <w:t xml:space="preserve">if err != nil { return false }</w:t>
+            </w:r>
+            <w:r>
+              <w:t xml:space="preserve"> </w:t>
+            </w:r>
+            <w:r>
+              <w:t xml:space="preserve">in a Go validator is fail-CLOSED. Fixing this as layer N+1 reproduces BOB-189 in a new language. THEREFORE the remediation order is fixed: (1) analyser REGISTRY with an UNANALYSED verdict FIRST — extension→analyser map, unmapped extension reports UNANALYSED never silent PASS, which converts the false null into an honest gap and covers rust/ruby/C too; (2) only then a Go arm, call-site-aware from day one (go/ast, or adopt errcheck/staticcheck rather than hand-rolled regex), shipped with the auth_middleware golden-FALSE. ONE PRIMITIVE, TWO SYMPTOMS: the scanner classifies by local syntactic shape and never consults semantic role — BOB-189 ignores the CALLER’s context (false match), BOB-191 searches for a shape from a DIFFERENT language family (false null). The gate’s own header already concedes the primitive (</w:t>
+            </w:r>
+            <w:r>
+              <w:t xml:space="preserve">“requires real data-flow analysis this gate CANNOT honestly claim”</w:t>
+            </w:r>
+            <w:r>
+              <w:t xml:space="preserve">); what is missing is propagating that concession into PER-LANGUAGE honesty. Keep two tracker items. INSTRUMENT BUG RECORDED, NOT HIDDEN (§11.4.201(12)): the investigation’s first verdict extraction used</w:t>
+            </w:r>
+            <w:r>
+              <w:t xml:space="preserve"> </w:t>
+            </w:r>
+            <w:r>
+              <w:rPr>
+                <w:rStyle w:val="VerbatimChar"/>
+              </w:rPr>
+              <w:t xml:space="preserve">grep -oE 'PASS\|FAIL\|SKIP'</w:t>
+            </w:r>
+            <w:r>
+              <w:t xml:space="preserve">, which matched FAIL inside the gate’s own name (…FAIL-CLOSED) and mislabelled three PASSes. Re-run keyed on exit code; the table above is the corrected run. EVIDENCE: docs/qa/BOB-191/scanner_blindness_investigation_20260826.md (255 lines, §11.4.44 header). No source, gate, or config modified by the investigation. === ROUND-3 PARTIAL FIX, MEASURED 2026-09-25 — STEP (1) OF THE ROUND-2 REMEDIATION ORDER LANDED; STEP (2) STILL OPEN, ACCEPTANCE NOT YET MET === Per the round-2 remediation order, step (1) — the analyser REGISTRY with an honest UNANALYSED verdict — is now implemented and independently re-verified (conductor re-ran the mutation suite from a clean shell, 206/206 green). Step (2) — a real semantic Go arm — is DELIBERATELY DEFERRED, so this item stays Queued: the ACCEPTANCE criterion above (</w:t>
+            </w:r>
+            <w:r>
+              <w:t xml:space="preserve">“its needle is SEEN through the real path”</w:t>
+            </w:r>
+            <w:r>
+              <w:t xml:space="preserve">) is still unmet for Go/Rust/Ruby/C. CORRECTION TO ROUND-2’s OWN FIGURE (§11.4.6, re-verified live, not re-guessed): round-2 said</w:t>
+            </w:r>
+            <w:r>
+              <w:t xml:space="preserve"> </w:t>
+            </w:r>
+            <w:r>
+              <w:t xml:space="preserve">“5 blind extensions (go/rs/rb/c/h)”</w:t>
+            </w:r>
+            <w:r>
+              <w:t xml:space="preserve">. Re-run live against all candidates this round: C++ (.cpp, a genuine empty</w:t>
+            </w:r>
+            <w:r>
+              <w:t xml:space="preserve"> </w:t>
+            </w:r>
+            <w:r>
+              <w:rPr>
+                <w:rStyle w:val="VerbatimChar"/>
+              </w:rPr>
+              <w:t xml:space="preserve">catch(){}</w:t>
+            </w:r>
+            <w:r>
+              <w:t xml:space="preserve">) is SEEN —</w:t>
+            </w:r>
+            <w:r>
+              <w:t xml:space="preserve"> </w:t>
+            </w:r>
+            <w:r>
+              <w:rPr>
+                <w:rStyle w:val="VerbatimChar"/>
+              </w:rPr>
+              <w:t xml:space="preserve">rc=1 FAIL</w:t>
+            </w:r>
+            <w:r>
+              <w:t xml:space="preserve">, already correctly caught. It was never actually blind;</w:t>
+            </w:r>
+            <w:r>
+              <w:t xml:space="preserve"> </w:t>
+            </w:r>
+            <w:r>
+              <w:rPr>
+                <w:rStyle w:val="VerbatimChar"/>
+              </w:rPr>
+              <w:t xml:space="preserve">.h</w:t>
+            </w:r>
+            <w:r>
+              <w:t xml:space="preserve"> </w:t>
+            </w:r>
+            <w:r>
+              <w:t xml:space="preserve">is content-ambiguous (same header extension serves both C and C++) and is not a distinct 5th case.</w:t>
             </w:r>
             <w:r>
               <w:t xml:space="preserve"> </w:t>
@@ -2052,28 +3251,97 @@
                 <w:b/>
                 <w:bCs/>
               </w:rPr>
-              <w:t xml:space="preserve">Reported-Via:</w:t>
-            </w:r>
-            <w:r>
-              <w:t xml:space="preserve"> </w:t>
-            </w:r>
-            <w:r>
-              <w:t xml:space="preserve">§11.4.202 reporting directive</w:t>
-            </w:r>
-            <w:r>
-              <w:t xml:space="preserve"> </w:t>
-            </w:r>
-            <w:r>
-              <w:rPr>
-                <w:rStyle w:val="VerbatimChar"/>
-              </w:rPr>
-              <w:t xml:space="preserve">bug</w:t>
-            </w:r>
-            <w:r>
-              <w:t xml:space="preserve"> </w:t>
-            </w:r>
-            <w:r>
-              <w:t xml:space="preserve">on 2026-08-21T19:01:17Z</w:t>
+              <w:t xml:space="preserve">Exactly 4 languages are structurally blind: Go, Rust, Ruby, C.</w:t>
+            </w:r>
+            <w:r>
+              <w:t xml:space="preserve"> </w:t>
+            </w:r>
+            <w:r>
+              <w:t xml:space="preserve">This narrows, not widens, the round-2 figure. WHAT LANDED (constitution/scripts/gates/cm_dangerous_combination_fail_closed.sh — a constitution-submodule file, inherited by reference; landing it for real still needs the submodule’s own §11.4.26 fetch/pull/push workflow, separate from boba’s commit path): - New</w:t>
+            </w:r>
+            <w:r>
+              <w:t xml:space="preserve"> </w:t>
+            </w:r>
+            <w:r>
+              <w:rPr>
+                <w:rStyle w:val="VerbatimChar"/>
+              </w:rPr>
+              <w:t xml:space="preserve">DANGEROUS_COMBO_UNANALYSED_EXT</w:t>
+            </w:r>
+            <w:r>
+              <w:t xml:space="preserve"> </w:t>
+            </w:r>
+            <w:r>
+              <w:t xml:space="preserve">registry (default</w:t>
+            </w:r>
+            <w:r>
+              <w:t xml:space="preserve"> </w:t>
+            </w:r>
+            <w:r>
+              <w:rPr>
+                <w:rStyle w:val="VerbatimChar"/>
+              </w:rPr>
+              <w:t xml:space="preserve">go rs rb c</w:t>
+            </w:r>
+            <w:r>
+              <w:t xml:space="preserve">). Verdict now has 3 branches: real hits → FAIL (unchanged); zero hits + UNANALYSED files present → new honest</w:t>
+            </w:r>
+            <w:r>
+              <w:t xml:space="preserve"> </w:t>
+            </w:r>
+            <w:r>
+              <w:rPr>
+                <w:rStyle w:val="VerbatimChar"/>
+              </w:rPr>
+              <w:t xml:space="preserve">⚠ NOTE — N file(s) UNANALYSED...</w:t>
+            </w:r>
+            <w:r>
+              <w:t xml:space="preserve"> </w:t>
+            </w:r>
+            <w:r>
+              <w:t xml:space="preserve">+</w:t>
+            </w:r>
+            <w:r>
+              <w:t xml:space="preserve"> </w:t>
+            </w:r>
+            <w:r>
+              <w:rPr>
+                <w:rStyle w:val="VerbatimChar"/>
+              </w:rPr>
+              <w:t xml:space="preserve">PASS (PARTIAL COVERAGE)</w:t>
+            </w:r>
+            <w:r>
+              <w:t xml:space="preserve"> </w:t>
+            </w:r>
+            <w:r>
+              <w:t xml:space="preserve">(still exit 0, advisory — never blocks a build on an unanalysed language); zero hits + zero unanalysed → unchanged original clean-PASS text. -</w:t>
+            </w:r>
+            <w:r>
+              <w:t xml:space="preserve"> </w:t>
+            </w:r>
+            <w:r>
+              <w:rPr>
+                <w:rStyle w:val="VerbatimChar"/>
+              </w:rPr>
+              <w:t xml:space="preserve">scripts/pre_build_verification.sh</w:t>
+            </w:r>
+            <w:r>
+              <w:t xml:space="preserve"> </w:t>
+            </w:r>
+            <w:r>
+              <w:t xml:space="preserve">invariant 39 (boba-owned): fixed to read the UNANALYSED count unconditionally, not only on nonzero exit — otherwise a 100%-UNANALYSED root would still have silently printed</w:t>
+            </w:r>
+            <w:r>
+              <w:t xml:space="preserve"> </w:t>
+            </w:r>
+            <w:r>
+              <w:t xml:space="preserve">“no fail-open anti-pattern across N clean roots”</w:t>
+            </w:r>
+            <w:r>
+              <w:t xml:space="preserve"> </w:t>
+            </w:r>
+            <w:r>
+              <w:t xml:space="preserve">with the caller never seeing the NOTE. - Mutation test extended with 17 new assertions covering Go/Rust/Ruby/C UNANALYSED-branch RED/GREEN, a C++ negative control (still caught, never marked UNANALYSED — the registry must not swallow a working extension), a clean-root negative control, and a mixed-real-hit-not-masked control. Full suite 206/206 (189 pre-existing + 17 new), independently re-run by the conductor from a clean shell. LIVE FULL-REPO RESCAN RESULT (real DANGER_ROOTS, this round): Python backlog unchanged at 59 hits (download-proxy/src:25, plugins:32, scripts:2 — pre-existing, out of scope, advisory since 2026-08-20).</w:t>
             </w:r>
             <w:r>
               <w:t xml:space="preserve"> </w:t>
@@ -2083,77 +3351,40 @@
                 <w:b/>
                 <w:bCs/>
               </w:rPr>
-              <w:t xml:space="preserve">Reported-By:</w:t>
-            </w:r>
-            <w:r>
-              <w:t xml:space="preserve"> </w:t>
-            </w:r>
-            <w:r>
-              <w:t xml:space="preserve">T041 independent review (IMPORTANT-2), partially remediated</w:t>
-            </w:r>
-            <w:r>
-              <w:t xml:space="preserve"> </w:t>
-            </w:r>
-            <w:r>
-              <w:rPr>
-                <w:b/>
-                <w:bCs/>
-              </w:rPr>
-              <w:t xml:space="preserve">What (the report, verbatim):</w:t>
-            </w:r>
-            <w:r>
-              <w:t xml:space="preserve"> </w:t>
-            </w:r>
-            <w:r>
-              <w:t xml:space="preserve">The –recreate path was fixed this round: run_ownership_precondition -&gt; stack_down -&gt; run_ownership_repair -&gt; stack_up, so the repair walks a tree no container can write to. That ordering is now asserted behaviourally by three new checks in tests/unit/test_start_reload_recreate.sh, each killed by its paired 1.1 mutation (11/11 RED-OK). The WARM path is NOT covered by that fix and this item tracks the remainder. On a warm ./start.sh the gate runs before THIS invocation brings anything up, but if the stack is ALREADY running, containers write while the repair walks. A container can then create a new non-operator-owned file BEHIND the walk, after which the completion marker records complete over a tree that is not, and those stragglers are never repaired without a manual –force. BOUNDED, not dismissed: after any successful pass the marker is valid for the scope fingerprint and the repair short-circuits without walking (marker_is_valid), so the window requires a stale-or-absent marker AND a live stack together. Declaring a new scope entry re-arms the marker, which is exactly how that combination arises in practice. NOT DONE THIS ROUND, with the reason stated rather than hidden: the clean guard is a cheap marker-only probe mode on scripts/ownership_repair.sh that answers has-this-scope-been-repaired without walking the tree. The existing –dry-run cannot serve: it deliberately SKIPS the marker fast-path (FORCE=0 &amp;&amp; DRY_RUN=0 guard) and always walks, so using it as a warm-start probe would walk the tree twice on every start. Adding that mode requires editing ownership_repair.sh, which another stream was actively editing during this round; duplicating marker_is_valid into start.sh instead would be a near-identical fork (11.4.251). Deferred to this item rather than done unilaterally or silently. The misleading comment at the warm-start call site (which claimed the gate runs before any container writes) has been corrected to state this boundary honestly.</w:t>
-            </w:r>
-            <w:r>
-              <w:t xml:space="preserve"> </w:t>
-            </w:r>
-            <w:r>
-              <w:rPr>
-                <w:b/>
-                <w:bCs/>
-              </w:rPr>
-              <w:t xml:space="preserve">Affected scope / file-scope manifest:</w:t>
-            </w:r>
-            <w:r>
-              <w:t xml:space="preserve"> </w:t>
-            </w:r>
-            <w:r>
-              <w:t xml:space="preserve">start.sh (warm-start dispatch, run_ownership_gate call site); scripts/ownership_repair.sh (marker fast-path)</w:t>
-            </w:r>
-            <w:r>
-              <w:t xml:space="preserve"> </w:t>
-            </w:r>
-            <w:r>
-              <w:rPr>
-                <w:b/>
-                <w:bCs/>
-              </w:rPr>
-              <w:t xml:space="preserve">Reproduction / context:</w:t>
-            </w:r>
-            <w:r>
-              <w:t xml:space="preserve"> </w:t>
-            </w:r>
-            <w:r>
-              <w:t xml:space="preserve">1. Ensure the stack is UP. 2. Change config/owned_paths.yaml so the scope fingerprint changes (this re-arms the marker by design, data-model E2). 3. Run a warm ./start.sh (no –recreate). 4. The ownership repair walks and chowns the declared tree while containers are still running and able to write into it.</w:t>
-            </w:r>
-            <w:r>
-              <w:t xml:space="preserve"> </w:t>
-            </w:r>
-            <w:r>
-              <w:rPr>
-                <w:b/>
-                <w:bCs/>
-              </w:rPr>
-              <w:t xml:space="preserve">Acceptance criteria:</w:t>
-            </w:r>
-            <w:r>
-              <w:t xml:space="preserve"> </w:t>
-            </w:r>
-            <w:r>
-              <w:t xml:space="preserve">A warm ./start.sh cannot complete an ownership repair while a container that writes to a declared location is running. Either the repair is deferred with an actionable refusal naming –recreate, or the stack is quiesced for the walk. Asserted behaviourally in tests/unit/test_start_reload_recreate.sh alongside the existing PRECONDITION_BEFORE_DOWN / REPAIR_AFTER_DOWN / REPAIR_BEFORE_UP checks, each with a paired 1.1 mutation that kills it.</w:t>
+              <w:t xml:space="preserve">New honest signal: 121 files now reported UNANALYSED</w:t>
+            </w:r>
+            <w:r>
+              <w:t xml:space="preserve"> </w:t>
+            </w:r>
+            <w:r>
+              <w:t xml:space="preserve">(qBitTorrent-go:117, cmd/boba-ctl:4 — BOB-205’s scope hole now visibly folded into the same honest-gap mechanism) instead of silently counting toward</w:t>
+            </w:r>
+            <w:r>
+              <w:t xml:space="preserve"> </w:t>
+            </w:r>
+            <w:r>
+              <w:t xml:space="preserve">“clean.”</w:t>
+            </w:r>
+            <w:r>
+              <w:t xml:space="preserve"> </w:t>
+            </w:r>
+            <w:r>
+              <w:t xml:space="preserve">Zero new FAIL findings in Go — by design; a real Go checker needs call-site-aware semantic analysis, still deferred. WHY STEP (2) STAYS DEFERRED, NOT A REGRESSION: the round-2 §11.4.250 PREDICTION stands unrefuted — a naive Go regex arm would immediately flag</w:t>
+            </w:r>
+            <w:r>
+              <w:t xml:space="preserve"> </w:t>
+            </w:r>
+            <w:r>
+              <w:rPr>
+                <w:rStyle w:val="VerbatimChar"/>
+              </w:rPr>
+              <w:t xml:space="preserve">internal/jackettapi/auth_middleware.go:45-66</w:t>
+            </w:r>
+            <w:r>
+              <w:t xml:space="preserve"> </w:t>
+            </w:r>
+            <w:r>
+              <w:t xml:space="preserve">(the golden-FALSE fixture) as a BOB-189-class false positive. A real arm needs go/ast or an adopted tool (errcheck/staticcheck), shipped WITH that golden-FALSE passing, before it can fire. REMAINING WORK TO CLOSE THIS ITEM: implement the Go semantic arm (go/ast-based or errcheck/staticcheck-adopted) covering the empty-err-block and swallowed-error idioms, verified against the auth_middleware.go golden-FALSE fixture, re-derive qBitTorrent-go’s real result (currently UNKNOWN, honestly reported as such), and triage every real finding as the Python/TS pass already is. Rust/Ruby/C have zero first-party files in boba’s tree today (verified this round) so their own arms are lower priority until such files exist — the UNANALYSED registry already covers them honestly in the meantime. EVIDENCE: docs/qa/BOB-191/closure_evidence_20260925.md (full RED/GREEN transcripts, the C++ correction with live proof, the live full-repo scan table, anti-bluff provenance). State left uncommitted by design (constitution-submodule files need the §11.4.26 workflow, not boba’s commit-push-all.sh).</w:t>
             </w:r>
           </w:p>
         </w:tc>
@@ -2166,156 +3397,87 @@
               <w:pStyle w:val="Compact"/>
             </w:pPr>
             <w:r>
-              <w:t xml:space="preserve">BOB-162</w:t>
-            </w:r>
-          </w:p>
-        </w:tc>
-        <w:tc>
-          <w:tcPr/>
-          <w:p>
-            <w:pPr>
-              <w:pStyle w:val="Compact"/>
-            </w:pPr>
-            <w:r>
-              <w:t xml:space="preserve">Task</w:t>
-            </w:r>
-          </w:p>
-        </w:tc>
-        <w:tc>
-          <w:tcPr/>
-          <w:p>
-            <w:pPr>
-              <w:pStyle w:val="Compact"/>
-            </w:pPr>
-            <w:r>
-              <w:t xml:space="preserve">Queued</w:t>
-            </w:r>
-          </w:p>
-        </w:tc>
-        <w:tc>
-          <w:tcPr/>
-          <w:p>
-            <w:pPr>
-              <w:pStyle w:val="Compact"/>
-            </w:pPr>
-            <w:r>
-              <w:t xml:space="preserve">Medium</w:t>
-            </w:r>
-          </w:p>
-        </w:tc>
-        <w:tc>
-          <w:tcPr/>
-          <w:p>
-            <w:pPr>
-              <w:pStyle w:val="Compact"/>
-            </w:pPr>
-            <w:r>
-              <w:rPr>
-                <w:b/>
-                <w:bCs/>
-              </w:rPr>
-              <w:t xml:space="preserve">Reported-Via:</w:t>
-            </w:r>
-            <w:r>
-              <w:t xml:space="preserve"> </w:t>
-            </w:r>
-            <w:r>
-              <w:t xml:space="preserve">§11.4.202 reporting directive</w:t>
-            </w:r>
-            <w:r>
-              <w:t xml:space="preserve"> </w:t>
-            </w:r>
-            <w:r>
-              <w:rPr>
-                <w:rStyle w:val="VerbatimChar"/>
-              </w:rPr>
-              <w:t xml:space="preserve">task</w:t>
-            </w:r>
-            <w:r>
-              <w:t xml:space="preserve"> </w:t>
-            </w:r>
-            <w:r>
-              <w:t xml:space="preserve">on 2026-08-21T19:35:02Z</w:t>
-            </w:r>
-            <w:r>
-              <w:t xml:space="preserve"> </w:t>
-            </w:r>
-            <w:r>
-              <w:rPr>
-                <w:b/>
-                <w:bCs/>
-              </w:rPr>
-              <w:t xml:space="preserve">Reported-By:</w:t>
-            </w:r>
-            <w:r>
-              <w:t xml:space="preserve"> </w:t>
-            </w:r>
-            <w:r>
-              <w:t xml:space="preserve">BOB-106/BOB-107 remediation, residual</w:t>
-            </w:r>
-            <w:r>
-              <w:t xml:space="preserve"> </w:t>
-            </w:r>
-            <w:r>
-              <w:rPr>
-                <w:b/>
-                <w:bCs/>
-              </w:rPr>
-              <w:t xml:space="preserve">What (the report, verbatim):</w:t>
-            </w:r>
-            <w:r>
-              <w:t xml:space="preserve"> </w:t>
-            </w:r>
-            <w:r>
-              <w:t xml:space="preserve">The TESTS for both guards are now executed: pre-build invariant 30’s glob was extended from tests/unit + tests/pre_build to also cover tests/hooks. MEASURED before/after: the glob expanded to 27 suites with 0 under tests/hooks while 3 existed there; it now expands to 30 with 3 under tests/hooks. All three pass. But the GUARDS themselves are still invoked by nothing. check-brief-inputs.sh is honestly conductor-run rather than automatic: a brief’s required-input list lives in free-form prose that the Agent tool’s structured input does not expose, so an automatic prompt-scraping gate would itself be an unproven pattern-match. Its seam is the dispatch procedure, and that is a documentation + habit change, not a hook. unattributed-commit-guard.sh is different and is why this item exists. Run against real history it names 14 violating commits since the last tag (and 21 bare Auto-commit subjects exist across all refs). Wiring it into the pre-build or commit seam AS-IS would therefore refuse every commit immediately, on pre-existing debt nobody can fix in the moment. That is precisely the 11.4.224(E) brownfield-adoption shape, and 11.4.66/11.4.122 put the choice with the operator, not with an agent inventing a ratchet. The options, stated so the decision is a decision and not a default: (a) immediate hard floor – the seam refuses until all 14 are attributed; (b) one-time monotone-decrease ratchet (the 11.4.135 pattern) – snapshot 14 as the baseline, the count may fall and may never rise, so day one is green and the disease cannot spread; (c) changed-commits-only – gate only commits created from now on, with a scheduled deadline for the historical 14; (d) report-only for a stated period, then escalate. Recommendation, with the reasoning rather than just the pick: (b). It is the pattern this constitution already uses for exactly this situation, it makes the debt visible and bounded immediately, and it cannot be satisfied by deleting the guard’s name (11.4.227 closes that gaming channel). But it is the operator’s call and this item is not closed until that answer is recorded. Honest boundary (11.4.6): this item does NOT claim the 14 commits are harmful in themselves – it claims their ATTRIBUTION is absent and that nothing currently prevents the 15th.</w:t>
-            </w:r>
-            <w:r>
-              <w:t xml:space="preserve"> </w:t>
-            </w:r>
-            <w:r>
-              <w:rPr>
-                <w:b/>
-                <w:bCs/>
-              </w:rPr>
-              <w:t xml:space="preserve">Affected scope / file-scope manifest:</w:t>
-            </w:r>
-            <w:r>
-              <w:t xml:space="preserve"> </w:t>
-            </w:r>
-            <w:r>
-              <w:t xml:space="preserve">scripts/hooks/unattributed-commit-guard.sh; scripts/hooks/check-brief-inputs.sh; scripts/pre_build_verification.sh; scripts/commit-push-all.sh</w:t>
-            </w:r>
-            <w:r>
-              <w:t xml:space="preserve"> </w:t>
-            </w:r>
-            <w:r>
-              <w:rPr>
-                <w:b/>
-                <w:bCs/>
-              </w:rPr>
-              <w:t xml:space="preserve">Reproduction / context:</w:t>
-            </w:r>
-            <w:r>
-              <w:t xml:space="preserve"> </w:t>
-            </w:r>
-            <w:r>
-              <w:t xml:space="preserve">Both guards run correctly by hand and are covered by passing tests (9/9 and 15/15, each proven non-bluff against a no-op stub). Neither is invoked by scripts/pre_build_verification.sh or scripts/commit-push-all.sh, so neither exerts standing detection pressure (11.4.226: a guard with no execution seam is not coverage; registration is not coverage).</w:t>
-            </w:r>
-            <w:r>
-              <w:t xml:space="preserve"> </w:t>
-            </w:r>
-            <w:r>
-              <w:rPr>
-                <w:b/>
-                <w:bCs/>
-              </w:rPr>
-              <w:t xml:space="preserve">Acceptance criteria:</w:t>
-            </w:r>
-            <w:r>
-              <w:t xml:space="preserve"> </w:t>
-            </w:r>
-            <w:r>
-              <w:t xml:space="preserve">Each guard is invoked by a named seam, OR carries a registered deferral pointing at this item. For unattributed-commit-guard.sh specifically, the operator has answered the adoption question below and the answer is recorded as consumer DATA – never an invented ratchet.</w:t>
+              <w:t xml:space="preserve">BOB-194</w:t>
+            </w:r>
+          </w:p>
+        </w:tc>
+        <w:tc>
+          <w:tcPr/>
+          <w:p>
+            <w:pPr>
+              <w:pStyle w:val="Compact"/>
+            </w:pPr>
+            <w:r>
+              <w:t xml:space="preserve">Bug</w:t>
+            </w:r>
+          </w:p>
+        </w:tc>
+        <w:tc>
+          <w:tcPr/>
+          <w:p>
+            <w:pPr>
+              <w:pStyle w:val="Compact"/>
+            </w:pPr>
+            <w:r>
+              <w:t xml:space="preserve">In progress</w:t>
+            </w:r>
+          </w:p>
+        </w:tc>
+        <w:tc>
+          <w:tcPr/>
+          <w:p>
+            <w:pPr>
+              <w:pStyle w:val="Compact"/>
+            </w:pPr>
+            <w:r>
+              <w:t xml:space="preserve">—</w:t>
+            </w:r>
+          </w:p>
+        </w:tc>
+        <w:tc>
+          <w:tcPr/>
+          <w:p>
+            <w:pPr>
+              <w:pStyle w:val="Compact"/>
+            </w:pPr>
+            <w:r>
+              <w:t xml:space="preserve">WHAT: agent worktrees under .claude/worktrees/ are ephemeral copies pinned at arbitrary commits - never built, never shipped, deleted when the agent finishes. Pre-build gates that walk the tree with find(1) from the repo root descend into them anyway. MEASURED INSTANCE (2026-08-25): CM-GO-TOOLCHAIN-MATCHES-BUILDER FAILED the main build with exactly one finding, from .claude/worktrees/agent-afda1df906c537ab4 - a worktree 86 commits behind still carrying</w:t>
+            </w:r>
+            <w:r>
+              <w:t xml:space="preserve"> </w:t>
+            </w:r>
+            <w:r>
+              <w:t xml:space="preserve">‘FROM golang:1.23-alpine’</w:t>
+            </w:r>
+            <w:r>
+              <w:t xml:space="preserve"> </w:t>
+            </w:r>
+            <w:r>
+              <w:t xml:space="preserve">against a go.mod long since at 1.26.2. The main tree was CORRECT throughout. Per §11.4.201(1) a false-positive refusal is a FAIL-bluff of equal severity to a false pass: it blocks real work and teaches people to bypass the gate. FIXED FOR ONE GATE:</w:t>
+            </w:r>
+            <w:r>
+              <w:t xml:space="preserve"> </w:t>
+            </w:r>
+            <w:r>
+              <w:t xml:space="preserve">‘.claude’</w:t>
+            </w:r>
+            <w:r>
+              <w:t xml:space="preserve"> </w:t>
+            </w:r>
+            <w:r>
+              <w:t xml:space="preserve">added to that gate’s PRUNE_DIRS with a deterministic §1.1 pair - a stale mismatch inside .claude/worktrees must NOT fail a healthy tree, the SAME mismatch outside it MUST still fail, so the prune cannot widen into blindness (§11.4.201(6)). Mutation verified: reverting the prune fails 2 checks. SURVEY, measured not inferred: 8 of 13 pre_build gates walk the tree; only the fixed one prunes .claude. Gates using</w:t>
+            </w:r>
+            <w:r>
+              <w:t xml:space="preserve"> </w:t>
+            </w:r>
+            <w:r>
+              <w:t xml:space="preserve">‘git ls-files’</w:t>
+            </w:r>
+            <w:r>
+              <w:t xml:space="preserve"> </w:t>
+            </w:r>
+            <w:r>
+              <w:t xml:space="preserve">are structurally immune - worktrees are untracked. Empirically probed: check_cm_closure_seam_binds, check_cm_killpg_pgid_guard and check_cm_no_production_mutation_residue all rc=0 with ZERO worktree references - clean in practice today. UNMEASURED, not clean: check_cm_test_mock_pid_explicit_int and check_cm_test_mock_pid_patched_when_real_pid were not reached before the probe budget expired. HYPOTHESIS REFUTED, recorded so nobody re-walks it: an earlier revision of this item speculated that check_cm_plugin_count’s 90s timeout was caused by walking worktrees. It is NOT. That gate’s find is scoped to $PLUGINS_DIR (check_cm_plugin_count.sh:224), so worktrees are outside its walk entirely. Its slowness is real - still running past 54s on a re-measure - but has a different, still-unidentified cause and belongs to its own item, not this one. ACCEPTANCE: every tree-walking gate either prunes agent scratch or is proven immune by measurement, each with a paired mutation. NOTE the asymmetry that bounds the risk: a stale worktree can only ADD findings to a security-relevant scan (killpg, mutation-residue), never remove them - so the exposure is false refusal and eroded trust, not a missed defect.</w:t>
             </w:r>
           </w:p>
         </w:tc>
@@ -2328,7 +3490,7 @@
               <w:pStyle w:val="Compact"/>
             </w:pPr>
             <w:r>
-              <w:t xml:space="preserve">BOB-170</w:t>
+              <w:t xml:space="preserve">BOB-196</w:t>
             </w:r>
           </w:p>
         </w:tc>
@@ -2361,18 +3523,114 @@
               <w:pStyle w:val="Compact"/>
             </w:pPr>
             <w:r>
-              <w:t xml:space="preserve">Medium</w:t>
-            </w:r>
-          </w:p>
-        </w:tc>
-        <w:tc>
-          <w:tcPr/>
-          <w:p>
-            <w:pPr>
-              <w:pStyle w:val="Compact"/>
-            </w:pPr>
-            <w:r>
-              <w:t xml:space="preserve">WHAT. The BOB-109 scaling suite gates its two timing tests on loadavg_1m/nproc &lt;= 0.75 — on this 8-cpu host, a 1-minute load average at or below 6.0 — and SKIPs loudly otherwise. That gate is correct and was adopted for a good reason (§11.4.201(8)): the author validated a 2.10 growth-exponent threshold, then observed it FALSE-FAIL correct code at load 11.06 (baseline span 2.136), and at load 15-23 measured baseline spans of 2.358 against injected-cubic mutants at 2.278-2.331 — the signal is smaller than the noise and the two are not separable in either direction. Gating was the honest response. THE PROBLEM. The gate has consequently NEVER RUN under its own precondition. Every recorded run today measured load 9.15-23; the independent reviewer measured 9.66 during review; the conductor measured 6.45 at its lowest. GREEN polarity WAS observed — at loads 9.4-11.6 (span 1.882) and in three stability runs (1.759/1.832/1.848) — but never once beneath the shipped ceiling. The author states this honestly as an inference from data rather than a run they can paste, and the reviewer confirmed the inference is sound (quiescence is strictly more favourable). Sound inference is still not an observed run. WHY THAT MATTERS (§11.4.226). A registered, topology-present guard that never executes is indistinguishable from a guard that would fail if it did. Nothing currently ensures it ever runs: no freshness contract, no scheduled quiet-window invocation, no tracked item — which is precisely the unexecuted-standing-guard class §11.4.226 names, where registration gets treated as coverage while execution is nobody’s job. The forensic precedent in that anchor is two standing guards that, when finally executed, immediately emitted latent FAILs. ACCEPTANCE. (a) Execute both quiescence-gated timing tests on a host whose 1-minute loadavg is genuinely &lt;= 0.75/cpu — no agent fleet, no concurrent build — and capture the run as an artifact showing the resolved load reading alongside the measured span exponent, so the precondition is provable from the artifact and not asserted. (b) Record the observed GREEN polarity in the item and in the test source, replacing the current honest-inference note. (c) If the gate FAILS under genuine quiescence, that is the finding this item exists to surface, and it reopens the threshold-calibration question rather than being worked around. (d) Establish a freshness contract per §11.4.226: how stale a quiescent verdict may be before the gate counts as uncovered again, so this does not silently return to never-executing. HONEST BOUNDARY. This item does not claim the gate is wrong. The evidence points the other way — quiescence is strictly more favourable than the loads where GREEN was already observed. It claims only that the run has not happened, and that an unexecuted guard cannot be cited as coverage. PROVENANCE. Raised as IMPORTANT-2 by the independent Fable-substrate reviewer of the BOB-109 work, and independently corroborated: the reviewer verified the SKIP is loud and prints its resolved numbers, and confirmed the shipped tests do SKIP at today’s load.</w:t>
+              <w:t xml:space="preserve">—</w:t>
+            </w:r>
+          </w:p>
+        </w:tc>
+        <w:tc>
+          <w:tcPr/>
+          <w:p>
+            <w:pPr>
+              <w:pStyle w:val="Compact"/>
+            </w:pPr>
+            <w:r>
+              <w:t xml:space="preserve">WHAT: the CM-PLUGIN-COUNT pre-build gate takes 189 SECONDS to verify 8 documented counts. Measured 2026-08-25: exceeded a 90s probe budget (rc=124), then a bounded re-run completed at</w:t>
+            </w:r>
+            <w:r>
+              <w:t xml:space="preserve"> </w:t>
+            </w:r>
+            <w:r>
+              <w:t xml:space="preserve">‘rc=0 wall=189s’</w:t>
+            </w:r>
+            <w:r>
+              <w:t xml:space="preserve"> </w:t>
+            </w:r>
+            <w:r>
+              <w:t xml:space="preserve">- it PASSES, it is simply slow. CAUSE, MEASURED NOT GUESSED: the marker loop at check_cm_plugin_count.sh:273-290 iterates EVERY LINE of every governed document and spawns a pipeline per line. Per iteration:</w:t>
+            </w:r>
+            <w:r>
+              <w:t xml:space="preserve"> </w:t>
+            </w:r>
+            <w:r>
+              <w:t xml:space="preserve">‘printf | grep -oE | wc -l | tr -d’</w:t>
+            </w:r>
+            <w:r>
+              <w:t xml:space="preserve"> </w:t>
+            </w:r>
+            <w:r>
+              <w:t xml:space="preserve">(4 processes) plus</w:t>
+            </w:r>
+            <w:r>
+              <w:t xml:space="preserve"> </w:t>
+            </w:r>
+            <w:r>
+              <w:t xml:space="preserve">‘printf | sed -n’</w:t>
+            </w:r>
+            <w:r>
+              <w:t xml:space="preserve"> </w:t>
+            </w:r>
+            <w:r>
+              <w:t xml:space="preserve">(2) = ~6. Governed docs are AGENTS.md 689 + CLAUDE.md 494 + docs/features/Status.md 670 = 1853 lines, so ~11,118 process spawns, measuring ~102 ms/line. Classic per-line-subprocess shell trap. THE IRONY WORTH PRESERVING, because it explains why nobody simplified it: the in-code comment shows</w:t>
+            </w:r>
+            <w:r>
+              <w:t xml:space="preserve"> </w:t>
+            </w:r>
+            <w:r>
+              <w:t xml:space="preserve">‘-oE | wc -l’</w:t>
+            </w:r>
+            <w:r>
+              <w:t xml:space="preserve"> </w:t>
+            </w:r>
+            <w:r>
+              <w:t xml:space="preserve">was chosen DELIBERATELY over</w:t>
+            </w:r>
+            <w:r>
+              <w:t xml:space="preserve"> </w:t>
+            </w:r>
+            <w:r>
+              <w:t xml:space="preserve">‘grep -c’</w:t>
+            </w:r>
+            <w:r>
+              <w:t xml:space="preserve"> </w:t>
+            </w:r>
+            <w:r>
+              <w:t xml:space="preserve">after measuring the §11.4.201(12) footgun - on this host (ugrep 7.8.4)</w:t>
+            </w:r>
+            <w:r>
+              <w:t xml:space="preserve"> </w:t>
+            </w:r>
+            <w:r>
+              <w:t xml:space="preserve">‘grep -coE’</w:t>
+            </w:r>
+            <w:r>
+              <w:t xml:space="preserve"> </w:t>
+            </w:r>
+            <w:r>
+              <w:t xml:space="preserve">returned 3 at top level but 1 inside a</w:t>
+            </w:r>
+            <w:r>
+              <w:t xml:space="preserve"> </w:t>
+            </w:r>
+            <w:r>
+              <w:t xml:space="preserve">‘set -euo pipefail’</w:t>
+            </w:r>
+            <w:r>
+              <w:t xml:space="preserve"> </w:t>
+            </w:r>
+            <w:r>
+              <w:t xml:space="preserve">subshell, a context-dependent reading. The correctness fix is right and must be kept; it is the PER-LINE application of it that costs the three minutes. HYPOTHESIS REFUTED, recorded so nobody re-walks it: this is NOT worktree traversal. The gate’s find is scoped to $PLUGINS_DIR (:224), so the five agent worktrees are outside its walk. That guess was raised on BOB-194 and is dead. LIKELY FIX (unverified, stated as a candidate not a conclusion): pre-filter with ONE grep for lines containing</w:t>
+            </w:r>
+            <w:r>
+              <w:t xml:space="preserve"> </w:t>
+            </w:r>
+            <w:r>
+              <w:t xml:space="preserve">‘CM-PLUGIN-COUNT:’</w:t>
+            </w:r>
+            <w:r>
+              <w:t xml:space="preserve"> </w:t>
+            </w:r>
+            <w:r>
+              <w:t xml:space="preserve">before entering the loop, reducing ~1853 iterations to the ~8 lines that carry a marker, while leaving the per-line parsing logic - and its footgun-avoiding form - completely unchanged. WHY IT MATTERS beyond impatience: this gate is on the pre-build critical path, and CLAUDE.md leans on it as the mechanical authority for the three distinct plugin rosters (43 curated / 43 engines / 12 bootstrap) whose conflation was BOB-149. A gate slow enough to tempt anyone into skipping it protects nothing. ACCEPTANCE: runtime reduced with the counts and the footgun-avoiding parse preserved byte-for-byte in behaviour, proven by the existing paired mutation still biting plus a before/after wall-clock recorded. §11.4.6: nothing here questions the gate’s VERDICTS - only its runtime.</w:t>
             </w:r>
           </w:p>
         </w:tc>
@@ -2385,7 +3643,7 @@
               <w:pStyle w:val="Compact"/>
             </w:pPr>
             <w:r>
-              <w:t xml:space="preserve">BOB-172</w:t>
+              <w:t xml:space="preserve">BOB-211</w:t>
             </w:r>
           </w:p>
         </w:tc>
@@ -2407,32 +3665,38 @@
               <w:pStyle w:val="Compact"/>
             </w:pPr>
             <w:r>
-              <w:t xml:space="preserve">Ready for testing</w:t>
-            </w:r>
-          </w:p>
-        </w:tc>
-        <w:tc>
-          <w:tcPr/>
-          <w:p>
-            <w:pPr>
-              <w:pStyle w:val="Compact"/>
-            </w:pPr>
-            <w:r>
-              <w:t xml:space="preserve">High</w:t>
-            </w:r>
-          </w:p>
-        </w:tc>
-        <w:tc>
-          <w:tcPr/>
-          <w:p>
-            <w:pPr>
-              <w:pStyle w:val="Compact"/>
-            </w:pPr>
-            <w:r>
-              <w:t xml:space="preserve">WHAT. The rutracker SEARCH endpoint is refused by bot protection while the site itself is fully reachable. Measured unauthenticated 2026-08-21 (no cookie file read, no credential value in any artifact — §11.4.10): GET /forum/index.php -&gt; 200, 96283 B,</w:t>
-            </w:r>
-            <w:r>
-              <w:t xml:space="preserve"> </w:t>
+              <w:t xml:space="preserve">Queued</w:t>
+            </w:r>
+          </w:p>
+        </w:tc>
+        <w:tc>
+          <w:tcPr/>
+          <w:p>
+            <w:pPr>
+              <w:pStyle w:val="Compact"/>
+            </w:pPr>
+            <w:r>
+              <w:t xml:space="preserve">minor</w:t>
+            </w:r>
+          </w:p>
+        </w:tc>
+        <w:tc>
+          <w:tcPr/>
+          <w:p>
+            <w:pPr>
+              <w:pStyle w:val="Compact"/>
+            </w:pPr>
+            <w:r>
+              <w:t xml:space="preserve">STATUS: LATENT on this host (measured: all six declared locations sit on ONE btrfs mount, fully ownership-expressive) and OPERATOR-GATED for verification. Retained from the dismissed BOB-206 rather than discarded with it, because the scenario is well-founded elsewhere: the declared mount is a udisks auto-mounted REMOVABLE NVMe, so another operator’s portable drive being exFAT or NTFS is entirely ordinary. TWO RESIDUALS: (1) REPAIR-LAYER DIAGNOSIS. On a uid-flattening mount whose flattened uid is NOT the operator, probe_location correctly REFUSES (verified: uid=0 and uid=100999 both refuse). But it then hands ownership_repair.sh a chown that will return EPERM, and nothing in the repair path is fstype-aware — so the operator sees a permission failure whose real remedy is a REMOUNT OPTION, which no message says. Reasoned, NOT proven: the shim used to verify BOB-206 models the stat READ, not the chown WRITE, and cannot settle whether chown actually fails. (2) MODE CONTRACT. vfat flattens MODE via fmask/dmask, so the preserve_mode: true / 600 contract on .env and config/boba.db would be silently unenforceable there. §11.4.10-adjacent: a credential file believed to be 600 that is world-readable by mount option is a leak the mode check cannot see. WHY OPERATOR-GATED: a genuine end-to-end RED needs a real uid-flattening mount. The privilege-free route is bindfs -u</w:t>
+            </w:r>
+            <w:r>
+              <w:t xml:space="preserve"> </w:t>
+            </w:r>
+            <w:r>
+              <w:t xml:space="preserve"> </w:t>
+            </w:r>
+            <w:r>
+              <w:t xml:space="preserve">(FUSE; fusermount IS present and user_allow_other IS set) — but bindfs is ABSENT on this host, as are mkfs.vfat and losetup. So verification needs either a bindfs install or a privileged loopback mount. Neither was attempted (§11.4.21 — high-blast-radius host mutation is operator-gated). ALSO RECORDED: NO test anywhere exercises a uid-flattening filesystem — vfat/exfat/ntfs/flatten/loopback/mkfs/losetup/bindfs/fusermount all measure 0 across the three ownership test files, needle-proven (probe_location = 3 hits through the same instrument). ACCEPTANCE: (1) operator decides whether to install bindfs or provide a privileged loopback so the RED can be built; (2) if verified, the repair path gains fstype-aware diagnosis naming the remount remedy; (3) the mode contract either detects mode-flattening mounts and refuses, or documents honestly that it cannot be enforced there. DISCOVERY CHANNEL (§11.4.238): retained residual from the BOB-206 verification stream.</w:t>
             </w:r>
           </w:p>
         </w:tc>
@@ -2445,174 +3709,319 @@
               <w:pStyle w:val="Compact"/>
             </w:pPr>
             <w:r>
-              <w:t xml:space="preserve">BOB-175</w:t>
-            </w:r>
-          </w:p>
-        </w:tc>
-        <w:tc>
-          <w:tcPr/>
-          <w:p>
-            <w:pPr>
-              <w:pStyle w:val="Compact"/>
-            </w:pPr>
-            <w:r>
-              <w:t xml:space="preserve">Task</w:t>
-            </w:r>
-          </w:p>
-        </w:tc>
-        <w:tc>
-          <w:tcPr/>
-          <w:p>
-            <w:pPr>
-              <w:pStyle w:val="Compact"/>
-            </w:pPr>
-            <w:r>
-              <w:t xml:space="preserve">Queued</w:t>
-            </w:r>
-          </w:p>
-        </w:tc>
-        <w:tc>
-          <w:tcPr/>
-          <w:p>
-            <w:pPr>
-              <w:pStyle w:val="Compact"/>
-            </w:pPr>
-            <w:r>
-              <w:t xml:space="preserve">Low</w:t>
-            </w:r>
-          </w:p>
-        </w:tc>
-        <w:tc>
-          <w:tcPr/>
-          <w:p>
-            <w:pPr>
-              <w:pStyle w:val="Compact"/>
-            </w:pPr>
-            <w:r>
-              <w:t xml:space="preserve">WHAT. The workable-items</w:t>
-            </w:r>
-            <w:r>
-              <w:t xml:space="preserve"> </w:t>
-            </w:r>
-            <w:r>
-              <w:rPr>
-                <w:rStyle w:val="VerbatimChar"/>
-              </w:rPr>
-              <w:t xml:space="preserve">update</w:t>
-            </w:r>
-            <w:r>
-              <w:t xml:space="preserve"> </w:t>
-            </w:r>
-            <w:r>
-              <w:t xml:space="preserve">seam guards the status-location invariant in one direction only. After BOB-166,</w:t>
-            </w:r>
-            <w:r>
-              <w:t xml:space="preserve"> </w:t>
-            </w:r>
-            <w:r>
-              <w:rPr>
-                <w:rStyle w:val="VerbatimChar"/>
-              </w:rPr>
-              <w:t xml:space="preserve">update --status &lt;terminal&gt;</w:t>
-            </w:r>
-            <w:r>
-              <w:t xml:space="preserve"> </w:t>
-            </w:r>
-            <w:r>
-              <w:t xml:space="preserve">on an Issues-located row is refused. The mirror is still open:</w:t>
-            </w:r>
-            <w:r>
-              <w:t xml:space="preserve"> </w:t>
-            </w:r>
-            <w:r>
-              <w:rPr>
-                <w:rStyle w:val="VerbatimChar"/>
-              </w:rPr>
-              <w:t xml:space="preserve">update --location Fixed --status &lt;non-terminal&gt;</w:t>
-            </w:r>
-            <w:r>
-              <w:t xml:space="preserve"> </w:t>
-            </w:r>
-            <w:r>
-              <w:t xml:space="preserve">exits 0 and creates a row that</w:t>
-            </w:r>
-            <w:r>
-              <w:t xml:space="preserve"> </w:t>
-            </w:r>
-            <w:r>
-              <w:rPr>
-                <w:rStyle w:val="VerbatimChar"/>
-              </w:rPr>
-              <w:t xml:space="preserve">update</w:t>
-            </w:r>
-            <w:r>
-              <w:t xml:space="preserve">‘s own validator immediately rejects. Verified empirically by the independent reviewer of BOB-166: update –location Fixed –status ’In progress’</w:t>
-            </w:r>
-            <w:r>
-              <w:t xml:space="preserve"> </w:t>
-            </w:r>
-            <w:r>
-              <w:t xml:space="preserve">-&gt; exit 0 validate -&gt; FAILS, naming the row (check (f), fixedLocationNonTerminalStatus) So the command can still mint a state its own validate call refuses. That is the §11.4.196(F) shape at the seam layer: the invariant is CONFIGURED in validate but not ENFORCED at every write path that can violate it. WHY IT WAS DELIBERATELY LEFT OPEN IN BOB-166, and why that was right. Three reasons, all checked rather than asserted: (1) the real corpus has ZERO instances of this direction against TEN of the direction BOB-166 closed — the asymmetry in the data matched the asymmetry in the code; (2) detective coverage ALREADY existed and demonstrably fires, so unlike BOB-166’s direction this cannot rot silently; (3) and the load-bearing one —</w:t>
-            </w:r>
-            <w:r>
-              <w:t xml:space="preserve"> </w:t>
-            </w:r>
-            <w:r>
-              <w:rPr>
-                <w:rStyle w:val="VerbatimChar"/>
-              </w:rPr>
-              <w:t xml:space="preserve">reopenCmd</w:t>
-            </w:r>
-            <w:r>
-              <w:t xml:space="preserve"> </w:t>
-            </w:r>
-            <w:r>
-              <w:t xml:space="preserve">documents and SANCTIONS a transient Fixed-plus-non-terminal state via its</w:t>
-            </w:r>
-            <w:r>
-              <w:t xml:space="preserve"> </w:t>
-            </w:r>
-            <w:r>
-              <w:rPr>
-                <w:rStyle w:val="VerbatimChar"/>
-              </w:rPr>
-              <w:t xml:space="preserve">--location Fixed</w:t>
-            </w:r>
-            <w:r>
-              <w:t xml:space="preserve"> </w:t>
-            </w:r>
-            <w:r>
-              <w:t xml:space="preserve">operator override. A naive preventive guard at the update seam would collide with that override’s semantics. Closing this therefore requires a design decision about how the two interact, which is a different question from the one BOB-166 was scoped to answer, and expanding that item would have meant shipping the decision unexamined. ACCEPTANCE. (a) Decide and RECORD how a preventive guard on this direction coexists with reopenCmd’s sanctioned override — this is the actual work, and the answer should be written down rather than inferred from whatever the patch does. Candidates worth weighing: exempt the reopen path explicitly, require an override flag on</w:t>
-            </w:r>
-            <w:r>
-              <w:t xml:space="preserve"> </w:t>
-            </w:r>
-            <w:r>
-              <w:rPr>
-                <w:rStyle w:val="VerbatimChar"/>
-              </w:rPr>
-              <w:t xml:space="preserve">update</w:t>
-            </w:r>
-            <w:r>
-              <w:t xml:space="preserve"> </w:t>
-            </w:r>
-            <w:r>
-              <w:t xml:space="preserve">mirroring reopen’s, or leave the direction detective-only with the rationale recorded so the asymmetry is a decision rather than an oversight. (b) If a guard lands, it reuses</w:t>
-            </w:r>
-            <w:r>
-              <w:t xml:space="preserve"> </w:t>
-            </w:r>
-            <w:r>
-              <w:rPr>
-                <w:rStyle w:val="VerbatimChar"/>
-              </w:rPr>
-              <w:t xml:space="preserve">terminalStatuses()</w:t>
-            </w:r>
-            <w:r>
-              <w:t xml:space="preserve"> </w:t>
-            </w:r>
-            <w:r>
-              <w:t xml:space="preserve">— BOB-166 established one predicate source specifically so the two directions cannot drift. (c) Paired §1.1 mutation. (d) NEGATIVE CONTROL (§11.4.201(1)), and it is the sharp one here: the sanctioned reopen path MUST still work. A guard that breaks reopenCmd’s documented override is a false-positive refusal, and worse than the gap it closes, because it breaks a workflow operators are told to use. HONEST BOUNDARY. This is not a live data defect. Zero corpus instances, and the detective gate catches it at the next validate. It is filed so a scoped, deliberate omission stays visible as a tracked decision instead of living only in a code comment where the next reader will mistake it for an oversight (§11.4.197: a started thread reaches a documented terminal state, never quiet abandonment). PROVENANCE. Raised by the implementing agent of BOB-166 as a known asymmetry it deliberately did not close, independently verified and endorsed as an acceptable scope boundary by that item’s reviewer, on the condition that it become a tracked item rather than a comment. This is that item.</w:t>
+              <w:t xml:space="preserve">BOB-219</w:t>
+            </w:r>
+          </w:p>
+        </w:tc>
+        <w:tc>
+          <w:tcPr/>
+          <w:p>
+            <w:pPr>
+              <w:pStyle w:val="Compact"/>
+            </w:pPr>
+            <w:r>
+              <w:t xml:space="preserve">Bug</w:t>
+            </w:r>
+          </w:p>
+        </w:tc>
+        <w:tc>
+          <w:tcPr/>
+          <w:p>
+            <w:pPr>
+              <w:pStyle w:val="Compact"/>
+            </w:pPr>
+            <w:r>
+              <w:t xml:space="preserve">In progress</w:t>
+            </w:r>
+          </w:p>
+        </w:tc>
+        <w:tc>
+          <w:tcPr/>
+          <w:p>
+            <w:pPr>
+              <w:pStyle w:val="Compact"/>
+            </w:pPr>
+            <w:r>
+              <w:t xml:space="preserve">major</w:t>
+            </w:r>
+          </w:p>
+        </w:tc>
+        <w:tc>
+          <w:tcPr/>
+          <w:p>
+            <w:pPr>
+              <w:pStyle w:val="Compact"/>
+            </w:pPr>
+            <w:r>
+              <w:t xml:space="preserve">WHAT, conductor-verified: docs/guides/tracker-credentials.md is TRACKED. Its §11.4.65-mandated export twins docs/guides/tracker-credentials.html and .pdf both EXIST ON DISK, are NOT tracked, and ARE ignored — matched by the .gitignore</w:t>
+            </w:r>
+            <w:r>
+              <w:t xml:space="preserve"> </w:t>
+            </w:r>
+            <w:r>
+              <w:rPr>
+                <w:i/>
+                <w:iCs/>
+              </w:rPr>
+              <w:t xml:space="preserve">credentials</w:t>
+            </w:r>
+            <w:r>
+              <w:t xml:space="preserve"> </w:t>
+            </w:r>
+            <w:r>
+              <w:t xml:space="preserve">deny-all at :31. The .md is rescued by an explicit allowlist entry at :38; nobody added entries for the twins. WHY IT IS A LIVE VIOLATION AND NOT A HYPOTHETICAL: §11.4.65 requires every in-scope Markdown document to carry synchronized .html/.pdf siblings, and §11.4.212 requires every §11.4.65-scope doc to be reachable from the README. Two artifacts that exist locally but can never be committed are, from any fresh clone, ABSENT — so every clone of this repository has a tracker-credentials guide with no exports, while the authoring host looks complete. The divergence is invisible on the machine that would notice it. WHY NOBODY SAW IT: this is a §11.4.201(6) FALSE-NULL of the BOB-212 class. git status never listed the twins, so no gate and no author had a signal. The blind instrument and the clean tree return the identical quiet zero. ANOTHER INSTANCE OF THE SAME MECHANISM, filed here rather than separately because it is one fix: docs/qa/BOB-124/evidence/loginctl_user_state.txt is swallowed by *_user* at .gitignore:~55 and is therefore uncommitted §11.4.83 QA evidence. Its SIBLINGS IN THE SAME DIRECTORY — user1000_grepped.log, user_scope_events_head.log, user_service_lifecycle.log — ARE tracked, saved only by the robust glob negation !docs/qa/**/*.log. That one file is lost purely because it is .txt rather than .log. The pattern is exact: robust glob negations hold; per-file and per-extension rescues leak. ACCEPTANCE: (1) both twins become trackable and are committed alongside their .md; (2) the BOB-124 .txt evidence likewise; (3) whichever BOB-212 fix direction is chosen, it MUST cover these — a fix that closes the future-swallow while leaving these three artifacts permanently uncommittable has addressed the mechanism and not the damage; (4) a check that a tracked .md in §11.4.65 scope has COMMITTABLE twins, so this class cannot recur silently. DISCOVERY CHANNEL (§11.4.238): found by the BOB-212 blast-radius sweep — and only on its SECOND pass. The first pass filtered by a source-extension set that omitted .pdf, which hid this finding entirely; the agent re-ran with no extension filter over all 420 non-artifact paths and recorded the blind spot rather than shipping the first number. Worth keeping: an extension allowlist is itself a false-null generator, which is the same shape as the defect being investigated. === ROUND-2 PARTIAL CLOSURE, MEASURED 2026-09-25 — criterion 1 already done, criterion 2 unsatisfiable, criteria 3+4 done ONLY for the .md-export-twin class === Independently re-verified via</w:t>
+            </w:r>
+            <w:r>
+              <w:t xml:space="preserve"> </w:t>
+            </w:r>
+            <w:r>
+              <w:rPr>
+                <w:rStyle w:val="VerbatimChar"/>
+              </w:rPr>
+              <w:t xml:space="preserve">git check-ignore -v</w:t>
+            </w:r>
+            <w:r>
+              <w:t xml:space="preserve"> </w:t>
+            </w:r>
+            <w:r>
+              <w:t xml:space="preserve">on all three named artifacts: CRITERION 1 (tracker-credentials.{html,pdf} twins committable) — ALREADY DONE, pre-dating this round: commit 9f6f517 already added</w:t>
+            </w:r>
+            <w:r>
+              <w:t xml:space="preserve"> </w:t>
+            </w:r>
+            <w:r>
+              <w:rPr>
+                <w:rStyle w:val="VerbatimChar"/>
+              </w:rPr>
+              <w:t xml:space="preserve">!docs/guides/tracker-credentials.{html,pdf}</w:t>
+            </w:r>
+            <w:r>
+              <w:t xml:space="preserve"> </w:t>
+            </w:r>
+            <w:r>
+              <w:t xml:space="preserve">rescue lines (.gitignore:49-54); both are tracked and clean. Nothing to do. CRITERION 2 (BOB-124 loginctl_user_state.txt trackable) — CLOSED AS UNSATISFIABLE. The file does not exist on disk, has ZERO trace in</w:t>
+            </w:r>
+            <w:r>
+              <w:t xml:space="preserve"> </w:t>
+            </w:r>
+            <w:r>
+              <w:rPr>
+                <w:rStyle w:val="VerbatimChar"/>
+              </w:rPr>
+              <w:t xml:space="preserve">git log --all --diff-filter=A -- "*loginctl_user_state*"</w:t>
+            </w:r>
+            <w:r>
+              <w:t xml:space="preserve">, and is absent from the entire working tree. Its .log siblings in the same directory ARE tracked (rescued by the existing</w:t>
+            </w:r>
+            <w:r>
+              <w:t xml:space="preserve"> </w:t>
+            </w:r>
+            <w:r>
+              <w:rPr>
+                <w:rStyle w:val="VerbatimChar"/>
+              </w:rPr>
+              <w:t xml:space="preserve">!docs/qa/**/*.log</w:t>
+            </w:r>
+            <w:r>
+              <w:t xml:space="preserve"> </w:t>
+            </w:r>
+            <w:r>
+              <w:t xml:space="preserve">negation), confirming the file was lost purely by having a .txt extension, exactly as the original report claimed — but there is no recovery path and no legitimate way to</w:t>
+            </w:r>
+            <w:r>
+              <w:t xml:space="preserve"> </w:t>
+            </w:r>
+            <w:r>
+              <w:t xml:space="preserve">“make it trackable”</w:t>
+            </w:r>
+            <w:r>
+              <w:t xml:space="preserve"> </w:t>
+            </w:r>
+            <w:r>
+              <w:t xml:space="preserve">without fabricating QA evidence, which is itself an anti-bluff violation. This criterion is permanently closed, not deferred. CRITERION 3 (general mechanism preventing recurrence) — PARTIALLY closed. A new guard (see criterion 4) closes the class criterion 1 exemplified: a TRACKED .md file whose §11.4.65 export twin is gitignore-swallowed. It does NOT close the class criterion 2 exemplified: a NON-.md QA-evidence file (any extension) swallowed by an unrelated gitignore pattern. Extending the existing</w:t>
+            </w:r>
+            <w:r>
+              <w:t xml:space="preserve"> </w:t>
+            </w:r>
+            <w:r>
+              <w:rPr>
+                <w:rStyle w:val="VerbatimChar"/>
+              </w:rPr>
+              <w:t xml:space="preserve">!docs/qa/**/*.log</w:t>
+            </w:r>
+            <w:r>
+              <w:t xml:space="preserve"> </w:t>
+            </w:r>
+            <w:r>
+              <w:t xml:space="preserve">negation to also cover</w:t>
+            </w:r>
+            <w:r>
+              <w:t xml:space="preserve"> </w:t>
+            </w:r>
+            <w:r>
+              <w:rPr>
+                <w:rStyle w:val="VerbatimChar"/>
+              </w:rPr>
+              <w:t xml:space="preserve">.txt</w:t>
+            </w:r>
+            <w:r>
+              <w:t xml:space="preserve"> </w:t>
+            </w:r>
+            <w:r>
+              <w:t xml:space="preserve">was concretely measured this round and PROVEN UNSAFE for this project:</w:t>
+            </w:r>
+            <w:r>
+              <w:t xml:space="preserve"> </w:t>
+            </w:r>
+            <w:r>
+              <w:rPr>
+                <w:rStyle w:val="VerbatimChar"/>
+              </w:rPr>
+              <w:t xml:space="preserve">.gitignore</w:t>
+            </w:r>
+            <w:r>
+              <w:t xml:space="preserve"> </w:t>
+            </w:r>
+            <w:r>
+              <w:t xml:space="preserve">documents</w:t>
+            </w:r>
+            <w:r>
+              <w:t xml:space="preserve"> </w:t>
+            </w:r>
+            <w:r>
+              <w:rPr>
+                <w:rStyle w:val="VerbatimChar"/>
+              </w:rPr>
+              <w:t xml:space="preserve">cookies_*.txt</w:t>
+            </w:r>
+            <w:r>
+              <w:t xml:space="preserve"> </w:t>
+            </w:r>
+            <w:r>
+              <w:t xml:space="preserve">as this repo’s own secret-file naming convention, and a scratch-tree experiment confirmed a</w:t>
+            </w:r>
+            <w:r>
+              <w:t xml:space="preserve"> </w:t>
+            </w:r>
+            <w:r>
+              <w:rPr>
+                <w:rStyle w:val="VerbatimChar"/>
+              </w:rPr>
+              <w:t xml:space="preserve">.txt</w:t>
+            </w:r>
+            <w:r>
+              <w:t xml:space="preserve">-wide rescue would also un-ignore</w:t>
+            </w:r>
+            <w:r>
+              <w:t xml:space="preserve"> </w:t>
+            </w:r>
+            <w:r>
+              <w:rPr>
+                <w:rStyle w:val="VerbatimChar"/>
+              </w:rPr>
+              <w:t xml:space="preserve">cookies_rutracker.txt</w:t>
+            </w:r>
+            <w:r>
+              <w:t xml:space="preserve"> </w:t>
+            </w:r>
+            <w:r>
+              <w:t xml:space="preserve">/</w:t>
+            </w:r>
+            <w:r>
+              <w:t xml:space="preserve"> </w:t>
+            </w:r>
+            <w:r>
+              <w:rPr>
+                <w:rStyle w:val="VerbatimChar"/>
+              </w:rPr>
+              <w:t xml:space="preserve">RUTRACKER_session.txt</w:t>
+            </w:r>
+            <w:r>
+              <w:t xml:space="preserve"> </w:t>
+            </w:r>
+            <w:r>
+              <w:t xml:space="preserve">/</w:t>
+            </w:r>
+            <w:r>
+              <w:t xml:space="preserve"> </w:t>
+            </w:r>
+            <w:r>
+              <w:rPr>
+                <w:rStyle w:val="VerbatimChar"/>
+              </w:rPr>
+              <w:t xml:space="preserve">my_password.txt</w:t>
+            </w:r>
+            <w:r>
+              <w:t xml:space="preserve"> </w:t>
+            </w:r>
+            <w:r>
+              <w:t xml:space="preserve">— real credential-shaped files already relying on that exact pattern staying broad. This candidate fix is now closed off with evidence rather than left for a future session to re-attempt and re-measure. THE REMAINING GAP: a general mechanism for</w:t>
+            </w:r>
+            <w:r>
+              <w:t xml:space="preserve"> </w:t>
+            </w:r>
+            <w:r>
+              <w:t xml:space="preserve">“a QA-evidence file legitimately meant to be tracked gets silently swallowed by a broad secret-shaped-filename gitignore pattern, distinguished from an actual secret file”</w:t>
+            </w:r>
+            <w:r>
+              <w:t xml:space="preserve"> </w:t>
+            </w:r>
+            <w:r>
+              <w:t xml:space="preserve">remains genuinely open — it needs a smarter signal than file extension (e.g. content-sniffing, or an explicit per-file allowlist-on-creation discipline) that this round did not attempt to design, since inventing one hastily risked exactly the credential-leak class the constraint exists to prevent. CRITERION 4 (a check exists) — DONE for the .md-export-twin class. New gate</w:t>
+            </w:r>
+            <w:r>
+              <w:t xml:space="preserve"> </w:t>
+            </w:r>
+            <w:r>
+              <w:rPr>
+                <w:rStyle w:val="VerbatimChar"/>
+              </w:rPr>
+              <w:t xml:space="preserve">scripts/pre_build/check_md_export_twins_committable.sh</w:t>
+            </w:r>
+            <w:r>
+              <w:t xml:space="preserve"> </w:t>
+            </w:r>
+            <w:r>
+              <w:t xml:space="preserve">+ self-validated test</w:t>
+            </w:r>
+            <w:r>
+              <w:t xml:space="preserve"> </w:t>
+            </w:r>
+            <w:r>
+              <w:rPr>
+                <w:rStyle w:val="VerbatimChar"/>
+              </w:rPr>
+              <w:t xml:space="preserve">tests/pre_build/test_check_md_export_twins_committable.sh</w:t>
+            </w:r>
+            <w:r>
+              <w:t xml:space="preserve"> </w:t>
+            </w:r>
+            <w:r>
+              <w:t xml:space="preserve">(7 arms: RED, GREEN, 2 golden-FALSE, fail-closed x3, real-repo run, §1.1 paired mutation — all independently re-run and confirmed passing by the conductor). Wired into scripts/pre_build_verification.sh as invariant 58/58 (CM-MD-EXPORT-TWINS-COMMITTABLE), mirroring the sibling CM-GITIGNORE-SWALLOW-GUARD (BOB-212) pattern exactly — BLOCKING, not advisory, since it is a pure tree-scan needing no live stack. REMAINING WORK TO FULLY CLOSE THIS ITEM: design and implement the criterion-3 residual — a mechanism distinguishing</w:t>
+            </w:r>
+            <w:r>
+              <w:t xml:space="preserve"> </w:t>
+            </w:r>
+            <w:r>
+              <w:t xml:space="preserve">“a legitimate QA-evidence file lost to a secret-shaped gitignore pattern”</w:t>
+            </w:r>
+            <w:r>
+              <w:t xml:space="preserve"> </w:t>
+            </w:r>
+            <w:r>
+              <w:t xml:space="preserve">from</w:t>
+            </w:r>
+            <w:r>
+              <w:t xml:space="preserve"> </w:t>
+            </w:r>
+            <w:r>
+              <w:t xml:space="preserve">“an actual secret correctly caught by that pattern”</w:t>
+            </w:r>
+            <w:r>
+              <w:t xml:space="preserve"> </w:t>
+            </w:r>
+            <w:r>
+              <w:t xml:space="preserve">— without narrowing the existing credential-protecting globs. Until then this item stays Queued; criteria 1/2/4 are genuinely done, criterion 3 is genuinely partial. EVIDENCE: docs/qa/BOB-219/closure_evidence_20260925.md (full command transcripts: before/after git check-ignore, the .txt-wide-rescue safety experiment, 7-arm test output, standalone gate invocation against the real repo).</w:t>
             </w:r>
           </w:p>
         </w:tc>
@@ -2625,18 +4034,18 @@
               <w:pStyle w:val="Compact"/>
             </w:pPr>
             <w:r>
-              <w:t xml:space="preserve">BOB-184</w:t>
-            </w:r>
-          </w:p>
-        </w:tc>
-        <w:tc>
-          <w:tcPr/>
-          <w:p>
-            <w:pPr>
-              <w:pStyle w:val="Compact"/>
-            </w:pPr>
-            <w:r>
-              <w:t xml:space="preserve">Task</w:t>
+              <w:t xml:space="preserve">BOB-223</w:t>
+            </w:r>
+          </w:p>
+        </w:tc>
+        <w:tc>
+          <w:tcPr/>
+          <w:p>
+            <w:pPr>
+              <w:pStyle w:val="Compact"/>
+            </w:pPr>
+            <w:r>
+              <w:t xml:space="preserve">Bug</w:t>
             </w:r>
           </w:p>
         </w:tc>
@@ -2658,18 +4067,21 @@
               <w:pStyle w:val="Compact"/>
             </w:pPr>
             <w:r>
-              <w:t xml:space="preserve">Medium</w:t>
-            </w:r>
-          </w:p>
-        </w:tc>
-        <w:tc>
-          <w:tcPr/>
-          <w:p>
-            <w:pPr>
-              <w:pStyle w:val="Compact"/>
-            </w:pPr>
-            <w:r>
-              <w:t xml:space="preserve">Three icon-glyph controls (.bridge-retry, .theme-toggle, .caret) render text made of non-BMP code points. axe-core declines to decide their contrast, reporting them under the incomplete channel with messageKey nonBmp and resolving NEITHER fgColor NOR bgColor, so the Python recomputation in docs/qa/BOB-164/axe_contrast_scan.py cannot decide either: 40 such nodes across 16 palette x mode combinations. BOB-164 round 2 stopped them being scored as silent passes by naming them GLYPH_UNMEASURED, printing them on every run and fencing them, so any NEW unmeasured glyph node blocks. What remains genuinely unproven is their contrast itself: as non-text user-interface components they owe 3:1 under WCAG SC 1.4.11, and no oracle in this repo measures that today. Acceptance: a measurement path that resolves the effective foreground and backdrop for glyph controls (for example reading getComputedStyle colour against the composited backdrop, or replacing the glyphs with inline SVG carrying explicit fill tokens), each of the three controls shown to clear 3:1 in all 16 palette x mode combinations, and the GLYPH_UNMEASURED fence shrunk by exactly the nodes then proven.</w:t>
+              <w:t xml:space="preserve">major</w:t>
+            </w:r>
+          </w:p>
+        </w:tc>
+        <w:tc>
+          <w:tcPr/>
+          <w:p>
+            <w:pPr>
+              <w:pStyle w:val="Compact"/>
+            </w:pPr>
+            <w:r>
+              <w:t xml:space="preserve">WHAT, both conductor-verified with control needles: CM-SCRIPT-DOCS-SYNC occurrences in scripts/pre_build_verification.sh = 0 (control needle CM-MARKDOWN-EXPORT-SYNC = 6, so the instrument sees). §11.4.44 revision-header enforcement likewise 0 hits (control needle 3). Neither §11.4.18’s companion-doc mandate nor §11.4.44’s revision header is enforced by any invariant. THE PERVERSE CONSEQUENCE, MEASURED: a new script with NO companion doc passes the gate. Writing the companion doc that §11.4.18 MANDATES creates docs/scripts/</w:t>
+            </w:r>
+            <w:r>
+              <w:t xml:space="preserve">.md, which invariant 16 (CM-MARKDOWN-EXPORT-SYNC) then requires to have .html and .pdf twins — and their absence is a BLOCKING failure. This session hit it exactly: docs/scripts/test_gitignore_swallow_is_loud.{html,pdf} are missing and are two of invariant 16’s six violations. So the gate’s incentive gradient points AWAY from the constitution: complying with §11.4.18 is punished, ignoring it is free. That is worse than an ungated rule — it is a rule the machinery actively discourages. §11.4.227 IS THE GOVERNING ANCHOR: a named gate that exists only in prose is gate debt, and the ledger of unimplemented CM-* names must be monotone-decreasing. CM-SCRIPT-DOCS-SYNC is named in §11.4.18’s own text and implemented nowhere — one concrete row of exactly the 58%-unimplemented population §11.4.227 was minted to shrink. ACCEPTANCE: (1) either CM-SCRIPT-DOCS-SYNC is implemented, or it is registered as a deferral pointing at a tracked §11.4.197 item — silent absence is what §11.4.227 forbids; (2) same for §11.4.44’s header check; (3) whichever is chosen, the incentive inversion is closed: it must never be cheaper to skip a mandated doc than to write one — if invariant 16 will demand twins, the doc-creation path must produce them, or invariant 16 must scope out docs/scripts until it can; (4) a paired §1.1 mutation per gate implemented. HONEST NOTE ON SCOPE: this item does not argue §11.4.18 should be enforced immediately — that is an operator call about gate debt priority (§11.4.66). It argues the CURRENT state is incoherent: an unenforced mandate whose observance triggers a different gate’s failure. Either enforce both ends or neither. DISCOVERY CHANNEL (§11.4.238): found by the T042 readiness preflight while explaining why a new file broke invariant 16. Not by the automated QA regime.</w:t>
             </w:r>
           </w:p>
         </w:tc>
@@ -2682,7 +4094,7 @@
               <w:pStyle w:val="Compact"/>
             </w:pPr>
             <w:r>
-              <w:t xml:space="preserve">BOB-185</w:t>
+              <w:t xml:space="preserve">BOB-231</w:t>
             </w:r>
           </w:p>
         </w:tc>
@@ -2715,18 +4127,40 @@
               <w:pStyle w:val="Compact"/>
             </w:pPr>
             <w:r>
-              <w:t xml:space="preserve">Medium</w:t>
-            </w:r>
-          </w:p>
-        </w:tc>
-        <w:tc>
-          <w:tcPr/>
-          <w:p>
-            <w:pPr>
-              <w:pStyle w:val="Compact"/>
-            </w:pPr>
-            <w:r>
-              <w:t xml:space="preserve">docs/qa/BOB-164/axe_contrast_scan.py scans a static dist with no backend, so every node whose existence depends on fetched data is absent from the page it measures: the results table renders empty, so .type-badge and .quality-badge never appear, and the hooks list renders empty, so .status pills never appear. That is precisely why the BOB-164 round-1 regression went unseen in a rendered DOM even though it was scanned in all 16 themes, and it is why round 2 had to close the class in the arithmetic oracle instead. Those nodes are now covered by frontend/src/app/models/style-contrast.spec.ts, which extracts declared foreground-on-fill pairs from the stylesheets, but that is an ARITHMETIC claim about declared colour pairs, not a rendered-pixel one: it cannot see opacity applied by an ancestor, a composited backdrop, or a cascade this repo’s static extractor does not model. Acceptance: the scan drives the dashboard with seeded fixture data (a stub backend, a route fixture, or an injected component harness) so the badge and status nodes are present in the DOM, axe measures them directly, and a control needle proves the rendered oracle sees a seeded sub-floor badge before any clean result from it is believed.</w:t>
+              <w:t xml:space="preserve">Major</w:t>
+            </w:r>
+          </w:p>
+        </w:tc>
+        <w:tc>
+          <w:tcPr/>
+          <w:p>
+            <w:pPr>
+              <w:pStyle w:val="Compact"/>
+            </w:pPr>
+            <w:r>
+              <w:t xml:space="preserve">BOB-227 measured 3 of 4 artifacts of the CM-LAN-ROUTES-AUTHENTICATED gate untracked in git; criterion 1 (commit them) was already resolved by an unrelated prior commit before this session, closed 2026-09-23. Criterion 2 was NOT addressed:</w:t>
+            </w:r>
+            <w:r>
+              <w:t xml:space="preserve"> </w:t>
+            </w:r>
+            <w:r>
+              <w:t xml:space="preserve">‘a gate asserting that every executable a pre-build invariant invokes is itself tracked’</w:t>
+            </w:r>
+            <w:r>
+              <w:t xml:space="preserve"> </w:t>
+            </w:r>
+            <w:r>
+              <w:t xml:space="preserve">– a general mechanism preventing this whole CLASS of defect (a pre-build gate’s own implementation files shipping untracked, invisible to a fresh clone, no committed baseline for round-over-round diffs) from recurring for ANY future gate, not merely this one. ACCEPTANCE: (1) enumerate every file path scripts/pre_build_verification.sh invokes (via bash/timeout/python3 calls to scripts under scripts/pre_build/, plus every tests/pre_build/</w:t>
+            </w:r>
+            <w:r>
+              <w:rPr>
+                <w:i/>
+                <w:iCs/>
+              </w:rPr>
+              <w:t xml:space="preserve">.sh and tests/hooks/</w:t>
+            </w:r>
+            <w:r>
+              <w:t xml:space="preserve">.sh it runs) – likely via a static grep/parse of pre_build_verification.sh itself, or a runtime trace; (2) assert every one of those paths is git-tracked (git ls-files –error-unmatch); (3) wire this as a new pre-build invariant so a future untracked gate implementation is caught immediately, not discovered independently weeks later; (4) a RED test creating an untracked fake gate-invocation target and asserting the new check fails on it, GREEN once the mechanism exists and the fake target is either removed or tracked.</w:t>
             </w:r>
           </w:p>
         </w:tc>
@@ -2739,7 +4173,7 @@
               <w:pStyle w:val="Compact"/>
             </w:pPr>
             <w:r>
-              <w:t xml:space="preserve">BOB-187</w:t>
+              <w:t xml:space="preserve">BOB-235</w:t>
             </w:r>
           </w:p>
         </w:tc>
@@ -2761,7 +4195,7 @@
               <w:pStyle w:val="Compact"/>
             </w:pPr>
             <w:r>
-              <w:t xml:space="preserve">In progress</w:t>
+              <w:t xml:space="preserve">Operator-blocked</w:t>
             </w:r>
           </w:p>
         </w:tc>
@@ -2783,19 +4217,40 @@
               <w:pStyle w:val="Compact"/>
             </w:pPr>
             <w:r>
-              <w:t xml:space="preserve">scripts/ownership_precondition.sh consumes the SAME unreviewed .env-driven scope as ownership_repair.sh and creates probe files inside it, but it is NOT fenced. T028 remediation added ownership_path_fence() to scripts/lib/ownership.sh and wired it into ownership_repair.sh, closing the path-escape class there; the precondition was outside that agents file scope and still accepts whatever config/owned_paths.yaml expands to. Blast radius is lower than a recursive chown (it writes probe files rather than mutating ownership of an existing tree) but the INPUT is identical and equally unreviewed, so the same QBITTORRENT_DATA_DIR value that would have driven a filesystem-wide chown will drive probe-file creation at an arbitrary location. Note the escape is empirically confirmed for the repair path, not merely reasoned: during T028 remediation a probe declaring the verbatim shipped entry with QBITTORRENT_DATA_DIR=/ hung the suite, and ps showed the real artifact executing</w:t>
-            </w:r>
-            <w:r>
-              <w:t xml:space="preserve"> </w:t>
-            </w:r>
-            <w:r>
-              <w:t xml:space="preserve">“find / ( ! -uid 1000 -o ! -gid 1000 ) -printf …”</w:t>
-            </w:r>
-            <w:r>
-              <w:t xml:space="preserve"> </w:t>
-            </w:r>
-            <w:r>
-              <w:t xml:space="preserve">before it was killed by verified pid. Acceptance: ownership_precondition.sh calls the SAME ownership_path_fence() predicate from scripts/lib/ownership.sh (never a second dialect, 11.4.251), refuses fail-closed on a rejected entry, and ships a paired 1.1 mutation proving the refusal fires PLUS a negative control proving the six live shipped entries still ACCEPT so the fix is not a 11.4.201(1) false-positive refusal. Discovered out-of-band during T028 remediation and reported by the agent as needing tracking, so it is also a 11.4.238 coverage escape.</w:t>
+              <w:t xml:space="preserve">Live kinozal credential test reports authenticated=False, status=</w:t>
+            </w:r>
+            <w:r>
+              <w:t xml:space="preserve">‘empty’</w:t>
+            </w:r>
+            <w:r>
+              <w:t xml:space="preserve">, error=’’ (found 2026-09-23). ROOT CAUSES (docs/qa/BOB-235/investigation_20260923.md): (A) operator/environment: kinozal.tv publishes A record 127.0.0.1 (host, container, DoH Cloudflare+Google all agree; rutracker.org resolves normally as control), KINOZAL_MIRRORS is empty so search.py falls back to kinozal.tv; the live mirror kinozal.guru answers every non-browser client with a Cloudflare 403</w:t>
+            </w:r>
+            <w:r>
+              <w:t xml:space="preserve"> </w:t>
+            </w:r>
+            <w:r>
+              <w:t xml:space="preserve">‘Just a moment’</w:t>
+            </w:r>
+            <w:r>
+              <w:t xml:space="preserve"> </w:t>
+            </w:r>
+            <w:r>
+              <w:t xml:space="preserve">challenge (login POST, curl, aiohttp, operator cookies with two user-agents; no cf_clearance cookie; KINOZAL_COOKIES is loaded into the container but no code reads it). (B) code defect FIXED under TDD (RED 2 failed/1 passed, GREEN 19 passed): _search_kinozal’s except branch only logged and stashed no diagnostic, so the chip read empty with error=None; it now stashes error_type +</w:t>
+            </w:r>
+            <w:r>
+              <w:t xml:space="preserve"> </w:t>
+            </w:r>
+            <w:r>
+              <w:t xml:space="preserve">‘Kinozal request failed:</w:t>
+            </w:r>
+            <w:r>
+              <w:t xml:space="preserve"> </w:t>
+            </w:r>
+            <w:r>
+              <w:t xml:space="preserve">’</w:t>
+            </w:r>
+            <w:r>
+              <w:t xml:space="preserve">. Needs ./start.sh –reload-python to be live. Credential validity is UNKNOWN (no request ever reached a login endpoint) - do not rotate credentials on this evidence. Operator-Block-Details: WHAT: choose (1) reachable domain - set KINOZAL_MIRRORS=https://kinozal.guru + ./start.sh –recreate, or change the roster primary in trackers.py; (2) how to pass the Cloudflare challenge - FlareSolverr (not deployed), cf_clearance cookie + code that actually reads KINOZAL_COOKIES, Jackett’s kinozal indexer, or mark kinozal operator-blocked; (3) optionally re-export a kinozal-only cookie file. WHY: every agent-reachable path was exhausted - DNS, mirrors, login POST, cookies, env propagation all measured. UNBLOCK CONDITION: the live test authenticates or the operator marks kinozal unsupported. WHO: repository operator.</w:t>
             </w:r>
           </w:p>
         </w:tc>
@@ -2808,7 +4263,7 @@
               <w:pStyle w:val="Compact"/>
             </w:pPr>
             <w:r>
-              <w:t xml:space="preserve">BOB-188</w:t>
+              <w:t xml:space="preserve">BOB-237</w:t>
             </w:r>
           </w:p>
         </w:tc>
@@ -2830,111 +4285,62 @@
               <w:pStyle w:val="Compact"/>
             </w:pPr>
             <w:r>
-              <w:t xml:space="preserve">In progress</w:t>
-            </w:r>
-          </w:p>
-        </w:tc>
-        <w:tc>
-          <w:tcPr/>
-          <w:p>
-            <w:pPr>
-              <w:pStyle w:val="Compact"/>
-            </w:pPr>
-            <w:r>
-              <w:t xml:space="preserve">—</w:t>
-            </w:r>
-          </w:p>
-        </w:tc>
-        <w:tc>
-          <w:tcPr/>
-          <w:p>
-            <w:pPr>
-              <w:pStyle w:val="Compact"/>
-            </w:pPr>
-            <w:r>
-              <w:rPr>
-                <w:b/>
-                <w:bCs/>
-              </w:rPr>
-              <w:t xml:space="preserve">OPERATOR DECISION (2026-08-26, §11.4.66 interactive clarification): UNTRACK THE BINARY — BUILD ON DEMAND</w:t>
-            </w:r>
-            <w:r>
-              <w:t xml:space="preserve"> </w:t>
-            </w:r>
-            <w:r>
-              <w:t xml:space="preserve">§11.4.30 answer, recorded as consumer DATA: the compiled</w:t>
-            </w:r>
-            <w:r>
-              <w:t xml:space="preserve"> </w:t>
-            </w:r>
-            <w:r>
-              <w:rPr>
-                <w:rStyle w:val="VerbatimChar"/>
-              </w:rPr>
-              <w:t xml:space="preserve">workable-items</w:t>
-            </w:r>
-            <w:r>
-              <w:t xml:space="preserve"> </w:t>
-            </w:r>
-            <w:r>
-              <w:t xml:space="preserve">binary is NOT to be git-tracked.</w:t>
-            </w:r>
-            <w:r>
-              <w:t xml:space="preserve"> </w:t>
-            </w:r>
-            <w:r>
-              <w:t xml:space="preserve">‘Any build derivate which we can recreate by executing proper mechanism for generating MUST NOT be versioned’</w:t>
-            </w:r>
-            <w:r>
-              <w:t xml:space="preserve"> </w:t>
-            </w:r>
-            <w:r>
-              <w:t xml:space="preserve">applies without exception here. Keeping it tracked with only the invariant-52 fingerprint gate, and keeping it tracked with a commit-time rebuild, were both offered and NOT chosen. REQUIRED END STATE: the gate builds from source, or REFUSES HONESTLY when the Go toolchain is absent (§11.4.201(11) — probe the artifact through its real invocation path, never fake a pass, never silently fall back to a stale binary). Staleness becomes structurally impossible rather than merely detected. ACCEPTED COST: a fresh clone needs a Go toolchain before invariant 17 can run — already true for the qBitTorrent-go backend, so this adds no new host requirement. The invariant-52 fingerprint gate remains useful as defence-in-depth for as long as any binary exists on disk. This answer is recorded as consumer DATA per §11.4.35 — it is the operator’s stated choice, not an agent inference, and supersedes any prior agent-chosen default on this question. Options not chosen are named above so a future reader does not re-litigate a settled call (§11.4.112(5) bounded-verdict discipline applied to decisions). — prior item text follows — pre_build_verification.sh invariant 17 (CM-WORKABLE-ITEMS-VALIDATE) resolves its binary through the candidate loop at :534, whose FIRST entry is constitution/scripts/workable-items/bin/workable-items. That file is GIT-TRACKED (md5 17644a248363, identical to bin/workable-items-linux) and executable, so it WINS resolution over the current untracked sibling constitution/scripts/workable-items/workable-items (md5 43376a6d0184). The tracked binary is STALE: it does not contain the guards its own source now has. MEASURED, needle-proven, 2026-08-25. String presence in the tracked binary:</w:t>
-            </w:r>
-            <w:r>
-              <w:t xml:space="preserve"> </w:t>
-            </w:r>
-            <w:r>
-              <w:t xml:space="preserve">“refusing to set terminal status”</w:t>
-            </w:r>
-            <w:r>
-              <w:t xml:space="preserve"> </w:t>
-            </w:r>
-            <w:r>
-              <w:t xml:space="preserve">-&gt; 0;</w:t>
-            </w:r>
-            <w:r>
-              <w:t xml:space="preserve"> </w:t>
-            </w:r>
-            <w:r>
-              <w:t xml:space="preserve">“Issues-location item has TERMINAL status”</w:t>
-            </w:r>
-            <w:r>
-              <w:t xml:space="preserve"> </w:t>
-            </w:r>
-            <w:r>
-              <w:t xml:space="preserve">-&gt; 0; control needle from the SAME updateCmd,</w:t>
-            </w:r>
-            <w:r>
-              <w:t xml:space="preserve"> </w:t>
-            </w:r>
-            <w:r>
-              <w:t xml:space="preserve">“at least one mutable field flag is required”</w:t>
-            </w:r>
-            <w:r>
-              <w:t xml:space="preserve"> </w:t>
-            </w:r>
-            <w:r>
-              <w:t xml:space="preserve">-&gt; 2 (so the instrument sees through that path and the zeros are real absences, not a blind read). The untracked sibling returns 1 / 1 / 2 for the same three queries. A check whose message string is absent from the binary cannot fire. RUNTIME PROOF: the same injected violation (a row set to terminal status while current_location=Issues) run through both binaries -&gt; stale reports 1 violation (only the body_md desync class), current reports 2 including the location-status class verbatim. This is exactly why the ten BOB-166 rows (BOB-087/129/131/144/145/146/148/153/155/157) survived undetected: the gate that was supposed to catch them was running a binary structurally incapable of seeing them. The 11.4.108 SOURCE-&gt;ARTIFACT gap: source correct, artifact stale, every gate reading the artifact reports green. This is the THIRD instance of that class found in one session, alongside BOB-169 (a charset gate that never opened a file) and BOB-183 (a served bundle five days older than its sources). COMPOUNDING: the comment at :519-523 directly above the loop asserts</w:t>
-            </w:r>
-            <w:r>
-              <w:t xml:space="preserve"> </w:t>
-            </w:r>
-            <w:r>
-              <w:t xml:space="preserve">“The naive bin/workable-items path never existed in this checkout (bin/ is a gitignored local build-output dir nothing ever populated)”</w:t>
-            </w:r>
-            <w:r>
-              <w:t xml:space="preserve">. That statement is now FALSE - bin/ holds two tracked binaries. A stale comment asserting the absence of the very file that now shadows resolution is how this stayed invisible. Also an 11.4.30 question the operator owns: bin/workable-items and bin/workable-items-linux are VERSIONED BUILD ARTIFACTS in a constitution submodule that is inherited by reference by every consumer, so every consumer inherits whichever binary was last committed. Flagged independently by two separate agents this session. ACCEPTANCE: (a) resolution must never prefer a stale artifact over a current one - either the tracked binaries are removed and resolution falls through to build-on-demand, or a freshness check refuses a binary older than its sources (see the BOB-183 fingerprint gate for a working pattern); (b) the false comment at :519-523 corrected; (c) a paired 1.1 mutation proving the new refusal fires, plus a negative control proving a genuinely fresh binary still passes so the fix is not an 11.4.201(1) false-positive refusal; (d) the 11.4.30 tracked-binary decision recorded as operator DATA. Discovered out-of-band during BOB-166 remediation - a 11.4.238 coverage escape in its own right.</w:t>
+              <w:t xml:space="preserve">Queued</w:t>
+            </w:r>
+          </w:p>
+        </w:tc>
+        <w:tc>
+          <w:tcPr/>
+          <w:p>
+            <w:pPr>
+              <w:pStyle w:val="Compact"/>
+            </w:pPr>
+            <w:r>
+              <w:t xml:space="preserve">high</w:t>
+            </w:r>
+          </w:p>
+        </w:tc>
+        <w:tc>
+          <w:tcPr/>
+          <w:p>
+            <w:pPr>
+              <w:pStyle w:val="Compact"/>
+            </w:pPr>
+            <w:r>
+              <w:t xml:space="preserve">WHAT: CM-GATE-LEDGER-RATCHET (§11.4.227(A)) FAILED the pre-build sweep during this session’s batch-15 commit attempt: unimplemented=414 exceeds the checked-in baseline=403 in constitution/scripts/gates/gate_ledger_baseline.txt. This is a HARD, blocking FAIL (unlike the other gate findings surfaced in the same sweep, which are all explicitly ADVISORY/non-blocking per §11.4.234). INVESTIGATION (§11.4.102): the four newest anchors this session’s constitution pull brought in (§11.4.268 tamper-evident evidence chain, §11.4.269 critic/consensus advisory-only ban, §11.4.270 dependency-existence-verdict register, §11.4.271 waiver mechanism) were checked FIRST as the likely cause, since they are the most recently landed (2026-08-26) and each names several recommended mechanism gates in its own text. RULED OUT: every one of those gates’ names (CM-CRITIC-CONSENSUS-ADVISORY-ONLY, CM-DEPENDENCY-EXISTENCE-VERDICT-REGISTER, CM-EVIDENCE-CHAIN-ANCHOR-CATCHES-RECOMPUTE-AND-TRUNCATION, CM-EVIDENCE-CHAIN-DELETE-REORDER-DETECTED, CM-EVIDENCE-CHAIN-INCOMPLETE-VERIFICATION-REFUSES, CM-WAIVER-ROSTERED-EXPIRY-TRACKED) is already correctly registered DEFERRED against an OWED-GATE-NNN tracked item, and each anchor’s own §11.4.227(B) propagation gate is IMPLEMENTED. So this batch of new anchors did NOT introduce the ratchet violation. The full ledger run (docs/qa/BOB-237/unimplemented_gates_snapshot_20260925.txt, 414 lines, captured verbatim from</w:t>
+            </w:r>
+            <w:r>
+              <w:t xml:space="preserve"> </w:t>
+            </w:r>
+            <w:r>
+              <w:rPr>
+                <w:rStyle w:val="VerbatimChar"/>
+              </w:rPr>
+              <w:t xml:space="preserve">bash constitution/scripts/gates/cm_gate_ledger_ratchet.sh</w:t>
+            </w:r>
+            <w:r>
+              <w:t xml:space="preserve">) shows the total current state is 414 UNIMPLEMENTED + 121 IMPLEMENTED + 73 DEFERRED. The checked-in baseline (403) was last legitimately bumped by commit 34e42f0 (</w:t>
+            </w:r>
+            <w:r>
+              <w:t xml:space="preserve">“cite the §11.4.209 gate rename, bump baseline 397-&gt;403”</w:t>
+            </w:r>
+            <w:r>
+              <w:t xml:space="preserve">) — some point after that, the unimplemented count grew to 414 (11 more) without a matching baseline bump or deferral registration for the newly-named gates, across one or more subsequent anchor-landing rounds in the constitution submodule. This is accumulated UNIVERSAL governance-corpus debt, not something introduced by any boba-side edit in this session (confirmed:</w:t>
+            </w:r>
+            <w:r>
+              <w:t xml:space="preserve"> </w:t>
+            </w:r>
+            <w:r>
+              <w:rPr>
+                <w:rStyle w:val="VerbatimChar"/>
+              </w:rPr>
+              <w:t xml:space="preserve">git diff eba38e8..HEAD -- constitution/scripts/gates/gate_ledger_baseline.txt</w:t>
+            </w:r>
+            <w:r>
+              <w:t xml:space="preserve"> </w:t>
+            </w:r>
+            <w:r>
+              <w:t xml:space="preserve">inside the constitution submodule is empty — the baseline file itself was never touched across the two merges this session performed). WHY DEFERRED RATHER THAN FIXED HERE: identifying which of the 414 unimplemented names are the specific 11 that pushed past baseline, and then either implementing 11 gates’ worth of real UNIVERSAL gate-code or registering 11 proper OWED-GATE-NNN deferrals with tracked-item citations, is itself real engineering work scoped to the constitution submodule (universal, not project-specific per §11.4.17) — it is not a boba-project fix and doing it hastily mid-session, unrelated to this session’s actual mandate (Jackett incorporation + backlog triage), risks exactly the kind of rushed, unreviewed governance-corpus edit §11.4.209’s Fable-xhigh review requirement exists to prevent. ACCEPTANCE: (1) a future session (or the constitution’s own maintainers) triages the 414-line snapshot against the 403 baseline to identify the specific unaccounted gate names; (2) each is either implemented, registered as a proper OWED-GATE-NNN deferral, or (if genuinely retired) cited in constitution/scripts/gates/gate_ledger_removals.tsv; (3) the constitution submodule’s baseline is re-bumped with a citation once accounted, following the same pattern as commit 34e42f0; (4) boba’s own pinned constitution pointer is then re-synced and this item closed with the passing CM-GATE-LEDGER-RATCHET re-run as evidence. DISPOSITION FOR THIS SESSION’S COMMIT: per §11.4.234(D) (the commit/push mechanism MUST always be able to complete; a failing gate is skippable ONLY via an explicit recorded deferral flag, with the skip recorded in the commit message so the debt stays tracked, never forgotten), this session’s batch-15 commit used the sanctioned skip (BOBA_SYNC_SKIP_CI=1), citing this tracked item BOB-237, rather than silently bypassing or spending unbounded effort resolving an inherited universal-corpus debt mid-session. DISCOVERY CHANNEL (§11.4.238): found by boba’s own pre-build sweep (scripts/pre_build_verification.sh, invariant 38/57) during a routine session commit — the automated gate itself is the discoverer, exactly as §11.4.238 requires.</w:t>
             </w:r>
           </w:p>
         </w:tc>
@@ -2947,18 +4353,18 @@
               <w:pStyle w:val="Compact"/>
             </w:pPr>
             <w:r>
-              <w:t xml:space="preserve">BOB-191</w:t>
-            </w:r>
-          </w:p>
-        </w:tc>
-        <w:tc>
-          <w:tcPr/>
-          <w:p>
-            <w:pPr>
-              <w:pStyle w:val="Compact"/>
-            </w:pPr>
-            <w:r>
-              <w:t xml:space="preserve">Bug</w:t>
+              <w:t xml:space="preserve">BOB-240</w:t>
+            </w:r>
+          </w:p>
+        </w:tc>
+        <w:tc>
+          <w:tcPr/>
+          <w:p>
+            <w:pPr>
+              <w:pStyle w:val="Compact"/>
+            </w:pPr>
+            <w:r>
+              <w:t xml:space="preserve">Task</w:t>
             </w:r>
           </w:p>
         </w:tc>
@@ -2980,1388 +4386,6 @@
               <w:pStyle w:val="Compact"/>
             </w:pPr>
             <w:r>
-              <w:t xml:space="preserve">—</w:t>
-            </w:r>
-          </w:p>
-        </w:tc>
-        <w:tc>
-          <w:tcPr/>
-          <w:p>
-            <w:pPr>
-              <w:pStyle w:val="Compact"/>
-            </w:pPr>
-            <w:r>
-              <w:t xml:space="preserve">WHAT: the §11.4.252 fail-open scan reports 0 hits for qBitTorrent-go, and that zero is NOT evidence. The triage agent ran control needles through the scanner’s own path per §11.4.201(7)(b): a Python</w:t>
-            </w:r>
-            <w:r>
-              <w:t xml:space="preserve"> </w:t>
-            </w:r>
-            <w:r>
-              <w:t xml:space="preserve">‘except Exception: pass’</w:t>
-            </w:r>
-            <w:r>
-              <w:t xml:space="preserve"> </w:t>
-            </w:r>
-            <w:r>
-              <w:t xml:space="preserve">needle was SEEN, a TypeScript</w:t>
-            </w:r>
-            <w:r>
-              <w:t xml:space="preserve"> </w:t>
-            </w:r>
-            <w:r>
-              <w:t xml:space="preserve">‘catch (e) {}’</w:t>
-            </w:r>
-            <w:r>
-              <w:t xml:space="preserve"> </w:t>
-            </w:r>
-            <w:r>
-              <w:t xml:space="preserve">needle was SEEN (so frontend/src’s zero IS a real zero), but a Go empty-</w:t>
-            </w:r>
-            <w:r>
-              <w:t xml:space="preserve">‘if err != nil {}’</w:t>
-            </w:r>
-            <w:r>
-              <w:t xml:space="preserve"> </w:t>
-            </w:r>
-            <w:r>
-              <w:t xml:space="preserve">needle was NOT SEEN. An instrument that cannot see the idiom returns the same quiet zero as a clean tree, and only one of those is honest. DISTINCT FROM BOB-189, deliberately not merged with it per §11.4.214: BOB-189 is a false MATCH (fail-closed guards reported as fail-open); this is a false NULL (an entire language unscanned). Same scanner, opposite failure directions, different fixes - merging them would hide one behind the other. IMPACT: Go is the language of qbittorrent-proxy-go and boba-jackett (port 7189, which owns encrypted tracker credentials), so the unscanned surface is exactly where §11.4.252’s credential-plus-mutation combination is most likely. Nobody has assessed it; the dashboard says clean. ACCEPTANCE: the scanner grows a Go arm covering the empty-err-block and swallowed-error idioms, its needle is SEEN through the real path, qBitTorrent-go’s result is re-derived, and every finding is triaged as this Python/TS pass was. Until then qBitTorrent-go’s fail-open posture is UNKNOWN and must be reported as UNKNOWN, never as 0. === ROUND-2 INVESTIGATION, MEASURED 2026-08-26 — THE FILED TITLE WAS TOO NARROW (§11.4.6) === The live scanner is constitution/scripts/gates/cm_dangerous_combination_fail_closed.sh, driven per-root by invariant 39 at scripts/pre_build_verification.sh:1481-1544. (scripts/pre_build/check_cm_no_fail_open_skip.sh has NEVER existed on any branch — it exists only in an uncommitted worktree. Any citation of that path is citing a file that is not there.) IT IS A WEAK-MATCHER DEFECT, NOT A SCOPE HOLE. Line :243 sets exts=</w:t>
-            </w:r>
-            <w:r>
-              <w:t xml:space="preserve">“py go rs c cc cpp h hpp java cs js ts jsx tsx php rb”</w:t>
-            </w:r>
-            <w:r>
-              <w:t xml:space="preserve"> </w:t>
-            </w:r>
-            <w:r>
-              <w:t xml:space="preserve">— .go IS enumerated. But line :537 gates the Python ast analyser on</w:t>
-            </w:r>
-            <w:r>
-              <w:t xml:space="preserve"> </w:t>
-            </w:r>
-            <w:r>
-              <w:rPr>
-                <w:rStyle w:val="VerbatimChar"/>
-              </w:rPr>
-              <w:t xml:space="preserve">case "$f" in *.py)</w:t>
-            </w:r>
-            <w:r>
-              <w:t xml:space="preserve">, so every non-Python file falls through to just two text matchers (:772 empty</w:t>
-            </w:r>
-            <w:r>
-              <w:t xml:space="preserve"> </w:t>
-            </w:r>
-            <w:r>
-              <w:rPr>
-                <w:rStyle w:val="VerbatimChar"/>
-              </w:rPr>
-              <w:t xml:space="preserve">catch (...) {</w:t>
-            </w:r>
-            <w:r>
-              <w:t xml:space="preserve">, :794 credential</w:t>
-            </w:r>
-            <w:r>
-              <w:t xml:space="preserve"> </w:t>
-            </w:r>
-            <w:r>
-              <w:rPr>
-                <w:rStyle w:val="VerbatimChar"/>
-              </w:rPr>
-              <w:t xml:space="preserve">= x \|\| "literal"</w:t>
-            </w:r>
-            <w:r>
-              <w:t xml:space="preserve">). Go has no</w:t>
-            </w:r>
-            <w:r>
-              <w:t xml:space="preserve"> </w:t>
-            </w:r>
-            <w:r>
-              <w:rPr>
-                <w:rStyle w:val="VerbatimChar"/>
-              </w:rPr>
-              <w:t xml:space="preserve">catch</w:t>
-            </w:r>
-            <w:r>
-              <w:t xml:space="preserve"> </w:t>
-            </w:r>
-            <w:r>
-              <w:t xml:space="preserve">keyword, so neither matcher CAN fire on Go by construction. NEEDLE TEST, BOTH ARMS (planted / rc / result): Python 2 / 1 / SEEN · TypeScript 1 / 1 / SEEN · Java 1 / 1 / SEEN ·</w:t>
-            </w:r>
-            <w:r>
-              <w:t xml:space="preserve"> </w:t>
-            </w:r>
-            <w:r>
-              <w:rPr>
-                <w:b/>
-                <w:bCs/>
-              </w:rPr>
-              <w:t xml:space="preserve">Go 6 / 0 / NOT SEEN — PASS</w:t>
-            </w:r>
-            <w:r>
-              <w:t xml:space="preserve"> </w:t>
-            </w:r>
-            <w:r>
-              <w:t xml:space="preserve">· Rust 2 / 0 / NOT SEEN · Ruby 1 / 0 / NOT SEEN · C 2 / 0 / NOT SEEN. Go is ONE OF FIVE BLIND EXTENSIONS, not a special case. The Go needle is real code: go build rc=0, go vet rc=0, gofmt -e clean. THE DECISIVE DISCRIMINATOR — same bytes, extension changed: .zig (NOT enumerated) →</w:t>
-            </w:r>
-            <w:r>
-              <w:t xml:space="preserve"> </w:t>
-            </w:r>
-            <w:r>
-              <w:t xml:space="preserve">“SKIP — topology_unsupported”</w:t>
-            </w:r>
-            <w:r>
-              <w:t xml:space="preserve">; .go (enumerated) →</w:t>
-            </w:r>
-            <w:r>
-              <w:t xml:space="preserve"> </w:t>
-            </w:r>
-            <w:r>
-              <w:t xml:space="preserve">“PASS”</w:t>
-            </w:r>
-            <w:r>
-              <w:t xml:space="preserve">. The gate ALREADY OWNS an honest-blindness mechanism and it works correctly; Go routes around it precisely BY BEING ENUMERATED. A scope hole announces itself; this matcher hole prints green. That makes it the worse defect and is why the corrected title leads with it. QUANTIFIED SURFACE (exclusions stated, §11.4.224(E)): using the scanner’s OWN prune list and nothing added — 106 .go files / 20,389 LOC (52 production files / 6,858 LOC). WITH and WITHOUT exclusions the count is 106 == 106; no vendored tree exists, so no unstated exclusion could manufacture a clean number. qBitTorrent-go holds 106 blind files and 0 analysable files — 100% blind — yet invariant 39 counts it among</w:t>
-            </w:r>
-            <w:r>
-              <w:t xml:space="preserve"> </w:t>
-            </w:r>
-            <w:r>
-              <w:t xml:space="preserve">“5 first-party source root(s)”</w:t>
-            </w:r>
-            <w:r>
-              <w:t xml:space="preserve"> </w:t>
-            </w:r>
-            <w:r>
-              <w:t xml:space="preserve">reported clean. DEFECTS THE BLINDNESS HID → filed as BOB-204 (credential DELETE returns unconditional 204 while the .env plaintext delete error is discarded; plus the env_write_failed_db_rolled_back code asserting an unconfirmed rollback). SEPARATE SCOPE HOLE → filed as BOB-205 (cmd/boba-ctl, 947 LOC orchestrator, absent from DANGER_ROOTS entirely). Distinct-but-similar per §11.4.214, deliberately not merged. GOLDEN-FALSE FIXTURE FOR ANY FUTURE GO ARM: internal/jackettapi/auth_middleware.go:45-66 is correctly fail-CLOSED (constant-time compare, 401+return) — a Go arm MUST NOT flag it. LOAD-BEARING §11.4.250 PREDICTION: bolting a naive Go regex arm on will IMMEDIATELY manufacture BOB-189-class false positives in Go —</w:t>
-            </w:r>
-            <w:r>
-              <w:t xml:space="preserve"> </w:t>
-            </w:r>
-            <w:r>
-              <w:rPr>
-                <w:rStyle w:val="VerbatimChar"/>
-              </w:rPr>
-              <w:t xml:space="preserve">if err != nil { return false }</w:t>
-            </w:r>
-            <w:r>
-              <w:t xml:space="preserve"> </w:t>
-            </w:r>
-            <w:r>
-              <w:t xml:space="preserve">in a Go validator is fail-CLOSED. Fixing this as layer N+1 reproduces BOB-189 in a new language. THEREFORE the remediation order is fixed: (1) analyser REGISTRY with an UNANALYSED verdict FIRST — extension→analyser map, unmapped extension reports UNANALYSED never silent PASS, which converts the false null into an honest gap and covers rust/ruby/C too; (2) only then a Go arm, call-site-aware from day one (go/ast, or adopt errcheck/staticcheck rather than hand-rolled regex), shipped with the auth_middleware golden-FALSE. ONE PRIMITIVE, TWO SYMPTOMS: the scanner classifies by local syntactic shape and never consults semantic role — BOB-189 ignores the CALLER’s context (false match), BOB-191 searches for a shape from a DIFFERENT language family (false null). The gate’s own header already concedes the primitive (</w:t>
-            </w:r>
-            <w:r>
-              <w:t xml:space="preserve">“requires real data-flow analysis this gate CANNOT honestly claim”</w:t>
-            </w:r>
-            <w:r>
-              <w:t xml:space="preserve">); what is missing is propagating that concession into PER-LANGUAGE honesty. Keep two tracker items. INSTRUMENT BUG RECORDED, NOT HIDDEN (§11.4.201(12)): the investigation’s first verdict extraction used</w:t>
-            </w:r>
-            <w:r>
-              <w:t xml:space="preserve"> </w:t>
-            </w:r>
-            <w:r>
-              <w:rPr>
-                <w:rStyle w:val="VerbatimChar"/>
-              </w:rPr>
-              <w:t xml:space="preserve">grep -oE 'PASS\|FAIL\|SKIP'</w:t>
-            </w:r>
-            <w:r>
-              <w:t xml:space="preserve">, which matched FAIL inside the gate’s own name (…FAIL-CLOSED) and mislabelled three PASSes. Re-run keyed on exit code; the table above is the corrected run. EVIDENCE: docs/qa/BOB-191/scanner_blindness_investigation_20260826.md (255 lines, §11.4.44 header). No source, gate, or config modified by the investigation. === ROUND-3 PARTIAL FIX, MEASURED 2026-09-25 — STEP (1) OF THE ROUND-2 REMEDIATION ORDER LANDED; STEP (2) STILL OPEN, ACCEPTANCE NOT YET MET === Per the round-2 remediation order, step (1) — the analyser REGISTRY with an honest UNANALYSED verdict — is now implemented and independently re-verified (conductor re-ran the mutation suite from a clean shell, 206/206 green). Step (2) — a real semantic Go arm — is DELIBERATELY DEFERRED, so this item stays Queued: the ACCEPTANCE criterion above (</w:t>
-            </w:r>
-            <w:r>
-              <w:t xml:space="preserve">“its needle is SEEN through the real path”</w:t>
-            </w:r>
-            <w:r>
-              <w:t xml:space="preserve">) is still unmet for Go/Rust/Ruby/C. CORRECTION TO ROUND-2’s OWN FIGURE (§11.4.6, re-verified live, not re-guessed): round-2 said</w:t>
-            </w:r>
-            <w:r>
-              <w:t xml:space="preserve"> </w:t>
-            </w:r>
-            <w:r>
-              <w:t xml:space="preserve">“5 blind extensions (go/rs/rb/c/h)”</w:t>
-            </w:r>
-            <w:r>
-              <w:t xml:space="preserve">. Re-run live against all candidates this round: C++ (.cpp, a genuine empty</w:t>
-            </w:r>
-            <w:r>
-              <w:t xml:space="preserve"> </w:t>
-            </w:r>
-            <w:r>
-              <w:rPr>
-                <w:rStyle w:val="VerbatimChar"/>
-              </w:rPr>
-              <w:t xml:space="preserve">catch(){}</w:t>
-            </w:r>
-            <w:r>
-              <w:t xml:space="preserve">) is SEEN —</w:t>
-            </w:r>
-            <w:r>
-              <w:t xml:space="preserve"> </w:t>
-            </w:r>
-            <w:r>
-              <w:rPr>
-                <w:rStyle w:val="VerbatimChar"/>
-              </w:rPr>
-              <w:t xml:space="preserve">rc=1 FAIL</w:t>
-            </w:r>
-            <w:r>
-              <w:t xml:space="preserve">, already correctly caught. It was never actually blind;</w:t>
-            </w:r>
-            <w:r>
-              <w:t xml:space="preserve"> </w:t>
-            </w:r>
-            <w:r>
-              <w:rPr>
-                <w:rStyle w:val="VerbatimChar"/>
-              </w:rPr>
-              <w:t xml:space="preserve">.h</w:t>
-            </w:r>
-            <w:r>
-              <w:t xml:space="preserve"> </w:t>
-            </w:r>
-            <w:r>
-              <w:t xml:space="preserve">is content-ambiguous (same header extension serves both C and C++) and is not a distinct 5th case.</w:t>
-            </w:r>
-            <w:r>
-              <w:t xml:space="preserve"> </w:t>
-            </w:r>
-            <w:r>
-              <w:rPr>
-                <w:b/>
-                <w:bCs/>
-              </w:rPr>
-              <w:t xml:space="preserve">Exactly 4 languages are structurally blind: Go, Rust, Ruby, C.</w:t>
-            </w:r>
-            <w:r>
-              <w:t xml:space="preserve"> </w:t>
-            </w:r>
-            <w:r>
-              <w:t xml:space="preserve">This narrows, not widens, the round-2 figure. WHAT LANDED (constitution/scripts/gates/cm_dangerous_combination_fail_closed.sh — a constitution-submodule file, inherited by reference; landing it for real still needs the submodule’s own §11.4.26 fetch/pull/push workflow, separate from boba’s commit path): - New</w:t>
-            </w:r>
-            <w:r>
-              <w:t xml:space="preserve"> </w:t>
-            </w:r>
-            <w:r>
-              <w:rPr>
-                <w:rStyle w:val="VerbatimChar"/>
-              </w:rPr>
-              <w:t xml:space="preserve">DANGEROUS_COMBO_UNANALYSED_EXT</w:t>
-            </w:r>
-            <w:r>
-              <w:t xml:space="preserve"> </w:t>
-            </w:r>
-            <w:r>
-              <w:t xml:space="preserve">registry (default</w:t>
-            </w:r>
-            <w:r>
-              <w:t xml:space="preserve"> </w:t>
-            </w:r>
-            <w:r>
-              <w:rPr>
-                <w:rStyle w:val="VerbatimChar"/>
-              </w:rPr>
-              <w:t xml:space="preserve">go rs rb c</w:t>
-            </w:r>
-            <w:r>
-              <w:t xml:space="preserve">). Verdict now has 3 branches: real hits → FAIL (unchanged); zero hits + UNANALYSED files present → new honest</w:t>
-            </w:r>
-            <w:r>
-              <w:t xml:space="preserve"> </w:t>
-            </w:r>
-            <w:r>
-              <w:rPr>
-                <w:rStyle w:val="VerbatimChar"/>
-              </w:rPr>
-              <w:t xml:space="preserve">⚠ NOTE — N file(s) UNANALYSED...</w:t>
-            </w:r>
-            <w:r>
-              <w:t xml:space="preserve"> </w:t>
-            </w:r>
-            <w:r>
-              <w:t xml:space="preserve">+</w:t>
-            </w:r>
-            <w:r>
-              <w:t xml:space="preserve"> </w:t>
-            </w:r>
-            <w:r>
-              <w:rPr>
-                <w:rStyle w:val="VerbatimChar"/>
-              </w:rPr>
-              <w:t xml:space="preserve">PASS (PARTIAL COVERAGE)</w:t>
-            </w:r>
-            <w:r>
-              <w:t xml:space="preserve"> </w:t>
-            </w:r>
-            <w:r>
-              <w:t xml:space="preserve">(still exit 0, advisory — never blocks a build on an unanalysed language); zero hits + zero unanalysed → unchanged original clean-PASS text. -</w:t>
-            </w:r>
-            <w:r>
-              <w:t xml:space="preserve"> </w:t>
-            </w:r>
-            <w:r>
-              <w:rPr>
-                <w:rStyle w:val="VerbatimChar"/>
-              </w:rPr>
-              <w:t xml:space="preserve">scripts/pre_build_verification.sh</w:t>
-            </w:r>
-            <w:r>
-              <w:t xml:space="preserve"> </w:t>
-            </w:r>
-            <w:r>
-              <w:t xml:space="preserve">invariant 39 (boba-owned): fixed to read the UNANALYSED count unconditionally, not only on nonzero exit — otherwise a 100%-UNANALYSED root would still have silently printed</w:t>
-            </w:r>
-            <w:r>
-              <w:t xml:space="preserve"> </w:t>
-            </w:r>
-            <w:r>
-              <w:t xml:space="preserve">“no fail-open anti-pattern across N clean roots”</w:t>
-            </w:r>
-            <w:r>
-              <w:t xml:space="preserve"> </w:t>
-            </w:r>
-            <w:r>
-              <w:t xml:space="preserve">with the caller never seeing the NOTE. - Mutation test extended with 17 new assertions covering Go/Rust/Ruby/C UNANALYSED-branch RED/GREEN, a C++ negative control (still caught, never marked UNANALYSED — the registry must not swallow a working extension), a clean-root negative control, and a mixed-real-hit-not-masked control. Full suite 206/206 (189 pre-existing + 17 new), independently re-run by the conductor from a clean shell. LIVE FULL-REPO RESCAN RESULT (real DANGER_ROOTS, this round): Python backlog unchanged at 59 hits (download-proxy/src:25, plugins:32, scripts:2 — pre-existing, out of scope, advisory since 2026-08-20).</w:t>
-            </w:r>
-            <w:r>
-              <w:t xml:space="preserve"> </w:t>
-            </w:r>
-            <w:r>
-              <w:rPr>
-                <w:b/>
-                <w:bCs/>
-              </w:rPr>
-              <w:t xml:space="preserve">New honest signal: 121 files now reported UNANALYSED</w:t>
-            </w:r>
-            <w:r>
-              <w:t xml:space="preserve"> </w:t>
-            </w:r>
-            <w:r>
-              <w:t xml:space="preserve">(qBitTorrent-go:117, cmd/boba-ctl:4 — BOB-205’s scope hole now visibly folded into the same honest-gap mechanism) instead of silently counting toward</w:t>
-            </w:r>
-            <w:r>
-              <w:t xml:space="preserve"> </w:t>
-            </w:r>
-            <w:r>
-              <w:t xml:space="preserve">“clean.”</w:t>
-            </w:r>
-            <w:r>
-              <w:t xml:space="preserve"> </w:t>
-            </w:r>
-            <w:r>
-              <w:t xml:space="preserve">Zero new FAIL findings in Go — by design; a real Go checker needs call-site-aware semantic analysis, still deferred. WHY STEP (2) STAYS DEFERRED, NOT A REGRESSION: the round-2 §11.4.250 PREDICTION stands unrefuted — a naive Go regex arm would immediately flag</w:t>
-            </w:r>
-            <w:r>
-              <w:t xml:space="preserve"> </w:t>
-            </w:r>
-            <w:r>
-              <w:rPr>
-                <w:rStyle w:val="VerbatimChar"/>
-              </w:rPr>
-              <w:t xml:space="preserve">internal/jackettapi/auth_middleware.go:45-66</w:t>
-            </w:r>
-            <w:r>
-              <w:t xml:space="preserve"> </w:t>
-            </w:r>
-            <w:r>
-              <w:t xml:space="preserve">(the golden-FALSE fixture) as a BOB-189-class false positive. A real arm needs go/ast or an adopted tool (errcheck/staticcheck), shipped WITH that golden-FALSE passing, before it can fire. REMAINING WORK TO CLOSE THIS ITEM: implement the Go semantic arm (go/ast-based or errcheck/staticcheck-adopted) covering the empty-err-block and swallowed-error idioms, verified against the auth_middleware.go golden-FALSE fixture, re-derive qBitTorrent-go’s real result (currently UNKNOWN, honestly reported as such), and triage every real finding as the Python/TS pass already is. Rust/Ruby/C have zero first-party files in boba’s tree today (verified this round) so their own arms are lower priority until such files exist — the UNANALYSED registry already covers them honestly in the meantime. EVIDENCE: docs/qa/BOB-191/closure_evidence_20260925.md (full RED/GREEN transcripts, the C++ correction with live proof, the live full-repo scan table, anti-bluff provenance). State left uncommitted by design (constitution-submodule files need the §11.4.26 workflow, not boba’s commit-push-all.sh).</w:t>
-            </w:r>
-          </w:p>
-        </w:tc>
-      </w:tr>
-      <w:tr>
-        <w:tc>
-          <w:tcPr/>
-          <w:p>
-            <w:pPr>
-              <w:pStyle w:val="Compact"/>
-            </w:pPr>
-            <w:r>
-              <w:t xml:space="preserve">BOB-194</w:t>
-            </w:r>
-          </w:p>
-        </w:tc>
-        <w:tc>
-          <w:tcPr/>
-          <w:p>
-            <w:pPr>
-              <w:pStyle w:val="Compact"/>
-            </w:pPr>
-            <w:r>
-              <w:t xml:space="preserve">Bug</w:t>
-            </w:r>
-          </w:p>
-        </w:tc>
-        <w:tc>
-          <w:tcPr/>
-          <w:p>
-            <w:pPr>
-              <w:pStyle w:val="Compact"/>
-            </w:pPr>
-            <w:r>
-              <w:t xml:space="preserve">In progress</w:t>
-            </w:r>
-          </w:p>
-        </w:tc>
-        <w:tc>
-          <w:tcPr/>
-          <w:p>
-            <w:pPr>
-              <w:pStyle w:val="Compact"/>
-            </w:pPr>
-            <w:r>
-              <w:t xml:space="preserve">—</w:t>
-            </w:r>
-          </w:p>
-        </w:tc>
-        <w:tc>
-          <w:tcPr/>
-          <w:p>
-            <w:pPr>
-              <w:pStyle w:val="Compact"/>
-            </w:pPr>
-            <w:r>
-              <w:t xml:space="preserve">WHAT: agent worktrees under .claude/worktrees/ are ephemeral copies pinned at arbitrary commits - never built, never shipped, deleted when the agent finishes. Pre-build gates that walk the tree with find(1) from the repo root descend into them anyway. MEASURED INSTANCE (2026-08-25): CM-GO-TOOLCHAIN-MATCHES-BUILDER FAILED the main build with exactly one finding, from .claude/worktrees/agent-afda1df906c537ab4 - a worktree 86 commits behind still carrying</w:t>
-            </w:r>
-            <w:r>
-              <w:t xml:space="preserve"> </w:t>
-            </w:r>
-            <w:r>
-              <w:t xml:space="preserve">‘FROM golang:1.23-alpine’</w:t>
-            </w:r>
-            <w:r>
-              <w:t xml:space="preserve"> </w:t>
-            </w:r>
-            <w:r>
-              <w:t xml:space="preserve">against a go.mod long since at 1.26.2. The main tree was CORRECT throughout. Per §11.4.201(1) a false-positive refusal is a FAIL-bluff of equal severity to a false pass: it blocks real work and teaches people to bypass the gate. FIXED FOR ONE GATE:</w:t>
-            </w:r>
-            <w:r>
-              <w:t xml:space="preserve"> </w:t>
-            </w:r>
-            <w:r>
-              <w:t xml:space="preserve">‘.claude’</w:t>
-            </w:r>
-            <w:r>
-              <w:t xml:space="preserve"> </w:t>
-            </w:r>
-            <w:r>
-              <w:t xml:space="preserve">added to that gate’s PRUNE_DIRS with a deterministic §1.1 pair - a stale mismatch inside .claude/worktrees must NOT fail a healthy tree, the SAME mismatch outside it MUST still fail, so the prune cannot widen into blindness (§11.4.201(6)). Mutation verified: reverting the prune fails 2 checks. SURVEY, measured not inferred: 8 of 13 pre_build gates walk the tree; only the fixed one prunes .claude. Gates using</w:t>
-            </w:r>
-            <w:r>
-              <w:t xml:space="preserve"> </w:t>
-            </w:r>
-            <w:r>
-              <w:t xml:space="preserve">‘git ls-files’</w:t>
-            </w:r>
-            <w:r>
-              <w:t xml:space="preserve"> </w:t>
-            </w:r>
-            <w:r>
-              <w:t xml:space="preserve">are structurally immune - worktrees are untracked. Empirically probed: check_cm_closure_seam_binds, check_cm_killpg_pgid_guard and check_cm_no_production_mutation_residue all rc=0 with ZERO worktree references - clean in practice today. UNMEASURED, not clean: check_cm_test_mock_pid_explicit_int and check_cm_test_mock_pid_patched_when_real_pid were not reached before the probe budget expired. HYPOTHESIS REFUTED, recorded so nobody re-walks it: an earlier revision of this item speculated that check_cm_plugin_count’s 90s timeout was caused by walking worktrees. It is NOT. That gate’s find is scoped to $PLUGINS_DIR (check_cm_plugin_count.sh:224), so worktrees are outside its walk entirely. Its slowness is real - still running past 54s on a re-measure - but has a different, still-unidentified cause and belongs to its own item, not this one. ACCEPTANCE: every tree-walking gate either prunes agent scratch or is proven immune by measurement, each with a paired mutation. NOTE the asymmetry that bounds the risk: a stale worktree can only ADD findings to a security-relevant scan (killpg, mutation-residue), never remove them - so the exposure is false refusal and eroded trust, not a missed defect.</w:t>
-            </w:r>
-          </w:p>
-        </w:tc>
-      </w:tr>
-      <w:tr>
-        <w:tc>
-          <w:tcPr/>
-          <w:p>
-            <w:pPr>
-              <w:pStyle w:val="Compact"/>
-            </w:pPr>
-            <w:r>
-              <w:t xml:space="preserve">BOB-196</w:t>
-            </w:r>
-          </w:p>
-        </w:tc>
-        <w:tc>
-          <w:tcPr/>
-          <w:p>
-            <w:pPr>
-              <w:pStyle w:val="Compact"/>
-            </w:pPr>
-            <w:r>
-              <w:t xml:space="preserve">Task</w:t>
-            </w:r>
-          </w:p>
-        </w:tc>
-        <w:tc>
-          <w:tcPr/>
-          <w:p>
-            <w:pPr>
-              <w:pStyle w:val="Compact"/>
-            </w:pPr>
-            <w:r>
-              <w:t xml:space="preserve">Queued</w:t>
-            </w:r>
-          </w:p>
-        </w:tc>
-        <w:tc>
-          <w:tcPr/>
-          <w:p>
-            <w:pPr>
-              <w:pStyle w:val="Compact"/>
-            </w:pPr>
-            <w:r>
-              <w:t xml:space="preserve">—</w:t>
-            </w:r>
-          </w:p>
-        </w:tc>
-        <w:tc>
-          <w:tcPr/>
-          <w:p>
-            <w:pPr>
-              <w:pStyle w:val="Compact"/>
-            </w:pPr>
-            <w:r>
-              <w:t xml:space="preserve">WHAT: the CM-PLUGIN-COUNT pre-build gate takes 189 SECONDS to verify 8 documented counts. Measured 2026-08-25: exceeded a 90s probe budget (rc=124), then a bounded re-run completed at</w:t>
-            </w:r>
-            <w:r>
-              <w:t xml:space="preserve"> </w:t>
-            </w:r>
-            <w:r>
-              <w:t xml:space="preserve">‘rc=0 wall=189s’</w:t>
-            </w:r>
-            <w:r>
-              <w:t xml:space="preserve"> </w:t>
-            </w:r>
-            <w:r>
-              <w:t xml:space="preserve">- it PASSES, it is simply slow. CAUSE, MEASURED NOT GUESSED: the marker loop at check_cm_plugin_count.sh:273-290 iterates EVERY LINE of every governed document and spawns a pipeline per line. Per iteration:</w:t>
-            </w:r>
-            <w:r>
-              <w:t xml:space="preserve"> </w:t>
-            </w:r>
-            <w:r>
-              <w:t xml:space="preserve">‘printf | grep -oE | wc -l | tr -d’</w:t>
-            </w:r>
-            <w:r>
-              <w:t xml:space="preserve"> </w:t>
-            </w:r>
-            <w:r>
-              <w:t xml:space="preserve">(4 processes) plus</w:t>
-            </w:r>
-            <w:r>
-              <w:t xml:space="preserve"> </w:t>
-            </w:r>
-            <w:r>
-              <w:t xml:space="preserve">‘printf | sed -n’</w:t>
-            </w:r>
-            <w:r>
-              <w:t xml:space="preserve"> </w:t>
-            </w:r>
-            <w:r>
-              <w:t xml:space="preserve">(2) = ~6. Governed docs are AGENTS.md 689 + CLAUDE.md 494 + docs/features/Status.md 670 = 1853 lines, so ~11,118 process spawns, measuring ~102 ms/line. Classic per-line-subprocess shell trap. THE IRONY WORTH PRESERVING, because it explains why nobody simplified it: the in-code comment shows</w:t>
-            </w:r>
-            <w:r>
-              <w:t xml:space="preserve"> </w:t>
-            </w:r>
-            <w:r>
-              <w:t xml:space="preserve">‘-oE | wc -l’</w:t>
-            </w:r>
-            <w:r>
-              <w:t xml:space="preserve"> </w:t>
-            </w:r>
-            <w:r>
-              <w:t xml:space="preserve">was chosen DELIBERATELY over</w:t>
-            </w:r>
-            <w:r>
-              <w:t xml:space="preserve"> </w:t>
-            </w:r>
-            <w:r>
-              <w:t xml:space="preserve">‘grep -c’</w:t>
-            </w:r>
-            <w:r>
-              <w:t xml:space="preserve"> </w:t>
-            </w:r>
-            <w:r>
-              <w:t xml:space="preserve">after measuring the §11.4.201(12) footgun - on this host (ugrep 7.8.4)</w:t>
-            </w:r>
-            <w:r>
-              <w:t xml:space="preserve"> </w:t>
-            </w:r>
-            <w:r>
-              <w:t xml:space="preserve">‘grep -coE’</w:t>
-            </w:r>
-            <w:r>
-              <w:t xml:space="preserve"> </w:t>
-            </w:r>
-            <w:r>
-              <w:t xml:space="preserve">returned 3 at top level but 1 inside a</w:t>
-            </w:r>
-            <w:r>
-              <w:t xml:space="preserve"> </w:t>
-            </w:r>
-            <w:r>
-              <w:t xml:space="preserve">‘set -euo pipefail’</w:t>
-            </w:r>
-            <w:r>
-              <w:t xml:space="preserve"> </w:t>
-            </w:r>
-            <w:r>
-              <w:t xml:space="preserve">subshell, a context-dependent reading. The correctness fix is right and must be kept; it is the PER-LINE application of it that costs the three minutes. HYPOTHESIS REFUTED, recorded so nobody re-walks it: this is NOT worktree traversal. The gate’s find is scoped to $PLUGINS_DIR (:224), so the five agent worktrees are outside its walk. That guess was raised on BOB-194 and is dead. LIKELY FIX (unverified, stated as a candidate not a conclusion): pre-filter with ONE grep for lines containing</w:t>
-            </w:r>
-            <w:r>
-              <w:t xml:space="preserve"> </w:t>
-            </w:r>
-            <w:r>
-              <w:t xml:space="preserve">‘CM-PLUGIN-COUNT:’</w:t>
-            </w:r>
-            <w:r>
-              <w:t xml:space="preserve"> </w:t>
-            </w:r>
-            <w:r>
-              <w:t xml:space="preserve">before entering the loop, reducing ~1853 iterations to the ~8 lines that carry a marker, while leaving the per-line parsing logic - and its footgun-avoiding form - completely unchanged. WHY IT MATTERS beyond impatience: this gate is on the pre-build critical path, and CLAUDE.md leans on it as the mechanical authority for the three distinct plugin rosters (43 curated / 43 engines / 12 bootstrap) whose conflation was BOB-149. A gate slow enough to tempt anyone into skipping it protects nothing. ACCEPTANCE: runtime reduced with the counts and the footgun-avoiding parse preserved byte-for-byte in behaviour, proven by the existing paired mutation still biting plus a before/after wall-clock recorded. §11.4.6: nothing here questions the gate’s VERDICTS - only its runtime.</w:t>
-            </w:r>
-          </w:p>
-        </w:tc>
-      </w:tr>
-      <w:tr>
-        <w:tc>
-          <w:tcPr/>
-          <w:p>
-            <w:pPr>
-              <w:pStyle w:val="Compact"/>
-            </w:pPr>
-            <w:r>
-              <w:t xml:space="preserve">BOB-211</w:t>
-            </w:r>
-          </w:p>
-        </w:tc>
-        <w:tc>
-          <w:tcPr/>
-          <w:p>
-            <w:pPr>
-              <w:pStyle w:val="Compact"/>
-            </w:pPr>
-            <w:r>
-              <w:t xml:space="preserve">Bug</w:t>
-            </w:r>
-          </w:p>
-        </w:tc>
-        <w:tc>
-          <w:tcPr/>
-          <w:p>
-            <w:pPr>
-              <w:pStyle w:val="Compact"/>
-            </w:pPr>
-            <w:r>
-              <w:t xml:space="preserve">Queued</w:t>
-            </w:r>
-          </w:p>
-        </w:tc>
-        <w:tc>
-          <w:tcPr/>
-          <w:p>
-            <w:pPr>
-              <w:pStyle w:val="Compact"/>
-            </w:pPr>
-            <w:r>
-              <w:t xml:space="preserve">minor</w:t>
-            </w:r>
-          </w:p>
-        </w:tc>
-        <w:tc>
-          <w:tcPr/>
-          <w:p>
-            <w:pPr>
-              <w:pStyle w:val="Compact"/>
-            </w:pPr>
-            <w:r>
-              <w:t xml:space="preserve">STATUS: LATENT on this host (measured: all six declared locations sit on ONE btrfs mount, fully ownership-expressive) and OPERATOR-GATED for verification. Retained from the dismissed BOB-206 rather than discarded with it, because the scenario is well-founded elsewhere: the declared mount is a udisks auto-mounted REMOVABLE NVMe, so another operator’s portable drive being exFAT or NTFS is entirely ordinary. TWO RESIDUALS: (1) REPAIR-LAYER DIAGNOSIS. On a uid-flattening mount whose flattened uid is NOT the operator, probe_location correctly REFUSES (verified: uid=0 and uid=100999 both refuse). But it then hands ownership_repair.sh a chown that will return EPERM, and nothing in the repair path is fstype-aware — so the operator sees a permission failure whose real remedy is a REMOUNT OPTION, which no message says. Reasoned, NOT proven: the shim used to verify BOB-206 models the stat READ, not the chown WRITE, and cannot settle whether chown actually fails. (2) MODE CONTRACT. vfat flattens MODE via fmask/dmask, so the preserve_mode: true / 600 contract on .env and config/boba.db would be silently unenforceable there. §11.4.10-adjacent: a credential file believed to be 600 that is world-readable by mount option is a leak the mode check cannot see. WHY OPERATOR-GATED: a genuine end-to-end RED needs a real uid-flattening mount. The privilege-free route is bindfs -u</w:t>
-            </w:r>
-            <w:r>
-              <w:t xml:space="preserve"> </w:t>
-            </w:r>
-            <w:r>
-              <w:t xml:space="preserve"> </w:t>
-            </w:r>
-            <w:r>
-              <w:t xml:space="preserve">(FUSE; fusermount IS present and user_allow_other IS set) — but bindfs is ABSENT on this host, as are mkfs.vfat and losetup. So verification needs either a bindfs install or a privileged loopback mount. Neither was attempted (§11.4.21 — high-blast-radius host mutation is operator-gated). ALSO RECORDED: NO test anywhere exercises a uid-flattening filesystem — vfat/exfat/ntfs/flatten/loopback/mkfs/losetup/bindfs/fusermount all measure 0 across the three ownership test files, needle-proven (probe_location = 3 hits through the same instrument). ACCEPTANCE: (1) operator decides whether to install bindfs or provide a privileged loopback so the RED can be built; (2) if verified, the repair path gains fstype-aware diagnosis naming the remount remedy; (3) the mode contract either detects mode-flattening mounts and refuses, or documents honestly that it cannot be enforced there. DISCOVERY CHANNEL (§11.4.238): retained residual from the BOB-206 verification stream.</w:t>
-            </w:r>
-          </w:p>
-        </w:tc>
-      </w:tr>
-      <w:tr>
-        <w:tc>
-          <w:tcPr/>
-          <w:p>
-            <w:pPr>
-              <w:pStyle w:val="Compact"/>
-            </w:pPr>
-            <w:r>
-              <w:t xml:space="preserve">BOB-219</w:t>
-            </w:r>
-          </w:p>
-        </w:tc>
-        <w:tc>
-          <w:tcPr/>
-          <w:p>
-            <w:pPr>
-              <w:pStyle w:val="Compact"/>
-            </w:pPr>
-            <w:r>
-              <w:t xml:space="preserve">Bug</w:t>
-            </w:r>
-          </w:p>
-        </w:tc>
-        <w:tc>
-          <w:tcPr/>
-          <w:p>
-            <w:pPr>
-              <w:pStyle w:val="Compact"/>
-            </w:pPr>
-            <w:r>
-              <w:t xml:space="preserve">In progress</w:t>
-            </w:r>
-          </w:p>
-        </w:tc>
-        <w:tc>
-          <w:tcPr/>
-          <w:p>
-            <w:pPr>
-              <w:pStyle w:val="Compact"/>
-            </w:pPr>
-            <w:r>
-              <w:t xml:space="preserve">major</w:t>
-            </w:r>
-          </w:p>
-        </w:tc>
-        <w:tc>
-          <w:tcPr/>
-          <w:p>
-            <w:pPr>
-              <w:pStyle w:val="Compact"/>
-            </w:pPr>
-            <w:r>
-              <w:t xml:space="preserve">WHAT, conductor-verified: docs/guides/tracker-credentials.md is TRACKED. Its §11.4.65-mandated export twins docs/guides/tracker-credentials.html and .pdf both EXIST ON DISK, are NOT tracked, and ARE ignored — matched by the .gitignore</w:t>
-            </w:r>
-            <w:r>
-              <w:t xml:space="preserve"> </w:t>
-            </w:r>
-            <w:r>
-              <w:rPr>
-                <w:i/>
-                <w:iCs/>
-              </w:rPr>
-              <w:t xml:space="preserve">credentials</w:t>
-            </w:r>
-            <w:r>
-              <w:t xml:space="preserve"> </w:t>
-            </w:r>
-            <w:r>
-              <w:t xml:space="preserve">deny-all at :31. The .md is rescued by an explicit allowlist entry at :38; nobody added entries for the twins. WHY IT IS A LIVE VIOLATION AND NOT A HYPOTHETICAL: §11.4.65 requires every in-scope Markdown document to carry synchronized .html/.pdf siblings, and §11.4.212 requires every §11.4.65-scope doc to be reachable from the README. Two artifacts that exist locally but can never be committed are, from any fresh clone, ABSENT — so every clone of this repository has a tracker-credentials guide with no exports, while the authoring host looks complete. The divergence is invisible on the machine that would notice it. WHY NOBODY SAW IT: this is a §11.4.201(6) FALSE-NULL of the BOB-212 class. git status never listed the twins, so no gate and no author had a signal. The blind instrument and the clean tree return the identical quiet zero. ANOTHER INSTANCE OF THE SAME MECHANISM, filed here rather than separately because it is one fix: docs/qa/BOB-124/evidence/loginctl_user_state.txt is swallowed by *_user* at .gitignore:~55 and is therefore uncommitted §11.4.83 QA evidence. Its SIBLINGS IN THE SAME DIRECTORY — user1000_grepped.log, user_scope_events_head.log, user_service_lifecycle.log — ARE tracked, saved only by the robust glob negation !docs/qa/**/*.log. That one file is lost purely because it is .txt rather than .log. The pattern is exact: robust glob negations hold; per-file and per-extension rescues leak. ACCEPTANCE: (1) both twins become trackable and are committed alongside their .md; (2) the BOB-124 .txt evidence likewise; (3) whichever BOB-212 fix direction is chosen, it MUST cover these — a fix that closes the future-swallow while leaving these three artifacts permanently uncommittable has addressed the mechanism and not the damage; (4) a check that a tracked .md in §11.4.65 scope has COMMITTABLE twins, so this class cannot recur silently. DISCOVERY CHANNEL (§11.4.238): found by the BOB-212 blast-radius sweep — and only on its SECOND pass. The first pass filtered by a source-extension set that omitted .pdf, which hid this finding entirely; the agent re-ran with no extension filter over all 420 non-artifact paths and recorded the blind spot rather than shipping the first number. Worth keeping: an extension allowlist is itself a false-null generator, which is the same shape as the defect being investigated. === ROUND-2 PARTIAL CLOSURE, MEASURED 2026-09-25 — criterion 1 already done, criterion 2 unsatisfiable, criteria 3+4 done ONLY for the .md-export-twin class === Independently re-verified via</w:t>
-            </w:r>
-            <w:r>
-              <w:t xml:space="preserve"> </w:t>
-            </w:r>
-            <w:r>
-              <w:rPr>
-                <w:rStyle w:val="VerbatimChar"/>
-              </w:rPr>
-              <w:t xml:space="preserve">git check-ignore -v</w:t>
-            </w:r>
-            <w:r>
-              <w:t xml:space="preserve"> </w:t>
-            </w:r>
-            <w:r>
-              <w:t xml:space="preserve">on all three named artifacts: CRITERION 1 (tracker-credentials.{html,pdf} twins committable) — ALREADY DONE, pre-dating this round: commit 9f6f517 already added</w:t>
-            </w:r>
-            <w:r>
-              <w:t xml:space="preserve"> </w:t>
-            </w:r>
-            <w:r>
-              <w:rPr>
-                <w:rStyle w:val="VerbatimChar"/>
-              </w:rPr>
-              <w:t xml:space="preserve">!docs/guides/tracker-credentials.{html,pdf}</w:t>
-            </w:r>
-            <w:r>
-              <w:t xml:space="preserve"> </w:t>
-            </w:r>
-            <w:r>
-              <w:t xml:space="preserve">rescue lines (.gitignore:49-54); both are tracked and clean. Nothing to do. CRITERION 2 (BOB-124 loginctl_user_state.txt trackable) — CLOSED AS UNSATISFIABLE. The file does not exist on disk, has ZERO trace in</w:t>
-            </w:r>
-            <w:r>
-              <w:t xml:space="preserve"> </w:t>
-            </w:r>
-            <w:r>
-              <w:rPr>
-                <w:rStyle w:val="VerbatimChar"/>
-              </w:rPr>
-              <w:t xml:space="preserve">git log --all --diff-filter=A -- "*loginctl_user_state*"</w:t>
-            </w:r>
-            <w:r>
-              <w:t xml:space="preserve">, and is absent from the entire working tree. Its .log siblings in the same directory ARE tracked (rescued by the existing</w:t>
-            </w:r>
-            <w:r>
-              <w:t xml:space="preserve"> </w:t>
-            </w:r>
-            <w:r>
-              <w:rPr>
-                <w:rStyle w:val="VerbatimChar"/>
-              </w:rPr>
-              <w:t xml:space="preserve">!docs/qa/**/*.log</w:t>
-            </w:r>
-            <w:r>
-              <w:t xml:space="preserve"> </w:t>
-            </w:r>
-            <w:r>
-              <w:t xml:space="preserve">negation), confirming the file was lost purely by having a .txt extension, exactly as the original report claimed — but there is no recovery path and no legitimate way to</w:t>
-            </w:r>
-            <w:r>
-              <w:t xml:space="preserve"> </w:t>
-            </w:r>
-            <w:r>
-              <w:t xml:space="preserve">“make it trackable”</w:t>
-            </w:r>
-            <w:r>
-              <w:t xml:space="preserve"> </w:t>
-            </w:r>
-            <w:r>
-              <w:t xml:space="preserve">without fabricating QA evidence, which is itself an anti-bluff violation. This criterion is permanently closed, not deferred. CRITERION 3 (general mechanism preventing recurrence) — PARTIALLY closed. A new guard (see criterion 4) closes the class criterion 1 exemplified: a TRACKED .md file whose §11.4.65 export twin is gitignore-swallowed. It does NOT close the class criterion 2 exemplified: a NON-.md QA-evidence file (any extension) swallowed by an unrelated gitignore pattern. Extending the existing</w:t>
-            </w:r>
-            <w:r>
-              <w:t xml:space="preserve"> </w:t>
-            </w:r>
-            <w:r>
-              <w:rPr>
-                <w:rStyle w:val="VerbatimChar"/>
-              </w:rPr>
-              <w:t xml:space="preserve">!docs/qa/**/*.log</w:t>
-            </w:r>
-            <w:r>
-              <w:t xml:space="preserve"> </w:t>
-            </w:r>
-            <w:r>
-              <w:t xml:space="preserve">negation to also cover</w:t>
-            </w:r>
-            <w:r>
-              <w:t xml:space="preserve"> </w:t>
-            </w:r>
-            <w:r>
-              <w:rPr>
-                <w:rStyle w:val="VerbatimChar"/>
-              </w:rPr>
-              <w:t xml:space="preserve">.txt</w:t>
-            </w:r>
-            <w:r>
-              <w:t xml:space="preserve"> </w:t>
-            </w:r>
-            <w:r>
-              <w:t xml:space="preserve">was concretely measured this round and PROVEN UNSAFE for this project:</w:t>
-            </w:r>
-            <w:r>
-              <w:t xml:space="preserve"> </w:t>
-            </w:r>
-            <w:r>
-              <w:rPr>
-                <w:rStyle w:val="VerbatimChar"/>
-              </w:rPr>
-              <w:t xml:space="preserve">.gitignore</w:t>
-            </w:r>
-            <w:r>
-              <w:t xml:space="preserve"> </w:t>
-            </w:r>
-            <w:r>
-              <w:t xml:space="preserve">documents</w:t>
-            </w:r>
-            <w:r>
-              <w:t xml:space="preserve"> </w:t>
-            </w:r>
-            <w:r>
-              <w:rPr>
-                <w:rStyle w:val="VerbatimChar"/>
-              </w:rPr>
-              <w:t xml:space="preserve">cookies_*.txt</w:t>
-            </w:r>
-            <w:r>
-              <w:t xml:space="preserve"> </w:t>
-            </w:r>
-            <w:r>
-              <w:t xml:space="preserve">as this repo’s own secret-file naming convention, and a scratch-tree experiment confirmed a</w:t>
-            </w:r>
-            <w:r>
-              <w:t xml:space="preserve"> </w:t>
-            </w:r>
-            <w:r>
-              <w:rPr>
-                <w:rStyle w:val="VerbatimChar"/>
-              </w:rPr>
-              <w:t xml:space="preserve">.txt</w:t>
-            </w:r>
-            <w:r>
-              <w:t xml:space="preserve">-wide rescue would also un-ignore</w:t>
-            </w:r>
-            <w:r>
-              <w:t xml:space="preserve"> </w:t>
-            </w:r>
-            <w:r>
-              <w:rPr>
-                <w:rStyle w:val="VerbatimChar"/>
-              </w:rPr>
-              <w:t xml:space="preserve">cookies_rutracker.txt</w:t>
-            </w:r>
-            <w:r>
-              <w:t xml:space="preserve"> </w:t>
-            </w:r>
-            <w:r>
-              <w:t xml:space="preserve">/</w:t>
-            </w:r>
-            <w:r>
-              <w:t xml:space="preserve"> </w:t>
-            </w:r>
-            <w:r>
-              <w:rPr>
-                <w:rStyle w:val="VerbatimChar"/>
-              </w:rPr>
-              <w:t xml:space="preserve">RUTRACKER_session.txt</w:t>
-            </w:r>
-            <w:r>
-              <w:t xml:space="preserve"> </w:t>
-            </w:r>
-            <w:r>
-              <w:t xml:space="preserve">/</w:t>
-            </w:r>
-            <w:r>
-              <w:t xml:space="preserve"> </w:t>
-            </w:r>
-            <w:r>
-              <w:rPr>
-                <w:rStyle w:val="VerbatimChar"/>
-              </w:rPr>
-              <w:t xml:space="preserve">my_password.txt</w:t>
-            </w:r>
-            <w:r>
-              <w:t xml:space="preserve"> </w:t>
-            </w:r>
-            <w:r>
-              <w:t xml:space="preserve">— real credential-shaped files already relying on that exact pattern staying broad. This candidate fix is now closed off with evidence rather than left for a future session to re-attempt and re-measure. THE REMAINING GAP: a general mechanism for</w:t>
-            </w:r>
-            <w:r>
-              <w:t xml:space="preserve"> </w:t>
-            </w:r>
-            <w:r>
-              <w:t xml:space="preserve">“a QA-evidence file legitimately meant to be tracked gets silently swallowed by a broad secret-shaped-filename gitignore pattern, distinguished from an actual secret file”</w:t>
-            </w:r>
-            <w:r>
-              <w:t xml:space="preserve"> </w:t>
-            </w:r>
-            <w:r>
-              <w:t xml:space="preserve">remains genuinely open — it needs a smarter signal than file extension (e.g. content-sniffing, or an explicit per-file allowlist-on-creation discipline) that this round did not attempt to design, since inventing one hastily risked exactly the credential-leak class the constraint exists to prevent. CRITERION 4 (a check exists) — DONE for the .md-export-twin class. New gate</w:t>
-            </w:r>
-            <w:r>
-              <w:t xml:space="preserve"> </w:t>
-            </w:r>
-            <w:r>
-              <w:rPr>
-                <w:rStyle w:val="VerbatimChar"/>
-              </w:rPr>
-              <w:t xml:space="preserve">scripts/pre_build/check_md_export_twins_committable.sh</w:t>
-            </w:r>
-            <w:r>
-              <w:t xml:space="preserve"> </w:t>
-            </w:r>
-            <w:r>
-              <w:t xml:space="preserve">+ self-validated test</w:t>
-            </w:r>
-            <w:r>
-              <w:t xml:space="preserve"> </w:t>
-            </w:r>
-            <w:r>
-              <w:rPr>
-                <w:rStyle w:val="VerbatimChar"/>
-              </w:rPr>
-              <w:t xml:space="preserve">tests/pre_build/test_check_md_export_twins_committable.sh</w:t>
-            </w:r>
-            <w:r>
-              <w:t xml:space="preserve"> </w:t>
-            </w:r>
-            <w:r>
-              <w:t xml:space="preserve">(7 arms: RED, GREEN, 2 golden-FALSE, fail-closed x3, real-repo run, §1.1 paired mutation — all independently re-run and confirmed passing by the conductor). Wired into scripts/pre_build_verification.sh as invariant 58/58 (CM-MD-EXPORT-TWINS-COMMITTABLE), mirroring the sibling CM-GITIGNORE-SWALLOW-GUARD (BOB-212) pattern exactly — BLOCKING, not advisory, since it is a pure tree-scan needing no live stack. REMAINING WORK TO FULLY CLOSE THIS ITEM: design and implement the criterion-3 residual — a mechanism distinguishing</w:t>
-            </w:r>
-            <w:r>
-              <w:t xml:space="preserve"> </w:t>
-            </w:r>
-            <w:r>
-              <w:t xml:space="preserve">“a legitimate QA-evidence file lost to a secret-shaped gitignore pattern”</w:t>
-            </w:r>
-            <w:r>
-              <w:t xml:space="preserve"> </w:t>
-            </w:r>
-            <w:r>
-              <w:t xml:space="preserve">from</w:t>
-            </w:r>
-            <w:r>
-              <w:t xml:space="preserve"> </w:t>
-            </w:r>
-            <w:r>
-              <w:t xml:space="preserve">“an actual secret correctly caught by that pattern”</w:t>
-            </w:r>
-            <w:r>
-              <w:t xml:space="preserve"> </w:t>
-            </w:r>
-            <w:r>
-              <w:t xml:space="preserve">— without narrowing the existing credential-protecting globs. Until then this item stays Queued; criteria 1/2/4 are genuinely done, criterion 3 is genuinely partial. EVIDENCE: docs/qa/BOB-219/closure_evidence_20260925.md (full command transcripts: before/after git check-ignore, the .txt-wide-rescue safety experiment, 7-arm test output, standalone gate invocation against the real repo).</w:t>
-            </w:r>
-          </w:p>
-        </w:tc>
-      </w:tr>
-      <w:tr>
-        <w:tc>
-          <w:tcPr/>
-          <w:p>
-            <w:pPr>
-              <w:pStyle w:val="Compact"/>
-            </w:pPr>
-            <w:r>
-              <w:t xml:space="preserve">BOB-223</w:t>
-            </w:r>
-          </w:p>
-        </w:tc>
-        <w:tc>
-          <w:tcPr/>
-          <w:p>
-            <w:pPr>
-              <w:pStyle w:val="Compact"/>
-            </w:pPr>
-            <w:r>
-              <w:t xml:space="preserve">Bug</w:t>
-            </w:r>
-          </w:p>
-        </w:tc>
-        <w:tc>
-          <w:tcPr/>
-          <w:p>
-            <w:pPr>
-              <w:pStyle w:val="Compact"/>
-            </w:pPr>
-            <w:r>
-              <w:t xml:space="preserve">Queued</w:t>
-            </w:r>
-          </w:p>
-        </w:tc>
-        <w:tc>
-          <w:tcPr/>
-          <w:p>
-            <w:pPr>
-              <w:pStyle w:val="Compact"/>
-            </w:pPr>
-            <w:r>
-              <w:t xml:space="preserve">major</w:t>
-            </w:r>
-          </w:p>
-        </w:tc>
-        <w:tc>
-          <w:tcPr/>
-          <w:p>
-            <w:pPr>
-              <w:pStyle w:val="Compact"/>
-            </w:pPr>
-            <w:r>
-              <w:t xml:space="preserve">WHAT, both conductor-verified with control needles: CM-SCRIPT-DOCS-SYNC occurrences in scripts/pre_build_verification.sh = 0 (control needle CM-MARKDOWN-EXPORT-SYNC = 6, so the instrument sees). §11.4.44 revision-header enforcement likewise 0 hits (control needle 3). Neither §11.4.18’s companion-doc mandate nor §11.4.44’s revision header is enforced by any invariant. THE PERVERSE CONSEQUENCE, MEASURED: a new script with NO companion doc passes the gate. Writing the companion doc that §11.4.18 MANDATES creates docs/scripts/</w:t>
-            </w:r>
-            <w:r>
-              <w:t xml:space="preserve">.md, which invariant 16 (CM-MARKDOWN-EXPORT-SYNC) then requires to have .html and .pdf twins — and their absence is a BLOCKING failure. This session hit it exactly: docs/scripts/test_gitignore_swallow_is_loud.{html,pdf} are missing and are two of invariant 16’s six violations. So the gate’s incentive gradient points AWAY from the constitution: complying with §11.4.18 is punished, ignoring it is free. That is worse than an ungated rule — it is a rule the machinery actively discourages. §11.4.227 IS THE GOVERNING ANCHOR: a named gate that exists only in prose is gate debt, and the ledger of unimplemented CM-* names must be monotone-decreasing. CM-SCRIPT-DOCS-SYNC is named in §11.4.18’s own text and implemented nowhere — one concrete row of exactly the 58%-unimplemented population §11.4.227 was minted to shrink. ACCEPTANCE: (1) either CM-SCRIPT-DOCS-SYNC is implemented, or it is registered as a deferral pointing at a tracked §11.4.197 item — silent absence is what §11.4.227 forbids; (2) same for §11.4.44’s header check; (3) whichever is chosen, the incentive inversion is closed: it must never be cheaper to skip a mandated doc than to write one — if invariant 16 will demand twins, the doc-creation path must produce them, or invariant 16 must scope out docs/scripts until it can; (4) a paired §1.1 mutation per gate implemented. HONEST NOTE ON SCOPE: this item does not argue §11.4.18 should be enforced immediately — that is an operator call about gate debt priority (§11.4.66). It argues the CURRENT state is incoherent: an unenforced mandate whose observance triggers a different gate’s failure. Either enforce both ends or neither. DISCOVERY CHANNEL (§11.4.238): found by the T042 readiness preflight while explaining why a new file broke invariant 16. Not by the automated QA regime.</w:t>
-            </w:r>
-          </w:p>
-        </w:tc>
-      </w:tr>
-      <w:tr>
-        <w:tc>
-          <w:tcPr/>
-          <w:p>
-            <w:pPr>
-              <w:pStyle w:val="Compact"/>
-            </w:pPr>
-            <w:r>
-              <w:t xml:space="preserve">BOB-231</w:t>
-            </w:r>
-          </w:p>
-        </w:tc>
-        <w:tc>
-          <w:tcPr/>
-          <w:p>
-            <w:pPr>
-              <w:pStyle w:val="Compact"/>
-            </w:pPr>
-            <w:r>
-              <w:t xml:space="preserve">Task</w:t>
-            </w:r>
-          </w:p>
-        </w:tc>
-        <w:tc>
-          <w:tcPr/>
-          <w:p>
-            <w:pPr>
-              <w:pStyle w:val="Compact"/>
-            </w:pPr>
-            <w:r>
-              <w:t xml:space="preserve">Queued</w:t>
-            </w:r>
-          </w:p>
-        </w:tc>
-        <w:tc>
-          <w:tcPr/>
-          <w:p>
-            <w:pPr>
-              <w:pStyle w:val="Compact"/>
-            </w:pPr>
-            <w:r>
-              <w:t xml:space="preserve">Major</w:t>
-            </w:r>
-          </w:p>
-        </w:tc>
-        <w:tc>
-          <w:tcPr/>
-          <w:p>
-            <w:pPr>
-              <w:pStyle w:val="Compact"/>
-            </w:pPr>
-            <w:r>
-              <w:t xml:space="preserve">BOB-227 measured 3 of 4 artifacts of the CM-LAN-ROUTES-AUTHENTICATED gate untracked in git; criterion 1 (commit them) was already resolved by an unrelated prior commit before this session, closed 2026-09-23. Criterion 2 was NOT addressed:</w:t>
-            </w:r>
-            <w:r>
-              <w:t xml:space="preserve"> </w:t>
-            </w:r>
-            <w:r>
-              <w:t xml:space="preserve">‘a gate asserting that every executable a pre-build invariant invokes is itself tracked’</w:t>
-            </w:r>
-            <w:r>
-              <w:t xml:space="preserve"> </w:t>
-            </w:r>
-            <w:r>
-              <w:t xml:space="preserve">– a general mechanism preventing this whole CLASS of defect (a pre-build gate’s own implementation files shipping untracked, invisible to a fresh clone, no committed baseline for round-over-round diffs) from recurring for ANY future gate, not merely this one. ACCEPTANCE: (1) enumerate every file path scripts/pre_build_verification.sh invokes (via bash/timeout/python3 calls to scripts under scripts/pre_build/, plus every tests/pre_build/</w:t>
-            </w:r>
-            <w:r>
-              <w:rPr>
-                <w:i/>
-                <w:iCs/>
-              </w:rPr>
-              <w:t xml:space="preserve">.sh and tests/hooks/</w:t>
-            </w:r>
-            <w:r>
-              <w:t xml:space="preserve">.sh it runs) – likely via a static grep/parse of pre_build_verification.sh itself, or a runtime trace; (2) assert every one of those paths is git-tracked (git ls-files –error-unmatch); (3) wire this as a new pre-build invariant so a future untracked gate implementation is caught immediately, not discovered independently weeks later; (4) a RED test creating an untracked fake gate-invocation target and asserting the new check fails on it, GREEN once the mechanism exists and the fake target is either removed or tracked.</w:t>
-            </w:r>
-          </w:p>
-        </w:tc>
-      </w:tr>
-      <w:tr>
-        <w:tc>
-          <w:tcPr/>
-          <w:p>
-            <w:pPr>
-              <w:pStyle w:val="Compact"/>
-            </w:pPr>
-            <w:r>
-              <w:t xml:space="preserve">BOB-235</w:t>
-            </w:r>
-          </w:p>
-        </w:tc>
-        <w:tc>
-          <w:tcPr/>
-          <w:p>
-            <w:pPr>
-              <w:pStyle w:val="Compact"/>
-            </w:pPr>
-            <w:r>
-              <w:t xml:space="preserve">Bug</w:t>
-            </w:r>
-          </w:p>
-        </w:tc>
-        <w:tc>
-          <w:tcPr/>
-          <w:p>
-            <w:pPr>
-              <w:pStyle w:val="Compact"/>
-            </w:pPr>
-            <w:r>
-              <w:t xml:space="preserve">Operator-blocked</w:t>
-            </w:r>
-          </w:p>
-        </w:tc>
-        <w:tc>
-          <w:tcPr/>
-          <w:p>
-            <w:pPr>
-              <w:pStyle w:val="Compact"/>
-            </w:pPr>
-            <w:r>
-              <w:t xml:space="preserve">—</w:t>
-            </w:r>
-          </w:p>
-        </w:tc>
-        <w:tc>
-          <w:tcPr/>
-          <w:p>
-            <w:pPr>
-              <w:pStyle w:val="Compact"/>
-            </w:pPr>
-            <w:r>
-              <w:t xml:space="preserve">Live kinozal credential test reports authenticated=False, status=</w:t>
-            </w:r>
-            <w:r>
-              <w:t xml:space="preserve">‘empty’</w:t>
-            </w:r>
-            <w:r>
-              <w:t xml:space="preserve">, error=’’ (found 2026-09-23). ROOT CAUSES (docs/qa/BOB-235/investigation_20260923.md): (A) operator/environment: kinozal.tv publishes A record 127.0.0.1 (host, container, DoH Cloudflare+Google all agree; rutracker.org resolves normally as control), KINOZAL_MIRRORS is empty so search.py falls back to kinozal.tv; the live mirror kinozal.guru answers every non-browser client with a Cloudflare 403</w:t>
-            </w:r>
-            <w:r>
-              <w:t xml:space="preserve"> </w:t>
-            </w:r>
-            <w:r>
-              <w:t xml:space="preserve">‘Just a moment’</w:t>
-            </w:r>
-            <w:r>
-              <w:t xml:space="preserve"> </w:t>
-            </w:r>
-            <w:r>
-              <w:t xml:space="preserve">challenge (login POST, curl, aiohttp, operator cookies with two user-agents; no cf_clearance cookie; KINOZAL_COOKIES is loaded into the container but no code reads it). (B) code defect FIXED under TDD (RED 2 failed/1 passed, GREEN 19 passed): _search_kinozal’s except branch only logged and stashed no diagnostic, so the chip read empty with error=None; it now stashes error_type +</w:t>
-            </w:r>
-            <w:r>
-              <w:t xml:space="preserve"> </w:t>
-            </w:r>
-            <w:r>
-              <w:t xml:space="preserve">‘Kinozal request failed:</w:t>
-            </w:r>
-            <w:r>
-              <w:t xml:space="preserve"> </w:t>
-            </w:r>
-            <w:r>
-              <w:t xml:space="preserve">’</w:t>
-            </w:r>
-            <w:r>
-              <w:t xml:space="preserve">. Needs ./start.sh –reload-python to be live. Credential validity is UNKNOWN (no request ever reached a login endpoint) - do not rotate credentials on this evidence. Operator-Block-Details: WHAT: choose (1) reachable domain - set KINOZAL_MIRRORS=https://kinozal.guru + ./start.sh –recreate, or change the roster primary in trackers.py; (2) how to pass the Cloudflare challenge - FlareSolverr (not deployed), cf_clearance cookie + code that actually reads KINOZAL_COOKIES, Jackett’s kinozal indexer, or mark kinozal operator-blocked; (3) optionally re-export a kinozal-only cookie file. WHY: every agent-reachable path was exhausted - DNS, mirrors, login POST, cookies, env propagation all measured. UNBLOCK CONDITION: the live test authenticates or the operator marks kinozal unsupported. WHO: repository operator.</w:t>
-            </w:r>
-          </w:p>
-        </w:tc>
-      </w:tr>
-      <w:tr>
-        <w:tc>
-          <w:tcPr/>
-          <w:p>
-            <w:pPr>
-              <w:pStyle w:val="Compact"/>
-            </w:pPr>
-            <w:r>
-              <w:t xml:space="preserve">BOB-237</w:t>
-            </w:r>
-          </w:p>
-        </w:tc>
-        <w:tc>
-          <w:tcPr/>
-          <w:p>
-            <w:pPr>
-              <w:pStyle w:val="Compact"/>
-            </w:pPr>
-            <w:r>
-              <w:t xml:space="preserve">Bug</w:t>
-            </w:r>
-          </w:p>
-        </w:tc>
-        <w:tc>
-          <w:tcPr/>
-          <w:p>
-            <w:pPr>
-              <w:pStyle w:val="Compact"/>
-            </w:pPr>
-            <w:r>
-              <w:t xml:space="preserve">Queued</w:t>
-            </w:r>
-          </w:p>
-        </w:tc>
-        <w:tc>
-          <w:tcPr/>
-          <w:p>
-            <w:pPr>
-              <w:pStyle w:val="Compact"/>
-            </w:pPr>
-            <w:r>
-              <w:t xml:space="preserve">high</w:t>
-            </w:r>
-          </w:p>
-        </w:tc>
-        <w:tc>
-          <w:tcPr/>
-          <w:p>
-            <w:pPr>
-              <w:pStyle w:val="Compact"/>
-            </w:pPr>
-            <w:r>
-              <w:t xml:space="preserve">WHAT: CM-GATE-LEDGER-RATCHET (§11.4.227(A)) FAILED the pre-build sweep during this session’s batch-15 commit attempt: unimplemented=414 exceeds the checked-in baseline=403 in constitution/scripts/gates/gate_ledger_baseline.txt. This is a HARD, blocking FAIL (unlike the other gate findings surfaced in the same sweep, which are all explicitly ADVISORY/non-blocking per §11.4.234). INVESTIGATION (§11.4.102): the four newest anchors this session’s constitution pull brought in (§11.4.268 tamper-evident evidence chain, §11.4.269 critic/consensus advisory-only ban, §11.4.270 dependency-existence-verdict register, §11.4.271 waiver mechanism) were checked FIRST as the likely cause, since they are the most recently landed (2026-08-26) and each names several recommended mechanism gates in its own text. RULED OUT: every one of those gates’ names (CM-CRITIC-CONSENSUS-ADVISORY-ONLY, CM-DEPENDENCY-EXISTENCE-VERDICT-REGISTER, CM-EVIDENCE-CHAIN-ANCHOR-CATCHES-RECOMPUTE-AND-TRUNCATION, CM-EVIDENCE-CHAIN-DELETE-REORDER-DETECTED, CM-EVIDENCE-CHAIN-INCOMPLETE-VERIFICATION-REFUSES, CM-WAIVER-ROSTERED-EXPIRY-TRACKED) is already correctly registered DEFERRED against an OWED-GATE-NNN tracked item, and each anchor’s own §11.4.227(B) propagation gate is IMPLEMENTED. So this batch of new anchors did NOT introduce the ratchet violation. The full ledger run (docs/qa/BOB-237/unimplemented_gates_snapshot_20260925.txt, 414 lines, captured verbatim from</w:t>
-            </w:r>
-            <w:r>
-              <w:t xml:space="preserve"> </w:t>
-            </w:r>
-            <w:r>
-              <w:rPr>
-                <w:rStyle w:val="VerbatimChar"/>
-              </w:rPr>
-              <w:t xml:space="preserve">bash constitution/scripts/gates/cm_gate_ledger_ratchet.sh</w:t>
-            </w:r>
-            <w:r>
-              <w:t xml:space="preserve">) shows the total current state is 414 UNIMPLEMENTED + 121 IMPLEMENTED + 73 DEFERRED. The checked-in baseline (403) was last legitimately bumped by commit 34e42f0 (</w:t>
-            </w:r>
-            <w:r>
-              <w:t xml:space="preserve">“cite the §11.4.209 gate rename, bump baseline 397-&gt;403”</w:t>
-            </w:r>
-            <w:r>
-              <w:t xml:space="preserve">) — some point after that, the unimplemented count grew to 414 (11 more) without a matching baseline bump or deferral registration for the newly-named gates, across one or more subsequent anchor-landing rounds in the constitution submodule. This is accumulated UNIVERSAL governance-corpus debt, not something introduced by any boba-side edit in this session (confirmed:</w:t>
-            </w:r>
-            <w:r>
-              <w:t xml:space="preserve"> </w:t>
-            </w:r>
-            <w:r>
-              <w:rPr>
-                <w:rStyle w:val="VerbatimChar"/>
-              </w:rPr>
-              <w:t xml:space="preserve">git diff eba38e8..HEAD -- constitution/scripts/gates/gate_ledger_baseline.txt</w:t>
-            </w:r>
-            <w:r>
-              <w:t xml:space="preserve"> </w:t>
-            </w:r>
-            <w:r>
-              <w:t xml:space="preserve">inside the constitution submodule is empty — the baseline file itself was never touched across the two merges this session performed). WHY DEFERRED RATHER THAN FIXED HERE: identifying which of the 414 unimplemented names are the specific 11 that pushed past baseline, and then either implementing 11 gates’ worth of real UNIVERSAL gate-code or registering 11 proper OWED-GATE-NNN deferrals with tracked-item citations, is itself real engineering work scoped to the constitution submodule (universal, not project-specific per §11.4.17) — it is not a boba-project fix and doing it hastily mid-session, unrelated to this session’s actual mandate (Jackett incorporation + backlog triage), risks exactly the kind of rushed, unreviewed governance-corpus edit §11.4.209’s Fable-xhigh review requirement exists to prevent. ACCEPTANCE: (1) a future session (or the constitution’s own maintainers) triages the 414-line snapshot against the 403 baseline to identify the specific unaccounted gate names; (2) each is either implemented, registered as a proper OWED-GATE-NNN deferral, or (if genuinely retired) cited in constitution/scripts/gates/gate_ledger_removals.tsv; (3) the constitution submodule’s baseline is re-bumped with a citation once accounted, following the same pattern as commit 34e42f0; (4) boba’s own pinned constitution pointer is then re-synced and this item closed with the passing CM-GATE-LEDGER-RATCHET re-run as evidence. DISPOSITION FOR THIS SESSION’S COMMIT: per §11.4.234(D) (the commit/push mechanism MUST always be able to complete; a failing gate is skippable ONLY via an explicit recorded deferral flag, with the skip recorded in the commit message so the debt stays tracked, never forgotten), this session’s batch-15 commit used the sanctioned skip (BOBA_SYNC_SKIP_CI=1), citing this tracked item BOB-237, rather than silently bypassing or spending unbounded effort resolving an inherited universal-corpus debt mid-session. DISCOVERY CHANNEL (§11.4.238): found by boba’s own pre-build sweep (scripts/pre_build_verification.sh, invariant 38/57) during a routine session commit — the automated gate itself is the discoverer, exactly as §11.4.238 requires.</w:t>
-            </w:r>
-          </w:p>
-        </w:tc>
-      </w:tr>
-      <w:tr>
-        <w:tc>
-          <w:tcPr/>
-          <w:p>
-            <w:pPr>
-              <w:pStyle w:val="Compact"/>
-            </w:pPr>
-            <w:r>
-              <w:t xml:space="preserve">BOB-238</w:t>
-            </w:r>
-          </w:p>
-        </w:tc>
-        <w:tc>
-          <w:tcPr/>
-          <w:p>
-            <w:pPr>
-              <w:pStyle w:val="Compact"/>
-            </w:pPr>
-            <w:r>
-              <w:t xml:space="preserve">Bug</w:t>
-            </w:r>
-          </w:p>
-        </w:tc>
-        <w:tc>
-          <w:tcPr/>
-          <w:p>
-            <w:pPr>
-              <w:pStyle w:val="Compact"/>
-            </w:pPr>
-            <w:r>
-              <w:t xml:space="preserve">Queued</w:t>
-            </w:r>
-          </w:p>
-        </w:tc>
-        <w:tc>
-          <w:tcPr/>
-          <w:p>
-            <w:pPr>
-              <w:pStyle w:val="Compact"/>
-            </w:pPr>
-            <w:r>
               <w:t xml:space="preserve">medium</w:t>
             </w:r>
           </w:p>
@@ -4373,224 +4397,7 @@
               <w:pStyle w:val="Compact"/>
             </w:pPr>
             <w:r>
-              <w:t xml:space="preserve">WHAT: while independently verifying this session’s BOB-077 subagent report, the conductor discovered</w:t>
-            </w:r>
-            <w:r>
-              <w:t xml:space="preserve"> </w:t>
-            </w:r>
-            <w:r>
-              <w:rPr>
-                <w:rStyle w:val="VerbatimChar"/>
-              </w:rPr>
-              <w:t xml:space="preserve">tests/hooks/test_check_brief_inputs.sh</w:t>
-            </w:r>
-            <w:r>
-              <w:t xml:space="preserve"> </w:t>
-            </w:r>
-            <w:r>
-              <w:t xml:space="preserve">— a tracked file proving BOB-107 was ALREADY fully implemented by commit</w:t>
-            </w:r>
-            <w:r>
-              <w:t xml:space="preserve"> </w:t>
-            </w:r>
-            <w:r>
-              <w:rPr>
-                <w:rStyle w:val="VerbatimChar"/>
-              </w:rPr>
-              <w:t xml:space="preserve">7b45113c6b03524d9c799bdd68496ec202575e4c</w:t>
-            </w:r>
-            <w:r>
-              <w:t xml:space="preserve"> </w:t>
-            </w:r>
-            <w:r>
-              <w:t xml:space="preserve">(2026-08-21), weeks before this session dispatched a subagent that built a redundant duplicate (caught and removed before commit — see BOB-107’s own corrected closure evidence). The SAME commit’s own message independently confirmed it also closed BOB-114 (docs/testing/ddos_resilience.md:571 carries an explicit</w:t>
-            </w:r>
-            <w:r>
-              <w:t xml:space="preserve"> </w:t>
-            </w:r>
-            <w:r>
-              <w:t xml:space="preserve">“CLOSED 2026-08-21”</w:t>
-            </w:r>
-            <w:r>
-              <w:t xml:space="preserve"> </w:t>
-            </w:r>
-            <w:r>
-              <w:t xml:space="preserve">note this session found and verified for BOB-114 separately). Two confirmed stale-tracker cases from ONE commit raised a systemic question: does 7b45113 close MORE currently-open items than the two this session happened to stumble onto? MEASURED:</w:t>
-            </w:r>
-            <w:r>
-              <w:t xml:space="preserve"> </w:t>
-            </w:r>
-            <w:r>
-              <w:rPr>
-                <w:rStyle w:val="VerbatimChar"/>
-              </w:rPr>
-              <w:t xml:space="preserve">git log -1 --format="%B" 7b45113 \| grep -oE "BOB-[0-9]+" \| sort -u</w:t>
-            </w:r>
-            <w:r>
-              <w:t xml:space="preserve"> </w:t>
-            </w:r>
-            <w:r>
-              <w:t xml:space="preserve">returns 14 distinct item references: BOB-079, BOB-088, BOB-092, BOB-106, BOB-110, BOB-120, BOB-136, BOB-154, BOB-158, BOB-159, BOB-160, BOB-161, BOB-162, BOB-163. Cross-checked against the live DB (</w:t>
-            </w:r>
-            <w:r>
-              <w:rPr>
-                <w:rStyle w:val="VerbatimChar"/>
-              </w:rPr>
-              <w:t xml:space="preserve">sqlite3 docs/workable_items.db "SELECT atm_id, status FROM items WHERE atm_id IN (...)"</w:t>
-            </w:r>
-            <w:r>
-              <w:t xml:space="preserve">): 9 of the 14 are ALREADY closed (BOB-079/092/120/136/154/158/160/161/163, all Completed/Fixed) — consistent with genuine closures already reconciled.</w:t>
-            </w:r>
-            <w:r>
-              <w:t xml:space="preserve"> </w:t>
-            </w:r>
-            <w:r>
-              <w:rPr>
-                <w:b/>
-                <w:bCs/>
-              </w:rPr>
-              <w:t xml:space="preserve">5 remain Queued: BOB-088, BOB-106, BOB-110, BOB-159, BOB-162.</w:t>
-            </w:r>
-            <w:r>
-              <w:t xml:space="preserve"> </w:t>
-            </w:r>
-            <w:r>
-              <w:t xml:space="preserve">HONEST BOUNDARY (§11.4.6): a bare mention of an item-ID in a large remediation-round commit message does NOT by itself prove that commit closed it — the commit could equally have referenced an item as CONTEXT, PARTIALLY addressed it, or introduced work that only later closes it. The 9-of-14-already-closed ratio is suggestive but not proof for the remaining 5. This item does NOT claim BOB-088/106/110/159/162 are stale — it claims they are UNVERIFIED against this specific commit and flags the pattern so nobody re-derives the same discovery-by-accident path this session took. ACCEPTANCE: for each of BOB-088, BOB-106, BOB-110, BOB-159, BOB-162: read</w:t>
-            </w:r>
-            <w:r>
-              <w:t xml:space="preserve"> </w:t>
-            </w:r>
-            <w:r>
-              <w:rPr>
-                <w:rStyle w:val="VerbatimChar"/>
-              </w:rPr>
-              <w:t xml:space="preserve">7b45113</w:t>
-            </w:r>
-            <w:r>
-              <w:t xml:space="preserve">’s full diff for the file(s)/section relevant to that item’s own acceptance criteria (not just the commit MESSAGE’s mention of the ID), and CONFIRM whichever of these three outcomes actually applies — (a) the commit already closes it — close it with a corrected evidence citation to 7b45113, mirroring BOB-107/BOB-114’s corrected closure pattern exactly; (b) the commit partially addresses it — update its description with the partial-progress split, same pattern as this session’s BOB-191/BOB-219; (c) the commit’s mention is unrelated/contextual only — leave it open, note the mention was investigated and ruled out so nobody re-checks it. DISCOVERY CHANNEL (§11.4.238): found by the conductor’s own independent-verification discipline (re-running a sibling subagent’s regression suite surfaced the stale-tracker file), not by any automated gate — itself worth noting as a coverage-escape class: no mechanical check currently catches</w:t>
-            </w:r>
-            <w:r>
-              <w:t xml:space="preserve"> </w:t>
-            </w:r>
-            <w:r>
-              <w:t xml:space="preserve">“a large remediation commit’s own message references an item-id that never gets tracker-reconciled.”</w:t>
-            </w:r>
-          </w:p>
-        </w:tc>
-      </w:tr>
-      <w:tr>
-        <w:tc>
-          <w:tcPr/>
-          <w:p>
-            <w:pPr>
-              <w:pStyle w:val="Compact"/>
-            </w:pPr>
-            <w:r>
-              <w:t xml:space="preserve">BOB-239</w:t>
-            </w:r>
-          </w:p>
-        </w:tc>
-        <w:tc>
-          <w:tcPr/>
-          <w:p>
-            <w:pPr>
-              <w:pStyle w:val="Compact"/>
-            </w:pPr>
-            <w:r>
-              <w:t xml:space="preserve">Bug</w:t>
-            </w:r>
-          </w:p>
-        </w:tc>
-        <w:tc>
-          <w:tcPr/>
-          <w:p>
-            <w:pPr>
-              <w:pStyle w:val="Compact"/>
-            </w:pPr>
-            <w:r>
-              <w:t xml:space="preserve">Queued</w:t>
-            </w:r>
-          </w:p>
-        </w:tc>
-        <w:tc>
-          <w:tcPr/>
-          <w:p>
-            <w:pPr>
-              <w:pStyle w:val="Compact"/>
-            </w:pPr>
-            <w:r>
-              <w:t xml:space="preserve">low</w:t>
-            </w:r>
-          </w:p>
-        </w:tc>
-        <w:tc>
-          <w:tcPr/>
-          <w:p>
-            <w:pPr>
-              <w:pStyle w:val="Compact"/>
-            </w:pPr>
-            <w:r>
-              <w:t xml:space="preserve">WHAT: §11.4.33’s closed vocabulary mapping is Bug-&gt;Fixed, Feature-&gt;Implemented, Task-&gt;Completed. A comprehensive audit of the whole workable-items DB (2026-09-25) found 30 Fixed-location items whose Type/Status pairing violates this mapping — all 30 pre-existing (from earlier sessions, spanning at least back through BOB-005/015/016/042..059), found AFTER this session had already self-corrected 4 of its OWN fresh instances of the identical mistake (BOB-077/100/179/226, all Type=Task mistakenly closed with status=Fixed instead of Completed — caught by this same audit discipline and fixed in-session, before commit, and therefore NOT among the 30 counted here). REPRODUCTION (exact count independently re-verified twice, §11.4.6 — the first draft of this item mis-stated the count as 25; the second, careful recount below is the corrected, accurate figure):</w:t>
-            </w:r>
-            <w:r>
-              <w:t xml:space="preserve"> </w:t>
-            </w:r>
-            <w:r>
-              <w:rPr>
-                <w:rStyle w:val="VerbatimChar"/>
-              </w:rPr>
-              <w:t xml:space="preserve">$ sqlite3 docs/workable_items.db "SELECT atm_id, type, status FROM items WHERE current_location='Fixed' AND ((type='Task' AND status NOT LIKE 'Completed%' AND status NOT LIKE 'Obsolete%') OR (type='Bug' AND status NOT LIKE 'Fixed%' AND status NOT LIKE 'Obsolete%') OR (type='Feature' AND status NOT LIKE 'Implemented%' AND status NOT LIKE 'Obsolete%'));" \| wc -l 30</w:t>
-            </w:r>
-            <w:r>
-              <w:t xml:space="preserve"> </w:t>
-            </w:r>
-            <w:r>
-              <w:t xml:space="preserve">Full list (all Type=Task): BOB-005, BOB-015, BOB-016, BOB-042, BOB-043, BOB-044, BOB-045, BOB-046, BOB-047, BOB-048, BOB-049, BOB-050, BOB-051, BOB-052, BOB-053, BOB-054, BOB-055, BOB-056, BOB-057, BOB-058, BOB-059, BOB-141, BOB-150, BOB-161, BOB-168, BOB-182, BOB-192, BOB-199, BOB-228, BOB-232 — 19 of the 30 (BOB-042..058, a consecutive run, plus none others) are closed as</w:t>
-            </w:r>
-            <w:r>
-              <w:t xml:space="preserve"> </w:t>
-            </w:r>
-            <w:r>
-              <w:t xml:space="preserve">“Implemented”</w:t>
-            </w:r>
-            <w:r>
-              <w:t xml:space="preserve"> </w:t>
-            </w:r>
-            <w:r>
-              <w:t xml:space="preserve">(the Feature-only word); the remaining 11 (BOB-005/015/016/059/141/150/161/168/182/192/199/228/232 — recount: that is 13, not 11; see honest note below) are closed as</w:t>
-            </w:r>
-            <w:r>
-              <w:t xml:space="preserve"> </w:t>
-            </w:r>
-            <w:r>
-              <w:t xml:space="preserve">“Fixed”</w:t>
-            </w:r>
-            <w:r>
-              <w:t xml:space="preserve"> </w:t>
-            </w:r>
-            <w:r>
-              <w:t xml:space="preserve">(the Bug-only word). Every one of the 30 is Type=Task and should read</w:t>
-            </w:r>
-            <w:r>
-              <w:t xml:space="preserve"> </w:t>
-            </w:r>
-            <w:r>
-              <w:t xml:space="preserve">“Completed”</w:t>
-            </w:r>
-            <w:r>
-              <w:t xml:space="preserve">. HONEST NOTE ON SUB-COUNTS (§11.4.6): the 19-Implemented / (30-19)=11-Fixed split stated above does not balance against the full 30-item list (13</w:t>
-            </w:r>
-            <w:r>
-              <w:t xml:space="preserve"> </w:t>
-            </w:r>
-            <w:r>
-              <w:t xml:space="preserve">“Fixed”</w:t>
-            </w:r>
-            <w:r>
-              <w:t xml:space="preserve"> </w:t>
-            </w:r>
-            <w:r>
-              <w:t xml:space="preserve">entries are actually visible in the raw query output, not 11) — this description does not re-verify the sub-split further; the AUTHORITATIVE figure is the machine-counted TOTAL of 30, independently reproducible via the command above. Whoever picks up this item’s ACCEPTANCE criteria MUST re-run the reproduction command fresh (never trust either sub-count stated in prose here) before acting, per the same discipline that caught this description’s own first-draft miscount. WHY NOT BULK-FIXED IN THIS SESSION: changing 30 historical closure Status fields is a consequential, tracker-wide action — it rewrites how every one of these items reads in Fixed.md/Fixed_Summary.md and their exported HTML/PDF/DOCX twins, touches items this session did zero individual investigation on, and deserves its own dedicated pass with regenerated docs and a focused commit, not a rushed side-effect of an unrelated backlog-triage session already carrying substantial other work. §11.4.33 itself does not mandate WHEN a pre-existing violation must be corrected, only that new closures follow the mapping. CANDIDATE ROOT CAUSE (stated as a hypothesis, not proven — §11.4.6): the CLI’s</w:t>
+              <w:t xml:space="preserve">WHAT: split from BOB-239 (closed 2026-09-25 after bulk-correcting 30 pre-existing §11.4.33 closure-vocabulary violations). This item is the remaining MECHANICAL-PREVENTION half: extend constitution/scripts/workable-items’</w:t>
             </w:r>
             <w:r>
               <w:t xml:space="preserve"> </w:t>
@@ -4605,22 +4412,52 @@
               <w:t xml:space="preserve"> </w:t>
             </w:r>
             <w:r>
-              <w:t xml:space="preserve">subcommand accepts</w:t>
-            </w:r>
-            <w:r>
-              <w:t xml:space="preserve"> </w:t>
-            </w:r>
-            <w:r>
-              <w:rPr>
-                <w:rStyle w:val="VerbatimChar"/>
-              </w:rPr>
-              <w:t xml:space="preserve">--status &lt;fixed\|implemented\|completed\|obsolete&gt;</w:t>
-            </w:r>
-            <w:r>
-              <w:t xml:space="preserve"> </w:t>
-            </w:r>
-            <w:r>
-              <w:t xml:space="preserve">as a literal flag value the caller must choose correctly per the item’s own Type; nothing in the CLI itself cross-checks the chosen status word against the item’s Type and refuses a mismatch. This session’s own 4 fresh violations happened exactly this way — the closing agent (this conductor) simply typed</w:t>
+              <w:t xml:space="preserve">and</w:t>
+            </w:r>
+            <w:r>
+              <w:t xml:space="preserve"> </w:t>
+            </w:r>
+            <w:r>
+              <w:rPr>
+                <w:rStyle w:val="VerbatimChar"/>
+              </w:rPr>
+              <w:t xml:space="preserve">update</w:t>
+            </w:r>
+            <w:r>
+              <w:t xml:space="preserve"> </w:t>
+            </w:r>
+            <w:r>
+              <w:t xml:space="preserve">subcommands to VALIDATE the chosen status word against the item’s own Type (Bug-&gt;Fixed, Feature-&gt;Implemented, Task-&gt;Completed, any type-&gt;Obsolete) and REFUSE a mismatched call rather than silently accepting it. Also extend the</w:t>
+            </w:r>
+            <w:r>
+              <w:t xml:space="preserve"> </w:t>
+            </w:r>
+            <w:r>
+              <w:rPr>
+                <w:rStyle w:val="VerbatimChar"/>
+              </w:rPr>
+              <w:t xml:space="preserve">validate</w:t>
+            </w:r>
+            <w:r>
+              <w:t xml:space="preserve"> </w:t>
+            </w:r>
+            <w:r>
+              <w:t xml:space="preserve">subcommand’s existing invariant set to catch this class for defense-in-depth — confirmed this session that</w:t>
+            </w:r>
+            <w:r>
+              <w:t xml:space="preserve"> </w:t>
+            </w:r>
+            <w:r>
+              <w:rPr>
+                <w:rStyle w:val="VerbatimChar"/>
+              </w:rPr>
+              <w:t xml:space="preserve">validate: OK</w:t>
+            </w:r>
+            <w:r>
+              <w:t xml:space="preserve"> </w:t>
+            </w:r>
+            <w:r>
+              <w:t xml:space="preserve">ran repeatedly against a DB simultaneously holding 30+ live violations of this exact class, so the current invariant set does not check it. EVIDENCE THIS IS A REAL, RECURRING MISTAKE, NOT A HYPOTHETICAL: this session’s own conductor made the identical error 4 times in a row (BOB-077/100/179/226, all Type=Task closed with</w:t>
             </w:r>
             <w:r>
               <w:t xml:space="preserve"> </w:t>
@@ -4632,100 +4469,55 @@
               <w:t xml:space="preserve">--status fixed</w:t>
             </w:r>
             <w:r>
-              <w:t xml:space="preserve"> </w:t>
-            </w:r>
-            <w:r>
-              <w:t xml:space="preserve">out of habit without checking Type first, on three separate close calls, before an unrelated audit query caught the pattern. If 30 independent historical instances of the identical mistake exist, the likely mechanism is the same human/agent habit, uncaught because no mechanical gate enforces the Type&lt;-&gt;Status mapping at write time — corroborated by the fact</w:t>
-            </w:r>
-            <w:r>
-              <w:t xml:space="preserve"> </w:t>
-            </w:r>
-            <w:r>
-              <w:rPr>
-                <w:rStyle w:val="VerbatimChar"/>
-              </w:rPr>
-              <w:t xml:space="preserve">workable-items validate</w:t>
-            </w:r>
-            <w:r>
-              <w:t xml:space="preserve"> </w:t>
-            </w:r>
-            <w:r>
-              <w:t xml:space="preserve">ran clean throughout this session despite 30 (34 counting this session’s own transient instances) live violations existing simultaneously. ACCEPTANCE: (1) each of the 30 pre-existing items is individually corrected via</w:t>
-            </w:r>
-            <w:r>
-              <w:t xml:space="preserve"> </w:t>
-            </w:r>
-            <w:r>
-              <w:rPr>
-                <w:rStyle w:val="VerbatimChar"/>
-              </w:rPr>
-              <w:t xml:space="preserve">workable-items update --status "Completed (-&gt; Fixed.md)" --location Fixed</w:t>
-            </w:r>
-            <w:r>
-              <w:t xml:space="preserve">, docs regenerated, one focused commit; (2) per the stated candidate root cause, extend</w:t>
-            </w:r>
-            <w:r>
-              <w:t xml:space="preserve"> </w:t>
-            </w:r>
-            <w:r>
-              <w:rPr>
-                <w:rStyle w:val="VerbatimChar"/>
-              </w:rPr>
-              <w:t xml:space="preserve">workable-items close</w:t>
-            </w:r>
-            <w:r>
-              <w:t xml:space="preserve">/</w:t>
-            </w:r>
-            <w:r>
-              <w:rPr>
-                <w:rStyle w:val="VerbatimChar"/>
-              </w:rPr>
-              <w:t xml:space="preserve">update</w:t>
-            </w:r>
-            <w:r>
-              <w:t xml:space="preserve"> </w:t>
-            </w:r>
-            <w:r>
-              <w:t xml:space="preserve">to VALIDATE the status word against the item’s own Type and refuse a mismatch (closing the write-time gap that let 34 total instances of this exact mistake land, 30 of them still uncaught as of this filing) — a genuine candidate mechanical fix, not yet built; (3) extend</w:t>
-            </w:r>
-            <w:r>
-              <w:t xml:space="preserve"> </w:t>
-            </w:r>
-            <w:r>
-              <w:rPr>
-                <w:rStyle w:val="VerbatimChar"/>
-              </w:rPr>
-              <w:t xml:space="preserve">workable-items validate</w:t>
-            </w:r>
-            <w:r>
-              <w:t xml:space="preserve">’s existing invariant set to catch this class for defense-in-depth (it currently does not, confirmed by this session’s own repeated clean</w:t>
-            </w:r>
-            <w:r>
-              <w:t xml:space="preserve"> </w:t>
-            </w:r>
-            <w:r>
-              <w:rPr>
-                <w:rStyle w:val="VerbatimChar"/>
-              </w:rPr>
-              <w:t xml:space="preserve">validate: OK</w:t>
-            </w:r>
-            <w:r>
-              <w:t xml:space="preserve"> </w:t>
-            </w:r>
-            <w:r>
-              <w:t xml:space="preserve">runs against a database that simultaneously held these violations). DISCOVERY CHANNEL (§11.4.238): found by the conductor’s own routine self-audit after catching its own instance of the same mistake on BOB-077 — not by any pre-build gate (</w:t>
-            </w:r>
-            <w:r>
-              <w:rPr>
-                <w:rStyle w:val="VerbatimChar"/>
-              </w:rPr>
-              <w:t xml:space="preserve">workable-items validate</w:t>
-            </w:r>
-            <w:r>
-              <w:t xml:space="preserve"> </w:t>
-            </w:r>
-            <w:r>
-              <w:t xml:space="preserve">ran clean throughout this session despite 30+ live instances, confirming this class is currently invisible to that check).</w:t>
+              <w:t xml:space="preserve">) before an unrelated self-audit caught it — on a DB that ALREADY held 30 historical instances of the same mistake from earlier sessions. A CLI-level guard would have refused every one of those 34 calls at the moment they were made, instead of requiring a human/agent to remember to audit for it afterward. SCOPE: constitution/scripts/workable-items/ (Go source) — a UNIVERSAL, constitution-submodule-owned tool, per §11.4.17. Landing a real fix here needs the §11.4.26 fetch/merge/push-to-all-upstreams workflow, same as BOB-191’s gate fix this session, NOT boba’s own commit-push-all.sh. ACCEPTANCE: (1)</w:t>
+            </w:r>
+            <w:r>
+              <w:t xml:space="preserve"> </w:t>
+            </w:r>
+            <w:r>
+              <w:rPr>
+                <w:rStyle w:val="VerbatimChar"/>
+              </w:rPr>
+              <w:t xml:space="preserve">workable-items close --status &lt;word&gt;</w:t>
+            </w:r>
+            <w:r>
+              <w:t xml:space="preserve"> </w:t>
+            </w:r>
+            <w:r>
+              <w:t xml:space="preserve">refuses when</w:t>
+            </w:r>
+            <w:r>
+              <w:t xml:space="preserve"> </w:t>
+            </w:r>
+            <w:r>
+              <w:t xml:space="preserve">’s implied Type-mapping does not match the target item’s actual Type, printing the correct word to use; (2) same for</w:t>
+            </w:r>
+            <w:r>
+              <w:t xml:space="preserve"> </w:t>
+            </w:r>
+            <w:r>
+              <w:rPr>
+                <w:rStyle w:val="VerbatimChar"/>
+              </w:rPr>
+              <w:t xml:space="preserve">update --status</w:t>
+            </w:r>
+            <w:r>
+              <w:t xml:space="preserve">; (3)</w:t>
+            </w:r>
+            <w:r>
+              <w:t xml:space="preserve"> </w:t>
+            </w:r>
+            <w:r>
+              <w:rPr>
+                <w:rStyle w:val="VerbatimChar"/>
+              </w:rPr>
+              <w:t xml:space="preserve">validate</w:t>
+            </w:r>
+            <w:r>
+              <w:t xml:space="preserve"> </w:t>
+            </w:r>
+            <w:r>
+              <w:t xml:space="preserve">gains a new invariant scanning every Fixed-location item for a Type/Status mismatch per the closed §11.4.33 mapping, FAILing (not silently passing) on any hit; (4) each of (1)-(3) ships a paired §1.1 mutation proving the check is load-bearing (a neutered version of the check must let a known-bad Type/Status pair through); (5) the Obsolete status is correctly treated as valid for ANY Type (it is not part of the type-specific mapping) so the new check does not false-positive on legitimately Obsolete-closed items. DISCOVERY CHANNEL (§11.4.238): found by the conductor’s own repeated, self-caught instances of the mistake this session, generalised into BOB-239 (the bulk-correction), now split into this item (the mechanical prevention) per BOB-239’s own acceptance criterion 2/3.</w:t>
             </w:r>
           </w:p>
         </w:tc>

--- a/docs/Issues_Summary.docx
+++ b/docs/Issues_Summary.docx
@@ -190,29 +190,29 @@
               <w:pStyle w:val="Compact"/>
             </w:pPr>
             <w:r>
-              <w:t xml:space="preserve">Bug</w:t>
-            </w:r>
-          </w:p>
-        </w:tc>
-        <w:tc>
-          <w:tcPr/>
-          <w:p>
-            <w:pPr>
-              <w:pStyle w:val="Compact"/>
-            </w:pPr>
-            <w:r>
-              <w:t xml:space="preserve">Ready for testing</w:t>
-            </w:r>
-          </w:p>
-        </w:tc>
-        <w:tc>
-          <w:tcPr/>
-          <w:p>
-            <w:pPr>
-              <w:pStyle w:val="Compact"/>
-            </w:pPr>
-            <w:r>
-              <w:t xml:space="preserve">1</w:t>
+              <w:t xml:space="preserve">Task</w:t>
+            </w:r>
+          </w:p>
+        </w:tc>
+        <w:tc>
+          <w:tcPr/>
+          <w:p>
+            <w:pPr>
+              <w:pStyle w:val="Compact"/>
+            </w:pPr>
+            <w:r>
+              <w:t xml:space="preserve">In progress</w:t>
+            </w:r>
+          </w:p>
+        </w:tc>
+        <w:tc>
+          <w:tcPr/>
+          <w:p>
+            <w:pPr>
+              <w:pStyle w:val="Compact"/>
+            </w:pPr>
+            <w:r>
+              <w:t xml:space="preserve">12</w:t>
             </w:r>
           </w:p>
         </w:tc>
@@ -236,18 +236,18 @@
               <w:pStyle w:val="Compact"/>
             </w:pPr>
             <w:r>
-              <w:t xml:space="preserve">In progress</w:t>
-            </w:r>
-          </w:p>
-        </w:tc>
-        <w:tc>
-          <w:tcPr/>
-          <w:p>
-            <w:pPr>
-              <w:pStyle w:val="Compact"/>
-            </w:pPr>
-            <w:r>
-              <w:t xml:space="preserve">12</w:t>
+              <w:t xml:space="preserve">Queued</w:t>
+            </w:r>
+          </w:p>
+        </w:tc>
+        <w:tc>
+          <w:tcPr/>
+          <w:p>
+            <w:pPr>
+              <w:pStyle w:val="Compact"/>
+            </w:pPr>
+            <w:r>
+              <w:t xml:space="preserve">14</w:t>
             </w:r>
           </w:p>
         </w:tc>
@@ -271,18 +271,18 @@
               <w:pStyle w:val="Compact"/>
             </w:pPr>
             <w:r>
-              <w:t xml:space="preserve">Queued</w:t>
-            </w:r>
-          </w:p>
-        </w:tc>
-        <w:tc>
-          <w:tcPr/>
-          <w:p>
-            <w:pPr>
-              <w:pStyle w:val="Compact"/>
-            </w:pPr>
-            <w:r>
-              <w:t xml:space="preserve">14</w:t>
+              <w:t xml:space="preserve">Ready for testing</w:t>
+            </w:r>
+          </w:p>
+        </w:tc>
+        <w:tc>
+          <w:tcPr/>
+          <w:p>
+            <w:pPr>
+              <w:pStyle w:val="Compact"/>
+            </w:pPr>
+            <w:r>
+              <w:t xml:space="preserve">2</w:t>
             </w:r>
           </w:p>
         </w:tc>
@@ -295,41 +295,6 @@
               <w:pStyle w:val="Compact"/>
             </w:pPr>
             <w:r>
-              <w:t xml:space="preserve">Task</w:t>
-            </w:r>
-          </w:p>
-        </w:tc>
-        <w:tc>
-          <w:tcPr/>
-          <w:p>
-            <w:pPr>
-              <w:pStyle w:val="Compact"/>
-            </w:pPr>
-            <w:r>
-              <w:t xml:space="preserve">Ready for testing</w:t>
-            </w:r>
-          </w:p>
-        </w:tc>
-        <w:tc>
-          <w:tcPr/>
-          <w:p>
-            <w:pPr>
-              <w:pStyle w:val="Compact"/>
-            </w:pPr>
-            <w:r>
-              <w:t xml:space="preserve">2</w:t>
-            </w:r>
-          </w:p>
-        </w:tc>
-      </w:tr>
-      <w:tr>
-        <w:tc>
-          <w:tcPr/>
-          <w:p>
-            <w:pPr>
-              <w:pStyle w:val="Compact"/>
-            </w:pPr>
-            <w:r>
               <w:rPr>
                 <w:b/>
                 <w:bCs/>
@@ -357,7 +322,7 @@
                 <w:b/>
                 <w:bCs/>
               </w:rPr>
-              <w:t xml:space="preserve">42</w:t>
+              <w:t xml:space="preserve">41</w:t>
             </w:r>
           </w:p>
         </w:tc>
@@ -1877,63 +1842,6 @@
             </w:pPr>
             <w:r>
               <w:t xml:space="preserve">External watchdog for the forced-logout architectural gap (task #85, incident #3)</w:t>
-            </w:r>
-          </w:p>
-        </w:tc>
-      </w:tr>
-      <w:tr>
-        <w:tc>
-          <w:tcPr/>
-          <w:p>
-            <w:pPr>
-              <w:pStyle w:val="Compact"/>
-            </w:pPr>
-            <w:r>
-              <w:t xml:space="preserve">BOB-135</w:t>
-            </w:r>
-          </w:p>
-        </w:tc>
-        <w:tc>
-          <w:tcPr/>
-          <w:p>
-            <w:pPr>
-              <w:pStyle w:val="Compact"/>
-            </w:pPr>
-            <w:r>
-              <w:t xml:space="preserve">Bug</w:t>
-            </w:r>
-          </w:p>
-        </w:tc>
-        <w:tc>
-          <w:tcPr/>
-          <w:p>
-            <w:pPr>
-              <w:pStyle w:val="Compact"/>
-            </w:pPr>
-            <w:r>
-              <w:t xml:space="preserve">Ready for testing</w:t>
-            </w:r>
-          </w:p>
-        </w:tc>
-        <w:tc>
-          <w:tcPr/>
-          <w:p>
-            <w:pPr>
-              <w:pStyle w:val="Compact"/>
-            </w:pPr>
-            <w:r>
-              <w:t xml:space="preserve">Low</w:t>
-            </w:r>
-          </w:p>
-        </w:tc>
-        <w:tc>
-          <w:tcPr/>
-          <w:p>
-            <w:pPr>
-              <w:pStyle w:val="Compact"/>
-            </w:pPr>
-            <w:r>
-              <w:t xml:space="preserve">Test isolation: test_list_hooks_after_create fails in bulk suite (Permission denied /config)</w:t>
             </w:r>
           </w:p>
         </w:tc>

--- a/docs/Issues_Summary.docx
+++ b/docs/Issues_Summary.docx
@@ -107,7 +107,7 @@
               <w:pStyle w:val="Compact"/>
             </w:pPr>
             <w:r>
-              <w:t xml:space="preserve">5</w:t>
+              <w:t xml:space="preserve">4</w:t>
             </w:r>
           </w:p>
         </w:tc>
@@ -247,7 +247,7 @@
               <w:pStyle w:val="Compact"/>
             </w:pPr>
             <w:r>
-              <w:t xml:space="preserve">14</w:t>
+              <w:t xml:space="preserve">11</w:t>
             </w:r>
           </w:p>
         </w:tc>
@@ -322,7 +322,7 @@
                 <w:b/>
                 <w:bCs/>
               </w:rPr>
-              <w:t xml:space="preserve">41</w:t>
+              <w:t xml:space="preserve">37</w:t>
             </w:r>
           </w:p>
         </w:tc>
@@ -1854,7 +1854,7 @@
               <w:pStyle w:val="Compact"/>
             </w:pPr>
             <w:r>
-              <w:t xml:space="preserve">BOB-151</w:t>
+              <w:t xml:space="preserve">BOB-162</w:t>
             </w:r>
           </w:p>
         </w:tc>
@@ -1898,7 +1898,112 @@
               <w:pStyle w:val="Compact"/>
             </w:pPr>
             <w:r>
-              <w:t xml:space="preserve">CM-SCRIPT-DOCS-SYNC is a named gate with no implementation, and 24 of 36 scripts have no companion doc</w:t>
+              <w:rPr>
+                <w:b/>
+                <w:bCs/>
+              </w:rPr>
+              <w:t xml:space="preserve">Reported-Via:</w:t>
+            </w:r>
+            <w:r>
+              <w:t xml:space="preserve"> </w:t>
+            </w:r>
+            <w:r>
+              <w:t xml:space="preserve">§11.4.202 reporting directive</w:t>
+            </w:r>
+            <w:r>
+              <w:t xml:space="preserve"> </w:t>
+            </w:r>
+            <w:r>
+              <w:rPr>
+                <w:rStyle w:val="VerbatimChar"/>
+              </w:rPr>
+              <w:t xml:space="preserve">task</w:t>
+            </w:r>
+            <w:r>
+              <w:t xml:space="preserve"> </w:t>
+            </w:r>
+            <w:r>
+              <w:t xml:space="preserve">on 2026-08-21T19:35:02Z</w:t>
+            </w:r>
+            <w:r>
+              <w:t xml:space="preserve"> </w:t>
+            </w:r>
+            <w:r>
+              <w:rPr>
+                <w:b/>
+                <w:bCs/>
+              </w:rPr>
+              <w:t xml:space="preserve">Reported-By:</w:t>
+            </w:r>
+            <w:r>
+              <w:t xml:space="preserve"> </w:t>
+            </w:r>
+            <w:r>
+              <w:t xml:space="preserve">BOB-106/BOB-107 remediation, residual</w:t>
+            </w:r>
+            <w:r>
+              <w:t xml:space="preserve"> </w:t>
+            </w:r>
+            <w:r>
+              <w:rPr>
+                <w:b/>
+                <w:bCs/>
+              </w:rPr>
+              <w:t xml:space="preserve">What (the report, verbatim):</w:t>
+            </w:r>
+            <w:r>
+              <w:t xml:space="preserve"> </w:t>
+            </w:r>
+            <w:r>
+              <w:t xml:space="preserve">The TESTS for both guards are now executed: pre-build invariant 30’s glob was extended from tests/unit + tests/pre_build to also cover tests/hooks. MEASURED before/after: the glob expanded to 27 suites with 0 under tests/hooks while 3 existed there; it now expands to 30 with 3 under tests/hooks. All three pass. But the GUARDS themselves are still invoked by nothing. check-brief-inputs.sh is honestly conductor-run rather than automatic: a brief’s required-input list lives in free-form prose that the Agent tool’s structured input does not expose, so an automatic prompt-scraping gate would itself be an unproven pattern-match. Its seam is the dispatch procedure, and that is a documentation + habit change, not a hook. unattributed-commit-guard.sh is different and is why this item exists. Run against real history it names 14 violating commits since the last tag (and 21 bare Auto-commit subjects exist across all refs). Wiring it into the pre-build or commit seam AS-IS would therefore refuse every commit immediately, on pre-existing debt nobody can fix in the moment. That is precisely the 11.4.224(E) brownfield-adoption shape, and 11.4.66/11.4.122 put the choice with the operator, not with an agent inventing a ratchet. The options, stated so the decision is a decision and not a default: (a) immediate hard floor – the seam refuses until all 14 are attributed; (b) one-time monotone-decrease ratchet (the 11.4.135 pattern) – snapshot 14 as the baseline, the count may fall and may never rise, so day one is green and the disease cannot spread; (c) changed-commits-only – gate only commits created from now on, with a scheduled deadline for the historical 14; (d) report-only for a stated period, then escalate. Recommendation, with the reasoning rather than just the pick: (b). It is the pattern this constitution already uses for exactly this situation, it makes the debt visible and bounded immediately, and it cannot be satisfied by deleting the guard’s name (11.4.227 closes that gaming channel). But it is the operator’s call and this item is not closed until that answer is recorded. Honest boundary (11.4.6): this item does NOT claim the 14 commits are harmful in themselves – it claims their ATTRIBUTION is absent and that nothing currently prevents the 15th.</w:t>
+            </w:r>
+            <w:r>
+              <w:t xml:space="preserve"> </w:t>
+            </w:r>
+            <w:r>
+              <w:rPr>
+                <w:b/>
+                <w:bCs/>
+              </w:rPr>
+              <w:t xml:space="preserve">Affected scope / file-scope manifest:</w:t>
+            </w:r>
+            <w:r>
+              <w:t xml:space="preserve"> </w:t>
+            </w:r>
+            <w:r>
+              <w:t xml:space="preserve">scripts/hooks/unattributed-commit-guard.sh; scripts/hooks/check-brief-inputs.sh; scripts/pre_build_verification.sh; scripts/commit-push-all.sh</w:t>
+            </w:r>
+            <w:r>
+              <w:t xml:space="preserve"> </w:t>
+            </w:r>
+            <w:r>
+              <w:rPr>
+                <w:b/>
+                <w:bCs/>
+              </w:rPr>
+              <w:t xml:space="preserve">Reproduction / context:</w:t>
+            </w:r>
+            <w:r>
+              <w:t xml:space="preserve"> </w:t>
+            </w:r>
+            <w:r>
+              <w:t xml:space="preserve">Both guards run correctly by hand and are covered by passing tests (9/9 and 15/15, each proven non-bluff against a no-op stub). Neither is invoked by scripts/pre_build_verification.sh or scripts/commit-push-all.sh, so neither exerts standing detection pressure (11.4.226: a guard with no execution seam is not coverage; registration is not coverage).</w:t>
+            </w:r>
+            <w:r>
+              <w:t xml:space="preserve"> </w:t>
+            </w:r>
+            <w:r>
+              <w:rPr>
+                <w:b/>
+                <w:bCs/>
+              </w:rPr>
+              <w:t xml:space="preserve">Acceptance criteria:</w:t>
+            </w:r>
+            <w:r>
+              <w:t xml:space="preserve"> </w:t>
+            </w:r>
+            <w:r>
+              <w:t xml:space="preserve">Each guard is invoked by a named seam, OR carries a registered deferral pointing at this item. For unattributed-commit-guard.sh specifically, the operator has answered the adoption question below and the answer is recorded as consumer DATA – never an invented ratchet.</w:t>
             </w:r>
           </w:p>
         </w:tc>
@@ -1911,7 +2016,64 @@
               <w:pStyle w:val="Compact"/>
             </w:pPr>
             <w:r>
-              <w:t xml:space="preserve">BOB-159</w:t>
+              <w:t xml:space="preserve">BOB-170</w:t>
+            </w:r>
+          </w:p>
+        </w:tc>
+        <w:tc>
+          <w:tcPr/>
+          <w:p>
+            <w:pPr>
+              <w:pStyle w:val="Compact"/>
+            </w:pPr>
+            <w:r>
+              <w:t xml:space="preserve">Task</w:t>
+            </w:r>
+          </w:p>
+        </w:tc>
+        <w:tc>
+          <w:tcPr/>
+          <w:p>
+            <w:pPr>
+              <w:pStyle w:val="Compact"/>
+            </w:pPr>
+            <w:r>
+              <w:t xml:space="preserve">Queued</w:t>
+            </w:r>
+          </w:p>
+        </w:tc>
+        <w:tc>
+          <w:tcPr/>
+          <w:p>
+            <w:pPr>
+              <w:pStyle w:val="Compact"/>
+            </w:pPr>
+            <w:r>
+              <w:t xml:space="preserve">Medium</w:t>
+            </w:r>
+          </w:p>
+        </w:tc>
+        <w:tc>
+          <w:tcPr/>
+          <w:p>
+            <w:pPr>
+              <w:pStyle w:val="Compact"/>
+            </w:pPr>
+            <w:r>
+              <w:t xml:space="preserve">WHAT. The BOB-109 scaling suite gates its two timing tests on loadavg_1m/nproc &lt;= 0.75 — on this 8-cpu host, a 1-minute load average at or below 6.0 — and SKIPs loudly otherwise. That gate is correct and was adopted for a good reason (§11.4.201(8)): the author validated a 2.10 growth-exponent threshold, then observed it FALSE-FAIL correct code at load 11.06 (baseline span 2.136), and at load 15-23 measured baseline spans of 2.358 against injected-cubic mutants at 2.278-2.331 — the signal is smaller than the noise and the two are not separable in either direction. Gating was the honest response. THE PROBLEM. The gate has consequently NEVER RUN under its own precondition. Every recorded run today measured load 9.15-23; the independent reviewer measured 9.66 during review; the conductor measured 6.45 at its lowest. GREEN polarity WAS observed — at loads 9.4-11.6 (span 1.882) and in three stability runs (1.759/1.832/1.848) — but never once beneath the shipped ceiling. The author states this honestly as an inference from data rather than a run they can paste, and the reviewer confirmed the inference is sound (quiescence is strictly more favourable). Sound inference is still not an observed run. WHY THAT MATTERS (§11.4.226). A registered, topology-present guard that never executes is indistinguishable from a guard that would fail if it did. Nothing currently ensures it ever runs: no freshness contract, no scheduled quiet-window invocation, no tracked item — which is precisely the unexecuted-standing-guard class §11.4.226 names, where registration gets treated as coverage while execution is nobody’s job. The forensic precedent in that anchor is two standing guards that, when finally executed, immediately emitted latent FAILs. ACCEPTANCE. (a) Execute both quiescence-gated timing tests on a host whose 1-minute loadavg is genuinely &lt;= 0.75/cpu — no agent fleet, no concurrent build — and capture the run as an artifact showing the resolved load reading alongside the measured span exponent, so the precondition is provable from the artifact and not asserted. (b) Record the observed GREEN polarity in the item and in the test source, replacing the current honest-inference note. (c) If the gate FAILS under genuine quiescence, that is the finding this item exists to surface, and it reopens the threshold-calibration question rather than being worked around. (d) Establish a freshness contract per §11.4.226: how stale a quiescent verdict may be before the gate counts as uncovered again, so this does not silently return to never-executing. HONEST BOUNDARY. This item does not claim the gate is wrong. The evidence points the other way — quiescence is strictly more favourable than the loads where GREEN was already observed. It claims only that the run has not happened, and that an unexecuted guard cannot be cited as coverage. PROVENANCE. Raised as IMPORTANT-2 by the independent Fable-substrate reviewer of the BOB-109 work, and independently corroborated: the reviewer verified the SKIP is loud and prints its resolved numbers, and confirmed the shipped tests do SKIP at today’s load.</w:t>
+            </w:r>
+          </w:p>
+        </w:tc>
+      </w:tr>
+      <w:tr>
+        <w:tc>
+          <w:tcPr/>
+          <w:p>
+            <w:pPr>
+              <w:pStyle w:val="Compact"/>
+            </w:pPr>
+            <w:r>
+              <w:t xml:space="preserve">BOB-172</w:t>
             </w:r>
           </w:p>
         </w:tc>
@@ -1933,6 +2095,66 @@
               <w:pStyle w:val="Compact"/>
             </w:pPr>
             <w:r>
+              <w:t xml:space="preserve">Operator-blocked</w:t>
+            </w:r>
+          </w:p>
+        </w:tc>
+        <w:tc>
+          <w:tcPr/>
+          <w:p>
+            <w:pPr>
+              <w:pStyle w:val="Compact"/>
+            </w:pPr>
+            <w:r>
+              <w:t xml:space="preserve">High</w:t>
+            </w:r>
+          </w:p>
+        </w:tc>
+        <w:tc>
+          <w:tcPr/>
+          <w:p>
+            <w:pPr>
+              <w:pStyle w:val="Compact"/>
+            </w:pPr>
+            <w:r>
+              <w:t xml:space="preserve">WHAT. The rutracker SEARCH endpoint is refused by bot protection while the site itself is fully reachable. Measured unauthenticated 2026-08-21 (no cookie file read, no credential value in any artifact — §11.4.10): GET /forum/index.php -&gt; 200, 96283 B,</w:t>
+            </w:r>
+            <w:r>
+              <w:t xml:space="preserve"> </w:t>
+            </w:r>
+          </w:p>
+        </w:tc>
+      </w:tr>
+      <w:tr>
+        <w:tc>
+          <w:tcPr/>
+          <w:p>
+            <w:pPr>
+              <w:pStyle w:val="Compact"/>
+            </w:pPr>
+            <w:r>
+              <w:t xml:space="preserve">BOB-184</w:t>
+            </w:r>
+          </w:p>
+        </w:tc>
+        <w:tc>
+          <w:tcPr/>
+          <w:p>
+            <w:pPr>
+              <w:pStyle w:val="Compact"/>
+            </w:pPr>
+            <w:r>
+              <w:t xml:space="preserve">Task</w:t>
+            </w:r>
+          </w:p>
+        </w:tc>
+        <w:tc>
+          <w:tcPr/>
+          <w:p>
+            <w:pPr>
+              <w:pStyle w:val="Compact"/>
+            </w:pPr>
+            <w:r>
               <w:t xml:space="preserve">Queued</w:t>
             </w:r>
           </w:p>
@@ -1945,6 +2167,120 @@
             </w:pPr>
             <w:r>
               <w:t xml:space="preserve">Medium</w:t>
+            </w:r>
+          </w:p>
+        </w:tc>
+        <w:tc>
+          <w:tcPr/>
+          <w:p>
+            <w:pPr>
+              <w:pStyle w:val="Compact"/>
+            </w:pPr>
+            <w:r>
+              <w:t xml:space="preserve">Three icon-glyph controls (.bridge-retry, .theme-toggle, .caret) render text made of non-BMP code points. axe-core declines to decide their contrast, reporting them under the incomplete channel with messageKey nonBmp and resolving NEITHER fgColor NOR bgColor, so the Python recomputation in docs/qa/BOB-164/axe_contrast_scan.py cannot decide either: 40 such nodes across 16 palette x mode combinations. BOB-164 round 2 stopped them being scored as silent passes by naming them GLYPH_UNMEASURED, printing them on every run and fencing them, so any NEW unmeasured glyph node blocks. What remains genuinely unproven is their contrast itself: as non-text user-interface components they owe 3:1 under WCAG SC 1.4.11, and no oracle in this repo measures that today. Acceptance: a measurement path that resolves the effective foreground and backdrop for glyph controls (for example reading getComputedStyle colour against the composited backdrop, or replacing the glyphs with inline SVG carrying explicit fill tokens), each of the three controls shown to clear 3:1 in all 16 palette x mode combinations, and the GLYPH_UNMEASURED fence shrunk by exactly the nodes then proven.</w:t>
+            </w:r>
+          </w:p>
+        </w:tc>
+      </w:tr>
+      <w:tr>
+        <w:tc>
+          <w:tcPr/>
+          <w:p>
+            <w:pPr>
+              <w:pStyle w:val="Compact"/>
+            </w:pPr>
+            <w:r>
+              <w:t xml:space="preserve">BOB-185</w:t>
+            </w:r>
+          </w:p>
+        </w:tc>
+        <w:tc>
+          <w:tcPr/>
+          <w:p>
+            <w:pPr>
+              <w:pStyle w:val="Compact"/>
+            </w:pPr>
+            <w:r>
+              <w:t xml:space="preserve">Task</w:t>
+            </w:r>
+          </w:p>
+        </w:tc>
+        <w:tc>
+          <w:tcPr/>
+          <w:p>
+            <w:pPr>
+              <w:pStyle w:val="Compact"/>
+            </w:pPr>
+            <w:r>
+              <w:t xml:space="preserve">Queued</w:t>
+            </w:r>
+          </w:p>
+        </w:tc>
+        <w:tc>
+          <w:tcPr/>
+          <w:p>
+            <w:pPr>
+              <w:pStyle w:val="Compact"/>
+            </w:pPr>
+            <w:r>
+              <w:t xml:space="preserve">Medium</w:t>
+            </w:r>
+          </w:p>
+        </w:tc>
+        <w:tc>
+          <w:tcPr/>
+          <w:p>
+            <w:pPr>
+              <w:pStyle w:val="Compact"/>
+            </w:pPr>
+            <w:r>
+              <w:t xml:space="preserve">docs/qa/BOB-164/axe_contrast_scan.py scans a static dist with no backend, so every node whose existence depends on fetched data is absent from the page it measures: the results table renders empty, so .type-badge and .quality-badge never appear, and the hooks list renders empty, so .status pills never appear. That is precisely why the BOB-164 round-1 regression went unseen in a rendered DOM even though it was scanned in all 16 themes, and it is why round 2 had to close the class in the arithmetic oracle instead. Those nodes are now covered by frontend/src/app/models/style-contrast.spec.ts, which extracts declared foreground-on-fill pairs from the stylesheets, but that is an ARITHMETIC claim about declared colour pairs, not a rendered-pixel one: it cannot see opacity applied by an ancestor, a composited backdrop, or a cascade this repo’s static extractor does not model. Acceptance: the scan drives the dashboard with seeded fixture data (a stub backend, a route fixture, or an injected component harness) so the badge and status nodes are present in the DOM, axe measures them directly, and a control needle proves the rendered oracle sees a seeded sub-floor badge before any clean result from it is believed.</w:t>
+            </w:r>
+          </w:p>
+        </w:tc>
+      </w:tr>
+      <w:tr>
+        <w:tc>
+          <w:tcPr/>
+          <w:p>
+            <w:pPr>
+              <w:pStyle w:val="Compact"/>
+            </w:pPr>
+            <w:r>
+              <w:t xml:space="preserve">BOB-188</w:t>
+            </w:r>
+          </w:p>
+        </w:tc>
+        <w:tc>
+          <w:tcPr/>
+          <w:p>
+            <w:pPr>
+              <w:pStyle w:val="Compact"/>
+            </w:pPr>
+            <w:r>
+              <w:t xml:space="preserve">Bug</w:t>
+            </w:r>
+          </w:p>
+        </w:tc>
+        <w:tc>
+          <w:tcPr/>
+          <w:p>
+            <w:pPr>
+              <w:pStyle w:val="Compact"/>
+            </w:pPr>
+            <w:r>
+              <w:t xml:space="preserve">In progress</w:t>
+            </w:r>
+          </w:p>
+        </w:tc>
+        <w:tc>
+          <w:tcPr/>
+          <w:p>
+            <w:pPr>
+              <w:pStyle w:val="Compact"/>
+            </w:pPr>
+            <w:r>
+              <w:t xml:space="preserve">—</w:t>
             </w:r>
           </w:p>
         </w:tc>
@@ -1959,22 +2295,235 @@
                 <w:b/>
                 <w:bCs/>
               </w:rPr>
-              <w:t xml:space="preserve">OPERATOR DECISION (2026-08-26, §11.4.66): REPAIR, THEN RE-VERIFY UNTIL STABLE</w:t>
-            </w:r>
-            <w:r>
-              <w:t xml:space="preserve"> </w:t>
-            </w:r>
-            <w:r>
-              <w:t xml:space="preserve">The warm ./start.sh path keeps running the ownership repair against a live stack, but walks, re-verifies, and repeats until a pass finds nothing new. Options not chosen: refuse the repair while the stack is up and direct the operator to –recreate; stop the stack on the warm path too (correct but ends</w:t>
-            </w:r>
-            <w:r>
-              <w:t xml:space="preserve"> </w:t>
-            </w:r>
-            <w:r>
-              <w:t xml:space="preserve">‘warm’</w:t>
-            </w:r>
-            <w:r>
-              <w:t xml:space="preserve">); accept and document the window. WHY THIS MATTERS MORE THAN A NORMAL ITEM: this is the exact defect the whole 002-user-owned-downloads feature exists to end. The –recreate path was already fixed to order precondition -&gt; down -&gt; repair -&gt; up so the walk sees a tree no container can write. The warm path was not, so a container can create a new non-owned file AFTER the repair has passed that directory — the ownership problem leaking back in through the other door. REQUIRED BY THE CHOSEN OPTION, and it is the hard part: the loop MUST be BOUNDED, and on giving up it MUST report honestly that ownership is UNPROVEN rather than silently exiting 0 (§11.4.201(6) — a loop that stops finding new files because it ran out of iterations returns the same quiet zero as a genuinely clean tree). An active download creating files faster than the walk completes is the realistic non-converging case and must be named in the give-up message. Recorded as consumer DATA per §11.4.35 — the operator’s stated choice, not an agent inference. Options not chosen are named so a future reader does not re-litigate a settled call. — prior item text follows —</w:t>
+              <w:t xml:space="preserve">OPERATOR DECISION (2026-08-26, §11.4.66 interactive clarification): UNTRACK THE BINARY — BUILD ON DEMAND</w:t>
+            </w:r>
+            <w:r>
+              <w:t xml:space="preserve"> </w:t>
+            </w:r>
+            <w:r>
+              <w:t xml:space="preserve">§11.4.30 answer, recorded as consumer DATA: the compiled</w:t>
+            </w:r>
+            <w:r>
+              <w:t xml:space="preserve"> </w:t>
+            </w:r>
+            <w:r>
+              <w:rPr>
+                <w:rStyle w:val="VerbatimChar"/>
+              </w:rPr>
+              <w:t xml:space="preserve">workable-items</w:t>
+            </w:r>
+            <w:r>
+              <w:t xml:space="preserve"> </w:t>
+            </w:r>
+            <w:r>
+              <w:t xml:space="preserve">binary is NOT to be git-tracked.</w:t>
+            </w:r>
+            <w:r>
+              <w:t xml:space="preserve"> </w:t>
+            </w:r>
+            <w:r>
+              <w:t xml:space="preserve">‘Any build derivate which we can recreate by executing proper mechanism for generating MUST NOT be versioned’</w:t>
+            </w:r>
+            <w:r>
+              <w:t xml:space="preserve"> </w:t>
+            </w:r>
+            <w:r>
+              <w:t xml:space="preserve">applies without exception here. Keeping it tracked with only the invariant-52 fingerprint gate, and keeping it tracked with a commit-time rebuild, were both offered and NOT chosen. REQUIRED END STATE: the gate builds from source, or REFUSES HONESTLY when the Go toolchain is absent (§11.4.201(11) — probe the artifact through its real invocation path, never fake a pass, never silently fall back to a stale binary). Staleness becomes structurally impossible rather than merely detected. ACCEPTED COST: a fresh clone needs a Go toolchain before invariant 17 can run — already true for the qBitTorrent-go backend, so this adds no new host requirement. The invariant-52 fingerprint gate remains useful as defence-in-depth for as long as any binary exists on disk. This answer is recorded as consumer DATA per §11.4.35 — it is the operator’s stated choice, not an agent inference, and supersedes any prior agent-chosen default on this question. Options not chosen are named above so a future reader does not re-litigate a settled call (§11.4.112(5) bounded-verdict discipline applied to decisions). — prior item text follows — pre_build_verification.sh invariant 17 (CM-WORKABLE-ITEMS-VALIDATE) resolves its binary through the candidate loop at :534, whose FIRST entry is constitution/scripts/workable-items/bin/workable-items. That file is GIT-TRACKED (md5 17644a248363, identical to bin/workable-items-linux) and executable, so it WINS resolution over the current untracked sibling constitution/scripts/workable-items/workable-items (md5 43376a6d0184). The tracked binary is STALE: it does not contain the guards its own source now has. MEASURED, needle-proven, 2026-08-25. String presence in the tracked binary:</w:t>
+            </w:r>
+            <w:r>
+              <w:t xml:space="preserve"> </w:t>
+            </w:r>
+            <w:r>
+              <w:t xml:space="preserve">“refusing to set terminal status”</w:t>
+            </w:r>
+            <w:r>
+              <w:t xml:space="preserve"> </w:t>
+            </w:r>
+            <w:r>
+              <w:t xml:space="preserve">-&gt; 0;</w:t>
+            </w:r>
+            <w:r>
+              <w:t xml:space="preserve"> </w:t>
+            </w:r>
+            <w:r>
+              <w:t xml:space="preserve">“Issues-location item has TERMINAL status”</w:t>
+            </w:r>
+            <w:r>
+              <w:t xml:space="preserve"> </w:t>
+            </w:r>
+            <w:r>
+              <w:t xml:space="preserve">-&gt; 0; control needle from the SAME updateCmd,</w:t>
+            </w:r>
+            <w:r>
+              <w:t xml:space="preserve"> </w:t>
+            </w:r>
+            <w:r>
+              <w:t xml:space="preserve">“at least one mutable field flag is required”</w:t>
+            </w:r>
+            <w:r>
+              <w:t xml:space="preserve"> </w:t>
+            </w:r>
+            <w:r>
+              <w:t xml:space="preserve">-&gt; 2 (so the instrument sees through that path and the zeros are real absences, not a blind read). The untracked sibling returns 1 / 1 / 2 for the same three queries. A check whose message string is absent from the binary cannot fire. RUNTIME PROOF: the same injected violation (a row set to terminal status while current_location=Issues) run through both binaries -&gt; stale reports 1 violation (only the body_md desync class), current reports 2 including the location-status class verbatim. This is exactly why the ten BOB-166 rows (BOB-087/129/131/144/145/146/148/153/155/157) survived undetected: the gate that was supposed to catch them was running a binary structurally incapable of seeing them. The 11.4.108 SOURCE-&gt;ARTIFACT gap: source correct, artifact stale, every gate reading the artifact reports green. This is the THIRD instance of that class found in one session, alongside BOB-169 (a charset gate that never opened a file) and BOB-183 (a served bundle five days older than its sources). COMPOUNDING: the comment at :519-523 directly above the loop asserts</w:t>
+            </w:r>
+            <w:r>
+              <w:t xml:space="preserve"> </w:t>
+            </w:r>
+            <w:r>
+              <w:t xml:space="preserve">“The naive bin/workable-items path never existed in this checkout (bin/ is a gitignored local build-output dir nothing ever populated)”</w:t>
+            </w:r>
+            <w:r>
+              <w:t xml:space="preserve">. That statement is now FALSE - bin/ holds two tracked binaries. A stale comment asserting the absence of the very file that now shadows resolution is how this stayed invisible. Also an 11.4.30 question the operator owns: bin/workable-items and bin/workable-items-linux are VERSIONED BUILD ARTIFACTS in a constitution submodule that is inherited by reference by every consumer, so every consumer inherits whichever binary was last committed. Flagged independently by two separate agents this session. ACCEPTANCE: (a) resolution must never prefer a stale artifact over a current one - either the tracked binaries are removed and resolution falls through to build-on-demand, or a freshness check refuses a binary older than its sources (see the BOB-183 fingerprint gate for a working pattern); (b) the false comment at :519-523 corrected; (c) a paired 1.1 mutation proving the new refusal fires, plus a negative control proving a genuinely fresh binary still passes so the fix is not an 11.4.201(1) false-positive refusal; (d) the 11.4.30 tracked-binary decision recorded as operator DATA. Discovered out-of-band during BOB-166 remediation - a 11.4.238 coverage escape in its own right.</w:t>
+            </w:r>
+          </w:p>
+        </w:tc>
+      </w:tr>
+      <w:tr>
+        <w:tc>
+          <w:tcPr/>
+          <w:p>
+            <w:pPr>
+              <w:pStyle w:val="Compact"/>
+            </w:pPr>
+            <w:r>
+              <w:t xml:space="preserve">BOB-191</w:t>
+            </w:r>
+          </w:p>
+        </w:tc>
+        <w:tc>
+          <w:tcPr/>
+          <w:p>
+            <w:pPr>
+              <w:pStyle w:val="Compact"/>
+            </w:pPr>
+            <w:r>
+              <w:t xml:space="preserve">Bug</w:t>
+            </w:r>
+          </w:p>
+        </w:tc>
+        <w:tc>
+          <w:tcPr/>
+          <w:p>
+            <w:pPr>
+              <w:pStyle w:val="Compact"/>
+            </w:pPr>
+            <w:r>
+              <w:t xml:space="preserve">Queued</w:t>
+            </w:r>
+          </w:p>
+        </w:tc>
+        <w:tc>
+          <w:tcPr/>
+          <w:p>
+            <w:pPr>
+              <w:pStyle w:val="Compact"/>
+            </w:pPr>
+            <w:r>
+              <w:t xml:space="preserve">—</w:t>
+            </w:r>
+          </w:p>
+        </w:tc>
+        <w:tc>
+          <w:tcPr/>
+          <w:p>
+            <w:pPr>
+              <w:pStyle w:val="Compact"/>
+            </w:pPr>
+            <w:r>
+              <w:t xml:space="preserve">WHAT: the §11.4.252 fail-open scan reports 0 hits for qBitTorrent-go, and that zero is NOT evidence. The triage agent ran control needles through the scanner’s own path per §11.4.201(7)(b): a Python</w:t>
+            </w:r>
+            <w:r>
+              <w:t xml:space="preserve"> </w:t>
+            </w:r>
+            <w:r>
+              <w:t xml:space="preserve">‘except Exception: pass’</w:t>
+            </w:r>
+            <w:r>
+              <w:t xml:space="preserve"> </w:t>
+            </w:r>
+            <w:r>
+              <w:t xml:space="preserve">needle was SEEN, a TypeScript</w:t>
+            </w:r>
+            <w:r>
+              <w:t xml:space="preserve"> </w:t>
+            </w:r>
+            <w:r>
+              <w:t xml:space="preserve">‘catch (e) {}’</w:t>
+            </w:r>
+            <w:r>
+              <w:t xml:space="preserve"> </w:t>
+            </w:r>
+            <w:r>
+              <w:t xml:space="preserve">needle was SEEN (so frontend/src’s zero IS a real zero), but a Go empty-</w:t>
+            </w:r>
+            <w:r>
+              <w:t xml:space="preserve">‘if err != nil {}’</w:t>
+            </w:r>
+            <w:r>
+              <w:t xml:space="preserve"> </w:t>
+            </w:r>
+            <w:r>
+              <w:t xml:space="preserve">needle was NOT SEEN. An instrument that cannot see the idiom returns the same quiet zero as a clean tree, and only one of those is honest. DISTINCT FROM BOB-189, deliberately not merged with it per §11.4.214: BOB-189 is a false MATCH (fail-closed guards reported as fail-open); this is a false NULL (an entire language unscanned). Same scanner, opposite failure directions, different fixes - merging them would hide one behind the other. IMPACT: Go is the language of qbittorrent-proxy-go and boba-jackett (port 7189, which owns encrypted tracker credentials), so the unscanned surface is exactly where §11.4.252’s credential-plus-mutation combination is most likely. Nobody has assessed it; the dashboard says clean. ACCEPTANCE: the scanner grows a Go arm covering the empty-err-block and swallowed-error idioms, its needle is SEEN through the real path, qBitTorrent-go’s result is re-derived, and every finding is triaged as this Python/TS pass was. Until then qBitTorrent-go’s fail-open posture is UNKNOWN and must be reported as UNKNOWN, never as 0. === ROUND-2 INVESTIGATION, MEASURED 2026-08-26 — THE FILED TITLE WAS TOO NARROW (§11.4.6) === The live scanner is constitution/scripts/gates/cm_dangerous_combination_fail_closed.sh, driven per-root by invariant 39 at scripts/pre_build_verification.sh:1481-1544. (scripts/pre_build/check_cm_no_fail_open_skip.sh has NEVER existed on any branch — it exists only in an uncommitted worktree. Any citation of that path is citing a file that is not there.) IT IS A WEAK-MATCHER DEFECT, NOT A SCOPE HOLE. Line :243 sets exts=</w:t>
+            </w:r>
+            <w:r>
+              <w:t xml:space="preserve">“py go rs c cc cpp h hpp java cs js ts jsx tsx php rb”</w:t>
+            </w:r>
+            <w:r>
+              <w:t xml:space="preserve"> </w:t>
+            </w:r>
+            <w:r>
+              <w:t xml:space="preserve">— .go IS enumerated. But line :537 gates the Python ast analyser on</w:t>
+            </w:r>
+            <w:r>
+              <w:t xml:space="preserve"> </w:t>
+            </w:r>
+            <w:r>
+              <w:rPr>
+                <w:rStyle w:val="VerbatimChar"/>
+              </w:rPr>
+              <w:t xml:space="preserve">case "$f" in *.py)</w:t>
+            </w:r>
+            <w:r>
+              <w:t xml:space="preserve">, so every non-Python file falls through to just two text matchers (:772 empty</w:t>
+            </w:r>
+            <w:r>
+              <w:t xml:space="preserve"> </w:t>
+            </w:r>
+            <w:r>
+              <w:rPr>
+                <w:rStyle w:val="VerbatimChar"/>
+              </w:rPr>
+              <w:t xml:space="preserve">catch (...) {</w:t>
+            </w:r>
+            <w:r>
+              <w:t xml:space="preserve">, :794 credential</w:t>
+            </w:r>
+            <w:r>
+              <w:t xml:space="preserve"> </w:t>
+            </w:r>
+            <w:r>
+              <w:rPr>
+                <w:rStyle w:val="VerbatimChar"/>
+              </w:rPr>
+              <w:t xml:space="preserve">= x \|\| "literal"</w:t>
+            </w:r>
+            <w:r>
+              <w:t xml:space="preserve">). Go has no</w:t>
+            </w:r>
+            <w:r>
+              <w:t xml:space="preserve"> </w:t>
+            </w:r>
+            <w:r>
+              <w:rPr>
+                <w:rStyle w:val="VerbatimChar"/>
+              </w:rPr>
+              <w:t xml:space="preserve">catch</w:t>
+            </w:r>
+            <w:r>
+              <w:t xml:space="preserve"> </w:t>
+            </w:r>
+            <w:r>
+              <w:t xml:space="preserve">keyword, so neither matcher CAN fire on Go by construction. NEEDLE TEST, BOTH ARMS (planted / rc / result): Python 2 / 1 / SEEN · TypeScript 1 / 1 / SEEN · Java 1 / 1 / SEEN ·</w:t>
             </w:r>
             <w:r>
               <w:t xml:space="preserve"> </w:t>
@@ -1984,13 +2533,43 @@
                 <w:b/>
                 <w:bCs/>
               </w:rPr>
-              <w:t xml:space="preserve">Reported-Via:</w:t>
-            </w:r>
-            <w:r>
-              <w:t xml:space="preserve"> </w:t>
-            </w:r>
-            <w:r>
-              <w:t xml:space="preserve">§11.4.202 reporting directive</w:t>
+              <w:t xml:space="preserve">Go 6 / 0 / NOT SEEN — PASS</w:t>
+            </w:r>
+            <w:r>
+              <w:t xml:space="preserve"> </w:t>
+            </w:r>
+            <w:r>
+              <w:t xml:space="preserve">· Rust 2 / 0 / NOT SEEN · Ruby 1 / 0 / NOT SEEN · C 2 / 0 / NOT SEEN. Go is ONE OF FIVE BLIND EXTENSIONS, not a special case. The Go needle is real code: go build rc=0, go vet rc=0, gofmt -e clean. THE DECISIVE DISCRIMINATOR — same bytes, extension changed: .zig (NOT enumerated) →</w:t>
+            </w:r>
+            <w:r>
+              <w:t xml:space="preserve"> </w:t>
+            </w:r>
+            <w:r>
+              <w:t xml:space="preserve">“SKIP — topology_unsupported”</w:t>
+            </w:r>
+            <w:r>
+              <w:t xml:space="preserve">; .go (enumerated) →</w:t>
+            </w:r>
+            <w:r>
+              <w:t xml:space="preserve"> </w:t>
+            </w:r>
+            <w:r>
+              <w:t xml:space="preserve">“PASS”</w:t>
+            </w:r>
+            <w:r>
+              <w:t xml:space="preserve">. The gate ALREADY OWNS an honest-blindness mechanism and it works correctly; Go routes around it precisely BY BEING ENUMERATED. A scope hole announces itself; this matcher hole prints green. That makes it the worse defect and is why the corrected title leads with it. QUANTIFIED SURFACE (exclusions stated, §11.4.224(E)): using the scanner’s OWN prune list and nothing added — 106 .go files / 20,389 LOC (52 production files / 6,858 LOC). WITH and WITHOUT exclusions the count is 106 == 106; no vendored tree exists, so no unstated exclusion could manufacture a clean number. qBitTorrent-go holds 106 blind files and 0 analysable files — 100% blind — yet invariant 39 counts it among</w:t>
+            </w:r>
+            <w:r>
+              <w:t xml:space="preserve"> </w:t>
+            </w:r>
+            <w:r>
+              <w:t xml:space="preserve">“5 first-party source root(s)”</w:t>
+            </w:r>
+            <w:r>
+              <w:t xml:space="preserve"> </w:t>
+            </w:r>
+            <w:r>
+              <w:t xml:space="preserve">reported clean. DEFECTS THE BLINDNESS HID → filed as BOB-204 (credential DELETE returns unconditional 204 while the .env plaintext delete error is discarded; plus the env_write_failed_db_rolled_back code asserting an unconfirmed rollback). SEPARATE SCOPE HOLE → filed as BOB-205 (cmd/boba-ctl, 947 LOC orchestrator, absent from DANGER_ROOTS entirely). Distinct-but-similar per §11.4.214, deliberately not merged. GOLDEN-FALSE FIXTURE FOR ANY FUTURE GO ARM: internal/jackettapi/auth_middleware.go:45-66 is correctly fail-CLOSED (constant-time compare, 401+return) — a Go arm MUST NOT flag it. LOAD-BEARING §11.4.250 PREDICTION: bolting a naive Go regex arm on will IMMEDIATELY manufacture BOB-189-class false positives in Go —</w:t>
             </w:r>
             <w:r>
               <w:t xml:space="preserve"> </w:t>
@@ -1999,13 +2578,85 @@
               <w:rPr>
                 <w:rStyle w:val="VerbatimChar"/>
               </w:rPr>
-              <w:t xml:space="preserve">bug</w:t>
-            </w:r>
-            <w:r>
-              <w:t xml:space="preserve"> </w:t>
-            </w:r>
-            <w:r>
-              <w:t xml:space="preserve">on 2026-08-21T19:01:17Z</w:t>
+              <w:t xml:space="preserve">if err != nil { return false }</w:t>
+            </w:r>
+            <w:r>
+              <w:t xml:space="preserve"> </w:t>
+            </w:r>
+            <w:r>
+              <w:t xml:space="preserve">in a Go validator is fail-CLOSED. Fixing this as layer N+1 reproduces BOB-189 in a new language. THEREFORE the remediation order is fixed: (1) analyser REGISTRY with an UNANALYSED verdict FIRST — extension→analyser map, unmapped extension reports UNANALYSED never silent PASS, which converts the false null into an honest gap and covers rust/ruby/C too; (2) only then a Go arm, call-site-aware from day one (go/ast, or adopt errcheck/staticcheck rather than hand-rolled regex), shipped with the auth_middleware golden-FALSE. ONE PRIMITIVE, TWO SYMPTOMS: the scanner classifies by local syntactic shape and never consults semantic role — BOB-189 ignores the CALLER’s context (false match), BOB-191 searches for a shape from a DIFFERENT language family (false null). The gate’s own header already concedes the primitive (</w:t>
+            </w:r>
+            <w:r>
+              <w:t xml:space="preserve">“requires real data-flow analysis this gate CANNOT honestly claim”</w:t>
+            </w:r>
+            <w:r>
+              <w:t xml:space="preserve">); what is missing is propagating that concession into PER-LANGUAGE honesty. Keep two tracker items. INSTRUMENT BUG RECORDED, NOT HIDDEN (§11.4.201(12)): the investigation’s first verdict extraction used</w:t>
+            </w:r>
+            <w:r>
+              <w:t xml:space="preserve"> </w:t>
+            </w:r>
+            <w:r>
+              <w:rPr>
+                <w:rStyle w:val="VerbatimChar"/>
+              </w:rPr>
+              <w:t xml:space="preserve">grep -oE 'PASS\|FAIL\|SKIP'</w:t>
+            </w:r>
+            <w:r>
+              <w:t xml:space="preserve">, which matched FAIL inside the gate’s own name (…FAIL-CLOSED) and mislabelled three PASSes. Re-run keyed on exit code; the table above is the corrected run. EVIDENCE: docs/qa/BOB-191/scanner_blindness_investigation_20260826.md (255 lines, §11.4.44 header). No source, gate, or config modified by the investigation. === ROUND-3 PARTIAL FIX, MEASURED 2026-09-25 — STEP (1) OF THE ROUND-2 REMEDIATION ORDER LANDED; STEP (2) STILL OPEN, ACCEPTANCE NOT YET MET === Per the round-2 remediation order, step (1) — the analyser REGISTRY with an honest UNANALYSED verdict — is now implemented and independently re-verified (conductor re-ran the mutation suite from a clean shell, 206/206 green). Step (2) — a real semantic Go arm — is DELIBERATELY DEFERRED, so this item stays Queued: the ACCEPTANCE criterion above (</w:t>
+            </w:r>
+            <w:r>
+              <w:t xml:space="preserve">“its needle is SEEN through the real path”</w:t>
+            </w:r>
+            <w:r>
+              <w:t xml:space="preserve">) is still unmet for Go/Rust/Ruby/C. CORRECTION TO ROUND-2’s OWN FIGURE (§11.4.6, re-verified live, not re-guessed): round-2 said</w:t>
+            </w:r>
+            <w:r>
+              <w:t xml:space="preserve"> </w:t>
+            </w:r>
+            <w:r>
+              <w:t xml:space="preserve">“5 blind extensions (go/rs/rb/c/h)”</w:t>
+            </w:r>
+            <w:r>
+              <w:t xml:space="preserve">. Re-run live against all candidates this round: C++ (.cpp, a genuine empty</w:t>
+            </w:r>
+            <w:r>
+              <w:t xml:space="preserve"> </w:t>
+            </w:r>
+            <w:r>
+              <w:rPr>
+                <w:rStyle w:val="VerbatimChar"/>
+              </w:rPr>
+              <w:t xml:space="preserve">catch(){}</w:t>
+            </w:r>
+            <w:r>
+              <w:t xml:space="preserve">) is SEEN —</w:t>
+            </w:r>
+            <w:r>
+              <w:t xml:space="preserve"> </w:t>
+            </w:r>
+            <w:r>
+              <w:rPr>
+                <w:rStyle w:val="VerbatimChar"/>
+              </w:rPr>
+              <w:t xml:space="preserve">rc=1 FAIL</w:t>
+            </w:r>
+            <w:r>
+              <w:t xml:space="preserve">, already correctly caught. It was never actually blind;</w:t>
+            </w:r>
+            <w:r>
+              <w:t xml:space="preserve"> </w:t>
+            </w:r>
+            <w:r>
+              <w:rPr>
+                <w:rStyle w:val="VerbatimChar"/>
+              </w:rPr>
+              <w:t xml:space="preserve">.h</w:t>
+            </w:r>
+            <w:r>
+              <w:t xml:space="preserve"> </w:t>
+            </w:r>
+            <w:r>
+              <w:t xml:space="preserve">is content-ambiguous (same header extension serves both C and C++) and is not a distinct 5th case.</w:t>
             </w:r>
             <w:r>
               <w:t xml:space="preserve"> </w:t>
@@ -2015,13 +2666,97 @@
                 <w:b/>
                 <w:bCs/>
               </w:rPr>
-              <w:t xml:space="preserve">Reported-By:</w:t>
-            </w:r>
-            <w:r>
-              <w:t xml:space="preserve"> </w:t>
-            </w:r>
-            <w:r>
-              <w:t xml:space="preserve">T041 independent review (IMPORTANT-2), partially remediated</w:t>
+              <w:t xml:space="preserve">Exactly 4 languages are structurally blind: Go, Rust, Ruby, C.</w:t>
+            </w:r>
+            <w:r>
+              <w:t xml:space="preserve"> </w:t>
+            </w:r>
+            <w:r>
+              <w:t xml:space="preserve">This narrows, not widens, the round-2 figure. WHAT LANDED (constitution/scripts/gates/cm_dangerous_combination_fail_closed.sh — a constitution-submodule file, inherited by reference; landing it for real still needs the submodule’s own §11.4.26 fetch/pull/push workflow, separate from boba’s commit path): - New</w:t>
+            </w:r>
+            <w:r>
+              <w:t xml:space="preserve"> </w:t>
+            </w:r>
+            <w:r>
+              <w:rPr>
+                <w:rStyle w:val="VerbatimChar"/>
+              </w:rPr>
+              <w:t xml:space="preserve">DANGEROUS_COMBO_UNANALYSED_EXT</w:t>
+            </w:r>
+            <w:r>
+              <w:t xml:space="preserve"> </w:t>
+            </w:r>
+            <w:r>
+              <w:t xml:space="preserve">registry (default</w:t>
+            </w:r>
+            <w:r>
+              <w:t xml:space="preserve"> </w:t>
+            </w:r>
+            <w:r>
+              <w:rPr>
+                <w:rStyle w:val="VerbatimChar"/>
+              </w:rPr>
+              <w:t xml:space="preserve">go rs rb c</w:t>
+            </w:r>
+            <w:r>
+              <w:t xml:space="preserve">). Verdict now has 3 branches: real hits → FAIL (unchanged); zero hits + UNANALYSED files present → new honest</w:t>
+            </w:r>
+            <w:r>
+              <w:t xml:space="preserve"> </w:t>
+            </w:r>
+            <w:r>
+              <w:rPr>
+                <w:rStyle w:val="VerbatimChar"/>
+              </w:rPr>
+              <w:t xml:space="preserve">⚠ NOTE — N file(s) UNANALYSED...</w:t>
+            </w:r>
+            <w:r>
+              <w:t xml:space="preserve"> </w:t>
+            </w:r>
+            <w:r>
+              <w:t xml:space="preserve">+</w:t>
+            </w:r>
+            <w:r>
+              <w:t xml:space="preserve"> </w:t>
+            </w:r>
+            <w:r>
+              <w:rPr>
+                <w:rStyle w:val="VerbatimChar"/>
+              </w:rPr>
+              <w:t xml:space="preserve">PASS (PARTIAL COVERAGE)</w:t>
+            </w:r>
+            <w:r>
+              <w:t xml:space="preserve"> </w:t>
+            </w:r>
+            <w:r>
+              <w:t xml:space="preserve">(still exit 0, advisory — never blocks a build on an unanalysed language); zero hits + zero unanalysed → unchanged original clean-PASS text. -</w:t>
+            </w:r>
+            <w:r>
+              <w:t xml:space="preserve"> </w:t>
+            </w:r>
+            <w:r>
+              <w:rPr>
+                <w:rStyle w:val="VerbatimChar"/>
+              </w:rPr>
+              <w:t xml:space="preserve">scripts/pre_build_verification.sh</w:t>
+            </w:r>
+            <w:r>
+              <w:t xml:space="preserve"> </w:t>
+            </w:r>
+            <w:r>
+              <w:t xml:space="preserve">invariant 39 (boba-owned): fixed to read the UNANALYSED count unconditionally, not only on nonzero exit — otherwise a 100%-UNANALYSED root would still have silently printed</w:t>
+            </w:r>
+            <w:r>
+              <w:t xml:space="preserve"> </w:t>
+            </w:r>
+            <w:r>
+              <w:t xml:space="preserve">“no fail-open anti-pattern across N clean roots”</w:t>
+            </w:r>
+            <w:r>
+              <w:t xml:space="preserve"> </w:t>
+            </w:r>
+            <w:r>
+              <w:t xml:space="preserve">with the caller never seeing the NOTE. - Mutation test extended with 17 new assertions covering Go/Rust/Ruby/C UNANALYSED-branch RED/GREEN, a C++ negative control (still caught, never marked UNANALYSED — the registry must not swallow a working extension), a clean-root negative control, and a mixed-real-hit-not-masked control. Full suite 206/206 (189 pre-existing + 17 new), independently re-run by the conductor from a clean shell. LIVE FULL-REPO RESCAN RESULT (real DANGER_ROOTS, this round): Python backlog unchanged at 59 hits (download-proxy/src:25, plugins:32, scripts:2 — pre-existing, out of scope, advisory since 2026-08-20).</w:t>
             </w:r>
             <w:r>
               <w:t xml:space="preserve"> </w:t>
@@ -2031,13 +2766,859 @@
                 <w:b/>
                 <w:bCs/>
               </w:rPr>
-              <w:t xml:space="preserve">What (the report, verbatim):</w:t>
-            </w:r>
-            <w:r>
-              <w:t xml:space="preserve"> </w:t>
-            </w:r>
-            <w:r>
-              <w:t xml:space="preserve">The –recreate path was fixed this round: run_ownership_precondition -&gt; stack_down -&gt; run_ownership_repair -&gt; stack_up, so the repair walks a tree no container can write to. That ordering is now asserted behaviourally by three new checks in tests/unit/test_start_reload_recreate.sh, each killed by its paired 1.1 mutation (11/11 RED-OK). The WARM path is NOT covered by that fix and this item tracks the remainder. On a warm ./start.sh the gate runs before THIS invocation brings anything up, but if the stack is ALREADY running, containers write while the repair walks. A container can then create a new non-operator-owned file BEHIND the walk, after which the completion marker records complete over a tree that is not, and those stragglers are never repaired without a manual –force. BOUNDED, not dismissed: after any successful pass the marker is valid for the scope fingerprint and the repair short-circuits without walking (marker_is_valid), so the window requires a stale-or-absent marker AND a live stack together. Declaring a new scope entry re-arms the marker, which is exactly how that combination arises in practice. NOT DONE THIS ROUND, with the reason stated rather than hidden: the clean guard is a cheap marker-only probe mode on scripts/ownership_repair.sh that answers has-this-scope-been-repaired without walking the tree. The existing –dry-run cannot serve: it deliberately SKIPS the marker fast-path (FORCE=0 &amp;&amp; DRY_RUN=0 guard) and always walks, so using it as a warm-start probe would walk the tree twice on every start. Adding that mode requires editing ownership_repair.sh, which another stream was actively editing during this round; duplicating marker_is_valid into start.sh instead would be a near-identical fork (11.4.251). Deferred to this item rather than done unilaterally or silently. The misleading comment at the warm-start call site (which claimed the gate runs before any container writes) has been corrected to state this boundary honestly.</w:t>
+              <w:t xml:space="preserve">New honest signal: 121 files now reported UNANALYSED</w:t>
+            </w:r>
+            <w:r>
+              <w:t xml:space="preserve"> </w:t>
+            </w:r>
+            <w:r>
+              <w:t xml:space="preserve">(qBitTorrent-go:117, cmd/boba-ctl:4 — BOB-205’s scope hole now visibly folded into the same honest-gap mechanism) instead of silently counting toward</w:t>
+            </w:r>
+            <w:r>
+              <w:t xml:space="preserve"> </w:t>
+            </w:r>
+            <w:r>
+              <w:t xml:space="preserve">“clean.”</w:t>
+            </w:r>
+            <w:r>
+              <w:t xml:space="preserve"> </w:t>
+            </w:r>
+            <w:r>
+              <w:t xml:space="preserve">Zero new FAIL findings in Go — by design; a real Go checker needs call-site-aware semantic analysis, still deferred. WHY STEP (2) STAYS DEFERRED, NOT A REGRESSION: the round-2 §11.4.250 PREDICTION stands unrefuted — a naive Go regex arm would immediately flag</w:t>
+            </w:r>
+            <w:r>
+              <w:t xml:space="preserve"> </w:t>
+            </w:r>
+            <w:r>
+              <w:rPr>
+                <w:rStyle w:val="VerbatimChar"/>
+              </w:rPr>
+              <w:t xml:space="preserve">internal/jackettapi/auth_middleware.go:45-66</w:t>
+            </w:r>
+            <w:r>
+              <w:t xml:space="preserve"> </w:t>
+            </w:r>
+            <w:r>
+              <w:t xml:space="preserve">(the golden-FALSE fixture) as a BOB-189-class false positive. A real arm needs go/ast or an adopted tool (errcheck/staticcheck), shipped WITH that golden-FALSE passing, before it can fire. REMAINING WORK TO CLOSE THIS ITEM: implement the Go semantic arm (go/ast-based or errcheck/staticcheck-adopted) covering the empty-err-block and swallowed-error idioms, verified against the auth_middleware.go golden-FALSE fixture, re-derive qBitTorrent-go’s real result (currently UNKNOWN, honestly reported as such), and triage every real finding as the Python/TS pass already is. Rust/Ruby/C have zero first-party files in boba’s tree today (verified this round) so their own arms are lower priority until such files exist — the UNANALYSED registry already covers them honestly in the meantime. EVIDENCE: docs/qa/BOB-191/closure_evidence_20260925.md (full RED/GREEN transcripts, the C++ correction with live proof, the live full-repo scan table, anti-bluff provenance). State left uncommitted by design (constitution-submodule files need the §11.4.26 workflow, not boba’s commit-push-all.sh).</w:t>
+            </w:r>
+          </w:p>
+        </w:tc>
+      </w:tr>
+      <w:tr>
+        <w:tc>
+          <w:tcPr/>
+          <w:p>
+            <w:pPr>
+              <w:pStyle w:val="Compact"/>
+            </w:pPr>
+            <w:r>
+              <w:t xml:space="preserve">BOB-194</w:t>
+            </w:r>
+          </w:p>
+        </w:tc>
+        <w:tc>
+          <w:tcPr/>
+          <w:p>
+            <w:pPr>
+              <w:pStyle w:val="Compact"/>
+            </w:pPr>
+            <w:r>
+              <w:t xml:space="preserve">Bug</w:t>
+            </w:r>
+          </w:p>
+        </w:tc>
+        <w:tc>
+          <w:tcPr/>
+          <w:p>
+            <w:pPr>
+              <w:pStyle w:val="Compact"/>
+            </w:pPr>
+            <w:r>
+              <w:t xml:space="preserve">In progress</w:t>
+            </w:r>
+          </w:p>
+        </w:tc>
+        <w:tc>
+          <w:tcPr/>
+          <w:p>
+            <w:pPr>
+              <w:pStyle w:val="Compact"/>
+            </w:pPr>
+            <w:r>
+              <w:t xml:space="preserve">—</w:t>
+            </w:r>
+          </w:p>
+        </w:tc>
+        <w:tc>
+          <w:tcPr/>
+          <w:p>
+            <w:pPr>
+              <w:pStyle w:val="Compact"/>
+            </w:pPr>
+            <w:r>
+              <w:t xml:space="preserve">WHAT: agent worktrees under .claude/worktrees/ are ephemeral copies pinned at arbitrary commits - never built, never shipped, deleted when the agent finishes. Pre-build gates that walk the tree with find(1) from the repo root descend into them anyway. MEASURED INSTANCE (2026-08-25): CM-GO-TOOLCHAIN-MATCHES-BUILDER FAILED the main build with exactly one finding, from .claude/worktrees/agent-afda1df906c537ab4 - a worktree 86 commits behind still carrying</w:t>
+            </w:r>
+            <w:r>
+              <w:t xml:space="preserve"> </w:t>
+            </w:r>
+            <w:r>
+              <w:t xml:space="preserve">‘FROM golang:1.23-alpine’</w:t>
+            </w:r>
+            <w:r>
+              <w:t xml:space="preserve"> </w:t>
+            </w:r>
+            <w:r>
+              <w:t xml:space="preserve">against a go.mod long since at 1.26.2. The main tree was CORRECT throughout. Per §11.4.201(1) a false-positive refusal is a FAIL-bluff of equal severity to a false pass: it blocks real work and teaches people to bypass the gate. FIXED FOR ONE GATE:</w:t>
+            </w:r>
+            <w:r>
+              <w:t xml:space="preserve"> </w:t>
+            </w:r>
+            <w:r>
+              <w:t xml:space="preserve">‘.claude’</w:t>
+            </w:r>
+            <w:r>
+              <w:t xml:space="preserve"> </w:t>
+            </w:r>
+            <w:r>
+              <w:t xml:space="preserve">added to that gate’s PRUNE_DIRS with a deterministic §1.1 pair - a stale mismatch inside .claude/worktrees must NOT fail a healthy tree, the SAME mismatch outside it MUST still fail, so the prune cannot widen into blindness (§11.4.201(6)). Mutation verified: reverting the prune fails 2 checks. SURVEY, measured not inferred: 8 of 13 pre_build gates walk the tree; only the fixed one prunes .claude. Gates using</w:t>
+            </w:r>
+            <w:r>
+              <w:t xml:space="preserve"> </w:t>
+            </w:r>
+            <w:r>
+              <w:t xml:space="preserve">‘git ls-files’</w:t>
+            </w:r>
+            <w:r>
+              <w:t xml:space="preserve"> </w:t>
+            </w:r>
+            <w:r>
+              <w:t xml:space="preserve">are structurally immune - worktrees are untracked. Empirically probed: check_cm_closure_seam_binds, check_cm_killpg_pgid_guard and check_cm_no_production_mutation_residue all rc=0 with ZERO worktree references - clean in practice today. UNMEASURED, not clean: check_cm_test_mock_pid_explicit_int and check_cm_test_mock_pid_patched_when_real_pid were not reached before the probe budget expired. HYPOTHESIS REFUTED, recorded so nobody re-walks it: an earlier revision of this item speculated that check_cm_plugin_count’s 90s timeout was caused by walking worktrees. It is NOT. That gate’s find is scoped to $PLUGINS_DIR (check_cm_plugin_count.sh:224), so worktrees are outside its walk entirely. Its slowness is real - still running past 54s on a re-measure - but has a different, still-unidentified cause and belongs to its own item, not this one. ACCEPTANCE: every tree-walking gate either prunes agent scratch or is proven immune by measurement, each with a paired mutation. NOTE the asymmetry that bounds the risk: a stale worktree can only ADD findings to a security-relevant scan (killpg, mutation-residue), never remove them - so the exposure is false refusal and eroded trust, not a missed defect.</w:t>
+            </w:r>
+          </w:p>
+        </w:tc>
+      </w:tr>
+      <w:tr>
+        <w:tc>
+          <w:tcPr/>
+          <w:p>
+            <w:pPr>
+              <w:pStyle w:val="Compact"/>
+            </w:pPr>
+            <w:r>
+              <w:t xml:space="preserve">BOB-211</w:t>
+            </w:r>
+          </w:p>
+        </w:tc>
+        <w:tc>
+          <w:tcPr/>
+          <w:p>
+            <w:pPr>
+              <w:pStyle w:val="Compact"/>
+            </w:pPr>
+            <w:r>
+              <w:t xml:space="preserve">Bug</w:t>
+            </w:r>
+          </w:p>
+        </w:tc>
+        <w:tc>
+          <w:tcPr/>
+          <w:p>
+            <w:pPr>
+              <w:pStyle w:val="Compact"/>
+            </w:pPr>
+            <w:r>
+              <w:t xml:space="preserve">Queued</w:t>
+            </w:r>
+          </w:p>
+        </w:tc>
+        <w:tc>
+          <w:tcPr/>
+          <w:p>
+            <w:pPr>
+              <w:pStyle w:val="Compact"/>
+            </w:pPr>
+            <w:r>
+              <w:t xml:space="preserve">minor</w:t>
+            </w:r>
+          </w:p>
+        </w:tc>
+        <w:tc>
+          <w:tcPr/>
+          <w:p>
+            <w:pPr>
+              <w:pStyle w:val="Compact"/>
+            </w:pPr>
+            <w:r>
+              <w:t xml:space="preserve">STATUS: LATENT on this host (measured: all six declared locations sit on ONE btrfs mount, fully ownership-expressive) and OPERATOR-GATED for verification. Retained from the dismissed BOB-206 rather than discarded with it, because the scenario is well-founded elsewhere: the declared mount is a udisks auto-mounted REMOVABLE NVMe, so another operator’s portable drive being exFAT or NTFS is entirely ordinary. TWO RESIDUALS: (1) REPAIR-LAYER DIAGNOSIS. On a uid-flattening mount whose flattened uid is NOT the operator, probe_location correctly REFUSES (verified: uid=0 and uid=100999 both refuse). But it then hands ownership_repair.sh a chown that will return EPERM, and nothing in the repair path is fstype-aware — so the operator sees a permission failure whose real remedy is a REMOUNT OPTION, which no message says. Reasoned, NOT proven: the shim used to verify BOB-206 models the stat READ, not the chown WRITE, and cannot settle whether chown actually fails. (2) MODE CONTRACT. vfat flattens MODE via fmask/dmask, so the preserve_mode: true / 600 contract on .env and config/boba.db would be silently unenforceable there. §11.4.10-adjacent: a credential file believed to be 600 that is world-readable by mount option is a leak the mode check cannot see. WHY OPERATOR-GATED: a genuine end-to-end RED needs a real uid-flattening mount. The privilege-free route is bindfs -u</w:t>
+            </w:r>
+            <w:r>
+              <w:t xml:space="preserve"> </w:t>
+            </w:r>
+            <w:r>
+              <w:t xml:space="preserve"> </w:t>
+            </w:r>
+            <w:r>
+              <w:t xml:space="preserve">(FUSE; fusermount IS present and user_allow_other IS set) — but bindfs is ABSENT on this host, as are mkfs.vfat and losetup. So verification needs either a bindfs install or a privileged loopback mount. Neither was attempted (§11.4.21 — high-blast-radius host mutation is operator-gated). ALSO RECORDED: NO test anywhere exercises a uid-flattening filesystem — vfat/exfat/ntfs/flatten/loopback/mkfs/losetup/bindfs/fusermount all measure 0 across the three ownership test files, needle-proven (probe_location = 3 hits through the same instrument). ACCEPTANCE: (1) operator decides whether to install bindfs or provide a privileged loopback so the RED can be built; (2) if verified, the repair path gains fstype-aware diagnosis naming the remount remedy; (3) the mode contract either detects mode-flattening mounts and refuses, or documents honestly that it cannot be enforced there. DISCOVERY CHANNEL (§11.4.238): retained residual from the BOB-206 verification stream.</w:t>
+            </w:r>
+          </w:p>
+        </w:tc>
+      </w:tr>
+      <w:tr>
+        <w:tc>
+          <w:tcPr/>
+          <w:p>
+            <w:pPr>
+              <w:pStyle w:val="Compact"/>
+            </w:pPr>
+            <w:r>
+              <w:t xml:space="preserve">BOB-219</w:t>
+            </w:r>
+          </w:p>
+        </w:tc>
+        <w:tc>
+          <w:tcPr/>
+          <w:p>
+            <w:pPr>
+              <w:pStyle w:val="Compact"/>
+            </w:pPr>
+            <w:r>
+              <w:t xml:space="preserve">Bug</w:t>
+            </w:r>
+          </w:p>
+        </w:tc>
+        <w:tc>
+          <w:tcPr/>
+          <w:p>
+            <w:pPr>
+              <w:pStyle w:val="Compact"/>
+            </w:pPr>
+            <w:r>
+              <w:t xml:space="preserve">In progress</w:t>
+            </w:r>
+          </w:p>
+        </w:tc>
+        <w:tc>
+          <w:tcPr/>
+          <w:p>
+            <w:pPr>
+              <w:pStyle w:val="Compact"/>
+            </w:pPr>
+            <w:r>
+              <w:t xml:space="preserve">major</w:t>
+            </w:r>
+          </w:p>
+        </w:tc>
+        <w:tc>
+          <w:tcPr/>
+          <w:p>
+            <w:pPr>
+              <w:pStyle w:val="Compact"/>
+            </w:pPr>
+            <w:r>
+              <w:t xml:space="preserve">WHAT, conductor-verified: docs/guides/tracker-credentials.md is TRACKED. Its §11.4.65-mandated export twins docs/guides/tracker-credentials.html and .pdf both EXIST ON DISK, are NOT tracked, and ARE ignored — matched by the .gitignore</w:t>
+            </w:r>
+            <w:r>
+              <w:t xml:space="preserve"> </w:t>
+            </w:r>
+            <w:r>
+              <w:rPr>
+                <w:i/>
+                <w:iCs/>
+              </w:rPr>
+              <w:t xml:space="preserve">credentials</w:t>
+            </w:r>
+            <w:r>
+              <w:t xml:space="preserve"> </w:t>
+            </w:r>
+            <w:r>
+              <w:t xml:space="preserve">deny-all at :31. The .md is rescued by an explicit allowlist entry at :38; nobody added entries for the twins. WHY IT IS A LIVE VIOLATION AND NOT A HYPOTHETICAL: §11.4.65 requires every in-scope Markdown document to carry synchronized .html/.pdf siblings, and §11.4.212 requires every §11.4.65-scope doc to be reachable from the README. Two artifacts that exist locally but can never be committed are, from any fresh clone, ABSENT — so every clone of this repository has a tracker-credentials guide with no exports, while the authoring host looks complete. The divergence is invisible on the machine that would notice it. WHY NOBODY SAW IT: this is a §11.4.201(6) FALSE-NULL of the BOB-212 class. git status never listed the twins, so no gate and no author had a signal. The blind instrument and the clean tree return the identical quiet zero. ANOTHER INSTANCE OF THE SAME MECHANISM, filed here rather than separately because it is one fix: docs/qa/BOB-124/evidence/loginctl_user_state.txt is swallowed by *_user* at .gitignore:~55 and is therefore uncommitted §11.4.83 QA evidence. Its SIBLINGS IN THE SAME DIRECTORY — user1000_grepped.log, user_scope_events_head.log, user_service_lifecycle.log — ARE tracked, saved only by the robust glob negation !docs/qa/**/*.log. That one file is lost purely because it is .txt rather than .log. The pattern is exact: robust glob negations hold; per-file and per-extension rescues leak. ACCEPTANCE: (1) both twins become trackable and are committed alongside their .md; (2) the BOB-124 .txt evidence likewise; (3) whichever BOB-212 fix direction is chosen, it MUST cover these — a fix that closes the future-swallow while leaving these three artifacts permanently uncommittable has addressed the mechanism and not the damage; (4) a check that a tracked .md in §11.4.65 scope has COMMITTABLE twins, so this class cannot recur silently. DISCOVERY CHANNEL (§11.4.238): found by the BOB-212 blast-radius sweep — and only on its SECOND pass. The first pass filtered by a source-extension set that omitted .pdf, which hid this finding entirely; the agent re-ran with no extension filter over all 420 non-artifact paths and recorded the blind spot rather than shipping the first number. Worth keeping: an extension allowlist is itself a false-null generator, which is the same shape as the defect being investigated. === ROUND-2 PARTIAL CLOSURE, MEASURED 2026-09-25 — criterion 1 already done, criterion 2 unsatisfiable, criteria 3+4 done ONLY for the .md-export-twin class === Independently re-verified via</w:t>
+            </w:r>
+            <w:r>
+              <w:t xml:space="preserve"> </w:t>
+            </w:r>
+            <w:r>
+              <w:rPr>
+                <w:rStyle w:val="VerbatimChar"/>
+              </w:rPr>
+              <w:t xml:space="preserve">git check-ignore -v</w:t>
+            </w:r>
+            <w:r>
+              <w:t xml:space="preserve"> </w:t>
+            </w:r>
+            <w:r>
+              <w:t xml:space="preserve">on all three named artifacts: CRITERION 1 (tracker-credentials.{html,pdf} twins committable) — ALREADY DONE, pre-dating this round: commit 9f6f517 already added</w:t>
+            </w:r>
+            <w:r>
+              <w:t xml:space="preserve"> </w:t>
+            </w:r>
+            <w:r>
+              <w:rPr>
+                <w:rStyle w:val="VerbatimChar"/>
+              </w:rPr>
+              <w:t xml:space="preserve">!docs/guides/tracker-credentials.{html,pdf}</w:t>
+            </w:r>
+            <w:r>
+              <w:t xml:space="preserve"> </w:t>
+            </w:r>
+            <w:r>
+              <w:t xml:space="preserve">rescue lines (.gitignore:49-54); both are tracked and clean. Nothing to do. CRITERION 2 (BOB-124 loginctl_user_state.txt trackable) — CLOSED AS UNSATISFIABLE. The file does not exist on disk, has ZERO trace in</w:t>
+            </w:r>
+            <w:r>
+              <w:t xml:space="preserve"> </w:t>
+            </w:r>
+            <w:r>
+              <w:rPr>
+                <w:rStyle w:val="VerbatimChar"/>
+              </w:rPr>
+              <w:t xml:space="preserve">git log --all --diff-filter=A -- "*loginctl_user_state*"</w:t>
+            </w:r>
+            <w:r>
+              <w:t xml:space="preserve">, and is absent from the entire working tree. Its .log siblings in the same directory ARE tracked (rescued by the existing</w:t>
+            </w:r>
+            <w:r>
+              <w:t xml:space="preserve"> </w:t>
+            </w:r>
+            <w:r>
+              <w:rPr>
+                <w:rStyle w:val="VerbatimChar"/>
+              </w:rPr>
+              <w:t xml:space="preserve">!docs/qa/**/*.log</w:t>
+            </w:r>
+            <w:r>
+              <w:t xml:space="preserve"> </w:t>
+            </w:r>
+            <w:r>
+              <w:t xml:space="preserve">negation), confirming the file was lost purely by having a .txt extension, exactly as the original report claimed — but there is no recovery path and no legitimate way to</w:t>
+            </w:r>
+            <w:r>
+              <w:t xml:space="preserve"> </w:t>
+            </w:r>
+            <w:r>
+              <w:t xml:space="preserve">“make it trackable”</w:t>
+            </w:r>
+            <w:r>
+              <w:t xml:space="preserve"> </w:t>
+            </w:r>
+            <w:r>
+              <w:t xml:space="preserve">without fabricating QA evidence, which is itself an anti-bluff violation. This criterion is permanently closed, not deferred. CRITERION 3 (general mechanism preventing recurrence) — PARTIALLY closed. A new guard (see criterion 4) closes the class criterion 1 exemplified: a TRACKED .md file whose §11.4.65 export twin is gitignore-swallowed. It does NOT close the class criterion 2 exemplified: a NON-.md QA-evidence file (any extension) swallowed by an unrelated gitignore pattern. Extending the existing</w:t>
+            </w:r>
+            <w:r>
+              <w:t xml:space="preserve"> </w:t>
+            </w:r>
+            <w:r>
+              <w:rPr>
+                <w:rStyle w:val="VerbatimChar"/>
+              </w:rPr>
+              <w:t xml:space="preserve">!docs/qa/**/*.log</w:t>
+            </w:r>
+            <w:r>
+              <w:t xml:space="preserve"> </w:t>
+            </w:r>
+            <w:r>
+              <w:t xml:space="preserve">negation to also cover</w:t>
+            </w:r>
+            <w:r>
+              <w:t xml:space="preserve"> </w:t>
+            </w:r>
+            <w:r>
+              <w:rPr>
+                <w:rStyle w:val="VerbatimChar"/>
+              </w:rPr>
+              <w:t xml:space="preserve">.txt</w:t>
+            </w:r>
+            <w:r>
+              <w:t xml:space="preserve"> </w:t>
+            </w:r>
+            <w:r>
+              <w:t xml:space="preserve">was concretely measured this round and PROVEN UNSAFE for this project:</w:t>
+            </w:r>
+            <w:r>
+              <w:t xml:space="preserve"> </w:t>
+            </w:r>
+            <w:r>
+              <w:rPr>
+                <w:rStyle w:val="VerbatimChar"/>
+              </w:rPr>
+              <w:t xml:space="preserve">.gitignore</w:t>
+            </w:r>
+            <w:r>
+              <w:t xml:space="preserve"> </w:t>
+            </w:r>
+            <w:r>
+              <w:t xml:space="preserve">documents</w:t>
+            </w:r>
+            <w:r>
+              <w:t xml:space="preserve"> </w:t>
+            </w:r>
+            <w:r>
+              <w:rPr>
+                <w:rStyle w:val="VerbatimChar"/>
+              </w:rPr>
+              <w:t xml:space="preserve">cookies_*.txt</w:t>
+            </w:r>
+            <w:r>
+              <w:t xml:space="preserve"> </w:t>
+            </w:r>
+            <w:r>
+              <w:t xml:space="preserve">as this repo’s own secret-file naming convention, and a scratch-tree experiment confirmed a</w:t>
+            </w:r>
+            <w:r>
+              <w:t xml:space="preserve"> </w:t>
+            </w:r>
+            <w:r>
+              <w:rPr>
+                <w:rStyle w:val="VerbatimChar"/>
+              </w:rPr>
+              <w:t xml:space="preserve">.txt</w:t>
+            </w:r>
+            <w:r>
+              <w:t xml:space="preserve">-wide rescue would also un-ignore</w:t>
+            </w:r>
+            <w:r>
+              <w:t xml:space="preserve"> </w:t>
+            </w:r>
+            <w:r>
+              <w:rPr>
+                <w:rStyle w:val="VerbatimChar"/>
+              </w:rPr>
+              <w:t xml:space="preserve">cookies_rutracker.txt</w:t>
+            </w:r>
+            <w:r>
+              <w:t xml:space="preserve"> </w:t>
+            </w:r>
+            <w:r>
+              <w:t xml:space="preserve">/</w:t>
+            </w:r>
+            <w:r>
+              <w:t xml:space="preserve"> </w:t>
+            </w:r>
+            <w:r>
+              <w:rPr>
+                <w:rStyle w:val="VerbatimChar"/>
+              </w:rPr>
+              <w:t xml:space="preserve">RUTRACKER_session.txt</w:t>
+            </w:r>
+            <w:r>
+              <w:t xml:space="preserve"> </w:t>
+            </w:r>
+            <w:r>
+              <w:t xml:space="preserve">/</w:t>
+            </w:r>
+            <w:r>
+              <w:t xml:space="preserve"> </w:t>
+            </w:r>
+            <w:r>
+              <w:rPr>
+                <w:rStyle w:val="VerbatimChar"/>
+              </w:rPr>
+              <w:t xml:space="preserve">my_password.txt</w:t>
+            </w:r>
+            <w:r>
+              <w:t xml:space="preserve"> </w:t>
+            </w:r>
+            <w:r>
+              <w:t xml:space="preserve">— real credential-shaped files already relying on that exact pattern staying broad. This candidate fix is now closed off with evidence rather than left for a future session to re-attempt and re-measure. THE REMAINING GAP: a general mechanism for</w:t>
+            </w:r>
+            <w:r>
+              <w:t xml:space="preserve"> </w:t>
+            </w:r>
+            <w:r>
+              <w:t xml:space="preserve">“a QA-evidence file legitimately meant to be tracked gets silently swallowed by a broad secret-shaped-filename gitignore pattern, distinguished from an actual secret file”</w:t>
+            </w:r>
+            <w:r>
+              <w:t xml:space="preserve"> </w:t>
+            </w:r>
+            <w:r>
+              <w:t xml:space="preserve">remains genuinely open — it needs a smarter signal than file extension (e.g. content-sniffing, or an explicit per-file allowlist-on-creation discipline) that this round did not attempt to design, since inventing one hastily risked exactly the credential-leak class the constraint exists to prevent. CRITERION 4 (a check exists) — DONE for the .md-export-twin class. New gate</w:t>
+            </w:r>
+            <w:r>
+              <w:t xml:space="preserve"> </w:t>
+            </w:r>
+            <w:r>
+              <w:rPr>
+                <w:rStyle w:val="VerbatimChar"/>
+              </w:rPr>
+              <w:t xml:space="preserve">scripts/pre_build/check_md_export_twins_committable.sh</w:t>
+            </w:r>
+            <w:r>
+              <w:t xml:space="preserve"> </w:t>
+            </w:r>
+            <w:r>
+              <w:t xml:space="preserve">+ self-validated test</w:t>
+            </w:r>
+            <w:r>
+              <w:t xml:space="preserve"> </w:t>
+            </w:r>
+            <w:r>
+              <w:rPr>
+                <w:rStyle w:val="VerbatimChar"/>
+              </w:rPr>
+              <w:t xml:space="preserve">tests/pre_build/test_check_md_export_twins_committable.sh</w:t>
+            </w:r>
+            <w:r>
+              <w:t xml:space="preserve"> </w:t>
+            </w:r>
+            <w:r>
+              <w:t xml:space="preserve">(7 arms: RED, GREEN, 2 golden-FALSE, fail-closed x3, real-repo run, §1.1 paired mutation — all independently re-run and confirmed passing by the conductor). Wired into scripts/pre_build_verification.sh as invariant 58/58 (CM-MD-EXPORT-TWINS-COMMITTABLE), mirroring the sibling CM-GITIGNORE-SWALLOW-GUARD (BOB-212) pattern exactly — BLOCKING, not advisory, since it is a pure tree-scan needing no live stack. REMAINING WORK TO FULLY CLOSE THIS ITEM: design and implement the criterion-3 residual — a mechanism distinguishing</w:t>
+            </w:r>
+            <w:r>
+              <w:t xml:space="preserve"> </w:t>
+            </w:r>
+            <w:r>
+              <w:t xml:space="preserve">“a legitimate QA-evidence file lost to a secret-shaped gitignore pattern”</w:t>
+            </w:r>
+            <w:r>
+              <w:t xml:space="preserve"> </w:t>
+            </w:r>
+            <w:r>
+              <w:t xml:space="preserve">from</w:t>
+            </w:r>
+            <w:r>
+              <w:t xml:space="preserve"> </w:t>
+            </w:r>
+            <w:r>
+              <w:t xml:space="preserve">“an actual secret correctly caught by that pattern”</w:t>
+            </w:r>
+            <w:r>
+              <w:t xml:space="preserve"> </w:t>
+            </w:r>
+            <w:r>
+              <w:t xml:space="preserve">— without narrowing the existing credential-protecting globs. Until then this item stays Queued; criteria 1/2/4 are genuinely done, criterion 3 is genuinely partial. EVIDENCE: docs/qa/BOB-219/closure_evidence_20260925.md (full command transcripts: before/after git check-ignore, the .txt-wide-rescue safety experiment, 7-arm test output, standalone gate invocation against the real repo).</w:t>
+            </w:r>
+          </w:p>
+        </w:tc>
+      </w:tr>
+      <w:tr>
+        <w:tc>
+          <w:tcPr/>
+          <w:p>
+            <w:pPr>
+              <w:pStyle w:val="Compact"/>
+            </w:pPr>
+            <w:r>
+              <w:t xml:space="preserve">BOB-231</w:t>
+            </w:r>
+          </w:p>
+        </w:tc>
+        <w:tc>
+          <w:tcPr/>
+          <w:p>
+            <w:pPr>
+              <w:pStyle w:val="Compact"/>
+            </w:pPr>
+            <w:r>
+              <w:t xml:space="preserve">Task</w:t>
+            </w:r>
+          </w:p>
+        </w:tc>
+        <w:tc>
+          <w:tcPr/>
+          <w:p>
+            <w:pPr>
+              <w:pStyle w:val="Compact"/>
+            </w:pPr>
+            <w:r>
+              <w:t xml:space="preserve">Queued</w:t>
+            </w:r>
+          </w:p>
+        </w:tc>
+        <w:tc>
+          <w:tcPr/>
+          <w:p>
+            <w:pPr>
+              <w:pStyle w:val="Compact"/>
+            </w:pPr>
+            <w:r>
+              <w:t xml:space="preserve">Major</w:t>
+            </w:r>
+          </w:p>
+        </w:tc>
+        <w:tc>
+          <w:tcPr/>
+          <w:p>
+            <w:pPr>
+              <w:pStyle w:val="Compact"/>
+            </w:pPr>
+            <w:r>
+              <w:t xml:space="preserve">BOB-227 measured 3 of 4 artifacts of the CM-LAN-ROUTES-AUTHENTICATED gate untracked in git; criterion 1 (commit them) was already resolved by an unrelated prior commit before this session, closed 2026-09-23. Criterion 2 was NOT addressed:</w:t>
+            </w:r>
+            <w:r>
+              <w:t xml:space="preserve"> </w:t>
+            </w:r>
+            <w:r>
+              <w:t xml:space="preserve">‘a gate asserting that every executable a pre-build invariant invokes is itself tracked’</w:t>
+            </w:r>
+            <w:r>
+              <w:t xml:space="preserve"> </w:t>
+            </w:r>
+            <w:r>
+              <w:t xml:space="preserve">– a general mechanism preventing this whole CLASS of defect (a pre-build gate’s own implementation files shipping untracked, invisible to a fresh clone, no committed baseline for round-over-round diffs) from recurring for ANY future gate, not merely this one. ACCEPTANCE: (1) enumerate every file path scripts/pre_build_verification.sh invokes (via bash/timeout/python3 calls to scripts under scripts/pre_build/, plus every tests/pre_build/</w:t>
+            </w:r>
+            <w:r>
+              <w:rPr>
+                <w:i/>
+                <w:iCs/>
+              </w:rPr>
+              <w:t xml:space="preserve">.sh and tests/hooks/</w:t>
+            </w:r>
+            <w:r>
+              <w:t xml:space="preserve">.sh it runs) – likely via a static grep/parse of pre_build_verification.sh itself, or a runtime trace; (2) assert every one of those paths is git-tracked (git ls-files –error-unmatch); (3) wire this as a new pre-build invariant so a future untracked gate implementation is caught immediately, not discovered independently weeks later; (4) a RED test creating an untracked fake gate-invocation target and asserting the new check fails on it, GREEN once the mechanism exists and the fake target is either removed or tracked.</w:t>
+            </w:r>
+          </w:p>
+        </w:tc>
+      </w:tr>
+      <w:tr>
+        <w:tc>
+          <w:tcPr/>
+          <w:p>
+            <w:pPr>
+              <w:pStyle w:val="Compact"/>
+            </w:pPr>
+            <w:r>
+              <w:t xml:space="preserve">BOB-235</w:t>
+            </w:r>
+          </w:p>
+        </w:tc>
+        <w:tc>
+          <w:tcPr/>
+          <w:p>
+            <w:pPr>
+              <w:pStyle w:val="Compact"/>
+            </w:pPr>
+            <w:r>
+              <w:t xml:space="preserve">Bug</w:t>
+            </w:r>
+          </w:p>
+        </w:tc>
+        <w:tc>
+          <w:tcPr/>
+          <w:p>
+            <w:pPr>
+              <w:pStyle w:val="Compact"/>
+            </w:pPr>
+            <w:r>
+              <w:t xml:space="preserve">Operator-blocked</w:t>
+            </w:r>
+          </w:p>
+        </w:tc>
+        <w:tc>
+          <w:tcPr/>
+          <w:p>
+            <w:pPr>
+              <w:pStyle w:val="Compact"/>
+            </w:pPr>
+            <w:r>
+              <w:t xml:space="preserve">—</w:t>
+            </w:r>
+          </w:p>
+        </w:tc>
+        <w:tc>
+          <w:tcPr/>
+          <w:p>
+            <w:pPr>
+              <w:pStyle w:val="Compact"/>
+            </w:pPr>
+            <w:r>
+              <w:t xml:space="preserve">Live kinozal credential test reports authenticated=False, status=</w:t>
+            </w:r>
+            <w:r>
+              <w:t xml:space="preserve">‘empty’</w:t>
+            </w:r>
+            <w:r>
+              <w:t xml:space="preserve">, error=’’ (found 2026-09-23). ROOT CAUSES (docs/qa/BOB-235/investigation_20260923.md): (A) operator/environment: kinozal.tv publishes A record 127.0.0.1 (host, container, DoH Cloudflare+Google all agree; rutracker.org resolves normally as control), KINOZAL_MIRRORS is empty so search.py falls back to kinozal.tv; the live mirror kinozal.guru answers every non-browser client with a Cloudflare 403</w:t>
+            </w:r>
+            <w:r>
+              <w:t xml:space="preserve"> </w:t>
+            </w:r>
+            <w:r>
+              <w:t xml:space="preserve">‘Just a moment’</w:t>
+            </w:r>
+            <w:r>
+              <w:t xml:space="preserve"> </w:t>
+            </w:r>
+            <w:r>
+              <w:t xml:space="preserve">challenge (login POST, curl, aiohttp, operator cookies with two user-agents; no cf_clearance cookie; KINOZAL_COOKIES is loaded into the container but no code reads it). (B) code defect FIXED under TDD (RED 2 failed/1 passed, GREEN 19 passed): _search_kinozal’s except branch only logged and stashed no diagnostic, so the chip read empty with error=None; it now stashes error_type +</w:t>
+            </w:r>
+            <w:r>
+              <w:t xml:space="preserve"> </w:t>
+            </w:r>
+            <w:r>
+              <w:t xml:space="preserve">‘Kinozal request failed:</w:t>
+            </w:r>
+            <w:r>
+              <w:t xml:space="preserve"> </w:t>
+            </w:r>
+            <w:r>
+              <w:t xml:space="preserve">’</w:t>
+            </w:r>
+            <w:r>
+              <w:t xml:space="preserve">. Needs ./start.sh –reload-python to be live. Credential validity is UNKNOWN (no request ever reached a login endpoint) - do not rotate credentials on this evidence. Operator-Block-Details: WHAT: choose (1) reachable domain - set KINOZAL_MIRRORS=https://kinozal.guru + ./start.sh –recreate, or change the roster primary in trackers.py; (2) how to pass the Cloudflare challenge - FlareSolverr (not deployed), cf_clearance cookie + code that actually reads KINOZAL_COOKIES, Jackett’s kinozal indexer, or mark kinozal operator-blocked; (3) optionally re-export a kinozal-only cookie file. WHY: every agent-reachable path was exhausted - DNS, mirrors, login POST, cookies, env propagation all measured. UNBLOCK CONDITION: the live test authenticates or the operator marks kinozal unsupported. WHO: repository operator.</w:t>
+            </w:r>
+          </w:p>
+        </w:tc>
+      </w:tr>
+      <w:tr>
+        <w:tc>
+          <w:tcPr/>
+          <w:p>
+            <w:pPr>
+              <w:pStyle w:val="Compact"/>
+            </w:pPr>
+            <w:r>
+              <w:t xml:space="preserve">BOB-237</w:t>
+            </w:r>
+          </w:p>
+        </w:tc>
+        <w:tc>
+          <w:tcPr/>
+          <w:p>
+            <w:pPr>
+              <w:pStyle w:val="Compact"/>
+            </w:pPr>
+            <w:r>
+              <w:t xml:space="preserve">Bug</w:t>
+            </w:r>
+          </w:p>
+        </w:tc>
+        <w:tc>
+          <w:tcPr/>
+          <w:p>
+            <w:pPr>
+              <w:pStyle w:val="Compact"/>
+            </w:pPr>
+            <w:r>
+              <w:t xml:space="preserve">Queued</w:t>
+            </w:r>
+          </w:p>
+        </w:tc>
+        <w:tc>
+          <w:tcPr/>
+          <w:p>
+            <w:pPr>
+              <w:pStyle w:val="Compact"/>
+            </w:pPr>
+            <w:r>
+              <w:t xml:space="preserve">high</w:t>
+            </w:r>
+          </w:p>
+        </w:tc>
+        <w:tc>
+          <w:tcPr/>
+          <w:p>
+            <w:pPr>
+              <w:pStyle w:val="Compact"/>
+            </w:pPr>
+            <w:r>
+              <w:t xml:space="preserve">WHAT: CM-GATE-LEDGER-RATCHET (§11.4.227(A)) FAILED the pre-build sweep during this session’s batch-15 commit attempt: unimplemented=414 exceeds the checked-in baseline=403 in constitution/scripts/gates/gate_ledger_baseline.txt. This is a HARD, blocking FAIL (unlike the other gate findings surfaced in the same sweep, which are all explicitly ADVISORY/non-blocking per §11.4.234). INVESTIGATION (§11.4.102): the four newest anchors this session’s constitution pull brought in (§11.4.268 tamper-evident evidence chain, §11.4.269 critic/consensus advisory-only ban, §11.4.270 dependency-existence-verdict register, §11.4.271 waiver mechanism) were checked FIRST as the likely cause, since they are the most recently landed (2026-08-26) and each names several recommended mechanism gates in its own text. RULED OUT: every one of those gates’ names (CM-CRITIC-CONSENSUS-ADVISORY-ONLY, CM-DEPENDENCY-EXISTENCE-VERDICT-REGISTER, CM-EVIDENCE-CHAIN-ANCHOR-CATCHES-RECOMPUTE-AND-TRUNCATION, CM-EVIDENCE-CHAIN-DELETE-REORDER-DETECTED, CM-EVIDENCE-CHAIN-INCOMPLETE-VERIFICATION-REFUSES, CM-WAIVER-ROSTERED-EXPIRY-TRACKED) is already correctly registered DEFERRED against an OWED-GATE-NNN tracked item, and each anchor’s own §11.4.227(B) propagation gate is IMPLEMENTED. So this batch of new anchors did NOT introduce the ratchet violation. The full ledger run (docs/qa/BOB-237/unimplemented_gates_snapshot_20260925.txt, 414 lines, captured verbatim from</w:t>
+            </w:r>
+            <w:r>
+              <w:t xml:space="preserve"> </w:t>
+            </w:r>
+            <w:r>
+              <w:rPr>
+                <w:rStyle w:val="VerbatimChar"/>
+              </w:rPr>
+              <w:t xml:space="preserve">bash constitution/scripts/gates/cm_gate_ledger_ratchet.sh</w:t>
+            </w:r>
+            <w:r>
+              <w:t xml:space="preserve">) shows the total current state is 414 UNIMPLEMENTED + 121 IMPLEMENTED + 73 DEFERRED. The checked-in baseline (403) was last legitimately bumped by commit 34e42f0 (</w:t>
+            </w:r>
+            <w:r>
+              <w:t xml:space="preserve">“cite the §11.4.209 gate rename, bump baseline 397-&gt;403”</w:t>
+            </w:r>
+            <w:r>
+              <w:t xml:space="preserve">) — some point after that, the unimplemented count grew to 414 (11 more) without a matching baseline bump or deferral registration for the newly-named gates, across one or more subsequent anchor-landing rounds in the constitution submodule. This is accumulated UNIVERSAL governance-corpus debt, not something introduced by any boba-side edit in this session (confirmed:</w:t>
+            </w:r>
+            <w:r>
+              <w:t xml:space="preserve"> </w:t>
+            </w:r>
+            <w:r>
+              <w:rPr>
+                <w:rStyle w:val="VerbatimChar"/>
+              </w:rPr>
+              <w:t xml:space="preserve">git diff eba38e8..HEAD -- constitution/scripts/gates/gate_ledger_baseline.txt</w:t>
+            </w:r>
+            <w:r>
+              <w:t xml:space="preserve"> </w:t>
+            </w:r>
+            <w:r>
+              <w:t xml:space="preserve">inside the constitution submodule is empty — the baseline file itself was never touched across the two merges this session performed). WHY DEFERRED RATHER THAN FIXED HERE: identifying which of the 414 unimplemented names are the specific 11 that pushed past baseline, and then either implementing 11 gates’ worth of real UNIVERSAL gate-code or registering 11 proper OWED-GATE-NNN deferrals with tracked-item citations, is itself real engineering work scoped to the constitution submodule (universal, not project-specific per §11.4.17) — it is not a boba-project fix and doing it hastily mid-session, unrelated to this session’s actual mandate (Jackett incorporation + backlog triage), risks exactly the kind of rushed, unreviewed governance-corpus edit §11.4.209’s Fable-xhigh review requirement exists to prevent. ACCEPTANCE: (1) a future session (or the constitution’s own maintainers) triages the 414-line snapshot against the 403 baseline to identify the specific unaccounted gate names; (2) each is either implemented, registered as a proper OWED-GATE-NNN deferral, or (if genuinely retired) cited in constitution/scripts/gates/gate_ledger_removals.tsv; (3) the constitution submodule’s baseline is re-bumped with a citation once accounted, following the same pattern as commit 34e42f0; (4) boba’s own pinned constitution pointer is then re-synced and this item closed with the passing CM-GATE-LEDGER-RATCHET re-run as evidence. DISPOSITION FOR THIS SESSION’S COMMIT: per §11.4.234(D) (the commit/push mechanism MUST always be able to complete; a failing gate is skippable ONLY via an explicit recorded deferral flag, with the skip recorded in the commit message so the debt stays tracked, never forgotten), this session’s batch-15 commit used the sanctioned skip (BOBA_SYNC_SKIP_CI=1), citing this tracked item BOB-237, rather than silently bypassing or spending unbounded effort resolving an inherited universal-corpus debt mid-session. DISCOVERY CHANNEL (§11.4.238): found by boba’s own pre-build sweep (scripts/pre_build_verification.sh, invariant 38/57) during a routine session commit — the automated gate itself is the discoverer, exactly as §11.4.238 requires.</w:t>
+            </w:r>
+          </w:p>
+        </w:tc>
+      </w:tr>
+      <w:tr>
+        <w:tc>
+          <w:tcPr/>
+          <w:p>
+            <w:pPr>
+              <w:pStyle w:val="Compact"/>
+            </w:pPr>
+            <w:r>
+              <w:t xml:space="preserve">BOB-242</w:t>
+            </w:r>
+          </w:p>
+        </w:tc>
+        <w:tc>
+          <w:tcPr/>
+          <w:p>
+            <w:pPr>
+              <w:pStyle w:val="Compact"/>
+            </w:pPr>
+            <w:r>
+              <w:t xml:space="preserve">Task</w:t>
+            </w:r>
+          </w:p>
+        </w:tc>
+        <w:tc>
+          <w:tcPr/>
+          <w:p>
+            <w:pPr>
+              <w:pStyle w:val="Compact"/>
+            </w:pPr>
+            <w:r>
+              <w:t xml:space="preserve">Queued</w:t>
+            </w:r>
+          </w:p>
+        </w:tc>
+        <w:tc>
+          <w:tcPr/>
+          <w:p>
+            <w:pPr>
+              <w:pStyle w:val="Compact"/>
+            </w:pPr>
+            <w:r>
+              <w:t xml:space="preserve">—</w:t>
+            </w:r>
+          </w:p>
+        </w:tc>
+        <w:tc>
+          <w:tcPr/>
+          <w:p>
+            <w:pPr>
+              <w:pStyle w:val="Compact"/>
+            </w:pPr>
+            <w:r>
+              <w:t xml:space="preserve">BOB-223 closed the incentive inversion where writing a §11.4.18-mandated docs/scripts/</w:t>
+            </w:r>
+            <w:r>
+              <w:t xml:space="preserve">.md companion doc tripped invariant 16 while the mandate requiring the doc to exist (CM-SCRIPT-DOCS-SYNC) has zero implementation, and the doc’s required §11.4.44 revision header (CM-DOC-REVISION-HEADER-PRESENT) is likewise unenforced outside one unrelated ledger file. Both are now registered as explicit GATE-DEBT REGISTER deferrals in scripts/pre_build_verification.sh, satisfying §11.4.227(A)’s bar for now, but the underlying mandates remain unenforced. This item implements BOTH: (1) walk every</w:t>
+            </w:r>
+            <w:r>
+              <w:t xml:space="preserve"> </w:t>
+            </w:r>
+            <w:r>
+              <w:rPr>
+                <w:i/>
+                <w:iCs/>
+              </w:rPr>
+              <w:t xml:space="preserve">.sh/</w:t>
+            </w:r>
+            <w:r>
+              <w:t xml:space="preserve">.bash under scripts/, require a docs/scripts/</w:t>
+            </w:r>
+            <w:r>
+              <w:t xml:space="preserve">.md companion (24 of 36 currently lack one per BOB-151’s own count), verify same-commit-or-newer mtime per §11.4.18’s literal text; (2) require every in-scope companion doc to carry</w:t>
             </w:r>
             <w:r>
               <w:t xml:space="preserve"> </w:t>
@@ -2047,45 +3628,23 @@
                 <w:b/>
                 <w:bCs/>
               </w:rPr>
-              <w:t xml:space="preserve">Affected scope / file-scope manifest:</w:t>
-            </w:r>
-            <w:r>
-              <w:t xml:space="preserve"> </w:t>
-            </w:r>
-            <w:r>
-              <w:t xml:space="preserve">start.sh (warm-start dispatch, run_ownership_gate call site); scripts/ownership_repair.sh (marker fast-path)</w:t>
-            </w:r>
-            <w:r>
-              <w:t xml:space="preserve"> </w:t>
+              <w:t xml:space="preserve">Revision:</w:t>
+            </w:r>
+            <w:r>
+              <w:t xml:space="preserve">/</w:t>
             </w:r>
             <w:r>
               <w:rPr>
                 <w:b/>
                 <w:bCs/>
               </w:rPr>
-              <w:t xml:space="preserve">Reproduction / context:</w:t>
-            </w:r>
-            <w:r>
-              <w:t xml:space="preserve"> </w:t>
-            </w:r>
-            <w:r>
-              <w:t xml:space="preserve">1. Ensure the stack is UP. 2. Change config/owned_paths.yaml so the scope fingerprint changes (this re-arms the marker by design, data-model E2). 3. Run a warm ./start.sh (no –recreate). 4. The ownership repair walks and chowns the declared tree while containers are still running and able to write into it.</w:t>
-            </w:r>
-            <w:r>
-              <w:t xml:space="preserve"> </w:t>
-            </w:r>
-            <w:r>
-              <w:rPr>
-                <w:b/>
-                <w:bCs/>
-              </w:rPr>
-              <w:t xml:space="preserve">Acceptance criteria:</w:t>
-            </w:r>
-            <w:r>
-              <w:t xml:space="preserve"> </w:t>
-            </w:r>
-            <w:r>
-              <w:t xml:space="preserve">A warm ./start.sh cannot complete an ownership repair while a container that writes to a declared location is running. Either the repair is deferred with an actionable refusal naming –recreate, or the stack is quiesced for the walk. Asserted behaviourally in tests/unit/test_start_reload_recreate.sh alongside the existing PRECONDITION_BEFORE_DOWN / REPAIR_AFTER_DOWN / REPAIR_BEFORE_UP checks, each with a paired 1.1 mutation that kills it.</w:t>
+              <w:t xml:space="preserve">Last modified:</w:t>
+            </w:r>
+            <w:r>
+              <w:t xml:space="preserve"> </w:t>
+            </w:r>
+            <w:r>
+              <w:t xml:space="preserve">per §11.4.44. Both need an operator brownfield-adoption decision (§11.4.224(E)/§11.4.66 – immediate hard floor vs. monotone-decrease ratchet vs. changed-files-only), a paired §1.1 mutation each, and – once landed – removal of both DEFERRED: lines from the GATE-DEBT REGISTER in scripts/pre_build_verification.sh. Duplicate-of/originating-from: BOB-223, BOB-151. Also recommend adding two rows to constitution/scripts/gates/gate_ledger_deferrals.tsv (the constitution submodule’s own canonical §11.4.227(A) deferral ledger) once this new item’s ID is known.</w:t>
             </w:r>
           </w:p>
         </w:tc>
@@ -2098,18 +3657,18 @@
               <w:pStyle w:val="Compact"/>
             </w:pPr>
             <w:r>
-              <w:t xml:space="preserve">BOB-162</w:t>
-            </w:r>
-          </w:p>
-        </w:tc>
-        <w:tc>
-          <w:tcPr/>
-          <w:p>
-            <w:pPr>
-              <w:pStyle w:val="Compact"/>
-            </w:pPr>
-            <w:r>
-              <w:t xml:space="preserve">Task</w:t>
+              <w:t xml:space="preserve">BOB-243</w:t>
+            </w:r>
+          </w:p>
+        </w:tc>
+        <w:tc>
+          <w:tcPr/>
+          <w:p>
+            <w:pPr>
+              <w:pStyle w:val="Compact"/>
+            </w:pPr>
+            <w:r>
+              <w:t xml:space="preserve">Bug</w:t>
             </w:r>
           </w:p>
         </w:tc>
@@ -2131,123 +3690,27 @@
               <w:pStyle w:val="Compact"/>
             </w:pPr>
             <w:r>
-              <w:t xml:space="preserve">Medium</w:t>
-            </w:r>
-          </w:p>
-        </w:tc>
-        <w:tc>
-          <w:tcPr/>
-          <w:p>
-            <w:pPr>
-              <w:pStyle w:val="Compact"/>
-            </w:pPr>
-            <w:r>
-              <w:rPr>
-                <w:b/>
-                <w:bCs/>
-              </w:rPr>
-              <w:t xml:space="preserve">Reported-Via:</w:t>
-            </w:r>
-            <w:r>
-              <w:t xml:space="preserve"> </w:t>
-            </w:r>
-            <w:r>
-              <w:t xml:space="preserve">§11.4.202 reporting directive</w:t>
-            </w:r>
-            <w:r>
-              <w:t xml:space="preserve"> </w:t>
-            </w:r>
-            <w:r>
-              <w:rPr>
-                <w:rStyle w:val="VerbatimChar"/>
-              </w:rPr>
-              <w:t xml:space="preserve">task</w:t>
-            </w:r>
-            <w:r>
-              <w:t xml:space="preserve"> </w:t>
-            </w:r>
-            <w:r>
-              <w:t xml:space="preserve">on 2026-08-21T19:35:02Z</w:t>
-            </w:r>
-            <w:r>
-              <w:t xml:space="preserve"> </w:t>
-            </w:r>
-            <w:r>
-              <w:rPr>
-                <w:b/>
-                <w:bCs/>
-              </w:rPr>
-              <w:t xml:space="preserve">Reported-By:</w:t>
-            </w:r>
-            <w:r>
-              <w:t xml:space="preserve"> </w:t>
-            </w:r>
-            <w:r>
-              <w:t xml:space="preserve">BOB-106/BOB-107 remediation, residual</w:t>
-            </w:r>
-            <w:r>
-              <w:t xml:space="preserve"> </w:t>
-            </w:r>
-            <w:r>
-              <w:rPr>
-                <w:b/>
-                <w:bCs/>
-              </w:rPr>
-              <w:t xml:space="preserve">What (the report, verbatim):</w:t>
-            </w:r>
-            <w:r>
-              <w:t xml:space="preserve"> </w:t>
-            </w:r>
-            <w:r>
-              <w:t xml:space="preserve">The TESTS for both guards are now executed: pre-build invariant 30’s glob was extended from tests/unit + tests/pre_build to also cover tests/hooks. MEASURED before/after: the glob expanded to 27 suites with 0 under tests/hooks while 3 existed there; it now expands to 30 with 3 under tests/hooks. All three pass. But the GUARDS themselves are still invoked by nothing. check-brief-inputs.sh is honestly conductor-run rather than automatic: a brief’s required-input list lives in free-form prose that the Agent tool’s structured input does not expose, so an automatic prompt-scraping gate would itself be an unproven pattern-match. Its seam is the dispatch procedure, and that is a documentation + habit change, not a hook. unattributed-commit-guard.sh is different and is why this item exists. Run against real history it names 14 violating commits since the last tag (and 21 bare Auto-commit subjects exist across all refs). Wiring it into the pre-build or commit seam AS-IS would therefore refuse every commit immediately, on pre-existing debt nobody can fix in the moment. That is precisely the 11.4.224(E) brownfield-adoption shape, and 11.4.66/11.4.122 put the choice with the operator, not with an agent inventing a ratchet. The options, stated so the decision is a decision and not a default: (a) immediate hard floor – the seam refuses until all 14 are attributed; (b) one-time monotone-decrease ratchet (the 11.4.135 pattern) – snapshot 14 as the baseline, the count may fall and may never rise, so day one is green and the disease cannot spread; (c) changed-commits-only – gate only commits created from now on, with a scheduled deadline for the historical 14; (d) report-only for a stated period, then escalate. Recommendation, with the reasoning rather than just the pick: (b). It is the pattern this constitution already uses for exactly this situation, it makes the debt visible and bounded immediately, and it cannot be satisfied by deleting the guard’s name (11.4.227 closes that gaming channel). But it is the operator’s call and this item is not closed until that answer is recorded. Honest boundary (11.4.6): this item does NOT claim the 14 commits are harmful in themselves – it claims their ATTRIBUTION is absent and that nothing currently prevents the 15th.</w:t>
-            </w:r>
-            <w:r>
-              <w:t xml:space="preserve"> </w:t>
-            </w:r>
-            <w:r>
-              <w:rPr>
-                <w:b/>
-                <w:bCs/>
-              </w:rPr>
-              <w:t xml:space="preserve">Affected scope / file-scope manifest:</w:t>
-            </w:r>
-            <w:r>
-              <w:t xml:space="preserve"> </w:t>
-            </w:r>
-            <w:r>
-              <w:t xml:space="preserve">scripts/hooks/unattributed-commit-guard.sh; scripts/hooks/check-brief-inputs.sh; scripts/pre_build_verification.sh; scripts/commit-push-all.sh</w:t>
-            </w:r>
-            <w:r>
-              <w:t xml:space="preserve"> </w:t>
-            </w:r>
-            <w:r>
-              <w:rPr>
-                <w:b/>
-                <w:bCs/>
-              </w:rPr>
-              <w:t xml:space="preserve">Reproduction / context:</w:t>
-            </w:r>
-            <w:r>
-              <w:t xml:space="preserve"> </w:t>
-            </w:r>
-            <w:r>
-              <w:t xml:space="preserve">Both guards run correctly by hand and are covered by passing tests (9/9 and 15/15, each proven non-bluff against a no-op stub). Neither is invoked by scripts/pre_build_verification.sh or scripts/commit-push-all.sh, so neither exerts standing detection pressure (11.4.226: a guard with no execution seam is not coverage; registration is not coverage).</w:t>
-            </w:r>
-            <w:r>
-              <w:t xml:space="preserve"> </w:t>
-            </w:r>
-            <w:r>
-              <w:rPr>
-                <w:b/>
-                <w:bCs/>
-              </w:rPr>
-              <w:t xml:space="preserve">Acceptance criteria:</w:t>
-            </w:r>
-            <w:r>
-              <w:t xml:space="preserve"> </w:t>
-            </w:r>
-            <w:r>
-              <w:t xml:space="preserve">Each guard is invoked by a named seam, OR carries a registered deferral pointing at this item. For unattributed-commit-guard.sh specifically, the operator has answered the adoption question below and the answer is recorded as consumer DATA – never an invented ratchet.</w:t>
+              <w:t xml:space="preserve">—</w:t>
+            </w:r>
+          </w:p>
+        </w:tc>
+        <w:tc>
+          <w:tcPr/>
+          <w:p>
+            <w:pPr>
+              <w:pStyle w:val="Compact"/>
+            </w:pPr>
+            <w:r>
+              <w:t xml:space="preserve">Discovered by a full 58-invariant pre_build_verification.sh sweep (2026-09-25) run during BOB-223 closure verification: invariant 56 (CM-GITIGNORE-SWALLOW-GUARD, §11.4.201(6), BOB-212) reports 4 first-party source files silently ignored: .specify/extensions/superspec/scripts/e2e-agent-claude.sh, .specify/extensions/superspec/scripts/e2e-smoke.sh, .specify/extensions/superspec/scripts/validate-extension-metadata.py, .specify/extensions/superspec/scripts/validate-release-archive.py – all blocked by the broad .gitignore:218 rule</w:t>
+            </w:r>
+            <w:r>
+              <w:t xml:space="preserve"> </w:t>
+            </w:r>
+            <w:r>
+              <w:t xml:space="preserve">‘.specify/extensions/superspec/’</w:t>
+            </w:r>
+            <w:r>
+              <w:t xml:space="preserve">. Unrelated to BOB-223’s own scope; a genuinely new finding, not previously tracked. Remedy per the gate’s own remediation text: either rename/relocate the files so no .gitignore rule matches them, or add an explicit ! negation for them in .gitignore, then re-run the guard. Investigate first per §11.4.6/§11.4.124 whether the broad .specify/extensions/superspec/ ignore rule was intentional (e.g. to exclude a vendored/generated subtree) before narrowing it, since a careless negation could re-expose something the rule was deliberately protecting.</w:t>
             </w:r>
           </w:p>
         </w:tc>
@@ -2260,18 +3723,18 @@
               <w:pStyle w:val="Compact"/>
             </w:pPr>
             <w:r>
-              <w:t xml:space="preserve">BOB-170</w:t>
-            </w:r>
-          </w:p>
-        </w:tc>
-        <w:tc>
-          <w:tcPr/>
-          <w:p>
-            <w:pPr>
-              <w:pStyle w:val="Compact"/>
-            </w:pPr>
-            <w:r>
-              <w:t xml:space="preserve">Task</w:t>
+              <w:t xml:space="preserve">BOB-244</w:t>
+            </w:r>
+          </w:p>
+        </w:tc>
+        <w:tc>
+          <w:tcPr/>
+          <w:p>
+            <w:pPr>
+              <w:pStyle w:val="Compact"/>
+            </w:pPr>
+            <w:r>
+              <w:t xml:space="preserve">Bug</w:t>
             </w:r>
           </w:p>
         </w:tc>
@@ -2293,2139 +3756,51 @@
               <w:pStyle w:val="Compact"/>
             </w:pPr>
             <w:r>
-              <w:t xml:space="preserve">Medium</w:t>
-            </w:r>
-          </w:p>
-        </w:tc>
-        <w:tc>
-          <w:tcPr/>
-          <w:p>
-            <w:pPr>
-              <w:pStyle w:val="Compact"/>
-            </w:pPr>
-            <w:r>
-              <w:t xml:space="preserve">WHAT. The BOB-109 scaling suite gates its two timing tests on loadavg_1m/nproc &lt;= 0.75 — on this 8-cpu host, a 1-minute load average at or below 6.0 — and SKIPs loudly otherwise. That gate is correct and was adopted for a good reason (§11.4.201(8)): the author validated a 2.10 growth-exponent threshold, then observed it FALSE-FAIL correct code at load 11.06 (baseline span 2.136), and at load 15-23 measured baseline spans of 2.358 against injected-cubic mutants at 2.278-2.331 — the signal is smaller than the noise and the two are not separable in either direction. Gating was the honest response. THE PROBLEM. The gate has consequently NEVER RUN under its own precondition. Every recorded run today measured load 9.15-23; the independent reviewer measured 9.66 during review; the conductor measured 6.45 at its lowest. GREEN polarity WAS observed — at loads 9.4-11.6 (span 1.882) and in three stability runs (1.759/1.832/1.848) — but never once beneath the shipped ceiling. The author states this honestly as an inference from data rather than a run they can paste, and the reviewer confirmed the inference is sound (quiescence is strictly more favourable). Sound inference is still not an observed run. WHY THAT MATTERS (§11.4.226). A registered, topology-present guard that never executes is indistinguishable from a guard that would fail if it did. Nothing currently ensures it ever runs: no freshness contract, no scheduled quiet-window invocation, no tracked item — which is precisely the unexecuted-standing-guard class §11.4.226 names, where registration gets treated as coverage while execution is nobody’s job. The forensic precedent in that anchor is two standing guards that, when finally executed, immediately emitted latent FAILs. ACCEPTANCE. (a) Execute both quiescence-gated timing tests on a host whose 1-minute loadavg is genuinely &lt;= 0.75/cpu — no agent fleet, no concurrent build — and capture the run as an artifact showing the resolved load reading alongside the measured span exponent, so the precondition is provable from the artifact and not asserted. (b) Record the observed GREEN polarity in the item and in the test source, replacing the current honest-inference note. (c) If the gate FAILS under genuine quiescence, that is the finding this item exists to surface, and it reopens the threshold-calibration question rather than being worked around. (d) Establish a freshness contract per §11.4.226: how stale a quiescent verdict may be before the gate counts as uncovered again, so this does not silently return to never-executing. HONEST BOUNDARY. This item does not claim the gate is wrong. The evidence points the other way — quiescence is strictly more favourable than the loads where GREEN was already observed. It claims only that the run has not happened, and that an unexecuted guard cannot be cited as coverage. PROVENANCE. Raised as IMPORTANT-2 by the independent Fable-substrate reviewer of the BOB-109 work, and independently corroborated: the reviewer verified the SKIP is loud and prints its resolved numbers, and confirmed the shipped tests do SKIP at today’s load.</w:t>
-            </w:r>
-          </w:p>
-        </w:tc>
-      </w:tr>
-      <w:tr>
-        <w:tc>
-          <w:tcPr/>
-          <w:p>
-            <w:pPr>
-              <w:pStyle w:val="Compact"/>
-            </w:pPr>
-            <w:r>
-              <w:t xml:space="preserve">BOB-172</w:t>
-            </w:r>
-          </w:p>
-        </w:tc>
-        <w:tc>
-          <w:tcPr/>
-          <w:p>
-            <w:pPr>
-              <w:pStyle w:val="Compact"/>
-            </w:pPr>
-            <w:r>
-              <w:t xml:space="preserve">Bug</w:t>
-            </w:r>
-          </w:p>
-        </w:tc>
-        <w:tc>
-          <w:tcPr/>
-          <w:p>
-            <w:pPr>
-              <w:pStyle w:val="Compact"/>
-            </w:pPr>
-            <w:r>
-              <w:t xml:space="preserve">Operator-blocked</w:t>
-            </w:r>
-          </w:p>
-        </w:tc>
-        <w:tc>
-          <w:tcPr/>
-          <w:p>
-            <w:pPr>
-              <w:pStyle w:val="Compact"/>
-            </w:pPr>
-            <w:r>
-              <w:t xml:space="preserve">High</w:t>
-            </w:r>
-          </w:p>
-        </w:tc>
-        <w:tc>
-          <w:tcPr/>
-          <w:p>
-            <w:pPr>
-              <w:pStyle w:val="Compact"/>
-            </w:pPr>
-            <w:r>
-              <w:t xml:space="preserve">WHAT. The rutracker SEARCH endpoint is refused by bot protection while the site itself is fully reachable. Measured unauthenticated 2026-08-21 (no cookie file read, no credential value in any artifact — §11.4.10): GET /forum/index.php -&gt; 200, 96283 B,</w:t>
-            </w:r>
-            <w:r>
-              <w:t xml:space="preserve"> </w:t>
-            </w:r>
-          </w:p>
-        </w:tc>
-      </w:tr>
-      <w:tr>
-        <w:tc>
-          <w:tcPr/>
-          <w:p>
-            <w:pPr>
-              <w:pStyle w:val="Compact"/>
-            </w:pPr>
-            <w:r>
-              <w:t xml:space="preserve">BOB-175</w:t>
-            </w:r>
-          </w:p>
-        </w:tc>
-        <w:tc>
-          <w:tcPr/>
-          <w:p>
-            <w:pPr>
-              <w:pStyle w:val="Compact"/>
-            </w:pPr>
-            <w:r>
-              <w:t xml:space="preserve">Task</w:t>
-            </w:r>
-          </w:p>
-        </w:tc>
-        <w:tc>
-          <w:tcPr/>
-          <w:p>
-            <w:pPr>
-              <w:pStyle w:val="Compact"/>
-            </w:pPr>
-            <w:r>
-              <w:t xml:space="preserve">Queued</w:t>
-            </w:r>
-          </w:p>
-        </w:tc>
-        <w:tc>
-          <w:tcPr/>
-          <w:p>
-            <w:pPr>
-              <w:pStyle w:val="Compact"/>
-            </w:pPr>
-            <w:r>
-              <w:t xml:space="preserve">Low</w:t>
-            </w:r>
-          </w:p>
-        </w:tc>
-        <w:tc>
-          <w:tcPr/>
-          <w:p>
-            <w:pPr>
-              <w:pStyle w:val="Compact"/>
-            </w:pPr>
-            <w:r>
-              <w:t xml:space="preserve">WHAT. The workable-items</w:t>
-            </w:r>
-            <w:r>
-              <w:t xml:space="preserve"> </w:t>
-            </w:r>
-            <w:r>
-              <w:rPr>
-                <w:rStyle w:val="VerbatimChar"/>
-              </w:rPr>
-              <w:t xml:space="preserve">update</w:t>
-            </w:r>
-            <w:r>
-              <w:t xml:space="preserve"> </w:t>
-            </w:r>
-            <w:r>
-              <w:t xml:space="preserve">seam guards the status-location invariant in one direction only. After BOB-166,</w:t>
-            </w:r>
-            <w:r>
-              <w:t xml:space="preserve"> </w:t>
-            </w:r>
-            <w:r>
-              <w:rPr>
-                <w:rStyle w:val="VerbatimChar"/>
-              </w:rPr>
-              <w:t xml:space="preserve">update --status &lt;terminal&gt;</w:t>
-            </w:r>
-            <w:r>
-              <w:t xml:space="preserve"> </w:t>
-            </w:r>
-            <w:r>
-              <w:t xml:space="preserve">on an Issues-located row is refused. The mirror is still open:</w:t>
-            </w:r>
-            <w:r>
-              <w:t xml:space="preserve"> </w:t>
-            </w:r>
-            <w:r>
-              <w:rPr>
-                <w:rStyle w:val="VerbatimChar"/>
-              </w:rPr>
-              <w:t xml:space="preserve">update --location Fixed --status &lt;non-terminal&gt;</w:t>
-            </w:r>
-            <w:r>
-              <w:t xml:space="preserve"> </w:t>
-            </w:r>
-            <w:r>
-              <w:t xml:space="preserve">exits 0 and creates a row that</w:t>
-            </w:r>
-            <w:r>
-              <w:t xml:space="preserve"> </w:t>
-            </w:r>
-            <w:r>
-              <w:rPr>
-                <w:rStyle w:val="VerbatimChar"/>
-              </w:rPr>
-              <w:t xml:space="preserve">update</w:t>
-            </w:r>
-            <w:r>
-              <w:t xml:space="preserve">‘s own validator immediately rejects. Verified empirically by the independent reviewer of BOB-166: update –location Fixed –status ’In progress’</w:t>
-            </w:r>
-            <w:r>
-              <w:t xml:space="preserve"> </w:t>
-            </w:r>
-            <w:r>
-              <w:t xml:space="preserve">-&gt; exit 0 validate -&gt; FAILS, naming the row (check (f), fixedLocationNonTerminalStatus) So the command can still mint a state its own validate call refuses. That is the §11.4.196(F) shape at the seam layer: the invariant is CONFIGURED in validate but not ENFORCED at every write path that can violate it. WHY IT WAS DELIBERATELY LEFT OPEN IN BOB-166, and why that was right. Three reasons, all checked rather than asserted: (1) the real corpus has ZERO instances of this direction against TEN of the direction BOB-166 closed — the asymmetry in the data matched the asymmetry in the code; (2) detective coverage ALREADY existed and demonstrably fires, so unlike BOB-166’s direction this cannot rot silently; (3) and the load-bearing one —</w:t>
-            </w:r>
-            <w:r>
-              <w:t xml:space="preserve"> </w:t>
-            </w:r>
-            <w:r>
-              <w:rPr>
-                <w:rStyle w:val="VerbatimChar"/>
-              </w:rPr>
-              <w:t xml:space="preserve">reopenCmd</w:t>
-            </w:r>
-            <w:r>
-              <w:t xml:space="preserve"> </w:t>
-            </w:r>
-            <w:r>
-              <w:t xml:space="preserve">documents and SANCTIONS a transient Fixed-plus-non-terminal state via its</w:t>
-            </w:r>
-            <w:r>
-              <w:t xml:space="preserve"> </w:t>
-            </w:r>
-            <w:r>
-              <w:rPr>
-                <w:rStyle w:val="VerbatimChar"/>
-              </w:rPr>
-              <w:t xml:space="preserve">--location Fixed</w:t>
-            </w:r>
-            <w:r>
-              <w:t xml:space="preserve"> </w:t>
-            </w:r>
-            <w:r>
-              <w:t xml:space="preserve">operator override. A naive preventive guard at the update seam would collide with that override’s semantics. Closing this therefore requires a design decision about how the two interact, which is a different question from the one BOB-166 was scoped to answer, and expanding that item would have meant shipping the decision unexamined. ACCEPTANCE. (a) Decide and RECORD how a preventive guard on this direction coexists with reopenCmd’s sanctioned override — this is the actual work, and the answer should be written down rather than inferred from whatever the patch does. Candidates worth weighing: exempt the reopen path explicitly, require an override flag on</w:t>
-            </w:r>
-            <w:r>
-              <w:t xml:space="preserve"> </w:t>
-            </w:r>
-            <w:r>
-              <w:rPr>
-                <w:rStyle w:val="VerbatimChar"/>
-              </w:rPr>
-              <w:t xml:space="preserve">update</w:t>
-            </w:r>
-            <w:r>
-              <w:t xml:space="preserve"> </w:t>
-            </w:r>
-            <w:r>
-              <w:t xml:space="preserve">mirroring reopen’s, or leave the direction detective-only with the rationale recorded so the asymmetry is a decision rather than an oversight. (b) If a guard lands, it reuses</w:t>
-            </w:r>
-            <w:r>
-              <w:t xml:space="preserve"> </w:t>
-            </w:r>
-            <w:r>
-              <w:rPr>
-                <w:rStyle w:val="VerbatimChar"/>
-              </w:rPr>
-              <w:t xml:space="preserve">terminalStatuses()</w:t>
-            </w:r>
-            <w:r>
-              <w:t xml:space="preserve"> </w:t>
-            </w:r>
-            <w:r>
-              <w:t xml:space="preserve">— BOB-166 established one predicate source specifically so the two directions cannot drift. (c) Paired §1.1 mutation. (d) NEGATIVE CONTROL (§11.4.201(1)), and it is the sharp one here: the sanctioned reopen path MUST still work. A guard that breaks reopenCmd’s documented override is a false-positive refusal, and worse than the gap it closes, because it breaks a workflow operators are told to use. HONEST BOUNDARY. This is not a live data defect. Zero corpus instances, and the detective gate catches it at the next validate. It is filed so a scoped, deliberate omission stays visible as a tracked decision instead of living only in a code comment where the next reader will mistake it for an oversight (§11.4.197: a started thread reaches a documented terminal state, never quiet abandonment). PROVENANCE. Raised by the implementing agent of BOB-166 as a known asymmetry it deliberately did not close, independently verified and endorsed as an acceptable scope boundary by that item’s reviewer, on the condition that it become a tracked item rather than a comment. This is that item.</w:t>
-            </w:r>
-          </w:p>
-        </w:tc>
-      </w:tr>
-      <w:tr>
-        <w:tc>
-          <w:tcPr/>
-          <w:p>
-            <w:pPr>
-              <w:pStyle w:val="Compact"/>
-            </w:pPr>
-            <w:r>
-              <w:t xml:space="preserve">BOB-184</w:t>
-            </w:r>
-          </w:p>
-        </w:tc>
-        <w:tc>
-          <w:tcPr/>
-          <w:p>
-            <w:pPr>
-              <w:pStyle w:val="Compact"/>
-            </w:pPr>
-            <w:r>
-              <w:t xml:space="preserve">Task</w:t>
-            </w:r>
-          </w:p>
-        </w:tc>
-        <w:tc>
-          <w:tcPr/>
-          <w:p>
-            <w:pPr>
-              <w:pStyle w:val="Compact"/>
-            </w:pPr>
-            <w:r>
-              <w:t xml:space="preserve">Queued</w:t>
-            </w:r>
-          </w:p>
-        </w:tc>
-        <w:tc>
-          <w:tcPr/>
-          <w:p>
-            <w:pPr>
-              <w:pStyle w:val="Compact"/>
-            </w:pPr>
-            <w:r>
-              <w:t xml:space="preserve">Medium</w:t>
-            </w:r>
-          </w:p>
-        </w:tc>
-        <w:tc>
-          <w:tcPr/>
-          <w:p>
-            <w:pPr>
-              <w:pStyle w:val="Compact"/>
-            </w:pPr>
-            <w:r>
-              <w:t xml:space="preserve">Three icon-glyph controls (.bridge-retry, .theme-toggle, .caret) render text made of non-BMP code points. axe-core declines to decide their contrast, reporting them under the incomplete channel with messageKey nonBmp and resolving NEITHER fgColor NOR bgColor, so the Python recomputation in docs/qa/BOB-164/axe_contrast_scan.py cannot decide either: 40 such nodes across 16 palette x mode combinations. BOB-164 round 2 stopped them being scored as silent passes by naming them GLYPH_UNMEASURED, printing them on every run and fencing them, so any NEW unmeasured glyph node blocks. What remains genuinely unproven is their contrast itself: as non-text user-interface components they owe 3:1 under WCAG SC 1.4.11, and no oracle in this repo measures that today. Acceptance: a measurement path that resolves the effective foreground and backdrop for glyph controls (for example reading getComputedStyle colour against the composited backdrop, or replacing the glyphs with inline SVG carrying explicit fill tokens), each of the three controls shown to clear 3:1 in all 16 palette x mode combinations, and the GLYPH_UNMEASURED fence shrunk by exactly the nodes then proven.</w:t>
-            </w:r>
-          </w:p>
-        </w:tc>
-      </w:tr>
-      <w:tr>
-        <w:tc>
-          <w:tcPr/>
-          <w:p>
-            <w:pPr>
-              <w:pStyle w:val="Compact"/>
-            </w:pPr>
-            <w:r>
-              <w:t xml:space="preserve">BOB-185</w:t>
-            </w:r>
-          </w:p>
-        </w:tc>
-        <w:tc>
-          <w:tcPr/>
-          <w:p>
-            <w:pPr>
-              <w:pStyle w:val="Compact"/>
-            </w:pPr>
-            <w:r>
-              <w:t xml:space="preserve">Task</w:t>
-            </w:r>
-          </w:p>
-        </w:tc>
-        <w:tc>
-          <w:tcPr/>
-          <w:p>
-            <w:pPr>
-              <w:pStyle w:val="Compact"/>
-            </w:pPr>
-            <w:r>
-              <w:t xml:space="preserve">Queued</w:t>
-            </w:r>
-          </w:p>
-        </w:tc>
-        <w:tc>
-          <w:tcPr/>
-          <w:p>
-            <w:pPr>
-              <w:pStyle w:val="Compact"/>
-            </w:pPr>
-            <w:r>
-              <w:t xml:space="preserve">Medium</w:t>
-            </w:r>
-          </w:p>
-        </w:tc>
-        <w:tc>
-          <w:tcPr/>
-          <w:p>
-            <w:pPr>
-              <w:pStyle w:val="Compact"/>
-            </w:pPr>
-            <w:r>
-              <w:t xml:space="preserve">docs/qa/BOB-164/axe_contrast_scan.py scans a static dist with no backend, so every node whose existence depends on fetched data is absent from the page it measures: the results table renders empty, so .type-badge and .quality-badge never appear, and the hooks list renders empty, so .status pills never appear. That is precisely why the BOB-164 round-1 regression went unseen in a rendered DOM even though it was scanned in all 16 themes, and it is why round 2 had to close the class in the arithmetic oracle instead. Those nodes are now covered by frontend/src/app/models/style-contrast.spec.ts, which extracts declared foreground-on-fill pairs from the stylesheets, but that is an ARITHMETIC claim about declared colour pairs, not a rendered-pixel one: it cannot see opacity applied by an ancestor, a composited backdrop, or a cascade this repo’s static extractor does not model. Acceptance: the scan drives the dashboard with seeded fixture data (a stub backend, a route fixture, or an injected component harness) so the badge and status nodes are present in the DOM, axe measures them directly, and a control needle proves the rendered oracle sees a seeded sub-floor badge before any clean result from it is believed.</w:t>
-            </w:r>
-          </w:p>
-        </w:tc>
-      </w:tr>
-      <w:tr>
-        <w:tc>
-          <w:tcPr/>
-          <w:p>
-            <w:pPr>
-              <w:pStyle w:val="Compact"/>
-            </w:pPr>
-            <w:r>
-              <w:t xml:space="preserve">BOB-187</w:t>
-            </w:r>
-          </w:p>
-        </w:tc>
-        <w:tc>
-          <w:tcPr/>
-          <w:p>
-            <w:pPr>
-              <w:pStyle w:val="Compact"/>
-            </w:pPr>
-            <w:r>
-              <w:t xml:space="preserve">Bug</w:t>
-            </w:r>
-          </w:p>
-        </w:tc>
-        <w:tc>
-          <w:tcPr/>
-          <w:p>
-            <w:pPr>
-              <w:pStyle w:val="Compact"/>
-            </w:pPr>
-            <w:r>
-              <w:t xml:space="preserve">In progress</w:t>
-            </w:r>
-          </w:p>
-        </w:tc>
-        <w:tc>
-          <w:tcPr/>
-          <w:p>
-            <w:pPr>
-              <w:pStyle w:val="Compact"/>
-            </w:pPr>
-            <w:r>
-              <w:t xml:space="preserve">—</w:t>
-            </w:r>
-          </w:p>
-        </w:tc>
-        <w:tc>
-          <w:tcPr/>
-          <w:p>
-            <w:pPr>
-              <w:pStyle w:val="Compact"/>
-            </w:pPr>
-            <w:r>
-              <w:t xml:space="preserve">scripts/ownership_precondition.sh consumes the SAME unreviewed .env-driven scope as ownership_repair.sh and creates probe files inside it, but it is NOT fenced. T028 remediation added ownership_path_fence() to scripts/lib/ownership.sh and wired it into ownership_repair.sh, closing the path-escape class there; the precondition was outside that agents file scope and still accepts whatever config/owned_paths.yaml expands to. Blast radius is lower than a recursive chown (it writes probe files rather than mutating ownership of an existing tree) but the INPUT is identical and equally unreviewed, so the same QBITTORRENT_DATA_DIR value that would have driven a filesystem-wide chown will drive probe-file creation at an arbitrary location. Note the escape is empirically confirmed for the repair path, not merely reasoned: during T028 remediation a probe declaring the verbatim shipped entry with QBITTORRENT_DATA_DIR=/ hung the suite, and ps showed the real artifact executing</w:t>
-            </w:r>
-            <w:r>
-              <w:t xml:space="preserve"> </w:t>
-            </w:r>
-            <w:r>
-              <w:t xml:space="preserve">“find / ( ! -uid 1000 -o ! -gid 1000 ) -printf …”</w:t>
-            </w:r>
-            <w:r>
-              <w:t xml:space="preserve"> </w:t>
-            </w:r>
-            <w:r>
-              <w:t xml:space="preserve">before it was killed by verified pid. Acceptance: ownership_precondition.sh calls the SAME ownership_path_fence() predicate from scripts/lib/ownership.sh (never a second dialect, 11.4.251), refuses fail-closed on a rejected entry, and ships a paired 1.1 mutation proving the refusal fires PLUS a negative control proving the six live shipped entries still ACCEPT so the fix is not a 11.4.201(1) false-positive refusal. Discovered out-of-band during T028 remediation and reported by the agent as needing tracking, so it is also a 11.4.238 coverage escape.</w:t>
-            </w:r>
-          </w:p>
-        </w:tc>
-      </w:tr>
-      <w:tr>
-        <w:tc>
-          <w:tcPr/>
-          <w:p>
-            <w:pPr>
-              <w:pStyle w:val="Compact"/>
-            </w:pPr>
-            <w:r>
-              <w:t xml:space="preserve">BOB-188</w:t>
-            </w:r>
-          </w:p>
-        </w:tc>
-        <w:tc>
-          <w:tcPr/>
-          <w:p>
-            <w:pPr>
-              <w:pStyle w:val="Compact"/>
-            </w:pPr>
-            <w:r>
-              <w:t xml:space="preserve">Bug</w:t>
-            </w:r>
-          </w:p>
-        </w:tc>
-        <w:tc>
-          <w:tcPr/>
-          <w:p>
-            <w:pPr>
-              <w:pStyle w:val="Compact"/>
-            </w:pPr>
-            <w:r>
-              <w:t xml:space="preserve">In progress</w:t>
-            </w:r>
-          </w:p>
-        </w:tc>
-        <w:tc>
-          <w:tcPr/>
-          <w:p>
-            <w:pPr>
-              <w:pStyle w:val="Compact"/>
-            </w:pPr>
-            <w:r>
-              <w:t xml:space="preserve">—</w:t>
-            </w:r>
-          </w:p>
-        </w:tc>
-        <w:tc>
-          <w:tcPr/>
-          <w:p>
-            <w:pPr>
-              <w:pStyle w:val="Compact"/>
-            </w:pPr>
-            <w:r>
-              <w:rPr>
-                <w:b/>
-                <w:bCs/>
-              </w:rPr>
-              <w:t xml:space="preserve">OPERATOR DECISION (2026-08-26, §11.4.66 interactive clarification): UNTRACK THE BINARY — BUILD ON DEMAND</w:t>
-            </w:r>
-            <w:r>
-              <w:t xml:space="preserve"> </w:t>
-            </w:r>
-            <w:r>
-              <w:t xml:space="preserve">§11.4.30 answer, recorded as consumer DATA: the compiled</w:t>
-            </w:r>
-            <w:r>
-              <w:t xml:space="preserve"> </w:t>
-            </w:r>
-            <w:r>
-              <w:rPr>
-                <w:rStyle w:val="VerbatimChar"/>
-              </w:rPr>
-              <w:t xml:space="preserve">workable-items</w:t>
-            </w:r>
-            <w:r>
-              <w:t xml:space="preserve"> </w:t>
-            </w:r>
-            <w:r>
-              <w:t xml:space="preserve">binary is NOT to be git-tracked.</w:t>
-            </w:r>
-            <w:r>
-              <w:t xml:space="preserve"> </w:t>
-            </w:r>
-            <w:r>
-              <w:t xml:space="preserve">‘Any build derivate which we can recreate by executing proper mechanism for generating MUST NOT be versioned’</w:t>
-            </w:r>
-            <w:r>
-              <w:t xml:space="preserve"> </w:t>
-            </w:r>
-            <w:r>
-              <w:t xml:space="preserve">applies without exception here. Keeping it tracked with only the invariant-52 fingerprint gate, and keeping it tracked with a commit-time rebuild, were both offered and NOT chosen. REQUIRED END STATE: the gate builds from source, or REFUSES HONESTLY when the Go toolchain is absent (§11.4.201(11) — probe the artifact through its real invocation path, never fake a pass, never silently fall back to a stale binary). Staleness becomes structurally impossible rather than merely detected. ACCEPTED COST: a fresh clone needs a Go toolchain before invariant 17 can run — already true for the qBitTorrent-go backend, so this adds no new host requirement. The invariant-52 fingerprint gate remains useful as defence-in-depth for as long as any binary exists on disk. This answer is recorded as consumer DATA per §11.4.35 — it is the operator’s stated choice, not an agent inference, and supersedes any prior agent-chosen default on this question. Options not chosen are named above so a future reader does not re-litigate a settled call (§11.4.112(5) bounded-verdict discipline applied to decisions). — prior item text follows — pre_build_verification.sh invariant 17 (CM-WORKABLE-ITEMS-VALIDATE) resolves its binary through the candidate loop at :534, whose FIRST entry is constitution/scripts/workable-items/bin/workable-items. That file is GIT-TRACKED (md5 17644a248363, identical to bin/workable-items-linux) and executable, so it WINS resolution over the current untracked sibling constitution/scripts/workable-items/workable-items (md5 43376a6d0184). The tracked binary is STALE: it does not contain the guards its own source now has. MEASURED, needle-proven, 2026-08-25. String presence in the tracked binary:</w:t>
-            </w:r>
-            <w:r>
-              <w:t xml:space="preserve"> </w:t>
-            </w:r>
-            <w:r>
-              <w:t xml:space="preserve">“refusing to set terminal status”</w:t>
-            </w:r>
-            <w:r>
-              <w:t xml:space="preserve"> </w:t>
-            </w:r>
-            <w:r>
-              <w:t xml:space="preserve">-&gt; 0;</w:t>
-            </w:r>
-            <w:r>
-              <w:t xml:space="preserve"> </w:t>
-            </w:r>
-            <w:r>
-              <w:t xml:space="preserve">“Issues-location item has TERMINAL status”</w:t>
-            </w:r>
-            <w:r>
-              <w:t xml:space="preserve"> </w:t>
-            </w:r>
-            <w:r>
-              <w:t xml:space="preserve">-&gt; 0; control needle from the SAME updateCmd,</w:t>
-            </w:r>
-            <w:r>
-              <w:t xml:space="preserve"> </w:t>
-            </w:r>
-            <w:r>
-              <w:t xml:space="preserve">“at least one mutable field flag is required”</w:t>
-            </w:r>
-            <w:r>
-              <w:t xml:space="preserve"> </w:t>
-            </w:r>
-            <w:r>
-              <w:t xml:space="preserve">-&gt; 2 (so the instrument sees through that path and the zeros are real absences, not a blind read). The untracked sibling returns 1 / 1 / 2 for the same three queries. A check whose message string is absent from the binary cannot fire. RUNTIME PROOF: the same injected violation (a row set to terminal status while current_location=Issues) run through both binaries -&gt; stale reports 1 violation (only the body_md desync class), current reports 2 including the location-status class verbatim. This is exactly why the ten BOB-166 rows (BOB-087/129/131/144/145/146/148/153/155/157) survived undetected: the gate that was supposed to catch them was running a binary structurally incapable of seeing them. The 11.4.108 SOURCE-&gt;ARTIFACT gap: source correct, artifact stale, every gate reading the artifact reports green. This is the THIRD instance of that class found in one session, alongside BOB-169 (a charset gate that never opened a file) and BOB-183 (a served bundle five days older than its sources). COMPOUNDING: the comment at :519-523 directly above the loop asserts</w:t>
-            </w:r>
-            <w:r>
-              <w:t xml:space="preserve"> </w:t>
-            </w:r>
-            <w:r>
-              <w:t xml:space="preserve">“The naive bin/workable-items path never existed in this checkout (bin/ is a gitignored local build-output dir nothing ever populated)”</w:t>
-            </w:r>
-            <w:r>
-              <w:t xml:space="preserve">. That statement is now FALSE - bin/ holds two tracked binaries. A stale comment asserting the absence of the very file that now shadows resolution is how this stayed invisible. Also an 11.4.30 question the operator owns: bin/workable-items and bin/workable-items-linux are VERSIONED BUILD ARTIFACTS in a constitution submodule that is inherited by reference by every consumer, so every consumer inherits whichever binary was last committed. Flagged independently by two separate agents this session. ACCEPTANCE: (a) resolution must never prefer a stale artifact over a current one - either the tracked binaries are removed and resolution falls through to build-on-demand, or a freshness check refuses a binary older than its sources (see the BOB-183 fingerprint gate for a working pattern); (b) the false comment at :519-523 corrected; (c) a paired 1.1 mutation proving the new refusal fires, plus a negative control proving a genuinely fresh binary still passes so the fix is not an 11.4.201(1) false-positive refusal; (d) the 11.4.30 tracked-binary decision recorded as operator DATA. Discovered out-of-band during BOB-166 remediation - a 11.4.238 coverage escape in its own right.</w:t>
-            </w:r>
-          </w:p>
-        </w:tc>
-      </w:tr>
-      <w:tr>
-        <w:tc>
-          <w:tcPr/>
-          <w:p>
-            <w:pPr>
-              <w:pStyle w:val="Compact"/>
-            </w:pPr>
-            <w:r>
-              <w:t xml:space="preserve">BOB-191</w:t>
-            </w:r>
-          </w:p>
-        </w:tc>
-        <w:tc>
-          <w:tcPr/>
-          <w:p>
-            <w:pPr>
-              <w:pStyle w:val="Compact"/>
-            </w:pPr>
-            <w:r>
-              <w:t xml:space="preserve">Bug</w:t>
-            </w:r>
-          </w:p>
-        </w:tc>
-        <w:tc>
-          <w:tcPr/>
-          <w:p>
-            <w:pPr>
-              <w:pStyle w:val="Compact"/>
-            </w:pPr>
-            <w:r>
-              <w:t xml:space="preserve">Queued</w:t>
-            </w:r>
-          </w:p>
-        </w:tc>
-        <w:tc>
-          <w:tcPr/>
-          <w:p>
-            <w:pPr>
-              <w:pStyle w:val="Compact"/>
-            </w:pPr>
-            <w:r>
-              <w:t xml:space="preserve">—</w:t>
-            </w:r>
-          </w:p>
-        </w:tc>
-        <w:tc>
-          <w:tcPr/>
-          <w:p>
-            <w:pPr>
-              <w:pStyle w:val="Compact"/>
-            </w:pPr>
-            <w:r>
-              <w:t xml:space="preserve">WHAT: the §11.4.252 fail-open scan reports 0 hits for qBitTorrent-go, and that zero is NOT evidence. The triage agent ran control needles through the scanner’s own path per §11.4.201(7)(b): a Python</w:t>
-            </w:r>
-            <w:r>
-              <w:t xml:space="preserve"> </w:t>
-            </w:r>
-            <w:r>
-              <w:t xml:space="preserve">‘except Exception: pass’</w:t>
-            </w:r>
-            <w:r>
-              <w:t xml:space="preserve"> </w:t>
-            </w:r>
-            <w:r>
-              <w:t xml:space="preserve">needle was SEEN, a TypeScript</w:t>
-            </w:r>
-            <w:r>
-              <w:t xml:space="preserve"> </w:t>
-            </w:r>
-            <w:r>
-              <w:t xml:space="preserve">‘catch (e) {}’</w:t>
-            </w:r>
-            <w:r>
-              <w:t xml:space="preserve"> </w:t>
-            </w:r>
-            <w:r>
-              <w:t xml:space="preserve">needle was SEEN (so frontend/src’s zero IS a real zero), but a Go empty-</w:t>
-            </w:r>
-            <w:r>
-              <w:t xml:space="preserve">‘if err != nil {}’</w:t>
-            </w:r>
-            <w:r>
-              <w:t xml:space="preserve"> </w:t>
-            </w:r>
-            <w:r>
-              <w:t xml:space="preserve">needle was NOT SEEN. An instrument that cannot see the idiom returns the same quiet zero as a clean tree, and only one of those is honest. DISTINCT FROM BOB-189, deliberately not merged with it per §11.4.214: BOB-189 is a false MATCH (fail-closed guards reported as fail-open); this is a false NULL (an entire language unscanned). Same scanner, opposite failure directions, different fixes - merging them would hide one behind the other. IMPACT: Go is the language of qbittorrent-proxy-go and boba-jackett (port 7189, which owns encrypted tracker credentials), so the unscanned surface is exactly where §11.4.252’s credential-plus-mutation combination is most likely. Nobody has assessed it; the dashboard says clean. ACCEPTANCE: the scanner grows a Go arm covering the empty-err-block and swallowed-error idioms, its needle is SEEN through the real path, qBitTorrent-go’s result is re-derived, and every finding is triaged as this Python/TS pass was. Until then qBitTorrent-go’s fail-open posture is UNKNOWN and must be reported as UNKNOWN, never as 0. === ROUND-2 INVESTIGATION, MEASURED 2026-08-26 — THE FILED TITLE WAS TOO NARROW (§11.4.6) === The live scanner is constitution/scripts/gates/cm_dangerous_combination_fail_closed.sh, driven per-root by invariant 39 at scripts/pre_build_verification.sh:1481-1544. (scripts/pre_build/check_cm_no_fail_open_skip.sh has NEVER existed on any branch — it exists only in an uncommitted worktree. Any citation of that path is citing a file that is not there.) IT IS A WEAK-MATCHER DEFECT, NOT A SCOPE HOLE. Line :243 sets exts=</w:t>
-            </w:r>
-            <w:r>
-              <w:t xml:space="preserve">“py go rs c cc cpp h hpp java cs js ts jsx tsx php rb”</w:t>
-            </w:r>
-            <w:r>
-              <w:t xml:space="preserve"> </w:t>
-            </w:r>
-            <w:r>
-              <w:t xml:space="preserve">— .go IS enumerated. But line :537 gates the Python ast analyser on</w:t>
-            </w:r>
-            <w:r>
-              <w:t xml:space="preserve"> </w:t>
-            </w:r>
-            <w:r>
-              <w:rPr>
-                <w:rStyle w:val="VerbatimChar"/>
-              </w:rPr>
-              <w:t xml:space="preserve">case "$f" in *.py)</w:t>
-            </w:r>
-            <w:r>
-              <w:t xml:space="preserve">, so every non-Python file falls through to just two text matchers (:772 empty</w:t>
-            </w:r>
-            <w:r>
-              <w:t xml:space="preserve"> </w:t>
-            </w:r>
-            <w:r>
-              <w:rPr>
-                <w:rStyle w:val="VerbatimChar"/>
-              </w:rPr>
-              <w:t xml:space="preserve">catch (...) {</w:t>
-            </w:r>
-            <w:r>
-              <w:t xml:space="preserve">, :794 credential</w:t>
-            </w:r>
-            <w:r>
-              <w:t xml:space="preserve"> </w:t>
-            </w:r>
-            <w:r>
-              <w:rPr>
-                <w:rStyle w:val="VerbatimChar"/>
-              </w:rPr>
-              <w:t xml:space="preserve">= x \|\| "literal"</w:t>
-            </w:r>
-            <w:r>
-              <w:t xml:space="preserve">). Go has no</w:t>
-            </w:r>
-            <w:r>
-              <w:t xml:space="preserve"> </w:t>
-            </w:r>
-            <w:r>
-              <w:rPr>
-                <w:rStyle w:val="VerbatimChar"/>
-              </w:rPr>
-              <w:t xml:space="preserve">catch</w:t>
-            </w:r>
-            <w:r>
-              <w:t xml:space="preserve"> </w:t>
-            </w:r>
-            <w:r>
-              <w:t xml:space="preserve">keyword, so neither matcher CAN fire on Go by construction. NEEDLE TEST, BOTH ARMS (planted / rc / result): Python 2 / 1 / SEEN · TypeScript 1 / 1 / SEEN · Java 1 / 1 / SEEN ·</w:t>
-            </w:r>
-            <w:r>
-              <w:t xml:space="preserve"> </w:t>
-            </w:r>
-            <w:r>
-              <w:rPr>
-                <w:b/>
-                <w:bCs/>
-              </w:rPr>
-              <w:t xml:space="preserve">Go 6 / 0 / NOT SEEN — PASS</w:t>
-            </w:r>
-            <w:r>
-              <w:t xml:space="preserve"> </w:t>
-            </w:r>
-            <w:r>
-              <w:t xml:space="preserve">· Rust 2 / 0 / NOT SEEN · Ruby 1 / 0 / NOT SEEN · C 2 / 0 / NOT SEEN. Go is ONE OF FIVE BLIND EXTENSIONS, not a special case. The Go needle is real code: go build rc=0, go vet rc=0, gofmt -e clean. THE DECISIVE DISCRIMINATOR — same bytes, extension changed: .zig (NOT enumerated) →</w:t>
-            </w:r>
-            <w:r>
-              <w:t xml:space="preserve"> </w:t>
-            </w:r>
-            <w:r>
-              <w:t xml:space="preserve">“SKIP — topology_unsupported”</w:t>
-            </w:r>
-            <w:r>
-              <w:t xml:space="preserve">; .go (enumerated) →</w:t>
-            </w:r>
-            <w:r>
-              <w:t xml:space="preserve"> </w:t>
-            </w:r>
-            <w:r>
-              <w:t xml:space="preserve">“PASS”</w:t>
-            </w:r>
-            <w:r>
-              <w:t xml:space="preserve">. The gate ALREADY OWNS an honest-blindness mechanism and it works correctly; Go routes around it precisely BY BEING ENUMERATED. A scope hole announces itself; this matcher hole prints green. That makes it the worse defect and is why the corrected title leads with it. QUANTIFIED SURFACE (exclusions stated, §11.4.224(E)): using the scanner’s OWN prune list and nothing added — 106 .go files / 20,389 LOC (52 production files / 6,858 LOC). WITH and WITHOUT exclusions the count is 106 == 106; no vendored tree exists, so no unstated exclusion could manufacture a clean number. qBitTorrent-go holds 106 blind files and 0 analysable files — 100% blind — yet invariant 39 counts it among</w:t>
-            </w:r>
-            <w:r>
-              <w:t xml:space="preserve"> </w:t>
-            </w:r>
-            <w:r>
-              <w:t xml:space="preserve">“5 first-party source root(s)”</w:t>
-            </w:r>
-            <w:r>
-              <w:t xml:space="preserve"> </w:t>
-            </w:r>
-            <w:r>
-              <w:t xml:space="preserve">reported clean. DEFECTS THE BLINDNESS HID → filed as BOB-204 (credential DELETE returns unconditional 204 while the .env plaintext delete error is discarded; plus the env_write_failed_db_rolled_back code asserting an unconfirmed rollback). SEPARATE SCOPE HOLE → filed as BOB-205 (cmd/boba-ctl, 947 LOC orchestrator, absent from DANGER_ROOTS entirely). Distinct-but-similar per §11.4.214, deliberately not merged. GOLDEN-FALSE FIXTURE FOR ANY FUTURE GO ARM: internal/jackettapi/auth_middleware.go:45-66 is correctly fail-CLOSED (constant-time compare, 401+return) — a Go arm MUST NOT flag it. LOAD-BEARING §11.4.250 PREDICTION: bolting a naive Go regex arm on will IMMEDIATELY manufacture BOB-189-class false positives in Go —</w:t>
-            </w:r>
-            <w:r>
-              <w:t xml:space="preserve"> </w:t>
-            </w:r>
-            <w:r>
-              <w:rPr>
-                <w:rStyle w:val="VerbatimChar"/>
-              </w:rPr>
-              <w:t xml:space="preserve">if err != nil { return false }</w:t>
-            </w:r>
-            <w:r>
-              <w:t xml:space="preserve"> </w:t>
-            </w:r>
-            <w:r>
-              <w:t xml:space="preserve">in a Go validator is fail-CLOSED. Fixing this as layer N+1 reproduces BOB-189 in a new language. THEREFORE the remediation order is fixed: (1) analyser REGISTRY with an UNANALYSED verdict FIRST — extension→analyser map, unmapped extension reports UNANALYSED never silent PASS, which converts the false null into an honest gap and covers rust/ruby/C too; (2) only then a Go arm, call-site-aware from day one (go/ast, or adopt errcheck/staticcheck rather than hand-rolled regex), shipped with the auth_middleware golden-FALSE. ONE PRIMITIVE, TWO SYMPTOMS: the scanner classifies by local syntactic shape and never consults semantic role — BOB-189 ignores the CALLER’s context (false match), BOB-191 searches for a shape from a DIFFERENT language family (false null). The gate’s own header already concedes the primitive (</w:t>
-            </w:r>
-            <w:r>
-              <w:t xml:space="preserve">“requires real data-flow analysis this gate CANNOT honestly claim”</w:t>
-            </w:r>
-            <w:r>
-              <w:t xml:space="preserve">); what is missing is propagating that concession into PER-LANGUAGE honesty. Keep two tracker items. INSTRUMENT BUG RECORDED, NOT HIDDEN (§11.4.201(12)): the investigation’s first verdict extraction used</w:t>
-            </w:r>
-            <w:r>
-              <w:t xml:space="preserve"> </w:t>
-            </w:r>
-            <w:r>
-              <w:rPr>
-                <w:rStyle w:val="VerbatimChar"/>
-              </w:rPr>
-              <w:t xml:space="preserve">grep -oE 'PASS\|FAIL\|SKIP'</w:t>
-            </w:r>
-            <w:r>
-              <w:t xml:space="preserve">, which matched FAIL inside the gate’s own name (…FAIL-CLOSED) and mislabelled three PASSes. Re-run keyed on exit code; the table above is the corrected run. EVIDENCE: docs/qa/BOB-191/scanner_blindness_investigation_20260826.md (255 lines, §11.4.44 header). No source, gate, or config modified by the investigation. === ROUND-3 PARTIAL FIX, MEASURED 2026-09-25 — STEP (1) OF THE ROUND-2 REMEDIATION ORDER LANDED; STEP (2) STILL OPEN, ACCEPTANCE NOT YET MET === Per the round-2 remediation order, step (1) — the analyser REGISTRY with an honest UNANALYSED verdict — is now implemented and independently re-verified (conductor re-ran the mutation suite from a clean shell, 206/206 green). Step (2) — a real semantic Go arm — is DELIBERATELY DEFERRED, so this item stays Queued: the ACCEPTANCE criterion above (</w:t>
-            </w:r>
-            <w:r>
-              <w:t xml:space="preserve">“its needle is SEEN through the real path”</w:t>
-            </w:r>
-            <w:r>
-              <w:t xml:space="preserve">) is still unmet for Go/Rust/Ruby/C. CORRECTION TO ROUND-2’s OWN FIGURE (§11.4.6, re-verified live, not re-guessed): round-2 said</w:t>
-            </w:r>
-            <w:r>
-              <w:t xml:space="preserve"> </w:t>
-            </w:r>
-            <w:r>
-              <w:t xml:space="preserve">“5 blind extensions (go/rs/rb/c/h)”</w:t>
-            </w:r>
-            <w:r>
-              <w:t xml:space="preserve">. Re-run live against all candidates this round: C++ (.cpp, a genuine empty</w:t>
-            </w:r>
-            <w:r>
-              <w:t xml:space="preserve"> </w:t>
-            </w:r>
-            <w:r>
-              <w:rPr>
-                <w:rStyle w:val="VerbatimChar"/>
-              </w:rPr>
-              <w:t xml:space="preserve">catch(){}</w:t>
-            </w:r>
-            <w:r>
-              <w:t xml:space="preserve">) is SEEN —</w:t>
-            </w:r>
-            <w:r>
-              <w:t xml:space="preserve"> </w:t>
-            </w:r>
-            <w:r>
-              <w:rPr>
-                <w:rStyle w:val="VerbatimChar"/>
-              </w:rPr>
-              <w:t xml:space="preserve">rc=1 FAIL</w:t>
-            </w:r>
-            <w:r>
-              <w:t xml:space="preserve">, already correctly caught. It was never actually blind;</w:t>
-            </w:r>
-            <w:r>
-              <w:t xml:space="preserve"> </w:t>
-            </w:r>
-            <w:r>
-              <w:rPr>
-                <w:rStyle w:val="VerbatimChar"/>
-              </w:rPr>
-              <w:t xml:space="preserve">.h</w:t>
-            </w:r>
-            <w:r>
-              <w:t xml:space="preserve"> </w:t>
-            </w:r>
-            <w:r>
-              <w:t xml:space="preserve">is content-ambiguous (same header extension serves both C and C++) and is not a distinct 5th case.</w:t>
-            </w:r>
-            <w:r>
-              <w:t xml:space="preserve"> </w:t>
-            </w:r>
-            <w:r>
-              <w:rPr>
-                <w:b/>
-                <w:bCs/>
-              </w:rPr>
-              <w:t xml:space="preserve">Exactly 4 languages are structurally blind: Go, Rust, Ruby, C.</w:t>
-            </w:r>
-            <w:r>
-              <w:t xml:space="preserve"> </w:t>
-            </w:r>
-            <w:r>
-              <w:t xml:space="preserve">This narrows, not widens, the round-2 figure. WHAT LANDED (constitution/scripts/gates/cm_dangerous_combination_fail_closed.sh — a constitution-submodule file, inherited by reference; landing it for real still needs the submodule’s own §11.4.26 fetch/pull/push workflow, separate from boba’s commit path): - New</w:t>
-            </w:r>
-            <w:r>
-              <w:t xml:space="preserve"> </w:t>
-            </w:r>
-            <w:r>
-              <w:rPr>
-                <w:rStyle w:val="VerbatimChar"/>
-              </w:rPr>
-              <w:t xml:space="preserve">DANGEROUS_COMBO_UNANALYSED_EXT</w:t>
-            </w:r>
-            <w:r>
-              <w:t xml:space="preserve"> </w:t>
-            </w:r>
-            <w:r>
-              <w:t xml:space="preserve">registry (default</w:t>
-            </w:r>
-            <w:r>
-              <w:t xml:space="preserve"> </w:t>
-            </w:r>
-            <w:r>
-              <w:rPr>
-                <w:rStyle w:val="VerbatimChar"/>
-              </w:rPr>
-              <w:t xml:space="preserve">go rs rb c</w:t>
-            </w:r>
-            <w:r>
-              <w:t xml:space="preserve">). Verdict now has 3 branches: real hits → FAIL (unchanged); zero hits + UNANALYSED files present → new honest</w:t>
-            </w:r>
-            <w:r>
-              <w:t xml:space="preserve"> </w:t>
-            </w:r>
-            <w:r>
-              <w:rPr>
-                <w:rStyle w:val="VerbatimChar"/>
-              </w:rPr>
-              <w:t xml:space="preserve">⚠ NOTE — N file(s) UNANALYSED...</w:t>
-            </w:r>
-            <w:r>
-              <w:t xml:space="preserve"> </w:t>
-            </w:r>
-            <w:r>
-              <w:t xml:space="preserve">+</w:t>
-            </w:r>
-            <w:r>
-              <w:t xml:space="preserve"> </w:t>
-            </w:r>
-            <w:r>
-              <w:rPr>
-                <w:rStyle w:val="VerbatimChar"/>
-              </w:rPr>
-              <w:t xml:space="preserve">PASS (PARTIAL COVERAGE)</w:t>
-            </w:r>
-            <w:r>
-              <w:t xml:space="preserve"> </w:t>
-            </w:r>
-            <w:r>
-              <w:t xml:space="preserve">(still exit 0, advisory — never blocks a build on an unanalysed language); zero hits + zero unanalysed → unchanged original clean-PASS text. -</w:t>
-            </w:r>
-            <w:r>
-              <w:t xml:space="preserve"> </w:t>
-            </w:r>
-            <w:r>
-              <w:rPr>
-                <w:rStyle w:val="VerbatimChar"/>
-              </w:rPr>
-              <w:t xml:space="preserve">scripts/pre_build_verification.sh</w:t>
-            </w:r>
-            <w:r>
-              <w:t xml:space="preserve"> </w:t>
-            </w:r>
-            <w:r>
-              <w:t xml:space="preserve">invariant 39 (boba-owned): fixed to read the UNANALYSED count unconditionally, not only on nonzero exit — otherwise a 100%-UNANALYSED root would still have silently printed</w:t>
-            </w:r>
-            <w:r>
-              <w:t xml:space="preserve"> </w:t>
-            </w:r>
-            <w:r>
-              <w:t xml:space="preserve">“no fail-open anti-pattern across N clean roots”</w:t>
-            </w:r>
-            <w:r>
-              <w:t xml:space="preserve"> </w:t>
-            </w:r>
-            <w:r>
-              <w:t xml:space="preserve">with the caller never seeing the NOTE. - Mutation test extended with 17 new assertions covering Go/Rust/Ruby/C UNANALYSED-branch RED/GREEN, a C++ negative control (still caught, never marked UNANALYSED — the registry must not swallow a working extension), a clean-root negative control, and a mixed-real-hit-not-masked control. Full suite 206/206 (189 pre-existing + 17 new), independently re-run by the conductor from a clean shell. LIVE FULL-REPO RESCAN RESULT (real DANGER_ROOTS, this round): Python backlog unchanged at 59 hits (download-proxy/src:25, plugins:32, scripts:2 — pre-existing, out of scope, advisory since 2026-08-20).</w:t>
-            </w:r>
-            <w:r>
-              <w:t xml:space="preserve"> </w:t>
-            </w:r>
-            <w:r>
-              <w:rPr>
-                <w:b/>
-                <w:bCs/>
-              </w:rPr>
-              <w:t xml:space="preserve">New honest signal: 121 files now reported UNANALYSED</w:t>
-            </w:r>
-            <w:r>
-              <w:t xml:space="preserve"> </w:t>
-            </w:r>
-            <w:r>
-              <w:t xml:space="preserve">(qBitTorrent-go:117, cmd/boba-ctl:4 — BOB-205’s scope hole now visibly folded into the same honest-gap mechanism) instead of silently counting toward</w:t>
-            </w:r>
-            <w:r>
-              <w:t xml:space="preserve"> </w:t>
-            </w:r>
-            <w:r>
-              <w:t xml:space="preserve">“clean.”</w:t>
-            </w:r>
-            <w:r>
-              <w:t xml:space="preserve"> </w:t>
-            </w:r>
-            <w:r>
-              <w:t xml:space="preserve">Zero new FAIL findings in Go — by design; a real Go checker needs call-site-aware semantic analysis, still deferred. WHY STEP (2) STAYS DEFERRED, NOT A REGRESSION: the round-2 §11.4.250 PREDICTION stands unrefuted — a naive Go regex arm would immediately flag</w:t>
-            </w:r>
-            <w:r>
-              <w:t xml:space="preserve"> </w:t>
-            </w:r>
-            <w:r>
-              <w:rPr>
-                <w:rStyle w:val="VerbatimChar"/>
-              </w:rPr>
-              <w:t xml:space="preserve">internal/jackettapi/auth_middleware.go:45-66</w:t>
-            </w:r>
-            <w:r>
-              <w:t xml:space="preserve"> </w:t>
-            </w:r>
-            <w:r>
-              <w:t xml:space="preserve">(the golden-FALSE fixture) as a BOB-189-class false positive. A real arm needs go/ast or an adopted tool (errcheck/staticcheck), shipped WITH that golden-FALSE passing, before it can fire. REMAINING WORK TO CLOSE THIS ITEM: implement the Go semantic arm (go/ast-based or errcheck/staticcheck-adopted) covering the empty-err-block and swallowed-error idioms, verified against the auth_middleware.go golden-FALSE fixture, re-derive qBitTorrent-go’s real result (currently UNKNOWN, honestly reported as such), and triage every real finding as the Python/TS pass already is. Rust/Ruby/C have zero first-party files in boba’s tree today (verified this round) so their own arms are lower priority until such files exist — the UNANALYSED registry already covers them honestly in the meantime. EVIDENCE: docs/qa/BOB-191/closure_evidence_20260925.md (full RED/GREEN transcripts, the C++ correction with live proof, the live full-repo scan table, anti-bluff provenance). State left uncommitted by design (constitution-submodule files need the §11.4.26 workflow, not boba’s commit-push-all.sh).</w:t>
-            </w:r>
-          </w:p>
-        </w:tc>
-      </w:tr>
-      <w:tr>
-        <w:tc>
-          <w:tcPr/>
-          <w:p>
-            <w:pPr>
-              <w:pStyle w:val="Compact"/>
-            </w:pPr>
-            <w:r>
-              <w:t xml:space="preserve">BOB-194</w:t>
-            </w:r>
-          </w:p>
-        </w:tc>
-        <w:tc>
-          <w:tcPr/>
-          <w:p>
-            <w:pPr>
-              <w:pStyle w:val="Compact"/>
-            </w:pPr>
-            <w:r>
-              <w:t xml:space="preserve">Bug</w:t>
-            </w:r>
-          </w:p>
-        </w:tc>
-        <w:tc>
-          <w:tcPr/>
-          <w:p>
-            <w:pPr>
-              <w:pStyle w:val="Compact"/>
-            </w:pPr>
-            <w:r>
-              <w:t xml:space="preserve">In progress</w:t>
-            </w:r>
-          </w:p>
-        </w:tc>
-        <w:tc>
-          <w:tcPr/>
-          <w:p>
-            <w:pPr>
-              <w:pStyle w:val="Compact"/>
-            </w:pPr>
-            <w:r>
-              <w:t xml:space="preserve">—</w:t>
-            </w:r>
-          </w:p>
-        </w:tc>
-        <w:tc>
-          <w:tcPr/>
-          <w:p>
-            <w:pPr>
-              <w:pStyle w:val="Compact"/>
-            </w:pPr>
-            <w:r>
-              <w:t xml:space="preserve">WHAT: agent worktrees under .claude/worktrees/ are ephemeral copies pinned at arbitrary commits - never built, never shipped, deleted when the agent finishes. Pre-build gates that walk the tree with find(1) from the repo root descend into them anyway. MEASURED INSTANCE (2026-08-25): CM-GO-TOOLCHAIN-MATCHES-BUILDER FAILED the main build with exactly one finding, from .claude/worktrees/agent-afda1df906c537ab4 - a worktree 86 commits behind still carrying</w:t>
-            </w:r>
-            <w:r>
-              <w:t xml:space="preserve"> </w:t>
-            </w:r>
-            <w:r>
-              <w:t xml:space="preserve">‘FROM golang:1.23-alpine’</w:t>
-            </w:r>
-            <w:r>
-              <w:t xml:space="preserve"> </w:t>
-            </w:r>
-            <w:r>
-              <w:t xml:space="preserve">against a go.mod long since at 1.26.2. The main tree was CORRECT throughout. Per §11.4.201(1) a false-positive refusal is a FAIL-bluff of equal severity to a false pass: it blocks real work and teaches people to bypass the gate. FIXED FOR ONE GATE:</w:t>
-            </w:r>
-            <w:r>
-              <w:t xml:space="preserve"> </w:t>
-            </w:r>
-            <w:r>
-              <w:t xml:space="preserve">‘.claude’</w:t>
-            </w:r>
-            <w:r>
-              <w:t xml:space="preserve"> </w:t>
-            </w:r>
-            <w:r>
-              <w:t xml:space="preserve">added to that gate’s PRUNE_DIRS with a deterministic §1.1 pair - a stale mismatch inside .claude/worktrees must NOT fail a healthy tree, the SAME mismatch outside it MUST still fail, so the prune cannot widen into blindness (§11.4.201(6)). Mutation verified: reverting the prune fails 2 checks. SURVEY, measured not inferred: 8 of 13 pre_build gates walk the tree; only the fixed one prunes .claude. Gates using</w:t>
-            </w:r>
-            <w:r>
-              <w:t xml:space="preserve"> </w:t>
-            </w:r>
-            <w:r>
-              <w:t xml:space="preserve">‘git ls-files’</w:t>
-            </w:r>
-            <w:r>
-              <w:t xml:space="preserve"> </w:t>
-            </w:r>
-            <w:r>
-              <w:t xml:space="preserve">are structurally immune - worktrees are untracked. Empirically probed: check_cm_closure_seam_binds, check_cm_killpg_pgid_guard and check_cm_no_production_mutation_residue all rc=0 with ZERO worktree references - clean in practice today. UNMEASURED, not clean: check_cm_test_mock_pid_explicit_int and check_cm_test_mock_pid_patched_when_real_pid were not reached before the probe budget expired. HYPOTHESIS REFUTED, recorded so nobody re-walks it: an earlier revision of this item speculated that check_cm_plugin_count’s 90s timeout was caused by walking worktrees. It is NOT. That gate’s find is scoped to $PLUGINS_DIR (check_cm_plugin_count.sh:224), so worktrees are outside its walk entirely. Its slowness is real - still running past 54s on a re-measure - but has a different, still-unidentified cause and belongs to its own item, not this one. ACCEPTANCE: every tree-walking gate either prunes agent scratch or is proven immune by measurement, each with a paired mutation. NOTE the asymmetry that bounds the risk: a stale worktree can only ADD findings to a security-relevant scan (killpg, mutation-residue), never remove them - so the exposure is false refusal and eroded trust, not a missed defect.</w:t>
-            </w:r>
-          </w:p>
-        </w:tc>
-      </w:tr>
-      <w:tr>
-        <w:tc>
-          <w:tcPr/>
-          <w:p>
-            <w:pPr>
-              <w:pStyle w:val="Compact"/>
-            </w:pPr>
-            <w:r>
-              <w:t xml:space="preserve">BOB-196</w:t>
-            </w:r>
-          </w:p>
-        </w:tc>
-        <w:tc>
-          <w:tcPr/>
-          <w:p>
-            <w:pPr>
-              <w:pStyle w:val="Compact"/>
-            </w:pPr>
-            <w:r>
-              <w:t xml:space="preserve">Task</w:t>
-            </w:r>
-          </w:p>
-        </w:tc>
-        <w:tc>
-          <w:tcPr/>
-          <w:p>
-            <w:pPr>
-              <w:pStyle w:val="Compact"/>
-            </w:pPr>
-            <w:r>
-              <w:t xml:space="preserve">Queued</w:t>
-            </w:r>
-          </w:p>
-        </w:tc>
-        <w:tc>
-          <w:tcPr/>
-          <w:p>
-            <w:pPr>
-              <w:pStyle w:val="Compact"/>
-            </w:pPr>
-            <w:r>
-              <w:t xml:space="preserve">—</w:t>
-            </w:r>
-          </w:p>
-        </w:tc>
-        <w:tc>
-          <w:tcPr/>
-          <w:p>
-            <w:pPr>
-              <w:pStyle w:val="Compact"/>
-            </w:pPr>
-            <w:r>
-              <w:t xml:space="preserve">WHAT: the CM-PLUGIN-COUNT pre-build gate takes 189 SECONDS to verify 8 documented counts. Measured 2026-08-25: exceeded a 90s probe budget (rc=124), then a bounded re-run completed at</w:t>
-            </w:r>
-            <w:r>
-              <w:t xml:space="preserve"> </w:t>
-            </w:r>
-            <w:r>
-              <w:t xml:space="preserve">‘rc=0 wall=189s’</w:t>
-            </w:r>
-            <w:r>
-              <w:t xml:space="preserve"> </w:t>
-            </w:r>
-            <w:r>
-              <w:t xml:space="preserve">- it PASSES, it is simply slow. CAUSE, MEASURED NOT GUESSED: the marker loop at check_cm_plugin_count.sh:273-290 iterates EVERY LINE of every governed document and spawns a pipeline per line. Per iteration:</w:t>
-            </w:r>
-            <w:r>
-              <w:t xml:space="preserve"> </w:t>
-            </w:r>
-            <w:r>
-              <w:t xml:space="preserve">‘printf | grep -oE | wc -l | tr -d’</w:t>
-            </w:r>
-            <w:r>
-              <w:t xml:space="preserve"> </w:t>
-            </w:r>
-            <w:r>
-              <w:t xml:space="preserve">(4 processes) plus</w:t>
-            </w:r>
-            <w:r>
-              <w:t xml:space="preserve"> </w:t>
-            </w:r>
-            <w:r>
-              <w:t xml:space="preserve">‘printf | sed -n’</w:t>
-            </w:r>
-            <w:r>
-              <w:t xml:space="preserve"> </w:t>
-            </w:r>
-            <w:r>
-              <w:t xml:space="preserve">(2) = ~6. Governed docs are AGENTS.md 689 + CLAUDE.md 494 + docs/features/Status.md 670 = 1853 lines, so ~11,118 process spawns, measuring ~102 ms/line. Classic per-line-subprocess shell trap. THE IRONY WORTH PRESERVING, because it explains why nobody simplified it: the in-code comment shows</w:t>
-            </w:r>
-            <w:r>
-              <w:t xml:space="preserve"> </w:t>
-            </w:r>
-            <w:r>
-              <w:t xml:space="preserve">‘-oE | wc -l’</w:t>
-            </w:r>
-            <w:r>
-              <w:t xml:space="preserve"> </w:t>
-            </w:r>
-            <w:r>
-              <w:t xml:space="preserve">was chosen DELIBERATELY over</w:t>
-            </w:r>
-            <w:r>
-              <w:t xml:space="preserve"> </w:t>
-            </w:r>
-            <w:r>
-              <w:t xml:space="preserve">‘grep -c’</w:t>
-            </w:r>
-            <w:r>
-              <w:t xml:space="preserve"> </w:t>
-            </w:r>
-            <w:r>
-              <w:t xml:space="preserve">after measuring the §11.4.201(12) footgun - on this host (ugrep 7.8.4)</w:t>
-            </w:r>
-            <w:r>
-              <w:t xml:space="preserve"> </w:t>
-            </w:r>
-            <w:r>
-              <w:t xml:space="preserve">‘grep -coE’</w:t>
-            </w:r>
-            <w:r>
-              <w:t xml:space="preserve"> </w:t>
-            </w:r>
-            <w:r>
-              <w:t xml:space="preserve">returned 3 at top level but 1 inside a</w:t>
-            </w:r>
-            <w:r>
-              <w:t xml:space="preserve"> </w:t>
-            </w:r>
-            <w:r>
-              <w:t xml:space="preserve">‘set -euo pipefail’</w:t>
-            </w:r>
-            <w:r>
-              <w:t xml:space="preserve"> </w:t>
-            </w:r>
-            <w:r>
-              <w:t xml:space="preserve">subshell, a context-dependent reading. The correctness fix is right and must be kept; it is the PER-LINE application of it that costs the three minutes. HYPOTHESIS REFUTED, recorded so nobody re-walks it: this is NOT worktree traversal. The gate’s find is scoped to $PLUGINS_DIR (:224), so the five agent worktrees are outside its walk. That guess was raised on BOB-194 and is dead. LIKELY FIX (unverified, stated as a candidate not a conclusion): pre-filter with ONE grep for lines containing</w:t>
-            </w:r>
-            <w:r>
-              <w:t xml:space="preserve"> </w:t>
-            </w:r>
-            <w:r>
-              <w:t xml:space="preserve">‘CM-PLUGIN-COUNT:’</w:t>
-            </w:r>
-            <w:r>
-              <w:t xml:space="preserve"> </w:t>
-            </w:r>
-            <w:r>
-              <w:t xml:space="preserve">before entering the loop, reducing ~1853 iterations to the ~8 lines that carry a marker, while leaving the per-line parsing logic - and its footgun-avoiding form - completely unchanged. WHY IT MATTERS beyond impatience: this gate is on the pre-build critical path, and CLAUDE.md leans on it as the mechanical authority for the three distinct plugin rosters (43 curated / 43 engines / 12 bootstrap) whose conflation was BOB-149. A gate slow enough to tempt anyone into skipping it protects nothing. ACCEPTANCE: runtime reduced with the counts and the footgun-avoiding parse preserved byte-for-byte in behaviour, proven by the existing paired mutation still biting plus a before/after wall-clock recorded. §11.4.6: nothing here questions the gate’s VERDICTS - only its runtime.</w:t>
-            </w:r>
-          </w:p>
-        </w:tc>
-      </w:tr>
-      <w:tr>
-        <w:tc>
-          <w:tcPr/>
-          <w:p>
-            <w:pPr>
-              <w:pStyle w:val="Compact"/>
-            </w:pPr>
-            <w:r>
-              <w:t xml:space="preserve">BOB-211</w:t>
-            </w:r>
-          </w:p>
-        </w:tc>
-        <w:tc>
-          <w:tcPr/>
-          <w:p>
-            <w:pPr>
-              <w:pStyle w:val="Compact"/>
-            </w:pPr>
-            <w:r>
-              <w:t xml:space="preserve">Bug</w:t>
-            </w:r>
-          </w:p>
-        </w:tc>
-        <w:tc>
-          <w:tcPr/>
-          <w:p>
-            <w:pPr>
-              <w:pStyle w:val="Compact"/>
-            </w:pPr>
-            <w:r>
-              <w:t xml:space="preserve">Queued</w:t>
-            </w:r>
-          </w:p>
-        </w:tc>
-        <w:tc>
-          <w:tcPr/>
-          <w:p>
-            <w:pPr>
-              <w:pStyle w:val="Compact"/>
-            </w:pPr>
-            <w:r>
-              <w:t xml:space="preserve">minor</w:t>
-            </w:r>
-          </w:p>
-        </w:tc>
-        <w:tc>
-          <w:tcPr/>
-          <w:p>
-            <w:pPr>
-              <w:pStyle w:val="Compact"/>
-            </w:pPr>
-            <w:r>
-              <w:t xml:space="preserve">STATUS: LATENT on this host (measured: all six declared locations sit on ONE btrfs mount, fully ownership-expressive) and OPERATOR-GATED for verification. Retained from the dismissed BOB-206 rather than discarded with it, because the scenario is well-founded elsewhere: the declared mount is a udisks auto-mounted REMOVABLE NVMe, so another operator’s portable drive being exFAT or NTFS is entirely ordinary. TWO RESIDUALS: (1) REPAIR-LAYER DIAGNOSIS. On a uid-flattening mount whose flattened uid is NOT the operator, probe_location correctly REFUSES (verified: uid=0 and uid=100999 both refuse). But it then hands ownership_repair.sh a chown that will return EPERM, and nothing in the repair path is fstype-aware — so the operator sees a permission failure whose real remedy is a REMOUNT OPTION, which no message says. Reasoned, NOT proven: the shim used to verify BOB-206 models the stat READ, not the chown WRITE, and cannot settle whether chown actually fails. (2) MODE CONTRACT. vfat flattens MODE via fmask/dmask, so the preserve_mode: true / 600 contract on .env and config/boba.db would be silently unenforceable there. §11.4.10-adjacent: a credential file believed to be 600 that is world-readable by mount option is a leak the mode check cannot see. WHY OPERATOR-GATED: a genuine end-to-end RED needs a real uid-flattening mount. The privilege-free route is bindfs -u</w:t>
-            </w:r>
-            <w:r>
-              <w:t xml:space="preserve"> </w:t>
-            </w:r>
-            <w:r>
-              <w:t xml:space="preserve"> </w:t>
-            </w:r>
-            <w:r>
-              <w:t xml:space="preserve">(FUSE; fusermount IS present and user_allow_other IS set) — but bindfs is ABSENT on this host, as are mkfs.vfat and losetup. So verification needs either a bindfs install or a privileged loopback mount. Neither was attempted (§11.4.21 — high-blast-radius host mutation is operator-gated). ALSO RECORDED: NO test anywhere exercises a uid-flattening filesystem — vfat/exfat/ntfs/flatten/loopback/mkfs/losetup/bindfs/fusermount all measure 0 across the three ownership test files, needle-proven (probe_location = 3 hits through the same instrument). ACCEPTANCE: (1) operator decides whether to install bindfs or provide a privileged loopback so the RED can be built; (2) if verified, the repair path gains fstype-aware diagnosis naming the remount remedy; (3) the mode contract either detects mode-flattening mounts and refuses, or documents honestly that it cannot be enforced there. DISCOVERY CHANNEL (§11.4.238): retained residual from the BOB-206 verification stream.</w:t>
-            </w:r>
-          </w:p>
-        </w:tc>
-      </w:tr>
-      <w:tr>
-        <w:tc>
-          <w:tcPr/>
-          <w:p>
-            <w:pPr>
-              <w:pStyle w:val="Compact"/>
-            </w:pPr>
-            <w:r>
-              <w:t xml:space="preserve">BOB-219</w:t>
-            </w:r>
-          </w:p>
-        </w:tc>
-        <w:tc>
-          <w:tcPr/>
-          <w:p>
-            <w:pPr>
-              <w:pStyle w:val="Compact"/>
-            </w:pPr>
-            <w:r>
-              <w:t xml:space="preserve">Bug</w:t>
-            </w:r>
-          </w:p>
-        </w:tc>
-        <w:tc>
-          <w:tcPr/>
-          <w:p>
-            <w:pPr>
-              <w:pStyle w:val="Compact"/>
-            </w:pPr>
-            <w:r>
-              <w:t xml:space="preserve">In progress</w:t>
-            </w:r>
-          </w:p>
-        </w:tc>
-        <w:tc>
-          <w:tcPr/>
-          <w:p>
-            <w:pPr>
-              <w:pStyle w:val="Compact"/>
-            </w:pPr>
-            <w:r>
-              <w:t xml:space="preserve">major</w:t>
-            </w:r>
-          </w:p>
-        </w:tc>
-        <w:tc>
-          <w:tcPr/>
-          <w:p>
-            <w:pPr>
-              <w:pStyle w:val="Compact"/>
-            </w:pPr>
-            <w:r>
-              <w:t xml:space="preserve">WHAT, conductor-verified: docs/guides/tracker-credentials.md is TRACKED. Its §11.4.65-mandated export twins docs/guides/tracker-credentials.html and .pdf both EXIST ON DISK, are NOT tracked, and ARE ignored — matched by the .gitignore</w:t>
-            </w:r>
-            <w:r>
-              <w:t xml:space="preserve"> </w:t>
-            </w:r>
-            <w:r>
-              <w:rPr>
-                <w:i/>
-                <w:iCs/>
-              </w:rPr>
-              <w:t xml:space="preserve">credentials</w:t>
-            </w:r>
-            <w:r>
-              <w:t xml:space="preserve"> </w:t>
-            </w:r>
-            <w:r>
-              <w:t xml:space="preserve">deny-all at :31. The .md is rescued by an explicit allowlist entry at :38; nobody added entries for the twins. WHY IT IS A LIVE VIOLATION AND NOT A HYPOTHETICAL: §11.4.65 requires every in-scope Markdown document to carry synchronized .html/.pdf siblings, and §11.4.212 requires every §11.4.65-scope doc to be reachable from the README. Two artifacts that exist locally but can never be committed are, from any fresh clone, ABSENT — so every clone of this repository has a tracker-credentials guide with no exports, while the authoring host looks complete. The divergence is invisible on the machine that would notice it. WHY NOBODY SAW IT: this is a §11.4.201(6) FALSE-NULL of the BOB-212 class. git status never listed the twins, so no gate and no author had a signal. The blind instrument and the clean tree return the identical quiet zero. ANOTHER INSTANCE OF THE SAME MECHANISM, filed here rather than separately because it is one fix: docs/qa/BOB-124/evidence/loginctl_user_state.txt is swallowed by *_user* at .gitignore:~55 and is therefore uncommitted §11.4.83 QA evidence. Its SIBLINGS IN THE SAME DIRECTORY — user1000_grepped.log, user_scope_events_head.log, user_service_lifecycle.log — ARE tracked, saved only by the robust glob negation !docs/qa/**/*.log. That one file is lost purely because it is .txt rather than .log. The pattern is exact: robust glob negations hold; per-file and per-extension rescues leak. ACCEPTANCE: (1) both twins become trackable and are committed alongside their .md; (2) the BOB-124 .txt evidence likewise; (3) whichever BOB-212 fix direction is chosen, it MUST cover these — a fix that closes the future-swallow while leaving these three artifacts permanently uncommittable has addressed the mechanism and not the damage; (4) a check that a tracked .md in §11.4.65 scope has COMMITTABLE twins, so this class cannot recur silently. DISCOVERY CHANNEL (§11.4.238): found by the BOB-212 blast-radius sweep — and only on its SECOND pass. The first pass filtered by a source-extension set that omitted .pdf, which hid this finding entirely; the agent re-ran with no extension filter over all 420 non-artifact paths and recorded the blind spot rather than shipping the first number. Worth keeping: an extension allowlist is itself a false-null generator, which is the same shape as the defect being investigated. === ROUND-2 PARTIAL CLOSURE, MEASURED 2026-09-25 — criterion 1 already done, criterion 2 unsatisfiable, criteria 3+4 done ONLY for the .md-export-twin class === Independently re-verified via</w:t>
-            </w:r>
-            <w:r>
-              <w:t xml:space="preserve"> </w:t>
-            </w:r>
-            <w:r>
-              <w:rPr>
-                <w:rStyle w:val="VerbatimChar"/>
-              </w:rPr>
-              <w:t xml:space="preserve">git check-ignore -v</w:t>
-            </w:r>
-            <w:r>
-              <w:t xml:space="preserve"> </w:t>
-            </w:r>
-            <w:r>
-              <w:t xml:space="preserve">on all three named artifacts: CRITERION 1 (tracker-credentials.{html,pdf} twins committable) — ALREADY DONE, pre-dating this round: commit 9f6f517 already added</w:t>
-            </w:r>
-            <w:r>
-              <w:t xml:space="preserve"> </w:t>
-            </w:r>
-            <w:r>
-              <w:rPr>
-                <w:rStyle w:val="VerbatimChar"/>
-              </w:rPr>
-              <w:t xml:space="preserve">!docs/guides/tracker-credentials.{html,pdf}</w:t>
-            </w:r>
-            <w:r>
-              <w:t xml:space="preserve"> </w:t>
-            </w:r>
-            <w:r>
-              <w:t xml:space="preserve">rescue lines (.gitignore:49-54); both are tracked and clean. Nothing to do. CRITERION 2 (BOB-124 loginctl_user_state.txt trackable) — CLOSED AS UNSATISFIABLE. The file does not exist on disk, has ZERO trace in</w:t>
-            </w:r>
-            <w:r>
-              <w:t xml:space="preserve"> </w:t>
-            </w:r>
-            <w:r>
-              <w:rPr>
-                <w:rStyle w:val="VerbatimChar"/>
-              </w:rPr>
-              <w:t xml:space="preserve">git log --all --diff-filter=A -- "*loginctl_user_state*"</w:t>
-            </w:r>
-            <w:r>
-              <w:t xml:space="preserve">, and is absent from the entire working tree. Its .log siblings in the same directory ARE tracked (rescued by the existing</w:t>
-            </w:r>
-            <w:r>
-              <w:t xml:space="preserve"> </w:t>
-            </w:r>
-            <w:r>
-              <w:rPr>
-                <w:rStyle w:val="VerbatimChar"/>
-              </w:rPr>
-              <w:t xml:space="preserve">!docs/qa/**/*.log</w:t>
-            </w:r>
-            <w:r>
-              <w:t xml:space="preserve"> </w:t>
-            </w:r>
-            <w:r>
-              <w:t xml:space="preserve">negation), confirming the file was lost purely by having a .txt extension, exactly as the original report claimed — but there is no recovery path and no legitimate way to</w:t>
-            </w:r>
-            <w:r>
-              <w:t xml:space="preserve"> </w:t>
-            </w:r>
-            <w:r>
-              <w:t xml:space="preserve">“make it trackable”</w:t>
-            </w:r>
-            <w:r>
-              <w:t xml:space="preserve"> </w:t>
-            </w:r>
-            <w:r>
-              <w:t xml:space="preserve">without fabricating QA evidence, which is itself an anti-bluff violation. This criterion is permanently closed, not deferred. CRITERION 3 (general mechanism preventing recurrence) — PARTIALLY closed. A new guard (see criterion 4) closes the class criterion 1 exemplified: a TRACKED .md file whose §11.4.65 export twin is gitignore-swallowed. It does NOT close the class criterion 2 exemplified: a NON-.md QA-evidence file (any extension) swallowed by an unrelated gitignore pattern. Extending the existing</w:t>
-            </w:r>
-            <w:r>
-              <w:t xml:space="preserve"> </w:t>
-            </w:r>
-            <w:r>
-              <w:rPr>
-                <w:rStyle w:val="VerbatimChar"/>
-              </w:rPr>
-              <w:t xml:space="preserve">!docs/qa/**/*.log</w:t>
-            </w:r>
-            <w:r>
-              <w:t xml:space="preserve"> </w:t>
-            </w:r>
-            <w:r>
-              <w:t xml:space="preserve">negation to also cover</w:t>
-            </w:r>
-            <w:r>
-              <w:t xml:space="preserve"> </w:t>
-            </w:r>
-            <w:r>
-              <w:rPr>
-                <w:rStyle w:val="VerbatimChar"/>
-              </w:rPr>
-              <w:t xml:space="preserve">.txt</w:t>
-            </w:r>
-            <w:r>
-              <w:t xml:space="preserve"> </w:t>
-            </w:r>
-            <w:r>
-              <w:t xml:space="preserve">was concretely measured this round and PROVEN UNSAFE for this project:</w:t>
-            </w:r>
-            <w:r>
-              <w:t xml:space="preserve"> </w:t>
-            </w:r>
-            <w:r>
-              <w:rPr>
-                <w:rStyle w:val="VerbatimChar"/>
-              </w:rPr>
-              <w:t xml:space="preserve">.gitignore</w:t>
-            </w:r>
-            <w:r>
-              <w:t xml:space="preserve"> </w:t>
-            </w:r>
-            <w:r>
-              <w:t xml:space="preserve">documents</w:t>
-            </w:r>
-            <w:r>
-              <w:t xml:space="preserve"> </w:t>
-            </w:r>
-            <w:r>
-              <w:rPr>
-                <w:rStyle w:val="VerbatimChar"/>
-              </w:rPr>
-              <w:t xml:space="preserve">cookies_*.txt</w:t>
-            </w:r>
-            <w:r>
-              <w:t xml:space="preserve"> </w:t>
-            </w:r>
-            <w:r>
-              <w:t xml:space="preserve">as this repo’s own secret-file naming convention, and a scratch-tree experiment confirmed a</w:t>
-            </w:r>
-            <w:r>
-              <w:t xml:space="preserve"> </w:t>
-            </w:r>
-            <w:r>
-              <w:rPr>
-                <w:rStyle w:val="VerbatimChar"/>
-              </w:rPr>
-              <w:t xml:space="preserve">.txt</w:t>
-            </w:r>
-            <w:r>
-              <w:t xml:space="preserve">-wide rescue would also un-ignore</w:t>
-            </w:r>
-            <w:r>
-              <w:t xml:space="preserve"> </w:t>
-            </w:r>
-            <w:r>
-              <w:rPr>
-                <w:rStyle w:val="VerbatimChar"/>
-              </w:rPr>
-              <w:t xml:space="preserve">cookies_rutracker.txt</w:t>
-            </w:r>
-            <w:r>
-              <w:t xml:space="preserve"> </w:t>
-            </w:r>
-            <w:r>
-              <w:t xml:space="preserve">/</w:t>
-            </w:r>
-            <w:r>
-              <w:t xml:space="preserve"> </w:t>
-            </w:r>
-            <w:r>
-              <w:rPr>
-                <w:rStyle w:val="VerbatimChar"/>
-              </w:rPr>
-              <w:t xml:space="preserve">RUTRACKER_session.txt</w:t>
-            </w:r>
-            <w:r>
-              <w:t xml:space="preserve"> </w:t>
-            </w:r>
-            <w:r>
-              <w:t xml:space="preserve">/</w:t>
-            </w:r>
-            <w:r>
-              <w:t xml:space="preserve"> </w:t>
-            </w:r>
-            <w:r>
-              <w:rPr>
-                <w:rStyle w:val="VerbatimChar"/>
-              </w:rPr>
-              <w:t xml:space="preserve">my_password.txt</w:t>
-            </w:r>
-            <w:r>
-              <w:t xml:space="preserve"> </w:t>
-            </w:r>
-            <w:r>
-              <w:t xml:space="preserve">— real credential-shaped files already relying on that exact pattern staying broad. This candidate fix is now closed off with evidence rather than left for a future session to re-attempt and re-measure. THE REMAINING GAP: a general mechanism for</w:t>
-            </w:r>
-            <w:r>
-              <w:t xml:space="preserve"> </w:t>
-            </w:r>
-            <w:r>
-              <w:t xml:space="preserve">“a QA-evidence file legitimately meant to be tracked gets silently swallowed by a broad secret-shaped-filename gitignore pattern, distinguished from an actual secret file”</w:t>
-            </w:r>
-            <w:r>
-              <w:t xml:space="preserve"> </w:t>
-            </w:r>
-            <w:r>
-              <w:t xml:space="preserve">remains genuinely open — it needs a smarter signal than file extension (e.g. content-sniffing, or an explicit per-file allowlist-on-creation discipline) that this round did not attempt to design, since inventing one hastily risked exactly the credential-leak class the constraint exists to prevent. CRITERION 4 (a check exists) — DONE for the .md-export-twin class. New gate</w:t>
-            </w:r>
-            <w:r>
-              <w:t xml:space="preserve"> </w:t>
-            </w:r>
-            <w:r>
-              <w:rPr>
-                <w:rStyle w:val="VerbatimChar"/>
-              </w:rPr>
-              <w:t xml:space="preserve">scripts/pre_build/check_md_export_twins_committable.sh</w:t>
-            </w:r>
-            <w:r>
-              <w:t xml:space="preserve"> </w:t>
-            </w:r>
-            <w:r>
-              <w:t xml:space="preserve">+ self-validated test</w:t>
-            </w:r>
-            <w:r>
-              <w:t xml:space="preserve"> </w:t>
-            </w:r>
-            <w:r>
-              <w:rPr>
-                <w:rStyle w:val="VerbatimChar"/>
-              </w:rPr>
-              <w:t xml:space="preserve">tests/pre_build/test_check_md_export_twins_committable.sh</w:t>
-            </w:r>
-            <w:r>
-              <w:t xml:space="preserve"> </w:t>
-            </w:r>
-            <w:r>
-              <w:t xml:space="preserve">(7 arms: RED, GREEN, 2 golden-FALSE, fail-closed x3, real-repo run, §1.1 paired mutation — all independently re-run and confirmed passing by the conductor). Wired into scripts/pre_build_verification.sh as invariant 58/58 (CM-MD-EXPORT-TWINS-COMMITTABLE), mirroring the sibling CM-GITIGNORE-SWALLOW-GUARD (BOB-212) pattern exactly — BLOCKING, not advisory, since it is a pure tree-scan needing no live stack. REMAINING WORK TO FULLY CLOSE THIS ITEM: design and implement the criterion-3 residual — a mechanism distinguishing</w:t>
-            </w:r>
-            <w:r>
-              <w:t xml:space="preserve"> </w:t>
-            </w:r>
-            <w:r>
-              <w:t xml:space="preserve">“a legitimate QA-evidence file lost to a secret-shaped gitignore pattern”</w:t>
-            </w:r>
-            <w:r>
-              <w:t xml:space="preserve"> </w:t>
-            </w:r>
-            <w:r>
-              <w:t xml:space="preserve">from</w:t>
-            </w:r>
-            <w:r>
-              <w:t xml:space="preserve"> </w:t>
-            </w:r>
-            <w:r>
-              <w:t xml:space="preserve">“an actual secret correctly caught by that pattern”</w:t>
-            </w:r>
-            <w:r>
-              <w:t xml:space="preserve"> </w:t>
-            </w:r>
-            <w:r>
-              <w:t xml:space="preserve">— without narrowing the existing credential-protecting globs. Until then this item stays Queued; criteria 1/2/4 are genuinely done, criterion 3 is genuinely partial. EVIDENCE: docs/qa/BOB-219/closure_evidence_20260925.md (full command transcripts: before/after git check-ignore, the .txt-wide-rescue safety experiment, 7-arm test output, standalone gate invocation against the real repo).</w:t>
-            </w:r>
-          </w:p>
-        </w:tc>
-      </w:tr>
-      <w:tr>
-        <w:tc>
-          <w:tcPr/>
-          <w:p>
-            <w:pPr>
-              <w:pStyle w:val="Compact"/>
-            </w:pPr>
-            <w:r>
-              <w:t xml:space="preserve">BOB-223</w:t>
-            </w:r>
-          </w:p>
-        </w:tc>
-        <w:tc>
-          <w:tcPr/>
-          <w:p>
-            <w:pPr>
-              <w:pStyle w:val="Compact"/>
-            </w:pPr>
-            <w:r>
-              <w:t xml:space="preserve">Bug</w:t>
-            </w:r>
-          </w:p>
-        </w:tc>
-        <w:tc>
-          <w:tcPr/>
-          <w:p>
-            <w:pPr>
-              <w:pStyle w:val="Compact"/>
-            </w:pPr>
-            <w:r>
-              <w:t xml:space="preserve">Queued</w:t>
-            </w:r>
-          </w:p>
-        </w:tc>
-        <w:tc>
-          <w:tcPr/>
-          <w:p>
-            <w:pPr>
-              <w:pStyle w:val="Compact"/>
-            </w:pPr>
-            <w:r>
-              <w:t xml:space="preserve">major</w:t>
-            </w:r>
-          </w:p>
-        </w:tc>
-        <w:tc>
-          <w:tcPr/>
-          <w:p>
-            <w:pPr>
-              <w:pStyle w:val="Compact"/>
-            </w:pPr>
-            <w:r>
-              <w:t xml:space="preserve">WHAT, both conductor-verified with control needles: CM-SCRIPT-DOCS-SYNC occurrences in scripts/pre_build_verification.sh = 0 (control needle CM-MARKDOWN-EXPORT-SYNC = 6, so the instrument sees). §11.4.44 revision-header enforcement likewise 0 hits (control needle 3). Neither §11.4.18’s companion-doc mandate nor §11.4.44’s revision header is enforced by any invariant. THE PERVERSE CONSEQUENCE, MEASURED: a new script with NO companion doc passes the gate. Writing the companion doc that §11.4.18 MANDATES creates docs/scripts/</w:t>
-            </w:r>
-            <w:r>
-              <w:t xml:space="preserve">.md, which invariant 16 (CM-MARKDOWN-EXPORT-SYNC) then requires to have .html and .pdf twins — and their absence is a BLOCKING failure. This session hit it exactly: docs/scripts/test_gitignore_swallow_is_loud.{html,pdf} are missing and are two of invariant 16’s six violations. So the gate’s incentive gradient points AWAY from the constitution: complying with §11.4.18 is punished, ignoring it is free. That is worse than an ungated rule — it is a rule the machinery actively discourages. §11.4.227 IS THE GOVERNING ANCHOR: a named gate that exists only in prose is gate debt, and the ledger of unimplemented CM-* names must be monotone-decreasing. CM-SCRIPT-DOCS-SYNC is named in §11.4.18’s own text and implemented nowhere — one concrete row of exactly the 58%-unimplemented population §11.4.227 was minted to shrink. ACCEPTANCE: (1) either CM-SCRIPT-DOCS-SYNC is implemented, or it is registered as a deferral pointing at a tracked §11.4.197 item — silent absence is what §11.4.227 forbids; (2) same for §11.4.44’s header check; (3) whichever is chosen, the incentive inversion is closed: it must never be cheaper to skip a mandated doc than to write one — if invariant 16 will demand twins, the doc-creation path must produce them, or invariant 16 must scope out docs/scripts until it can; (4) a paired §1.1 mutation per gate implemented. HONEST NOTE ON SCOPE: this item does not argue §11.4.18 should be enforced immediately — that is an operator call about gate debt priority (§11.4.66). It argues the CURRENT state is incoherent: an unenforced mandate whose observance triggers a different gate’s failure. Either enforce both ends or neither. DISCOVERY CHANNEL (§11.4.238): found by the T042 readiness preflight while explaining why a new file broke invariant 16. Not by the automated QA regime.</w:t>
-            </w:r>
-          </w:p>
-        </w:tc>
-      </w:tr>
-      <w:tr>
-        <w:tc>
-          <w:tcPr/>
-          <w:p>
-            <w:pPr>
-              <w:pStyle w:val="Compact"/>
-            </w:pPr>
-            <w:r>
-              <w:t xml:space="preserve">BOB-231</w:t>
-            </w:r>
-          </w:p>
-        </w:tc>
-        <w:tc>
-          <w:tcPr/>
-          <w:p>
-            <w:pPr>
-              <w:pStyle w:val="Compact"/>
-            </w:pPr>
-            <w:r>
-              <w:t xml:space="preserve">Task</w:t>
-            </w:r>
-          </w:p>
-        </w:tc>
-        <w:tc>
-          <w:tcPr/>
-          <w:p>
-            <w:pPr>
-              <w:pStyle w:val="Compact"/>
-            </w:pPr>
-            <w:r>
-              <w:t xml:space="preserve">Queued</w:t>
-            </w:r>
-          </w:p>
-        </w:tc>
-        <w:tc>
-          <w:tcPr/>
-          <w:p>
-            <w:pPr>
-              <w:pStyle w:val="Compact"/>
-            </w:pPr>
-            <w:r>
-              <w:t xml:space="preserve">Major</w:t>
-            </w:r>
-          </w:p>
-        </w:tc>
-        <w:tc>
-          <w:tcPr/>
-          <w:p>
-            <w:pPr>
-              <w:pStyle w:val="Compact"/>
-            </w:pPr>
-            <w:r>
-              <w:t xml:space="preserve">BOB-227 measured 3 of 4 artifacts of the CM-LAN-ROUTES-AUTHENTICATED gate untracked in git; criterion 1 (commit them) was already resolved by an unrelated prior commit before this session, closed 2026-09-23. Criterion 2 was NOT addressed:</w:t>
-            </w:r>
-            <w:r>
-              <w:t xml:space="preserve"> </w:t>
-            </w:r>
-            <w:r>
-              <w:t xml:space="preserve">‘a gate asserting that every executable a pre-build invariant invokes is itself tracked’</w:t>
-            </w:r>
-            <w:r>
-              <w:t xml:space="preserve"> </w:t>
-            </w:r>
-            <w:r>
-              <w:t xml:space="preserve">– a general mechanism preventing this whole CLASS of defect (a pre-build gate’s own implementation files shipping untracked, invisible to a fresh clone, no committed baseline for round-over-round diffs) from recurring for ANY future gate, not merely this one. ACCEPTANCE: (1) enumerate every file path scripts/pre_build_verification.sh invokes (via bash/timeout/python3 calls to scripts under scripts/pre_build/, plus every tests/pre_build/</w:t>
-            </w:r>
-            <w:r>
-              <w:rPr>
-                <w:i/>
-                <w:iCs/>
-              </w:rPr>
-              <w:t xml:space="preserve">.sh and tests/hooks/</w:t>
-            </w:r>
-            <w:r>
-              <w:t xml:space="preserve">.sh it runs) – likely via a static grep/parse of pre_build_verification.sh itself, or a runtime trace; (2) assert every one of those paths is git-tracked (git ls-files –error-unmatch); (3) wire this as a new pre-build invariant so a future untracked gate implementation is caught immediately, not discovered independently weeks later; (4) a RED test creating an untracked fake gate-invocation target and asserting the new check fails on it, GREEN once the mechanism exists and the fake target is either removed or tracked.</w:t>
-            </w:r>
-          </w:p>
-        </w:tc>
-      </w:tr>
-      <w:tr>
-        <w:tc>
-          <w:tcPr/>
-          <w:p>
-            <w:pPr>
-              <w:pStyle w:val="Compact"/>
-            </w:pPr>
-            <w:r>
-              <w:t xml:space="preserve">BOB-235</w:t>
-            </w:r>
-          </w:p>
-        </w:tc>
-        <w:tc>
-          <w:tcPr/>
-          <w:p>
-            <w:pPr>
-              <w:pStyle w:val="Compact"/>
-            </w:pPr>
-            <w:r>
-              <w:t xml:space="preserve">Bug</w:t>
-            </w:r>
-          </w:p>
-        </w:tc>
-        <w:tc>
-          <w:tcPr/>
-          <w:p>
-            <w:pPr>
-              <w:pStyle w:val="Compact"/>
-            </w:pPr>
-            <w:r>
-              <w:t xml:space="preserve">Operator-blocked</w:t>
-            </w:r>
-          </w:p>
-        </w:tc>
-        <w:tc>
-          <w:tcPr/>
-          <w:p>
-            <w:pPr>
-              <w:pStyle w:val="Compact"/>
-            </w:pPr>
-            <w:r>
-              <w:t xml:space="preserve">—</w:t>
-            </w:r>
-          </w:p>
-        </w:tc>
-        <w:tc>
-          <w:tcPr/>
-          <w:p>
-            <w:pPr>
-              <w:pStyle w:val="Compact"/>
-            </w:pPr>
-            <w:r>
-              <w:t xml:space="preserve">Live kinozal credential test reports authenticated=False, status=</w:t>
-            </w:r>
-            <w:r>
-              <w:t xml:space="preserve">‘empty’</w:t>
-            </w:r>
-            <w:r>
-              <w:t xml:space="preserve">, error=’’ (found 2026-09-23). ROOT CAUSES (docs/qa/BOB-235/investigation_20260923.md): (A) operator/environment: kinozal.tv publishes A record 127.0.0.1 (host, container, DoH Cloudflare+Google all agree; rutracker.org resolves normally as control), KINOZAL_MIRRORS is empty so search.py falls back to kinozal.tv; the live mirror kinozal.guru answers every non-browser client with a Cloudflare 403</w:t>
-            </w:r>
-            <w:r>
-              <w:t xml:space="preserve"> </w:t>
-            </w:r>
-            <w:r>
-              <w:t xml:space="preserve">‘Just a moment’</w:t>
-            </w:r>
-            <w:r>
-              <w:t xml:space="preserve"> </w:t>
-            </w:r>
-            <w:r>
-              <w:t xml:space="preserve">challenge (login POST, curl, aiohttp, operator cookies with two user-agents; no cf_clearance cookie; KINOZAL_COOKIES is loaded into the container but no code reads it). (B) code defect FIXED under TDD (RED 2 failed/1 passed, GREEN 19 passed): _search_kinozal’s except branch only logged and stashed no diagnostic, so the chip read empty with error=None; it now stashes error_type +</w:t>
-            </w:r>
-            <w:r>
-              <w:t xml:space="preserve"> </w:t>
-            </w:r>
-            <w:r>
-              <w:t xml:space="preserve">‘Kinozal request failed:</w:t>
-            </w:r>
-            <w:r>
-              <w:t xml:space="preserve"> </w:t>
-            </w:r>
-            <w:r>
-              <w:t xml:space="preserve">’</w:t>
-            </w:r>
-            <w:r>
-              <w:t xml:space="preserve">. Needs ./start.sh –reload-python to be live. Credential validity is UNKNOWN (no request ever reached a login endpoint) - do not rotate credentials on this evidence. Operator-Block-Details: WHAT: choose (1) reachable domain - set KINOZAL_MIRRORS=https://kinozal.guru + ./start.sh –recreate, or change the roster primary in trackers.py; (2) how to pass the Cloudflare challenge - FlareSolverr (not deployed), cf_clearance cookie + code that actually reads KINOZAL_COOKIES, Jackett’s kinozal indexer, or mark kinozal operator-blocked; (3) optionally re-export a kinozal-only cookie file. WHY: every agent-reachable path was exhausted - DNS, mirrors, login POST, cookies, env propagation all measured. UNBLOCK CONDITION: the live test authenticates or the operator marks kinozal unsupported. WHO: repository operator.</w:t>
-            </w:r>
-          </w:p>
-        </w:tc>
-      </w:tr>
-      <w:tr>
-        <w:tc>
-          <w:tcPr/>
-          <w:p>
-            <w:pPr>
-              <w:pStyle w:val="Compact"/>
-            </w:pPr>
-            <w:r>
-              <w:t xml:space="preserve">BOB-237</w:t>
-            </w:r>
-          </w:p>
-        </w:tc>
-        <w:tc>
-          <w:tcPr/>
-          <w:p>
-            <w:pPr>
-              <w:pStyle w:val="Compact"/>
-            </w:pPr>
-            <w:r>
-              <w:t xml:space="preserve">Bug</w:t>
-            </w:r>
-          </w:p>
-        </w:tc>
-        <w:tc>
-          <w:tcPr/>
-          <w:p>
-            <w:pPr>
-              <w:pStyle w:val="Compact"/>
-            </w:pPr>
-            <w:r>
-              <w:t xml:space="preserve">Queued</w:t>
-            </w:r>
-          </w:p>
-        </w:tc>
-        <w:tc>
-          <w:tcPr/>
-          <w:p>
-            <w:pPr>
-              <w:pStyle w:val="Compact"/>
-            </w:pPr>
-            <w:r>
-              <w:t xml:space="preserve">high</w:t>
-            </w:r>
-          </w:p>
-        </w:tc>
-        <w:tc>
-          <w:tcPr/>
-          <w:p>
-            <w:pPr>
-              <w:pStyle w:val="Compact"/>
-            </w:pPr>
-            <w:r>
-              <w:t xml:space="preserve">WHAT: CM-GATE-LEDGER-RATCHET (§11.4.227(A)) FAILED the pre-build sweep during this session’s batch-15 commit attempt: unimplemented=414 exceeds the checked-in baseline=403 in constitution/scripts/gates/gate_ledger_baseline.txt. This is a HARD, blocking FAIL (unlike the other gate findings surfaced in the same sweep, which are all explicitly ADVISORY/non-blocking per §11.4.234). INVESTIGATION (§11.4.102): the four newest anchors this session’s constitution pull brought in (§11.4.268 tamper-evident evidence chain, §11.4.269 critic/consensus advisory-only ban, §11.4.270 dependency-existence-verdict register, §11.4.271 waiver mechanism) were checked FIRST as the likely cause, since they are the most recently landed (2026-08-26) and each names several recommended mechanism gates in its own text. RULED OUT: every one of those gates’ names (CM-CRITIC-CONSENSUS-ADVISORY-ONLY, CM-DEPENDENCY-EXISTENCE-VERDICT-REGISTER, CM-EVIDENCE-CHAIN-ANCHOR-CATCHES-RECOMPUTE-AND-TRUNCATION, CM-EVIDENCE-CHAIN-DELETE-REORDER-DETECTED, CM-EVIDENCE-CHAIN-INCOMPLETE-VERIFICATION-REFUSES, CM-WAIVER-ROSTERED-EXPIRY-TRACKED) is already correctly registered DEFERRED against an OWED-GATE-NNN tracked item, and each anchor’s own §11.4.227(B) propagation gate is IMPLEMENTED. So this batch of new anchors did NOT introduce the ratchet violation. The full ledger run (docs/qa/BOB-237/unimplemented_gates_snapshot_20260925.txt, 414 lines, captured verbatim from</w:t>
-            </w:r>
-            <w:r>
-              <w:t xml:space="preserve"> </w:t>
-            </w:r>
-            <w:r>
-              <w:rPr>
-                <w:rStyle w:val="VerbatimChar"/>
-              </w:rPr>
-              <w:t xml:space="preserve">bash constitution/scripts/gates/cm_gate_ledger_ratchet.sh</w:t>
-            </w:r>
-            <w:r>
-              <w:t xml:space="preserve">) shows the total current state is 414 UNIMPLEMENTED + 121 IMPLEMENTED + 73 DEFERRED. The checked-in baseline (403) was last legitimately bumped by commit 34e42f0 (</w:t>
-            </w:r>
-            <w:r>
-              <w:t xml:space="preserve">“cite the §11.4.209 gate rename, bump baseline 397-&gt;403”</w:t>
-            </w:r>
-            <w:r>
-              <w:t xml:space="preserve">) — some point after that, the unimplemented count grew to 414 (11 more) without a matching baseline bump or deferral registration for the newly-named gates, across one or more subsequent anchor-landing rounds in the constitution submodule. This is accumulated UNIVERSAL governance-corpus debt, not something introduced by any boba-side edit in this session (confirmed:</w:t>
-            </w:r>
-            <w:r>
-              <w:t xml:space="preserve"> </w:t>
-            </w:r>
-            <w:r>
-              <w:rPr>
-                <w:rStyle w:val="VerbatimChar"/>
-              </w:rPr>
-              <w:t xml:space="preserve">git diff eba38e8..HEAD -- constitution/scripts/gates/gate_ledger_baseline.txt</w:t>
-            </w:r>
-            <w:r>
-              <w:t xml:space="preserve"> </w:t>
-            </w:r>
-            <w:r>
-              <w:t xml:space="preserve">inside the constitution submodule is empty — the baseline file itself was never touched across the two merges this session performed). WHY DEFERRED RATHER THAN FIXED HERE: identifying which of the 414 unimplemented names are the specific 11 that pushed past baseline, and then either implementing 11 gates’ worth of real UNIVERSAL gate-code or registering 11 proper OWED-GATE-NNN deferrals with tracked-item citations, is itself real engineering work scoped to the constitution submodule (universal, not project-specific per §11.4.17) — it is not a boba-project fix and doing it hastily mid-session, unrelated to this session’s actual mandate (Jackett incorporation + backlog triage), risks exactly the kind of rushed, unreviewed governance-corpus edit §11.4.209’s Fable-xhigh review requirement exists to prevent. ACCEPTANCE: (1) a future session (or the constitution’s own maintainers) triages the 414-line snapshot against the 403 baseline to identify the specific unaccounted gate names; (2) each is either implemented, registered as a proper OWED-GATE-NNN deferral, or (if genuinely retired) cited in constitution/scripts/gates/gate_ledger_removals.tsv; (3) the constitution submodule’s baseline is re-bumped with a citation once accounted, following the same pattern as commit 34e42f0; (4) boba’s own pinned constitution pointer is then re-synced and this item closed with the passing CM-GATE-LEDGER-RATCHET re-run as evidence. DISPOSITION FOR THIS SESSION’S COMMIT: per §11.4.234(D) (the commit/push mechanism MUST always be able to complete; a failing gate is skippable ONLY via an explicit recorded deferral flag, with the skip recorded in the commit message so the debt stays tracked, never forgotten), this session’s batch-15 commit used the sanctioned skip (BOBA_SYNC_SKIP_CI=1), citing this tracked item BOB-237, rather than silently bypassing or spending unbounded effort resolving an inherited universal-corpus debt mid-session. DISCOVERY CHANNEL (§11.4.238): found by boba’s own pre-build sweep (scripts/pre_build_verification.sh, invariant 38/57) during a routine session commit — the automated gate itself is the discoverer, exactly as §11.4.238 requires.</w:t>
-            </w:r>
-          </w:p>
-        </w:tc>
-      </w:tr>
-      <w:tr>
-        <w:tc>
-          <w:tcPr/>
-          <w:p>
-            <w:pPr>
-              <w:pStyle w:val="Compact"/>
-            </w:pPr>
-            <w:r>
-              <w:t xml:space="preserve">BOB-240</w:t>
-            </w:r>
-          </w:p>
-        </w:tc>
-        <w:tc>
-          <w:tcPr/>
-          <w:p>
-            <w:pPr>
-              <w:pStyle w:val="Compact"/>
-            </w:pPr>
-            <w:r>
-              <w:t xml:space="preserve">Task</w:t>
-            </w:r>
-          </w:p>
-        </w:tc>
-        <w:tc>
-          <w:tcPr/>
-          <w:p>
-            <w:pPr>
-              <w:pStyle w:val="Compact"/>
-            </w:pPr>
-            <w:r>
-              <w:t xml:space="preserve">Queued</w:t>
-            </w:r>
-          </w:p>
-        </w:tc>
-        <w:tc>
-          <w:tcPr/>
-          <w:p>
-            <w:pPr>
-              <w:pStyle w:val="Compact"/>
-            </w:pPr>
-            <w:r>
-              <w:t xml:space="preserve">medium</w:t>
-            </w:r>
-          </w:p>
-        </w:tc>
-        <w:tc>
-          <w:tcPr/>
-          <w:p>
-            <w:pPr>
-              <w:pStyle w:val="Compact"/>
-            </w:pPr>
-            <w:r>
-              <w:t xml:space="preserve">WHAT: split from BOB-239 (closed 2026-09-25 after bulk-correcting 30 pre-existing §11.4.33 closure-vocabulary violations). This item is the remaining MECHANICAL-PREVENTION half: extend constitution/scripts/workable-items’</w:t>
-            </w:r>
-            <w:r>
-              <w:t xml:space="preserve"> </w:t>
-            </w:r>
-            <w:r>
-              <w:rPr>
-                <w:rStyle w:val="VerbatimChar"/>
-              </w:rPr>
-              <w:t xml:space="preserve">close</w:t>
-            </w:r>
-            <w:r>
-              <w:t xml:space="preserve"> </w:t>
-            </w:r>
-            <w:r>
-              <w:t xml:space="preserve">and</w:t>
-            </w:r>
-            <w:r>
-              <w:t xml:space="preserve"> </w:t>
-            </w:r>
-            <w:r>
-              <w:rPr>
-                <w:rStyle w:val="VerbatimChar"/>
-              </w:rPr>
-              <w:t xml:space="preserve">update</w:t>
-            </w:r>
-            <w:r>
-              <w:t xml:space="preserve"> </w:t>
-            </w:r>
-            <w:r>
-              <w:t xml:space="preserve">subcommands to VALIDATE the chosen status word against the item’s own Type (Bug-&gt;Fixed, Feature-&gt;Implemented, Task-&gt;Completed, any type-&gt;Obsolete) and REFUSE a mismatched call rather than silently accepting it. Also extend the</w:t>
-            </w:r>
-            <w:r>
-              <w:t xml:space="preserve"> </w:t>
-            </w:r>
-            <w:r>
-              <w:rPr>
-                <w:rStyle w:val="VerbatimChar"/>
-              </w:rPr>
-              <w:t xml:space="preserve">validate</w:t>
-            </w:r>
-            <w:r>
-              <w:t xml:space="preserve"> </w:t>
-            </w:r>
-            <w:r>
-              <w:t xml:space="preserve">subcommand’s existing invariant set to catch this class for defense-in-depth — confirmed this session that</w:t>
-            </w:r>
-            <w:r>
-              <w:t xml:space="preserve"> </w:t>
-            </w:r>
-            <w:r>
-              <w:rPr>
-                <w:rStyle w:val="VerbatimChar"/>
-              </w:rPr>
-              <w:t xml:space="preserve">validate: OK</w:t>
-            </w:r>
-            <w:r>
-              <w:t xml:space="preserve"> </w:t>
-            </w:r>
-            <w:r>
-              <w:t xml:space="preserve">ran repeatedly against a DB simultaneously holding 30+ live violations of this exact class, so the current invariant set does not check it. EVIDENCE THIS IS A REAL, RECURRING MISTAKE, NOT A HYPOTHETICAL: this session’s own conductor made the identical error 4 times in a row (BOB-077/100/179/226, all Type=Task closed with</w:t>
-            </w:r>
-            <w:r>
-              <w:t xml:space="preserve"> </w:t>
-            </w:r>
-            <w:r>
-              <w:rPr>
-                <w:rStyle w:val="VerbatimChar"/>
-              </w:rPr>
-              <w:t xml:space="preserve">--status fixed</w:t>
-            </w:r>
-            <w:r>
-              <w:t xml:space="preserve">) before an unrelated self-audit caught it — on a DB that ALREADY held 30 historical instances of the same mistake from earlier sessions. A CLI-level guard would have refused every one of those 34 calls at the moment they were made, instead of requiring a human/agent to remember to audit for it afterward. SCOPE: constitution/scripts/workable-items/ (Go source) — a UNIVERSAL, constitution-submodule-owned tool, per §11.4.17. Landing a real fix here needs the §11.4.26 fetch/merge/push-to-all-upstreams workflow, same as BOB-191’s gate fix this session, NOT boba’s own commit-push-all.sh. ACCEPTANCE: (1)</w:t>
-            </w:r>
-            <w:r>
-              <w:t xml:space="preserve"> </w:t>
-            </w:r>
-            <w:r>
-              <w:rPr>
-                <w:rStyle w:val="VerbatimChar"/>
-              </w:rPr>
-              <w:t xml:space="preserve">workable-items close --status &lt;word&gt;</w:t>
-            </w:r>
-            <w:r>
-              <w:t xml:space="preserve"> </w:t>
-            </w:r>
-            <w:r>
-              <w:t xml:space="preserve">refuses when</w:t>
-            </w:r>
-            <w:r>
-              <w:t xml:space="preserve"> </w:t>
-            </w:r>
-            <w:r>
-              <w:t xml:space="preserve">’s implied Type-mapping does not match the target item’s actual Type, printing the correct word to use; (2) same for</w:t>
-            </w:r>
-            <w:r>
-              <w:t xml:space="preserve"> </w:t>
-            </w:r>
-            <w:r>
-              <w:rPr>
-                <w:rStyle w:val="VerbatimChar"/>
-              </w:rPr>
-              <w:t xml:space="preserve">update --status</w:t>
-            </w:r>
-            <w:r>
-              <w:t xml:space="preserve">; (3)</w:t>
-            </w:r>
-            <w:r>
-              <w:t xml:space="preserve"> </w:t>
-            </w:r>
-            <w:r>
-              <w:rPr>
-                <w:rStyle w:val="VerbatimChar"/>
-              </w:rPr>
-              <w:t xml:space="preserve">validate</w:t>
-            </w:r>
-            <w:r>
-              <w:t xml:space="preserve"> </w:t>
-            </w:r>
-            <w:r>
-              <w:t xml:space="preserve">gains a new invariant scanning every Fixed-location item for a Type/Status mismatch per the closed §11.4.33 mapping, FAILing (not silently passing) on any hit; (4) each of (1)-(3) ships a paired §1.1 mutation proving the check is load-bearing (a neutered version of the check must let a known-bad Type/Status pair through); (5) the Obsolete status is correctly treated as valid for ANY Type (it is not part of the type-specific mapping) so the new check does not false-positive on legitimately Obsolete-closed items. DISCOVERY CHANNEL (§11.4.238): found by the conductor’s own repeated, self-caught instances of the mistake this session, generalised into BOB-239 (the bulk-correction), now split into this item (the mechanical prevention) per BOB-239’s own acceptance criterion 2/3.</w:t>
+              <w:t xml:space="preserve">Critical</w:t>
+            </w:r>
+          </w:p>
+        </w:tc>
+        <w:tc>
+          <w:tcPr/>
+          <w:p>
+            <w:pPr>
+              <w:pStyle w:val="Compact"/>
+            </w:pPr>
+            <w:r>
+              <w:t xml:space="preserve">Discovered 2026-09-25 by the pre-build sweep’s own CM-GITIGNORE-SWALLOW-GUARD gate (§11.4.201(6), BOB-212 pattern), during the 003-zero-shortcomings-audit feature’s setup phase. What: 4 genuine first-party files under .specify/extensions/superspec/scripts/ — e2e-agent-claude.sh (19458 bytes), e2e-smoke.sh (8757 bytes), validate-extension-metadata.py (5888 bytes), validate-release-archive.py (7053 bytes), all dated Aug 31 2026 — are untracked by git (confirmed via</w:t>
+            </w:r>
+            <w:r>
+              <w:t xml:space="preserve"> </w:t>
+            </w:r>
+            <w:r>
+              <w:t xml:space="preserve">‘git ls-files –error-unmatch’</w:t>
+            </w:r>
+            <w:r>
+              <w:t xml:space="preserve">: did not match any file(s) known to git) and are BLOCKED from ever being staged by the broad directory-level ignore rule at .gitignore:218 (.specify/extensions/superspec/). Root cause investigation needed: .gitignore:218’s own comment states the WHOLE directory is ignored because it is</w:t>
+            </w:r>
+            <w:r>
+              <w:t xml:space="preserve"> </w:t>
+            </w:r>
+            <w:r>
+              <w:t xml:space="preserve">‘the vendored superspec extension checkout’</w:t>
+            </w:r>
+            <w:r>
+              <w:t xml:space="preserve"> </w:t>
+            </w:r>
+            <w:r>
+              <w:t xml:space="preserve">that</w:t>
+            </w:r>
+            <w:r>
+              <w:t xml:space="preserve"> </w:t>
+            </w:r>
+            <w:r>
+              <w:t xml:space="preserve">‘carries its OWN .git (gitdir pointer)… and DUPLICATES the root superspec submodule’</w:t>
+            </w:r>
+            <w:r>
+              <w:t xml:space="preserve"> </w:t>
+            </w:r>
+            <w:r>
+              <w:t xml:space="preserve">— but these 4 specific files look like genuine first-party CI/e2e/validation tooling, not vendored upstream content, and predate today’s session (Aug 31 mtime). Per §11.4.124 (investigate-before-remove) and §11.4.122 (no silent removal without operator decision), this needs git-history investigation (was there ever a commit touching these paths? are they meant to ship with this project or are they truly part of the vendored nested checkout and should stay ignored?) before either (a) carving a negation exception into .gitignore for exactly these 4 files, or (b) confirming they are genuinely disposable vendored artifacts and documenting that explicitly. Acceptance: CM-GITIGNORE-SWALLOW-GUARD passes clean (0 findings) OR the 4 files are explicitly, evidence-backed classified as vendored-and-correctly-ignored with that classification recorded in the .gitignore comment itself.</w:t>
             </w:r>
           </w:p>
         </w:tc>

--- a/docs/Issues_Summary.docx
+++ b/docs/Issues_Summary.docx
@@ -212,7 +212,7 @@
               <w:pStyle w:val="Compact"/>
             </w:pPr>
             <w:r>
-              <w:t xml:space="preserve">12</w:t>
+              <w:t xml:space="preserve">13</w:t>
             </w:r>
           </w:p>
         </w:tc>
@@ -247,7 +247,7 @@
               <w:pStyle w:val="Compact"/>
             </w:pPr>
             <w:r>
-              <w:t xml:space="preserve">11</w:t>
+              <w:t xml:space="preserve">10</w:t>
             </w:r>
           </w:p>
         </w:tc>
@@ -1328,7 +1328,7 @@
               <w:pStyle w:val="Compact"/>
             </w:pPr>
             <w:r>
-              <w:t xml:space="preserve">Queued</w:t>
+              <w:t xml:space="preserve">In progress</w:t>
             </w:r>
           </w:p>
         </w:tc>

--- a/docs/Issues_Summary.docx
+++ b/docs/Issues_Summary.docx
@@ -107,7 +107,7 @@
               <w:pStyle w:val="Compact"/>
             </w:pPr>
             <w:r>
-              <w:t xml:space="preserve">4</w:t>
+              <w:t xml:space="preserve">5</w:t>
             </w:r>
           </w:p>
         </w:tc>
@@ -322,7 +322,7 @@
                 <w:b/>
                 <w:bCs/>
               </w:rPr>
-              <w:t xml:space="preserve">37</w:t>
+              <w:t xml:space="preserve">38</w:t>
             </w:r>
           </w:p>
         </w:tc>
@@ -3801,6 +3801,111 @@
             </w:r>
             <w:r>
               <w:t xml:space="preserve">— but these 4 specific files look like genuine first-party CI/e2e/validation tooling, not vendored upstream content, and predate today’s session (Aug 31 mtime). Per §11.4.124 (investigate-before-remove) and §11.4.122 (no silent removal without operator decision), this needs git-history investigation (was there ever a commit touching these paths? are they meant to ship with this project or are they truly part of the vendored nested checkout and should stay ignored?) before either (a) carving a negation exception into .gitignore for exactly these 4 files, or (b) confirming they are genuinely disposable vendored artifacts and documenting that explicitly. Acceptance: CM-GITIGNORE-SWALLOW-GUARD passes clean (0 findings) OR the 4 files are explicitly, evidence-backed classified as vendored-and-correctly-ignored with that classification recorded in the .gitignore comment itself.</w:t>
+            </w:r>
+          </w:p>
+        </w:tc>
+      </w:tr>
+      <w:tr>
+        <w:tc>
+          <w:tcPr/>
+          <w:p>
+            <w:pPr>
+              <w:pStyle w:val="Compact"/>
+            </w:pPr>
+            <w:r>
+              <w:t xml:space="preserve">BOB-246</w:t>
+            </w:r>
+          </w:p>
+        </w:tc>
+        <w:tc>
+          <w:tcPr/>
+          <w:p>
+            <w:pPr>
+              <w:pStyle w:val="Compact"/>
+            </w:pPr>
+            <w:r>
+              <w:t xml:space="preserve">Bug</w:t>
+            </w:r>
+          </w:p>
+        </w:tc>
+        <w:tc>
+          <w:tcPr/>
+          <w:p>
+            <w:pPr>
+              <w:pStyle w:val="Compact"/>
+            </w:pPr>
+            <w:r>
+              <w:t xml:space="preserve">In progress</w:t>
+            </w:r>
+          </w:p>
+        </w:tc>
+        <w:tc>
+          <w:tcPr/>
+          <w:p>
+            <w:pPr>
+              <w:pStyle w:val="Compact"/>
+            </w:pPr>
+            <w:r>
+              <w:t xml:space="preserve">Critical</w:t>
+            </w:r>
+          </w:p>
+        </w:tc>
+        <w:tc>
+          <w:tcPr/>
+          <w:p>
+            <w:pPr>
+              <w:pStyle w:val="Compact"/>
+            </w:pPr>
+            <w:r>
+              <w:t xml:space="preserve">Discovered 2026-09-25 by a subagent implementing 003-zero-shortcomings-audit Task 1, independently reproduced in isolation. scripts/commit-push-all.sh’s argument parser stops reading flags at the first non-flag token; when –scope</w:t>
+            </w:r>
+            <w:r>
+              <w:t xml:space="preserve"> </w:t>
+            </w:r>
+            <w:r>
+              <w:t xml:space="preserve"> </w:t>
+            </w:r>
+            <w:r>
+              <w:t xml:space="preserve">flags are placed AFTER the commit-message positional argument (exactly as tasks.md’s own Step 5 template shows for every task in the 003-zero-shortcomings-audit plan, e.g. </w:t>
+            </w:r>
+            <w:r>
+              <w:t xml:space="preserve">“bash scripts/commit-push-all.sh "</w:t>
+            </w:r>
+            <w:r>
+              <w:t xml:space="preserve">" –scope</w:t>
+            </w:r>
+            <w:r>
+              <w:t xml:space="preserve"> </w:t>
+            </w:r>
+            <w:r>
+              <w:t xml:space="preserve">”</w:t>
+            </w:r>
+            <w:r>
+              <w:t xml:space="preserve">), the –scope flags are silently swallowed as if they were part of the message, no error or warning is emitted, and the script falls through to its unconditional/unscoped git add -A path. Real-world consequence (2026-09-25): following that exact template ordering caused a scoped Task-1 commit to instead sweep in 5 files – the intended 2, a sibling task’s 2 legitimate-but-not-yet-reviewed files, and a DELIBERATELY-uncommitted, known-broken/hanging test file (tests/ddos/test_sse_stream_stress_chaos.py, see BOB-097 diary entry_id=16) – and PUSH all of it to two remote git hosts before the mistake was caught. No data was lost, nothing was force-pushed, but a silent full-tree-sweep on a routine commit is a serious safety gap in a script this project’s own constitution names as the ONLY sanctioned commit path. Root cause: the parser’s flag/positional-arg interleaving logic assumes flags always precede the message and never validates that assumption or warns when scope flags appear post-message. Remediation: (1) make the parser accept –scope flags in ANY position relative to the message (getopts-style two-pass parsing, or explicit flag-then-positional-then-more-flags handling), OR (2) at minimum, detect scope-flag-shaped tokens appearing after the first positional argument and REFUSE with a loud error rather than silently falling back to git add -A – a parser that cannot tell</w:t>
+            </w:r>
+            <w:r>
+              <w:t xml:space="preserve"> </w:t>
+            </w:r>
+            <w:r>
+              <w:t xml:space="preserve">‘no –scope given, unscoped commit intended’</w:t>
+            </w:r>
+            <w:r>
+              <w:t xml:space="preserve"> </w:t>
+            </w:r>
+            <w:r>
+              <w:t xml:space="preserve">apart from</w:t>
+            </w:r>
+            <w:r>
+              <w:t xml:space="preserve"> </w:t>
+            </w:r>
+            <w:r>
+              <w:t xml:space="preserve">‘–scope given but in the wrong position’</w:t>
+            </w:r>
+            <w:r>
+              <w:t xml:space="preserve"> </w:t>
+            </w:r>
+            <w:r>
+              <w:t xml:space="preserve">is itself a §11.4.201(1) false-negative-class defect. (3) Audit and fix tasks.md’s own Step 5 example ordering across every task (flags before the message, matching the working pattern used successfully elsewhere this session) so the plan itself does not keep tripping this bug for every future task implementer.</w:t>
             </w:r>
           </w:p>
         </w:tc>

--- a/docs/Issues_Summary.docx
+++ b/docs/Issues_Summary.docx
@@ -177,7 +177,7 @@
               <w:pStyle w:val="Compact"/>
             </w:pPr>
             <w:r>
-              <w:t xml:space="preserve">5</w:t>
+              <w:t xml:space="preserve">4</w:t>
             </w:r>
           </w:p>
         </w:tc>
@@ -322,7 +322,7 @@
                 <w:b/>
                 <w:bCs/>
               </w:rPr>
-              <w:t xml:space="preserve">38</w:t>
+              <w:t xml:space="preserve">37</w:t>
             </w:r>
           </w:p>
         </w:tc>
@@ -3711,96 +3711,6 @@
             </w:r>
             <w:r>
               <w:t xml:space="preserve">. Unrelated to BOB-223’s own scope; a genuinely new finding, not previously tracked. Remedy per the gate’s own remediation text: either rename/relocate the files so no .gitignore rule matches them, or add an explicit ! negation for them in .gitignore, then re-run the guard. Investigate first per §11.4.6/§11.4.124 whether the broad .specify/extensions/superspec/ ignore rule was intentional (e.g. to exclude a vendored/generated subtree) before narrowing it, since a careless negation could re-expose something the rule was deliberately protecting.</w:t>
-            </w:r>
-          </w:p>
-        </w:tc>
-      </w:tr>
-      <w:tr>
-        <w:tc>
-          <w:tcPr/>
-          <w:p>
-            <w:pPr>
-              <w:pStyle w:val="Compact"/>
-            </w:pPr>
-            <w:r>
-              <w:t xml:space="preserve">BOB-244</w:t>
-            </w:r>
-          </w:p>
-        </w:tc>
-        <w:tc>
-          <w:tcPr/>
-          <w:p>
-            <w:pPr>
-              <w:pStyle w:val="Compact"/>
-            </w:pPr>
-            <w:r>
-              <w:t xml:space="preserve">Bug</w:t>
-            </w:r>
-          </w:p>
-        </w:tc>
-        <w:tc>
-          <w:tcPr/>
-          <w:p>
-            <w:pPr>
-              <w:pStyle w:val="Compact"/>
-            </w:pPr>
-            <w:r>
-              <w:t xml:space="preserve">Queued</w:t>
-            </w:r>
-          </w:p>
-        </w:tc>
-        <w:tc>
-          <w:tcPr/>
-          <w:p>
-            <w:pPr>
-              <w:pStyle w:val="Compact"/>
-            </w:pPr>
-            <w:r>
-              <w:t xml:space="preserve">Critical</w:t>
-            </w:r>
-          </w:p>
-        </w:tc>
-        <w:tc>
-          <w:tcPr/>
-          <w:p>
-            <w:pPr>
-              <w:pStyle w:val="Compact"/>
-            </w:pPr>
-            <w:r>
-              <w:t xml:space="preserve">Discovered 2026-09-25 by the pre-build sweep’s own CM-GITIGNORE-SWALLOW-GUARD gate (§11.4.201(6), BOB-212 pattern), during the 003-zero-shortcomings-audit feature’s setup phase. What: 4 genuine first-party files under .specify/extensions/superspec/scripts/ — e2e-agent-claude.sh (19458 bytes), e2e-smoke.sh (8757 bytes), validate-extension-metadata.py (5888 bytes), validate-release-archive.py (7053 bytes), all dated Aug 31 2026 — are untracked by git (confirmed via</w:t>
-            </w:r>
-            <w:r>
-              <w:t xml:space="preserve"> </w:t>
-            </w:r>
-            <w:r>
-              <w:t xml:space="preserve">‘git ls-files –error-unmatch’</w:t>
-            </w:r>
-            <w:r>
-              <w:t xml:space="preserve">: did not match any file(s) known to git) and are BLOCKED from ever being staged by the broad directory-level ignore rule at .gitignore:218 (.specify/extensions/superspec/). Root cause investigation needed: .gitignore:218’s own comment states the WHOLE directory is ignored because it is</w:t>
-            </w:r>
-            <w:r>
-              <w:t xml:space="preserve"> </w:t>
-            </w:r>
-            <w:r>
-              <w:t xml:space="preserve">‘the vendored superspec extension checkout’</w:t>
-            </w:r>
-            <w:r>
-              <w:t xml:space="preserve"> </w:t>
-            </w:r>
-            <w:r>
-              <w:t xml:space="preserve">that</w:t>
-            </w:r>
-            <w:r>
-              <w:t xml:space="preserve"> </w:t>
-            </w:r>
-            <w:r>
-              <w:t xml:space="preserve">‘carries its OWN .git (gitdir pointer)… and DUPLICATES the root superspec submodule’</w:t>
-            </w:r>
-            <w:r>
-              <w:t xml:space="preserve"> </w:t>
-            </w:r>
-            <w:r>
-              <w:t xml:space="preserve">— but these 4 specific files look like genuine first-party CI/e2e/validation tooling, not vendored upstream content, and predate today’s session (Aug 31 mtime). Per §11.4.124 (investigate-before-remove) and §11.4.122 (no silent removal without operator decision), this needs git-history investigation (was there ever a commit touching these paths? are they meant to ship with this project or are they truly part of the vendored nested checkout and should stay ignored?) before either (a) carving a negation exception into .gitignore for exactly these 4 files, or (b) confirming they are genuinely disposable vendored artifacts and documenting that explicitly. Acceptance: CM-GITIGNORE-SWALLOW-GUARD passes clean (0 findings) OR the 4 files are explicitly, evidence-backed classified as vendored-and-correctly-ignored with that classification recorded in the .gitignore comment itself.</w:t>
             </w:r>
           </w:p>
         </w:tc>

--- a/docs/Issues_Summary.docx
+++ b/docs/Issues_Summary.docx
@@ -247,7 +247,7 @@
               <w:pStyle w:val="Compact"/>
             </w:pPr>
             <w:r>
-              <w:t xml:space="preserve">10</w:t>
+              <w:t xml:space="preserve">12</w:t>
             </w:r>
           </w:p>
         </w:tc>
@@ -322,7 +322,7 @@
                 <w:b/>
                 <w:bCs/>
               </w:rPr>
-              <w:t xml:space="preserve">37</w:t>
+              <w:t xml:space="preserve">39</w:t>
             </w:r>
           </w:p>
         </w:tc>
@@ -3816,6 +3816,330 @@
             </w:r>
             <w:r>
               <w:t xml:space="preserve">is itself a §11.4.201(1) false-negative-class defect. (3) Audit and fix tasks.md’s own Step 5 example ordering across every task (flags before the message, matching the working pattern used successfully elsewhere this session) so the plan itself does not keep tripping this bug for every future task implementer.</w:t>
+            </w:r>
+          </w:p>
+        </w:tc>
+      </w:tr>
+      <w:tr>
+        <w:tc>
+          <w:tcPr/>
+          <w:p>
+            <w:pPr>
+              <w:pStyle w:val="Compact"/>
+            </w:pPr>
+            <w:r>
+              <w:t xml:space="preserve">BOB-247</w:t>
+            </w:r>
+          </w:p>
+        </w:tc>
+        <w:tc>
+          <w:tcPr/>
+          <w:p>
+            <w:pPr>
+              <w:pStyle w:val="Compact"/>
+            </w:pPr>
+            <w:r>
+              <w:t xml:space="preserve">Task</w:t>
+            </w:r>
+          </w:p>
+        </w:tc>
+        <w:tc>
+          <w:tcPr/>
+          <w:p>
+            <w:pPr>
+              <w:pStyle w:val="Compact"/>
+            </w:pPr>
+            <w:r>
+              <w:t xml:space="preserve">Queued</w:t>
+            </w:r>
+          </w:p>
+        </w:tc>
+        <w:tc>
+          <w:tcPr/>
+          <w:p>
+            <w:pPr>
+              <w:pStyle w:val="Compact"/>
+            </w:pPr>
+            <w:r>
+              <w:t xml:space="preserve">Important</w:t>
+            </w:r>
+          </w:p>
+        </w:tc>
+        <w:tc>
+          <w:tcPr/>
+          <w:p>
+            <w:pPr>
+              <w:pStyle w:val="Compact"/>
+            </w:pPr>
+            <w:r>
+              <w:rPr>
+                <w:b/>
+                <w:bCs/>
+              </w:rPr>
+              <w:t xml:space="preserve">Reported-Via:</w:t>
+            </w:r>
+            <w:r>
+              <w:t xml:space="preserve"> </w:t>
+            </w:r>
+            <w:r>
+              <w:t xml:space="preserve">§11.4.202 reporting directive</w:t>
+            </w:r>
+            <w:r>
+              <w:t xml:space="preserve"> </w:t>
+            </w:r>
+            <w:r>
+              <w:rPr>
+                <w:rStyle w:val="VerbatimChar"/>
+              </w:rPr>
+              <w:t xml:space="preserve">task</w:t>
+            </w:r>
+            <w:r>
+              <w:t xml:space="preserve"> </w:t>
+            </w:r>
+            <w:r>
+              <w:t xml:space="preserve">on 2026-09-26T08:51:37Z</w:t>
+            </w:r>
+            <w:r>
+              <w:t xml:space="preserve"> </w:t>
+            </w:r>
+            <w:r>
+              <w:rPr>
+                <w:b/>
+                <w:bCs/>
+              </w:rPr>
+              <w:t xml:space="preserve">Reported-By:</w:t>
+            </w:r>
+            <w:r>
+              <w:t xml:space="preserve"> </w:t>
+            </w:r>
+            <w:r>
+              <w:t xml:space="preserve">AI</w:t>
+            </w:r>
+            <w:r>
+              <w:t xml:space="preserve"> </w:t>
+            </w:r>
+            <w:r>
+              <w:rPr>
+                <w:b/>
+                <w:bCs/>
+              </w:rPr>
+              <w:t xml:space="preserve">What (the report, verbatim):</w:t>
+            </w:r>
+            <w:r>
+              <w:t xml:space="preserve"> </w:t>
+            </w:r>
+            <w:r>
+              <w:t xml:space="preserve">Found by the final whole-branch review of feature 003: SC-005 is not met. The mechanism exists (verify-closure, risk order) but nothing drives it over closed items on a recurring basis.</w:t>
+            </w:r>
+            <w:r>
+              <w:t xml:space="preserve"> </w:t>
+            </w:r>
+            <w:r>
+              <w:rPr>
+                <w:b/>
+                <w:bCs/>
+              </w:rPr>
+              <w:t xml:space="preserve">Affected scope / file-scope manifest:</w:t>
+            </w:r>
+            <w:r>
+              <w:t xml:space="preserve"> </w:t>
+            </w:r>
+            <w:r>
+              <w:t xml:space="preserve">scripts/zero_shortcomings_audit.sh cmd_standing_check; specs/003-zero-shortcomings-audit SC-005</w:t>
+            </w:r>
+            <w:r>
+              <w:t xml:space="preserve"> </w:t>
+            </w:r>
+            <w:r>
+              <w:rPr>
+                <w:b/>
+                <w:bCs/>
+              </w:rPr>
+              <w:t xml:space="preserve">Reproduction / context:</w:t>
+            </w:r>
+            <w:r>
+              <w:t xml:space="preserve"> </w:t>
+            </w:r>
+            <w:r>
+              <w:t xml:space="preserve">Reintroduce a previously fixed defect whose closure evidence exists; standing-check reports only counts (backlog/gates/escapes) and never re-runs closed items’ recorded commands, so the regression is not detected.</w:t>
+            </w:r>
+            <w:r>
+              <w:t xml:space="preserve"> </w:t>
+            </w:r>
+            <w:r>
+              <w:rPr>
+                <w:b/>
+                <w:bCs/>
+              </w:rPr>
+              <w:t xml:space="preserve">Acceptance criteria:</w:t>
+            </w:r>
+            <w:r>
+              <w:t xml:space="preserve"> </w:t>
+            </w:r>
+            <w:r>
+              <w:t xml:space="preserve">standing-check (or a sibling recurring mode) periodically re-runs verify-closure over a risk-ordered sample of closed items and records any mismatch as a finding without blocking; a test reintroduces a fixed defect in a temp DB and proves it is flagged.</w:t>
+            </w:r>
+          </w:p>
+        </w:tc>
+      </w:tr>
+      <w:tr>
+        <w:tc>
+          <w:tcPr/>
+          <w:p>
+            <w:pPr>
+              <w:pStyle w:val="Compact"/>
+            </w:pPr>
+            <w:r>
+              <w:t xml:space="preserve">BOB-248</w:t>
+            </w:r>
+          </w:p>
+        </w:tc>
+        <w:tc>
+          <w:tcPr/>
+          <w:p>
+            <w:pPr>
+              <w:pStyle w:val="Compact"/>
+            </w:pPr>
+            <w:r>
+              <w:t xml:space="preserve">Task</w:t>
+            </w:r>
+          </w:p>
+        </w:tc>
+        <w:tc>
+          <w:tcPr/>
+          <w:p>
+            <w:pPr>
+              <w:pStyle w:val="Compact"/>
+            </w:pPr>
+            <w:r>
+              <w:t xml:space="preserve">Queued</w:t>
+            </w:r>
+          </w:p>
+        </w:tc>
+        <w:tc>
+          <w:tcPr/>
+          <w:p>
+            <w:pPr>
+              <w:pStyle w:val="Compact"/>
+            </w:pPr>
+            <w:r>
+              <w:t xml:space="preserve">Minor</w:t>
+            </w:r>
+          </w:p>
+        </w:tc>
+        <w:tc>
+          <w:tcPr/>
+          <w:p>
+            <w:pPr>
+              <w:pStyle w:val="Compact"/>
+            </w:pPr>
+            <w:r>
+              <w:rPr>
+                <w:b/>
+                <w:bCs/>
+              </w:rPr>
+              <w:t xml:space="preserve">Reported-Via:</w:t>
+            </w:r>
+            <w:r>
+              <w:t xml:space="preserve"> </w:t>
+            </w:r>
+            <w:r>
+              <w:t xml:space="preserve">§11.4.202 reporting directive</w:t>
+            </w:r>
+            <w:r>
+              <w:t xml:space="preserve"> </w:t>
+            </w:r>
+            <w:r>
+              <w:rPr>
+                <w:rStyle w:val="VerbatimChar"/>
+              </w:rPr>
+              <w:t xml:space="preserve">task</w:t>
+            </w:r>
+            <w:r>
+              <w:t xml:space="preserve"> </w:t>
+            </w:r>
+            <w:r>
+              <w:t xml:space="preserve">on 2026-09-26T08:52:13Z</w:t>
+            </w:r>
+            <w:r>
+              <w:t xml:space="preserve"> </w:t>
+            </w:r>
+            <w:r>
+              <w:rPr>
+                <w:b/>
+                <w:bCs/>
+              </w:rPr>
+              <w:t xml:space="preserve">Reported-By:</w:t>
+            </w:r>
+            <w:r>
+              <w:t xml:space="preserve"> </w:t>
+            </w:r>
+            <w:r>
+              <w:t xml:space="preserve">AI</w:t>
+            </w:r>
+            <w:r>
+              <w:t xml:space="preserve"> </w:t>
+            </w:r>
+            <w:r>
+              <w:rPr>
+                <w:b/>
+                <w:bCs/>
+              </w:rPr>
+              <w:t xml:space="preserve">What (the report, verbatim):</w:t>
+            </w:r>
+            <w:r>
+              <w:t xml:space="preserve"> </w:t>
+            </w:r>
+            <w:r>
+              <w:t xml:space="preserve">Deferred by ruling: FR-011 audit_dispatch_bounded is defined but never called; FR-010 only checks one declared Test Type, not that every applicable type was used; FR-012 risk order ignores the severity column; blocked-surface trim() ignores tab/newline-only conditions and duplicate details rows double-print; redactor over-redacts ordinary text and misses db_password =&gt; x, mysql -pSECRET, URL-encoded values; BASH_ENV can reach the fresh verify-closure process; the exit code 1 is shared between mismatch and usage/internal refusals (contract debt); the [59/59] stage’s degraded WARN branch is proven at unit level only, never in a live sweep.</w:t>
+            </w:r>
+            <w:r>
+              <w:t xml:space="preserve"> </w:t>
+            </w:r>
+            <w:r>
+              <w:rPr>
+                <w:b/>
+                <w:bCs/>
+              </w:rPr>
+              <w:t xml:space="preserve">Affected scope / file-scope manifest:</w:t>
+            </w:r>
+            <w:r>
+              <w:t xml:space="preserve"> </w:t>
+            </w:r>
+            <w:r>
+              <w:t xml:space="preserve">scripts/zero_shortcomings_audit.sh; specs/003-zero-shortcomings-audit</w:t>
+            </w:r>
+            <w:r>
+              <w:t xml:space="preserve"> </w:t>
+            </w:r>
+            <w:r>
+              <w:rPr>
+                <w:b/>
+                <w:bCs/>
+              </w:rPr>
+              <w:t xml:space="preserve">Reproduction / context:</w:t>
+            </w:r>
+            <w:r>
+              <w:t xml:space="preserve"> </w:t>
+            </w:r>
+            <w:r>
+              <w:t xml:space="preserve">See final review of feature 003.</w:t>
+            </w:r>
+            <w:r>
+              <w:t xml:space="preserve"> </w:t>
+            </w:r>
+            <w:r>
+              <w:rPr>
+                <w:b/>
+                <w:bCs/>
+              </w:rPr>
+              <w:t xml:space="preserve">Acceptance criteria:</w:t>
+            </w:r>
+            <w:r>
+              <w:t xml:space="preserve"> </w:t>
+            </w:r>
+            <w:r>
+              <w:t xml:space="preserve">Each listed follow-up is either implemented with a RED-first test or closed with an evidence-backed reason.</w:t>
             </w:r>
           </w:p>
         </w:tc>

--- a/docs/Issues_Summary.docx
+++ b/docs/Issues_Summary.docx
@@ -177,7 +177,7 @@
               <w:pStyle w:val="Compact"/>
             </w:pPr>
             <w:r>
-              <w:t xml:space="preserve">4</w:t>
+              <w:t xml:space="preserve">5</w:t>
             </w:r>
           </w:p>
         </w:tc>
@@ -322,7 +322,7 @@
                 <w:b/>
                 <w:bCs/>
               </w:rPr>
-              <w:t xml:space="preserve">39</w:t>
+              <w:t xml:space="preserve">40</w:t>
             </w:r>
           </w:p>
         </w:tc>
@@ -4140,6 +4140,225 @@
             </w:r>
             <w:r>
               <w:t xml:space="preserve">Each listed follow-up is either implemented with a RED-first test or closed with an evidence-backed reason.</w:t>
+            </w:r>
+          </w:p>
+        </w:tc>
+      </w:tr>
+      <w:tr>
+        <w:tc>
+          <w:tcPr/>
+          <w:p>
+            <w:pPr>
+              <w:pStyle w:val="Compact"/>
+            </w:pPr>
+            <w:r>
+              <w:t xml:space="preserve">BOB-249</w:t>
+            </w:r>
+          </w:p>
+        </w:tc>
+        <w:tc>
+          <w:tcPr/>
+          <w:p>
+            <w:pPr>
+              <w:pStyle w:val="Compact"/>
+            </w:pPr>
+            <w:r>
+              <w:t xml:space="preserve">Bug</w:t>
+            </w:r>
+          </w:p>
+        </w:tc>
+        <w:tc>
+          <w:tcPr/>
+          <w:p>
+            <w:pPr>
+              <w:pStyle w:val="Compact"/>
+            </w:pPr>
+            <w:r>
+              <w:t xml:space="preserve">Queued</w:t>
+            </w:r>
+          </w:p>
+        </w:tc>
+        <w:tc>
+          <w:tcPr/>
+          <w:p>
+            <w:pPr>
+              <w:pStyle w:val="Compact"/>
+            </w:pPr>
+            <w:r>
+              <w:t xml:space="preserve">Important</w:t>
+            </w:r>
+          </w:p>
+        </w:tc>
+        <w:tc>
+          <w:tcPr/>
+          <w:p>
+            <w:pPr>
+              <w:pStyle w:val="Compact"/>
+            </w:pPr>
+            <w:r>
+              <w:rPr>
+                <w:b/>
+                <w:bCs/>
+              </w:rPr>
+              <w:t xml:space="preserve">Reported-Via:</w:t>
+            </w:r>
+            <w:r>
+              <w:t xml:space="preserve"> </w:t>
+            </w:r>
+            <w:r>
+              <w:t xml:space="preserve">§11.4.202 reporting directive</w:t>
+            </w:r>
+            <w:r>
+              <w:t xml:space="preserve"> </w:t>
+            </w:r>
+            <w:r>
+              <w:rPr>
+                <w:rStyle w:val="VerbatimChar"/>
+              </w:rPr>
+              <w:t xml:space="preserve">bug</w:t>
+            </w:r>
+            <w:r>
+              <w:t xml:space="preserve"> </w:t>
+            </w:r>
+            <w:r>
+              <w:t xml:space="preserve">on 2026-09-26T12:19:46Z</w:t>
+            </w:r>
+            <w:r>
+              <w:t xml:space="preserve"> </w:t>
+            </w:r>
+            <w:r>
+              <w:rPr>
+                <w:b/>
+                <w:bCs/>
+              </w:rPr>
+              <w:t xml:space="preserve">Reported-By:</w:t>
+            </w:r>
+            <w:r>
+              <w:t xml:space="preserve"> </w:t>
+            </w:r>
+            <w:r>
+              <w:t xml:space="preserve">AI</w:t>
+            </w:r>
+            <w:r>
+              <w:t xml:space="preserve"> </w:t>
+            </w:r>
+            <w:r>
+              <w:rPr>
+                <w:b/>
+                <w:bCs/>
+              </w:rPr>
+              <w:t xml:space="preserve">What (the report, verbatim):</w:t>
+            </w:r>
+            <w:r>
+              <w:t xml:space="preserve"> </w:t>
+            </w:r>
+            <w:r>
+              <w:t xml:space="preserve">Found while running the deferred long gate after merging feature 003 (zero-shortcomings audit). Pre-existing: reproduced identically at the merge-base, so it is not caused by that feature. It keeps the long gate red independently of the separate gate-ledger debt (BOB-237), so BOBA_SYNC_SKIP_CI=1 cannot be retired until both are fixed.</w:t>
+            </w:r>
+            <w:r>
+              <w:t xml:space="preserve"> </w:t>
+            </w:r>
+            <w:r>
+              <w:rPr>
+                <w:b/>
+                <w:bCs/>
+              </w:rPr>
+              <w:t xml:space="preserve">Affected scope / file-scope manifest:</w:t>
+            </w:r>
+            <w:r>
+              <w:t xml:space="preserve"> </w:t>
+            </w:r>
+            <w:r>
+              <w:t xml:space="preserve">scripts/pre_build_verification.sh invariant 30 (CM-BASH-UNIT-TESTS-EXECUTED); the writer of docs/Issues.</w:t>
+            </w:r>
+            <w:r>
+              <w:rPr>
+                <w:i/>
+                <w:iCs/>
+              </w:rPr>
+              <w:t xml:space="preserve">, docs/Fixed.</w:t>
+            </w:r>
+            <w:r>
+              <w:t xml:space="preserve">, docs/*_Summary.</w:t>
+            </w:r>
+            <w:r>
+              <w:rPr>
+                <w:i/>
+                <w:iCs/>
+              </w:rPr>
+              <w:t xml:space="preserve">, README.</w:t>
+            </w:r>
+            <w:r>
+              <w:t xml:space="preserve"> </w:t>
+            </w:r>
+            <w:r>
+              <w:t xml:space="preserve">and docs/qa/BOB-</w:t>
+            </w:r>
+            <w:r>
+              <w:rPr>
+                <w:i/>
+                <w:iCs/>
+              </w:rPr>
+              <w:t xml:space="preserve">/closure_evidence_</w:t>
+            </w:r>
+            <w:r>
+              <w:t xml:space="preserve">.docx export twins</w:t>
+            </w:r>
+            <w:r>
+              <w:t xml:space="preserve"> </w:t>
+            </w:r>
+            <w:r>
+              <w:rPr>
+                <w:b/>
+                <w:bCs/>
+              </w:rPr>
+              <w:t xml:space="preserve">Reproduction / context:</w:t>
+            </w:r>
+            <w:r>
+              <w:t xml:space="preserve"> </w:t>
+            </w:r>
+            <w:r>
+              <w:t xml:space="preserve">Run</w:t>
+            </w:r>
+            <w:r>
+              <w:t xml:space="preserve"> </w:t>
+            </w:r>
+            <w:r>
+              <w:t xml:space="preserve">‘ionice -c 3 nice -n 19 bash scripts/pre_build_verification.sh’</w:t>
+            </w:r>
+            <w:r>
+              <w:t xml:space="preserve"> </w:t>
+            </w:r>
+            <w:r>
+              <w:t xml:space="preserve">on a clean tree. Invariant 30 FAILs:</w:t>
+            </w:r>
+            <w:r>
+              <w:t xml:space="preserve"> </w:t>
+            </w:r>
+            <w:r>
+              <w:t xml:space="preserve">‘N tracked file(s) mtime-moved while the bash suite ran’</w:t>
+            </w:r>
+            <w:r>
+              <w:t xml:space="preserve"> </w:t>
+            </w:r>
+            <w:r>
+              <w:t xml:space="preserve">and the rewritten files show as modified in git status (byte changes only in the generated .docx/.html/.pdf twins; the Markdown sources are unchanged). Measured 2026-09-26: at merge-base 120fd78 (old constitution pin 25980c1) 15 files moved (README, Fixed, Fixed_Summary, Issues, Issues_Summary twins); at main 88767fc 18 files moved (adds docx twins of several docs/qa closure evidence files and the quickstart evidence). Restoring the files with git checkout makes the tree clean again. Running six export-related tests from tests/unit one at a time (test_docx_export, test_export_pdf_charset_integrity, test_export_staleness_oracle, test_generate_markdown_exports_path_arg, test_pre_build_workable_items_invariant, test_update_readme_doc_links_no_duplication) did NOT move the files, so the writer is UNCONFIRMED. Earlier commit ea8ffed documents a similar side effect attributed to workable-items-export.sh, which is a resemblance not a diagnosis.</w:t>
+            </w:r>
+            <w:r>
+              <w:t xml:space="preserve"> </w:t>
+            </w:r>
+            <w:r>
+              <w:rPr>
+                <w:b/>
+                <w:bCs/>
+              </w:rPr>
+              <w:t xml:space="preserve">Acceptance criteria:</w:t>
+            </w:r>
+            <w:r>
+              <w:t xml:space="preserve"> </w:t>
+            </w:r>
+            <w:r>
+              <w:t xml:space="preserve">Root cause of the writer is identified with captured evidence (bisect the bash suite and the sweep stages that run before invariant 30, with a control needle proving the mtime instrument sees a known write); the writer either stops touching tracked twins during the sweep or writes only when sources changed (idempotent, byte-stable output); a test fails against the current behaviour and passes after; a full pre_build sweep on a clean tree leaves git status clean and invariant 30 PASS.</w:t>
             </w:r>
           </w:p>
         </w:tc>

--- a/docs/Issues_Summary.docx
+++ b/docs/Issues_Summary.docx
@@ -247,7 +247,7 @@
               <w:pStyle w:val="Compact"/>
             </w:pPr>
             <w:r>
-              <w:t xml:space="preserve">12</w:t>
+              <w:t xml:space="preserve">13</w:t>
             </w:r>
           </w:p>
         </w:tc>
@@ -322,7 +322,7 @@
                 <w:b/>
                 <w:bCs/>
               </w:rPr>
-              <w:t xml:space="preserve">40</w:t>
+              <w:t xml:space="preserve">41</w:t>
             </w:r>
           </w:p>
         </w:tc>
@@ -4359,6 +4359,168 @@
             </w:r>
             <w:r>
               <w:t xml:space="preserve">Root cause of the writer is identified with captured evidence (bisect the bash suite and the sweep stages that run before invariant 30, with a control needle proving the mtime instrument sees a known write); the writer either stops touching tracked twins during the sweep or writes only when sources changed (idempotent, byte-stable output); a test fails against the current behaviour and passes after; a full pre_build sweep on a clean tree leaves git status clean and invariant 30 PASS.</w:t>
+            </w:r>
+          </w:p>
+        </w:tc>
+      </w:tr>
+      <w:tr>
+        <w:tc>
+          <w:tcPr/>
+          <w:p>
+            <w:pPr>
+              <w:pStyle w:val="Compact"/>
+            </w:pPr>
+            <w:r>
+              <w:t xml:space="preserve">BOB-250</w:t>
+            </w:r>
+          </w:p>
+        </w:tc>
+        <w:tc>
+          <w:tcPr/>
+          <w:p>
+            <w:pPr>
+              <w:pStyle w:val="Compact"/>
+            </w:pPr>
+            <w:r>
+              <w:t xml:space="preserve">Task</w:t>
+            </w:r>
+          </w:p>
+        </w:tc>
+        <w:tc>
+          <w:tcPr/>
+          <w:p>
+            <w:pPr>
+              <w:pStyle w:val="Compact"/>
+            </w:pPr>
+            <w:r>
+              <w:t xml:space="preserve">Queued</w:t>
+            </w:r>
+          </w:p>
+        </w:tc>
+        <w:tc>
+          <w:tcPr/>
+          <w:p>
+            <w:pPr>
+              <w:pStyle w:val="Compact"/>
+            </w:pPr>
+            <w:r>
+              <w:t xml:space="preserve">Minor</w:t>
+            </w:r>
+          </w:p>
+        </w:tc>
+        <w:tc>
+          <w:tcPr/>
+          <w:p>
+            <w:pPr>
+              <w:pStyle w:val="Compact"/>
+            </w:pPr>
+            <w:r>
+              <w:rPr>
+                <w:b/>
+                <w:bCs/>
+              </w:rPr>
+              <w:t xml:space="preserve">Reported-Via:</w:t>
+            </w:r>
+            <w:r>
+              <w:t xml:space="preserve"> </w:t>
+            </w:r>
+            <w:r>
+              <w:t xml:space="preserve">§11.4.202 reporting directive</w:t>
+            </w:r>
+            <w:r>
+              <w:t xml:space="preserve"> </w:t>
+            </w:r>
+            <w:r>
+              <w:rPr>
+                <w:rStyle w:val="VerbatimChar"/>
+              </w:rPr>
+              <w:t xml:space="preserve">task</w:t>
+            </w:r>
+            <w:r>
+              <w:t xml:space="preserve"> </w:t>
+            </w:r>
+            <w:r>
+              <w:t xml:space="preserve">on 2026-09-26T13:50:14Z</w:t>
+            </w:r>
+            <w:r>
+              <w:t xml:space="preserve"> </w:t>
+            </w:r>
+            <w:r>
+              <w:rPr>
+                <w:b/>
+                <w:bCs/>
+              </w:rPr>
+              <w:t xml:space="preserve">Reported-By:</w:t>
+            </w:r>
+            <w:r>
+              <w:t xml:space="preserve"> </w:t>
+            </w:r>
+            <w:r>
+              <w:t xml:space="preserve">AI</w:t>
+            </w:r>
+            <w:r>
+              <w:t xml:space="preserve"> </w:t>
+            </w:r>
+            <w:r>
+              <w:rPr>
+                <w:b/>
+                <w:bCs/>
+              </w:rPr>
+              <w:t xml:space="preserve">What (the report, verbatim):</w:t>
+            </w:r>
+            <w:r>
+              <w:t xml:space="preserve"> </w:t>
+            </w:r>
+            <w:r>
+              <w:t xml:space="preserve">Filed at the operator’s request after invariant 30 (CM-BASH-UNIT-TESTS-EXECUTED) passed on a quiet tree: sweep 54 passed, 1 failed (only the gate-ledger debt BOB-237). Fixes are being developed in scratch clones as patches (streams A oracle parser, B generator, C badges plus merge-history measurement) and are applied only after review.</w:t>
+            </w:r>
+            <w:r>
+              <w:t xml:space="preserve"> </w:t>
+            </w:r>
+            <w:r>
+              <w:rPr>
+                <w:b/>
+                <w:bCs/>
+              </w:rPr>
+              <w:t xml:space="preserve">Affected scope / file-scope manifest:</w:t>
+            </w:r>
+            <w:r>
+              <w:t xml:space="preserve"> </w:t>
+            </w:r>
+            <w:r>
+              <w:t xml:space="preserve">scripts/lib/export_staleness.sh; scripts/generate_markdown_exports.sh; scripts/compute-badges.sh and their tests</w:t>
+            </w:r>
+            <w:r>
+              <w:t xml:space="preserve"> </w:t>
+            </w:r>
+            <w:r>
+              <w:rPr>
+                <w:b/>
+                <w:bCs/>
+              </w:rPr>
+              <w:t xml:space="preserve">Reproduction / context:</w:t>
+            </w:r>
+            <w:r>
+              <w:t xml:space="preserve"> </w:t>
+            </w:r>
+            <w:r>
+              <w:t xml:space="preserve">See the two independent reviews of the BOB-249 fix (afe5d1f, a630935, 74e5b6f, e47346b). Items: (1) rename/copy branch of the porcelain -z parser untested; (2) git log still C-quotes tab/quote/newline/backslash paths so a clean file with such a name falls back to mtime; (3) awk portability of the NUL parser (busybox awk truncates at the first NUL); (4) a history-stale pair whose regeneration yields identical bytes stays stale forever; (5) a corrupted twin with a newer mtime is never healed (no content check); (6) html_regenerated flag set even when the html leg fails; (7) adding *.docx to the history pathspec can change merge-history verdicts at merges resolved from mixed sides (3 of 120 fuzzed histories, none on the real repo); (8) a symlinked README pointing outside the repo was classified in-repo and the write-temp-then-mv replaced the link.</w:t>
+            </w:r>
+            <w:r>
+              <w:t xml:space="preserve"> </w:t>
+            </w:r>
+            <w:r>
+              <w:rPr>
+                <w:b/>
+                <w:bCs/>
+              </w:rPr>
+              <w:t xml:space="preserve">Acceptance criteria:</w:t>
+            </w:r>
+            <w:r>
+              <w:t xml:space="preserve"> </w:t>
+            </w:r>
+            <w:r>
+              <w:t xml:space="preserve">Each item is either fixed with a RED-first test that fails before and passes after, plus a paired control proving the generator still regenerates on a real content change, a missing twin and a charset-fragment file and rewrites 0 twins after a fresh checkout, or closed with an evidence-backed reason; an independent review approves the combined change; the full pre-build sweep stays at no new failures with CM-BASH-UNIT-TESTS-EXECUTED passing.</w:t>
             </w:r>
           </w:p>
         </w:tc>

--- a/docs/Issues_Summary.docx
+++ b/docs/Issues_Summary.docx
@@ -2892,1076 +2892,70 @@
               <w:t xml:space="preserve"> </w:t>
             </w:r>
             <w:r>
-              <w:t xml:space="preserve">are structurally immune - worktrees are untracked. Empirically probed: check_cm_closure_seam_binds, check_cm_killpg_pgid_guard and check_cm_no_production_mutation_residue all rc=0 with ZERO worktree references - clean in practice today. UNMEASURED, not clean: check_cm_test_mock_pid_explicit_int and check_cm_test_mock_pid_patched_when_real_pid were not reached before the probe budget expired. HYPOTHESIS REFUTED, recorded so nobody re-walks it: an earlier revision of this item speculated that check_cm_plugin_count’s 90s timeout was caused by walking worktrees. It is NOT. That gate’s find is scoped to $PLUGINS_DIR (check_cm_plugin_count.sh:224), so worktrees are outside its walk entirely. Its slowness is real - still running past 54s on a re-measure - but has a different, still-unidentified cause and belongs to its own item, not this one. ACCEPTANCE: every tree-walking gate either prunes agent scratch or is proven immune by measurement, each with a paired mutation. NOTE the asymmetry that bounds the risk: a stale worktree can only ADD findings to a security-relevant scan (killpg, mutation-residue), never remove them - so the exposure is false refusal and eroded trust, not a missed defect.</w:t>
-            </w:r>
-          </w:p>
-        </w:tc>
-      </w:tr>
-      <w:tr>
-        <w:tc>
-          <w:tcPr/>
-          <w:p>
-            <w:pPr>
-              <w:pStyle w:val="Compact"/>
-            </w:pPr>
-            <w:r>
-              <w:t xml:space="preserve">BOB-211</w:t>
-            </w:r>
-          </w:p>
-        </w:tc>
-        <w:tc>
-          <w:tcPr/>
-          <w:p>
-            <w:pPr>
-              <w:pStyle w:val="Compact"/>
-            </w:pPr>
-            <w:r>
-              <w:t xml:space="preserve">Bug</w:t>
-            </w:r>
-          </w:p>
-        </w:tc>
-        <w:tc>
-          <w:tcPr/>
-          <w:p>
-            <w:pPr>
-              <w:pStyle w:val="Compact"/>
-            </w:pPr>
-            <w:r>
-              <w:t xml:space="preserve">Queued</w:t>
-            </w:r>
-          </w:p>
-        </w:tc>
-        <w:tc>
-          <w:tcPr/>
-          <w:p>
-            <w:pPr>
-              <w:pStyle w:val="Compact"/>
-            </w:pPr>
-            <w:r>
-              <w:t xml:space="preserve">minor</w:t>
-            </w:r>
-          </w:p>
-        </w:tc>
-        <w:tc>
-          <w:tcPr/>
-          <w:p>
-            <w:pPr>
-              <w:pStyle w:val="Compact"/>
-            </w:pPr>
-            <w:r>
-              <w:t xml:space="preserve">STATUS: LATENT on this host (measured: all six declared locations sit on ONE btrfs mount, fully ownership-expressive) and OPERATOR-GATED for verification. Retained from the dismissed BOB-206 rather than discarded with it, because the scenario is well-founded elsewhere: the declared mount is a udisks auto-mounted REMOVABLE NVMe, so another operator’s portable drive being exFAT or NTFS is entirely ordinary. TWO RESIDUALS: (1) REPAIR-LAYER DIAGNOSIS. On a uid-flattening mount whose flattened uid is NOT the operator, probe_location correctly REFUSES (verified: uid=0 and uid=100999 both refuse). But it then hands ownership_repair.sh a chown that will return EPERM, and nothing in the repair path is fstype-aware — so the operator sees a permission failure whose real remedy is a REMOUNT OPTION, which no message says. Reasoned, NOT proven: the shim used to verify BOB-206 models the stat READ, not the chown WRITE, and cannot settle whether chown actually fails. (2) MODE CONTRACT. vfat flattens MODE via fmask/dmask, so the preserve_mode: true / 600 contract on .env and config/boba.db would be silently unenforceable there. §11.4.10-adjacent: a credential file believed to be 600 that is world-readable by mount option is a leak the mode check cannot see. WHY OPERATOR-GATED: a genuine end-to-end RED needs a real uid-flattening mount. The privilege-free route is bindfs -u</w:t>
-            </w:r>
-            <w:r>
-              <w:t xml:space="preserve"> </w:t>
-            </w:r>
-            <w:r>
-              <w:t xml:space="preserve"> </w:t>
-            </w:r>
-            <w:r>
-              <w:t xml:space="preserve">(FUSE; fusermount IS present and user_allow_other IS set) — but bindfs is ABSENT on this host, as are mkfs.vfat and losetup. So verification needs either a bindfs install or a privileged loopback mount. Neither was attempted (§11.4.21 — high-blast-radius host mutation is operator-gated). ALSO RECORDED: NO test anywhere exercises a uid-flattening filesystem — vfat/exfat/ntfs/flatten/loopback/mkfs/losetup/bindfs/fusermount all measure 0 across the three ownership test files, needle-proven (probe_location = 3 hits through the same instrument). ACCEPTANCE: (1) operator decides whether to install bindfs or provide a privileged loopback so the RED can be built; (2) if verified, the repair path gains fstype-aware diagnosis naming the remount remedy; (3) the mode contract either detects mode-flattening mounts and refuses, or documents honestly that it cannot be enforced there. DISCOVERY CHANNEL (§11.4.238): retained residual from the BOB-206 verification stream.</w:t>
-            </w:r>
-          </w:p>
-        </w:tc>
-      </w:tr>
-      <w:tr>
-        <w:tc>
-          <w:tcPr/>
-          <w:p>
-            <w:pPr>
-              <w:pStyle w:val="Compact"/>
-            </w:pPr>
-            <w:r>
-              <w:t xml:space="preserve">BOB-219</w:t>
-            </w:r>
-          </w:p>
-        </w:tc>
-        <w:tc>
-          <w:tcPr/>
-          <w:p>
-            <w:pPr>
-              <w:pStyle w:val="Compact"/>
-            </w:pPr>
-            <w:r>
-              <w:t xml:space="preserve">Bug</w:t>
-            </w:r>
-          </w:p>
-        </w:tc>
-        <w:tc>
-          <w:tcPr/>
-          <w:p>
-            <w:pPr>
-              <w:pStyle w:val="Compact"/>
-            </w:pPr>
-            <w:r>
-              <w:t xml:space="preserve">In progress</w:t>
-            </w:r>
-          </w:p>
-        </w:tc>
-        <w:tc>
-          <w:tcPr/>
-          <w:p>
-            <w:pPr>
-              <w:pStyle w:val="Compact"/>
-            </w:pPr>
-            <w:r>
-              <w:t xml:space="preserve">major</w:t>
-            </w:r>
-          </w:p>
-        </w:tc>
-        <w:tc>
-          <w:tcPr/>
-          <w:p>
-            <w:pPr>
-              <w:pStyle w:val="Compact"/>
-            </w:pPr>
-            <w:r>
-              <w:t xml:space="preserve">WHAT, conductor-verified: docs/guides/tracker-credentials.md is TRACKED. Its §11.4.65-mandated export twins docs/guides/tracker-credentials.html and .pdf both EXIST ON DISK, are NOT tracked, and ARE ignored — matched by the .gitignore</w:t>
-            </w:r>
-            <w:r>
-              <w:t xml:space="preserve"> </w:t>
-            </w:r>
-            <w:r>
-              <w:rPr>
-                <w:i/>
-                <w:iCs/>
-              </w:rPr>
-              <w:t xml:space="preserve">credentials</w:t>
-            </w:r>
-            <w:r>
-              <w:t xml:space="preserve"> </w:t>
-            </w:r>
-            <w:r>
-              <w:t xml:space="preserve">deny-all at :31. The .md is rescued by an explicit allowlist entry at :38; nobody added entries for the twins. WHY IT IS A LIVE VIOLATION AND NOT A HYPOTHETICAL: §11.4.65 requires every in-scope Markdown document to carry synchronized .html/.pdf siblings, and §11.4.212 requires every §11.4.65-scope doc to be reachable from the README. Two artifacts that exist locally but can never be committed are, from any fresh clone, ABSENT — so every clone of this repository has a tracker-credentials guide with no exports, while the authoring host looks complete. The divergence is invisible on the machine that would notice it. WHY NOBODY SAW IT: this is a §11.4.201(6) FALSE-NULL of the BOB-212 class. git status never listed the twins, so no gate and no author had a signal. The blind instrument and the clean tree return the identical quiet zero. ANOTHER INSTANCE OF THE SAME MECHANISM, filed here rather than separately because it is one fix: docs/qa/BOB-124/evidence/loginctl_user_state.txt is swallowed by *_user* at .gitignore:~55 and is therefore uncommitted §11.4.83 QA evidence. Its SIBLINGS IN THE SAME DIRECTORY — user1000_grepped.log, user_scope_events_head.log, user_service_lifecycle.log — ARE tracked, saved only by the robust glob negation !docs/qa/**/*.log. That one file is lost purely because it is .txt rather than .log. The pattern is exact: robust glob negations hold; per-file and per-extension rescues leak. ACCEPTANCE: (1) both twins become trackable and are committed alongside their .md; (2) the BOB-124 .txt evidence likewise; (3) whichever BOB-212 fix direction is chosen, it MUST cover these — a fix that closes the future-swallow while leaving these three artifacts permanently uncommittable has addressed the mechanism and not the damage; (4) a check that a tracked .md in §11.4.65 scope has COMMITTABLE twins, so this class cannot recur silently. DISCOVERY CHANNEL (§11.4.238): found by the BOB-212 blast-radius sweep — and only on its SECOND pass. The first pass filtered by a source-extension set that omitted .pdf, which hid this finding entirely; the agent re-ran with no extension filter over all 420 non-artifact paths and recorded the blind spot rather than shipping the first number. Worth keeping: an extension allowlist is itself a false-null generator, which is the same shape as the defect being investigated. === ROUND-2 PARTIAL CLOSURE, MEASURED 2026-09-25 — criterion 1 already done, criterion 2 unsatisfiable, criteria 3+4 done ONLY for the .md-export-twin class === Independently re-verified via</w:t>
-            </w:r>
-            <w:r>
-              <w:t xml:space="preserve"> </w:t>
-            </w:r>
-            <w:r>
-              <w:rPr>
-                <w:rStyle w:val="VerbatimChar"/>
-              </w:rPr>
-              <w:t xml:space="preserve">git check-ignore -v</w:t>
-            </w:r>
-            <w:r>
-              <w:t xml:space="preserve"> </w:t>
-            </w:r>
-            <w:r>
-              <w:t xml:space="preserve">on all three named artifacts: CRITERION 1 (tracker-credentials.{html,pdf} twins committable) — ALREADY DONE, pre-dating this round: commit 9f6f517 already added</w:t>
-            </w:r>
-            <w:r>
-              <w:t xml:space="preserve"> </w:t>
-            </w:r>
-            <w:r>
-              <w:rPr>
-                <w:rStyle w:val="VerbatimChar"/>
-              </w:rPr>
-              <w:t xml:space="preserve">!docs/guides/tracker-credentials.{html,pdf}</w:t>
-            </w:r>
-            <w:r>
-              <w:t xml:space="preserve"> </w:t>
-            </w:r>
-            <w:r>
-              <w:t xml:space="preserve">rescue lines (.gitignore:49-54); both are tracked and clean. Nothing to do. CRITERION 2 (BOB-124 loginctl_user_state.txt trackable) — CLOSED AS UNSATISFIABLE. The file does not exist on disk, has ZERO trace in</w:t>
-            </w:r>
-            <w:r>
-              <w:t xml:space="preserve"> </w:t>
-            </w:r>
-            <w:r>
-              <w:rPr>
-                <w:rStyle w:val="VerbatimChar"/>
-              </w:rPr>
-              <w:t xml:space="preserve">git log --all --diff-filter=A -- "*loginctl_user_state*"</w:t>
-            </w:r>
-            <w:r>
-              <w:t xml:space="preserve">, and is absent from the entire working tree. Its .log siblings in the same directory ARE tracked (rescued by the existing</w:t>
-            </w:r>
-            <w:r>
-              <w:t xml:space="preserve"> </w:t>
-            </w:r>
-            <w:r>
-              <w:rPr>
-                <w:rStyle w:val="VerbatimChar"/>
-              </w:rPr>
-              <w:t xml:space="preserve">!docs/qa/**/*.log</w:t>
-            </w:r>
-            <w:r>
-              <w:t xml:space="preserve"> </w:t>
-            </w:r>
-            <w:r>
-              <w:t xml:space="preserve">negation), confirming the file was lost purely by having a .txt extension, exactly as the original report claimed — but there is no recovery path and no legitimate way to</w:t>
-            </w:r>
-            <w:r>
-              <w:t xml:space="preserve"> </w:t>
-            </w:r>
-            <w:r>
-              <w:t xml:space="preserve">“make it trackable”</w:t>
-            </w:r>
-            <w:r>
-              <w:t xml:space="preserve"> </w:t>
-            </w:r>
-            <w:r>
-              <w:t xml:space="preserve">without fabricating QA evidence, which is itself an anti-bluff violation. This criterion is permanently closed, not deferred. CRITERION 3 (general mechanism preventing recurrence) — PARTIALLY closed. A new guard (see criterion 4) closes the class criterion 1 exemplified: a TRACKED .md file whose §11.4.65 export twin is gitignore-swallowed. It does NOT close the class criterion 2 exemplified: a NON-.md QA-evidence file (any extension) swallowed by an unrelated gitignore pattern. Extending the existing</w:t>
-            </w:r>
-            <w:r>
-              <w:t xml:space="preserve"> </w:t>
-            </w:r>
-            <w:r>
-              <w:rPr>
-                <w:rStyle w:val="VerbatimChar"/>
-              </w:rPr>
-              <w:t xml:space="preserve">!docs/qa/**/*.log</w:t>
-            </w:r>
-            <w:r>
-              <w:t xml:space="preserve"> </w:t>
-            </w:r>
-            <w:r>
-              <w:t xml:space="preserve">negation to also cover</w:t>
-            </w:r>
-            <w:r>
-              <w:t xml:space="preserve"> </w:t>
-            </w:r>
-            <w:r>
-              <w:rPr>
-                <w:rStyle w:val="VerbatimChar"/>
-              </w:rPr>
-              <w:t xml:space="preserve">.txt</w:t>
-            </w:r>
-            <w:r>
-              <w:t xml:space="preserve"> </w:t>
-            </w:r>
-            <w:r>
-              <w:t xml:space="preserve">was concretely measured this round and PROVEN UNSAFE for this project:</w:t>
-            </w:r>
-            <w:r>
-              <w:t xml:space="preserve"> </w:t>
-            </w:r>
-            <w:r>
-              <w:rPr>
-                <w:rStyle w:val="VerbatimChar"/>
-              </w:rPr>
-              <w:t xml:space="preserve">.gitignore</w:t>
-            </w:r>
-            <w:r>
-              <w:t xml:space="preserve"> </w:t>
-            </w:r>
-            <w:r>
-              <w:t xml:space="preserve">documents</w:t>
-            </w:r>
-            <w:r>
-              <w:t xml:space="preserve"> </w:t>
-            </w:r>
-            <w:r>
-              <w:rPr>
-                <w:rStyle w:val="VerbatimChar"/>
-              </w:rPr>
-              <w:t xml:space="preserve">cookies_*.txt</w:t>
-            </w:r>
-            <w:r>
-              <w:t xml:space="preserve"> </w:t>
-            </w:r>
-            <w:r>
-              <w:t xml:space="preserve">as this repo’s own secret-file naming convention, and a scratch-tree experiment confirmed a</w:t>
-            </w:r>
-            <w:r>
-              <w:t xml:space="preserve"> </w:t>
-            </w:r>
-            <w:r>
-              <w:rPr>
-                <w:rStyle w:val="VerbatimChar"/>
-              </w:rPr>
-              <w:t xml:space="preserve">.txt</w:t>
-            </w:r>
-            <w:r>
-              <w:t xml:space="preserve">-wide rescue would also un-ignore</w:t>
-            </w:r>
-            <w:r>
-              <w:t xml:space="preserve"> </w:t>
-            </w:r>
-            <w:r>
-              <w:rPr>
-                <w:rStyle w:val="VerbatimChar"/>
-              </w:rPr>
-              <w:t xml:space="preserve">cookies_rutracker.txt</w:t>
-            </w:r>
-            <w:r>
-              <w:t xml:space="preserve"> </w:t>
-            </w:r>
-            <w:r>
-              <w:t xml:space="preserve">/</w:t>
-            </w:r>
-            <w:r>
-              <w:t xml:space="preserve"> </w:t>
-            </w:r>
-            <w:r>
-              <w:rPr>
-                <w:rStyle w:val="VerbatimChar"/>
-              </w:rPr>
-              <w:t xml:space="preserve">RUTRACKER_session.txt</w:t>
-            </w:r>
-            <w:r>
-              <w:t xml:space="preserve"> </w:t>
-            </w:r>
-            <w:r>
-              <w:t xml:space="preserve">/</w:t>
-            </w:r>
-            <w:r>
-              <w:t xml:space="preserve"> </w:t>
-            </w:r>
-            <w:r>
-              <w:rPr>
-                <w:rStyle w:val="VerbatimChar"/>
-              </w:rPr>
-              <w:t xml:space="preserve">my_password.txt</w:t>
-            </w:r>
-            <w:r>
-              <w:t xml:space="preserve"> </w:t>
-            </w:r>
-            <w:r>
-              <w:t xml:space="preserve">— real credential-shaped files already relying on that exact pattern staying broad. This candidate fix is now closed off with evidence rather than left for a future session to re-attempt and re-measure. THE REMAINING GAP: a general mechanism for</w:t>
-            </w:r>
-            <w:r>
-              <w:t xml:space="preserve"> </w:t>
-            </w:r>
-            <w:r>
-              <w:t xml:space="preserve">“a QA-evidence file legitimately meant to be tracked gets silently swallowed by a broad secret-shaped-filename gitignore pattern, distinguished from an actual secret file”</w:t>
-            </w:r>
-            <w:r>
-              <w:t xml:space="preserve"> </w:t>
-            </w:r>
-            <w:r>
-              <w:t xml:space="preserve">remains genuinely open — it needs a smarter signal than file extension (e.g. content-sniffing, or an explicit per-file allowlist-on-creation discipline) that this round did not attempt to design, since inventing one hastily risked exactly the credential-leak class the constraint exists to prevent. CRITERION 4 (a check exists) — DONE for the .md-export-twin class. New gate</w:t>
-            </w:r>
-            <w:r>
-              <w:t xml:space="preserve"> </w:t>
-            </w:r>
-            <w:r>
-              <w:rPr>
-                <w:rStyle w:val="VerbatimChar"/>
-              </w:rPr>
-              <w:t xml:space="preserve">scripts/pre_build/check_md_export_twins_committable.sh</w:t>
-            </w:r>
-            <w:r>
-              <w:t xml:space="preserve"> </w:t>
-            </w:r>
-            <w:r>
-              <w:t xml:space="preserve">+ self-validated test</w:t>
-            </w:r>
-            <w:r>
-              <w:t xml:space="preserve"> </w:t>
-            </w:r>
-            <w:r>
-              <w:rPr>
-                <w:rStyle w:val="VerbatimChar"/>
-              </w:rPr>
-              <w:t xml:space="preserve">tests/pre_build/test_check_md_export_twins_committable.sh</w:t>
-            </w:r>
-            <w:r>
-              <w:t xml:space="preserve"> </w:t>
-            </w:r>
-            <w:r>
-              <w:t xml:space="preserve">(7 arms: RED, GREEN, 2 golden-FALSE, fail-closed x3, real-repo run, §1.1 paired mutation — all independently re-run and confirmed passing by the conductor). Wired into scripts/pre_build_verification.sh as invariant 58/58 (CM-MD-EXPORT-TWINS-COMMITTABLE), mirroring the sibling CM-GITIGNORE-SWALLOW-GUARD (BOB-212) pattern exactly — BLOCKING, not advisory, since it is a pure tree-scan needing no live stack. REMAINING WORK TO FULLY CLOSE THIS ITEM: design and implement the criterion-3 residual — a mechanism distinguishing</w:t>
-            </w:r>
-            <w:r>
-              <w:t xml:space="preserve"> </w:t>
-            </w:r>
-            <w:r>
-              <w:t xml:space="preserve">“a legitimate QA-evidence file lost to a secret-shaped gitignore pattern”</w:t>
-            </w:r>
-            <w:r>
-              <w:t xml:space="preserve"> </w:t>
-            </w:r>
-            <w:r>
-              <w:t xml:space="preserve">from</w:t>
-            </w:r>
-            <w:r>
-              <w:t xml:space="preserve"> </w:t>
-            </w:r>
-            <w:r>
-              <w:t xml:space="preserve">“an actual secret correctly caught by that pattern”</w:t>
-            </w:r>
-            <w:r>
-              <w:t xml:space="preserve"> </w:t>
-            </w:r>
-            <w:r>
-              <w:t xml:space="preserve">— without narrowing the existing credential-protecting globs. Until then this item stays Queued; criteria 1/2/4 are genuinely done, criterion 3 is genuinely partial. EVIDENCE: docs/qa/BOB-219/closure_evidence_20260925.md (full command transcripts: before/after git check-ignore, the .txt-wide-rescue safety experiment, 7-arm test output, standalone gate invocation against the real repo).</w:t>
-            </w:r>
-          </w:p>
-        </w:tc>
-      </w:tr>
-      <w:tr>
-        <w:tc>
-          <w:tcPr/>
-          <w:p>
-            <w:pPr>
-              <w:pStyle w:val="Compact"/>
-            </w:pPr>
-            <w:r>
-              <w:t xml:space="preserve">BOB-231</w:t>
-            </w:r>
-          </w:p>
-        </w:tc>
-        <w:tc>
-          <w:tcPr/>
-          <w:p>
-            <w:pPr>
-              <w:pStyle w:val="Compact"/>
-            </w:pPr>
-            <w:r>
-              <w:t xml:space="preserve">Task</w:t>
-            </w:r>
-          </w:p>
-        </w:tc>
-        <w:tc>
-          <w:tcPr/>
-          <w:p>
-            <w:pPr>
-              <w:pStyle w:val="Compact"/>
-            </w:pPr>
-            <w:r>
-              <w:t xml:space="preserve">Queued</w:t>
-            </w:r>
-          </w:p>
-        </w:tc>
-        <w:tc>
-          <w:tcPr/>
-          <w:p>
-            <w:pPr>
-              <w:pStyle w:val="Compact"/>
-            </w:pPr>
-            <w:r>
-              <w:t xml:space="preserve">Major</w:t>
-            </w:r>
-          </w:p>
-        </w:tc>
-        <w:tc>
-          <w:tcPr/>
-          <w:p>
-            <w:pPr>
-              <w:pStyle w:val="Compact"/>
-            </w:pPr>
-            <w:r>
-              <w:t xml:space="preserve">BOB-227 measured 3 of 4 artifacts of the CM-LAN-ROUTES-AUTHENTICATED gate untracked in git; criterion 1 (commit them) was already resolved by an unrelated prior commit before this session, closed 2026-09-23. Criterion 2 was NOT addressed:</w:t>
-            </w:r>
-            <w:r>
-              <w:t xml:space="preserve"> </w:t>
-            </w:r>
-            <w:r>
-              <w:t xml:space="preserve">‘a gate asserting that every executable a pre-build invariant invokes is itself tracked’</w:t>
-            </w:r>
-            <w:r>
-              <w:t xml:space="preserve"> </w:t>
-            </w:r>
-            <w:r>
-              <w:t xml:space="preserve">– a general mechanism preventing this whole CLASS of defect (a pre-build gate’s own implementation files shipping untracked, invisible to a fresh clone, no committed baseline for round-over-round diffs) from recurring for ANY future gate, not merely this one. ACCEPTANCE: (1) enumerate every file path scripts/pre_build_verification.sh invokes (via bash/timeout/python3 calls to scripts under scripts/pre_build/, plus every tests/pre_build/</w:t>
-            </w:r>
-            <w:r>
-              <w:rPr>
-                <w:i/>
-                <w:iCs/>
-              </w:rPr>
-              <w:t xml:space="preserve">.sh and tests/hooks/</w:t>
-            </w:r>
-            <w:r>
-              <w:t xml:space="preserve">.sh it runs) – likely via a static grep/parse of pre_build_verification.sh itself, or a runtime trace; (2) assert every one of those paths is git-tracked (git ls-files –error-unmatch); (3) wire this as a new pre-build invariant so a future untracked gate implementation is caught immediately, not discovered independently weeks later; (4) a RED test creating an untracked fake gate-invocation target and asserting the new check fails on it, GREEN once the mechanism exists and the fake target is either removed or tracked.</w:t>
-            </w:r>
-          </w:p>
-        </w:tc>
-      </w:tr>
-      <w:tr>
-        <w:tc>
-          <w:tcPr/>
-          <w:p>
-            <w:pPr>
-              <w:pStyle w:val="Compact"/>
-            </w:pPr>
-            <w:r>
-              <w:t xml:space="preserve">BOB-235</w:t>
-            </w:r>
-          </w:p>
-        </w:tc>
-        <w:tc>
-          <w:tcPr/>
-          <w:p>
-            <w:pPr>
-              <w:pStyle w:val="Compact"/>
-            </w:pPr>
-            <w:r>
-              <w:t xml:space="preserve">Bug</w:t>
-            </w:r>
-          </w:p>
-        </w:tc>
-        <w:tc>
-          <w:tcPr/>
-          <w:p>
-            <w:pPr>
-              <w:pStyle w:val="Compact"/>
-            </w:pPr>
-            <w:r>
-              <w:t xml:space="preserve">Operator-blocked</w:t>
-            </w:r>
-          </w:p>
-        </w:tc>
-        <w:tc>
-          <w:tcPr/>
-          <w:p>
-            <w:pPr>
-              <w:pStyle w:val="Compact"/>
-            </w:pPr>
-            <w:r>
-              <w:t xml:space="preserve">—</w:t>
-            </w:r>
-          </w:p>
-        </w:tc>
-        <w:tc>
-          <w:tcPr/>
-          <w:p>
-            <w:pPr>
-              <w:pStyle w:val="Compact"/>
-            </w:pPr>
-            <w:r>
-              <w:t xml:space="preserve">Live kinozal credential test reports authenticated=False, status=</w:t>
-            </w:r>
-            <w:r>
-              <w:t xml:space="preserve">‘empty’</w:t>
-            </w:r>
-            <w:r>
-              <w:t xml:space="preserve">, error=’’ (found 2026-09-23). ROOT CAUSES (docs/qa/BOB-235/investigation_20260923.md): (A) operator/environment: kinozal.tv publishes A record 127.0.0.1 (host, container, DoH Cloudflare+Google all agree; rutracker.org resolves normally as control), KINOZAL_MIRRORS is empty so search.py falls back to kinozal.tv; the live mirror kinozal.guru answers every non-browser client with a Cloudflare 403</w:t>
-            </w:r>
-            <w:r>
-              <w:t xml:space="preserve"> </w:t>
-            </w:r>
-            <w:r>
-              <w:t xml:space="preserve">‘Just a moment’</w:t>
-            </w:r>
-            <w:r>
-              <w:t xml:space="preserve"> </w:t>
-            </w:r>
-            <w:r>
-              <w:t xml:space="preserve">challenge (login POST, curl, aiohttp, operator cookies with two user-agents; no cf_clearance cookie; KINOZAL_COOKIES is loaded into the container but no code reads it). (B) code defect FIXED under TDD (RED 2 failed/1 passed, GREEN 19 passed): _search_kinozal’s except branch only logged and stashed no diagnostic, so the chip read empty with error=None; it now stashes error_type +</w:t>
-            </w:r>
-            <w:r>
-              <w:t xml:space="preserve"> </w:t>
-            </w:r>
-            <w:r>
-              <w:t xml:space="preserve">‘Kinozal request failed:</w:t>
-            </w:r>
-            <w:r>
-              <w:t xml:space="preserve"> </w:t>
-            </w:r>
-            <w:r>
-              <w:t xml:space="preserve">’</w:t>
-            </w:r>
-            <w:r>
-              <w:t xml:space="preserve">. Needs ./start.sh –reload-python to be live. Credential validity is UNKNOWN (no request ever reached a login endpoint) - do not rotate credentials on this evidence. Operator-Block-Details: WHAT: choose (1) reachable domain - set KINOZAL_MIRRORS=https://kinozal.guru + ./start.sh –recreate, or change the roster primary in trackers.py; (2) how to pass the Cloudflare challenge - FlareSolverr (not deployed), cf_clearance cookie + code that actually reads KINOZAL_COOKIES, Jackett’s kinozal indexer, or mark kinozal operator-blocked; (3) optionally re-export a kinozal-only cookie file. WHY: every agent-reachable path was exhausted - DNS, mirrors, login POST, cookies, env propagation all measured. UNBLOCK CONDITION: the live test authenticates or the operator marks kinozal unsupported. WHO: repository operator.</w:t>
-            </w:r>
-          </w:p>
-        </w:tc>
-      </w:tr>
-      <w:tr>
-        <w:tc>
-          <w:tcPr/>
-          <w:p>
-            <w:pPr>
-              <w:pStyle w:val="Compact"/>
-            </w:pPr>
-            <w:r>
-              <w:t xml:space="preserve">BOB-237</w:t>
-            </w:r>
-          </w:p>
-        </w:tc>
-        <w:tc>
-          <w:tcPr/>
-          <w:p>
-            <w:pPr>
-              <w:pStyle w:val="Compact"/>
-            </w:pPr>
-            <w:r>
-              <w:t xml:space="preserve">Bug</w:t>
-            </w:r>
-          </w:p>
-        </w:tc>
-        <w:tc>
-          <w:tcPr/>
-          <w:p>
-            <w:pPr>
-              <w:pStyle w:val="Compact"/>
-            </w:pPr>
-            <w:r>
-              <w:t xml:space="preserve">Queued</w:t>
-            </w:r>
-          </w:p>
-        </w:tc>
-        <w:tc>
-          <w:tcPr/>
-          <w:p>
-            <w:pPr>
-              <w:pStyle w:val="Compact"/>
-            </w:pPr>
-            <w:r>
-              <w:t xml:space="preserve">high</w:t>
-            </w:r>
-          </w:p>
-        </w:tc>
-        <w:tc>
-          <w:tcPr/>
-          <w:p>
-            <w:pPr>
-              <w:pStyle w:val="Compact"/>
-            </w:pPr>
-            <w:r>
-              <w:t xml:space="preserve">WHAT: CM-GATE-LEDGER-RATCHET (§11.4.227(A)) FAILED the pre-build sweep during this session’s batch-15 commit attempt: unimplemented=414 exceeds the checked-in baseline=403 in constitution/scripts/gates/gate_ledger_baseline.txt. This is a HARD, blocking FAIL (unlike the other gate findings surfaced in the same sweep, which are all explicitly ADVISORY/non-blocking per §11.4.234). INVESTIGATION (§11.4.102): the four newest anchors this session’s constitution pull brought in (§11.4.268 tamper-evident evidence chain, §11.4.269 critic/consensus advisory-only ban, §11.4.270 dependency-existence-verdict register, §11.4.271 waiver mechanism) were checked FIRST as the likely cause, since they are the most recently landed (2026-08-26) and each names several recommended mechanism gates in its own text. RULED OUT: every one of those gates’ names (CM-CRITIC-CONSENSUS-ADVISORY-ONLY, CM-DEPENDENCY-EXISTENCE-VERDICT-REGISTER, CM-EVIDENCE-CHAIN-ANCHOR-CATCHES-RECOMPUTE-AND-TRUNCATION, CM-EVIDENCE-CHAIN-DELETE-REORDER-DETECTED, CM-EVIDENCE-CHAIN-INCOMPLETE-VERIFICATION-REFUSES, CM-WAIVER-ROSTERED-EXPIRY-TRACKED) is already correctly registered DEFERRED against an OWED-GATE-NNN tracked item, and each anchor’s own §11.4.227(B) propagation gate is IMPLEMENTED. So this batch of new anchors did NOT introduce the ratchet violation. The full ledger run (docs/qa/BOB-237/unimplemented_gates_snapshot_20260925.txt, 414 lines, captured verbatim from</w:t>
-            </w:r>
-            <w:r>
-              <w:t xml:space="preserve"> </w:t>
-            </w:r>
-            <w:r>
-              <w:rPr>
-                <w:rStyle w:val="VerbatimChar"/>
-              </w:rPr>
-              <w:t xml:space="preserve">bash constitution/scripts/gates/cm_gate_ledger_ratchet.sh</w:t>
-            </w:r>
-            <w:r>
-              <w:t xml:space="preserve">) shows the total current state is 414 UNIMPLEMENTED + 121 IMPLEMENTED + 73 DEFERRED. The checked-in baseline (403) was last legitimately bumped by commit 34e42f0 (</w:t>
-            </w:r>
-            <w:r>
-              <w:t xml:space="preserve">“cite the §11.4.209 gate rename, bump baseline 397-&gt;403”</w:t>
-            </w:r>
-            <w:r>
-              <w:t xml:space="preserve">) — some point after that, the unimplemented count grew to 414 (11 more) without a matching baseline bump or deferral registration for the newly-named gates, across one or more subsequent anchor-landing rounds in the constitution submodule. This is accumulated UNIVERSAL governance-corpus debt, not something introduced by any boba-side edit in this session (confirmed:</w:t>
-            </w:r>
-            <w:r>
-              <w:t xml:space="preserve"> </w:t>
-            </w:r>
-            <w:r>
-              <w:rPr>
-                <w:rStyle w:val="VerbatimChar"/>
-              </w:rPr>
-              <w:t xml:space="preserve">git diff eba38e8..HEAD -- constitution/scripts/gates/gate_ledger_baseline.txt</w:t>
-            </w:r>
-            <w:r>
-              <w:t xml:space="preserve"> </w:t>
-            </w:r>
-            <w:r>
-              <w:t xml:space="preserve">inside the constitution submodule is empty — the baseline file itself was never touched across the two merges this session performed). WHY DEFERRED RATHER THAN FIXED HERE: identifying which of the 414 unimplemented names are the specific 11 that pushed past baseline, and then either implementing 11 gates’ worth of real UNIVERSAL gate-code or registering 11 proper OWED-GATE-NNN deferrals with tracked-item citations, is itself real engineering work scoped to the constitution submodule (universal, not project-specific per §11.4.17) — it is not a boba-project fix and doing it hastily mid-session, unrelated to this session’s actual mandate (Jackett incorporation + backlog triage), risks exactly the kind of rushed, unreviewed governance-corpus edit §11.4.209’s Fable-xhigh review requirement exists to prevent. ACCEPTANCE: (1) a future session (or the constitution’s own maintainers) triages the 414-line snapshot against the 403 baseline to identify the specific unaccounted gate names; (2) each is either implemented, registered as a proper OWED-GATE-NNN deferral, or (if genuinely retired) cited in constitution/scripts/gates/gate_ledger_removals.tsv; (3) the constitution submodule’s baseline is re-bumped with a citation once accounted, following the same pattern as commit 34e42f0; (4) boba’s own pinned constitution pointer is then re-synced and this item closed with the passing CM-GATE-LEDGER-RATCHET re-run as evidence. DISPOSITION FOR THIS SESSION’S COMMIT: per §11.4.234(D) (the commit/push mechanism MUST always be able to complete; a failing gate is skippable ONLY via an explicit recorded deferral flag, with the skip recorded in the commit message so the debt stays tracked, never forgotten), this session’s batch-15 commit used the sanctioned skip (BOBA_SYNC_SKIP_CI=1), citing this tracked item BOB-237, rather than silently bypassing or spending unbounded effort resolving an inherited universal-corpus debt mid-session. DISCOVERY CHANNEL (§11.4.238): found by boba’s own pre-build sweep (scripts/pre_build_verification.sh, invariant 38/57) during a routine session commit — the automated gate itself is the discoverer, exactly as §11.4.238 requires.</w:t>
-            </w:r>
-          </w:p>
-        </w:tc>
-      </w:tr>
-      <w:tr>
-        <w:tc>
-          <w:tcPr/>
-          <w:p>
-            <w:pPr>
-              <w:pStyle w:val="Compact"/>
-            </w:pPr>
-            <w:r>
-              <w:t xml:space="preserve">BOB-242</w:t>
-            </w:r>
-          </w:p>
-        </w:tc>
-        <w:tc>
-          <w:tcPr/>
-          <w:p>
-            <w:pPr>
-              <w:pStyle w:val="Compact"/>
-            </w:pPr>
-            <w:r>
-              <w:t xml:space="preserve">Task</w:t>
-            </w:r>
-          </w:p>
-        </w:tc>
-        <w:tc>
-          <w:tcPr/>
-          <w:p>
-            <w:pPr>
-              <w:pStyle w:val="Compact"/>
-            </w:pPr>
-            <w:r>
-              <w:t xml:space="preserve">Queued</w:t>
-            </w:r>
-          </w:p>
-        </w:tc>
-        <w:tc>
-          <w:tcPr/>
-          <w:p>
-            <w:pPr>
-              <w:pStyle w:val="Compact"/>
-            </w:pPr>
-            <w:r>
-              <w:t xml:space="preserve">—</w:t>
-            </w:r>
-          </w:p>
-        </w:tc>
-        <w:tc>
-          <w:tcPr/>
-          <w:p>
-            <w:pPr>
-              <w:pStyle w:val="Compact"/>
-            </w:pPr>
-            <w:r>
-              <w:t xml:space="preserve">BOB-223 closed the incentive inversion where writing a §11.4.18-mandated docs/scripts/</w:t>
-            </w:r>
-            <w:r>
-              <w:t xml:space="preserve">.md companion doc tripped invariant 16 while the mandate requiring the doc to exist (CM-SCRIPT-DOCS-SYNC) has zero implementation, and the doc’s required §11.4.44 revision header (CM-DOC-REVISION-HEADER-PRESENT) is likewise unenforced outside one unrelated ledger file. Both are now registered as explicit GATE-DEBT REGISTER deferrals in scripts/pre_build_verification.sh, satisfying §11.4.227(A)’s bar for now, but the underlying mandates remain unenforced. This item implements BOTH: (1) walk every</w:t>
-            </w:r>
-            <w:r>
-              <w:t xml:space="preserve"> </w:t>
-            </w:r>
-            <w:r>
-              <w:rPr>
-                <w:i/>
-                <w:iCs/>
-              </w:rPr>
-              <w:t xml:space="preserve">.sh/</w:t>
-            </w:r>
-            <w:r>
-              <w:t xml:space="preserve">.bash under scripts/, require a docs/scripts/</w:t>
-            </w:r>
-            <w:r>
-              <w:t xml:space="preserve">.md companion (24 of 36 currently lack one per BOB-151’s own count), verify same-commit-or-newer mtime per §11.4.18’s literal text; (2) require every in-scope companion doc to carry</w:t>
-            </w:r>
-            <w:r>
-              <w:t xml:space="preserve"> </w:t>
-            </w:r>
-            <w:r>
-              <w:rPr>
-                <w:b/>
-                <w:bCs/>
-              </w:rPr>
-              <w:t xml:space="preserve">Revision:</w:t>
-            </w:r>
-            <w:r>
-              <w:t xml:space="preserve">/</w:t>
-            </w:r>
-            <w:r>
-              <w:rPr>
-                <w:b/>
-                <w:bCs/>
-              </w:rPr>
-              <w:t xml:space="preserve">Last modified:</w:t>
-            </w:r>
-            <w:r>
-              <w:t xml:space="preserve"> </w:t>
-            </w:r>
-            <w:r>
-              <w:t xml:space="preserve">per §11.4.44. Both need an operator brownfield-adoption decision (§11.4.224(E)/§11.4.66 – immediate hard floor vs. monotone-decrease ratchet vs. changed-files-only), a paired §1.1 mutation each, and – once landed – removal of both DEFERRED: lines from the GATE-DEBT REGISTER in scripts/pre_build_verification.sh. Duplicate-of/originating-from: BOB-223, BOB-151. Also recommend adding two rows to constitution/scripts/gates/gate_ledger_deferrals.tsv (the constitution submodule’s own canonical §11.4.227(A) deferral ledger) once this new item’s ID is known.</w:t>
-            </w:r>
-          </w:p>
-        </w:tc>
-      </w:tr>
-      <w:tr>
-        <w:tc>
-          <w:tcPr/>
-          <w:p>
-            <w:pPr>
-              <w:pStyle w:val="Compact"/>
-            </w:pPr>
-            <w:r>
-              <w:t xml:space="preserve">BOB-243</w:t>
-            </w:r>
-          </w:p>
-        </w:tc>
-        <w:tc>
-          <w:tcPr/>
-          <w:p>
-            <w:pPr>
-              <w:pStyle w:val="Compact"/>
-            </w:pPr>
-            <w:r>
-              <w:t xml:space="preserve">Bug</w:t>
-            </w:r>
-          </w:p>
-        </w:tc>
-        <w:tc>
-          <w:tcPr/>
-          <w:p>
-            <w:pPr>
-              <w:pStyle w:val="Compact"/>
-            </w:pPr>
-            <w:r>
-              <w:t xml:space="preserve">Queued</w:t>
-            </w:r>
-          </w:p>
-        </w:tc>
-        <w:tc>
-          <w:tcPr/>
-          <w:p>
-            <w:pPr>
-              <w:pStyle w:val="Compact"/>
-            </w:pPr>
-            <w:r>
-              <w:t xml:space="preserve">—</w:t>
-            </w:r>
-          </w:p>
-        </w:tc>
-        <w:tc>
-          <w:tcPr/>
-          <w:p>
-            <w:pPr>
-              <w:pStyle w:val="Compact"/>
-            </w:pPr>
-            <w:r>
-              <w:t xml:space="preserve">Discovered by a full 58-invariant pre_build_verification.sh sweep (2026-09-25) run during BOB-223 closure verification: invariant 56 (CM-GITIGNORE-SWALLOW-GUARD, §11.4.201(6), BOB-212) reports 4 first-party source files silently ignored: .specify/extensions/superspec/scripts/e2e-agent-claude.sh, .specify/extensions/superspec/scripts/e2e-smoke.sh, .specify/extensions/superspec/scripts/validate-extension-metadata.py, .specify/extensions/superspec/scripts/validate-release-archive.py – all blocked by the broad .gitignore:218 rule</w:t>
-            </w:r>
-            <w:r>
-              <w:t xml:space="preserve"> </w:t>
-            </w:r>
-            <w:r>
-              <w:t xml:space="preserve">‘.specify/extensions/superspec/’</w:t>
-            </w:r>
-            <w:r>
-              <w:t xml:space="preserve">. Unrelated to BOB-223’s own scope; a genuinely new finding, not previously tracked. Remedy per the gate’s own remediation text: either rename/relocate the files so no .gitignore rule matches them, or add an explicit ! negation for them in .gitignore, then re-run the guard. Investigate first per §11.4.6/§11.4.124 whether the broad .specify/extensions/superspec/ ignore rule was intentional (e.g. to exclude a vendored/generated subtree) before narrowing it, since a careless negation could re-expose something the rule was deliberately protecting.</w:t>
-            </w:r>
-          </w:p>
-        </w:tc>
-      </w:tr>
-      <w:tr>
-        <w:tc>
-          <w:tcPr/>
-          <w:p>
-            <w:pPr>
-              <w:pStyle w:val="Compact"/>
-            </w:pPr>
-            <w:r>
-              <w:t xml:space="preserve">BOB-246</w:t>
-            </w:r>
-          </w:p>
-        </w:tc>
-        <w:tc>
-          <w:tcPr/>
-          <w:p>
-            <w:pPr>
-              <w:pStyle w:val="Compact"/>
-            </w:pPr>
-            <w:r>
-              <w:t xml:space="preserve">Bug</w:t>
-            </w:r>
-          </w:p>
-        </w:tc>
-        <w:tc>
-          <w:tcPr/>
-          <w:p>
-            <w:pPr>
-              <w:pStyle w:val="Compact"/>
-            </w:pPr>
-            <w:r>
-              <w:t xml:space="preserve">In progress</w:t>
-            </w:r>
-          </w:p>
-        </w:tc>
-        <w:tc>
-          <w:tcPr/>
-          <w:p>
-            <w:pPr>
-              <w:pStyle w:val="Compact"/>
-            </w:pPr>
-            <w:r>
-              <w:t xml:space="preserve">Critical</w:t>
-            </w:r>
-          </w:p>
-        </w:tc>
-        <w:tc>
-          <w:tcPr/>
-          <w:p>
-            <w:pPr>
-              <w:pStyle w:val="Compact"/>
-            </w:pPr>
-            <w:r>
-              <w:t xml:space="preserve">Discovered 2026-09-25 by a subagent implementing 003-zero-shortcomings-audit Task 1, independently reproduced in isolation. scripts/commit-push-all.sh’s argument parser stops reading flags at the first non-flag token; when –scope</w:t>
-            </w:r>
-            <w:r>
-              <w:t xml:space="preserve"> </w:t>
-            </w:r>
-            <w:r>
-              <w:t xml:space="preserve"> </w:t>
-            </w:r>
-            <w:r>
-              <w:t xml:space="preserve">flags are placed AFTER the commit-message positional argument (exactly as tasks.md’s own Step 5 template shows for every task in the 003-zero-shortcomings-audit plan, e.g. </w:t>
-            </w:r>
-            <w:r>
-              <w:t xml:space="preserve">“bash scripts/commit-push-all.sh "</w:t>
-            </w:r>
-            <w:r>
-              <w:t xml:space="preserve">" –scope</w:t>
-            </w:r>
-            <w:r>
-              <w:t xml:space="preserve"> </w:t>
-            </w:r>
-            <w:r>
-              <w:t xml:space="preserve">”</w:t>
-            </w:r>
-            <w:r>
-              <w:t xml:space="preserve">), the –scope flags are silently swallowed as if they were part of the message, no error or warning is emitted, and the script falls through to its unconditional/unscoped git add -A path. Real-world consequence (2026-09-25): following that exact template ordering caused a scoped Task-1 commit to instead sweep in 5 files – the intended 2, a sibling task’s 2 legitimate-but-not-yet-reviewed files, and a DELIBERATELY-uncommitted, known-broken/hanging test file (tests/ddos/test_sse_stream_stress_chaos.py, see BOB-097 diary entry_id=16) – and PUSH all of it to two remote git hosts before the mistake was caught. No data was lost, nothing was force-pushed, but a silent full-tree-sweep on a routine commit is a serious safety gap in a script this project’s own constitution names as the ONLY sanctioned commit path. Root cause: the parser’s flag/positional-arg interleaving logic assumes flags always precede the message and never validates that assumption or warns when scope flags appear post-message. Remediation: (1) make the parser accept –scope flags in ANY position relative to the message (getopts-style two-pass parsing, or explicit flag-then-positional-then-more-flags handling), OR (2) at minimum, detect scope-flag-shaped tokens appearing after the first positional argument and REFUSE with a loud error rather than silently falling back to git add -A – a parser that cannot tell</w:t>
-            </w:r>
-            <w:r>
-              <w:t xml:space="preserve"> </w:t>
-            </w:r>
-            <w:r>
-              <w:t xml:space="preserve">‘no –scope given, unscoped commit intended’</w:t>
-            </w:r>
-            <w:r>
-              <w:t xml:space="preserve"> </w:t>
-            </w:r>
-            <w:r>
-              <w:t xml:space="preserve">apart from</w:t>
-            </w:r>
-            <w:r>
-              <w:t xml:space="preserve"> </w:t>
-            </w:r>
-            <w:r>
-              <w:t xml:space="preserve">‘–scope given but in the wrong position’</w:t>
-            </w:r>
-            <w:r>
-              <w:t xml:space="preserve"> </w:t>
-            </w:r>
-            <w:r>
-              <w:t xml:space="preserve">is itself a §11.4.201(1) false-negative-class defect. (3) Audit and fix tasks.md’s own Step 5 example ordering across every task (flags before the message, matching the working pattern used successfully elsewhere this session) so the plan itself does not keep tripping this bug for every future task implementer.</w:t>
-            </w:r>
-          </w:p>
-        </w:tc>
-      </w:tr>
-      <w:tr>
-        <w:tc>
-          <w:tcPr/>
-          <w:p>
-            <w:pPr>
-              <w:pStyle w:val="Compact"/>
-            </w:pPr>
-            <w:r>
-              <w:t xml:space="preserve">BOB-247</w:t>
-            </w:r>
-          </w:p>
-        </w:tc>
-        <w:tc>
-          <w:tcPr/>
-          <w:p>
-            <w:pPr>
-              <w:pStyle w:val="Compact"/>
-            </w:pPr>
-            <w:r>
-              <w:t xml:space="preserve">Task</w:t>
-            </w:r>
-          </w:p>
-        </w:tc>
-        <w:tc>
-          <w:tcPr/>
-          <w:p>
-            <w:pPr>
-              <w:pStyle w:val="Compact"/>
-            </w:pPr>
-            <w:r>
-              <w:t xml:space="preserve">Queued</w:t>
-            </w:r>
-          </w:p>
-        </w:tc>
-        <w:tc>
-          <w:tcPr/>
-          <w:p>
-            <w:pPr>
-              <w:pStyle w:val="Compact"/>
-            </w:pPr>
-            <w:r>
-              <w:t xml:space="preserve">Important</w:t>
-            </w:r>
-          </w:p>
-        </w:tc>
-        <w:tc>
-          <w:tcPr/>
-          <w:p>
-            <w:pPr>
-              <w:pStyle w:val="Compact"/>
-            </w:pPr>
-            <w:r>
-              <w:rPr>
-                <w:b/>
-                <w:bCs/>
-              </w:rPr>
-              <w:t xml:space="preserve">Reported-Via:</w:t>
-            </w:r>
-            <w:r>
-              <w:t xml:space="preserve"> </w:t>
-            </w:r>
-            <w:r>
-              <w:t xml:space="preserve">§11.4.202 reporting directive</w:t>
-            </w:r>
-            <w:r>
-              <w:t xml:space="preserve"> </w:t>
-            </w:r>
-            <w:r>
-              <w:rPr>
-                <w:rStyle w:val="VerbatimChar"/>
-              </w:rPr>
-              <w:t xml:space="preserve">task</w:t>
-            </w:r>
-            <w:r>
-              <w:t xml:space="preserve"> </w:t>
-            </w:r>
-            <w:r>
-              <w:t xml:space="preserve">on 2026-09-26T08:51:37Z</w:t>
-            </w:r>
-            <w:r>
-              <w:t xml:space="preserve"> </w:t>
-            </w:r>
-            <w:r>
-              <w:rPr>
-                <w:b/>
-                <w:bCs/>
-              </w:rPr>
-              <w:t xml:space="preserve">Reported-By:</w:t>
-            </w:r>
-            <w:r>
-              <w:t xml:space="preserve"> </w:t>
-            </w:r>
-            <w:r>
-              <w:t xml:space="preserve">AI</w:t>
-            </w:r>
-            <w:r>
-              <w:t xml:space="preserve"> </w:t>
-            </w:r>
-            <w:r>
-              <w:rPr>
-                <w:b/>
-                <w:bCs/>
-              </w:rPr>
-              <w:t xml:space="preserve">What (the report, verbatim):</w:t>
-            </w:r>
-            <w:r>
-              <w:t xml:space="preserve"> </w:t>
-            </w:r>
-            <w:r>
-              <w:t xml:space="preserve">Found by the final whole-branch review of feature 003: SC-005 is not met. The mechanism exists (verify-closure, risk order) but nothing drives it over closed items on a recurring basis.</w:t>
-            </w:r>
-            <w:r>
-              <w:t xml:space="preserve"> </w:t>
-            </w:r>
-            <w:r>
-              <w:rPr>
-                <w:b/>
-                <w:bCs/>
-              </w:rPr>
-              <w:t xml:space="preserve">Affected scope / file-scope manifest:</w:t>
-            </w:r>
-            <w:r>
-              <w:t xml:space="preserve"> </w:t>
-            </w:r>
-            <w:r>
-              <w:t xml:space="preserve">scripts/zero_shortcomings_audit.sh cmd_standing_check; specs/003-zero-shortcomings-audit SC-005</w:t>
-            </w:r>
-            <w:r>
-              <w:t xml:space="preserve"> </w:t>
-            </w:r>
-            <w:r>
-              <w:rPr>
-                <w:b/>
-                <w:bCs/>
-              </w:rPr>
-              <w:t xml:space="preserve">Reproduction / context:</w:t>
-            </w:r>
-            <w:r>
-              <w:t xml:space="preserve"> </w:t>
-            </w:r>
-            <w:r>
-              <w:t xml:space="preserve">Reintroduce a previously fixed defect whose closure evidence exists; standing-check reports only counts (backlog/gates/escapes) and never re-runs closed items’ recorded commands, so the regression is not detected.</w:t>
+              <w:t xml:space="preserve">are structurally immune - worktrees are untracked. Empirically probed: check_cm_closure_seam_binds, check_cm_killpg_pgid_guard and check_cm_no_production_mutation_residue all rc=0 with ZERO worktree references - clean in practice today. UNMEASURED, not clean: check_cm_test_mock_pid_explicit_int and check_cm_test_mock_pid_patched_when_real_pid were not reached before the probe budget expired. HYPOTHESIS REFUTED, recorded so nobody re-walks it: an earlier revision of this item speculated that check_cm_plugin_count’s 90s timeout was caused by walking worktrees. It is NOT. That gate’s find is scoped to</w:t>
+            </w:r>
+            <w:r>
+              <w:t xml:space="preserve"> </w:t>
+            </w:r>
+            <w:r>
+              <w:t xml:space="preserve">$PLUGINS_DIR (check_cm_plugin_count.sh:224), so worktrees are outside its walk entirely. Its slowness is real - still running past 54s on a re-measure - but has a different, still-unidentified cause and belongs to its own item, not this one. ACCEPTANCE: every tree-walking gate either prunes agent scratch or is proven immune by measurement, each with a paired mutation. NOTE the asymmetry that bounds the risk: a stale worktree can only ADD findings to a security-relevant scan (killpg, mutation-residue), never remove them - so the exposure is false refusal and eroded trust, not a missed defect. |
+    | BOB-211 | Bug | Queued | minor | STATUS: LATENT on this host (measured: all six declared locations sit on ONE btrfs mount, fully ownership-expressive) and OPERATOR-GATED for verification. Retained from the dismissed BOB-206 rather than discarded with it, because the scenario is well-founded elsewhere: the declared mount is a udisks auto-mounted REMOVABLE NVMe, so another operator's portable drive being exFAT or NTFS is entirely ordinary.  TWO RESIDUALS: (1) REPAIR-LAYER DIAGNOSIS. On a uid-flattening mount whose flattened uid is NOT the operator, probe_location correctly REFUSES (verified: uid=0 and uid=100999 both refuse). But it then hands ownership_repair.sh a chown that will return EPERM, and nothing in the repair path is fstype-aware — so the operator sees a permission failure whose real remedy is a REMOUNT OPTION, which no message says. Reasoned, NOT proven: the shim used to verify BOB-206 models the stat READ, not the chown WRITE, and cannot settle whether chown actually fails. (2) MODE CONTRACT. vfat flattens MODE via fmask/dmask, so the preserve_mode: true / 600 contract on .env and config/boba.db would be silently unenforceable there. §11.4.10-adjacent: a credential file believed to be 600 that is world-readable by mount option is a leak the mode check cannot see.  WHY OPERATOR-GATED: a genuine end-to-end RED needs a real uid-flattening mount. The privilege-free route is bindfs -u &lt;uid&gt; (FUSE; fusermount IS present and user_allow_other IS set) — but bindfs is ABSENT on this host, as are mkfs.vfat and losetup. So verification needs either a bindfs install or a privileged loopback mount. Neither was attempted (§11.4.21 — high-blast-radius host mutation is operator-gated).  ALSO RECORDED: NO test anywhere exercises a uid-flattening filesystem — vfat/exfat/ntfs/flatten/loopback/mkfs/losetup/bindfs/fusermount all measure 0 across the three ownership test files, needle-proven (probe_location = 3 hits through the same instrument).  ACCEPTANCE: (1) operator decides whether to install bindfs or provide a privileged loopback so the RED can be built; (2) if verified, the repair path gains fstype-aware diagnosis naming the remount remedy; (3) the mode contract either detects mode-flattening mounts and refuses, or documents honestly that it cannot be enforced there.  DISCOVERY CHANNEL (§11.4.238): retained residual from the BOB-206 verification stream. |
+    | BOB-219 | Bug | In progress | major | WHAT, conductor-verified: docs/guides/tracker-credentials.md is TRACKED. Its §11.4.65-mandated export twins docs/guides/tracker-credentials.html and .pdf both EXIST ON DISK, are NOT tracked, and ARE ignored — matched by the .gitignore *credentials* deny-all at :31. The .md is rescued by an explicit allowlist entry at :38; nobody added entries for the twins.  WHY IT IS A LIVE VIOLATION AND NOT A HYPOTHETICAL: §11.4.65 requires every in-scope Markdown document to carry synchronized .html/.pdf siblings, and §11.4.212 requires every §11.4.65-scope doc to be reachable from the README. Two artifacts that exist locally but can never be committed are, from any fresh clone, ABSENT — so every clone of this repository has a tracker-credentials guide with no exports, while the authoring host looks complete. The divergence is invisible on the machine that would notice it.  WHY NOBODY SAW IT: this is a §11.4.201(6) FALSE-NULL of the BOB-212 class. git status never listed the twins, so no gate and no author had a signal. The blind instrument and the clean tree return the identical quiet zero.  ANOTHER INSTANCE OF THE SAME MECHANISM, filed here rather than separately because it is one fix: docs/qa/BOB-124/evidence/loginctl_user_state.txt is swallowed by *_user* at .gitignore:~55 and is therefore uncommitted §11.4.83 QA evidence. Its SIBLINGS IN THE SAME DIRECTORY — user1000_grepped.log, user_scope_events_head.log, user_service_lifecycle.log — ARE tracked, saved only by the robust glob negation !docs/qa/**/*.log. That one file is lost purely because it is .txt rather than .log. The pattern is exact: robust glob negations hold; per-file and per-extension rescues leak.  ACCEPTANCE: (1) both twins become trackable and are committed alongside their .md; (2) the BOB-124 .txt evidence likewise; (3) whichever BOB-212 fix direction is chosen, it MUST cover these — a fix that closes the future-swallow while leaving these three artifacts permanently uncommittable has addressed the mechanism and not the damage; (4) a check that a tracked .md in §11.4.65 scope has COMMITTABLE twins, so this class cannot recur silently.  DISCOVERY CHANNEL (§11.4.238): found by the BOB-212 blast-radius sweep — and only on its SECOND pass. The first pass filtered by a source-extension set that omitted .pdf, which hid this finding entirely; the agent re-ran with no extension filter over all 420 non-artifact paths and recorded the blind spot rather than shipping the first number. Worth keeping: an extension allowlist is itself a false-null generator, which is the same shape as the defect being investigated.  === ROUND-2 PARTIAL CLOSURE, MEASURED 2026-09-25 — criterion 1 already done, criterion 2 unsatisfiable, criteria 3+4 done ONLY for the .md-export-twin class ===  Independently re-verified via `git check-ignore -v` on all three named artifacts: CRITERION 1 (tracker-credentials.{html,pdf} twins committable) — ALREADY DONE, pre-dating this round: commit 9f6f517 already added `!docs/guides/tracker-credentials.{html,pdf}` rescue lines (.gitignore:49-54); both are tracked and clean. Nothing to do.  CRITERION 2 (BOB-124 loginctl_user_state.txt trackable) — CLOSED AS UNSATISFIABLE. The file does not exist on disk, has ZERO trace in `git log --all --diff-filter=A -- "*loginctl_user_state*"`, and is absent from the entire working tree. Its .log siblings in the same directory ARE tracked (rescued by the existing `!docs/qa/**/*.log` negation), confirming the file was lost purely by having a .txt extension, exactly as the original report claimed — but there is no recovery path and no legitimate way to "make it trackable" without fabricating QA evidence, which is itself an anti-bluff violation. This criterion is permanently closed, not deferred.  CRITERION 3 (general mechanism preventing recurrence) — PARTIALLY closed. A new guard (see criterion 4) closes the class criterion 1 exemplified: a TRACKED .md file whose §11.4.65 export twin is gitignore-swallowed. It does NOT close the class criterion 2 exemplified: a NON-.md QA-evidence file (any extension) swallowed by an unrelated gitignore pattern. Extending the existing `!docs/qa/**/*.log` negation to also cover `.txt` was concretely measured this round and PROVEN UNSAFE for this project: `.gitignore` documents `cookies_*.txt` as this repo's own secret-file naming convention, and a scratch-tree experiment confirmed a `.txt`-wide rescue would also un-ignore `cookies_rutracker.txt` / `RUTRACKER_session.txt` / `my_password.txt` — real credential-shaped files already relying on that exact pattern staying broad. This candidate fix is now closed off with evidence rather than left for a future session to re-attempt and re-measure. THE REMAINING GAP: a general mechanism for "a QA-evidence file legitimately meant to be tracked gets silently swallowed by a broad secret-shaped-filename gitignore pattern, distinguished from an actual secret file" remains genuinely open — it needs a smarter signal than file extension (e.g. content-sniffing, or an explicit per-file allowlist-on-creation discipline) that this round did not attempt to design, since inventing one hastily risked exactly the credential-leak class the constraint exists to prevent.  CRITERION 4 (a check exists) — DONE for the .md-export-twin class. New gate `scripts/pre_build/check_md_export_twins_committable.sh` + self-validated test `tests/pre_build/test_check_md_export_twins_committable.sh` (7 arms: RED, GREEN, 2 golden-FALSE, fail-closed x3, real-repo run, §1.1 paired mutation — all independently re-run and confirmed passing by the conductor). Wired into scripts/pre_build_verification.sh as invariant 58/58 (CM-MD-EXPORT-TWINS-COMMITTABLE), mirroring the sibling CM-GITIGNORE-SWALLOW-GUARD (BOB-212) pattern exactly — BLOCKING, not advisory, since it is a pure tree-scan needing no live stack.  REMAINING WORK TO FULLY CLOSE THIS ITEM: design and implement the criterion-3 residual — a mechanism distinguishing "a legitimate QA-evidence file lost to a secret-shaped gitignore pattern" from "an actual secret correctly caught by that pattern" — without narrowing the existing credential-protecting globs. Until then this item stays Queued; criteria 1/2/4 are genuinely done, criterion 3 is genuinely partial.  EVIDENCE: docs/qa/BOB-219/closure_evidence_20260925.md (full command transcripts: before/after git check-ignore, the .txt-wide-rescue safety experiment, 7-arm test output, standalone gate invocation against the real repo). |
+    | BOB-231 | Task | Queued | Major | BOB-227 measured 3 of 4 artifacts of the CM-LAN-ROUTES-AUTHENTICATED gate untracked in git; criterion 1 (commit them) was already resolved by an unrelated prior commit before this session, closed 2026-09-23. Criterion 2 was NOT addressed: 'a gate asserting that every executable a pre-build invariant invokes is itself tracked' -- a general mechanism preventing this whole CLASS of defect (a pre-build gate's own implementation files shipping untracked, invisible to a fresh clone, no committed baseline for round-over-round diffs) from recurring for ANY future gate, not merely this one. ACCEPTANCE: (1) enumerate every file path scripts/pre_build_verification.sh invokes (via bash/timeout/python3 calls to scripts under scripts/pre_build/, plus every tests/pre_build/*.sh and tests/hooks/*.sh it runs) -- likely via a static grep/parse of pre_build_verification.sh itself, or a runtime trace; (2) assert every one of those paths is git-tracked (git ls-files --error-unmatch); (3) wire this as a new pre-build invariant so a future untracked gate implementation is caught immediately, not discovered independently weeks later; (4) a RED test creating an untracked fake gate-invocation target and asserting the new check fails on it, GREEN once the mechanism exists and the fake target is either removed or tracked. |
+    | BOB-235 | Bug | Operator-blocked | — | Live kinozal credential test reports authenticated=False, status='empty', error='' (found 2026-09-23). ROOT CAUSES (docs/qa/BOB-235/investigation_20260923.md): (A) operator/environment: kinozal.tv publishes A record 127.0.0.1 (host, container, DoH Cloudflare+Google all agree; rutracker.org resolves normally as control), KINOZAL_MIRRORS is empty so search.py falls back to kinozal.tv; the live mirror kinozal.guru answers every non-browser client with a Cloudflare 403 'Just a moment' challenge (login POST, curl, aiohttp, operator cookies with two user-agents; no cf_clearance cookie; KINOZAL_COOKIES is loaded into the container but no code reads it). (B) code defect FIXED under TDD (RED 2 failed/1 passed, GREEN 19 passed): _search_kinozal's except branch only logged and stashed no diagnostic, so the chip read empty with error=None; it now stashes error_type + 'Kinozal request failed: &lt;msg&gt;'. Needs ./start.sh --reload-python to be live. Credential validity is UNKNOWN (no request ever reached a login endpoint) - do not rotate credentials on this evidence. Operator-Block-Details: WHAT: choose (1) reachable domain - set KINOZAL_MIRRORS=https://kinozal.guru + ./start.sh --recreate, or change the roster primary in trackers.py; (2) how to pass the Cloudflare challenge - FlareSolverr (not deployed), cf_clearance cookie + code that actually reads KINOZAL_COOKIES, Jackett's kinozal indexer, or mark kinozal operator-blocked; (3) optionally re-export a kinozal-only cookie file. WHY: every agent-reachable path was exhausted - DNS, mirrors, login POST, cookies, env propagation all measured. UNBLOCK CONDITION: the live test authenticates or the operator marks kinozal unsupported. WHO: repository operator. |
+    | BOB-237 | Bug | Queued | high | WHAT: CM-GATE-LEDGER-RATCHET (§11.4.227(A)) FAILED the pre-build sweep during this session's batch-15 commit attempt: unimplemented=414 exceeds the checked-in baseline=403 in constitution/scripts/gates/gate_ledger_baseline.txt. This is a HARD, blocking FAIL (unlike the other gate findings surfaced in the same sweep, which are all explicitly ADVISORY/non-blocking per §11.4.234).  INVESTIGATION (§11.4.102): the four newest anchors this session's constitution pull brought in (§11.4.268 tamper-evident evidence chain, §11.4.269 critic/consensus advisory-only ban, §11.4.270 dependency-existence-verdict register, §11.4.271 waiver mechanism) were checked FIRST as the likely cause, since they are the most recently landed (2026-08-26) and each names several recommended mechanism gates in its own text. RULED OUT: every one of those gates' names (CM-CRITIC-CONSENSUS-ADVISORY-ONLY, CM-DEPENDENCY-EXISTENCE-VERDICT-REGISTER, CM-EVIDENCE-CHAIN-ANCHOR-CATCHES-RECOMPUTE-AND-TRUNCATION, CM-EVIDENCE-CHAIN-DELETE-REORDER-DETECTED, CM-EVIDENCE-CHAIN-INCOMPLETE-VERIFICATION-REFUSES, CM-WAIVER-ROSTERED-EXPIRY-TRACKED) is already correctly registered DEFERRED against an OWED-GATE-NNN tracked item, and each anchor's own §11.4.227(B) propagation gate is IMPLEMENTED. So this batch of new anchors did NOT introduce the ratchet violation.  The full ledger run (docs/qa/BOB-237/unimplemented_gates_snapshot_20260925.txt, 414 lines, captured verbatim from `bash constitution/scripts/gates/cm_gate_ledger_ratchet.sh`) shows the total current state is 414 UNIMPLEMENTED + 121 IMPLEMENTED + 73 DEFERRED. The checked-in baseline (403) was last legitimately bumped by commit 34e42f0 ("cite the §11.4.209 gate rename, bump baseline 397-&gt;403") — some point after that, the unimplemented count grew to 414 (11 more) without a matching baseline bump or deferral registration for the newly-named gates, across one or more subsequent anchor-landing rounds in the constitution submodule. This is accumulated UNIVERSAL governance-corpus debt, not something introduced by any boba-side edit in this session (confirmed: `git diff eba38e8..HEAD -- constitution/scripts/gates/gate_ledger_baseline.txt` inside the constitution submodule is empty — the baseline file itself was never touched across the two merges this session performed).  WHY DEFERRED RATHER THAN FIXED HERE: identifying which of the 414 unimplemented names are the specific 11 that pushed past baseline, and then either implementing 11 gates' worth of real UNIVERSAL gate-code or registering 11 proper OWED-GATE-NNN deferrals with tracked-item citations, is itself real engineering work scoped to the constitution submodule (universal, not project-specific per §11.4.17) — it is not a boba-project fix and doing it hastily mid-session, unrelated to this session's actual mandate (Jackett incorporation + backlog triage), risks exactly the kind of rushed, unreviewed governance-corpus edit §11.4.209's Fable-xhigh review requirement exists to prevent.  ACCEPTANCE: (1) a future session (or the constitution's own maintainers) triages the 414-line snapshot against the 403 baseline to identify the specific unaccounted gate names; (2) each is either implemented, registered as a proper OWED-GATE-NNN deferral, or (if genuinely retired) cited in constitution/scripts/gates/gate_ledger_removals.tsv; (3) the constitution submodule's baseline is re-bumped with a citation once accounted, following the same pattern as commit 34e42f0; (4) boba's own pinned constitution pointer is then re-synced and this item closed with the passing CM-GATE-LEDGER-RATCHET re-run as evidence.  DISPOSITION FOR THIS SESSION'S COMMIT: per §11.4.234(D) (the commit/push mechanism MUST always be able to complete; a failing gate is skippable ONLY via an explicit recorded deferral flag, with the skip recorded in the commit message so the debt stays tracked, never forgotten), this session's batch-15 commit used the sanctioned skip (BOBA_SYNC_SKIP_CI=1), citing this tracked item BOB-237, rather than silently bypassing or spending unbounded effort resolving an inherited universal-corpus debt mid-session.  DISCOVERY CHANNEL (§11.4.238): found by boba's own pre-build sweep (scripts/pre_build_verification.sh, invariant 38/57) during a routine session commit — the automated gate itself is the discoverer, exactly as §11.4.238 requires. |
+    | BOB-242 | Task | Queued | — | BOB-223 closed the incentive inversion where writing a §11.4.18-mandated docs/scripts/&lt;name&gt;.md companion doc tripped invariant 16 while the mandate requiring the doc to exist (CM-SCRIPT-DOCS-SYNC) has zero implementation, and the doc's required §11.4.44 revision header (CM-DOC-REVISION-HEADER-PRESENT) is likewise unenforced outside one unrelated ledger file. Both are now registered as explicit GATE-DEBT REGISTER deferrals in scripts/pre_build_verification.sh, satisfying §11.4.227(A)'s bar for now, but the underlying mandates remain unenforced. This item implements BOTH: (1) walk every *.sh/*.bash under scripts/, require a docs/scripts/&lt;name&gt;.md companion (24 of 36 currently lack one per BOB-151's own count), verify same-commit-or-newer mtime per §11.4.18's literal text; (2) require every in-scope companion doc to carry **Revision:**/**Last modified:** per §11.4.44. Both need an operator brownfield-adoption decision (§11.4.224(E)/§11.4.66 -- immediate hard floor vs. monotone-decrease ratchet vs. changed-files-only), a paired §1.1 mutation each, and -- once landed -- removal of both DEFERRED: lines from the GATE-DEBT REGISTER in scripts/pre_build_verification.sh. Duplicate-of/originating-from: BOB-223, BOB-151. Also recommend adding two rows to constitution/scripts/gates/gate_ledger_deferrals.tsv (the constitution submodule's own canonical §11.4.227(A) deferral ledger) once this new item's ID is known. |
+    | BOB-243 | Bug | Queued | — | Discovered by a full 58-invariant pre_build_verification.sh sweep (2026-09-25) run during BOB-223 closure verification: invariant 56 (CM-GITIGNORE-SWALLOW-GUARD, §11.4.201(6), BOB-212) reports 4 first-party source files silently ignored: .specify/extensions/superspec/scripts/e2e-agent-claude.sh, .specify/extensions/superspec/scripts/e2e-smoke.sh, .specify/extensions/superspec/scripts/validate-extension-metadata.py, .specify/extensions/superspec/scripts/validate-release-archive.py -- all blocked by the broad .gitignore:218 rule '.specify/extensions/superspec/'. Unrelated to BOB-223's own scope; a genuinely new finding, not previously tracked. Remedy per the gate's own remediation text: either rename/relocate the files so no .gitignore rule matches them, or add an explicit ! negation for them in .gitignore, then re-run the guard. Investigate first per §11.4.6/§11.4.124 whether the broad .specify/extensions/superspec/ ignore rule was intentional (e.g. to exclude a vendored/generated subtree) before narrowing it, since a careless negation could re-expose something the rule was deliberately protecting. |
+    | BOB-246 | Bug | In progress | Critical | Discovered 2026-09-25 by a subagent implementing 003-zero-shortcomings-audit Task 1, independently reproduced in isolation. scripts/commit-push-all.sh's argument parser stops reading flags at the first non-flag token; when --scope &lt;path&gt; flags are placed AFTER the commit-message positional argument (exactly as tasks.md's own Step 5 template shows for every task in the 003-zero-shortcomings-audit plan, e.g. "bash scripts/commit-push-all.sh \"&lt;message&gt;\" --scope &lt;path&gt;"), the --scope flags are silently swallowed as if they were part of the message, no error or warning is emitted, and the script falls through to its unconditional/unscoped git add -A path. Real-world consequence (2026-09-25): following that exact template ordering caused a scoped Task-1 commit to instead sweep in 5 files -- the intended 2, a sibling task's 2 legitimate-but-not-yet-reviewed files, and a DELIBERATELY-uncommitted, known-broken/hanging test file (tests/ddos/test_sse_stream_stress_chaos.py, see BOB-097 diary entry_id=16) -- and PUSH all of it to two remote git hosts before the mistake was caught. No data was lost, nothing was force-pushed, but a silent full-tree-sweep on a routine commit is a serious safety gap in a script this project's own constitution names as the ONLY sanctioned commit path. Root cause: the parser's flag/positional-arg interleaving logic assumes flags always precede the message and never validates that assumption or warns when scope flags appear post-message. Remediation: (1) make the parser accept --scope flags in ANY position relative to the message (getopts-style two-pass parsing, or explicit flag-then-positional-then-more-flags handling), OR (2) at minimum, detect scope-flag-shaped tokens appearing after the first positional argument and REFUSE with a loud error rather than silently falling back to git add -A -- a parser that cannot tell 'no --scope given, unscoped commit intended' apart from '--scope given but in the wrong position' is itself a §11.4.201(1) false-negative-class defect. (3) Audit and fix tasks.md's own Step 5 example ordering across every task (flags before the message, matching the working pattern used successfully elsewhere this session) so the plan itself does not keep tripping this bug for every future task implementer. |
+    | BOB-247 | Task | Queued | Important | **Reported-Via:** §11.4.202 reporting directive `task` on 2026-09-26T08:51:37Z **Reported-By:** AI  **What (the report, verbatim):** Found by the final whole-branch review of feature 003: SC-005 is not met. The mechanism exists (verify-closure, risk order) but nothing drives it over closed items on a recurring basis.  **Affected scope / file-scope manifest:** scripts/zero_shortcomings_audit.sh cmd_standing_check; specs/003-zero-shortcomings-audit SC-005  **Reproduction / context:** Reintroduce a previously fixed defect whose closure evidence exists; standing-check reports only counts (backlog/gates/escapes) and never re-runs closed items' recorded commands, so the regression is not detected.  **Acceptance criteria:** standing-check (or a sibling recurring mode) periodically re-runs verify-closure over a risk-ordered sample of closed items and records any mismatch as a finding without blocking; a test reintroduces a fixed defect in a temp DB and proves it is flagged. |
+    | BOB-248 | Task | Queued | Minor | **Reported-Via:** §11.4.202 reporting directive `task` on 2026-09-26T08:52:13Z **Reported-By:** AI  **What (the report, verbatim):** Deferred by ruling: FR-011 audit_dispatch_bounded is defined but never called; FR-010 only checks one declared Test Type, not that every applicable type was used; FR-012 risk order ignores the severity column; blocked-surface trim() ignores tab/newline-only conditions and duplicate details rows double-print; redactor over-redacts ordinary text and misses db_password =&gt; x, mysql -pSECRET, URL-encoded values; BASH_ENV can reach the fresh verify-closure process; the exit code 1 is shared between mismatch and usage/internal refusals (contract debt); the [59/59] stage's degraded WARN branch is proven at unit level only, never in a live sweep.  **Affected scope / file-scope manifest:** scripts/zero_shortcomings_audit.sh; specs/003-zero-shortcomings-audit  **Reproduction / context:** See final review of feature 003.  **Acceptance criteria:** Each listed follow-up is either implemented with a RED-first test or closed with an evidence-backed reason. |
+    | BOB-250 | Task | Queued | Minor | **Reported-Via:** §11.4.202 reporting directive `task` on 2026-09-26T13:50:14Z **Reported-By:** AI  **What (the report, verbatim):** Filed at the operator's request after invariant 30 (CM-BASH-UNIT-TESTS-EXECUTED) passed on a quiet tree: sweep 54 passed, 1 failed (only the gate-ledger debt BOB-237). Fixes are being developed in scratch clones as patches (streams A oracle parser, B generator, C badges plus merge-history measurement) and are applied only after review.  **Affected scope / file-scope manifest:** scripts/lib/export_staleness.sh; scripts/generate_markdown_exports.sh; scripts/compute-badges.sh and their tests  **Reproduction / context:** See the two independent reviews of the BOB-249 fix (afe5d1f, a630935, 74e5b6f, e47346b). Items: (1) rename/copy branch of the porcelain -z parser untested; (2) git log still C-quotes tab/quote/newline/backslash paths so a clean file with such a name falls back to mtime; (3) awk portability of the NUL parser (busybox awk truncates at the first NUL); (4) a history-stale pair whose regeneration yields identical bytes stays stale forever; (5) a corrupted twin with a newer mtime is never healed (no content check); (6) html_regenerated flag set even when the html leg fails; (7) adding *.docx to the history pathspec can change merge-history verdicts at merges resolved from mixed sides (3 of 120 fuzzed histories, none on the real repo); (8) a symlinked README pointing outside the repo was classified in-repo and the write-temp-then-mv replaced the link.  **Acceptance criteria:** Each item is either fixed with a RED-first test that fails before and passes after, plus a paired control proving the generator still regenerates on a real content change, a missing twin and a charset-fragment file and rewrites 0 twins after a fresh checkout, or closed with an evidence-backed reason; an independent review approves the combined change; the full pre-build sweep stays at no new failures with CM-BASH-UNIT-TESTS-EXECUTED passing. |
+    | BOB-251 | Bug | Queued | Important | **Reported-Via:** §11.4.202 reporting directive `bug` on 2026-09-26T15:11:04Z **Reported-By:** AI  **What (the report, verbatim):** Found while pushing the BOB-249 hardening commits. A guard that fails without saying why is a constitution 11.4.201 concern: the operator sees only a generic push failure and cannot tell a broken environment from a rejected push. Root cause in this instance was the session's own scratch copies filling the tmpfs; the fix belongs in the hook, which should report the failing step.  **Affected scope / file-scope manifest:** .git/hooks/pre-push (installed copy) and whatever tracked script installs it; git push via scripts/commit-push-all.sh  **Reproduction / context:** Fill /tmp (tmpfs) so a full worktree of HEAD cannot be written (or make git worktree add fail for any reason), then git push. The hook runs 'git worktree add "$</w:t>
+            </w:r>
+            <w:r>
+              <w:t xml:space="preserve">WORKTREE” HEAD &gt;/dev/null 2&gt;&amp;1’ under</w:t>
+            </w:r>
+            <w:r>
+              <w:t xml:space="preserve"> </w:t>
+            </w:r>
+            <w:r>
+              <w:t xml:space="preserve">‘set -euo pipefail’</w:t>
+            </w:r>
+            <w:r>
+              <w:t xml:space="preserve"> </w:t>
+            </w:r>
+            <w:r>
+              <w:t xml:space="preserve">with all output suppressed, so it aborts with no message; git prints only</w:t>
+            </w:r>
+            <w:r>
+              <w:t xml:space="preserve"> </w:t>
+            </w:r>
+            <w:r>
+              <w:t xml:space="preserve">‘error: failed to push some refs’</w:t>
+            </w:r>
+            <w:r>
+              <w:t xml:space="preserve">. Observed 2026-09-26: /tmp was at 80% and a worktree add of HEAD failed with</w:t>
+            </w:r>
+            <w:r>
+              <w:t xml:space="preserve"> </w:t>
+            </w:r>
+            <w:r>
+              <w:t xml:space="preserve">‘unable to write file’</w:t>
+            </w:r>
+            <w:r>
+              <w:t xml:space="preserve"> </w:t>
+            </w:r>
+            <w:r>
+              <w:t xml:space="preserve">and</w:t>
+            </w:r>
+            <w:r>
+              <w:t xml:space="preserve"> </w:t>
+            </w:r>
+            <w:r>
+              <w:t xml:space="preserve">‘Could not reset index file to revision HEAD’</w:t>
+            </w:r>
+            <w:r>
+              <w:t xml:space="preserve">; pushes to github and gitlab failed silently for three commits until the scratch space was freed.</w:t>
             </w:r>
             <w:r>
               <w:t xml:space="preserve"> </w:t>
@@ -3977,550 +2971,7 @@
               <w:t xml:space="preserve"> </w:t>
             </w:r>
             <w:r>
-              <w:t xml:space="preserve">standing-check (or a sibling recurring mode) periodically re-runs verify-closure over a risk-ordered sample of closed items and records any mismatch as a finding without blocking; a test reintroduces a fixed defect in a temp DB and proves it is flagged.</w:t>
-            </w:r>
-          </w:p>
-        </w:tc>
-      </w:tr>
-      <w:tr>
-        <w:tc>
-          <w:tcPr/>
-          <w:p>
-            <w:pPr>
-              <w:pStyle w:val="Compact"/>
-            </w:pPr>
-            <w:r>
-              <w:t xml:space="preserve">BOB-248</w:t>
-            </w:r>
-          </w:p>
-        </w:tc>
-        <w:tc>
-          <w:tcPr/>
-          <w:p>
-            <w:pPr>
-              <w:pStyle w:val="Compact"/>
-            </w:pPr>
-            <w:r>
-              <w:t xml:space="preserve">Task</w:t>
-            </w:r>
-          </w:p>
-        </w:tc>
-        <w:tc>
-          <w:tcPr/>
-          <w:p>
-            <w:pPr>
-              <w:pStyle w:val="Compact"/>
-            </w:pPr>
-            <w:r>
-              <w:t xml:space="preserve">Queued</w:t>
-            </w:r>
-          </w:p>
-        </w:tc>
-        <w:tc>
-          <w:tcPr/>
-          <w:p>
-            <w:pPr>
-              <w:pStyle w:val="Compact"/>
-            </w:pPr>
-            <w:r>
-              <w:t xml:space="preserve">Minor</w:t>
-            </w:r>
-          </w:p>
-        </w:tc>
-        <w:tc>
-          <w:tcPr/>
-          <w:p>
-            <w:pPr>
-              <w:pStyle w:val="Compact"/>
-            </w:pPr>
-            <w:r>
-              <w:rPr>
-                <w:b/>
-                <w:bCs/>
-              </w:rPr>
-              <w:t xml:space="preserve">Reported-Via:</w:t>
-            </w:r>
-            <w:r>
-              <w:t xml:space="preserve"> </w:t>
-            </w:r>
-            <w:r>
-              <w:t xml:space="preserve">§11.4.202 reporting directive</w:t>
-            </w:r>
-            <w:r>
-              <w:t xml:space="preserve"> </w:t>
-            </w:r>
-            <w:r>
-              <w:rPr>
-                <w:rStyle w:val="VerbatimChar"/>
-              </w:rPr>
-              <w:t xml:space="preserve">task</w:t>
-            </w:r>
-            <w:r>
-              <w:t xml:space="preserve"> </w:t>
-            </w:r>
-            <w:r>
-              <w:t xml:space="preserve">on 2026-09-26T08:52:13Z</w:t>
-            </w:r>
-            <w:r>
-              <w:t xml:space="preserve"> </w:t>
-            </w:r>
-            <w:r>
-              <w:rPr>
-                <w:b/>
-                <w:bCs/>
-              </w:rPr>
-              <w:t xml:space="preserve">Reported-By:</w:t>
-            </w:r>
-            <w:r>
-              <w:t xml:space="preserve"> </w:t>
-            </w:r>
-            <w:r>
-              <w:t xml:space="preserve">AI</w:t>
-            </w:r>
-            <w:r>
-              <w:t xml:space="preserve"> </w:t>
-            </w:r>
-            <w:r>
-              <w:rPr>
-                <w:b/>
-                <w:bCs/>
-              </w:rPr>
-              <w:t xml:space="preserve">What (the report, verbatim):</w:t>
-            </w:r>
-            <w:r>
-              <w:t xml:space="preserve"> </w:t>
-            </w:r>
-            <w:r>
-              <w:t xml:space="preserve">Deferred by ruling: FR-011 audit_dispatch_bounded is defined but never called; FR-010 only checks one declared Test Type, not that every applicable type was used; FR-012 risk order ignores the severity column; blocked-surface trim() ignores tab/newline-only conditions and duplicate details rows double-print; redactor over-redacts ordinary text and misses db_password =&gt; x, mysql -pSECRET, URL-encoded values; BASH_ENV can reach the fresh verify-closure process; the exit code 1 is shared between mismatch and usage/internal refusals (contract debt); the [59/59] stage’s degraded WARN branch is proven at unit level only, never in a live sweep.</w:t>
-            </w:r>
-            <w:r>
-              <w:t xml:space="preserve"> </w:t>
-            </w:r>
-            <w:r>
-              <w:rPr>
-                <w:b/>
-                <w:bCs/>
-              </w:rPr>
-              <w:t xml:space="preserve">Affected scope / file-scope manifest:</w:t>
-            </w:r>
-            <w:r>
-              <w:t xml:space="preserve"> </w:t>
-            </w:r>
-            <w:r>
-              <w:t xml:space="preserve">scripts/zero_shortcomings_audit.sh; specs/003-zero-shortcomings-audit</w:t>
-            </w:r>
-            <w:r>
-              <w:t xml:space="preserve"> </w:t>
-            </w:r>
-            <w:r>
-              <w:rPr>
-                <w:b/>
-                <w:bCs/>
-              </w:rPr>
-              <w:t xml:space="preserve">Reproduction / context:</w:t>
-            </w:r>
-            <w:r>
-              <w:t xml:space="preserve"> </w:t>
-            </w:r>
-            <w:r>
-              <w:t xml:space="preserve">See final review of feature 003.</w:t>
-            </w:r>
-            <w:r>
-              <w:t xml:space="preserve"> </w:t>
-            </w:r>
-            <w:r>
-              <w:rPr>
-                <w:b/>
-                <w:bCs/>
-              </w:rPr>
-              <w:t xml:space="preserve">Acceptance criteria:</w:t>
-            </w:r>
-            <w:r>
-              <w:t xml:space="preserve"> </w:t>
-            </w:r>
-            <w:r>
-              <w:t xml:space="preserve">Each listed follow-up is either implemented with a RED-first test or closed with an evidence-backed reason.</w:t>
-            </w:r>
-          </w:p>
-        </w:tc>
-      </w:tr>
-      <w:tr>
-        <w:tc>
-          <w:tcPr/>
-          <w:p>
-            <w:pPr>
-              <w:pStyle w:val="Compact"/>
-            </w:pPr>
-            <w:r>
-              <w:t xml:space="preserve">BOB-249</w:t>
-            </w:r>
-          </w:p>
-        </w:tc>
-        <w:tc>
-          <w:tcPr/>
-          <w:p>
-            <w:pPr>
-              <w:pStyle w:val="Compact"/>
-            </w:pPr>
-            <w:r>
-              <w:t xml:space="preserve">Bug</w:t>
-            </w:r>
-          </w:p>
-        </w:tc>
-        <w:tc>
-          <w:tcPr/>
-          <w:p>
-            <w:pPr>
-              <w:pStyle w:val="Compact"/>
-            </w:pPr>
-            <w:r>
-              <w:t xml:space="preserve">Queued</w:t>
-            </w:r>
-          </w:p>
-        </w:tc>
-        <w:tc>
-          <w:tcPr/>
-          <w:p>
-            <w:pPr>
-              <w:pStyle w:val="Compact"/>
-            </w:pPr>
-            <w:r>
-              <w:t xml:space="preserve">Important</w:t>
-            </w:r>
-          </w:p>
-        </w:tc>
-        <w:tc>
-          <w:tcPr/>
-          <w:p>
-            <w:pPr>
-              <w:pStyle w:val="Compact"/>
-            </w:pPr>
-            <w:r>
-              <w:rPr>
-                <w:b/>
-                <w:bCs/>
-              </w:rPr>
-              <w:t xml:space="preserve">Reported-Via:</w:t>
-            </w:r>
-            <w:r>
-              <w:t xml:space="preserve"> </w:t>
-            </w:r>
-            <w:r>
-              <w:t xml:space="preserve">§11.4.202 reporting directive</w:t>
-            </w:r>
-            <w:r>
-              <w:t xml:space="preserve"> </w:t>
-            </w:r>
-            <w:r>
-              <w:rPr>
-                <w:rStyle w:val="VerbatimChar"/>
-              </w:rPr>
-              <w:t xml:space="preserve">bug</w:t>
-            </w:r>
-            <w:r>
-              <w:t xml:space="preserve"> </w:t>
-            </w:r>
-            <w:r>
-              <w:t xml:space="preserve">on 2026-09-26T12:19:46Z</w:t>
-            </w:r>
-            <w:r>
-              <w:t xml:space="preserve"> </w:t>
-            </w:r>
-            <w:r>
-              <w:rPr>
-                <w:b/>
-                <w:bCs/>
-              </w:rPr>
-              <w:t xml:space="preserve">Reported-By:</w:t>
-            </w:r>
-            <w:r>
-              <w:t xml:space="preserve"> </w:t>
-            </w:r>
-            <w:r>
-              <w:t xml:space="preserve">AI</w:t>
-            </w:r>
-            <w:r>
-              <w:t xml:space="preserve"> </w:t>
-            </w:r>
-            <w:r>
-              <w:rPr>
-                <w:b/>
-                <w:bCs/>
-              </w:rPr>
-              <w:t xml:space="preserve">What (the report, verbatim):</w:t>
-            </w:r>
-            <w:r>
-              <w:t xml:space="preserve"> </w:t>
-            </w:r>
-            <w:r>
-              <w:t xml:space="preserve">Found while running the deferred long gate after merging feature 003 (zero-shortcomings audit). Pre-existing: reproduced identically at the merge-base, so it is not caused by that feature. It keeps the long gate red independently of the separate gate-ledger debt (BOB-237), so BOBA_SYNC_SKIP_CI=1 cannot be retired until both are fixed.</w:t>
-            </w:r>
-            <w:r>
-              <w:t xml:space="preserve"> </w:t>
-            </w:r>
-            <w:r>
-              <w:rPr>
-                <w:b/>
-                <w:bCs/>
-              </w:rPr>
-              <w:t xml:space="preserve">Affected scope / file-scope manifest:</w:t>
-            </w:r>
-            <w:r>
-              <w:t xml:space="preserve"> </w:t>
-            </w:r>
-            <w:r>
-              <w:t xml:space="preserve">scripts/pre_build_verification.sh invariant 30 (CM-BASH-UNIT-TESTS-EXECUTED); the writer of docs/Issues.</w:t>
-            </w:r>
-            <w:r>
-              <w:rPr>
-                <w:i/>
-                <w:iCs/>
-              </w:rPr>
-              <w:t xml:space="preserve">, docs/Fixed.</w:t>
-            </w:r>
-            <w:r>
-              <w:t xml:space="preserve">, docs/*_Summary.</w:t>
-            </w:r>
-            <w:r>
-              <w:rPr>
-                <w:i/>
-                <w:iCs/>
-              </w:rPr>
-              <w:t xml:space="preserve">, README.</w:t>
-            </w:r>
-            <w:r>
-              <w:t xml:space="preserve"> </w:t>
-            </w:r>
-            <w:r>
-              <w:t xml:space="preserve">and docs/qa/BOB-</w:t>
-            </w:r>
-            <w:r>
-              <w:rPr>
-                <w:i/>
-                <w:iCs/>
-              </w:rPr>
-              <w:t xml:space="preserve">/closure_evidence_</w:t>
-            </w:r>
-            <w:r>
-              <w:t xml:space="preserve">.docx export twins</w:t>
-            </w:r>
-            <w:r>
-              <w:t xml:space="preserve"> </w:t>
-            </w:r>
-            <w:r>
-              <w:rPr>
-                <w:b/>
-                <w:bCs/>
-              </w:rPr>
-              <w:t xml:space="preserve">Reproduction / context:</w:t>
-            </w:r>
-            <w:r>
-              <w:t xml:space="preserve"> </w:t>
-            </w:r>
-            <w:r>
-              <w:t xml:space="preserve">Run</w:t>
-            </w:r>
-            <w:r>
-              <w:t xml:space="preserve"> </w:t>
-            </w:r>
-            <w:r>
-              <w:t xml:space="preserve">‘ionice -c 3 nice -n 19 bash scripts/pre_build_verification.sh’</w:t>
-            </w:r>
-            <w:r>
-              <w:t xml:space="preserve"> </w:t>
-            </w:r>
-            <w:r>
-              <w:t xml:space="preserve">on a clean tree. Invariant 30 FAILs:</w:t>
-            </w:r>
-            <w:r>
-              <w:t xml:space="preserve"> </w:t>
-            </w:r>
-            <w:r>
-              <w:t xml:space="preserve">‘N tracked file(s) mtime-moved while the bash suite ran’</w:t>
-            </w:r>
-            <w:r>
-              <w:t xml:space="preserve"> </w:t>
-            </w:r>
-            <w:r>
-              <w:t xml:space="preserve">and the rewritten files show as modified in git status (byte changes only in the generated .docx/.html/.pdf twins; the Markdown sources are unchanged). Measured 2026-09-26: at merge-base 120fd78 (old constitution pin 25980c1) 15 files moved (README, Fixed, Fixed_Summary, Issues, Issues_Summary twins); at main 88767fc 18 files moved (adds docx twins of several docs/qa closure evidence files and the quickstart evidence). Restoring the files with git checkout makes the tree clean again. Running six export-related tests from tests/unit one at a time (test_docx_export, test_export_pdf_charset_integrity, test_export_staleness_oracle, test_generate_markdown_exports_path_arg, test_pre_build_workable_items_invariant, test_update_readme_doc_links_no_duplication) did NOT move the files, so the writer is UNCONFIRMED. Earlier commit ea8ffed documents a similar side effect attributed to workable-items-export.sh, which is a resemblance not a diagnosis.</w:t>
-            </w:r>
-            <w:r>
-              <w:t xml:space="preserve"> </w:t>
-            </w:r>
-            <w:r>
-              <w:rPr>
-                <w:b/>
-                <w:bCs/>
-              </w:rPr>
-              <w:t xml:space="preserve">Acceptance criteria:</w:t>
-            </w:r>
-            <w:r>
-              <w:t xml:space="preserve"> </w:t>
-            </w:r>
-            <w:r>
-              <w:t xml:space="preserve">Root cause of the writer is identified with captured evidence (bisect the bash suite and the sweep stages that run before invariant 30, with a control needle proving the mtime instrument sees a known write); the writer either stops touching tracked twins during the sweep or writes only when sources changed (idempotent, byte-stable output); a test fails against the current behaviour and passes after; a full pre_build sweep on a clean tree leaves git status clean and invariant 30 PASS.</w:t>
-            </w:r>
-          </w:p>
-        </w:tc>
-      </w:tr>
-      <w:tr>
-        <w:tc>
-          <w:tcPr/>
-          <w:p>
-            <w:pPr>
-              <w:pStyle w:val="Compact"/>
-            </w:pPr>
-            <w:r>
-              <w:t xml:space="preserve">BOB-250</w:t>
-            </w:r>
-          </w:p>
-        </w:tc>
-        <w:tc>
-          <w:tcPr/>
-          <w:p>
-            <w:pPr>
-              <w:pStyle w:val="Compact"/>
-            </w:pPr>
-            <w:r>
-              <w:t xml:space="preserve">Task</w:t>
-            </w:r>
-          </w:p>
-        </w:tc>
-        <w:tc>
-          <w:tcPr/>
-          <w:p>
-            <w:pPr>
-              <w:pStyle w:val="Compact"/>
-            </w:pPr>
-            <w:r>
-              <w:t xml:space="preserve">Queued</w:t>
-            </w:r>
-          </w:p>
-        </w:tc>
-        <w:tc>
-          <w:tcPr/>
-          <w:p>
-            <w:pPr>
-              <w:pStyle w:val="Compact"/>
-            </w:pPr>
-            <w:r>
-              <w:t xml:space="preserve">Minor</w:t>
-            </w:r>
-          </w:p>
-        </w:tc>
-        <w:tc>
-          <w:tcPr/>
-          <w:p>
-            <w:pPr>
-              <w:pStyle w:val="Compact"/>
-            </w:pPr>
-            <w:r>
-              <w:rPr>
-                <w:b/>
-                <w:bCs/>
-              </w:rPr>
-              <w:t xml:space="preserve">Reported-Via:</w:t>
-            </w:r>
-            <w:r>
-              <w:t xml:space="preserve"> </w:t>
-            </w:r>
-            <w:r>
-              <w:t xml:space="preserve">§11.4.202 reporting directive</w:t>
-            </w:r>
-            <w:r>
-              <w:t xml:space="preserve"> </w:t>
-            </w:r>
-            <w:r>
-              <w:rPr>
-                <w:rStyle w:val="VerbatimChar"/>
-              </w:rPr>
-              <w:t xml:space="preserve">task</w:t>
-            </w:r>
-            <w:r>
-              <w:t xml:space="preserve"> </w:t>
-            </w:r>
-            <w:r>
-              <w:t xml:space="preserve">on 2026-09-26T13:50:14Z</w:t>
-            </w:r>
-            <w:r>
-              <w:t xml:space="preserve"> </w:t>
-            </w:r>
-            <w:r>
-              <w:rPr>
-                <w:b/>
-                <w:bCs/>
-              </w:rPr>
-              <w:t xml:space="preserve">Reported-By:</w:t>
-            </w:r>
-            <w:r>
-              <w:t xml:space="preserve"> </w:t>
-            </w:r>
-            <w:r>
-              <w:t xml:space="preserve">AI</w:t>
-            </w:r>
-            <w:r>
-              <w:t xml:space="preserve"> </w:t>
-            </w:r>
-            <w:r>
-              <w:rPr>
-                <w:b/>
-                <w:bCs/>
-              </w:rPr>
-              <w:t xml:space="preserve">What (the report, verbatim):</w:t>
-            </w:r>
-            <w:r>
-              <w:t xml:space="preserve"> </w:t>
-            </w:r>
-            <w:r>
-              <w:t xml:space="preserve">Filed at the operator’s request after invariant 30 (CM-BASH-UNIT-TESTS-EXECUTED) passed on a quiet tree: sweep 54 passed, 1 failed (only the gate-ledger debt BOB-237). Fixes are being developed in scratch clones as patches (streams A oracle parser, B generator, C badges plus merge-history measurement) and are applied only after review.</w:t>
-            </w:r>
-            <w:r>
-              <w:t xml:space="preserve"> </w:t>
-            </w:r>
-            <w:r>
-              <w:rPr>
-                <w:b/>
-                <w:bCs/>
-              </w:rPr>
-              <w:t xml:space="preserve">Affected scope / file-scope manifest:</w:t>
-            </w:r>
-            <w:r>
-              <w:t xml:space="preserve"> </w:t>
-            </w:r>
-            <w:r>
-              <w:t xml:space="preserve">scripts/lib/export_staleness.sh; scripts/generate_markdown_exports.sh; scripts/compute-badges.sh and their tests</w:t>
-            </w:r>
-            <w:r>
-              <w:t xml:space="preserve"> </w:t>
-            </w:r>
-            <w:r>
-              <w:rPr>
-                <w:b/>
-                <w:bCs/>
-              </w:rPr>
-              <w:t xml:space="preserve">Reproduction / context:</w:t>
-            </w:r>
-            <w:r>
-              <w:t xml:space="preserve"> </w:t>
-            </w:r>
-            <w:r>
-              <w:t xml:space="preserve">See the two independent reviews of the BOB-249 fix (afe5d1f, a630935, 74e5b6f, e47346b). Items: (1) rename/copy branch of the porcelain -z parser untested; (2) git log still C-quotes tab/quote/newline/backslash paths so a clean file with such a name falls back to mtime; (3) awk portability of the NUL parser (busybox awk truncates at the first NUL); (4) a history-stale pair whose regeneration yields identical bytes stays stale forever; (5) a corrupted twin with a newer mtime is never healed (no content check); (6) html_regenerated flag set even when the html leg fails; (7) adding *.docx to the history pathspec can change merge-history verdicts at merges resolved from mixed sides (3 of 120 fuzzed histories, none on the real repo); (8) a symlinked README pointing outside the repo was classified in-repo and the write-temp-then-mv replaced the link.</w:t>
-            </w:r>
-            <w:r>
-              <w:t xml:space="preserve"> </w:t>
-            </w:r>
-            <w:r>
-              <w:rPr>
-                <w:b/>
-                <w:bCs/>
-              </w:rPr>
-              <w:t xml:space="preserve">Acceptance criteria:</w:t>
-            </w:r>
-            <w:r>
-              <w:t xml:space="preserve"> </w:t>
-            </w:r>
-            <w:r>
-              <w:t xml:space="preserve">Each item is either fixed with a RED-first test that fails before and passes after, plus a paired control proving the generator still regenerates on a real content change, a missing twin and a charset-fragment file and rewrites 0 twins after a fresh checkout, or closed with an evidence-backed reason; an independent review approves the combined change; the full pre-build sweep stays at no new failures with CM-BASH-UNIT-TESTS-EXECUTED passing.</w:t>
+              <w:t xml:space="preserve">The hook prints an explicit, actionable message naming the failing step and the cause (worktree creation failed, with the underlying git error and free space of the temp directory) before exiting non-zero; it honours TMPDIR and falls back or fails loudly; a test simulates a failing worktree add (shim or read-only temp dir) and asserts the message is printed and the exit status is non-zero, and a control asserts a healthy environment still passes; the hook cleans up any partially created worktree registration (git worktree prune).</w:t>
             </w:r>
           </w:p>
         </w:tc>

--- a/docs/Issues_Summary.docx
+++ b/docs/Issues_Summary.docx
@@ -177,7 +177,7 @@
               <w:pStyle w:val="Compact"/>
             </w:pPr>
             <w:r>
-              <w:t xml:space="preserve">5</w:t>
+              <w:t xml:space="preserve">4</w:t>
             </w:r>
           </w:p>
         </w:tc>
@@ -322,7 +322,7 @@
                 <w:b/>
                 <w:bCs/>
               </w:rPr>
-              <w:t xml:space="preserve">41</w:t>
+              <w:t xml:space="preserve">40</w:t>
             </w:r>
           </w:p>
         </w:tc>
@@ -2905,7 +2905,6 @@
     | BOB-235 | Bug | Operator-blocked | — | Live kinozal credential test reports authenticated=False, status='empty', error='' (found 2026-09-23). ROOT CAUSES (docs/qa/BOB-235/investigation_20260923.md): (A) operator/environment: kinozal.tv publishes A record 127.0.0.1 (host, container, DoH Cloudflare+Google all agree; rutracker.org resolves normally as control), KINOZAL_MIRRORS is empty so search.py falls back to kinozal.tv; the live mirror kinozal.guru answers every non-browser client with a Cloudflare 403 'Just a moment' challenge (login POST, curl, aiohttp, operator cookies with two user-agents; no cf_clearance cookie; KINOZAL_COOKIES is loaded into the container but no code reads it). (B) code defect FIXED under TDD (RED 2 failed/1 passed, GREEN 19 passed): _search_kinozal's except branch only logged and stashed no diagnostic, so the chip read empty with error=None; it now stashes error_type + 'Kinozal request failed: &lt;msg&gt;'. Needs ./start.sh --reload-python to be live. Credential validity is UNKNOWN (no request ever reached a login endpoint) - do not rotate credentials on this evidence. Operator-Block-Details: WHAT: choose (1) reachable domain - set KINOZAL_MIRRORS=https://kinozal.guru + ./start.sh --recreate, or change the roster primary in trackers.py; (2) how to pass the Cloudflare challenge - FlareSolverr (not deployed), cf_clearance cookie + code that actually reads KINOZAL_COOKIES, Jackett's kinozal indexer, or mark kinozal operator-blocked; (3) optionally re-export a kinozal-only cookie file. WHY: every agent-reachable path was exhausted - DNS, mirrors, login POST, cookies, env propagation all measured. UNBLOCK CONDITION: the live test authenticates or the operator marks kinozal unsupported. WHO: repository operator. |
     | BOB-237 | Bug | Queued | high | WHAT: CM-GATE-LEDGER-RATCHET (§11.4.227(A)) FAILED the pre-build sweep during this session's batch-15 commit attempt: unimplemented=414 exceeds the checked-in baseline=403 in constitution/scripts/gates/gate_ledger_baseline.txt. This is a HARD, blocking FAIL (unlike the other gate findings surfaced in the same sweep, which are all explicitly ADVISORY/non-blocking per §11.4.234).  INVESTIGATION (§11.4.102): the four newest anchors this session's constitution pull brought in (§11.4.268 tamper-evident evidence chain, §11.4.269 critic/consensus advisory-only ban, §11.4.270 dependency-existence-verdict register, §11.4.271 waiver mechanism) were checked FIRST as the likely cause, since they are the most recently landed (2026-08-26) and each names several recommended mechanism gates in its own text. RULED OUT: every one of those gates' names (CM-CRITIC-CONSENSUS-ADVISORY-ONLY, CM-DEPENDENCY-EXISTENCE-VERDICT-REGISTER, CM-EVIDENCE-CHAIN-ANCHOR-CATCHES-RECOMPUTE-AND-TRUNCATION, CM-EVIDENCE-CHAIN-DELETE-REORDER-DETECTED, CM-EVIDENCE-CHAIN-INCOMPLETE-VERIFICATION-REFUSES, CM-WAIVER-ROSTERED-EXPIRY-TRACKED) is already correctly registered DEFERRED against an OWED-GATE-NNN tracked item, and each anchor's own §11.4.227(B) propagation gate is IMPLEMENTED. So this batch of new anchors did NOT introduce the ratchet violation.  The full ledger run (docs/qa/BOB-237/unimplemented_gates_snapshot_20260925.txt, 414 lines, captured verbatim from `bash constitution/scripts/gates/cm_gate_ledger_ratchet.sh`) shows the total current state is 414 UNIMPLEMENTED + 121 IMPLEMENTED + 73 DEFERRED. The checked-in baseline (403) was last legitimately bumped by commit 34e42f0 ("cite the §11.4.209 gate rename, bump baseline 397-&gt;403") — some point after that, the unimplemented count grew to 414 (11 more) without a matching baseline bump or deferral registration for the newly-named gates, across one or more subsequent anchor-landing rounds in the constitution submodule. This is accumulated UNIVERSAL governance-corpus debt, not something introduced by any boba-side edit in this session (confirmed: `git diff eba38e8..HEAD -- constitution/scripts/gates/gate_ledger_baseline.txt` inside the constitution submodule is empty — the baseline file itself was never touched across the two merges this session performed).  WHY DEFERRED RATHER THAN FIXED HERE: identifying which of the 414 unimplemented names are the specific 11 that pushed past baseline, and then either implementing 11 gates' worth of real UNIVERSAL gate-code or registering 11 proper OWED-GATE-NNN deferrals with tracked-item citations, is itself real engineering work scoped to the constitution submodule (universal, not project-specific per §11.4.17) — it is not a boba-project fix and doing it hastily mid-session, unrelated to this session's actual mandate (Jackett incorporation + backlog triage), risks exactly the kind of rushed, unreviewed governance-corpus edit §11.4.209's Fable-xhigh review requirement exists to prevent.  ACCEPTANCE: (1) a future session (or the constitution's own maintainers) triages the 414-line snapshot against the 403 baseline to identify the specific unaccounted gate names; (2) each is either implemented, registered as a proper OWED-GATE-NNN deferral, or (if genuinely retired) cited in constitution/scripts/gates/gate_ledger_removals.tsv; (3) the constitution submodule's baseline is re-bumped with a citation once accounted, following the same pattern as commit 34e42f0; (4) boba's own pinned constitution pointer is then re-synced and this item closed with the passing CM-GATE-LEDGER-RATCHET re-run as evidence.  DISPOSITION FOR THIS SESSION'S COMMIT: per §11.4.234(D) (the commit/push mechanism MUST always be able to complete; a failing gate is skippable ONLY via an explicit recorded deferral flag, with the skip recorded in the commit message so the debt stays tracked, never forgotten), this session's batch-15 commit used the sanctioned skip (BOBA_SYNC_SKIP_CI=1), citing this tracked item BOB-237, rather than silently bypassing or spending unbounded effort resolving an inherited universal-corpus debt mid-session.  DISCOVERY CHANNEL (§11.4.238): found by boba's own pre-build sweep (scripts/pre_build_verification.sh, invariant 38/57) during a routine session commit — the automated gate itself is the discoverer, exactly as §11.4.238 requires. |
     | BOB-242 | Task | Queued | — | BOB-223 closed the incentive inversion where writing a §11.4.18-mandated docs/scripts/&lt;name&gt;.md companion doc tripped invariant 16 while the mandate requiring the doc to exist (CM-SCRIPT-DOCS-SYNC) has zero implementation, and the doc's required §11.4.44 revision header (CM-DOC-REVISION-HEADER-PRESENT) is likewise unenforced outside one unrelated ledger file. Both are now registered as explicit GATE-DEBT REGISTER deferrals in scripts/pre_build_verification.sh, satisfying §11.4.227(A)'s bar for now, but the underlying mandates remain unenforced. This item implements BOTH: (1) walk every *.sh/*.bash under scripts/, require a docs/scripts/&lt;name&gt;.md companion (24 of 36 currently lack one per BOB-151's own count), verify same-commit-or-newer mtime per §11.4.18's literal text; (2) require every in-scope companion doc to carry **Revision:**/**Last modified:** per §11.4.44. Both need an operator brownfield-adoption decision (§11.4.224(E)/§11.4.66 -- immediate hard floor vs. monotone-decrease ratchet vs. changed-files-only), a paired §1.1 mutation each, and -- once landed -- removal of both DEFERRED: lines from the GATE-DEBT REGISTER in scripts/pre_build_verification.sh. Duplicate-of/originating-from: BOB-223, BOB-151. Also recommend adding two rows to constitution/scripts/gates/gate_ledger_deferrals.tsv (the constitution submodule's own canonical §11.4.227(A) deferral ledger) once this new item's ID is known. |
-    | BOB-243 | Bug | Queued | — | Discovered by a full 58-invariant pre_build_verification.sh sweep (2026-09-25) run during BOB-223 closure verification: invariant 56 (CM-GITIGNORE-SWALLOW-GUARD, §11.4.201(6), BOB-212) reports 4 first-party source files silently ignored: .specify/extensions/superspec/scripts/e2e-agent-claude.sh, .specify/extensions/superspec/scripts/e2e-smoke.sh, .specify/extensions/superspec/scripts/validate-extension-metadata.py, .specify/extensions/superspec/scripts/validate-release-archive.py -- all blocked by the broad .gitignore:218 rule '.specify/extensions/superspec/'. Unrelated to BOB-223's own scope; a genuinely new finding, not previously tracked. Remedy per the gate's own remediation text: either rename/relocate the files so no .gitignore rule matches them, or add an explicit ! negation for them in .gitignore, then re-run the guard. Investigate first per §11.4.6/§11.4.124 whether the broad .specify/extensions/superspec/ ignore rule was intentional (e.g. to exclude a vendored/generated subtree) before narrowing it, since a careless negation could re-expose something the rule was deliberately protecting. |
     | BOB-246 | Bug | In progress | Critical | Discovered 2026-09-25 by a subagent implementing 003-zero-shortcomings-audit Task 1, independently reproduced in isolation. scripts/commit-push-all.sh's argument parser stops reading flags at the first non-flag token; when --scope &lt;path&gt; flags are placed AFTER the commit-message positional argument (exactly as tasks.md's own Step 5 template shows for every task in the 003-zero-shortcomings-audit plan, e.g. "bash scripts/commit-push-all.sh \"&lt;message&gt;\" --scope &lt;path&gt;"), the --scope flags are silently swallowed as if they were part of the message, no error or warning is emitted, and the script falls through to its unconditional/unscoped git add -A path. Real-world consequence (2026-09-25): following that exact template ordering caused a scoped Task-1 commit to instead sweep in 5 files -- the intended 2, a sibling task's 2 legitimate-but-not-yet-reviewed files, and a DELIBERATELY-uncommitted, known-broken/hanging test file (tests/ddos/test_sse_stream_stress_chaos.py, see BOB-097 diary entry_id=16) -- and PUSH all of it to two remote git hosts before the mistake was caught. No data was lost, nothing was force-pushed, but a silent full-tree-sweep on a routine commit is a serious safety gap in a script this project's own constitution names as the ONLY sanctioned commit path. Root cause: the parser's flag/positional-arg interleaving logic assumes flags always precede the message and never validates that assumption or warns when scope flags appear post-message. Remediation: (1) make the parser accept --scope flags in ANY position relative to the message (getopts-style two-pass parsing, or explicit flag-then-positional-then-more-flags handling), OR (2) at minimum, detect scope-flag-shaped tokens appearing after the first positional argument and REFUSE with a loud error rather than silently falling back to git add -A -- a parser that cannot tell 'no --scope given, unscoped commit intended' apart from '--scope given but in the wrong position' is itself a §11.4.201(1) false-negative-class defect. (3) Audit and fix tasks.md's own Step 5 example ordering across every task (flags before the message, matching the working pattern used successfully elsewhere this session) so the plan itself does not keep tripping this bug for every future task implementer. |
     | BOB-247 | Task | Queued | Important | **Reported-Via:** §11.4.202 reporting directive `task` on 2026-09-26T08:51:37Z **Reported-By:** AI  **What (the report, verbatim):** Found by the final whole-branch review of feature 003: SC-005 is not met. The mechanism exists (verify-closure, risk order) but nothing drives it over closed items on a recurring basis.  **Affected scope / file-scope manifest:** scripts/zero_shortcomings_audit.sh cmd_standing_check; specs/003-zero-shortcomings-audit SC-005  **Reproduction / context:** Reintroduce a previously fixed defect whose closure evidence exists; standing-check reports only counts (backlog/gates/escapes) and never re-runs closed items' recorded commands, so the regression is not detected.  **Acceptance criteria:** standing-check (or a sibling recurring mode) periodically re-runs verify-closure over a risk-ordered sample of closed items and records any mismatch as a finding without blocking; a test reintroduces a fixed defect in a temp DB and proves it is flagged. |
     | BOB-248 | Task | Queued | Minor | **Reported-Via:** §11.4.202 reporting directive `task` on 2026-09-26T08:52:13Z **Reported-By:** AI  **What (the report, verbatim):** Deferred by ruling: FR-011 audit_dispatch_bounded is defined but never called; FR-010 only checks one declared Test Type, not that every applicable type was used; FR-012 risk order ignores the severity column; blocked-surface trim() ignores tab/newline-only conditions and duplicate details rows double-print; redactor over-redacts ordinary text and misses db_password =&gt; x, mysql -pSECRET, URL-encoded values; BASH_ENV can reach the fresh verify-closure process; the exit code 1 is shared between mismatch and usage/internal refusals (contract debt); the [59/59] stage's degraded WARN branch is proven at unit level only, never in a live sweep.  **Affected scope / file-scope manifest:** scripts/zero_shortcomings_audit.sh; specs/003-zero-shortcomings-audit  **Reproduction / context:** See final review of feature 003.  **Acceptance criteria:** Each listed follow-up is either implemented with a RED-first test or closed with an evidence-backed reason. |
